--- a/Documents /MS Thesis Intro..docx
+++ b/Documents /MS Thesis Intro..docx
@@ -157,7 +157,112 @@
         <w:br/>
       </w:r>
       <w:r>
-        <w:t xml:space="preserve">Birds are among the most well-studied classes in the animal kingdom- filling critical roles in ecosystems worldwide through mechanisms such as insect control, pollination, seed dispersal and more. Despite their ecological value and breadth of study, key gaps in avian ecology, particularly at the human-wildlife interface, remain unexplored. Urbanization and anthropogenic activities continue to change natural landscapes in the Southeast United States, creating new opportunities for wildlife, people, and domestic animals to interact with one another in proximity. As activities like backyard bird-feeding and small-scale poultry become more popularized, the responsibility of satisfying the lack of knowledge and research becomes greater. </w:t>
+        <w:t>Birds are among the most well-studied</w:t>
+      </w:r>
+      <w:ins w:id="0" w:author="Kelsey McCune" w:date="2026-03-24T08:10:00Z" w16du:dateUtc="2026-03-24T13:10:00Z">
+        <w:r>
+          <w:t xml:space="preserve"> and widespread</w:t>
+        </w:r>
+      </w:ins>
+      <w:r>
+        <w:t xml:space="preserve"> </w:t>
+      </w:r>
+      <w:del w:id="1" w:author="Kelsey McCune" w:date="2026-03-24T08:09:00Z" w16du:dateUtc="2026-03-24T13:09:00Z">
+        <w:r>
+          <w:delText xml:space="preserve">classes </w:delText>
+        </w:r>
+      </w:del>
+      <w:ins w:id="2" w:author="Kelsey McCune" w:date="2026-03-24T08:09:00Z" w16du:dateUtc="2026-03-24T13:09:00Z">
+        <w:r>
+          <w:t>taxa</w:t>
+        </w:r>
+        <w:r>
+          <w:t xml:space="preserve"> </w:t>
+        </w:r>
+      </w:ins>
+      <w:r>
+        <w:t>in the animal kingdom</w:t>
+      </w:r>
+      <w:ins w:id="3" w:author="Kelsey McCune" w:date="2026-03-24T08:09:00Z" w16du:dateUtc="2026-03-24T13:09:00Z">
+        <w:r>
+          <w:t>,</w:t>
+        </w:r>
+      </w:ins>
+      <w:del w:id="4" w:author="Kelsey McCune" w:date="2026-03-24T08:09:00Z" w16du:dateUtc="2026-03-24T13:09:00Z">
+        <w:r>
+          <w:delText>-</w:delText>
+        </w:r>
+      </w:del>
+      <w:r>
+        <w:t xml:space="preserve"> filling critical roles in ecosystems worldwide through mechanisms such as insect control, pollination, seed dispersal and more. Despite their ecological value and breadth of study, key gaps in avian ecology</w:t>
+      </w:r>
+      <w:del w:id="5" w:author="Kelsey McCune" w:date="2026-03-24T08:12:00Z" w16du:dateUtc="2026-03-24T13:12:00Z">
+        <w:r>
+          <w:delText xml:space="preserve">, particularly </w:delText>
+        </w:r>
+        <w:commentRangeStart w:id="6"/>
+        <w:r>
+          <w:delText>at the human-wildlife interface</w:delText>
+        </w:r>
+        <w:commentRangeEnd w:id="6"/>
+        <w:r>
+          <w:rPr>
+            <w:rStyle w:val="CommentReference"/>
+          </w:rPr>
+          <w:commentReference w:id="6"/>
+        </w:r>
+        <w:r>
+          <w:delText xml:space="preserve">, </w:delText>
+        </w:r>
+      </w:del>
+      <w:ins w:id="7" w:author="Kelsey McCune" w:date="2026-03-24T08:12:00Z" w16du:dateUtc="2026-03-24T13:12:00Z">
+        <w:r>
+          <w:t xml:space="preserve"> </w:t>
+        </w:r>
+      </w:ins>
+      <w:r>
+        <w:t xml:space="preserve">remain unexplored. Urbanization and anthropogenic activities continue to change natural landscapes in the </w:t>
+      </w:r>
+      <w:commentRangeStart w:id="8"/>
+      <w:r>
+        <w:t>Southeast United States</w:t>
+      </w:r>
+      <w:commentRangeEnd w:id="8"/>
+      <w:r>
+        <w:rPr>
+          <w:rStyle w:val="CommentReference"/>
+        </w:rPr>
+        <w:commentReference w:id="8"/>
+      </w:r>
+      <w:r>
+        <w:t xml:space="preserve">, creating new opportunities for wildlife, people, and domestic animals to interact with one another in proximity. </w:t>
+      </w:r>
+      <w:commentRangeStart w:id="9"/>
+      <w:ins w:id="10" w:author="Kelsey McCune" w:date="2026-03-24T08:12:00Z" w16du:dateUtc="2026-03-24T13:12:00Z">
+        <w:r>
+          <w:t>the human-wildlife interface</w:t>
+        </w:r>
+        <w:commentRangeEnd w:id="9"/>
+        <w:r>
+          <w:rPr>
+            <w:rStyle w:val="CommentReference"/>
+          </w:rPr>
+          <w:commentReference w:id="9"/>
+        </w:r>
+        <w:r>
+          <w:t xml:space="preserve">, </w:t>
+        </w:r>
+      </w:ins>
+      <w:commentRangeStart w:id="11"/>
+      <w:r>
+        <w:t xml:space="preserve">As activities like backyard bird-feeding and small-scale poultry become more popularized, the responsibility of satisfying the lack of knowledge and research becomes greater. </w:t>
+      </w:r>
+      <w:commentRangeEnd w:id="11"/>
+      <w:r>
+        <w:rPr>
+          <w:rStyle w:val="CommentReference"/>
+        </w:rPr>
+        <w:commentReference w:id="11"/>
       </w:r>
     </w:p>
     <w:p>
@@ -177,13 +282,119 @@
       <w:r>
         <w:br/>
       </w:r>
-      <w:r>
-        <w:t xml:space="preserve">"Small-scale" or "backyard" poultry keeping refers to the practice of homeowners maintaining small flocks of chickens on or around their property for purposes such as egg and meat production, animal husbandry, or participation in sustainable food systems. Backyard bird feeding has similarly been a well-established at-home activity for decades, allowing homeowners opportunities to connect with nature and wildlife while supplementing the diets of wild birds. The scale of bird feeding in the United States is substantial, with federal surveys estimating that over 50 million Americans participate in feeding wild birds, and hundreds of millions of dollars spent on bird seed annually (USFWS 2022). </w:t>
-      </w:r>
-    </w:p>
-    <w:p>
-      <w:r>
-        <w:t xml:space="preserve">These backyard activities are often carried out by non-professionals in private setting where there is insufficient disease knowledge and little to no guidelines on management. This often creates opportunities for contact between wild bird species, chicken flocks, domestic pets and humans as well and can allow for bidirectional transmission of select pathogens carried by animals or contracted from the environment. Poultry are known to be reservoirs and may amplify the persistence for some of these bacteria like </w:t>
+      <w:ins w:id="12" w:author="Kelsey McCune" w:date="2026-03-24T08:22:00Z" w16du:dateUtc="2026-03-24T13:22:00Z">
+        <w:r>
+          <w:t xml:space="preserve">Add a topic sentence here about </w:t>
+        </w:r>
+      </w:ins>
+      <w:ins w:id="13" w:author="Kelsey McCune" w:date="2026-03-24T08:23:00Z" w16du:dateUtc="2026-03-24T13:23:00Z">
+        <w:r>
+          <w:t xml:space="preserve">bird feeding and </w:t>
+        </w:r>
+      </w:ins>
+      <w:ins w:id="14" w:author="Kelsey McCune" w:date="2026-03-24T08:22:00Z" w16du:dateUtc="2026-03-24T13:22:00Z">
+        <w:r>
+          <w:t>poultry</w:t>
+        </w:r>
+      </w:ins>
+      <w:ins w:id="15" w:author="Kelsey McCune" w:date="2026-03-24T08:23:00Z" w16du:dateUtc="2026-03-24T13:23:00Z">
+        <w:r>
+          <w:t xml:space="preserve"> as an emerging</w:t>
+        </w:r>
+      </w:ins>
+      <w:ins w:id="16" w:author="Kelsey McCune" w:date="2026-03-24T08:25:00Z" w16du:dateUtc="2026-03-24T13:25:00Z">
+        <w:r>
+          <w:t xml:space="preserve"> hobby expanding the human-wildlife interface.</w:t>
+        </w:r>
+      </w:ins>
+      <w:ins w:id="17" w:author="Kelsey McCune" w:date="2026-03-24T08:23:00Z" w16du:dateUtc="2026-03-24T13:23:00Z">
+        <w:r>
+          <w:t xml:space="preserve"> </w:t>
+        </w:r>
+      </w:ins>
+      <w:r>
+        <w:t xml:space="preserve">"Small-scale" or "backyard" poultry keeping refers to the practice of homeowners maintaining small flocks of chickens on or around their property for purposes such as egg and meat production, animal husbandry, or participation in sustainable food systems. Backyard bird feeding has similarly been a well-established </w:t>
+      </w:r>
+      <w:del w:id="18" w:author="Kelsey McCune" w:date="2026-03-24T08:26:00Z" w16du:dateUtc="2026-03-24T13:26:00Z">
+        <w:r>
+          <w:delText>at-</w:delText>
+        </w:r>
+      </w:del>
+      <w:r>
+        <w:t xml:space="preserve">home activity for decades, allowing homeowners opportunities to connect with nature and wildlife while supplementing the diets of wild birds. The scale of bird feeding in the United States is substantial, with federal surveys estimating that over 50 million Americans participate in feeding wild birds, and hundreds of millions of dollars spent on bird seed annually (USFWS 2022). </w:t>
+      </w:r>
+    </w:p>
+    <w:p>
+      <w:commentRangeStart w:id="19"/>
+      <w:r>
+        <w:t xml:space="preserve">These backyard activities are often carried out </w:t>
+      </w:r>
+      <w:del w:id="20" w:author="Kelsey McCune" w:date="2026-03-24T08:31:00Z" w16du:dateUtc="2026-03-24T13:31:00Z">
+        <w:r>
+          <w:delText xml:space="preserve">by non-professionals </w:delText>
+        </w:r>
+      </w:del>
+      <w:r>
+        <w:t xml:space="preserve">in private setting where there is insufficient disease knowledge and little to no guidelines on </w:t>
+      </w:r>
+      <w:ins w:id="21" w:author="Kelsey McCune" w:date="2026-03-24T08:31:00Z" w16du:dateUtc="2026-03-24T13:31:00Z">
+        <w:r>
+          <w:t>safety o</w:t>
+        </w:r>
+      </w:ins>
+      <w:ins w:id="22" w:author="Kelsey McCune" w:date="2026-03-24T08:32:00Z" w16du:dateUtc="2026-03-24T13:32:00Z">
+        <w:r>
+          <w:t xml:space="preserve">r risk </w:t>
+        </w:r>
+      </w:ins>
+      <w:r>
+        <w:t>management</w:t>
+      </w:r>
+      <w:commentRangeEnd w:id="19"/>
+      <w:r>
+        <w:rPr>
+          <w:rStyle w:val="CommentReference"/>
+        </w:rPr>
+        <w:commentReference w:id="19"/>
+      </w:r>
+      <w:r>
+        <w:t>. This often creates opportunities for</w:t>
+      </w:r>
+      <w:ins w:id="23" w:author="Kelsey McCune" w:date="2026-03-24T08:27:00Z" w16du:dateUtc="2026-03-24T13:27:00Z">
+        <w:r>
+          <w:t xml:space="preserve"> novel</w:t>
+        </w:r>
+      </w:ins>
+      <w:r>
+        <w:t xml:space="preserve"> contact between wild bird species, chicken flocks, domestic pets and humans as well and can allow </w:t>
+      </w:r>
+      <w:commentRangeStart w:id="24"/>
+      <w:r>
+        <w:t>for bidirectional transmission of select pathogens</w:t>
+      </w:r>
+      <w:commentRangeEnd w:id="24"/>
+      <w:r>
+        <w:rPr>
+          <w:rStyle w:val="CommentReference"/>
+        </w:rPr>
+        <w:commentReference w:id="24"/>
+      </w:r>
+      <w:r>
+        <w:t xml:space="preserve"> carried by animals or contracted from the environment. </w:t>
+      </w:r>
+      <w:commentRangeStart w:id="25"/>
+      <w:r>
+        <w:t>Poultry are known to be reservoirs</w:t>
+      </w:r>
+      <w:commentRangeEnd w:id="25"/>
+      <w:r>
+        <w:rPr>
+          <w:rStyle w:val="CommentReference"/>
+        </w:rPr>
+        <w:commentReference w:id="25"/>
+      </w:r>
+      <w:r>
+        <w:t xml:space="preserve"> and may amplify the persistence for some of these bacteria like </w:t>
       </w:r>
       <w:r>
         <w:rPr>
@@ -202,8 +413,13 @@
         </w:rPr>
         <w:t>Escherichia coli</w:t>
       </w:r>
-      <w:r>
-        <w:t xml:space="preserve"> as well. Combined proximity </w:t>
+      <w:del w:id="26" w:author="Kelsey McCune" w:date="2026-03-24T08:27:00Z" w16du:dateUtc="2026-03-24T13:27:00Z">
+        <w:r>
+          <w:delText xml:space="preserve"> as well</w:delText>
+        </w:r>
+      </w:del>
+      <w:r>
+        <w:t xml:space="preserve">. Combined proximity </w:t>
       </w:r>
       <w:r>
         <w:t>of</w:t>
@@ -233,6 +449,7 @@
       </w:r>
     </w:p>
     <w:p>
+      <w:commentRangeStart w:id="27"/>
       <w:r>
         <w:rPr>
           <w:b/>
@@ -243,14 +460,31 @@
       </w:r>
       <w:r>
         <w:br/>
+      </w:r>
+      <w:commentRangeEnd w:id="27"/>
+      <w:r>
+        <w:rPr>
+          <w:rStyle w:val="CommentReference"/>
+        </w:rPr>
+        <w:commentReference w:id="27"/>
+      </w:r>
+      <w:r>
         <w:t xml:space="preserve">As backyard bird feeding and small-scale poultry practices become more widespread in the US, the lack of public risk perception and management recommendations creates the risk for potential pathogen transmission that remains unknown for wild bird, domestic animal and human health alike. </w:t>
       </w:r>
+      <w:commentRangeStart w:id="28"/>
       <w:r>
         <w:t xml:space="preserve">While commercial or industrial poultry procedures implement rigid biosecurity guidelines to prevent disease outbreak and spillover events, residential or private settings lack outreach, guidelines, and oversight, making activities like backyard bird-feeding and small-scale poultry a potential risk for participants, wildlife and pets. </w:t>
       </w:r>
       <w:r>
         <w:t xml:space="preserve">Bird feeders aggregate certain bird species, as well as individuals (cite). Increased contact rates among birds allows for higher pathogen movement and transmission that can potentially result in infection and/or a spillover event (cite). </w:t>
       </w:r>
+      <w:commentRangeEnd w:id="28"/>
+      <w:r>
+        <w:rPr>
+          <w:rStyle w:val="CommentReference"/>
+        </w:rPr>
+        <w:commentReference w:id="28"/>
+      </w:r>
       <w:r>
         <w:t>The lack of information and guidelines for homeowners</w:t>
       </w:r>
@@ -258,7 +492,21 @@
         <w:t xml:space="preserve"> who participate in bird-feeding</w:t>
       </w:r>
       <w:r>
-        <w:t xml:space="preserve"> in central Alabama shows a gap in public safety, as these activities are growing with urbanization. </w:t>
+        <w:t xml:space="preserve"> </w:t>
+      </w:r>
+      <w:commentRangeStart w:id="29"/>
+      <w:r>
+        <w:t xml:space="preserve">in central Alabama </w:t>
+      </w:r>
+      <w:commentRangeEnd w:id="29"/>
+      <w:r>
+        <w:rPr>
+          <w:rStyle w:val="CommentReference"/>
+        </w:rPr>
+        <w:commentReference w:id="29"/>
+      </w:r>
+      <w:r>
+        <w:t xml:space="preserve">shows a gap in public safety, as these activities are growing with urbanization. </w:t>
       </w:r>
     </w:p>
     <w:p>
@@ -267,6 +515,7 @@
       </w:r>
     </w:p>
     <w:p>
+      <w:commentRangeStart w:id="30"/>
       <w:r>
         <w:rPr>
           <w:b/>
@@ -275,17 +524,52 @@
         <w:lastRenderedPageBreak/>
         <w:t>P4:</w:t>
       </w:r>
+      <w:commentRangeEnd w:id="30"/>
+      <w:r>
+        <w:rPr>
+          <w:rStyle w:val="CommentReference"/>
+        </w:rPr>
+        <w:commentReference w:id="30"/>
+      </w:r>
       <w:r>
         <w:br/>
       </w:r>
-      <w:r>
-        <w:t xml:space="preserve">Aside from disease concerns, it is also worth </w:t>
-      </w:r>
-      <w:r>
-        <w:t>stating</w:t>
-      </w:r>
-      <w:r>
-        <w:t xml:space="preserve"> that bird feeding and backyard poultry keeping have real benefits for the people who </w:t>
+      <w:del w:id="31" w:author="Kelsey McCune" w:date="2026-03-24T08:54:00Z" w16du:dateUtc="2026-03-24T13:54:00Z">
+        <w:r>
+          <w:delText xml:space="preserve">Aside from disease concerns, it is also worth </w:delText>
+        </w:r>
+        <w:r>
+          <w:delText>stating</w:delText>
+        </w:r>
+        <w:r>
+          <w:delText xml:space="preserve"> that</w:delText>
+        </w:r>
+      </w:del>
+      <w:ins w:id="32" w:author="Kelsey McCune" w:date="2026-03-24T08:54:00Z" w16du:dateUtc="2026-03-24T13:54:00Z">
+        <w:r>
+          <w:t>However, the risk of disease spillover through</w:t>
+        </w:r>
+      </w:ins>
+      <w:r>
+        <w:t xml:space="preserve"> bird feeding and backyard poultry keeping </w:t>
+      </w:r>
+      <w:del w:id="33" w:author="Kelsey McCune" w:date="2026-03-24T08:54:00Z" w16du:dateUtc="2026-03-24T13:54:00Z">
+        <w:r>
+          <w:delText xml:space="preserve">have </w:delText>
+        </w:r>
+      </w:del>
+      <w:ins w:id="34" w:author="Kelsey McCune" w:date="2026-03-24T08:54:00Z" w16du:dateUtc="2026-03-24T13:54:00Z">
+        <w:r>
+          <w:t xml:space="preserve">is potentially balanced by the </w:t>
+        </w:r>
+      </w:ins>
+      <w:del w:id="35" w:author="Kelsey McCune" w:date="2026-03-24T08:54:00Z" w16du:dateUtc="2026-03-24T13:54:00Z">
+        <w:r>
+          <w:delText xml:space="preserve">real </w:delText>
+        </w:r>
+      </w:del>
+      <w:r>
+        <w:t xml:space="preserve">benefits for the people who </w:t>
       </w:r>
       <w:r>
         <w:t>participate</w:t>
@@ -305,8 +589,18 @@
       <w:r>
         <w:t>mental health</w:t>
       </w:r>
-      <w:r>
-        <w:t>. Effects</w:t>
+      <w:ins w:id="36" w:author="Kelsey McCune" w:date="2026-03-24T08:51:00Z" w16du:dateUtc="2026-03-24T13:51:00Z">
+        <w:r>
+          <w:t xml:space="preserve"> through e</w:t>
+        </w:r>
+      </w:ins>
+      <w:del w:id="37" w:author="Kelsey McCune" w:date="2026-03-24T08:51:00Z" w16du:dateUtc="2026-03-24T13:51:00Z">
+        <w:r>
+          <w:delText>. E</w:delText>
+        </w:r>
+      </w:del>
+      <w:r>
+        <w:t>ffects</w:t>
       </w:r>
       <w:r>
         <w:t xml:space="preserve"> like reduced stress and anxiety, improved mood, cognitive restoration, and feelings of connection to the natural world (cite).</w:t>
@@ -315,11 +609,37 @@
         <w:t xml:space="preserve"> </w:t>
       </w:r>
       <w:r>
-        <w:t xml:space="preserve">For many participants, maintaining a bird feeder </w:t>
-      </w:r>
-      <w:r>
-        <w:t>provides a</w:t>
-      </w:r>
+        <w:t xml:space="preserve">For many </w:t>
+      </w:r>
+      <w:del w:id="38" w:author="Kelsey McCune" w:date="2026-03-24T08:51:00Z" w16du:dateUtc="2026-03-24T13:51:00Z">
+        <w:r>
+          <w:delText>participants</w:delText>
+        </w:r>
+      </w:del>
+      <w:ins w:id="39" w:author="Kelsey McCune" w:date="2026-03-24T08:51:00Z" w16du:dateUtc="2026-03-24T13:51:00Z">
+        <w:r>
+          <w:t>p</w:t>
+        </w:r>
+        <w:r>
+          <w:t>eople</w:t>
+        </w:r>
+      </w:ins>
+      <w:r>
+        <w:t xml:space="preserve">, maintaining a bird feeder </w:t>
+      </w:r>
+      <w:r>
+        <w:t xml:space="preserve">provides </w:t>
+      </w:r>
+      <w:ins w:id="40" w:author="Kelsey McCune" w:date="2026-03-24T08:51:00Z" w16du:dateUtc="2026-03-24T13:51:00Z">
+        <w:r>
+          <w:t>the only</w:t>
+        </w:r>
+      </w:ins>
+      <w:del w:id="41" w:author="Kelsey McCune" w:date="2026-03-24T08:52:00Z" w16du:dateUtc="2026-03-24T13:52:00Z">
+        <w:r>
+          <w:delText>a</w:delText>
+        </w:r>
+      </w:del>
       <w:r>
         <w:t xml:space="preserve"> daily form of accessible, low-cost </w:t>
       </w:r>
@@ -327,7 +647,15 @@
         <w:t>interaction</w:t>
       </w:r>
       <w:r>
-        <w:t xml:space="preserve"> with wildlife that can be integrated into residential life. Studies have found that even brief</w:t>
+        <w:t xml:space="preserve"> with wildlife</w:t>
+      </w:r>
+      <w:del w:id="42" w:author="Kelsey McCune" w:date="2026-03-24T08:52:00Z" w16du:dateUtc="2026-03-24T13:52:00Z">
+        <w:r>
+          <w:delText xml:space="preserve"> that can be integrated into residential life</w:delText>
+        </w:r>
+      </w:del>
+      <w:r>
+        <w:t>. Studies have found that even brief</w:t>
       </w:r>
       <w:r>
         <w:t xml:space="preserve"> </w:t>
@@ -345,7 +673,20 @@
         <w:t>relief</w:t>
       </w:r>
       <w:r>
-        <w:t xml:space="preserve"> and stress recovery (cite). Small-scale poultry keeping is similarly associated with feelings of self-sufficiency, fulfillment, and stewardship, particularly among urban and suburban residents seeking engagement with food systems and animal care (cite). Households with children may additionally benefit from the educational value of these activities in </w:t>
+        <w:t xml:space="preserve"> and stress recovery (cite). Small-scale poultry keeping is similarly associated with feelings of self-sufficiency, fulfillment, and stewardship, particularly among urban and suburban residents seeking engagement with food systems and animal care (cite). Households with children may additionally benefit from the educational value of these activities </w:t>
+      </w:r>
+      <w:ins w:id="43" w:author="Kelsey McCune" w:date="2026-03-24T08:55:00Z" w16du:dateUtc="2026-03-24T13:55:00Z">
+        <w:r>
+          <w:t>by</w:t>
+        </w:r>
+      </w:ins>
+      <w:del w:id="44" w:author="Kelsey McCune" w:date="2026-03-24T08:55:00Z" w16du:dateUtc="2026-03-24T13:55:00Z">
+        <w:r>
+          <w:delText>in</w:delText>
+        </w:r>
+      </w:del>
+      <w:r>
+        <w:t xml:space="preserve"> </w:t>
       </w:r>
       <w:r>
         <w:t>incorporating an</w:t>
@@ -377,6 +718,11 @@
     </w:p>
     <w:p/>
     <w:p>
+      <w:pPr>
+        <w:rPr>
+          <w:ins w:id="45" w:author="Kelsey McCune" w:date="2026-03-24T08:56:00Z" w16du:dateUtc="2026-03-24T13:56:00Z"/>
+        </w:rPr>
+      </w:pPr>
       <w:r>
         <w:rPr>
           <w:b/>
@@ -391,8 +737,17 @@
         </w:rPr>
         <w:br/>
       </w:r>
-      <w:r>
-        <w:t>Despite the benefits associate with t</w:t>
+      <w:commentRangeStart w:id="46"/>
+      <w:r>
+        <w:t>Despite the benefits associate</w:t>
+      </w:r>
+      <w:ins w:id="47" w:author="Kelsey McCune" w:date="2026-03-24T08:55:00Z" w16du:dateUtc="2026-03-24T13:55:00Z">
+        <w:r>
+          <w:t>d</w:t>
+        </w:r>
+      </w:ins>
+      <w:r>
+        <w:t xml:space="preserve"> with t</w:t>
       </w:r>
       <w:r>
         <w:t>hese activities</w:t>
@@ -443,7 +798,30 @@
         <w:t>persistence</w:t>
       </w:r>
       <w:r>
-        <w:t xml:space="preserve"> in wild songbirds remain poorly understood. Most existing research addresses these practices in isolation, and few studies have examined disease ecology at residential sites where both feeders and chickens are </w:t>
+        <w:t xml:space="preserve"> in wild songbirds remain poorly understood. </w:t>
+      </w:r>
+      <w:commentRangeEnd w:id="46"/>
+      <w:r>
+        <w:rPr>
+          <w:rStyle w:val="CommentReference"/>
+        </w:rPr>
+        <w:commentReference w:id="46"/>
+      </w:r>
+    </w:p>
+    <w:p>
+      <w:commentRangeStart w:id="48"/>
+      <w:r>
+        <w:t xml:space="preserve">Most existing research </w:t>
+      </w:r>
+      <w:commentRangeEnd w:id="48"/>
+      <w:r>
+        <w:rPr>
+          <w:rStyle w:val="CommentReference"/>
+        </w:rPr>
+        <w:commentReference w:id="48"/>
+      </w:r>
+      <w:r>
+        <w:t xml:space="preserve">addresses these practices in isolation, and few studies have examined disease ecology at residential sites where both feeders and chickens are </w:t>
       </w:r>
       <w:r>
         <w:t>both</w:t>
@@ -513,7 +891,18 @@
         <w:t>critical</w:t>
       </w:r>
       <w:r>
-        <w:t xml:space="preserve"> for developing evidence-based guidelines that allow people to enjoy the benefits of backyard activities while reducing risk to wild birds, domestic animals, and human health.</w:t>
+        <w:t xml:space="preserve"> for developing evidence-based guidelines that allow people to enjoy the benefits of backyard activities while reducing risk to wild birds, domestic animals, and </w:t>
+      </w:r>
+      <w:commentRangeStart w:id="49"/>
+      <w:r>
+        <w:t>human health.</w:t>
+      </w:r>
+      <w:commentRangeEnd w:id="49"/>
+      <w:r>
+        <w:rPr>
+          <w:rStyle w:val="CommentReference"/>
+        </w:rPr>
+        <w:commentReference w:id="49"/>
       </w:r>
     </w:p>
     <w:p>
@@ -614,10 +1003,7 @@
         <w:t>We seek</w:t>
       </w:r>
       <w:r>
-        <w:t xml:space="preserve"> to test the relationship between individual feeder visitation frequency and pathogen infection status in PIT-tagged wild birds using RFID technology. We predict that wild birds with higher feeder visitation frequencies will have a higher probability of testing positive for </w:t>
-      </w:r>
-      <w:r>
-        <w:t>pathogen infection</w:t>
+        <w:t xml:space="preserve"> to test the relationship between individual feeder visitation frequency and pathogen infection status in PIT-tagged wild birds using RFID technology. We predict that wild birds with higher feeder visitation frequencies will have a higher probability of testing positive for pathogen infection</w:t>
       </w:r>
       <w:r>
         <w:t>.</w:t>
@@ -631,13 +1017,7 @@
       </w:r>
       <w:proofErr w:type="gramEnd"/>
       <w:r>
-        <w:t xml:space="preserve"> aggregate individuals and increase fecal-oral contact rates, then birds that visit feeders more frequently will </w:t>
-      </w:r>
-      <w:r>
-        <w:t>sustain</w:t>
-      </w:r>
-      <w:r>
-        <w:t xml:space="preserve"> greater exposure to environmental pathogen</w:t>
+        <w:t xml:space="preserve"> aggregate individuals and increase fecal-oral contact rates, then birds that visit feeders more frequently will sustain greater exposure to environmental pathogen</w:t>
       </w:r>
       <w:r>
         <w:t xml:space="preserve">s </w:t>
@@ -717,22 +1097,13 @@
         <w:t>We</w:t>
       </w:r>
       <w:r>
-        <w:t xml:space="preserve"> will characterize disease risk perception, biosecurity practice engagement, willingness to </w:t>
-      </w:r>
-      <w:r>
-        <w:t>adjust</w:t>
-      </w:r>
-      <w:r>
-        <w:t xml:space="preserve"> backyard behaviors, and place attachment among participants in bird feeding and backyard poultry keeping in central Alabama through participant surveys. We predict that participants with greater perceived risk of disease </w:t>
+        <w:t xml:space="preserve"> will characterize disease risk perception, biosecurity practice engagement, willingness to adjust backyard behaviors, and place attachment among participants in bird feeding and backyard poultry keeping in central Alabama through participant surveys. We predict that participants with greater perceived risk of disease </w:t>
       </w:r>
       <w:r>
         <w:t>events</w:t>
       </w:r>
       <w:r>
-        <w:t xml:space="preserve"> will report higher rates of biosecurity </w:t>
-      </w:r>
-      <w:r>
-        <w:t>practice</w:t>
+        <w:t xml:space="preserve"> will report higher rates of biosecurity practice</w:t>
       </w:r>
       <w:r>
         <w:t>s,</w:t>
@@ -782,6 +1153,315 @@
     </w:sectPr>
   </w:body>
 </w:document>
+</file>
+
+<file path=word/comments.xml><?xml version="1.0" encoding="utf-8"?>
+<w:comments xmlns:wpc="http://schemas.microsoft.com/office/word/2010/wordprocessingCanvas" xmlns:cx="http://schemas.microsoft.com/office/drawing/2014/chartex" xmlns:cx1="http://schemas.microsoft.com/office/drawing/2015/9/8/chartex" xmlns:cx2="http://schemas.microsoft.com/office/drawing/2015/10/21/chartex" xmlns:cx3="http://schemas.microsoft.com/office/drawing/2016/5/9/chartex" xmlns:cx4="http://schemas.microsoft.com/office/drawing/2016/5/10/chartex" xmlns:cx5="http://schemas.microsoft.com/office/drawing/2016/5/11/chartex" xmlns:cx6="http://schemas.microsoft.com/office/drawing/2016/5/12/chartex" xmlns:cx7="http://schemas.microsoft.com/office/drawing/2016/5/13/chartex" xmlns:cx8="http://schemas.microsoft.com/office/drawing/2016/5/14/chartex" xmlns:mc="http://schemas.openxmlformats.org/markup-compatibility/2006" xmlns:aink="http://schemas.microsoft.com/office/drawing/2016/ink" xmlns:am3d="http://schemas.microsoft.com/office/drawing/2017/model3d" xmlns:o="urn:schemas-microsoft-com:office:office" xmlns:oel="http://schemas.microsoft.com/office/2019/extlst" xmlns:r="http://schemas.openxmlformats.org/officeDocument/2006/relationships" xmlns:m="http://schemas.openxmlformats.org/officeDocument/2006/math" xmlns:v="urn:schemas-microsoft-com:vml" xmlns:wp14="http://schemas.microsoft.com/office/word/2010/wordprocessingDrawing" xmlns:wp="http://schemas.openxmlformats.org/drawingml/2006/wordprocessingDrawing" xmlns:w10="urn:schemas-microsoft-com:office:word" xmlns:w="http://schemas.openxmlformats.org/wordprocessingml/2006/main" xmlns:w14="http://schemas.microsoft.com/office/word/2010/wordml" xmlns:w15="http://schemas.microsoft.com/office/word/2012/wordml" xmlns:w16cex="http://schemas.microsoft.com/office/word/2018/wordml/cex" xmlns:w16cid="http://schemas.microsoft.com/office/word/2016/wordml/cid" xmlns:w16="http://schemas.microsoft.com/office/word/2018/wordml" xmlns:w16du="http://schemas.microsoft.com/office/word/2023/wordml/word16du" xmlns:w16sdtdh="http://schemas.microsoft.com/office/word/2020/wordml/sdtdatahash" xmlns:w16sdtfl="http://schemas.microsoft.com/office/word/2024/wordml/sdtformatlock" xmlns:w16se="http://schemas.microsoft.com/office/word/2015/wordml/symex" xmlns:wpg="http://schemas.microsoft.com/office/word/2010/wordprocessingGroup" xmlns:wpi="http://schemas.microsoft.com/office/word/2010/wordprocessingInk" xmlns:wne="http://schemas.microsoft.com/office/word/2006/wordml" xmlns:wps="http://schemas.microsoft.com/office/word/2010/wordprocessingShape" mc:Ignorable="w14 w15 w16se w16cid w16 w16cex w16sdtdh w16sdtfl w16du wp14">
+  <w:comment w:id="6" w:author="Kelsey McCune" w:date="2026-03-24T08:11:00Z" w:initials="KBM">
+    <w:p>
+      <w:r>
+        <w:rPr>
+          <w:rStyle w:val="CommentReference"/>
+        </w:rPr>
+        <w:annotationRef/>
+      </w:r>
+      <w:r>
+        <w:rPr>
+          <w:sz w:val="20"/>
+          <w:szCs w:val="20"/>
+        </w:rPr>
+        <w:t>I think the human-wildlife interface needs a little more background because your average scientitist won't know what this means.</w:t>
+      </w:r>
+    </w:p>
+  </w:comment>
+  <w:comment w:id="8" w:author="Kelsey McCune" w:date="2026-03-24T08:13:00Z" w:initials="KBM">
+    <w:p>
+      <w:r>
+        <w:rPr>
+          <w:rStyle w:val="CommentReference"/>
+        </w:rPr>
+        <w:annotationRef/>
+      </w:r>
+      <w:r>
+        <w:rPr>
+          <w:sz w:val="20"/>
+          <w:szCs w:val="20"/>
+        </w:rPr>
+        <w:t>Paragraph 1 is too early to narrow your focus to the Southeast US. This probably shouldn't be introduced until near the end of the intro.</w:t>
+      </w:r>
+    </w:p>
+  </w:comment>
+  <w:comment w:id="9" w:author="Kelsey McCune" w:date="2026-03-24T08:11:00Z" w:initials="KBM">
+    <w:p>
+      <w:r>
+        <w:rPr>
+          <w:rStyle w:val="CommentReference"/>
+        </w:rPr>
+        <w:annotationRef/>
+      </w:r>
+      <w:r>
+        <w:rPr>
+          <w:sz w:val="20"/>
+          <w:szCs w:val="20"/>
+        </w:rPr>
+        <w:t>I think the human-wildlife interface needs a little more background because your average scientist won't know what this means. It would make sense to define it after this sentence about anthropogenic change.</w:t>
+      </w:r>
+    </w:p>
+  </w:comment>
+  <w:comment w:id="11" w:author="Kelsey McCune" w:date="2026-03-24T08:22:00Z" w:initials="KBM">
+    <w:p>
+      <w:r>
+        <w:rPr>
+          <w:rStyle w:val="CommentReference"/>
+        </w:rPr>
+        <w:annotationRef/>
+      </w:r>
+      <w:r>
+        <w:rPr>
+          <w:sz w:val="20"/>
+          <w:szCs w:val="20"/>
+        </w:rPr>
+        <w:t>Currently, it feels a bit sudden to jump into bird feeding/poultry keeping. Your next paragraph is about these things, so you don't need to talk about them much here. For this last sentence, it would be better to remember your topic sentence and close this paragraph out with something about how it is important for birds and humans to further our understanding of how anthropogenic change is altering the way we interact.</w:t>
+      </w:r>
+    </w:p>
+  </w:comment>
+  <w:comment w:id="19" w:author="Kelsey McCune" w:date="2026-03-24T08:24:00Z" w:initials="KBM">
+    <w:p>
+      <w:r>
+        <w:rPr>
+          <w:rStyle w:val="CommentReference"/>
+        </w:rPr>
+        <w:annotationRef/>
+      </w:r>
+      <w:r>
+        <w:rPr>
+          <w:sz w:val="20"/>
+          <w:szCs w:val="20"/>
+        </w:rPr>
+        <w:t>The reader does not yet know anything about these activities and changes in disease risk. I think this sentence would fit better paired with the last sentence and moved to the beginning of the next paragraph.</w:t>
+      </w:r>
+    </w:p>
+  </w:comment>
+  <w:comment w:id="24" w:author="Kelsey McCune" w:date="2026-03-24T08:29:00Z" w:initials="KBM">
+    <w:p>
+      <w:r>
+        <w:rPr>
+          <w:rStyle w:val="CommentReference"/>
+        </w:rPr>
+        <w:annotationRef/>
+      </w:r>
+      <w:r>
+        <w:rPr>
+          <w:sz w:val="20"/>
+          <w:szCs w:val="20"/>
+        </w:rPr>
+        <w:t>I think we will want to expand on why novel contact at the human-wildlife interface is bad/dangerous for both people and birds, including some examples from the literature.</w:t>
+      </w:r>
+    </w:p>
+  </w:comment>
+  <w:comment w:id="25" w:author="Kelsey McCune" w:date="2026-03-24T08:31:00Z" w:initials="KBM">
+    <w:p>
+      <w:r>
+        <w:rPr>
+          <w:rStyle w:val="CommentReference"/>
+        </w:rPr>
+        <w:annotationRef/>
+      </w:r>
+      <w:r>
+        <w:rPr>
+          <w:sz w:val="20"/>
+          <w:szCs w:val="20"/>
+        </w:rPr>
+        <w:t>Here also, I think it would be good to add an example from the literature of a novel disease that poultry transmitted to birds at this human-wildlife interface.</w:t>
+      </w:r>
+    </w:p>
+  </w:comment>
+  <w:comment w:id="27" w:author="Kelsey McCune" w:date="2026-03-24T08:34:00Z" w:initials="KBM">
+    <w:p>
+      <w:r>
+        <w:rPr>
+          <w:rStyle w:val="CommentReference"/>
+        </w:rPr>
+        <w:annotationRef/>
+      </w:r>
+      <w:r>
+        <w:rPr>
+          <w:sz w:val="20"/>
+          <w:szCs w:val="20"/>
+        </w:rPr>
+        <w:t xml:space="preserve">This paragraph has some good sentences on why there is a disease risk at feeders/with poultry that I think should go in the paragraph above. Instead, it may make sense to have this paragraph be about biosecurity and people's knowledge of disease risk (which will set up your survey chapter). </w:t>
+      </w:r>
+    </w:p>
+    <w:p>
+      <w:r>
+        <w:rPr>
+          <w:sz w:val="20"/>
+          <w:szCs w:val="20"/>
+        </w:rPr>
+        <w:t>It would be good to include some examples here from the literature on occasions when there were outbreaks directly tied to poultry/feeders or backyard wildlife. Is there any literature on what people know about disease risk from poultry/feeders or papers on how biosecurity practices reduce this risk?</w:t>
+      </w:r>
+    </w:p>
+  </w:comment>
+  <w:comment w:id="28" w:author="Kelsey McCune" w:date="2026-03-24T08:36:00Z" w:initials="KBM">
+    <w:p>
+      <w:r>
+        <w:rPr>
+          <w:rStyle w:val="CommentReference"/>
+        </w:rPr>
+        <w:annotationRef/>
+      </w:r>
+      <w:r>
+        <w:rPr>
+          <w:sz w:val="20"/>
+          <w:szCs w:val="20"/>
+        </w:rPr>
+        <w:t>Move this content to the preceding paragraph.</w:t>
+      </w:r>
+    </w:p>
+  </w:comment>
+  <w:comment w:id="29" w:author="Kelsey McCune" w:date="2026-03-24T08:36:00Z" w:initials="KBM">
+    <w:p>
+      <w:r>
+        <w:rPr>
+          <w:rStyle w:val="CommentReference"/>
+        </w:rPr>
+        <w:annotationRef/>
+      </w:r>
+      <w:r>
+        <w:rPr>
+          <w:sz w:val="20"/>
+          <w:szCs w:val="20"/>
+        </w:rPr>
+        <w:t>Still too soon to narrow your research scope down to your study site.</w:t>
+      </w:r>
+    </w:p>
+  </w:comment>
+  <w:comment w:id="30" w:author="Kelsey McCune" w:date="2026-03-24T08:53:00Z" w:initials="KBM">
+    <w:p>
+      <w:r>
+        <w:rPr>
+          <w:rStyle w:val="CommentReference"/>
+        </w:rPr>
+        <w:annotationRef/>
+      </w:r>
+      <w:r>
+        <w:rPr>
+          <w:sz w:val="20"/>
+          <w:szCs w:val="20"/>
+        </w:rPr>
+        <w:t>Great job in this paragraph supporting your statements with examples from the literature.</w:t>
+      </w:r>
+    </w:p>
+  </w:comment>
+  <w:comment w:id="46" w:author="Kelsey McCune" w:date="2026-03-24T08:57:00Z" w:initials="KBM">
+    <w:p>
+      <w:r>
+        <w:rPr>
+          <w:rStyle w:val="CommentReference"/>
+        </w:rPr>
+        <w:annotationRef/>
+      </w:r>
+      <w:r>
+        <w:rPr>
+          <w:sz w:val="20"/>
+          <w:szCs w:val="20"/>
+        </w:rPr>
+        <w:t xml:space="preserve">These statements are better fit the themes of previous paragraphs.  </w:t>
+      </w:r>
+    </w:p>
+  </w:comment>
+  <w:comment w:id="48" w:author="Kelsey McCune" w:date="2026-03-24T09:01:00Z" w:initials="KBM">
+    <w:p>
+      <w:r>
+        <w:rPr>
+          <w:rStyle w:val="CommentReference"/>
+        </w:rPr>
+        <w:annotationRef/>
+      </w:r>
+      <w:r>
+        <w:rPr>
+          <w:sz w:val="20"/>
+          <w:szCs w:val="20"/>
+        </w:rPr>
+        <w:t xml:space="preserve">Yes, this is the general content that is needed for the last paragraph. We will tweak this paragraph more as we refine the rest of the intro, but one thing to think about is why is the southeastern US the right place to fill this gap in knowledge? </w:t>
+      </w:r>
+    </w:p>
+  </w:comment>
+  <w:comment w:id="49" w:author="Kelsey McCune" w:date="2026-03-24T09:02:00Z" w:initials="KBM">
+    <w:p>
+      <w:r>
+        <w:rPr>
+          <w:rStyle w:val="CommentReference"/>
+        </w:rPr>
+        <w:annotationRef/>
+      </w:r>
+      <w:r>
+        <w:rPr>
+          <w:sz w:val="20"/>
+          <w:szCs w:val="20"/>
+        </w:rPr>
+        <w:t xml:space="preserve">Now at the end of the intro consider whether you have given enough information to set up all aspects of your research? </w:t>
+      </w:r>
+    </w:p>
+  </w:comment>
+</w:comments>
+</file>
+
+<file path=word/commentsExtended.xml><?xml version="1.0" encoding="utf-8"?>
+<w15:commentsEx xmlns:wpc="http://schemas.microsoft.com/office/word/2010/wordprocessingCanvas" xmlns:cx="http://schemas.microsoft.com/office/drawing/2014/chartex" xmlns:cx1="http://schemas.microsoft.com/office/drawing/2015/9/8/chartex" xmlns:cx2="http://schemas.microsoft.com/office/drawing/2015/10/21/chartex" xmlns:cx3="http://schemas.microsoft.com/office/drawing/2016/5/9/chartex" xmlns:cx4="http://schemas.microsoft.com/office/drawing/2016/5/10/chartex" xmlns:cx5="http://schemas.microsoft.com/office/drawing/2016/5/11/chartex" xmlns:cx6="http://schemas.microsoft.com/office/drawing/2016/5/12/chartex" xmlns:cx7="http://schemas.microsoft.com/office/drawing/2016/5/13/chartex" xmlns:cx8="http://schemas.microsoft.com/office/drawing/2016/5/14/chartex" xmlns:mc="http://schemas.openxmlformats.org/markup-compatibility/2006" xmlns:aink="http://schemas.microsoft.com/office/drawing/2016/ink" xmlns:am3d="http://schemas.microsoft.com/office/drawing/2017/model3d" xmlns:o="urn:schemas-microsoft-com:office:office" xmlns:oel="http://schemas.microsoft.com/office/2019/extlst" xmlns:r="http://schemas.openxmlformats.org/officeDocument/2006/relationships" xmlns:m="http://schemas.openxmlformats.org/officeDocument/2006/math" xmlns:v="urn:schemas-microsoft-com:vml" xmlns:wp14="http://schemas.microsoft.com/office/word/2010/wordprocessingDrawing" xmlns:wp="http://schemas.openxmlformats.org/drawingml/2006/wordprocessingDrawing" xmlns:w10="urn:schemas-microsoft-com:office:word" xmlns:w="http://schemas.openxmlformats.org/wordprocessingml/2006/main" xmlns:w14="http://schemas.microsoft.com/office/word/2010/wordml" xmlns:w15="http://schemas.microsoft.com/office/word/2012/wordml" xmlns:w16cex="http://schemas.microsoft.com/office/word/2018/wordml/cex" xmlns:w16cid="http://schemas.microsoft.com/office/word/2016/wordml/cid" xmlns:w16="http://schemas.microsoft.com/office/word/2018/wordml" xmlns:w16du="http://schemas.microsoft.com/office/word/2023/wordml/word16du" xmlns:w16sdtdh="http://schemas.microsoft.com/office/word/2020/wordml/sdtdatahash" xmlns:w16sdtfl="http://schemas.microsoft.com/office/word/2024/wordml/sdtformatlock" xmlns:w16se="http://schemas.microsoft.com/office/word/2015/wordml/symex" xmlns:wpg="http://schemas.microsoft.com/office/word/2010/wordprocessingGroup" xmlns:wpi="http://schemas.microsoft.com/office/word/2010/wordprocessingInk" xmlns:wne="http://schemas.microsoft.com/office/word/2006/wordml" xmlns:wps="http://schemas.microsoft.com/office/word/2010/wordprocessingShape" mc:Ignorable="w14 w15 w16se w16cid w16 w16cex w16sdtdh w16sdtfl w16du wp14">
+  <w15:commentEx w15:paraId="5FA8B827" w15:done="0"/>
+  <w15:commentEx w15:paraId="5B22123C" w15:done="0"/>
+  <w15:commentEx w15:paraId="7E64BDFB" w15:done="0"/>
+  <w15:commentEx w15:paraId="51338341" w15:done="0"/>
+  <w15:commentEx w15:paraId="4DE48B6F" w15:done="0"/>
+  <w15:commentEx w15:paraId="064D17F0" w15:done="0"/>
+  <w15:commentEx w15:paraId="7717EC76" w15:done="0"/>
+  <w15:commentEx w15:paraId="7711DA1C" w15:done="0"/>
+  <w15:commentEx w15:paraId="60E1EAFE" w15:done="0"/>
+  <w15:commentEx w15:paraId="5ED837D7" w15:done="0"/>
+  <w15:commentEx w15:paraId="29677283" w15:done="0"/>
+  <w15:commentEx w15:paraId="7C37E974" w15:done="0"/>
+  <w15:commentEx w15:paraId="77C467A3" w15:done="0"/>
+  <w15:commentEx w15:paraId="585E9004" w15:done="0"/>
+</w15:commentsEx>
+</file>
+
+<file path=word/commentsExtensible.xml><?xml version="1.0" encoding="utf-8"?>
+<w16cex:commentsExtensible xmlns:wpc="http://schemas.microsoft.com/office/word/2010/wordprocessingCanvas" xmlns:cx="http://schemas.microsoft.com/office/drawing/2014/chartex" xmlns:cx1="http://schemas.microsoft.com/office/drawing/2015/9/8/chartex" xmlns:cx2="http://schemas.microsoft.com/office/drawing/2015/10/21/chartex" xmlns:cx3="http://schemas.microsoft.com/office/drawing/2016/5/9/chartex" xmlns:cx4="http://schemas.microsoft.com/office/drawing/2016/5/10/chartex" xmlns:cx5="http://schemas.microsoft.com/office/drawing/2016/5/11/chartex" xmlns:cx6="http://schemas.microsoft.com/office/drawing/2016/5/12/chartex" xmlns:cx7="http://schemas.microsoft.com/office/drawing/2016/5/13/chartex" xmlns:cx8="http://schemas.microsoft.com/office/drawing/2016/5/14/chartex" xmlns:cr="http://schemas.microsoft.com/office/comments/2020/reactions" xmlns:mc="http://schemas.openxmlformats.org/markup-compatibility/2006" xmlns:aink="http://schemas.microsoft.com/office/drawing/2016/ink" xmlns:am3d="http://schemas.microsoft.com/office/drawing/2017/model3d" xmlns:o="urn:schemas-microsoft-com:office:office" xmlns:oel="http://schemas.microsoft.com/office/2019/extlst" xmlns:r="http://schemas.openxmlformats.org/officeDocument/2006/relationships" xmlns:m="http://schemas.openxmlformats.org/officeDocument/2006/math" xmlns:v="urn:schemas-microsoft-com:vml" xmlns:wp14="http://schemas.microsoft.com/office/word/2010/wordprocessingDrawing" xmlns:wp="http://schemas.openxmlformats.org/drawingml/2006/wordprocessingDrawing" xmlns:w10="urn:schemas-microsoft-com:office:word" xmlns:w="http://schemas.openxmlformats.org/wordprocessingml/2006/main" xmlns:w14="http://schemas.microsoft.com/office/word/2010/wordml" xmlns:w15="http://schemas.microsoft.com/office/word/2012/wordml" xmlns:w16cex="http://schemas.microsoft.com/office/word/2018/wordml/cex" xmlns:w16cid="http://schemas.microsoft.com/office/word/2016/wordml/cid" xmlns:w16="http://schemas.microsoft.com/office/word/2018/wordml" xmlns:w16du="http://schemas.microsoft.com/office/word/2023/wordml/word16du" xmlns:w16sdtdh="http://schemas.microsoft.com/office/word/2020/wordml/sdtdatahash" xmlns:w16sdtfl="http://schemas.microsoft.com/office/word/2024/wordml/sdtformatlock" xmlns:w16se="http://schemas.microsoft.com/office/word/2015/wordml/symex" xmlns:wpg="http://schemas.microsoft.com/office/word/2010/wordprocessingGroup" xmlns:wpi="http://schemas.microsoft.com/office/word/2010/wordprocessingInk" xmlns:wne="http://schemas.microsoft.com/office/word/2006/wordml" xmlns:wps="http://schemas.microsoft.com/office/word/2010/wordprocessingShape" mc:Ignorable="w14 w15 w16se w16cid w16 w16cex w16sdtdh w16sdtfl cr w16du wp14">
+  <w16cex:commentExtensible w16cex:durableId="10DFC577" w16cex:dateUtc="2026-03-24T13:11:00Z"/>
+  <w16cex:commentExtensible w16cex:durableId="371E78F4" w16cex:dateUtc="2026-03-24T13:13:00Z"/>
+  <w16cex:commentExtensible w16cex:durableId="5C155437" w16cex:dateUtc="2026-03-24T13:11:00Z"/>
+  <w16cex:commentExtensible w16cex:durableId="603F8FA8" w16cex:dateUtc="2026-03-24T13:22:00Z"/>
+  <w16cex:commentExtensible w16cex:durableId="29663838" w16cex:dateUtc="2026-03-24T13:24:00Z"/>
+  <w16cex:commentExtensible w16cex:durableId="706CEB93" w16cex:dateUtc="2026-03-24T13:29:00Z"/>
+  <w16cex:commentExtensible w16cex:durableId="4C91FD2E" w16cex:dateUtc="2026-03-24T13:31:00Z"/>
+  <w16cex:commentExtensible w16cex:durableId="36F00E77" w16cex:dateUtc="2026-03-24T13:34:00Z"/>
+  <w16cex:commentExtensible w16cex:durableId="4C713301" w16cex:dateUtc="2026-03-24T13:36:00Z"/>
+  <w16cex:commentExtensible w16cex:durableId="156AA4C8" w16cex:dateUtc="2026-03-24T13:36:00Z"/>
+  <w16cex:commentExtensible w16cex:durableId="423EDE45" w16cex:dateUtc="2026-03-24T13:53:00Z"/>
+  <w16cex:commentExtensible w16cex:durableId="650090B1" w16cex:dateUtc="2026-03-24T13:57:00Z"/>
+  <w16cex:commentExtensible w16cex:durableId="5441F447" w16cex:dateUtc="2026-03-24T14:01:00Z"/>
+  <w16cex:commentExtensible w16cex:durableId="6D1D4A8C" w16cex:dateUtc="2026-03-24T14:02:00Z"/>
+</w16cex:commentsExtensible>
+</file>
+
+<file path=word/commentsIds.xml><?xml version="1.0" encoding="utf-8"?>
+<w16cid:commentsIds xmlns:wpc="http://schemas.microsoft.com/office/word/2010/wordprocessingCanvas" xmlns:cx="http://schemas.microsoft.com/office/drawing/2014/chartex" xmlns:cx1="http://schemas.microsoft.com/office/drawing/2015/9/8/chartex" xmlns:cx2="http://schemas.microsoft.com/office/drawing/2015/10/21/chartex" xmlns:cx3="http://schemas.microsoft.com/office/drawing/2016/5/9/chartex" xmlns:cx4="http://schemas.microsoft.com/office/drawing/2016/5/10/chartex" xmlns:cx5="http://schemas.microsoft.com/office/drawing/2016/5/11/chartex" xmlns:cx6="http://schemas.microsoft.com/office/drawing/2016/5/12/chartex" xmlns:cx7="http://schemas.microsoft.com/office/drawing/2016/5/13/chartex" xmlns:cx8="http://schemas.microsoft.com/office/drawing/2016/5/14/chartex" xmlns:mc="http://schemas.openxmlformats.org/markup-compatibility/2006" xmlns:aink="http://schemas.microsoft.com/office/drawing/2016/ink" xmlns:am3d="http://schemas.microsoft.com/office/drawing/2017/model3d" xmlns:o="urn:schemas-microsoft-com:office:office" xmlns:oel="http://schemas.microsoft.com/office/2019/extlst" xmlns:r="http://schemas.openxmlformats.org/officeDocument/2006/relationships" xmlns:m="http://schemas.openxmlformats.org/officeDocument/2006/math" xmlns:v="urn:schemas-microsoft-com:vml" xmlns:wp14="http://schemas.microsoft.com/office/word/2010/wordprocessingDrawing" xmlns:wp="http://schemas.openxmlformats.org/drawingml/2006/wordprocessingDrawing" xmlns:w10="urn:schemas-microsoft-com:office:word" xmlns:w="http://schemas.openxmlformats.org/wordprocessingml/2006/main" xmlns:w14="http://schemas.microsoft.com/office/word/2010/wordml" xmlns:w15="http://schemas.microsoft.com/office/word/2012/wordml" xmlns:w16cex="http://schemas.microsoft.com/office/word/2018/wordml/cex" xmlns:w16cid="http://schemas.microsoft.com/office/word/2016/wordml/cid" xmlns:w16="http://schemas.microsoft.com/office/word/2018/wordml" xmlns:w16du="http://schemas.microsoft.com/office/word/2023/wordml/word16du" xmlns:w16sdtdh="http://schemas.microsoft.com/office/word/2020/wordml/sdtdatahash" xmlns:w16sdtfl="http://schemas.microsoft.com/office/word/2024/wordml/sdtformatlock" xmlns:w16se="http://schemas.microsoft.com/office/word/2015/wordml/symex" xmlns:wpg="http://schemas.microsoft.com/office/word/2010/wordprocessingGroup" xmlns:wpi="http://schemas.microsoft.com/office/word/2010/wordprocessingInk" xmlns:wne="http://schemas.microsoft.com/office/word/2006/wordml" xmlns:wps="http://schemas.microsoft.com/office/word/2010/wordprocessingShape" mc:Ignorable="w14 w15 w16se w16cid w16 w16cex w16sdtdh w16sdtfl w16du wp14">
+  <w16cid:commentId w16cid:paraId="5FA8B827" w16cid:durableId="10DFC577"/>
+  <w16cid:commentId w16cid:paraId="5B22123C" w16cid:durableId="371E78F4"/>
+  <w16cid:commentId w16cid:paraId="7E64BDFB" w16cid:durableId="5C155437"/>
+  <w16cid:commentId w16cid:paraId="51338341" w16cid:durableId="603F8FA8"/>
+  <w16cid:commentId w16cid:paraId="4DE48B6F" w16cid:durableId="29663838"/>
+  <w16cid:commentId w16cid:paraId="064D17F0" w16cid:durableId="706CEB93"/>
+  <w16cid:commentId w16cid:paraId="7717EC76" w16cid:durableId="4C91FD2E"/>
+  <w16cid:commentId w16cid:paraId="7711DA1C" w16cid:durableId="36F00E77"/>
+  <w16cid:commentId w16cid:paraId="60E1EAFE" w16cid:durableId="4C713301"/>
+  <w16cid:commentId w16cid:paraId="5ED837D7" w16cid:durableId="156AA4C8"/>
+  <w16cid:commentId w16cid:paraId="29677283" w16cid:durableId="423EDE45"/>
+  <w16cid:commentId w16cid:paraId="7C37E974" w16cid:durableId="650090B1"/>
+  <w16cid:commentId w16cid:paraId="77C467A3" w16cid:durableId="5441F447"/>
+  <w16cid:commentId w16cid:paraId="585E9004" w16cid:durableId="6D1D4A8C"/>
+</w16cid:commentsIds>
 </file>
 
 <file path=word/endnotes.xml><?xml version="1.0" encoding="utf-8"?>
@@ -929,6 +1609,14 @@
     <w:abstractNumId w:val="0"/>
   </w:num>
 </w:numbering>
+</file>
+
+<file path=word/people.xml><?xml version="1.0" encoding="utf-8"?>
+<w15:people xmlns:wpc="http://schemas.microsoft.com/office/word/2010/wordprocessingCanvas" xmlns:cx="http://schemas.microsoft.com/office/drawing/2014/chartex" xmlns:cx1="http://schemas.microsoft.com/office/drawing/2015/9/8/chartex" xmlns:cx2="http://schemas.microsoft.com/office/drawing/2015/10/21/chartex" xmlns:cx3="http://schemas.microsoft.com/office/drawing/2016/5/9/chartex" xmlns:cx4="http://schemas.microsoft.com/office/drawing/2016/5/10/chartex" xmlns:cx5="http://schemas.microsoft.com/office/drawing/2016/5/11/chartex" xmlns:cx6="http://schemas.microsoft.com/office/drawing/2016/5/12/chartex" xmlns:cx7="http://schemas.microsoft.com/office/drawing/2016/5/13/chartex" xmlns:cx8="http://schemas.microsoft.com/office/drawing/2016/5/14/chartex" xmlns:mc="http://schemas.openxmlformats.org/markup-compatibility/2006" xmlns:aink="http://schemas.microsoft.com/office/drawing/2016/ink" xmlns:am3d="http://schemas.microsoft.com/office/drawing/2017/model3d" xmlns:o="urn:schemas-microsoft-com:office:office" xmlns:oel="http://schemas.microsoft.com/office/2019/extlst" xmlns:r="http://schemas.openxmlformats.org/officeDocument/2006/relationships" xmlns:m="http://schemas.openxmlformats.org/officeDocument/2006/math" xmlns:v="urn:schemas-microsoft-com:vml" xmlns:wp14="http://schemas.microsoft.com/office/word/2010/wordprocessingDrawing" xmlns:wp="http://schemas.openxmlformats.org/drawingml/2006/wordprocessingDrawing" xmlns:w10="urn:schemas-microsoft-com:office:word" xmlns:w="http://schemas.openxmlformats.org/wordprocessingml/2006/main" xmlns:w14="http://schemas.microsoft.com/office/word/2010/wordml" xmlns:w15="http://schemas.microsoft.com/office/word/2012/wordml" xmlns:w16cex="http://schemas.microsoft.com/office/word/2018/wordml/cex" xmlns:w16cid="http://schemas.microsoft.com/office/word/2016/wordml/cid" xmlns:w16="http://schemas.microsoft.com/office/word/2018/wordml" xmlns:w16du="http://schemas.microsoft.com/office/word/2023/wordml/word16du" xmlns:w16sdtdh="http://schemas.microsoft.com/office/word/2020/wordml/sdtdatahash" xmlns:w16sdtfl="http://schemas.microsoft.com/office/word/2024/wordml/sdtformatlock" xmlns:w16se="http://schemas.microsoft.com/office/word/2015/wordml/symex" xmlns:wpg="http://schemas.microsoft.com/office/word/2010/wordprocessingGroup" xmlns:wpi="http://schemas.microsoft.com/office/word/2010/wordprocessingInk" xmlns:wne="http://schemas.microsoft.com/office/word/2006/wordml" xmlns:wps="http://schemas.microsoft.com/office/word/2010/wordprocessingShape" mc:Ignorable="w14 w15 w16se w16cid w16 w16cex w16sdtdh w16sdtfl w16du wp14">
+  <w15:person w15:author="Kelsey McCune">
+    <w15:presenceInfo w15:providerId="None" w15:userId="Kelsey McCune"/>
+  </w15:person>
+</w15:people>
 </file>
 
 <file path=word/styles.xml><?xml version="1.0" encoding="utf-8"?>
@@ -1534,6 +2222,7 @@
   <w:style w:type="character" w:default="1" w:styleId="DefaultParagraphFont">
     <w:name w:val="Default Paragraph Font"/>
     <w:uiPriority w:val="1"/>
+    <w:semiHidden/>
     <w:unhideWhenUsed/>
   </w:style>
   <w:style w:type="table" w:default="1" w:styleId="TableNormal">
@@ -1890,6 +2579,84 @@
     <w:link w:val="Footer"/>
     <w:uiPriority w:val="99"/>
     <w:rsid w:val="00E30DE2"/>
+  </w:style>
+  <w:style w:type="paragraph" w:styleId="Revision">
+    <w:name w:val="Revision"/>
+    <w:hidden/>
+    <w:uiPriority w:val="99"/>
+    <w:semiHidden/>
+    <w:rsid w:val="00462E21"/>
+    <w:pPr>
+      <w:spacing w:after="0" w:line="240" w:lineRule="auto"/>
+    </w:pPr>
+  </w:style>
+  <w:style w:type="character" w:styleId="CommentReference">
+    <w:name w:val="annotation reference"/>
+    <w:basedOn w:val="DefaultParagraphFont"/>
+    <w:uiPriority w:val="99"/>
+    <w:semiHidden/>
+    <w:unhideWhenUsed/>
+    <w:rsid w:val="00462E21"/>
+    <w:rPr>
+      <w:sz w:val="16"/>
+      <w:szCs w:val="16"/>
+    </w:rPr>
+  </w:style>
+  <w:style w:type="paragraph" w:styleId="CommentText">
+    <w:name w:val="annotation text"/>
+    <w:basedOn w:val="Normal"/>
+    <w:link w:val="CommentTextChar"/>
+    <w:uiPriority w:val="99"/>
+    <w:semiHidden/>
+    <w:unhideWhenUsed/>
+    <w:rsid w:val="00462E21"/>
+    <w:pPr>
+      <w:spacing w:line="240" w:lineRule="auto"/>
+    </w:pPr>
+    <w:rPr>
+      <w:sz w:val="20"/>
+      <w:szCs w:val="20"/>
+    </w:rPr>
+  </w:style>
+  <w:style w:type="character" w:customStyle="1" w:styleId="CommentTextChar">
+    <w:name w:val="Comment Text Char"/>
+    <w:basedOn w:val="DefaultParagraphFont"/>
+    <w:link w:val="CommentText"/>
+    <w:uiPriority w:val="99"/>
+    <w:semiHidden/>
+    <w:rsid w:val="00462E21"/>
+    <w:rPr>
+      <w:sz w:val="20"/>
+      <w:szCs w:val="20"/>
+    </w:rPr>
+  </w:style>
+  <w:style w:type="paragraph" w:styleId="CommentSubject">
+    <w:name w:val="annotation subject"/>
+    <w:basedOn w:val="CommentText"/>
+    <w:next w:val="CommentText"/>
+    <w:link w:val="CommentSubjectChar"/>
+    <w:uiPriority w:val="99"/>
+    <w:semiHidden/>
+    <w:unhideWhenUsed/>
+    <w:rsid w:val="00462E21"/>
+    <w:rPr>
+      <w:b/>
+      <w:bCs/>
+    </w:rPr>
+  </w:style>
+  <w:style w:type="character" w:customStyle="1" w:styleId="CommentSubjectChar">
+    <w:name w:val="Comment Subject Char"/>
+    <w:basedOn w:val="CommentTextChar"/>
+    <w:link w:val="CommentSubject"/>
+    <w:uiPriority w:val="99"/>
+    <w:semiHidden/>
+    <w:rsid w:val="00462E21"/>
+    <w:rPr>
+      <w:b/>
+      <w:bCs/>
+      <w:sz w:val="20"/>
+      <w:szCs w:val="20"/>
+    </w:rPr>
   </w:style>
 </w:styles>
 </file>

--- a/Documents /MS Thesis Intro..docx
+++ b/Documents /MS Thesis Intro..docx
@@ -935,6 +935,7 @@
       </w:r>
     </w:p>
     <w:p>
+      <w:commentRangeStart w:id="50"/>
       <w:r>
         <w:t xml:space="preserve">The overarching goal of this study is to </w:t>
       </w:r>
@@ -980,7 +981,17 @@
         <w:t>biosecurity</w:t>
       </w:r>
       <w:r>
-        <w:t xml:space="preserve"> risks. This study addresses three specific aims:</w:t>
+        <w:t xml:space="preserve"> risks. </w:t>
+      </w:r>
+      <w:commentRangeEnd w:id="50"/>
+      <w:r>
+        <w:rPr>
+          <w:rStyle w:val="CommentReference"/>
+        </w:rPr>
+        <w:commentReference w:id="50"/>
+      </w:r>
+      <w:r>
+        <w:t>This study addresses three specific aims:</w:t>
       </w:r>
     </w:p>
     <w:p>
@@ -995,101 +1006,445 @@
           <w:b/>
           <w:bCs/>
         </w:rPr>
-        <w:t>Aim 1: Feeder Visitation Frequency and Pathogen Infection Status</w:t>
-      </w:r>
-    </w:p>
-    <w:p>
-      <w:r>
-        <w:t>We seek</w:t>
-      </w:r>
-      <w:r>
-        <w:t xml:space="preserve"> to test the relationship between individual feeder visitation frequency and pathogen infection status in PIT-tagged wild birds using RFID technology. We predict that wild birds with higher feeder visitation frequencies will have a higher probability of testing positive for pathogen infection</w:t>
-      </w:r>
-      <w:r>
-        <w:t>.</w:t>
-      </w:r>
-      <w:r>
-        <w:t xml:space="preserve"> If bird </w:t>
-      </w:r>
-      <w:proofErr w:type="gramStart"/>
-      <w:r>
-        <w:t>feeders</w:t>
-      </w:r>
-      <w:proofErr w:type="gramEnd"/>
-      <w:r>
-        <w:t xml:space="preserve"> aggregate individuals and increase fecal-oral contact rates, then birds that visit feeders more frequently will sustain greater exposure to environmental pathogen</w:t>
-      </w:r>
-      <w:r>
-        <w:t xml:space="preserve">s </w:t>
-      </w:r>
-      <w:r>
-        <w:t xml:space="preserve">deposited by other individuals, resulting in </w:t>
-      </w:r>
-      <w:r>
-        <w:t>higher</w:t>
-      </w:r>
-      <w:r>
-        <w:t xml:space="preserve"> infection prevalence relative to less frequent feeder visitors.</w:t>
-      </w:r>
-    </w:p>
-    <w:p>
-      <w:pPr>
+        <w:t xml:space="preserve">Aim 1: </w:t>
+      </w:r>
+      <w:ins w:id="51" w:author="Kelsey McCune" w:date="2026-03-24T09:10:00Z" w16du:dateUtc="2026-03-24T14:10:00Z">
+        <w:r>
+          <w:rPr>
+            <w:b/>
+            <w:bCs/>
+          </w:rPr>
+          <w:t>Quantify f</w:t>
+        </w:r>
+      </w:ins>
+      <w:del w:id="52" w:author="Kelsey McCune" w:date="2026-03-24T09:10:00Z" w16du:dateUtc="2026-03-24T14:10:00Z">
+        <w:r>
+          <w:rPr>
+            <w:b/>
+            <w:bCs/>
+          </w:rPr>
+          <w:delText>F</w:delText>
+        </w:r>
+      </w:del>
+      <w:r>
         <w:rPr>
           <w:b/>
           <w:bCs/>
         </w:rPr>
-      </w:pPr>
+        <w:t xml:space="preserve">eeder </w:t>
+      </w:r>
+      <w:ins w:id="53" w:author="Kelsey McCune" w:date="2026-03-24T09:10:00Z" w16du:dateUtc="2026-03-24T14:10:00Z">
+        <w:r>
+          <w:rPr>
+            <w:b/>
+            <w:bCs/>
+          </w:rPr>
+          <w:t>v</w:t>
+        </w:r>
+      </w:ins>
+      <w:del w:id="54" w:author="Kelsey McCune" w:date="2026-03-24T09:10:00Z" w16du:dateUtc="2026-03-24T14:10:00Z">
+        <w:r>
+          <w:rPr>
+            <w:b/>
+            <w:bCs/>
+          </w:rPr>
+          <w:delText>V</w:delText>
+        </w:r>
+      </w:del>
       <w:r>
         <w:rPr>
           <w:b/>
           <w:bCs/>
         </w:rPr>
-        <w:t>Aim 2: Pathogen Prevalence Across Site Treatment Types</w:t>
-      </w:r>
-    </w:p>
-    <w:p>
-      <w:r>
-        <w:t>We seek</w:t>
-      </w:r>
-      <w:r>
-        <w:t xml:space="preserve"> to compare pathogen prevalence in wild songbirds among sites representing four treatment types: bird feeder only, backyard chickens only, both feeders and chickens, and control sites with neither. We predict that sites with both bird feeders and backyard chickens will exhibit the highest pathogen prevalence in wild birds, followed by chicken-only sites, feeder-only sites, and control sites. If the presence of backyard poultry introduces an additional environmental reservoir for </w:t>
-      </w:r>
-      <w:r>
-        <w:rPr>
-          <w:i/>
-          <w:iCs/>
-        </w:rPr>
-        <w:t>S. enterica</w:t>
-      </w:r>
-      <w:r>
-        <w:t xml:space="preserve">, and bird feeders simultaneously increase contact rates among wild birds, then sites with compounded </w:t>
-      </w:r>
-      <w:r>
-        <w:t>factors</w:t>
-      </w:r>
-      <w:r>
-        <w:t xml:space="preserve"> will </w:t>
-      </w:r>
-      <w:r>
-        <w:t>show</w:t>
-      </w:r>
-      <w:r>
-        <w:t xml:space="preserve"> the greatest disease transmission risk.</w:t>
-      </w:r>
-    </w:p>
-    <w:p>
-      <w:pPr>
+        <w:t xml:space="preserve">isitation </w:t>
+      </w:r>
+      <w:ins w:id="55" w:author="Kelsey McCune" w:date="2026-03-24T09:10:00Z" w16du:dateUtc="2026-03-24T14:10:00Z">
+        <w:r>
+          <w:rPr>
+            <w:b/>
+            <w:bCs/>
+          </w:rPr>
+          <w:t>f</w:t>
+        </w:r>
+      </w:ins>
+      <w:del w:id="56" w:author="Kelsey McCune" w:date="2026-03-24T09:10:00Z" w16du:dateUtc="2026-03-24T14:10:00Z">
+        <w:r>
+          <w:rPr>
+            <w:b/>
+            <w:bCs/>
+          </w:rPr>
+          <w:delText>F</w:delText>
+        </w:r>
+      </w:del>
+      <w:r>
         <w:rPr>
           <w:b/>
           <w:bCs/>
         </w:rPr>
-      </w:pPr>
+        <w:t xml:space="preserve">requency and </w:t>
+      </w:r>
+      <w:commentRangeStart w:id="57"/>
+      <w:ins w:id="58" w:author="Kelsey McCune" w:date="2026-03-24T09:10:00Z" w16du:dateUtc="2026-03-24T14:10:00Z">
+        <w:r>
+          <w:rPr>
+            <w:b/>
+            <w:bCs/>
+          </w:rPr>
+          <w:t>p</w:t>
+        </w:r>
+      </w:ins>
+      <w:del w:id="59" w:author="Kelsey McCune" w:date="2026-03-24T09:10:00Z" w16du:dateUtc="2026-03-24T14:10:00Z">
+        <w:r>
+          <w:rPr>
+            <w:b/>
+            <w:bCs/>
+          </w:rPr>
+          <w:delText>P</w:delText>
+        </w:r>
+      </w:del>
       <w:r>
         <w:rPr>
           <w:b/>
           <w:bCs/>
         </w:rPr>
-        <w:t>Aim 3: Human Risk Perception, Biosecurity Practices, and Pro-Conservation Attitudes</w:t>
+        <w:t xml:space="preserve">athogen </w:t>
+      </w:r>
+      <w:ins w:id="60" w:author="Kelsey McCune" w:date="2026-03-24T09:10:00Z" w16du:dateUtc="2026-03-24T14:10:00Z">
+        <w:r>
+          <w:rPr>
+            <w:b/>
+            <w:bCs/>
+          </w:rPr>
+          <w:t>i</w:t>
+        </w:r>
+      </w:ins>
+      <w:del w:id="61" w:author="Kelsey McCune" w:date="2026-03-24T09:10:00Z" w16du:dateUtc="2026-03-24T14:10:00Z">
+        <w:r>
+          <w:rPr>
+            <w:b/>
+            <w:bCs/>
+          </w:rPr>
+          <w:delText>I</w:delText>
+        </w:r>
+      </w:del>
+      <w:r>
+        <w:rPr>
+          <w:b/>
+          <w:bCs/>
+        </w:rPr>
+        <w:t xml:space="preserve">nfection </w:t>
+      </w:r>
+      <w:ins w:id="62" w:author="Kelsey McCune" w:date="2026-03-24T09:10:00Z" w16du:dateUtc="2026-03-24T14:10:00Z">
+        <w:r>
+          <w:rPr>
+            <w:b/>
+            <w:bCs/>
+          </w:rPr>
+          <w:t>s</w:t>
+        </w:r>
+      </w:ins>
+      <w:del w:id="63" w:author="Kelsey McCune" w:date="2026-03-24T09:10:00Z" w16du:dateUtc="2026-03-24T14:10:00Z">
+        <w:r>
+          <w:rPr>
+            <w:b/>
+            <w:bCs/>
+          </w:rPr>
+          <w:delText>S</w:delText>
+        </w:r>
+      </w:del>
+      <w:r>
+        <w:rPr>
+          <w:b/>
+          <w:bCs/>
+        </w:rPr>
+        <w:t>tatus</w:t>
+      </w:r>
+      <w:commentRangeEnd w:id="57"/>
+      <w:r>
+        <w:rPr>
+          <w:rStyle w:val="CommentReference"/>
+        </w:rPr>
+        <w:commentReference w:id="57"/>
+      </w:r>
+    </w:p>
+    <w:p>
+      <w:r>
+        <w:t>We seek</w:t>
+      </w:r>
+      <w:r>
+        <w:t xml:space="preserve"> to test the relationship between </w:t>
+      </w:r>
+      <w:del w:id="64" w:author="Kelsey McCune" w:date="2026-03-24T09:12:00Z" w16du:dateUtc="2026-03-24T14:12:00Z">
+        <w:r>
+          <w:delText>individual feeder visitation</w:delText>
+        </w:r>
+      </w:del>
+      <w:ins w:id="65" w:author="Kelsey McCune" w:date="2026-03-24T09:12:00Z" w16du:dateUtc="2026-03-24T14:12:00Z">
+        <w:r>
+          <w:t>the</w:t>
+        </w:r>
+      </w:ins>
+      <w:r>
+        <w:t xml:space="preserve"> frequency</w:t>
+      </w:r>
+      <w:ins w:id="66" w:author="Kelsey McCune" w:date="2026-03-24T09:12:00Z" w16du:dateUtc="2026-03-24T14:12:00Z">
+        <w:r>
+          <w:t xml:space="preserve"> that birds </w:t>
+        </w:r>
+      </w:ins>
+      <w:ins w:id="67" w:author="Kelsey McCune" w:date="2026-03-24T09:13:00Z" w16du:dateUtc="2026-03-24T14:13:00Z">
+        <w:r>
+          <w:t>visit food sources</w:t>
+        </w:r>
+      </w:ins>
+      <w:r>
+        <w:t xml:space="preserve"> and </w:t>
+      </w:r>
+      <w:del w:id="68" w:author="Kelsey McCune" w:date="2026-03-24T09:14:00Z" w16du:dateUtc="2026-03-24T14:14:00Z">
+        <w:r>
+          <w:delText xml:space="preserve">pathogen </w:delText>
+        </w:r>
+      </w:del>
+      <w:ins w:id="69" w:author="Kelsey McCune" w:date="2026-03-24T09:14:00Z" w16du:dateUtc="2026-03-24T14:14:00Z">
+        <w:r>
+          <w:t>the probability of</w:t>
+        </w:r>
+        <w:r>
+          <w:t xml:space="preserve"> </w:t>
+        </w:r>
+      </w:ins>
+      <w:r>
+        <w:t>infection</w:t>
+      </w:r>
+      <w:ins w:id="70" w:author="Kelsey McCune" w:date="2026-03-24T09:14:00Z" w16du:dateUtc="2026-03-24T14:14:00Z">
+        <w:r>
+          <w:t>.</w:t>
+        </w:r>
+      </w:ins>
+      <w:r>
+        <w:t xml:space="preserve"> </w:t>
+      </w:r>
+      <w:commentRangeStart w:id="71"/>
+      <w:del w:id="72" w:author="Kelsey McCune" w:date="2026-03-24T09:14:00Z" w16du:dateUtc="2026-03-24T14:14:00Z">
+        <w:r>
+          <w:delText xml:space="preserve">status </w:delText>
+        </w:r>
+      </w:del>
+      <w:r>
+        <w:t>in PIT-tagged wild birds using RFID technology.</w:t>
+      </w:r>
+      <w:commentRangeEnd w:id="71"/>
+      <w:r>
+        <w:rPr>
+          <w:rStyle w:val="CommentReference"/>
+        </w:rPr>
+        <w:commentReference w:id="71"/>
+      </w:r>
+      <w:r>
+        <w:t xml:space="preserve"> </w:t>
+      </w:r>
+      <w:moveFromRangeStart w:id="73" w:author="Kelsey McCune" w:date="2026-03-24T09:18:00Z" w:name="move225236346"/>
+      <w:moveFrom w:id="74" w:author="Kelsey McCune" w:date="2026-03-24T09:18:00Z" w16du:dateUtc="2026-03-24T14:18:00Z">
+        <w:r>
+          <w:t>We predict that wild birds with higher feeder visitation frequencies will have a higher probability of testing positive for pathogen infection</w:t>
+        </w:r>
+        <w:r>
+          <w:t>.</w:t>
+        </w:r>
+        <w:r>
+          <w:t xml:space="preserve"> </w:t>
+        </w:r>
+      </w:moveFrom>
+      <w:moveFromRangeEnd w:id="73"/>
+      <w:r>
+        <w:t xml:space="preserve">If bird feeders </w:t>
+      </w:r>
+      <w:ins w:id="75" w:author="Kelsey McCune" w:date="2026-03-24T09:18:00Z" w16du:dateUtc="2026-03-24T14:18:00Z">
+        <w:r>
+          <w:t xml:space="preserve">artificially </w:t>
+        </w:r>
+      </w:ins>
+      <w:r>
+        <w:t xml:space="preserve">aggregate individuals and increase </w:t>
+      </w:r>
+      <w:commentRangeStart w:id="76"/>
+      <w:r>
+        <w:t xml:space="preserve">fecal-oral </w:t>
+      </w:r>
+      <w:commentRangeEnd w:id="76"/>
+      <w:r>
+        <w:rPr>
+          <w:rStyle w:val="CommentReference"/>
+        </w:rPr>
+        <w:commentReference w:id="76"/>
+      </w:r>
+      <w:r>
+        <w:t>contact rates, then birds that visit feeders more frequently will sustain greater exposure to environmental pathogen</w:t>
+      </w:r>
+      <w:r>
+        <w:t xml:space="preserve">s </w:t>
+      </w:r>
+      <w:r>
+        <w:t xml:space="preserve">deposited by other individuals, resulting in </w:t>
+      </w:r>
+      <w:r>
+        <w:t>higher</w:t>
+      </w:r>
+      <w:r>
+        <w:t xml:space="preserve"> infection prevalence relative to less frequent feeder visitors.</w:t>
+      </w:r>
+      <w:ins w:id="77" w:author="Kelsey McCune" w:date="2026-03-24T09:18:00Z" w16du:dateUtc="2026-03-24T14:18:00Z">
+        <w:r>
+          <w:t xml:space="preserve"> Therefore, </w:t>
+        </w:r>
+        <w:commentRangeStart w:id="78"/>
+        <w:r>
+          <w:t>w</w:t>
+        </w:r>
+      </w:ins>
+      <w:moveToRangeStart w:id="79" w:author="Kelsey McCune" w:date="2026-03-24T09:18:00Z" w:name="move225236346"/>
+      <w:moveTo w:id="80" w:author="Kelsey McCune" w:date="2026-03-24T09:18:00Z" w16du:dateUtc="2026-03-24T14:18:00Z">
+        <w:del w:id="81" w:author="Kelsey McCune" w:date="2026-03-24T09:18:00Z" w16du:dateUtc="2026-03-24T14:18:00Z">
+          <w:r>
+            <w:delText>W</w:delText>
+          </w:r>
+        </w:del>
+        <w:r>
+          <w:t xml:space="preserve">e </w:t>
+        </w:r>
+        <w:proofErr w:type="gramStart"/>
+        <w:r>
+          <w:t>predict</w:t>
+        </w:r>
+        <w:proofErr w:type="gramEnd"/>
+        <w:r>
+          <w:t xml:space="preserve"> that </w:t>
+        </w:r>
+      </w:moveTo>
+      <w:commentRangeEnd w:id="78"/>
+      <w:r>
+        <w:rPr>
+          <w:rStyle w:val="CommentReference"/>
+        </w:rPr>
+        <w:commentReference w:id="78"/>
+      </w:r>
+      <w:moveTo w:id="82" w:author="Kelsey McCune" w:date="2026-03-24T09:18:00Z" w16du:dateUtc="2026-03-24T14:18:00Z">
+        <w:r>
+          <w:t>wild birds with higher feeder visitation frequencies will have a higher probability of testing positive for pathogen infection</w:t>
+        </w:r>
+        <w:r>
+          <w:t>.</w:t>
+        </w:r>
+      </w:moveTo>
+      <w:moveToRangeEnd w:id="79"/>
+    </w:p>
+    <w:p>
+      <w:pPr>
+        <w:rPr>
+          <w:b/>
+          <w:bCs/>
+        </w:rPr>
+      </w:pPr>
+      <w:r>
+        <w:rPr>
+          <w:b/>
+          <w:bCs/>
+        </w:rPr>
+        <w:t xml:space="preserve">Aim 2: </w:t>
+      </w:r>
+      <w:commentRangeStart w:id="83"/>
+      <w:r>
+        <w:rPr>
+          <w:b/>
+          <w:bCs/>
+        </w:rPr>
+        <w:t>Pathogen Prevalence Across Site Treatment Types</w:t>
+      </w:r>
+      <w:commentRangeEnd w:id="83"/>
+      <w:r>
+        <w:rPr>
+          <w:rStyle w:val="CommentReference"/>
+        </w:rPr>
+        <w:commentReference w:id="83"/>
+      </w:r>
+    </w:p>
+    <w:p>
+      <w:r>
+        <w:t>We seek</w:t>
+      </w:r>
+      <w:r>
+        <w:t xml:space="preserve"> to compare pathogen prevalence in wild songbirds among sites representing four treatment types: bird feeder only, backyard chickens only, both feeders and chickens, and control sites with neither. We predict that sites with both bird feeders and backyard chickens will exhibit the highest pathogen prevalence in wild birds, followed by chicken-only sites, feeder-only sites, and control sites. If the presence of backyard poultry introduces an additional environmental reservoir for </w:t>
+      </w:r>
+      <w:del w:id="84" w:author="Kelsey McCune" w:date="2026-03-24T09:21:00Z" w16du:dateUtc="2026-03-24T14:21:00Z">
+        <w:r>
+          <w:rPr>
+            <w:rPrChange w:id="85" w:author="Kelsey McCune" w:date="2026-03-24T09:21:00Z" w16du:dateUtc="2026-03-24T14:21:00Z">
+              <w:rPr>
+                <w:i/>
+                <w:iCs/>
+              </w:rPr>
+            </w:rPrChange>
+          </w:rPr>
+          <w:delText>S. enterica</w:delText>
+        </w:r>
+      </w:del>
+      <w:ins w:id="86" w:author="Kelsey McCune" w:date="2026-03-24T09:21:00Z" w16du:dateUtc="2026-03-24T14:21:00Z">
+        <w:r>
+          <w:rPr>
+            <w:rPrChange w:id="87" w:author="Kelsey McCune" w:date="2026-03-24T09:21:00Z" w16du:dateUtc="2026-03-24T14:21:00Z">
+              <w:rPr>
+                <w:i/>
+                <w:iCs/>
+              </w:rPr>
+            </w:rPrChange>
+          </w:rPr>
+          <w:t>pathogens</w:t>
+        </w:r>
+      </w:ins>
+      <w:r>
+        <w:t xml:space="preserve">, and bird feeders simultaneously increase contact rates among wild birds, then sites with compounded </w:t>
+      </w:r>
+      <w:r>
+        <w:t>factors</w:t>
+      </w:r>
+      <w:r>
+        <w:t xml:space="preserve"> will </w:t>
+      </w:r>
+      <w:r>
+        <w:t>show</w:t>
+      </w:r>
+      <w:r>
+        <w:t xml:space="preserve"> the greatest disease transmission risk.</w:t>
+      </w:r>
+    </w:p>
+    <w:p>
+      <w:pPr>
+        <w:rPr>
+          <w:b/>
+          <w:bCs/>
+        </w:rPr>
+      </w:pPr>
+      <w:commentRangeStart w:id="88"/>
+      <w:r>
+        <w:rPr>
+          <w:b/>
+          <w:bCs/>
+        </w:rPr>
+        <w:t xml:space="preserve">Aim 3: </w:t>
+      </w:r>
+      <w:commentRangeEnd w:id="88"/>
+      <w:r>
+        <w:rPr>
+          <w:rStyle w:val="CommentReference"/>
+        </w:rPr>
+        <w:commentReference w:id="88"/>
+      </w:r>
+      <w:r>
+        <w:rPr>
+          <w:b/>
+          <w:bCs/>
+        </w:rPr>
+        <w:t>Human Risk Perception, Biosecurity Practices, and Pro-Conservation Attitudes</w:t>
       </w:r>
     </w:p>
     <w:p>
@@ -1139,7 +1494,18 @@
         <w:t>based on</w:t>
       </w:r>
       <w:r>
-        <w:t xml:space="preserve"> the results of this study will inform practical, relevant biosecurity recommendations for bird feeding and poultry-keeping households</w:t>
+        <w:t xml:space="preserve"> the results of this study will inform practical, relevant biosecurity recommendations for bird feeding and poultry-keeping </w:t>
+      </w:r>
+      <w:commentRangeStart w:id="89"/>
+      <w:r>
+        <w:t>households</w:t>
+      </w:r>
+      <w:commentRangeEnd w:id="89"/>
+      <w:r>
+        <w:rPr>
+          <w:rStyle w:val="CommentReference"/>
+        </w:rPr>
+        <w:commentReference w:id="89"/>
       </w:r>
       <w:r>
         <w:t xml:space="preserve">. </w:t>
@@ -1401,6 +1767,151 @@
           <w:szCs w:val="20"/>
         </w:rPr>
         <w:t xml:space="preserve">Now at the end of the intro consider whether you have given enough information to set up all aspects of your research? </w:t>
+      </w:r>
+    </w:p>
+  </w:comment>
+  <w:comment w:id="50" w:author="Kelsey McCune" w:date="2026-03-24T09:09:00Z" w:initials="KBM">
+    <w:p>
+      <w:r>
+        <w:rPr>
+          <w:rStyle w:val="CommentReference"/>
+        </w:rPr>
+        <w:annotationRef/>
+      </w:r>
+      <w:r>
+        <w:rPr>
+          <w:sz w:val="20"/>
+          <w:szCs w:val="20"/>
+        </w:rPr>
+        <w:t>We will want to make this more broad than sort of restating each aim. Think about the first few paragraphs of your intro to help put this in a broader context.</w:t>
+      </w:r>
+    </w:p>
+  </w:comment>
+  <w:comment w:id="57" w:author="Kelsey McCune" w:date="2026-03-24T09:11:00Z" w:initials="KBM">
+    <w:p>
+      <w:r>
+        <w:rPr>
+          <w:rStyle w:val="CommentReference"/>
+        </w:rPr>
+        <w:annotationRef/>
+      </w:r>
+      <w:r>
+        <w:rPr>
+          <w:sz w:val="20"/>
+          <w:szCs w:val="20"/>
+        </w:rPr>
+        <w:t>Maybe instead say "pathogen prevalence" - When I first read this I thought it meant the infection status of the pathogen, not the bird.</w:t>
+      </w:r>
+    </w:p>
+  </w:comment>
+  <w:comment w:id="71" w:author="Kelsey McCune" w:date="2026-03-24T09:15:00Z" w:initials="KBM">
+    <w:p>
+      <w:r>
+        <w:rPr>
+          <w:rStyle w:val="CommentReference"/>
+        </w:rPr>
+        <w:annotationRef/>
+      </w:r>
+      <w:r>
+        <w:rPr>
+          <w:sz w:val="20"/>
+          <w:szCs w:val="20"/>
+        </w:rPr>
+        <w:t>This is methods that are perhaps too detailed for the Aims section.</w:t>
+      </w:r>
+    </w:p>
+  </w:comment>
+  <w:comment w:id="76" w:author="Kelsey McCune" w:date="2026-03-24T09:17:00Z" w:initials="KBM">
+    <w:p>
+      <w:r>
+        <w:rPr>
+          <w:rStyle w:val="CommentReference"/>
+        </w:rPr>
+        <w:annotationRef/>
+      </w:r>
+      <w:r>
+        <w:rPr>
+          <w:sz w:val="20"/>
+          <w:szCs w:val="20"/>
+        </w:rPr>
+        <w:t>But also increased direct transmission, right?</w:t>
+      </w:r>
+    </w:p>
+    <w:p>
+      <w:r>
+        <w:rPr>
+          <w:sz w:val="20"/>
+          <w:szCs w:val="20"/>
+        </w:rPr>
+        <w:t>I think background on increase of fecal-oral and directly transmitted pathogens should be added to the intro.</w:t>
+      </w:r>
+    </w:p>
+  </w:comment>
+  <w:comment w:id="78" w:author="Kelsey McCune" w:date="2026-03-24T09:20:00Z" w:initials="KBM">
+    <w:p>
+      <w:r>
+        <w:rPr>
+          <w:rStyle w:val="CommentReference"/>
+        </w:rPr>
+        <w:annotationRef/>
+      </w:r>
+      <w:r>
+        <w:rPr>
+          <w:sz w:val="20"/>
+          <w:szCs w:val="20"/>
+        </w:rPr>
+        <w:t>If/then hypothesis statement first, predictions next.</w:t>
+      </w:r>
+    </w:p>
+  </w:comment>
+  <w:comment w:id="83" w:author="Kelsey McCune" w:date="2026-03-24T09:19:00Z" w:initials="KBM">
+    <w:p>
+      <w:r>
+        <w:rPr>
+          <w:rStyle w:val="CommentReference"/>
+        </w:rPr>
+        <w:annotationRef/>
+      </w:r>
+      <w:r>
+        <w:rPr>
+          <w:sz w:val="20"/>
+          <w:szCs w:val="20"/>
+        </w:rPr>
+        <w:t>This is what you will measure, but it is not the goal of this aim, right?</w:t>
+      </w:r>
+    </w:p>
+  </w:comment>
+  <w:comment w:id="88" w:author="Kelsey McCune" w:date="2026-03-24T09:22:00Z" w:initials="KBM">
+    <w:p>
+      <w:r>
+        <w:rPr>
+          <w:rStyle w:val="CommentReference"/>
+        </w:rPr>
+        <w:annotationRef/>
+      </w:r>
+      <w:r>
+        <w:rPr>
+          <w:sz w:val="20"/>
+          <w:szCs w:val="20"/>
+        </w:rPr>
+        <w:t>Again here, this is what you are measuring to address the goal of this specific aim.</w:t>
+      </w:r>
+    </w:p>
+  </w:comment>
+  <w:comment w:id="89" w:author="Kelsey McCune" w:date="2026-03-24T09:25:00Z" w:initials="KBM">
+    <w:p>
+      <w:r>
+        <w:rPr>
+          <w:rStyle w:val="CommentReference"/>
+        </w:rPr>
+        <w:annotationRef/>
+      </w:r>
+      <w:r>
+        <w:rPr>
+          <w:sz w:val="20"/>
+          <w:szCs w:val="20"/>
+        </w:rPr>
+        <w:t>And what about pro-conservation attitudes? You'll want to include something about that in the Aim. Background on this piece was missing from the introduction, and filling that in will help you figure out what to add here for pro-conservation attitudes.</w:t>
       </w:r>
     </w:p>
   </w:comment>
@@ -1423,6 +1934,14 @@
   <w15:commentEx w15:paraId="7C37E974" w15:done="0"/>
   <w15:commentEx w15:paraId="77C467A3" w15:done="0"/>
   <w15:commentEx w15:paraId="585E9004" w15:done="0"/>
+  <w15:commentEx w15:paraId="5D1158DD" w15:done="0"/>
+  <w15:commentEx w15:paraId="7624117C" w15:done="0"/>
+  <w15:commentEx w15:paraId="402D0F2C" w15:done="0"/>
+  <w15:commentEx w15:paraId="5DBB9EB2" w15:done="0"/>
+  <w15:commentEx w15:paraId="59C469B7" w15:done="0"/>
+  <w15:commentEx w15:paraId="068C2E61" w15:done="0"/>
+  <w15:commentEx w15:paraId="65049884" w15:done="0"/>
+  <w15:commentEx w15:paraId="52B940F2" w15:done="0"/>
 </w15:commentsEx>
 </file>
 
@@ -1442,6 +1961,14 @@
   <w16cex:commentExtensible w16cex:durableId="650090B1" w16cex:dateUtc="2026-03-24T13:57:00Z"/>
   <w16cex:commentExtensible w16cex:durableId="5441F447" w16cex:dateUtc="2026-03-24T14:01:00Z"/>
   <w16cex:commentExtensible w16cex:durableId="6D1D4A8C" w16cex:dateUtc="2026-03-24T14:02:00Z"/>
+  <w16cex:commentExtensible w16cex:durableId="1769A3C4" w16cex:dateUtc="2026-03-24T14:09:00Z"/>
+  <w16cex:commentExtensible w16cex:durableId="38C5A3CB" w16cex:dateUtc="2026-03-24T14:11:00Z"/>
+  <w16cex:commentExtensible w16cex:durableId="79AE6EAE" w16cex:dateUtc="2026-03-24T14:15:00Z"/>
+  <w16cex:commentExtensible w16cex:durableId="016EEA41" w16cex:dateUtc="2026-03-24T14:17:00Z"/>
+  <w16cex:commentExtensible w16cex:durableId="7DBB4ADE" w16cex:dateUtc="2026-03-24T14:20:00Z"/>
+  <w16cex:commentExtensible w16cex:durableId="576C22F0" w16cex:dateUtc="2026-03-24T14:19:00Z"/>
+  <w16cex:commentExtensible w16cex:durableId="7A1B9B72" w16cex:dateUtc="2026-03-24T14:22:00Z"/>
+  <w16cex:commentExtensible w16cex:durableId="13E2C108" w16cex:dateUtc="2026-03-24T14:25:00Z"/>
 </w16cex:commentsExtensible>
 </file>
 
@@ -1461,6 +1988,14 @@
   <w16cid:commentId w16cid:paraId="7C37E974" w16cid:durableId="650090B1"/>
   <w16cid:commentId w16cid:paraId="77C467A3" w16cid:durableId="5441F447"/>
   <w16cid:commentId w16cid:paraId="585E9004" w16cid:durableId="6D1D4A8C"/>
+  <w16cid:commentId w16cid:paraId="5D1158DD" w16cid:durableId="1769A3C4"/>
+  <w16cid:commentId w16cid:paraId="7624117C" w16cid:durableId="38C5A3CB"/>
+  <w16cid:commentId w16cid:paraId="402D0F2C" w16cid:durableId="79AE6EAE"/>
+  <w16cid:commentId w16cid:paraId="5DBB9EB2" w16cid:durableId="016EEA41"/>
+  <w16cid:commentId w16cid:paraId="59C469B7" w16cid:durableId="7DBB4ADE"/>
+  <w16cid:commentId w16cid:paraId="068C2E61" w16cid:durableId="576C22F0"/>
+  <w16cid:commentId w16cid:paraId="65049884" w16cid:durableId="7A1B9B72"/>
+  <w16cid:commentId w16cid:paraId="52B940F2" w16cid:durableId="13E2C108"/>
 </w16cid:commentsIds>
 </file>
 

--- a/Documents /MS Thesis Intro..docx
+++ b/Documents /MS Thesis Intro..docx
@@ -174,96 +174,196 @@
       </w:del>
       <w:ins w:id="2" w:author="Kelsey McCune" w:date="2026-03-24T08:09:00Z" w16du:dateUtc="2026-03-24T13:09:00Z">
         <w:r>
-          <w:t>taxa</w:t>
-        </w:r>
+          <w:t xml:space="preserve">taxa </w:t>
+        </w:r>
+      </w:ins>
+      <w:r>
+        <w:t>in the animal kingdom</w:t>
+      </w:r>
+      <w:ins w:id="3" w:author="Kelsey McCune" w:date="2026-03-24T08:09:00Z" w16du:dateUtc="2026-03-24T13:09:00Z">
+        <w:r>
+          <w:t>,</w:t>
+        </w:r>
+      </w:ins>
+      <w:del w:id="4" w:author="Kelsey McCune" w:date="2026-03-24T08:09:00Z" w16du:dateUtc="2026-03-24T13:09:00Z">
+        <w:r>
+          <w:delText>-</w:delText>
+        </w:r>
+      </w:del>
+      <w:r>
+        <w:t xml:space="preserve"> filling critical roles in ecosystems worldwide through mechanisms such as insect control, pollination, seed dispersal and more. Despite their ecological value and breadth of study, key gaps in avian ecology</w:t>
+      </w:r>
+      <w:del w:id="5" w:author="Kelsey McCune" w:date="2026-03-24T08:12:00Z" w16du:dateUtc="2026-03-24T13:12:00Z">
+        <w:r>
+          <w:delText xml:space="preserve">, particularly at the human-wildlife interface, </w:delText>
+        </w:r>
+      </w:del>
+      <w:ins w:id="6" w:author="Kelsey McCune" w:date="2026-03-24T08:12:00Z" w16du:dateUtc="2026-03-24T13:12:00Z">
         <w:r>
           <w:t xml:space="preserve"> </w:t>
         </w:r>
       </w:ins>
       <w:r>
-        <w:t>in the animal kingdom</w:t>
-      </w:r>
-      <w:ins w:id="3" w:author="Kelsey McCune" w:date="2026-03-24T08:09:00Z" w16du:dateUtc="2026-03-24T13:09:00Z">
-        <w:r>
-          <w:t>,</w:t>
-        </w:r>
-      </w:ins>
-      <w:del w:id="4" w:author="Kelsey McCune" w:date="2026-03-24T08:09:00Z" w16du:dateUtc="2026-03-24T13:09:00Z">
-        <w:r>
-          <w:delText>-</w:delText>
+        <w:t>remain unexplored. Urbanization and anthropogenic activities continue to change natural landscapes</w:t>
+      </w:r>
+      <w:del w:id="7" w:author="Alex Fisher" w:date="2026-03-31T12:08:00Z" w16du:dateUtc="2026-03-31T17:08:00Z">
+        <w:r>
+          <w:delText xml:space="preserve"> in the Southeast United States</w:delText>
         </w:r>
       </w:del>
       <w:r>
-        <w:t xml:space="preserve"> filling critical roles in ecosystems worldwide through mechanisms such as insect control, pollination, seed dispersal and more. Despite their ecological value and breadth of study, key gaps in avian ecology</w:t>
-      </w:r>
-      <w:del w:id="5" w:author="Kelsey McCune" w:date="2026-03-24T08:12:00Z" w16du:dateUtc="2026-03-24T13:12:00Z">
-        <w:r>
-          <w:delText xml:space="preserve">, particularly </w:delText>
-        </w:r>
-        <w:commentRangeStart w:id="6"/>
-        <w:r>
-          <w:delText>at the human-wildlife interface</w:delText>
-        </w:r>
-        <w:commentRangeEnd w:id="6"/>
-        <w:r>
-          <w:rPr>
-            <w:rStyle w:val="CommentReference"/>
-          </w:rPr>
-          <w:commentReference w:id="6"/>
-        </w:r>
-        <w:r>
-          <w:delText xml:space="preserve">, </w:delText>
+        <w:t xml:space="preserve">, creating new opportunities for wildlife, people, and domestic animals to interact with one another in proximity. </w:t>
+      </w:r>
+      <w:ins w:id="8" w:author="Kelsey McCune" w:date="2026-03-24T08:12:00Z" w16du:dateUtc="2026-03-24T13:12:00Z">
+        <w:del w:id="9" w:author="Alex Fisher" w:date="2026-03-31T12:08:00Z" w16du:dateUtc="2026-03-31T17:08:00Z">
+          <w:r>
+            <w:delText>the human-wildlife interface,</w:delText>
+          </w:r>
+        </w:del>
+      </w:ins>
+      <w:ins w:id="10" w:author="Alex Fisher" w:date="2026-03-31T12:08:00Z" w16du:dateUtc="2026-03-31T17:08:00Z">
+        <w:r>
+          <w:t>The huma</w:t>
+        </w:r>
+      </w:ins>
+      <w:ins w:id="11" w:author="Alex Fisher" w:date="2026-03-31T12:09:00Z" w16du:dateUtc="2026-03-31T17:09:00Z">
+        <w:r>
+          <w:t xml:space="preserve">n-wildlife interface can be defined as any given space </w:t>
+        </w:r>
+      </w:ins>
+      <w:ins w:id="12" w:author="Alex Fisher" w:date="2026-03-31T12:10:00Z" w16du:dateUtc="2026-03-31T17:10:00Z">
+        <w:r>
+          <w:t xml:space="preserve">where contact occurs between humans, </w:t>
+        </w:r>
+      </w:ins>
+      <w:ins w:id="13" w:author="Alex Fisher" w:date="2026-03-31T12:11:00Z" w16du:dateUtc="2026-03-31T17:11:00Z">
+        <w:r>
+          <w:t xml:space="preserve">domestic animals, and </w:t>
+        </w:r>
+      </w:ins>
+      <w:ins w:id="14" w:author="Alex Fisher" w:date="2026-03-31T12:10:00Z" w16du:dateUtc="2026-03-31T17:10:00Z">
+        <w:r>
+          <w:t xml:space="preserve">wildlife </w:t>
+        </w:r>
+      </w:ins>
+      <w:ins w:id="15" w:author="Alex Fisher" w:date="2026-03-31T12:11:00Z" w16du:dateUtc="2026-03-31T17:11:00Z">
+        <w:r>
+          <w:t>as well as their shared space, resources and diseases.</w:t>
+        </w:r>
+      </w:ins>
+      <w:ins w:id="16" w:author="Alex Fisher" w:date="2026-03-31T12:09:00Z" w16du:dateUtc="2026-03-31T17:09:00Z">
+        <w:r>
+          <w:t xml:space="preserve"> </w:t>
+        </w:r>
+      </w:ins>
+      <w:commentRangeStart w:id="17"/>
+      <w:ins w:id="18" w:author="Alex Fisher" w:date="2026-03-31T12:18:00Z" w16du:dateUtc="2026-03-31T17:18:00Z">
+        <w:r>
+          <w:t>()</w:t>
+        </w:r>
+      </w:ins>
+      <w:ins w:id="19" w:author="Kelsey McCune" w:date="2026-03-24T08:12:00Z" w16du:dateUtc="2026-03-24T13:12:00Z">
+        <w:r>
+          <w:t xml:space="preserve"> </w:t>
+        </w:r>
+      </w:ins>
+      <w:commentRangeEnd w:id="17"/>
+      <w:r>
+        <w:rPr>
+          <w:rStyle w:val="CommentReference"/>
+          <w:sz w:val="24"/>
+          <w:szCs w:val="24"/>
+        </w:rPr>
+        <w:commentReference w:id="17"/>
+      </w:r>
+      <w:ins w:id="20" w:author="Alex Fisher" w:date="2026-03-31T12:12:00Z" w16du:dateUtc="2026-03-31T17:12:00Z">
+        <w:r>
+          <w:t xml:space="preserve">As </w:t>
+        </w:r>
+      </w:ins>
+      <w:ins w:id="21" w:author="Alex Fisher" w:date="2026-03-31T12:14:00Z" w16du:dateUtc="2026-03-31T17:14:00Z">
+        <w:r>
+          <w:t xml:space="preserve">interactions </w:t>
+        </w:r>
+      </w:ins>
+      <w:ins w:id="22" w:author="Alex Fisher" w:date="2026-03-31T12:15:00Z" w16du:dateUtc="2026-03-31T17:15:00Z">
+        <w:r>
+          <w:t>in</w:t>
+        </w:r>
+      </w:ins>
+      <w:ins w:id="23" w:author="Alex Fisher" w:date="2026-03-31T12:14:00Z" w16du:dateUtc="2026-03-31T17:14:00Z">
+        <w:r>
+          <w:t xml:space="preserve"> these interfaces become more</w:t>
+        </w:r>
+      </w:ins>
+      <w:ins w:id="24" w:author="Alex Fisher" w:date="2026-03-31T12:13:00Z" w16du:dateUtc="2026-03-31T17:13:00Z">
+        <w:r>
+          <w:t xml:space="preserve"> frequent</w:t>
+        </w:r>
+      </w:ins>
+      <w:ins w:id="25" w:author="Alex Fisher" w:date="2026-03-31T12:12:00Z" w16du:dateUtc="2026-03-31T17:12:00Z">
+        <w:r>
+          <w:t xml:space="preserve">, improving our understanding of how anthropogenic change </w:t>
+        </w:r>
+      </w:ins>
+      <w:ins w:id="26" w:author="Alex Fisher" w:date="2026-03-31T12:13:00Z" w16du:dateUtc="2026-03-31T17:13:00Z">
+        <w:r>
+          <w:t xml:space="preserve">continues to impact </w:t>
+        </w:r>
+      </w:ins>
+      <w:ins w:id="27" w:author="Alex Fisher" w:date="2026-03-31T12:12:00Z" w16du:dateUtc="2026-03-31T17:12:00Z">
+        <w:r>
+          <w:t xml:space="preserve">the ecological and health dynamics between </w:t>
+        </w:r>
+      </w:ins>
+      <w:ins w:id="28" w:author="Alex Fisher" w:date="2026-03-31T12:17:00Z" w16du:dateUtc="2026-03-31T17:17:00Z">
+        <w:r>
+          <w:t>birds</w:t>
+        </w:r>
+      </w:ins>
+      <w:ins w:id="29" w:author="Alex Fisher" w:date="2026-03-31T12:12:00Z" w16du:dateUtc="2026-03-31T17:12:00Z">
+        <w:r>
+          <w:t xml:space="preserve"> and </w:t>
+        </w:r>
+        <w:commentRangeStart w:id="30"/>
+        <w:r>
+          <w:t>humans</w:t>
+        </w:r>
+      </w:ins>
+      <w:commentRangeEnd w:id="30"/>
+      <w:r>
+        <w:rPr>
+          <w:rStyle w:val="CommentReference"/>
+          <w:sz w:val="24"/>
+          <w:szCs w:val="24"/>
+        </w:rPr>
+        <w:commentReference w:id="30"/>
+      </w:r>
+      <w:ins w:id="31" w:author="Alex Fisher" w:date="2026-03-31T12:12:00Z" w16du:dateUtc="2026-03-31T17:12:00Z">
+        <w:r>
+          <w:t xml:space="preserve"> </w:t>
+        </w:r>
+      </w:ins>
+      <w:ins w:id="32" w:author="Alex Fisher" w:date="2026-03-31T12:16:00Z" w16du:dateUtc="2026-03-31T17:16:00Z">
+        <w:r>
+          <w:t xml:space="preserve">grows </w:t>
+        </w:r>
+      </w:ins>
+      <w:ins w:id="33" w:author="Alex Fisher" w:date="2026-03-31T12:17:00Z" w16du:dateUtc="2026-03-31T17:17:00Z">
+        <w:r>
+          <w:t>increasingly necessary</w:t>
+        </w:r>
+      </w:ins>
+      <w:ins w:id="34" w:author="Alex Fisher" w:date="2026-03-31T12:12:00Z" w16du:dateUtc="2026-03-31T17:12:00Z">
+        <w:r>
+          <w:t xml:space="preserve">. </w:t>
+        </w:r>
+      </w:ins>
+      <w:del w:id="35" w:author="Alex Fisher" w:date="2026-03-31T12:17:00Z" w16du:dateUtc="2026-03-31T17:17:00Z">
+        <w:r>
+          <w:delText xml:space="preserve">As activities like backyard bird-feeding and small-scale poultry become more popularized, the responsibility of satisfying the lack of knowledge and research becomes greater. </w:delText>
         </w:r>
       </w:del>
-      <w:ins w:id="7" w:author="Kelsey McCune" w:date="2026-03-24T08:12:00Z" w16du:dateUtc="2026-03-24T13:12:00Z">
-        <w:r>
-          <w:t xml:space="preserve"> </w:t>
-        </w:r>
-      </w:ins>
-      <w:r>
-        <w:t xml:space="preserve">remain unexplored. Urbanization and anthropogenic activities continue to change natural landscapes in the </w:t>
-      </w:r>
-      <w:commentRangeStart w:id="8"/>
-      <w:r>
-        <w:t>Southeast United States</w:t>
-      </w:r>
-      <w:commentRangeEnd w:id="8"/>
-      <w:r>
-        <w:rPr>
-          <w:rStyle w:val="CommentReference"/>
-        </w:rPr>
-        <w:commentReference w:id="8"/>
-      </w:r>
-      <w:r>
-        <w:t xml:space="preserve">, creating new opportunities for wildlife, people, and domestic animals to interact with one another in proximity. </w:t>
-      </w:r>
-      <w:commentRangeStart w:id="9"/>
-      <w:ins w:id="10" w:author="Kelsey McCune" w:date="2026-03-24T08:12:00Z" w16du:dateUtc="2026-03-24T13:12:00Z">
-        <w:r>
-          <w:t>the human-wildlife interface</w:t>
-        </w:r>
-        <w:commentRangeEnd w:id="9"/>
-        <w:r>
-          <w:rPr>
-            <w:rStyle w:val="CommentReference"/>
-          </w:rPr>
-          <w:commentReference w:id="9"/>
-        </w:r>
-        <w:r>
-          <w:t xml:space="preserve">, </w:t>
-        </w:r>
-      </w:ins>
-      <w:commentRangeStart w:id="11"/>
-      <w:r>
-        <w:t xml:space="preserve">As activities like backyard bird-feeding and small-scale poultry become more popularized, the responsibility of satisfying the lack of knowledge and research becomes greater. </w:t>
-      </w:r>
-      <w:commentRangeEnd w:id="11"/>
-      <w:r>
-        <w:rPr>
-          <w:rStyle w:val="CommentReference"/>
-        </w:rPr>
-        <w:commentReference w:id="11"/>
-      </w:r>
     </w:p>
     <w:p>
       <w:r>
@@ -282,259 +382,1688 @@
       <w:r>
         <w:br/>
       </w:r>
-      <w:ins w:id="12" w:author="Kelsey McCune" w:date="2026-03-24T08:22:00Z" w16du:dateUtc="2026-03-24T13:22:00Z">
-        <w:r>
-          <w:t xml:space="preserve">Add a topic sentence here about </w:t>
-        </w:r>
-      </w:ins>
-      <w:ins w:id="13" w:author="Kelsey McCune" w:date="2026-03-24T08:23:00Z" w16du:dateUtc="2026-03-24T13:23:00Z">
-        <w:r>
-          <w:t xml:space="preserve">bird feeding and </w:t>
-        </w:r>
-      </w:ins>
-      <w:ins w:id="14" w:author="Kelsey McCune" w:date="2026-03-24T08:22:00Z" w16du:dateUtc="2026-03-24T13:22:00Z">
-        <w:r>
-          <w:t>poultry</w:t>
-        </w:r>
-      </w:ins>
-      <w:ins w:id="15" w:author="Kelsey McCune" w:date="2026-03-24T08:23:00Z" w16du:dateUtc="2026-03-24T13:23:00Z">
-        <w:r>
-          <w:t xml:space="preserve"> as an emerging</w:t>
-        </w:r>
-      </w:ins>
-      <w:ins w:id="16" w:author="Kelsey McCune" w:date="2026-03-24T08:25:00Z" w16du:dateUtc="2026-03-24T13:25:00Z">
-        <w:r>
-          <w:t xml:space="preserve"> hobby expanding the human-wildlife interface.</w:t>
-        </w:r>
-      </w:ins>
-      <w:ins w:id="17" w:author="Kelsey McCune" w:date="2026-03-24T08:23:00Z" w16du:dateUtc="2026-03-24T13:23:00Z">
+      <w:ins w:id="36" w:author="Alex Fisher" w:date="2026-03-31T12:24:00Z" w16du:dateUtc="2026-03-31T17:24:00Z">
+        <w:r>
+          <w:t xml:space="preserve">Supplemental bird feeding and small-scale poultry keeping have grown substantially in popularity across the United States, </w:t>
+        </w:r>
+      </w:ins>
+      <w:ins w:id="37" w:author="Alex Fisher" w:date="2026-03-31T12:25:00Z" w16du:dateUtc="2026-03-31T17:25:00Z">
+        <w:r>
+          <w:t xml:space="preserve">occurring as a backyard activity and encouraging </w:t>
+        </w:r>
+      </w:ins>
+      <w:ins w:id="38" w:author="Alex Fisher" w:date="2026-03-31T12:26:00Z" w16du:dateUtc="2026-03-31T17:26:00Z">
+        <w:r>
+          <w:t>participants</w:t>
+        </w:r>
+      </w:ins>
+      <w:ins w:id="39" w:author="Alex Fisher" w:date="2026-03-31T12:25:00Z" w16du:dateUtc="2026-03-31T17:25:00Z">
+        <w:r>
+          <w:t xml:space="preserve"> to interact </w:t>
+        </w:r>
+      </w:ins>
+      <w:ins w:id="40" w:author="Alex Fisher" w:date="2026-03-31T12:26:00Z" w16du:dateUtc="2026-03-31T17:26:00Z">
+        <w:r>
+          <w:t xml:space="preserve">more </w:t>
+        </w:r>
+      </w:ins>
+      <w:ins w:id="41" w:author="Alex Fisher" w:date="2026-03-31T12:25:00Z" w16du:dateUtc="2026-03-31T17:25:00Z">
+        <w:r>
+          <w:t xml:space="preserve">with nature and wildlife. </w:t>
+        </w:r>
+      </w:ins>
+      <w:ins w:id="42" w:author="Kelsey McCune" w:date="2026-03-24T08:22:00Z" w16du:dateUtc="2026-03-24T13:22:00Z">
+        <w:del w:id="43" w:author="Alex Fisher" w:date="2026-03-31T12:24:00Z" w16du:dateUtc="2026-03-31T17:24:00Z">
+          <w:r>
+            <w:delText xml:space="preserve">Add a topic sentence here about </w:delText>
+          </w:r>
+        </w:del>
+      </w:ins>
+      <w:ins w:id="44" w:author="Kelsey McCune" w:date="2026-03-24T08:23:00Z" w16du:dateUtc="2026-03-24T13:23:00Z">
+        <w:del w:id="45" w:author="Alex Fisher" w:date="2026-03-31T12:24:00Z" w16du:dateUtc="2026-03-31T17:24:00Z">
+          <w:r>
+            <w:delText xml:space="preserve">bird feeding and </w:delText>
+          </w:r>
+        </w:del>
+      </w:ins>
+      <w:ins w:id="46" w:author="Kelsey McCune" w:date="2026-03-24T08:22:00Z" w16du:dateUtc="2026-03-24T13:22:00Z">
+        <w:del w:id="47" w:author="Alex Fisher" w:date="2026-03-31T12:24:00Z" w16du:dateUtc="2026-03-31T17:24:00Z">
+          <w:r>
+            <w:delText>poultry</w:delText>
+          </w:r>
+        </w:del>
+      </w:ins>
+      <w:ins w:id="48" w:author="Kelsey McCune" w:date="2026-03-24T08:23:00Z" w16du:dateUtc="2026-03-24T13:23:00Z">
+        <w:del w:id="49" w:author="Alex Fisher" w:date="2026-03-31T12:24:00Z" w16du:dateUtc="2026-03-31T17:24:00Z">
+          <w:r>
+            <w:delText xml:space="preserve"> as an emerging</w:delText>
+          </w:r>
+        </w:del>
+      </w:ins>
+      <w:ins w:id="50" w:author="Kelsey McCune" w:date="2026-03-24T08:25:00Z" w16du:dateUtc="2026-03-24T13:25:00Z">
+        <w:del w:id="51" w:author="Alex Fisher" w:date="2026-03-31T12:24:00Z" w16du:dateUtc="2026-03-31T17:24:00Z">
+          <w:r>
+            <w:delText xml:space="preserve"> hobby expanding the human-wildlife interface.</w:delText>
+          </w:r>
+        </w:del>
+      </w:ins>
+      <w:ins w:id="52" w:author="Kelsey McCune" w:date="2026-03-24T08:23:00Z" w16du:dateUtc="2026-03-24T13:23:00Z">
+        <w:del w:id="53" w:author="Alex Fisher" w:date="2026-03-31T12:24:00Z" w16du:dateUtc="2026-03-31T17:24:00Z">
+          <w:r>
+            <w:delText xml:space="preserve"> </w:delText>
+          </w:r>
+        </w:del>
+      </w:ins>
+      <w:r>
+        <w:t xml:space="preserve">"Small-scale" or "backyard" poultry keeping refers to the practice of homeowners maintaining small flocks of chickens on or around their property for purposes such as egg and meat production, animal husbandry, or participation in sustainable food systems. Backyard bird feeding has similarly been a well-established </w:t>
+      </w:r>
+      <w:del w:id="54" w:author="Kelsey McCune" w:date="2026-03-24T08:26:00Z" w16du:dateUtc="2026-03-24T13:26:00Z">
+        <w:r>
+          <w:delText>at-</w:delText>
+        </w:r>
+      </w:del>
+      <w:r>
+        <w:t xml:space="preserve">home activity for decades, allowing homeowners opportunities to connect with nature and wildlife while supplementing the diets of wild birds. The scale of bird feeding in the United States is substantial, with federal surveys estimating that over 50 million Americans participate in feeding wild birds, and hundreds of millions of dollars spent on bird seed annually (USFWS 2022). </w:t>
+      </w:r>
+    </w:p>
+    <w:p>
+      <w:pPr>
+        <w:rPr>
+          <w:del w:id="55" w:author="Alex Fisher" w:date="2026-03-31T12:35:00Z" w16du:dateUtc="2026-03-31T17:35:00Z"/>
+        </w:rPr>
+      </w:pPr>
+      <w:del w:id="56" w:author="Alex Fisher" w:date="2026-03-31T12:33:00Z" w16du:dateUtc="2026-03-31T17:33:00Z">
+        <w:r>
+          <w:delText xml:space="preserve">These backyard activities are often carried out by non-professionals in private setting where there is insufficient disease knowledge and little to no guidelines on </w:delText>
+        </w:r>
+      </w:del>
+      <w:ins w:id="57" w:author="Kelsey McCune" w:date="2026-03-24T08:31:00Z" w16du:dateUtc="2026-03-24T13:31:00Z">
+        <w:del w:id="58" w:author="Alex Fisher" w:date="2026-03-31T12:33:00Z" w16du:dateUtc="2026-03-31T17:33:00Z">
+          <w:r>
+            <w:delText>safety o</w:delText>
+          </w:r>
+        </w:del>
+      </w:ins>
+      <w:ins w:id="59" w:author="Kelsey McCune" w:date="2026-03-24T08:32:00Z" w16du:dateUtc="2026-03-24T13:32:00Z">
+        <w:del w:id="60" w:author="Alex Fisher" w:date="2026-03-31T12:33:00Z" w16du:dateUtc="2026-03-31T17:33:00Z">
+          <w:r>
+            <w:delText xml:space="preserve">r risk </w:delText>
+          </w:r>
+        </w:del>
+      </w:ins>
+      <w:del w:id="61" w:author="Alex Fisher" w:date="2026-03-31T12:33:00Z" w16du:dateUtc="2026-03-31T17:33:00Z">
+        <w:r>
+          <w:delText xml:space="preserve">management. </w:delText>
+        </w:r>
+      </w:del>
+      <w:r>
+        <w:t>This often creates opportunities for</w:t>
+      </w:r>
+      <w:ins w:id="62" w:author="Kelsey McCune" w:date="2026-03-24T08:27:00Z" w16du:dateUtc="2026-03-24T13:27:00Z">
+        <w:r>
+          <w:t xml:space="preserve"> novel</w:t>
+        </w:r>
+      </w:ins>
+      <w:r>
+        <w:t xml:space="preserve"> contact between wild bird species, chicken flocks, domestic pets and humans as well and can allow </w:t>
+      </w:r>
+      <w:commentRangeStart w:id="63"/>
+      <w:r>
+        <w:t>for bidirectional transmission of select pathogens</w:t>
+      </w:r>
+      <w:commentRangeEnd w:id="63"/>
+      <w:r>
+        <w:rPr>
+          <w:rStyle w:val="CommentReference"/>
+          <w:sz w:val="24"/>
+          <w:szCs w:val="24"/>
+        </w:rPr>
+        <w:commentReference w:id="63"/>
+      </w:r>
+      <w:r>
+        <w:t xml:space="preserve"> carried by animals or contracted from the environment. </w:t>
+      </w:r>
+      <w:del w:id="64" w:author="Alex Fisher" w:date="2026-03-31T12:35:00Z" w16du:dateUtc="2026-03-31T17:35:00Z">
+        <w:r>
+          <w:delText xml:space="preserve">Poultry are known to be reservoirs and may amplify the persistence for some of these bacteria like </w:delText>
+        </w:r>
+        <w:r>
+          <w:rPr>
+            <w:i/>
+            <w:iCs/>
+          </w:rPr>
+          <w:delText>Salmonella enterica</w:delText>
+        </w:r>
+        <w:r>
+          <w:delText xml:space="preserve"> and </w:delText>
+        </w:r>
+        <w:r>
+          <w:rPr>
+            <w:i/>
+            <w:iCs/>
+          </w:rPr>
+          <w:delText>Escherichia coli</w:delText>
+        </w:r>
+        <w:r>
+          <w:delText xml:space="preserve"> as well. Combined proximity </w:delText>
+        </w:r>
+        <w:r>
+          <w:delText>of</w:delText>
+        </w:r>
+        <w:r>
+          <w:delText xml:space="preserve"> human dwellings</w:delText>
+        </w:r>
+        <w:r>
+          <w:delText xml:space="preserve">, </w:delText>
+        </w:r>
+        <w:r>
+          <w:delText xml:space="preserve">bird feeders, </w:delText>
+        </w:r>
+        <w:r>
+          <w:delText xml:space="preserve">and/or chicken housing, may render </w:delText>
+        </w:r>
+        <w:r>
+          <w:delText xml:space="preserve">these factors a concern to public and wildlife health. </w:delText>
+        </w:r>
+        <w:r>
+          <w:br/>
+        </w:r>
+      </w:del>
+      <w:ins w:id="65" w:author="Alex Fisher" w:date="2026-03-31T12:35:00Z" w16du:dateUtc="2026-03-31T17:35:00Z">
+        <w:r>
+          <w:t>T</w:t>
+        </w:r>
+      </w:ins>
+    </w:p>
+    <w:p>
+      <w:pPr>
+        <w:rPr>
+          <w:ins w:id="66" w:author="Alex Fisher" w:date="2026-03-31T12:45:00Z" w16du:dateUtc="2026-03-31T17:45:00Z"/>
+        </w:rPr>
+      </w:pPr>
+      <w:del w:id="67" w:author="Alex Fisher" w:date="2026-03-31T12:35:00Z" w16du:dateUtc="2026-03-31T17:35:00Z">
+        <w:r>
+          <w:br w:type="page"/>
+        </w:r>
+      </w:del>
+      <w:ins w:id="68" w:author="Alex Fisher" w:date="2026-03-31T12:35:00Z">
+        <w:r>
+          <w:t xml:space="preserve">he </w:t>
+        </w:r>
+      </w:ins>
+      <w:ins w:id="69" w:author="Alex Fisher" w:date="2026-03-31T12:37:00Z" w16du:dateUtc="2026-03-31T17:37:00Z">
+        <w:r>
+          <w:t>prevalence</w:t>
+        </w:r>
+      </w:ins>
+      <w:ins w:id="70" w:author="Alex Fisher" w:date="2026-03-31T12:35:00Z">
+        <w:r>
+          <w:t xml:space="preserve"> and spread of zoonotic diseases</w:t>
+        </w:r>
+      </w:ins>
+      <w:ins w:id="71" w:author="Alex Fisher" w:date="2026-03-31T12:36:00Z" w16du:dateUtc="2026-03-31T17:36:00Z">
+        <w:r>
+          <w:t xml:space="preserve">, or </w:t>
+        </w:r>
+      </w:ins>
+      <w:ins w:id="72" w:author="Alex Fisher" w:date="2026-03-31T12:43:00Z" w16du:dateUtc="2026-03-31T17:43:00Z">
+        <w:r>
+          <w:t>diseases shared between wildlife and humans</w:t>
+        </w:r>
+      </w:ins>
+      <w:ins w:id="73" w:author="Alex Fisher" w:date="2026-03-31T12:36:00Z" w16du:dateUtc="2026-03-31T17:36:00Z">
+        <w:r>
+          <w:t xml:space="preserve">, </w:t>
+        </w:r>
+      </w:ins>
+      <w:ins w:id="74" w:author="Alex Fisher" w:date="2026-03-31T12:35:00Z">
+        <w:r>
+          <w:t xml:space="preserve">represents one of the most significant </w:t>
+        </w:r>
+      </w:ins>
+      <w:ins w:id="75" w:author="Alex Fisher" w:date="2026-03-31T12:36:00Z" w16du:dateUtc="2026-03-31T17:36:00Z">
+        <w:r>
+          <w:t>effects</w:t>
+        </w:r>
+      </w:ins>
+      <w:ins w:id="76" w:author="Alex Fisher" w:date="2026-03-31T12:35:00Z">
+        <w:r>
+          <w:t xml:space="preserve"> of </w:t>
+        </w:r>
+      </w:ins>
+      <w:ins w:id="77" w:author="Alex Fisher" w:date="2026-03-31T12:37:00Z" w16du:dateUtc="2026-03-31T17:37:00Z">
+        <w:r>
+          <w:t>growing</w:t>
+        </w:r>
+      </w:ins>
+      <w:ins w:id="78" w:author="Alex Fisher" w:date="2026-03-31T12:35:00Z">
+        <w:r>
+          <w:t xml:space="preserve"> human-wildlife contact, with over 70% of </w:t>
+        </w:r>
+      </w:ins>
+      <w:ins w:id="79" w:author="Alex Fisher" w:date="2026-03-31T12:38:00Z" w16du:dateUtc="2026-03-31T17:38:00Z">
+        <w:r>
+          <w:t xml:space="preserve">current human </w:t>
+        </w:r>
+      </w:ins>
+      <w:ins w:id="80" w:author="Alex Fisher" w:date="2026-03-31T12:39:00Z" w16du:dateUtc="2026-03-31T17:39:00Z">
+        <w:r>
+          <w:t xml:space="preserve">diseases </w:t>
+        </w:r>
+        <w:r>
+          <w:t>originating</w:t>
+        </w:r>
+      </w:ins>
+      <w:ins w:id="81" w:author="Alex Fisher" w:date="2026-03-31T12:38:00Z" w16du:dateUtc="2026-03-31T17:38:00Z">
+        <w:r>
+          <w:t xml:space="preserve"> from wildlife</w:t>
+        </w:r>
+      </w:ins>
+      <w:ins w:id="82" w:author="Alex Fisher" w:date="2026-03-31T12:39:00Z" w16du:dateUtc="2026-03-31T17:39:00Z">
         <w:r>
           <w:t xml:space="preserve"> </w:t>
         </w:r>
       </w:ins>
-      <w:r>
-        <w:t xml:space="preserve">"Small-scale" or "backyard" poultry keeping refers to the practice of homeowners maintaining small flocks of chickens on or around their property for purposes such as egg and meat production, animal husbandry, or participation in sustainable food systems. Backyard bird feeding has similarly been a well-established </w:t>
-      </w:r>
-      <w:del w:id="18" w:author="Kelsey McCune" w:date="2026-03-24T08:26:00Z" w16du:dateUtc="2026-03-24T13:26:00Z">
-        <w:r>
-          <w:delText>at-</w:delText>
-        </w:r>
-      </w:del>
-      <w:r>
-        <w:t xml:space="preserve">home activity for decades, allowing homeowners opportunities to connect with nature and wildlife while supplementing the diets of wild birds. The scale of bird feeding in the United States is substantial, with federal surveys estimating that over 50 million Americans participate in feeding wild birds, and hundreds of millions of dollars spent on bird seed annually (USFWS 2022). </w:t>
-      </w:r>
-    </w:p>
-    <w:p>
-      <w:commentRangeStart w:id="19"/>
-      <w:r>
-        <w:t xml:space="preserve">These backyard activities are often carried out </w:t>
-      </w:r>
-      <w:del w:id="20" w:author="Kelsey McCune" w:date="2026-03-24T08:31:00Z" w16du:dateUtc="2026-03-24T13:31:00Z">
-        <w:r>
-          <w:delText xml:space="preserve">by non-professionals </w:delText>
-        </w:r>
-      </w:del>
-      <w:r>
-        <w:t xml:space="preserve">in private setting where there is insufficient disease knowledge and little to no guidelines on </w:t>
-      </w:r>
-      <w:ins w:id="21" w:author="Kelsey McCune" w:date="2026-03-24T08:31:00Z" w16du:dateUtc="2026-03-24T13:31:00Z">
-        <w:r>
-          <w:t>safety o</w:t>
-        </w:r>
-      </w:ins>
-      <w:ins w:id="22" w:author="Kelsey McCune" w:date="2026-03-24T08:32:00Z" w16du:dateUtc="2026-03-24T13:32:00Z">
-        <w:r>
-          <w:t xml:space="preserve">r risk </w:t>
-        </w:r>
-      </w:ins>
-      <w:r>
-        <w:t>management</w:t>
-      </w:r>
-      <w:commentRangeEnd w:id="19"/>
-      <w:r>
-        <w:rPr>
-          <w:rStyle w:val="CommentReference"/>
-        </w:rPr>
-        <w:commentReference w:id="19"/>
-      </w:r>
-      <w:r>
-        <w:t>. This often creates opportunities for</w:t>
-      </w:r>
-      <w:ins w:id="23" w:author="Kelsey McCune" w:date="2026-03-24T08:27:00Z" w16du:dateUtc="2026-03-24T13:27:00Z">
-        <w:r>
-          <w:t xml:space="preserve"> novel</w:t>
-        </w:r>
-      </w:ins>
-      <w:r>
-        <w:t xml:space="preserve"> contact between wild bird species, chicken flocks, domestic pets and humans as well and can allow </w:t>
-      </w:r>
-      <w:commentRangeStart w:id="24"/>
-      <w:r>
-        <w:t>for bidirectional transmission of select pathogens</w:t>
-      </w:r>
-      <w:commentRangeEnd w:id="24"/>
-      <w:r>
-        <w:rPr>
-          <w:rStyle w:val="CommentReference"/>
-        </w:rPr>
-        <w:commentReference w:id="24"/>
-      </w:r>
-      <w:r>
-        <w:t xml:space="preserve"> carried by animals or contracted from the environment. </w:t>
-      </w:r>
-      <w:commentRangeStart w:id="25"/>
-      <w:r>
-        <w:t>Poultry are known to be reservoirs</w:t>
-      </w:r>
-      <w:commentRangeEnd w:id="25"/>
-      <w:r>
-        <w:rPr>
-          <w:rStyle w:val="CommentReference"/>
-        </w:rPr>
-        <w:commentReference w:id="25"/>
-      </w:r>
-      <w:r>
-        <w:t xml:space="preserve"> and may amplify the persistence for some of these bacteria like </w:t>
-      </w:r>
-      <w:r>
-        <w:rPr>
-          <w:i/>
-          <w:iCs/>
-        </w:rPr>
-        <w:t>Salmonella enterica</w:t>
-      </w:r>
-      <w:r>
-        <w:t xml:space="preserve"> and </w:t>
-      </w:r>
-      <w:r>
-        <w:rPr>
-          <w:i/>
-          <w:iCs/>
-        </w:rPr>
-        <w:t>Escherichia coli</w:t>
-      </w:r>
-      <w:del w:id="26" w:author="Kelsey McCune" w:date="2026-03-24T08:27:00Z" w16du:dateUtc="2026-03-24T13:27:00Z">
-        <w:r>
-          <w:delText xml:space="preserve"> as well</w:delText>
-        </w:r>
-      </w:del>
-      <w:r>
-        <w:t xml:space="preserve">. Combined proximity </w:t>
-      </w:r>
-      <w:r>
-        <w:t>of</w:t>
-      </w:r>
-      <w:r>
-        <w:t xml:space="preserve"> human dwellings</w:t>
-      </w:r>
-      <w:r>
-        <w:t xml:space="preserve">, </w:t>
-      </w:r>
-      <w:r>
-        <w:t xml:space="preserve">bird feeders, </w:t>
-      </w:r>
-      <w:r>
-        <w:t xml:space="preserve">and/or chicken housing, may render </w:t>
-      </w:r>
-      <w:r>
-        <w:t xml:space="preserve">these factors a concern to public and wildlife health. </w:t>
-      </w:r>
-      <w:r>
-        <w:br/>
-      </w:r>
-    </w:p>
-    <w:p>
-      <w:r>
-        <w:br w:type="page"/>
-      </w:r>
-    </w:p>
-    <w:p>
-      <w:commentRangeStart w:id="27"/>
+      <w:ins w:id="83" w:author="Alex Fisher" w:date="2026-03-31T12:35:00Z">
+        <w:r>
+          <w:t xml:space="preserve">(Jones et al. 2008). </w:t>
+        </w:r>
+      </w:ins>
+      <w:ins w:id="84" w:author="Alex Fisher" w:date="2026-03-31T15:26:00Z">
+        <w:r>
+          <w:t>Bird feeders aggregate wild birds at irregular densities, increasing both direct contact rates between individuals and fecal-oral transmission of bacterial pathogens among individuals and species (Becker and Hall 2014; Becker et al. 2015)</w:t>
+        </w:r>
+      </w:ins>
+      <w:ins w:id="85" w:author="Alex Fisher" w:date="2026-03-31T12:35:00Z">
+        <w:r>
+          <w:t xml:space="preserve">. Backyard poultry can further compound this risk, as chickens </w:t>
+        </w:r>
+      </w:ins>
+      <w:ins w:id="86" w:author="Alex Fisher" w:date="2026-03-31T12:40:00Z" w16du:dateUtc="2026-03-31T17:40:00Z">
+        <w:r>
+          <w:t>are known</w:t>
+        </w:r>
+      </w:ins>
+      <w:ins w:id="87" w:author="Alex Fisher" w:date="2026-03-31T12:35:00Z">
+        <w:r>
+          <w:t xml:space="preserve"> reservoirs for </w:t>
+        </w:r>
+        <w:r>
+          <w:rPr>
+            <w:i/>
+            <w:iCs/>
+          </w:rPr>
+          <w:t>S. enterica</w:t>
+        </w:r>
+        <w:r>
+          <w:t xml:space="preserve"> and </w:t>
+        </w:r>
+        <w:r>
+          <w:rPr>
+            <w:i/>
+            <w:iCs/>
+          </w:rPr>
+          <w:t>E. coli</w:t>
+        </w:r>
+        <w:r>
+          <w:t xml:space="preserve">, </w:t>
+        </w:r>
+      </w:ins>
+      <w:ins w:id="88" w:author="Alex Fisher" w:date="2026-03-31T12:42:00Z" w16du:dateUtc="2026-03-31T17:42:00Z">
+        <w:r>
+          <w:t>and can</w:t>
+        </w:r>
+      </w:ins>
+      <w:ins w:id="89" w:author="Alex Fisher" w:date="2026-03-31T12:35:00Z">
+        <w:r>
+          <w:t xml:space="preserve"> amplify pathogen persistence in the environment and </w:t>
+        </w:r>
+      </w:ins>
+      <w:ins w:id="90" w:author="Alex Fisher" w:date="2026-03-31T12:42:00Z" w16du:dateUtc="2026-03-31T17:42:00Z">
+        <w:r>
+          <w:t>allowing for possible</w:t>
+        </w:r>
+      </w:ins>
+      <w:ins w:id="91" w:author="Alex Fisher" w:date="2026-03-31T12:35:00Z">
+        <w:r>
+          <w:t xml:space="preserve"> spillover to wild birds, humans, and other domestic animals (Larsen et al. 2022). Salmonellosis is responsible for hundreds of documented wild bird mortality events (Hall and Saito 2008) and has been linked to human illness through contact with contaminated feeders and wild songbirds (Patel et al. 202</w:t>
+        </w:r>
+      </w:ins>
+      <w:ins w:id="92" w:author="Alex Fisher" w:date="2026-03-31T13:26:00Z" w16du:dateUtc="2026-03-31T18:26:00Z">
+        <w:r>
+          <w:t>1</w:t>
+        </w:r>
+      </w:ins>
+      <w:ins w:id="93" w:author="Alex Fisher" w:date="2026-03-31T12:35:00Z">
+        <w:r>
+          <w:t>). The combined proximity of human dwellings, bird feeders, and chicken housing may render these interacting factors a concern for public and wildlife health.</w:t>
+        </w:r>
+      </w:ins>
+      <w:ins w:id="94" w:author="Alex Fisher" w:date="2026-03-31T12:41:00Z" w16du:dateUtc="2026-03-31T17:41:00Z">
+        <w:r>
+          <w:t xml:space="preserve"> </w:t>
+        </w:r>
+      </w:ins>
+      <w:ins w:id="95" w:author="Alex Fisher" w:date="2026-03-31T12:45:00Z" w16du:dateUtc="2026-03-31T17:45:00Z">
+        <w:r>
+          <w:br/>
+        </w:r>
+      </w:ins>
+    </w:p>
+    <w:p>
+      <w:pPr>
+        <w:rPr>
+          <w:ins w:id="96" w:author="Alex Fisher" w:date="2026-03-31T12:45:00Z"/>
+          <w:color w:val="000000" w:themeColor="text1"/>
+          <w:sz w:val="13"/>
+          <w:szCs w:val="13"/>
+          <w:rPrChange w:id="97" w:author="Alex Fisher" w:date="2026-03-31T12:45:00Z" w16du:dateUtc="2026-03-31T17:45:00Z">
+            <w:rPr>
+              <w:ins w:id="98" w:author="Alex Fisher" w:date="2026-03-31T12:45:00Z"/>
+            </w:rPr>
+          </w:rPrChange>
+        </w:rPr>
+      </w:pPr>
+      <w:ins w:id="99" w:author="Alex Fisher" w:date="2026-03-31T12:45:00Z" w16du:dateUtc="2026-03-31T17:45:00Z">
+        <w:r>
+          <w:rPr>
+            <w:color w:val="000000" w:themeColor="text1"/>
+            <w:sz w:val="13"/>
+            <w:szCs w:val="13"/>
+            <w:rPrChange w:id="100" w:author="Alex Fisher" w:date="2026-03-31T12:45:00Z" w16du:dateUtc="2026-03-31T17:45:00Z">
+              <w:rPr/>
+            </w:rPrChange>
+          </w:rPr>
+          <w:t>Sources:</w:t>
+        </w:r>
+        <w:r>
+          <w:rPr>
+            <w:color w:val="000000" w:themeColor="text1"/>
+            <w:sz w:val="13"/>
+            <w:szCs w:val="13"/>
+            <w:rPrChange w:id="101" w:author="Alex Fisher" w:date="2026-03-31T12:45:00Z" w16du:dateUtc="2026-03-31T17:45:00Z">
+              <w:rPr/>
+            </w:rPrChange>
+          </w:rPr>
+          <w:br/>
+        </w:r>
+      </w:ins>
+      <w:ins w:id="102" w:author="Alex Fisher" w:date="2026-03-31T12:45:00Z">
+        <w:r>
+          <w:rPr>
+            <w:color w:val="000000" w:themeColor="text1"/>
+            <w:sz w:val="13"/>
+            <w:szCs w:val="13"/>
+            <w:rPrChange w:id="103" w:author="Alex Fisher" w:date="2026-03-31T12:45:00Z" w16du:dateUtc="2026-03-31T17:45:00Z">
+              <w:rPr/>
+            </w:rPrChange>
+          </w:rPr>
+          <w:t xml:space="preserve">Becker, D. J., and R. J. Hall. 2014. Too much of a good thing: resource provisioning alters infectious disease dynamics in wildlife. </w:t>
+        </w:r>
+        <w:r>
+          <w:rPr>
+            <w:i/>
+            <w:iCs/>
+            <w:color w:val="000000" w:themeColor="text1"/>
+            <w:sz w:val="13"/>
+            <w:szCs w:val="13"/>
+            <w:rPrChange w:id="104" w:author="Alex Fisher" w:date="2026-03-31T12:45:00Z" w16du:dateUtc="2026-03-31T17:45:00Z">
+              <w:rPr>
+                <w:i/>
+                <w:iCs/>
+              </w:rPr>
+            </w:rPrChange>
+          </w:rPr>
+          <w:t>Biology Letters</w:t>
+        </w:r>
+        <w:r>
+          <w:rPr>
+            <w:color w:val="000000" w:themeColor="text1"/>
+            <w:sz w:val="13"/>
+            <w:szCs w:val="13"/>
+            <w:rPrChange w:id="105" w:author="Alex Fisher" w:date="2026-03-31T12:45:00Z" w16du:dateUtc="2026-03-31T17:45:00Z">
+              <w:rPr/>
+            </w:rPrChange>
+          </w:rPr>
+          <w:t xml:space="preserve"> 10:20140309.</w:t>
+        </w:r>
+      </w:ins>
+    </w:p>
+    <w:p>
+      <w:pPr>
+        <w:rPr>
+          <w:ins w:id="106" w:author="Alex Fisher" w:date="2026-03-31T12:45:00Z"/>
+          <w:color w:val="000000" w:themeColor="text1"/>
+          <w:sz w:val="13"/>
+          <w:szCs w:val="13"/>
+          <w:rPrChange w:id="107" w:author="Alex Fisher" w:date="2026-03-31T12:45:00Z" w16du:dateUtc="2026-03-31T17:45:00Z">
+            <w:rPr>
+              <w:ins w:id="108" w:author="Alex Fisher" w:date="2026-03-31T12:45:00Z"/>
+            </w:rPr>
+          </w:rPrChange>
+        </w:rPr>
+      </w:pPr>
+      <w:ins w:id="109" w:author="Alex Fisher" w:date="2026-03-31T12:45:00Z">
+        <w:r>
+          <w:rPr>
+            <w:color w:val="000000" w:themeColor="text1"/>
+            <w:sz w:val="13"/>
+            <w:szCs w:val="13"/>
+            <w:rPrChange w:id="110" w:author="Alex Fisher" w:date="2026-03-31T12:45:00Z" w16du:dateUtc="2026-03-31T17:45:00Z">
+              <w:rPr/>
+            </w:rPrChange>
+          </w:rPr>
+          <w:t xml:space="preserve">Becker, D. J., D. G. Streicker, and S. Altizer. 2015. Linking anthropogenic resources to wildlife-pathogen dynamics: a review and meta-analysis. </w:t>
+        </w:r>
+        <w:r>
+          <w:rPr>
+            <w:i/>
+            <w:iCs/>
+            <w:color w:val="000000" w:themeColor="text1"/>
+            <w:sz w:val="13"/>
+            <w:szCs w:val="13"/>
+            <w:rPrChange w:id="111" w:author="Alex Fisher" w:date="2026-03-31T12:45:00Z" w16du:dateUtc="2026-03-31T17:45:00Z">
+              <w:rPr>
+                <w:i/>
+                <w:iCs/>
+              </w:rPr>
+            </w:rPrChange>
+          </w:rPr>
+          <w:t>Ecology Letters</w:t>
+        </w:r>
+        <w:r>
+          <w:rPr>
+            <w:color w:val="000000" w:themeColor="text1"/>
+            <w:sz w:val="13"/>
+            <w:szCs w:val="13"/>
+            <w:rPrChange w:id="112" w:author="Alex Fisher" w:date="2026-03-31T12:45:00Z" w16du:dateUtc="2026-03-31T17:45:00Z">
+              <w:rPr/>
+            </w:rPrChange>
+          </w:rPr>
+          <w:t xml:space="preserve"> 18:483–495.</w:t>
+        </w:r>
+      </w:ins>
+    </w:p>
+    <w:p>
+      <w:pPr>
+        <w:rPr>
+          <w:ins w:id="113" w:author="Alex Fisher" w:date="2026-03-31T12:45:00Z"/>
+          <w:color w:val="000000" w:themeColor="text1"/>
+          <w:sz w:val="13"/>
+          <w:szCs w:val="13"/>
+          <w:rPrChange w:id="114" w:author="Alex Fisher" w:date="2026-03-31T12:45:00Z" w16du:dateUtc="2026-03-31T17:45:00Z">
+            <w:rPr>
+              <w:ins w:id="115" w:author="Alex Fisher" w:date="2026-03-31T12:45:00Z"/>
+            </w:rPr>
+          </w:rPrChange>
+        </w:rPr>
+      </w:pPr>
+      <w:ins w:id="116" w:author="Alex Fisher" w:date="2026-03-31T12:45:00Z">
+        <w:r>
+          <w:rPr>
+            <w:color w:val="000000" w:themeColor="text1"/>
+            <w:sz w:val="13"/>
+            <w:szCs w:val="13"/>
+            <w:rPrChange w:id="117" w:author="Alex Fisher" w:date="2026-03-31T12:45:00Z" w16du:dateUtc="2026-03-31T17:45:00Z">
+              <w:rPr/>
+            </w:rPrChange>
+          </w:rPr>
+          <w:t xml:space="preserve">Hall, A. J., and E. K. Saito. 2008. Avian wildlife mortality events due to salmonellosis in the United States, 1985–2004. </w:t>
+        </w:r>
+        <w:r>
+          <w:rPr>
+            <w:i/>
+            <w:iCs/>
+            <w:color w:val="000000" w:themeColor="text1"/>
+            <w:sz w:val="13"/>
+            <w:szCs w:val="13"/>
+            <w:rPrChange w:id="118" w:author="Alex Fisher" w:date="2026-03-31T12:45:00Z" w16du:dateUtc="2026-03-31T17:45:00Z">
+              <w:rPr>
+                <w:i/>
+                <w:iCs/>
+              </w:rPr>
+            </w:rPrChange>
+          </w:rPr>
+          <w:t>Journal of Wildlife Diseases</w:t>
+        </w:r>
+        <w:r>
+          <w:rPr>
+            <w:color w:val="000000" w:themeColor="text1"/>
+            <w:sz w:val="13"/>
+            <w:szCs w:val="13"/>
+            <w:rPrChange w:id="119" w:author="Alex Fisher" w:date="2026-03-31T12:45:00Z" w16du:dateUtc="2026-03-31T17:45:00Z">
+              <w:rPr/>
+            </w:rPrChange>
+          </w:rPr>
+          <w:t xml:space="preserve"> 44:585–593.</w:t>
+        </w:r>
+      </w:ins>
+    </w:p>
+    <w:p>
+      <w:pPr>
+        <w:rPr>
+          <w:ins w:id="120" w:author="Alex Fisher" w:date="2026-03-31T12:45:00Z"/>
+          <w:color w:val="000000" w:themeColor="text1"/>
+          <w:sz w:val="13"/>
+          <w:szCs w:val="13"/>
+          <w:rPrChange w:id="121" w:author="Alex Fisher" w:date="2026-03-31T12:45:00Z" w16du:dateUtc="2026-03-31T17:45:00Z">
+            <w:rPr>
+              <w:ins w:id="122" w:author="Alex Fisher" w:date="2026-03-31T12:45:00Z"/>
+            </w:rPr>
+          </w:rPrChange>
+        </w:rPr>
+      </w:pPr>
+      <w:ins w:id="123" w:author="Alex Fisher" w:date="2026-03-31T12:45:00Z">
+        <w:r>
+          <w:rPr>
+            <w:color w:val="000000" w:themeColor="text1"/>
+            <w:sz w:val="13"/>
+            <w:szCs w:val="13"/>
+            <w:rPrChange w:id="124" w:author="Alex Fisher" w:date="2026-03-31T12:45:00Z" w16du:dateUtc="2026-03-31T17:45:00Z">
+              <w:rPr/>
+            </w:rPrChange>
+          </w:rPr>
+          <w:t xml:space="preserve">Jones, K. E., N. G. Patel, M. A. Levy, A. Storeygard, D. Balk, J. L. Gittleman, and P. Daszak. 2008. Global trends in emerging infectious diseases. </w:t>
+        </w:r>
+        <w:r>
+          <w:rPr>
+            <w:i/>
+            <w:iCs/>
+            <w:color w:val="000000" w:themeColor="text1"/>
+            <w:sz w:val="13"/>
+            <w:szCs w:val="13"/>
+            <w:rPrChange w:id="125" w:author="Alex Fisher" w:date="2026-03-31T12:45:00Z" w16du:dateUtc="2026-03-31T17:45:00Z">
+              <w:rPr>
+                <w:i/>
+                <w:iCs/>
+              </w:rPr>
+            </w:rPrChange>
+          </w:rPr>
+          <w:t>Nature</w:t>
+        </w:r>
+        <w:r>
+          <w:rPr>
+            <w:color w:val="000000" w:themeColor="text1"/>
+            <w:sz w:val="13"/>
+            <w:szCs w:val="13"/>
+            <w:rPrChange w:id="126" w:author="Alex Fisher" w:date="2026-03-31T12:45:00Z" w16du:dateUtc="2026-03-31T17:45:00Z">
+              <w:rPr/>
+            </w:rPrChange>
+          </w:rPr>
+          <w:t xml:space="preserve"> 451:990–993.</w:t>
+        </w:r>
+      </w:ins>
+    </w:p>
+    <w:p>
+      <w:pPr>
+        <w:rPr>
+          <w:ins w:id="127" w:author="Alex Fisher" w:date="2026-03-31T12:48:00Z"/>
+          <w:color w:val="000000" w:themeColor="text1"/>
+          <w:sz w:val="13"/>
+          <w:szCs w:val="13"/>
+        </w:rPr>
+      </w:pPr>
+      <w:ins w:id="128" w:author="Alex Fisher" w:date="2026-03-31T12:48:00Z">
+        <w:r>
+          <w:rPr>
+            <w:color w:val="000000" w:themeColor="text1"/>
+            <w:sz w:val="13"/>
+            <w:szCs w:val="13"/>
+          </w:rPr>
+          <w:t xml:space="preserve">Larsen, K. M., DeCicco, M., Hood, K., &amp; Etter, A. J. (2022). Salmonella enterica frequency in backyard chickens in Vermont and biosecurity knowledge and practices of owners. </w:t>
+        </w:r>
+        <w:r>
+          <w:rPr>
+            <w:i/>
+            <w:iCs/>
+            <w:color w:val="000000" w:themeColor="text1"/>
+            <w:sz w:val="13"/>
+            <w:szCs w:val="13"/>
+          </w:rPr>
+          <w:t>Frontiers in Veterinary Science</w:t>
+        </w:r>
+        <w:r>
+          <w:rPr>
+            <w:color w:val="000000" w:themeColor="text1"/>
+            <w:sz w:val="13"/>
+            <w:szCs w:val="13"/>
+          </w:rPr>
+          <w:t xml:space="preserve">, </w:t>
+        </w:r>
+        <w:r>
+          <w:rPr>
+            <w:i/>
+            <w:iCs/>
+            <w:color w:val="000000" w:themeColor="text1"/>
+            <w:sz w:val="13"/>
+            <w:szCs w:val="13"/>
+          </w:rPr>
+          <w:t>9</w:t>
+        </w:r>
+        <w:r>
+          <w:rPr>
+            <w:color w:val="000000" w:themeColor="text1"/>
+            <w:sz w:val="13"/>
+            <w:szCs w:val="13"/>
+          </w:rPr>
+          <w:t>, 979548. https://doi.org/10.3389/fvets.2022.979548</w:t>
+        </w:r>
+      </w:ins>
+    </w:p>
+    <w:p>
+      <w:pPr>
+        <w:rPr>
+          <w:ins w:id="129" w:author="Alex Fisher" w:date="2026-03-31T12:35:00Z" w16du:dateUtc="2026-03-31T17:35:00Z"/>
+          <w:color w:val="000000" w:themeColor="text1"/>
+          <w:sz w:val="13"/>
+          <w:szCs w:val="13"/>
+          <w:rPrChange w:id="130" w:author="Alex Fisher" w:date="2026-03-31T15:53:00Z" w16du:dateUtc="2026-03-31T20:53:00Z">
+            <w:rPr>
+              <w:ins w:id="131" w:author="Alex Fisher" w:date="2026-03-31T12:35:00Z" w16du:dateUtc="2026-03-31T17:35:00Z"/>
+            </w:rPr>
+          </w:rPrChange>
+        </w:rPr>
+      </w:pPr>
+      <w:ins w:id="132" w:author="Alex Fisher" w:date="2026-03-31T13:19:00Z">
+        <w:r>
+          <w:rPr>
+            <w:color w:val="000000" w:themeColor="text1"/>
+            <w:sz w:val="13"/>
+            <w:szCs w:val="13"/>
+          </w:rPr>
+          <w:t xml:space="preserve">Patel, K., Stapleton, G. S., Trevejo, R. T., Tellier, W. T., Higa, J., Adams, J. K., Hernandez, S. M., Sanchez, S., Nemeth, N. M., Debess, E. E., Rogers, K. H., Mete, A., Watson, K. D., Foss, L., Low, M. S. F., Gollarza, L., &amp; Nichols, M. (2023). Human Salmonellosis Outbreak Linked to </w:t>
+        </w:r>
+        <w:r>
+          <w:rPr>
+            <w:i/>
+            <w:iCs/>
+            <w:color w:val="000000" w:themeColor="text1"/>
+            <w:sz w:val="13"/>
+            <w:szCs w:val="13"/>
+          </w:rPr>
+          <w:t>Salmonella</w:t>
+        </w:r>
+        <w:r>
+          <w:rPr>
+            <w:color w:val="000000" w:themeColor="text1"/>
+            <w:sz w:val="13"/>
+            <w:szCs w:val="13"/>
+          </w:rPr>
+          <w:t xml:space="preserve"> Typhimurium Epidemic in Wild Songbirds, United States, 2020–2021. </w:t>
+        </w:r>
+        <w:r>
+          <w:rPr>
+            <w:i/>
+            <w:iCs/>
+            <w:color w:val="000000" w:themeColor="text1"/>
+            <w:sz w:val="13"/>
+            <w:szCs w:val="13"/>
+          </w:rPr>
+          <w:t>Emerging Infectious Diseases</w:t>
+        </w:r>
+        <w:r>
+          <w:rPr>
+            <w:color w:val="000000" w:themeColor="text1"/>
+            <w:sz w:val="13"/>
+            <w:szCs w:val="13"/>
+          </w:rPr>
+          <w:t xml:space="preserve">, </w:t>
+        </w:r>
+        <w:r>
+          <w:rPr>
+            <w:i/>
+            <w:iCs/>
+            <w:color w:val="000000" w:themeColor="text1"/>
+            <w:sz w:val="13"/>
+            <w:szCs w:val="13"/>
+          </w:rPr>
+          <w:t>29</w:t>
+        </w:r>
+        <w:r>
+          <w:rPr>
+            <w:color w:val="000000" w:themeColor="text1"/>
+            <w:sz w:val="13"/>
+            <w:szCs w:val="13"/>
+          </w:rPr>
+          <w:t>(11). https://doi.org/10.3201/eid2911.230332</w:t>
+        </w:r>
+      </w:ins>
+    </w:p>
+    <w:p/>
+    <w:p>
+      <w:pPr>
+        <w:rPr>
+          <w:del w:id="133" w:author="Alex Fisher" w:date="2026-03-31T14:43:00Z" w16du:dateUtc="2026-03-31T19:43:00Z"/>
+        </w:rPr>
+      </w:pPr>
+      <w:commentRangeStart w:id="134"/>
       <w:r>
         <w:rPr>
           <w:b/>
           <w:bCs/>
         </w:rPr>
-        <w:lastRenderedPageBreak/>
         <w:t>P3:</w:t>
       </w:r>
-      <w:r>
-        <w:br/>
-      </w:r>
-      <w:commentRangeEnd w:id="27"/>
+      <w:del w:id="135" w:author="Alex Fisher" w:date="2026-03-31T14:43:00Z" w16du:dateUtc="2026-03-31T19:43:00Z">
+        <w:r>
+          <w:br/>
+        </w:r>
+      </w:del>
+      <w:commentRangeEnd w:id="134"/>
       <w:r>
         <w:rPr>
           <w:rStyle w:val="CommentReference"/>
-        </w:rPr>
-        <w:commentReference w:id="27"/>
-      </w:r>
-      <w:r>
-        <w:t xml:space="preserve">As backyard bird feeding and small-scale poultry practices become more widespread in the US, the lack of public risk perception and management recommendations creates the risk for potential pathogen transmission that remains unknown for wild bird, domestic animal and human health alike. </w:t>
-      </w:r>
-      <w:commentRangeStart w:id="28"/>
-      <w:r>
-        <w:t xml:space="preserve">While commercial or industrial poultry procedures implement rigid biosecurity guidelines to prevent disease outbreak and spillover events, residential or private settings lack outreach, guidelines, and oversight, making activities like backyard bird-feeding and small-scale poultry a potential risk for participants, wildlife and pets. </w:t>
-      </w:r>
-      <w:r>
-        <w:t xml:space="preserve">Bird feeders aggregate certain bird species, as well as individuals (cite). Increased contact rates among birds allows for higher pathogen movement and transmission that can potentially result in infection and/or a spillover event (cite). </w:t>
-      </w:r>
-      <w:commentRangeEnd w:id="28"/>
-      <w:r>
-        <w:rPr>
-          <w:rStyle w:val="CommentReference"/>
-        </w:rPr>
-        <w:commentReference w:id="28"/>
-      </w:r>
-      <w:r>
-        <w:t>The lack of information and guidelines for homeowners</w:t>
-      </w:r>
-      <w:r>
-        <w:t xml:space="preserve"> who participate in bird-feeding</w:t>
-      </w:r>
-      <w:r>
-        <w:t xml:space="preserve"> </w:t>
-      </w:r>
-      <w:commentRangeStart w:id="29"/>
-      <w:r>
-        <w:t xml:space="preserve">in central Alabama </w:t>
-      </w:r>
-      <w:commentRangeEnd w:id="29"/>
-      <w:r>
-        <w:rPr>
-          <w:rStyle w:val="CommentReference"/>
-        </w:rPr>
-        <w:commentReference w:id="29"/>
-      </w:r>
-      <w:r>
-        <w:t xml:space="preserve">shows a gap in public safety, as these activities are growing with urbanization. </w:t>
-      </w:r>
-    </w:p>
-    <w:p>
-      <w:r>
-        <w:br w:type="page"/>
-      </w:r>
-    </w:p>
-    <w:p>
-      <w:commentRangeStart w:id="30"/>
+          <w:sz w:val="24"/>
+          <w:szCs w:val="24"/>
+        </w:rPr>
+        <w:commentReference w:id="134"/>
+      </w:r>
+      <w:del w:id="136" w:author="Alex Fisher" w:date="2026-03-31T14:43:00Z" w16du:dateUtc="2026-03-31T19:43:00Z">
+        <w:r>
+          <w:delText xml:space="preserve">As backyard bird feeding and small-scale poultry practices become more widespread in the US, the lack of public risk perception and management recommendations creates the risk for potential pathogen transmission that remains unknown for wild bird, domestic animal and human health alike. </w:delText>
+        </w:r>
+        <w:commentRangeStart w:id="137"/>
+        <w:r>
+          <w:delText xml:space="preserve">While commercial or industrial poultry procedures implement rigid biosecurity guidelines to prevent disease outbreak and spillover events, residential or private settings lack outreach, guidelines, and oversight, making activities like backyard bird-feeding and small-scale poultry a potential risk for participants, wildlife and pets. </w:delText>
+        </w:r>
+        <w:r>
+          <w:delText xml:space="preserve">Bird feeders aggregate certain bird species, as well as individuals (cite). Increased contact rates among birds allows for higher pathogen movement and transmission that can potentially result in infection and/or a spillover event (cite). </w:delText>
+        </w:r>
+        <w:commentRangeEnd w:id="137"/>
+        <w:r>
+          <w:rPr>
+            <w:rStyle w:val="CommentReference"/>
+            <w:sz w:val="24"/>
+            <w:szCs w:val="24"/>
+          </w:rPr>
+          <w:commentReference w:id="137"/>
+        </w:r>
+        <w:r>
+          <w:delText>The lack of information and guidelines for homeowners</w:delText>
+        </w:r>
+        <w:r>
+          <w:delText xml:space="preserve"> who participate in bird-feeding</w:delText>
+        </w:r>
+        <w:r>
+          <w:delText xml:space="preserve"> </w:delText>
+        </w:r>
+        <w:commentRangeStart w:id="138"/>
+        <w:r>
+          <w:delText xml:space="preserve">in central Alabama </w:delText>
+        </w:r>
+        <w:commentRangeEnd w:id="138"/>
+        <w:r>
+          <w:rPr>
+            <w:rStyle w:val="CommentReference"/>
+            <w:sz w:val="24"/>
+            <w:szCs w:val="24"/>
+          </w:rPr>
+          <w:commentReference w:id="138"/>
+        </w:r>
+        <w:r>
+          <w:delText xml:space="preserve">shows a gap in public safety, as these activities are growing with urbanization. </w:delText>
+        </w:r>
+      </w:del>
+    </w:p>
+    <w:p>
+      <w:pPr>
+        <w:rPr>
+          <w:ins w:id="139" w:author="Alex Fisher" w:date="2026-03-31T14:43:00Z" w16du:dateUtc="2026-03-31T19:43:00Z"/>
+        </w:rPr>
+      </w:pPr>
+    </w:p>
+    <w:p>
+      <w:pPr>
+        <w:rPr>
+          <w:ins w:id="140" w:author="Alex Fisher" w:date="2026-03-31T14:43:00Z" w16du:dateUtc="2026-03-31T19:43:00Z"/>
+          <w:sz w:val="13"/>
+          <w:szCs w:val="13"/>
+        </w:rPr>
+      </w:pPr>
+      <w:ins w:id="141" w:author="Alex Fisher" w:date="2026-03-31T13:11:00Z" w16du:dateUtc="2026-03-31T18:11:00Z">
+        <w:r>
+          <w:t xml:space="preserve">Backyard activities such as bird-feeding are often carried out in private settings where disease knowledge is limited and formal safety guidelines are absent. Real-world outbreak data </w:t>
+        </w:r>
+      </w:ins>
+      <w:ins w:id="142" w:author="Alex Fisher" w:date="2026-03-31T13:12:00Z" w16du:dateUtc="2026-03-31T18:12:00Z">
+        <w:r>
+          <w:t>highlight</w:t>
+        </w:r>
+      </w:ins>
+      <w:ins w:id="143" w:author="Alex Fisher" w:date="2026-03-31T13:11:00Z" w16du:dateUtc="2026-03-31T18:11:00Z">
+        <w:r>
+          <w:t xml:space="preserve"> this gap: the 2020–2021 multi-state </w:t>
+        </w:r>
+        <w:r>
+          <w:rPr>
+            <w:rStyle w:val="Emphasis"/>
+          </w:rPr>
+          <w:t>Salmonella</w:t>
+        </w:r>
+        <w:r>
+          <w:t xml:space="preserve"> Typhimurium outbreak linked to wild songbirds at residential feeders resulted in 29 confirmed human cases and 14 hospitalizations across the United States (Patel et al. 202</w:t>
+        </w:r>
+      </w:ins>
+      <w:ins w:id="144" w:author="Alex Fisher" w:date="2026-03-31T13:26:00Z" w16du:dateUtc="2026-03-31T18:26:00Z">
+        <w:r>
+          <w:t>1</w:t>
+        </w:r>
+      </w:ins>
+      <w:ins w:id="145" w:author="Alex Fisher" w:date="2026-03-31T13:11:00Z" w16du:dateUtc="2026-03-31T18:11:00Z">
+        <w:r>
+          <w:t xml:space="preserve">; CDC 2021). Animal-contact related nontyphoidal </w:t>
+        </w:r>
+        <w:r>
+          <w:rPr>
+            <w:rStyle w:val="Emphasis"/>
+          </w:rPr>
+          <w:t>Salmonella</w:t>
+        </w:r>
+        <w:r>
+          <w:t xml:space="preserve"> outbreaks have increased in frequency over recent decades, with backyard poultry and wild birds among the </w:t>
+        </w:r>
+      </w:ins>
+      <w:ins w:id="146" w:author="Alex Fisher" w:date="2026-03-31T13:14:00Z" w16du:dateUtc="2026-03-31T18:14:00Z">
+        <w:r>
+          <w:t>most affected</w:t>
+        </w:r>
+      </w:ins>
+      <w:ins w:id="147" w:author="Alex Fisher" w:date="2026-03-31T13:11:00Z" w16du:dateUtc="2026-03-31T18:11:00Z">
+        <w:r>
+          <w:t xml:space="preserve"> sources (Bajwa et al. 2025). Despite th</w:t>
+        </w:r>
+      </w:ins>
+      <w:ins w:id="148" w:author="Alex Fisher" w:date="2026-03-31T13:27:00Z" w16du:dateUtc="2026-03-31T18:27:00Z">
+        <w:r>
+          <w:t>is knowledge</w:t>
+        </w:r>
+      </w:ins>
+      <w:ins w:id="149" w:author="Alex Fisher" w:date="2026-03-31T13:11:00Z" w16du:dateUtc="2026-03-31T18:11:00Z">
+        <w:r>
+          <w:t xml:space="preserve">, studies of small-scale poultry keepers have found that disease risk is generally perceived as low, biosecurity practices vary, and precautions such as isolating new birds, using protective </w:t>
+        </w:r>
+      </w:ins>
+      <w:ins w:id="150" w:author="Alex Fisher" w:date="2026-03-31T13:28:00Z" w16du:dateUtc="2026-03-31T18:28:00Z">
+        <w:r>
+          <w:t>equipment</w:t>
+        </w:r>
+      </w:ins>
+      <w:ins w:id="151" w:author="Alex Fisher" w:date="2026-03-31T13:11:00Z" w16du:dateUtc="2026-03-31T18:11:00Z">
+        <w:r>
+          <w:t xml:space="preserve">, or disinfecting are rarely observed (Kyle and Sutherland 2016). </w:t>
+        </w:r>
+      </w:ins>
+      <w:ins w:id="152" w:author="Alex Fisher" w:date="2026-03-31T13:29:00Z" w16du:dateUtc="2026-03-31T18:29:00Z">
+        <w:r>
+          <w:t xml:space="preserve">Other </w:t>
+        </w:r>
+      </w:ins>
+      <w:ins w:id="153" w:author="Alex Fisher" w:date="2026-03-31T13:11:00Z" w16du:dateUtc="2026-03-31T18:11:00Z">
+        <w:r>
+          <w:t xml:space="preserve">surveys of backyard poultry owners in the United States have </w:t>
+        </w:r>
+      </w:ins>
+      <w:ins w:id="154" w:author="Alex Fisher" w:date="2026-03-31T13:30:00Z" w16du:dateUtc="2026-03-31T18:30:00Z">
+        <w:r>
+          <w:t>shown</w:t>
+        </w:r>
+      </w:ins>
+      <w:ins w:id="155" w:author="Alex Fisher" w:date="2026-03-31T13:11:00Z" w16du:dateUtc="2026-03-31T18:11:00Z">
+        <w:r>
+          <w:t xml:space="preserve"> </w:t>
+        </w:r>
+      </w:ins>
+      <w:ins w:id="156" w:author="Alex Fisher" w:date="2026-03-31T13:31:00Z" w16du:dateUtc="2026-03-31T18:31:00Z">
+        <w:r>
+          <w:t xml:space="preserve">that </w:t>
+        </w:r>
+      </w:ins>
+      <w:ins w:id="157" w:author="Alex Fisher" w:date="2026-03-31T13:11:00Z" w16du:dateUtc="2026-03-31T18:11:00Z">
+        <w:r>
+          <w:t xml:space="preserve">most participants were familiar with avian influenza, </w:t>
+        </w:r>
+      </w:ins>
+      <w:ins w:id="158" w:author="Alex Fisher" w:date="2026-03-31T13:31:00Z" w16du:dateUtc="2026-03-31T18:31:00Z">
+        <w:r>
+          <w:t xml:space="preserve">but </w:t>
+        </w:r>
+      </w:ins>
+      <w:ins w:id="159" w:author="Alex Fisher" w:date="2026-03-31T13:11:00Z" w16du:dateUtc="2026-03-31T18:11:00Z">
+        <w:r>
+          <w:t xml:space="preserve">awareness of </w:t>
+        </w:r>
+        <w:r>
+          <w:rPr>
+            <w:rStyle w:val="Emphasis"/>
+          </w:rPr>
+          <w:t>Salmonella</w:t>
+        </w:r>
+        <w:r>
+          <w:t xml:space="preserve"> and other pathogens was considerably lower, and the majority reported allowing visitors access to their animals with no biosecurity precautions required (Nicholson et al. 2020). </w:t>
+        </w:r>
+      </w:ins>
+      <w:ins w:id="160" w:author="Alex Fisher" w:date="2026-03-31T13:33:00Z" w16du:dateUtc="2026-03-31T18:33:00Z">
+        <w:r>
+          <w:t>Additionally,</w:t>
+        </w:r>
+      </w:ins>
+      <w:ins w:id="161" w:author="Alex Fisher" w:date="2026-03-31T13:11:00Z" w16du:dateUtc="2026-03-31T18:11:00Z">
+        <w:r>
+          <w:t xml:space="preserve"> residential settings receive little outreach or oversight, and </w:t>
+        </w:r>
+      </w:ins>
+      <w:ins w:id="162" w:author="Alex Fisher" w:date="2026-03-31T13:34:00Z" w16du:dateUtc="2026-03-31T18:34:00Z">
+        <w:r>
+          <w:t>current studies may</w:t>
+        </w:r>
+      </w:ins>
+      <w:ins w:id="163" w:author="Alex Fisher" w:date="2026-03-31T13:11:00Z" w16du:dateUtc="2026-03-31T18:11:00Z">
+        <w:r>
+          <w:t xml:space="preserve"> suggest that targeted education and risk mitigation practices can </w:t>
+        </w:r>
+      </w:ins>
+      <w:ins w:id="164" w:author="Alex Fisher" w:date="2026-03-31T13:34:00Z" w16du:dateUtc="2026-03-31T18:34:00Z">
+        <w:r>
+          <w:t>significantly</w:t>
+        </w:r>
+      </w:ins>
+      <w:ins w:id="165" w:author="Alex Fisher" w:date="2026-03-31T13:11:00Z" w16du:dateUtc="2026-03-31T18:11:00Z">
+        <w:r>
+          <w:t xml:space="preserve"> reduce pathogen detection and contact rates at small-scale animal-keeping sites (Marín-Rojo et al. 2025; Kyle and Sutherland 2016). </w:t>
+        </w:r>
+      </w:ins>
+      <w:ins w:id="166" w:author="Alex Fisher" w:date="2026-03-31T13:41:00Z">
+        <w:r>
+          <w:t>How those who participate in bird feeding respond to these same risks remains poorly documented, and understanding these responses is critical for evaluating the trade-offs between caution and leisure that define these activities.</w:t>
+        </w:r>
+      </w:ins>
+      <w:ins w:id="167" w:author="Alex Fisher" w:date="2026-03-31T13:41:00Z" w16du:dateUtc="2026-03-31T18:41:00Z">
+        <w:r>
+          <w:t xml:space="preserve"> </w:t>
+        </w:r>
+        <w:r>
+          <w:br/>
+        </w:r>
+        <w:r>
+          <w:br/>
+        </w:r>
+        <w:r>
+          <w:br/>
+        </w:r>
+        <w:r>
+          <w:br/>
+        </w:r>
+      </w:ins>
+    </w:p>
+    <w:p>
+      <w:pPr>
+        <w:rPr>
+          <w:ins w:id="168" w:author="Alex Fisher" w:date="2026-03-31T14:43:00Z" w16du:dateUtc="2026-03-31T19:43:00Z"/>
+          <w:sz w:val="13"/>
+          <w:szCs w:val="13"/>
+        </w:rPr>
+      </w:pPr>
+      <w:ins w:id="169" w:author="Alex Fisher" w:date="2026-03-31T14:43:00Z" w16du:dateUtc="2026-03-31T19:43:00Z">
+        <w:r>
+          <w:rPr>
+            <w:sz w:val="13"/>
+            <w:szCs w:val="13"/>
+          </w:rPr>
+          <w:t>Sources:</w:t>
+        </w:r>
+      </w:ins>
+    </w:p>
+    <w:p>
+      <w:pPr>
+        <w:rPr>
+          <w:ins w:id="170" w:author="Alex Fisher" w:date="2026-03-31T13:24:00Z" w16du:dateUtc="2026-03-31T18:24:00Z"/>
+          <w:sz w:val="13"/>
+          <w:szCs w:val="13"/>
+          <w:rPrChange w:id="171" w:author="Alex Fisher" w:date="2026-03-31T14:43:00Z" w16du:dateUtc="2026-03-31T19:43:00Z">
+            <w:rPr>
+              <w:ins w:id="172" w:author="Alex Fisher" w:date="2026-03-31T13:24:00Z" w16du:dateUtc="2026-03-31T18:24:00Z"/>
+              <w:sz w:val="20"/>
+              <w:szCs w:val="20"/>
+            </w:rPr>
+          </w:rPrChange>
+        </w:rPr>
+      </w:pPr>
+      <w:ins w:id="173" w:author="Alex Fisher" w:date="2026-03-31T13:23:00Z">
+        <w:r>
+          <w:rPr>
+            <w:sz w:val="13"/>
+            <w:szCs w:val="13"/>
+            <w:rPrChange w:id="174" w:author="Alex Fisher" w:date="2026-03-31T14:43:00Z" w16du:dateUtc="2026-03-31T19:43:00Z">
+              <w:rPr/>
+            </w:rPrChange>
+          </w:rPr>
+          <w:t>Bajwa, H. U. R., Bhowmick, S., &amp; Varga, C. (2025). Temporal trends and source attribution of animal-contact related</w:t>
+        </w:r>
+      </w:ins>
+      <w:ins w:id="175" w:author="Alex Fisher" w:date="2026-03-31T13:24:00Z" w16du:dateUtc="2026-03-31T18:24:00Z">
+        <w:r>
+          <w:rPr>
+            <w:sz w:val="13"/>
+            <w:szCs w:val="13"/>
+            <w:rPrChange w:id="176" w:author="Alex Fisher" w:date="2026-03-31T14:43:00Z" w16du:dateUtc="2026-03-31T19:43:00Z">
+              <w:rPr>
+                <w:sz w:val="20"/>
+                <w:szCs w:val="20"/>
+              </w:rPr>
+            </w:rPrChange>
+          </w:rPr>
+          <w:t xml:space="preserve"> </w:t>
+        </w:r>
+      </w:ins>
+      <w:ins w:id="177" w:author="Alex Fisher" w:date="2026-03-31T13:23:00Z">
+        <w:r>
+          <w:rPr>
+            <w:sz w:val="13"/>
+            <w:szCs w:val="13"/>
+            <w:rPrChange w:id="178" w:author="Alex Fisher" w:date="2026-03-31T14:43:00Z" w16du:dateUtc="2026-03-31T19:43:00Z">
+              <w:rPr/>
+            </w:rPrChange>
+          </w:rPr>
+          <w:t xml:space="preserve">human nontyphoidal Salmonella enterica outbreaks across the United States, 2009–2022. </w:t>
+        </w:r>
+        <w:r>
+          <w:rPr>
+            <w:i/>
+            <w:iCs/>
+            <w:sz w:val="13"/>
+            <w:szCs w:val="13"/>
+            <w:rPrChange w:id="179" w:author="Alex Fisher" w:date="2026-03-31T14:43:00Z" w16du:dateUtc="2026-03-31T19:43:00Z">
+              <w:rPr>
+                <w:i/>
+                <w:iCs/>
+              </w:rPr>
+            </w:rPrChange>
+          </w:rPr>
+          <w:t>Annals of Epidemiology</w:t>
+        </w:r>
+        <w:r>
+          <w:rPr>
+            <w:sz w:val="13"/>
+            <w:szCs w:val="13"/>
+            <w:rPrChange w:id="180" w:author="Alex Fisher" w:date="2026-03-31T14:43:00Z" w16du:dateUtc="2026-03-31T19:43:00Z">
+              <w:rPr/>
+            </w:rPrChange>
+          </w:rPr>
+          <w:t xml:space="preserve">, </w:t>
+        </w:r>
+        <w:r>
+          <w:rPr>
+            <w:i/>
+            <w:iCs/>
+            <w:sz w:val="13"/>
+            <w:szCs w:val="13"/>
+            <w:rPrChange w:id="181" w:author="Alex Fisher" w:date="2026-03-31T14:43:00Z" w16du:dateUtc="2026-03-31T19:43:00Z">
+              <w:rPr>
+                <w:i/>
+                <w:iCs/>
+              </w:rPr>
+            </w:rPrChange>
+          </w:rPr>
+          <w:t>111</w:t>
+        </w:r>
+        <w:r>
+          <w:rPr>
+            <w:sz w:val="13"/>
+            <w:szCs w:val="13"/>
+            <w:rPrChange w:id="182" w:author="Alex Fisher" w:date="2026-03-31T14:43:00Z" w16du:dateUtc="2026-03-31T19:43:00Z">
+              <w:rPr/>
+            </w:rPrChange>
+          </w:rPr>
+          <w:t xml:space="preserve">, 168–174. </w:t>
+        </w:r>
+        <w:r>
+          <w:rPr>
+            <w:sz w:val="13"/>
+            <w:szCs w:val="13"/>
+            <w:rPrChange w:id="183" w:author="Alex Fisher" w:date="2026-03-31T14:43:00Z" w16du:dateUtc="2026-03-31T19:43:00Z">
+              <w:rPr/>
+            </w:rPrChange>
+          </w:rPr>
+          <w:fldChar w:fldCharType="begin"/>
+        </w:r>
+        <w:r>
+          <w:rPr>
+            <w:sz w:val="13"/>
+            <w:szCs w:val="13"/>
+            <w:rPrChange w:id="184" w:author="Alex Fisher" w:date="2026-03-31T14:43:00Z" w16du:dateUtc="2026-03-31T19:43:00Z">
+              <w:rPr/>
+            </w:rPrChange>
+          </w:rPr>
+          <w:instrText>HYPERLINK "https://doi.org/10.1016/j.annepidem.2025.10.008"</w:instrText>
+        </w:r>
+        <w:r>
+          <w:rPr>
+            <w:sz w:val="13"/>
+            <w:szCs w:val="13"/>
+          </w:rPr>
+        </w:r>
+        <w:r>
+          <w:rPr>
+            <w:sz w:val="13"/>
+            <w:szCs w:val="13"/>
+            <w:rPrChange w:id="185" w:author="Alex Fisher" w:date="2026-03-31T14:43:00Z" w16du:dateUtc="2026-03-31T19:43:00Z">
+              <w:rPr/>
+            </w:rPrChange>
+          </w:rPr>
+          <w:fldChar w:fldCharType="separate"/>
+        </w:r>
+        <w:r>
+          <w:rPr>
+            <w:rStyle w:val="Hyperlink"/>
+            <w:sz w:val="13"/>
+            <w:szCs w:val="13"/>
+            <w:rPrChange w:id="186" w:author="Alex Fisher" w:date="2026-03-31T14:43:00Z" w16du:dateUtc="2026-03-31T19:43:00Z">
+              <w:rPr>
+                <w:rStyle w:val="Hyperlink"/>
+              </w:rPr>
+            </w:rPrChange>
+          </w:rPr>
+          <w:t>https://doi.org/10.1016/j.annepidem.2025.10.008</w:t>
+        </w:r>
+      </w:ins>
+      <w:ins w:id="187" w:author="Alex Fisher" w:date="2026-03-31T13:23:00Z" w16du:dateUtc="2026-03-31T18:23:00Z">
+        <w:r>
+          <w:rPr>
+            <w:sz w:val="13"/>
+            <w:szCs w:val="13"/>
+            <w:rPrChange w:id="188" w:author="Alex Fisher" w:date="2026-03-31T14:43:00Z" w16du:dateUtc="2026-03-31T19:43:00Z">
+              <w:rPr/>
+            </w:rPrChange>
+          </w:rPr>
+          <w:fldChar w:fldCharType="end"/>
+        </w:r>
+      </w:ins>
+    </w:p>
+    <w:p>
+      <w:pPr>
+        <w:rPr>
+          <w:ins w:id="189" w:author="Alex Fisher" w:date="2026-03-31T13:24:00Z" w16du:dateUtc="2026-03-31T18:24:00Z"/>
+          <w:sz w:val="13"/>
+          <w:szCs w:val="13"/>
+          <w:rPrChange w:id="190" w:author="Alex Fisher" w:date="2026-03-31T14:43:00Z" w16du:dateUtc="2026-03-31T19:43:00Z">
+            <w:rPr>
+              <w:ins w:id="191" w:author="Alex Fisher" w:date="2026-03-31T13:24:00Z" w16du:dateUtc="2026-03-31T18:24:00Z"/>
+              <w:sz w:val="20"/>
+              <w:szCs w:val="20"/>
+            </w:rPr>
+          </w:rPrChange>
+        </w:rPr>
+      </w:pPr>
+      <w:ins w:id="192" w:author="Alex Fisher" w:date="2026-03-31T13:24:00Z">
+        <w:r>
+          <w:rPr>
+            <w:i/>
+            <w:iCs/>
+            <w:sz w:val="13"/>
+            <w:szCs w:val="13"/>
+            <w:rPrChange w:id="193" w:author="Alex Fisher" w:date="2026-03-31T14:43:00Z" w16du:dateUtc="2026-03-31T19:43:00Z">
+              <w:rPr>
+                <w:i/>
+                <w:iCs/>
+                <w:sz w:val="20"/>
+                <w:szCs w:val="20"/>
+              </w:rPr>
+            </w:rPrChange>
+          </w:rPr>
+          <w:t>2021 Salmonella Outbreak Linked to Wild Songbirds—Investigation Details | Salmonella Outbreak Linked to Wild Songbirds | CDC</w:t>
+        </w:r>
+        <w:r>
+          <w:rPr>
+            <w:sz w:val="13"/>
+            <w:szCs w:val="13"/>
+            <w:rPrChange w:id="194" w:author="Alex Fisher" w:date="2026-03-31T14:43:00Z" w16du:dateUtc="2026-03-31T19:43:00Z">
+              <w:rPr>
+                <w:sz w:val="20"/>
+                <w:szCs w:val="20"/>
+              </w:rPr>
+            </w:rPrChange>
+          </w:rPr>
+          <w:t>. (2021).</w:t>
+        </w:r>
+      </w:ins>
+      <w:ins w:id="195" w:author="Alex Fisher" w:date="2026-03-31T13:24:00Z" w16du:dateUtc="2026-03-31T18:24:00Z">
+        <w:r>
+          <w:rPr>
+            <w:sz w:val="13"/>
+            <w:szCs w:val="13"/>
+            <w:rPrChange w:id="196" w:author="Alex Fisher" w:date="2026-03-31T14:43:00Z" w16du:dateUtc="2026-03-31T19:43:00Z">
+              <w:rPr>
+                <w:sz w:val="20"/>
+                <w:szCs w:val="20"/>
+              </w:rPr>
+            </w:rPrChange>
+          </w:rPr>
+          <w:br/>
+        </w:r>
+      </w:ins>
+      <w:ins w:id="197" w:author="Alex Fisher" w:date="2026-03-31T13:24:00Z">
+        <w:r>
+          <w:rPr>
+            <w:sz w:val="13"/>
+            <w:szCs w:val="13"/>
+            <w:rPrChange w:id="198" w:author="Alex Fisher" w:date="2026-03-31T14:43:00Z" w16du:dateUtc="2026-03-31T19:43:00Z">
+              <w:rPr>
+                <w:sz w:val="20"/>
+                <w:szCs w:val="20"/>
+              </w:rPr>
+            </w:rPrChange>
+          </w:rPr>
+          <w:t xml:space="preserve">Kyle, Carol, and Lee-Ann Sutherland. </w:t>
+        </w:r>
+        <w:r>
+          <w:rPr>
+            <w:i/>
+            <w:iCs/>
+            <w:sz w:val="13"/>
+            <w:szCs w:val="13"/>
+            <w:rPrChange w:id="199" w:author="Alex Fisher" w:date="2026-03-31T14:43:00Z" w16du:dateUtc="2026-03-31T19:43:00Z">
+              <w:rPr>
+                <w:i/>
+                <w:iCs/>
+                <w:sz w:val="20"/>
+                <w:szCs w:val="20"/>
+              </w:rPr>
+            </w:rPrChange>
+          </w:rPr>
+          <w:t>Understanding Backyard Poultry Keepers and Their Attitudes to Biosecurity</w:t>
+        </w:r>
+        <w:r>
+          <w:rPr>
+            <w:sz w:val="13"/>
+            <w:szCs w:val="13"/>
+            <w:rPrChange w:id="200" w:author="Alex Fisher" w:date="2026-03-31T14:43:00Z" w16du:dateUtc="2026-03-31T19:43:00Z">
+              <w:rPr>
+                <w:sz w:val="20"/>
+                <w:szCs w:val="20"/>
+              </w:rPr>
+            </w:rPrChange>
+          </w:rPr>
+          <w:t>. n.d.</w:t>
+        </w:r>
+      </w:ins>
+    </w:p>
+    <w:p>
+      <w:pPr>
+        <w:rPr>
+          <w:ins w:id="201" w:author="Alex Fisher" w:date="2026-03-31T13:25:00Z"/>
+          <w:sz w:val="13"/>
+          <w:szCs w:val="13"/>
+          <w:rPrChange w:id="202" w:author="Alex Fisher" w:date="2026-03-31T14:43:00Z" w16du:dateUtc="2026-03-31T19:43:00Z">
+            <w:rPr>
+              <w:ins w:id="203" w:author="Alex Fisher" w:date="2026-03-31T13:25:00Z"/>
+              <w:sz w:val="20"/>
+              <w:szCs w:val="20"/>
+            </w:rPr>
+          </w:rPrChange>
+        </w:rPr>
+      </w:pPr>
+      <w:ins w:id="204" w:author="Alex Fisher" w:date="2026-03-31T13:25:00Z">
+        <w:r>
+          <w:rPr>
+            <w:sz w:val="13"/>
+            <w:szCs w:val="13"/>
+            <w:rPrChange w:id="205" w:author="Alex Fisher" w:date="2026-03-31T14:43:00Z" w16du:dateUtc="2026-03-31T19:43:00Z">
+              <w:rPr>
+                <w:sz w:val="20"/>
+                <w:szCs w:val="20"/>
+              </w:rPr>
+            </w:rPrChange>
+          </w:rPr>
+          <w:t xml:space="preserve">Marín-Rojo, Ángela, Gloria Herrero-García, Carmen Herranz-Benito, et al. “Wildlife Risk Mitigation Protocols Reduce Risk Species Visits and Pathogen Marker Detection in Open-Air Farms.” </w:t>
+        </w:r>
+        <w:r>
+          <w:rPr>
+            <w:i/>
+            <w:iCs/>
+            <w:sz w:val="13"/>
+            <w:szCs w:val="13"/>
+            <w:rPrChange w:id="206" w:author="Alex Fisher" w:date="2026-03-31T14:43:00Z" w16du:dateUtc="2026-03-31T19:43:00Z">
+              <w:rPr>
+                <w:i/>
+                <w:iCs/>
+                <w:sz w:val="20"/>
+                <w:szCs w:val="20"/>
+              </w:rPr>
+            </w:rPrChange>
+          </w:rPr>
+          <w:t>Veterinary Research</w:t>
+        </w:r>
+        <w:r>
+          <w:rPr>
+            <w:sz w:val="13"/>
+            <w:szCs w:val="13"/>
+            <w:rPrChange w:id="207" w:author="Alex Fisher" w:date="2026-03-31T14:43:00Z" w16du:dateUtc="2026-03-31T19:43:00Z">
+              <w:rPr>
+                <w:sz w:val="20"/>
+                <w:szCs w:val="20"/>
+              </w:rPr>
+            </w:rPrChange>
+          </w:rPr>
+          <w:t xml:space="preserve"> 56, no. 1 (2025): 237. </w:t>
+        </w:r>
+        <w:r>
+          <w:rPr>
+            <w:sz w:val="13"/>
+            <w:szCs w:val="13"/>
+            <w:rPrChange w:id="208" w:author="Alex Fisher" w:date="2026-03-31T14:43:00Z" w16du:dateUtc="2026-03-31T19:43:00Z">
+              <w:rPr>
+                <w:sz w:val="20"/>
+                <w:szCs w:val="20"/>
+              </w:rPr>
+            </w:rPrChange>
+          </w:rPr>
+          <w:fldChar w:fldCharType="begin"/>
+        </w:r>
+        <w:r>
+          <w:rPr>
+            <w:sz w:val="13"/>
+            <w:szCs w:val="13"/>
+            <w:rPrChange w:id="209" w:author="Alex Fisher" w:date="2026-03-31T14:43:00Z" w16du:dateUtc="2026-03-31T19:43:00Z">
+              <w:rPr>
+                <w:sz w:val="20"/>
+                <w:szCs w:val="20"/>
+              </w:rPr>
+            </w:rPrChange>
+          </w:rPr>
+          <w:instrText>HYPERLINK "https://doi.org/10.1186/s13567-025-01671-0"</w:instrText>
+        </w:r>
+        <w:r>
+          <w:rPr>
+            <w:sz w:val="13"/>
+            <w:szCs w:val="13"/>
+          </w:rPr>
+        </w:r>
+        <w:r>
+          <w:rPr>
+            <w:sz w:val="13"/>
+            <w:szCs w:val="13"/>
+            <w:rPrChange w:id="210" w:author="Alex Fisher" w:date="2026-03-31T14:43:00Z" w16du:dateUtc="2026-03-31T19:43:00Z">
+              <w:rPr>
+                <w:sz w:val="20"/>
+                <w:szCs w:val="20"/>
+              </w:rPr>
+            </w:rPrChange>
+          </w:rPr>
+          <w:fldChar w:fldCharType="separate"/>
+        </w:r>
+        <w:r>
+          <w:rPr>
+            <w:rStyle w:val="Hyperlink"/>
+            <w:sz w:val="13"/>
+            <w:szCs w:val="13"/>
+            <w:rPrChange w:id="211" w:author="Alex Fisher" w:date="2026-03-31T14:43:00Z" w16du:dateUtc="2026-03-31T19:43:00Z">
+              <w:rPr>
+                <w:rStyle w:val="Hyperlink"/>
+                <w:sz w:val="20"/>
+                <w:szCs w:val="20"/>
+              </w:rPr>
+            </w:rPrChange>
+          </w:rPr>
+          <w:t>https://doi.org/10.1186/s13567-025-01671-0</w:t>
+        </w:r>
+      </w:ins>
+      <w:ins w:id="212" w:author="Alex Fisher" w:date="2026-03-31T13:25:00Z" w16du:dateUtc="2026-03-31T18:25:00Z">
+        <w:r>
+          <w:rPr>
+            <w:sz w:val="13"/>
+            <w:szCs w:val="13"/>
+            <w:rPrChange w:id="213" w:author="Alex Fisher" w:date="2026-03-31T14:43:00Z" w16du:dateUtc="2026-03-31T19:43:00Z">
+              <w:rPr>
+                <w:sz w:val="20"/>
+                <w:szCs w:val="20"/>
+              </w:rPr>
+            </w:rPrChange>
+          </w:rPr>
+          <w:fldChar w:fldCharType="end"/>
+        </w:r>
+      </w:ins>
+      <w:ins w:id="214" w:author="Alex Fisher" w:date="2026-03-31T13:25:00Z">
+        <w:r>
+          <w:rPr>
+            <w:sz w:val="13"/>
+            <w:szCs w:val="13"/>
+            <w:rPrChange w:id="215" w:author="Alex Fisher" w:date="2026-03-31T14:43:00Z" w16du:dateUtc="2026-03-31T19:43:00Z">
+              <w:rPr>
+                <w:sz w:val="20"/>
+                <w:szCs w:val="20"/>
+              </w:rPr>
+            </w:rPrChange>
+          </w:rPr>
+          <w:t>.</w:t>
+        </w:r>
+      </w:ins>
+    </w:p>
+    <w:p>
+      <w:pPr>
+        <w:rPr>
+          <w:ins w:id="216" w:author="Alex Fisher" w:date="2026-03-31T13:25:00Z"/>
+          <w:sz w:val="13"/>
+          <w:szCs w:val="13"/>
+          <w:rPrChange w:id="217" w:author="Alex Fisher" w:date="2026-03-31T14:43:00Z" w16du:dateUtc="2026-03-31T19:43:00Z">
+            <w:rPr>
+              <w:ins w:id="218" w:author="Alex Fisher" w:date="2026-03-31T13:25:00Z"/>
+              <w:sz w:val="20"/>
+              <w:szCs w:val="20"/>
+            </w:rPr>
+          </w:rPrChange>
+        </w:rPr>
+      </w:pPr>
+      <w:ins w:id="219" w:author="Alex Fisher" w:date="2026-03-31T13:25:00Z">
+        <w:r>
+          <w:rPr>
+            <w:sz w:val="13"/>
+            <w:szCs w:val="13"/>
+            <w:rPrChange w:id="220" w:author="Alex Fisher" w:date="2026-03-31T14:43:00Z" w16du:dateUtc="2026-03-31T19:43:00Z">
+              <w:rPr>
+                <w:sz w:val="20"/>
+                <w:szCs w:val="20"/>
+              </w:rPr>
+            </w:rPrChange>
+          </w:rPr>
+          <w:t xml:space="preserve">Nicholson, Chrislyn Wood, Enzo R. Campagnolo, Sameh W. Boktor, and Christina L. Butler. “Zoonotic Disease Awareness Survey of Backyard Poultry and Swine Owners in Southcentral Pennsylvania.” </w:t>
+        </w:r>
+        <w:r>
+          <w:rPr>
+            <w:i/>
+            <w:iCs/>
+            <w:sz w:val="13"/>
+            <w:szCs w:val="13"/>
+            <w:rPrChange w:id="221" w:author="Alex Fisher" w:date="2026-03-31T14:43:00Z" w16du:dateUtc="2026-03-31T19:43:00Z">
+              <w:rPr>
+                <w:i/>
+                <w:iCs/>
+                <w:sz w:val="20"/>
+                <w:szCs w:val="20"/>
+              </w:rPr>
+            </w:rPrChange>
+          </w:rPr>
+          <w:t>Zoonoses and Public Health</w:t>
+        </w:r>
+        <w:r>
+          <w:rPr>
+            <w:sz w:val="13"/>
+            <w:szCs w:val="13"/>
+            <w:rPrChange w:id="222" w:author="Alex Fisher" w:date="2026-03-31T14:43:00Z" w16du:dateUtc="2026-03-31T19:43:00Z">
+              <w:rPr>
+                <w:sz w:val="20"/>
+                <w:szCs w:val="20"/>
+              </w:rPr>
+            </w:rPrChange>
+          </w:rPr>
+          <w:t xml:space="preserve"> 67, no. 3 (2020): 280–90. </w:t>
+        </w:r>
+        <w:r>
+          <w:rPr>
+            <w:sz w:val="13"/>
+            <w:szCs w:val="13"/>
+            <w:rPrChange w:id="223" w:author="Alex Fisher" w:date="2026-03-31T14:43:00Z" w16du:dateUtc="2026-03-31T19:43:00Z">
+              <w:rPr>
+                <w:sz w:val="20"/>
+                <w:szCs w:val="20"/>
+              </w:rPr>
+            </w:rPrChange>
+          </w:rPr>
+          <w:fldChar w:fldCharType="begin"/>
+        </w:r>
+        <w:r>
+          <w:rPr>
+            <w:sz w:val="13"/>
+            <w:szCs w:val="13"/>
+            <w:rPrChange w:id="224" w:author="Alex Fisher" w:date="2026-03-31T14:43:00Z" w16du:dateUtc="2026-03-31T19:43:00Z">
+              <w:rPr>
+                <w:sz w:val="20"/>
+                <w:szCs w:val="20"/>
+              </w:rPr>
+            </w:rPrChange>
+          </w:rPr>
+          <w:instrText>HYPERLINK "https://doi.org/10.1111/zph.12686"</w:instrText>
+        </w:r>
+        <w:r>
+          <w:rPr>
+            <w:sz w:val="13"/>
+            <w:szCs w:val="13"/>
+          </w:rPr>
+        </w:r>
+        <w:r>
+          <w:rPr>
+            <w:sz w:val="13"/>
+            <w:szCs w:val="13"/>
+            <w:rPrChange w:id="225" w:author="Alex Fisher" w:date="2026-03-31T14:43:00Z" w16du:dateUtc="2026-03-31T19:43:00Z">
+              <w:rPr>
+                <w:sz w:val="20"/>
+                <w:szCs w:val="20"/>
+              </w:rPr>
+            </w:rPrChange>
+          </w:rPr>
+          <w:fldChar w:fldCharType="separate"/>
+        </w:r>
+        <w:r>
+          <w:rPr>
+            <w:rStyle w:val="Hyperlink"/>
+            <w:sz w:val="13"/>
+            <w:szCs w:val="13"/>
+            <w:rPrChange w:id="226" w:author="Alex Fisher" w:date="2026-03-31T14:43:00Z" w16du:dateUtc="2026-03-31T19:43:00Z">
+              <w:rPr>
+                <w:rStyle w:val="Hyperlink"/>
+                <w:sz w:val="20"/>
+                <w:szCs w:val="20"/>
+              </w:rPr>
+            </w:rPrChange>
+          </w:rPr>
+          <w:t>https://doi.org/10.1111/zph.12686</w:t>
+        </w:r>
+      </w:ins>
+      <w:ins w:id="227" w:author="Alex Fisher" w:date="2026-03-31T13:25:00Z" w16du:dateUtc="2026-03-31T18:25:00Z">
+        <w:r>
+          <w:rPr>
+            <w:sz w:val="13"/>
+            <w:szCs w:val="13"/>
+            <w:rPrChange w:id="228" w:author="Alex Fisher" w:date="2026-03-31T14:43:00Z" w16du:dateUtc="2026-03-31T19:43:00Z">
+              <w:rPr>
+                <w:sz w:val="20"/>
+                <w:szCs w:val="20"/>
+              </w:rPr>
+            </w:rPrChange>
+          </w:rPr>
+          <w:fldChar w:fldCharType="end"/>
+        </w:r>
+      </w:ins>
+      <w:ins w:id="229" w:author="Alex Fisher" w:date="2026-03-31T13:25:00Z">
+        <w:r>
+          <w:rPr>
+            <w:sz w:val="13"/>
+            <w:szCs w:val="13"/>
+            <w:rPrChange w:id="230" w:author="Alex Fisher" w:date="2026-03-31T14:43:00Z" w16du:dateUtc="2026-03-31T19:43:00Z">
+              <w:rPr>
+                <w:sz w:val="20"/>
+                <w:szCs w:val="20"/>
+              </w:rPr>
+            </w:rPrChange>
+          </w:rPr>
+          <w:t>.</w:t>
+        </w:r>
+      </w:ins>
+    </w:p>
+    <w:p>
+      <w:pPr>
+        <w:rPr>
+          <w:ins w:id="231" w:author="Alex Fisher" w:date="2026-03-31T13:24:00Z"/>
+          <w:sz w:val="20"/>
+          <w:szCs w:val="20"/>
+        </w:rPr>
+      </w:pPr>
+    </w:p>
+    <w:p>
+      <w:pPr>
+        <w:rPr>
+          <w:ins w:id="232" w:author="Alex Fisher" w:date="2026-03-31T13:24:00Z"/>
+          <w:sz w:val="20"/>
+          <w:szCs w:val="20"/>
+        </w:rPr>
+      </w:pPr>
+    </w:p>
+    <w:p>
+      <w:pPr>
+        <w:rPr>
+          <w:ins w:id="233" w:author="Alex Fisher" w:date="2026-03-31T13:23:00Z"/>
+          <w:sz w:val="20"/>
+          <w:szCs w:val="20"/>
+          <w:rPrChange w:id="234" w:author="Alex Fisher" w:date="2026-03-31T13:23:00Z" w16du:dateUtc="2026-03-31T18:23:00Z">
+            <w:rPr>
+              <w:ins w:id="235" w:author="Alex Fisher" w:date="2026-03-31T13:23:00Z"/>
+            </w:rPr>
+          </w:rPrChange>
+        </w:rPr>
+      </w:pPr>
+    </w:p>
+    <w:p>
+      <w:del w:id="236" w:author="Alex Fisher" w:date="2026-03-31T14:46:00Z" w16du:dateUtc="2026-03-31T19:46:00Z">
+        <w:r>
+          <w:lastRenderedPageBreak/>
+          <w:br w:type="page"/>
+        </w:r>
+      </w:del>
+    </w:p>
+    <w:p>
+      <w:pPr>
+        <w:ind w:hanging="480"/>
+        <w:rPr>
+          <w:ins w:id="237" w:author="Alex Fisher" w:date="2026-03-31T14:53:00Z" w16du:dateUtc="2026-03-31T19:53:00Z"/>
+          <w:sz w:val="13"/>
+          <w:szCs w:val="13"/>
+          <w:rPrChange w:id="238" w:author="Alex Fisher" w:date="2026-03-31T14:53:00Z" w16du:dateUtc="2026-03-31T19:53:00Z">
+            <w:rPr>
+              <w:ins w:id="239" w:author="Alex Fisher" w:date="2026-03-31T14:53:00Z" w16du:dateUtc="2026-03-31T19:53:00Z"/>
+            </w:rPr>
+          </w:rPrChange>
+        </w:rPr>
+      </w:pPr>
+      <w:commentRangeStart w:id="240"/>
       <w:r>
         <w:rPr>
           <w:b/>
           <w:bCs/>
         </w:rPr>
-        <w:lastRenderedPageBreak/>
         <w:t>P4:</w:t>
       </w:r>
-      <w:commentRangeEnd w:id="30"/>
+      <w:commentRangeEnd w:id="240"/>
       <w:r>
         <w:rPr>
           <w:rStyle w:val="CommentReference"/>
-        </w:rPr>
-        <w:commentReference w:id="30"/>
+          <w:sz w:val="24"/>
+          <w:szCs w:val="24"/>
+        </w:rPr>
+        <w:commentReference w:id="240"/>
       </w:r>
       <w:r>
         <w:br/>
       </w:r>
-      <w:del w:id="31" w:author="Kelsey McCune" w:date="2026-03-24T08:54:00Z" w16du:dateUtc="2026-03-24T13:54:00Z">
+      <w:del w:id="241" w:author="Kelsey McCune" w:date="2026-03-24T08:54:00Z" w16du:dateUtc="2026-03-24T13:54:00Z">
         <w:r>
           <w:delText xml:space="preserve">Aside from disease concerns, it is also worth </w:delText>
         </w:r>
@@ -545,7 +2074,7 @@
           <w:delText xml:space="preserve"> that</w:delText>
         </w:r>
       </w:del>
-      <w:ins w:id="32" w:author="Kelsey McCune" w:date="2026-03-24T08:54:00Z" w16du:dateUtc="2026-03-24T13:54:00Z">
+      <w:ins w:id="242" w:author="Kelsey McCune" w:date="2026-03-24T08:54:00Z" w16du:dateUtc="2026-03-24T13:54:00Z">
         <w:r>
           <w:t>However, the risk of disease spillover through</w:t>
         </w:r>
@@ -553,17 +2082,17 @@
       <w:r>
         <w:t xml:space="preserve"> bird feeding and backyard poultry keeping </w:t>
       </w:r>
-      <w:del w:id="33" w:author="Kelsey McCune" w:date="2026-03-24T08:54:00Z" w16du:dateUtc="2026-03-24T13:54:00Z">
+      <w:del w:id="243" w:author="Kelsey McCune" w:date="2026-03-24T08:54:00Z" w16du:dateUtc="2026-03-24T13:54:00Z">
         <w:r>
           <w:delText xml:space="preserve">have </w:delText>
         </w:r>
       </w:del>
-      <w:ins w:id="34" w:author="Kelsey McCune" w:date="2026-03-24T08:54:00Z" w16du:dateUtc="2026-03-24T13:54:00Z">
+      <w:ins w:id="244" w:author="Kelsey McCune" w:date="2026-03-24T08:54:00Z" w16du:dateUtc="2026-03-24T13:54:00Z">
         <w:r>
           <w:t xml:space="preserve">is potentially balanced by the </w:t>
         </w:r>
       </w:ins>
-      <w:del w:id="35" w:author="Kelsey McCune" w:date="2026-03-24T08:54:00Z" w16du:dateUtc="2026-03-24T13:54:00Z">
+      <w:del w:id="245" w:author="Kelsey McCune" w:date="2026-03-24T08:54:00Z" w16du:dateUtc="2026-03-24T13:54:00Z">
         <w:r>
           <w:delText xml:space="preserve">real </w:delText>
         </w:r>
@@ -589,12 +2118,12 @@
       <w:r>
         <w:t>mental health</w:t>
       </w:r>
-      <w:ins w:id="36" w:author="Kelsey McCune" w:date="2026-03-24T08:51:00Z" w16du:dateUtc="2026-03-24T13:51:00Z">
+      <w:ins w:id="246" w:author="Kelsey McCune" w:date="2026-03-24T08:51:00Z" w16du:dateUtc="2026-03-24T13:51:00Z">
         <w:r>
           <w:t xml:space="preserve"> through e</w:t>
         </w:r>
       </w:ins>
-      <w:del w:id="37" w:author="Kelsey McCune" w:date="2026-03-24T08:51:00Z" w16du:dateUtc="2026-03-24T13:51:00Z">
+      <w:del w:id="247" w:author="Kelsey McCune" w:date="2026-03-24T08:51:00Z" w16du:dateUtc="2026-03-24T13:51:00Z">
         <w:r>
           <w:delText>. E</w:delText>
         </w:r>
@@ -603,7 +2132,23 @@
         <w:t>ffects</w:t>
       </w:r>
       <w:r>
-        <w:t xml:space="preserve"> like reduced stress and anxiety, improved mood, cognitive restoration, and feelings of connection to the natural world (cite).</w:t>
+        <w:t xml:space="preserve"> like reduced stress and anxiety, improved mood, cognitive restoration, and feelings of connection to the natural world </w:t>
+      </w:r>
+      <w:ins w:id="248" w:author="Alex Fisher" w:date="2026-03-31T14:49:00Z">
+        <w:r>
+          <w:t>(Cox and Gaston 2016; Pocock et al. 2023)</w:t>
+        </w:r>
+        <w:r>
+          <w:t xml:space="preserve"> </w:t>
+        </w:r>
+      </w:ins>
+      <w:del w:id="249" w:author="Alex Fisher" w:date="2026-03-31T14:49:00Z" w16du:dateUtc="2026-03-31T19:49:00Z">
+        <w:r>
+          <w:delText>(cite)</w:delText>
+        </w:r>
+      </w:del>
+      <w:r>
+        <w:t>.</w:t>
       </w:r>
       <w:r>
         <w:t xml:space="preserve"> </w:t>
@@ -611,12 +2156,12 @@
       <w:r>
         <w:t xml:space="preserve">For many </w:t>
       </w:r>
-      <w:del w:id="38" w:author="Kelsey McCune" w:date="2026-03-24T08:51:00Z" w16du:dateUtc="2026-03-24T13:51:00Z">
+      <w:del w:id="250" w:author="Kelsey McCune" w:date="2026-03-24T08:51:00Z" w16du:dateUtc="2026-03-24T13:51:00Z">
         <w:r>
           <w:delText>participants</w:delText>
         </w:r>
       </w:del>
-      <w:ins w:id="39" w:author="Kelsey McCune" w:date="2026-03-24T08:51:00Z" w16du:dateUtc="2026-03-24T13:51:00Z">
+      <w:ins w:id="251" w:author="Kelsey McCune" w:date="2026-03-24T08:51:00Z" w16du:dateUtc="2026-03-24T13:51:00Z">
         <w:r>
           <w:t>p</w:t>
         </w:r>
@@ -630,12 +2175,12 @@
       <w:r>
         <w:t xml:space="preserve">provides </w:t>
       </w:r>
-      <w:ins w:id="40" w:author="Kelsey McCune" w:date="2026-03-24T08:51:00Z" w16du:dateUtc="2026-03-24T13:51:00Z">
+      <w:ins w:id="252" w:author="Kelsey McCune" w:date="2026-03-24T08:51:00Z" w16du:dateUtc="2026-03-24T13:51:00Z">
         <w:r>
           <w:t>the only</w:t>
         </w:r>
       </w:ins>
-      <w:del w:id="41" w:author="Kelsey McCune" w:date="2026-03-24T08:52:00Z" w16du:dateUtc="2026-03-24T13:52:00Z">
+      <w:del w:id="253" w:author="Kelsey McCune" w:date="2026-03-24T08:52:00Z" w16du:dateUtc="2026-03-24T13:52:00Z">
         <w:r>
           <w:delText>a</w:delText>
         </w:r>
@@ -649,7 +2194,7 @@
       <w:r>
         <w:t xml:space="preserve"> with wildlife</w:t>
       </w:r>
-      <w:del w:id="42" w:author="Kelsey McCune" w:date="2026-03-24T08:52:00Z" w16du:dateUtc="2026-03-24T13:52:00Z">
+      <w:del w:id="254" w:author="Kelsey McCune" w:date="2026-03-24T08:52:00Z" w16du:dateUtc="2026-03-24T13:52:00Z">
         <w:r>
           <w:delText xml:space="preserve"> that can be integrated into residential life</w:delText>
         </w:r>
@@ -673,54 +2218,722 @@
         <w:t>relief</w:t>
       </w:r>
       <w:r>
-        <w:t xml:space="preserve"> and stress recovery (cite). Small-scale poultry keeping is similarly associated with feelings of self-sufficiency, fulfillment, and stewardship, particularly among urban and suburban residents seeking engagement with food systems and animal care (cite). Households with children may additionally benefit from the educational value of these activities </w:t>
-      </w:r>
-      <w:ins w:id="43" w:author="Kelsey McCune" w:date="2026-03-24T08:55:00Z" w16du:dateUtc="2026-03-24T13:55:00Z">
-        <w:r>
-          <w:t>by</w:t>
-        </w:r>
-      </w:ins>
-      <w:del w:id="44" w:author="Kelsey McCune" w:date="2026-03-24T08:55:00Z" w16du:dateUtc="2026-03-24T13:55:00Z">
-        <w:r>
-          <w:delText>in</w:delText>
+        <w:t xml:space="preserve"> and stress recovery </w:t>
+      </w:r>
+      <w:ins w:id="255" w:author="Alex Fisher" w:date="2026-03-31T14:54:00Z" w16du:dateUtc="2026-03-31T19:54:00Z">
+        <w:r>
+          <w:t>(Dayer et al. 2019)</w:t>
+        </w:r>
+        <w:r>
+          <w:t xml:space="preserve"> </w:t>
+        </w:r>
+      </w:ins>
+      <w:del w:id="256" w:author="Alex Fisher" w:date="2026-03-31T14:54:00Z" w16du:dateUtc="2026-03-31T19:54:00Z">
+        <w:r>
+          <w:delText>(cite)</w:delText>
         </w:r>
       </w:del>
       <w:r>
-        <w:t xml:space="preserve"> </w:t>
-      </w:r>
-      <w:r>
-        <w:t>incorporating an</w:t>
-      </w:r>
-      <w:r>
-        <w:t xml:space="preserve"> early interest in wildlife, ecology, and sustainable food production. The psychological benefits of backyard wildlife activities represent a meaningful aspect of human wellbeing </w:t>
-      </w:r>
-      <w:r>
-        <w:t xml:space="preserve">and leisure </w:t>
-      </w:r>
-      <w:r>
-        <w:t xml:space="preserve">that must be </w:t>
-      </w:r>
-      <w:r>
-        <w:t>compared</w:t>
-      </w:r>
-      <w:r>
-        <w:t xml:space="preserve"> alongside any associated risk</w:t>
-      </w:r>
-      <w:r>
-        <w:t xml:space="preserve">s to health, wildlife and environment. </w:t>
-      </w:r>
+        <w:t xml:space="preserve">. Small-scale poultry keeping is similarly associated with feelings of self-sufficiency, fulfillment, and stewardship, particularly among urban and suburban residents seeking engagement with food systems and animal care </w:t>
+      </w:r>
+      <w:ins w:id="257" w:author="Alex Fisher" w:date="2026-03-31T14:54:00Z">
+        <w:r>
+          <w:t>(Kyle and Sutherland 2016; Nicholson et al. 2020)</w:t>
+        </w:r>
+        <w:r>
+          <w:t xml:space="preserve"> </w:t>
+        </w:r>
+      </w:ins>
+      <w:del w:id="258" w:author="Alex Fisher" w:date="2026-03-31T14:54:00Z" w16du:dateUtc="2026-03-31T19:54:00Z">
+        <w:r>
+          <w:delText>(cite)</w:delText>
+        </w:r>
+      </w:del>
+      <w:r>
+        <w:t xml:space="preserve">. </w:t>
+      </w:r>
+      <w:ins w:id="259" w:author="Alex Fisher" w:date="2026-03-31T15:29:00Z">
+        <w:r>
+          <w:t xml:space="preserve">Households with children may additionally benefit from the educational value of these activities by incorporating an early interest in wildlife, ecology, and sustainable food production. </w:t>
+        </w:r>
+      </w:ins>
+      <w:ins w:id="260" w:author="Alex Fisher" w:date="2026-03-31T15:30:00Z" w16du:dateUtc="2026-03-31T20:30:00Z">
+        <w:r>
+          <w:t>E</w:t>
+        </w:r>
+      </w:ins>
+      <w:ins w:id="261" w:author="Alex Fisher" w:date="2026-03-31T15:29:00Z">
+        <w:r>
+          <w:t xml:space="preserve">ngagement with backyard wildlife activities may also </w:t>
+        </w:r>
+      </w:ins>
+      <w:ins w:id="262" w:author="Alex Fisher" w:date="2026-03-31T15:30:00Z" w16du:dateUtc="2026-03-31T20:30:00Z">
+        <w:r>
+          <w:t>go</w:t>
+        </w:r>
+      </w:ins>
+      <w:ins w:id="263" w:author="Alex Fisher" w:date="2026-03-31T15:29:00Z">
+        <w:r>
+          <w:t xml:space="preserve"> beyond personal </w:t>
+        </w:r>
+      </w:ins>
+      <w:ins w:id="264" w:author="Alex Fisher" w:date="2026-03-31T15:33:00Z" w16du:dateUtc="2026-03-31T20:33:00Z">
+        <w:r>
+          <w:t>satisfaction</w:t>
+        </w:r>
+      </w:ins>
+      <w:ins w:id="265" w:author="Alex Fisher" w:date="2026-03-31T15:29:00Z">
+        <w:r>
+          <w:t xml:space="preserve"> to encourage broader conservation behaviors. Research has shown that people who feed and observe birds are more likely to engage in pro-conservation actions such as habitat stewardship, conservation donations, and advocacy for wildlife-friendly policies, suggesting that these activities may </w:t>
+        </w:r>
+      </w:ins>
+      <w:ins w:id="266" w:author="Alex Fisher" w:date="2026-03-31T15:30:00Z" w16du:dateUtc="2026-03-31T20:30:00Z">
+        <w:r>
+          <w:t>provide a link</w:t>
+        </w:r>
+      </w:ins>
+      <w:ins w:id="267" w:author="Alex Fisher" w:date="2026-03-31T15:29:00Z">
+        <w:r>
+          <w:t xml:space="preserve"> to broader environmental </w:t>
+        </w:r>
+      </w:ins>
+      <w:ins w:id="268" w:author="Alex Fisher" w:date="2026-03-31T15:31:00Z" w16du:dateUtc="2026-03-31T20:31:00Z">
+        <w:r>
+          <w:t>stewardship</w:t>
+        </w:r>
+      </w:ins>
+      <w:ins w:id="269" w:author="Alex Fisher" w:date="2026-03-31T15:29:00Z">
+        <w:r>
+          <w:t xml:space="preserve"> (Dayer et al. 2019; Pocock et al. 2023; Barbett et al. 2020). Understanding the conservation attitudes of backyard wildlife participants </w:t>
+        </w:r>
+      </w:ins>
+      <w:ins w:id="270" w:author="Alex Fisher" w:date="2026-03-31T15:34:00Z" w16du:dateUtc="2026-03-31T20:34:00Z">
+        <w:r>
+          <w:t>proves to be</w:t>
+        </w:r>
+      </w:ins>
+      <w:ins w:id="271" w:author="Alex Fisher" w:date="2026-03-31T15:29:00Z">
+        <w:r>
+          <w:t xml:space="preserve"> valuable for </w:t>
+        </w:r>
+      </w:ins>
+      <w:ins w:id="272" w:author="Alex Fisher" w:date="2026-03-31T15:34:00Z" w16du:dateUtc="2026-03-31T20:34:00Z">
+        <w:r>
+          <w:t>finding</w:t>
+        </w:r>
+      </w:ins>
+      <w:ins w:id="273" w:author="Alex Fisher" w:date="2026-03-31T15:29:00Z">
+        <w:r>
+          <w:t xml:space="preserve"> opportunities to promote evidence-based </w:t>
+        </w:r>
+      </w:ins>
+      <w:ins w:id="274" w:author="Alex Fisher" w:date="2026-03-31T15:35:00Z" w16du:dateUtc="2026-03-31T20:35:00Z">
+        <w:r>
+          <w:t xml:space="preserve">practicing guidelines </w:t>
+        </w:r>
+      </w:ins>
+      <w:ins w:id="275" w:author="Alex Fisher" w:date="2026-03-31T15:34:00Z" w16du:dateUtc="2026-03-31T20:34:00Z">
+        <w:r>
+          <w:t>t</w:t>
+        </w:r>
+      </w:ins>
+      <w:ins w:id="276" w:author="Alex Fisher" w:date="2026-03-31T15:35:00Z" w16du:dateUtc="2026-03-31T20:35:00Z">
+        <w:r>
+          <w:t>o the</w:t>
+        </w:r>
+      </w:ins>
+      <w:ins w:id="277" w:author="Alex Fisher" w:date="2026-03-31T15:29:00Z">
+        <w:r>
+          <w:t xml:space="preserve"> public. The psychological and conservation benefits of backyard wildlife activities </w:t>
+        </w:r>
+      </w:ins>
+      <w:ins w:id="278" w:author="Alex Fisher" w:date="2026-03-31T15:35:00Z" w16du:dateUtc="2026-03-31T20:35:00Z">
+        <w:r>
+          <w:t xml:space="preserve">are important </w:t>
+        </w:r>
+      </w:ins>
+      <w:ins w:id="279" w:author="Alex Fisher" w:date="2026-03-31T15:36:00Z" w16du:dateUtc="2026-03-31T20:36:00Z">
+        <w:r>
+          <w:t>factor</w:t>
+        </w:r>
+      </w:ins>
+      <w:ins w:id="280" w:author="Alex Fisher" w:date="2026-03-31T15:37:00Z" w16du:dateUtc="2026-03-31T20:37:00Z">
+        <w:r>
+          <w:t>s</w:t>
+        </w:r>
+      </w:ins>
+      <w:ins w:id="281" w:author="Alex Fisher" w:date="2026-03-31T15:29:00Z">
+        <w:r>
+          <w:t xml:space="preserve"> that must be </w:t>
+        </w:r>
+      </w:ins>
+      <w:ins w:id="282" w:author="Alex Fisher" w:date="2026-03-31T15:36:00Z" w16du:dateUtc="2026-03-31T20:36:00Z">
+        <w:r>
+          <w:t>weighed</w:t>
+        </w:r>
+      </w:ins>
+      <w:ins w:id="283" w:author="Alex Fisher" w:date="2026-03-31T15:29:00Z">
+        <w:r>
+          <w:t xml:space="preserve"> </w:t>
+        </w:r>
+      </w:ins>
+      <w:ins w:id="284" w:author="Alex Fisher" w:date="2026-03-31T15:36:00Z" w16du:dateUtc="2026-03-31T20:36:00Z">
+        <w:r>
+          <w:t>parallel to</w:t>
+        </w:r>
+      </w:ins>
+      <w:ins w:id="285" w:author="Alex Fisher" w:date="2026-03-31T15:29:00Z">
+        <w:r>
+          <w:t xml:space="preserve"> any </w:t>
+        </w:r>
+      </w:ins>
+      <w:ins w:id="286" w:author="Alex Fisher" w:date="2026-03-31T15:37:00Z" w16du:dateUtc="2026-03-31T20:37:00Z">
+        <w:r>
+          <w:t>relevant</w:t>
+        </w:r>
+      </w:ins>
+      <w:ins w:id="287" w:author="Alex Fisher" w:date="2026-03-31T15:29:00Z">
+        <w:r>
+          <w:t xml:space="preserve"> risks to health, wildlife, and environment</w:t>
+        </w:r>
+      </w:ins>
+      <w:ins w:id="288" w:author="Alex Fisher" w:date="2026-03-31T15:36:00Z" w16du:dateUtc="2026-03-31T20:36:00Z">
+        <w:r>
+          <w:t xml:space="preserve"> when discussing </w:t>
+        </w:r>
+      </w:ins>
+      <w:ins w:id="289" w:author="Alex Fisher" w:date="2026-03-31T15:37:00Z" w16du:dateUtc="2026-03-31T20:37:00Z">
+        <w:r>
+          <w:t>activities</w:t>
+        </w:r>
+      </w:ins>
+      <w:ins w:id="290" w:author="Alex Fisher" w:date="2026-03-31T15:36:00Z" w16du:dateUtc="2026-03-31T20:36:00Z">
+        <w:r>
+          <w:t xml:space="preserve"> such as bird feeding and small scale poultry. </w:t>
+        </w:r>
+      </w:ins>
+      <w:del w:id="291" w:author="Alex Fisher" w:date="2026-03-31T15:29:00Z" w16du:dateUtc="2026-03-31T20:29:00Z">
+        <w:r>
+          <w:delText xml:space="preserve">Households with children may additionally benefit from the educational value of these activities </w:delText>
+        </w:r>
+      </w:del>
+      <w:ins w:id="292" w:author="Kelsey McCune" w:date="2026-03-24T08:55:00Z" w16du:dateUtc="2026-03-24T13:55:00Z">
+        <w:del w:id="293" w:author="Alex Fisher" w:date="2026-03-31T15:29:00Z" w16du:dateUtc="2026-03-31T20:29:00Z">
+          <w:r>
+            <w:delText>by</w:delText>
+          </w:r>
+        </w:del>
+      </w:ins>
+      <w:del w:id="294" w:author="Alex Fisher" w:date="2026-03-31T15:29:00Z" w16du:dateUtc="2026-03-31T20:29:00Z">
+        <w:r>
+          <w:delText xml:space="preserve">in </w:delText>
+        </w:r>
+        <w:r>
+          <w:delText>incorporating an</w:delText>
+        </w:r>
+        <w:r>
+          <w:delText xml:space="preserve"> early interest in wildlife, ecology, and sustainable food production. The psychological benefits of backyard wildlife activities represent a meaningful aspect of human wellbeing </w:delText>
+        </w:r>
+        <w:r>
+          <w:delText xml:space="preserve">and leisure </w:delText>
+        </w:r>
+        <w:r>
+          <w:delText xml:space="preserve">that must be </w:delText>
+        </w:r>
+        <w:r>
+          <w:delText>compared</w:delText>
+        </w:r>
+        <w:r>
+          <w:delText xml:space="preserve"> alongside any associated risk</w:delText>
+        </w:r>
+        <w:r>
+          <w:delText xml:space="preserve">s to health, wildlife and environment. </w:delText>
+        </w:r>
+      </w:del>
+      <w:ins w:id="295" w:author="Alex Fisher" w:date="2026-03-31T14:52:00Z" w16du:dateUtc="2026-03-31T19:52:00Z">
+        <w:r>
+          <w:br/>
+        </w:r>
+        <w:r>
+          <w:br/>
+        </w:r>
+        <w:r>
+          <w:rPr>
+            <w:sz w:val="13"/>
+            <w:szCs w:val="13"/>
+            <w:rPrChange w:id="296" w:author="Alex Fisher" w:date="2026-03-31T14:53:00Z" w16du:dateUtc="2026-03-31T19:53:00Z">
+              <w:rPr/>
+            </w:rPrChange>
+          </w:rPr>
+          <w:t>Sources:</w:t>
+        </w:r>
+        <w:r>
+          <w:rPr>
+            <w:sz w:val="13"/>
+            <w:szCs w:val="13"/>
+            <w:rPrChange w:id="297" w:author="Alex Fisher" w:date="2026-03-31T14:53:00Z" w16du:dateUtc="2026-03-31T19:53:00Z">
+              <w:rPr/>
+            </w:rPrChange>
+          </w:rPr>
+          <w:br/>
+        </w:r>
+      </w:ins>
+      <w:ins w:id="298" w:author="Alex Fisher" w:date="2026-03-31T15:32:00Z">
+        <w:r>
+          <w:rPr>
+            <w:sz w:val="13"/>
+            <w:szCs w:val="13"/>
+          </w:rPr>
+          <w:t xml:space="preserve">Barbett, Lea, Edward Stupple, Michael Sweet, Malcolm Schofield, and Miles Richardson. “Measuring Actions for Nature—Development and Validation of a Pro-Nature Conservation Behaviour Scale.” </w:t>
+        </w:r>
+        <w:r>
+          <w:rPr>
+            <w:i/>
+            <w:iCs/>
+            <w:sz w:val="13"/>
+            <w:szCs w:val="13"/>
+          </w:rPr>
+          <w:t>Sustainability</w:t>
+        </w:r>
+        <w:r>
+          <w:rPr>
+            <w:sz w:val="13"/>
+            <w:szCs w:val="13"/>
+          </w:rPr>
+          <w:t xml:space="preserve"> 12, no. 12 (2020): 4885. </w:t>
+        </w:r>
+        <w:r>
+          <w:rPr>
+            <w:sz w:val="13"/>
+            <w:szCs w:val="13"/>
+          </w:rPr>
+          <w:fldChar w:fldCharType="begin"/>
+        </w:r>
+        <w:r>
+          <w:rPr>
+            <w:sz w:val="13"/>
+            <w:szCs w:val="13"/>
+          </w:rPr>
+          <w:instrText>HYPERLINK "https://doi.org/10.3390/su12124885"</w:instrText>
+        </w:r>
+        <w:r>
+          <w:rPr>
+            <w:sz w:val="13"/>
+            <w:szCs w:val="13"/>
+          </w:rPr>
+        </w:r>
+        <w:r>
+          <w:rPr>
+            <w:sz w:val="13"/>
+            <w:szCs w:val="13"/>
+          </w:rPr>
+          <w:fldChar w:fldCharType="separate"/>
+        </w:r>
+        <w:r>
+          <w:rPr>
+            <w:rStyle w:val="Hyperlink"/>
+            <w:sz w:val="13"/>
+            <w:szCs w:val="13"/>
+          </w:rPr>
+          <w:t>https://doi.org/10.3390/su12124885</w:t>
+        </w:r>
+      </w:ins>
+      <w:ins w:id="299" w:author="Alex Fisher" w:date="2026-03-31T15:32:00Z" w16du:dateUtc="2026-03-31T20:32:00Z">
+        <w:r>
+          <w:rPr>
+            <w:sz w:val="13"/>
+            <w:szCs w:val="13"/>
+          </w:rPr>
+          <w:fldChar w:fldCharType="end"/>
+        </w:r>
+      </w:ins>
+      <w:ins w:id="300" w:author="Alex Fisher" w:date="2026-03-31T15:32:00Z">
+        <w:r>
+          <w:rPr>
+            <w:sz w:val="13"/>
+            <w:szCs w:val="13"/>
+          </w:rPr>
+          <w:t>.</w:t>
+        </w:r>
+      </w:ins>
+      <w:ins w:id="301" w:author="Alex Fisher" w:date="2026-03-31T15:32:00Z" w16du:dateUtc="2026-03-31T20:32:00Z">
+        <w:r>
+          <w:rPr>
+            <w:sz w:val="13"/>
+            <w:szCs w:val="13"/>
+          </w:rPr>
+          <w:br/>
+        </w:r>
+      </w:ins>
+      <w:ins w:id="302" w:author="Alex Fisher" w:date="2026-03-31T14:52:00Z" w16du:dateUtc="2026-03-31T19:52:00Z">
+        <w:r>
+          <w:rPr>
+            <w:sz w:val="13"/>
+            <w:szCs w:val="13"/>
+            <w:rPrChange w:id="303" w:author="Alex Fisher" w:date="2026-03-31T14:53:00Z" w16du:dateUtc="2026-03-31T19:53:00Z">
+              <w:rPr/>
+            </w:rPrChange>
+          </w:rPr>
+          <w:t xml:space="preserve">Cox, Daniel T. C., and Kevin J. Gaston. “Urban Bird Feeding: Connecting People with Nature.” </w:t>
+        </w:r>
+        <w:r>
+          <w:rPr>
+            <w:i/>
+            <w:iCs/>
+            <w:sz w:val="13"/>
+            <w:szCs w:val="13"/>
+            <w:rPrChange w:id="304" w:author="Alex Fisher" w:date="2026-03-31T14:53:00Z" w16du:dateUtc="2026-03-31T19:53:00Z">
+              <w:rPr>
+                <w:i/>
+                <w:iCs/>
+              </w:rPr>
+            </w:rPrChange>
+          </w:rPr>
+          <w:t>PLOS ONE</w:t>
+        </w:r>
+        <w:r>
+          <w:rPr>
+            <w:sz w:val="13"/>
+            <w:szCs w:val="13"/>
+            <w:rPrChange w:id="305" w:author="Alex Fisher" w:date="2026-03-31T14:53:00Z" w16du:dateUtc="2026-03-31T19:53:00Z">
+              <w:rPr/>
+            </w:rPrChange>
+          </w:rPr>
+          <w:t xml:space="preserve"> 11, no. 7 (2016): e0158717. </w:t>
+        </w:r>
+        <w:r>
+          <w:rPr>
+            <w:sz w:val="13"/>
+            <w:szCs w:val="13"/>
+            <w:rPrChange w:id="306" w:author="Alex Fisher" w:date="2026-03-31T14:53:00Z" w16du:dateUtc="2026-03-31T19:53:00Z">
+              <w:rPr/>
+            </w:rPrChange>
+          </w:rPr>
+          <w:fldChar w:fldCharType="begin"/>
+        </w:r>
+        <w:r>
+          <w:rPr>
+            <w:sz w:val="13"/>
+            <w:szCs w:val="13"/>
+            <w:rPrChange w:id="307" w:author="Alex Fisher" w:date="2026-03-31T14:53:00Z" w16du:dateUtc="2026-03-31T19:53:00Z">
+              <w:rPr/>
+            </w:rPrChange>
+          </w:rPr>
+          <w:instrText>HYPERLINK "https://doi.org/10.1371/journal.pone.0158717"</w:instrText>
+        </w:r>
+        <w:r>
+          <w:rPr>
+            <w:sz w:val="13"/>
+            <w:szCs w:val="13"/>
+          </w:rPr>
+        </w:r>
+        <w:r>
+          <w:rPr>
+            <w:sz w:val="13"/>
+            <w:szCs w:val="13"/>
+            <w:rPrChange w:id="308" w:author="Alex Fisher" w:date="2026-03-31T14:53:00Z" w16du:dateUtc="2026-03-31T19:53:00Z">
+              <w:rPr/>
+            </w:rPrChange>
+          </w:rPr>
+          <w:fldChar w:fldCharType="separate"/>
+        </w:r>
+        <w:r>
+          <w:rPr>
+            <w:rStyle w:val="Hyperlink"/>
+            <w:sz w:val="13"/>
+            <w:szCs w:val="13"/>
+            <w:rPrChange w:id="309" w:author="Alex Fisher" w:date="2026-03-31T14:53:00Z" w16du:dateUtc="2026-03-31T19:53:00Z">
+              <w:rPr>
+                <w:rStyle w:val="Hyperlink"/>
+              </w:rPr>
+            </w:rPrChange>
+          </w:rPr>
+          <w:t>https://doi.org/10.1371/journal.pone.0158717</w:t>
+        </w:r>
+        <w:r>
+          <w:rPr>
+            <w:sz w:val="13"/>
+            <w:szCs w:val="13"/>
+            <w:rPrChange w:id="310" w:author="Alex Fisher" w:date="2026-03-31T14:53:00Z" w16du:dateUtc="2026-03-31T19:53:00Z">
+              <w:rPr/>
+            </w:rPrChange>
+          </w:rPr>
+          <w:fldChar w:fldCharType="end"/>
+        </w:r>
+        <w:r>
+          <w:rPr>
+            <w:sz w:val="13"/>
+            <w:szCs w:val="13"/>
+            <w:rPrChange w:id="311" w:author="Alex Fisher" w:date="2026-03-31T14:53:00Z" w16du:dateUtc="2026-03-31T19:53:00Z">
+              <w:rPr/>
+            </w:rPrChange>
+          </w:rPr>
+          <w:t>.</w:t>
+        </w:r>
+      </w:ins>
+      <w:ins w:id="312" w:author="Alex Fisher" w:date="2026-03-31T14:53:00Z" w16du:dateUtc="2026-03-31T19:53:00Z">
+        <w:r>
+          <w:rPr>
+            <w:sz w:val="13"/>
+            <w:szCs w:val="13"/>
+          </w:rPr>
+          <w:br/>
+        </w:r>
+      </w:ins>
+      <w:ins w:id="313" w:author="Alex Fisher" w:date="2026-03-31T14:52:00Z" w16du:dateUtc="2026-03-31T19:52:00Z">
+        <w:r>
+          <w:rPr>
+            <w:sz w:val="13"/>
+            <w:szCs w:val="13"/>
+            <w:rPrChange w:id="314" w:author="Alex Fisher" w:date="2026-03-31T14:53:00Z" w16du:dateUtc="2026-03-31T19:53:00Z">
+              <w:rPr/>
+            </w:rPrChange>
+          </w:rPr>
+          <w:t xml:space="preserve">Dayer, Ashley A., Connor Rosenblatt, David N. Bonter, et al. “Observations at Backyard Bird Feeders Influence the Emotions and Actions of People That Feed Birds.” </w:t>
+        </w:r>
+        <w:r>
+          <w:rPr>
+            <w:i/>
+            <w:iCs/>
+            <w:sz w:val="13"/>
+            <w:szCs w:val="13"/>
+            <w:rPrChange w:id="315" w:author="Alex Fisher" w:date="2026-03-31T14:53:00Z" w16du:dateUtc="2026-03-31T19:53:00Z">
+              <w:rPr>
+                <w:i/>
+                <w:iCs/>
+              </w:rPr>
+            </w:rPrChange>
+          </w:rPr>
+          <w:t>People and Nature</w:t>
+        </w:r>
+        <w:r>
+          <w:rPr>
+            <w:sz w:val="13"/>
+            <w:szCs w:val="13"/>
+            <w:rPrChange w:id="316" w:author="Alex Fisher" w:date="2026-03-31T14:53:00Z" w16du:dateUtc="2026-03-31T19:53:00Z">
+              <w:rPr/>
+            </w:rPrChange>
+          </w:rPr>
+          <w:t xml:space="preserve"> 1, no. 2 (2019): 138–51. </w:t>
+        </w:r>
+        <w:r>
+          <w:rPr>
+            <w:sz w:val="13"/>
+            <w:szCs w:val="13"/>
+            <w:rPrChange w:id="317" w:author="Alex Fisher" w:date="2026-03-31T14:53:00Z" w16du:dateUtc="2026-03-31T19:53:00Z">
+              <w:rPr/>
+            </w:rPrChange>
+          </w:rPr>
+          <w:fldChar w:fldCharType="begin"/>
+        </w:r>
+        <w:r>
+          <w:rPr>
+            <w:sz w:val="13"/>
+            <w:szCs w:val="13"/>
+            <w:rPrChange w:id="318" w:author="Alex Fisher" w:date="2026-03-31T14:53:00Z" w16du:dateUtc="2026-03-31T19:53:00Z">
+              <w:rPr/>
+            </w:rPrChange>
+          </w:rPr>
+          <w:instrText>HYPERLINK "https://doi.org/10.1002/pan3.17"</w:instrText>
+        </w:r>
+        <w:r>
+          <w:rPr>
+            <w:sz w:val="13"/>
+            <w:szCs w:val="13"/>
+          </w:rPr>
+        </w:r>
+        <w:r>
+          <w:rPr>
+            <w:sz w:val="13"/>
+            <w:szCs w:val="13"/>
+            <w:rPrChange w:id="319" w:author="Alex Fisher" w:date="2026-03-31T14:53:00Z" w16du:dateUtc="2026-03-31T19:53:00Z">
+              <w:rPr/>
+            </w:rPrChange>
+          </w:rPr>
+          <w:fldChar w:fldCharType="separate"/>
+        </w:r>
+        <w:r>
+          <w:rPr>
+            <w:rStyle w:val="Hyperlink"/>
+            <w:sz w:val="13"/>
+            <w:szCs w:val="13"/>
+            <w:rPrChange w:id="320" w:author="Alex Fisher" w:date="2026-03-31T14:53:00Z" w16du:dateUtc="2026-03-31T19:53:00Z">
+              <w:rPr>
+                <w:rStyle w:val="Hyperlink"/>
+              </w:rPr>
+            </w:rPrChange>
+          </w:rPr>
+          <w:t>https://doi.org/10.1002/pan3.17</w:t>
+        </w:r>
+        <w:r>
+          <w:rPr>
+            <w:sz w:val="13"/>
+            <w:szCs w:val="13"/>
+            <w:rPrChange w:id="321" w:author="Alex Fisher" w:date="2026-03-31T14:53:00Z" w16du:dateUtc="2026-03-31T19:53:00Z">
+              <w:rPr/>
+            </w:rPrChange>
+          </w:rPr>
+          <w:fldChar w:fldCharType="end"/>
+        </w:r>
+        <w:r>
+          <w:rPr>
+            <w:sz w:val="13"/>
+            <w:szCs w:val="13"/>
+            <w:rPrChange w:id="322" w:author="Alex Fisher" w:date="2026-03-31T14:53:00Z" w16du:dateUtc="2026-03-31T19:53:00Z">
+              <w:rPr/>
+            </w:rPrChange>
+          </w:rPr>
+          <w:t>.</w:t>
+        </w:r>
+      </w:ins>
+      <w:ins w:id="323" w:author="Alex Fisher" w:date="2026-03-31T14:53:00Z" w16du:dateUtc="2026-03-31T19:53:00Z">
+        <w:r>
+          <w:rPr>
+            <w:sz w:val="13"/>
+            <w:szCs w:val="13"/>
+            <w:rPrChange w:id="324" w:author="Alex Fisher" w:date="2026-03-31T14:53:00Z" w16du:dateUtc="2026-03-31T19:53:00Z">
+              <w:rPr/>
+            </w:rPrChange>
+          </w:rPr>
+          <w:br/>
+          <w:t xml:space="preserve">Pocock, Michael J. O., Iain Hamlin, Jennifer Christelow, Holli‐Anne Passmore, and Miles Richardson. “The Benefits of Citizen Science and Nature‐noticing Activities for Well‐being, Nature Connectedness and Pro‐nature Conservation Behaviours.” </w:t>
+        </w:r>
+        <w:r>
+          <w:rPr>
+            <w:i/>
+            <w:iCs/>
+            <w:sz w:val="13"/>
+            <w:szCs w:val="13"/>
+            <w:rPrChange w:id="325" w:author="Alex Fisher" w:date="2026-03-31T14:53:00Z" w16du:dateUtc="2026-03-31T19:53:00Z">
+              <w:rPr>
+                <w:i/>
+                <w:iCs/>
+              </w:rPr>
+            </w:rPrChange>
+          </w:rPr>
+          <w:t>People and Nature</w:t>
+        </w:r>
+        <w:r>
+          <w:rPr>
+            <w:sz w:val="13"/>
+            <w:szCs w:val="13"/>
+            <w:rPrChange w:id="326" w:author="Alex Fisher" w:date="2026-03-31T14:53:00Z" w16du:dateUtc="2026-03-31T19:53:00Z">
+              <w:rPr/>
+            </w:rPrChange>
+          </w:rPr>
+          <w:t xml:space="preserve"> 5, no. 2 (2023): 591–606. </w:t>
+        </w:r>
+        <w:r>
+          <w:rPr>
+            <w:sz w:val="13"/>
+            <w:szCs w:val="13"/>
+            <w:rPrChange w:id="327" w:author="Alex Fisher" w:date="2026-03-31T14:53:00Z" w16du:dateUtc="2026-03-31T19:53:00Z">
+              <w:rPr/>
+            </w:rPrChange>
+          </w:rPr>
+          <w:fldChar w:fldCharType="begin"/>
+        </w:r>
+        <w:r>
+          <w:rPr>
+            <w:sz w:val="13"/>
+            <w:szCs w:val="13"/>
+            <w:rPrChange w:id="328" w:author="Alex Fisher" w:date="2026-03-31T14:53:00Z" w16du:dateUtc="2026-03-31T19:53:00Z">
+              <w:rPr/>
+            </w:rPrChange>
+          </w:rPr>
+          <w:instrText>HYPERLINK "https://doi.org/10.1002/pan3.10432"</w:instrText>
+        </w:r>
+        <w:r>
+          <w:rPr>
+            <w:sz w:val="13"/>
+            <w:szCs w:val="13"/>
+          </w:rPr>
+        </w:r>
+        <w:r>
+          <w:rPr>
+            <w:sz w:val="13"/>
+            <w:szCs w:val="13"/>
+            <w:rPrChange w:id="329" w:author="Alex Fisher" w:date="2026-03-31T14:53:00Z" w16du:dateUtc="2026-03-31T19:53:00Z">
+              <w:rPr/>
+            </w:rPrChange>
+          </w:rPr>
+          <w:fldChar w:fldCharType="separate"/>
+        </w:r>
+        <w:r>
+          <w:rPr>
+            <w:rStyle w:val="Hyperlink"/>
+            <w:sz w:val="13"/>
+            <w:szCs w:val="13"/>
+            <w:rPrChange w:id="330" w:author="Alex Fisher" w:date="2026-03-31T14:53:00Z" w16du:dateUtc="2026-03-31T19:53:00Z">
+              <w:rPr>
+                <w:rStyle w:val="Hyperlink"/>
+              </w:rPr>
+            </w:rPrChange>
+          </w:rPr>
+          <w:t>https://doi.org/10.1002/pan3.10432</w:t>
+        </w:r>
+        <w:r>
+          <w:rPr>
+            <w:sz w:val="13"/>
+            <w:szCs w:val="13"/>
+            <w:rPrChange w:id="331" w:author="Alex Fisher" w:date="2026-03-31T14:53:00Z" w16du:dateUtc="2026-03-31T19:53:00Z">
+              <w:rPr/>
+            </w:rPrChange>
+          </w:rPr>
+          <w:fldChar w:fldCharType="end"/>
+        </w:r>
+        <w:r>
+          <w:rPr>
+            <w:sz w:val="13"/>
+            <w:szCs w:val="13"/>
+            <w:rPrChange w:id="332" w:author="Alex Fisher" w:date="2026-03-31T14:53:00Z" w16du:dateUtc="2026-03-31T19:53:00Z">
+              <w:rPr/>
+            </w:rPrChange>
+          </w:rPr>
+          <w:t>.</w:t>
+        </w:r>
+      </w:ins>
+    </w:p>
+    <w:p>
+      <w:pPr>
+        <w:rPr>
+          <w:ins w:id="333" w:author="Alex Fisher" w:date="2026-03-31T14:52:00Z" w16du:dateUtc="2026-03-31T19:52:00Z"/>
+          <w:sz w:val="13"/>
+          <w:szCs w:val="13"/>
+          <w:rPrChange w:id="334" w:author="Alex Fisher" w:date="2026-03-31T14:53:00Z" w16du:dateUtc="2026-03-31T19:53:00Z">
+            <w:rPr>
+              <w:ins w:id="335" w:author="Alex Fisher" w:date="2026-03-31T14:52:00Z" w16du:dateUtc="2026-03-31T19:52:00Z"/>
+            </w:rPr>
+          </w:rPrChange>
+        </w:rPr>
+      </w:pPr>
     </w:p>
     <w:p/>
-    <w:p>
-      <w:r>
-        <w:br w:type="page"/>
-      </w:r>
-    </w:p>
     <w:p/>
     <w:p>
       <w:pPr>
         <w:rPr>
-          <w:ins w:id="45" w:author="Kelsey McCune" w:date="2026-03-24T08:56:00Z" w16du:dateUtc="2026-03-24T13:56:00Z"/>
+          <w:del w:id="336" w:author="Alex Fisher" w:date="2026-03-31T15:35:00Z" w16du:dateUtc="2026-03-31T20:35:00Z"/>
+        </w:rPr>
+      </w:pPr>
+      <w:del w:id="337" w:author="Alex Fisher" w:date="2026-03-31T15:35:00Z" w16du:dateUtc="2026-03-31T20:35:00Z">
+        <w:r>
+          <w:br w:type="page"/>
+        </w:r>
+      </w:del>
+    </w:p>
+    <w:p>
+      <w:pPr>
+        <w:rPr>
+          <w:ins w:id="338" w:author="Alex Fisher" w:date="2026-03-31T15:35:00Z" w16du:dateUtc="2026-03-31T20:35:00Z"/>
+        </w:rPr>
+      </w:pPr>
+    </w:p>
+    <w:p/>
+    <w:p>
+      <w:pPr>
+        <w:rPr>
+          <w:ins w:id="339" w:author="Kelsey McCune" w:date="2026-03-24T08:56:00Z" w16du:dateUtc="2026-03-24T13:56:00Z"/>
         </w:rPr>
       </w:pPr>
       <w:r>
@@ -730,179 +2943,497 @@
         </w:rPr>
         <w:t>P5:</w:t>
       </w:r>
-      <w:r>
+      <w:del w:id="340" w:author="Alex Fisher" w:date="2026-03-31T14:58:00Z" w16du:dateUtc="2026-03-31T19:58:00Z">
+        <w:r>
+          <w:rPr>
+            <w:b/>
+            <w:bCs/>
+          </w:rPr>
+          <w:br/>
+        </w:r>
+        <w:commentRangeStart w:id="341"/>
+        <w:r>
+          <w:delText>Despite the benefits associate</w:delText>
+        </w:r>
+      </w:del>
+      <w:ins w:id="342" w:author="Kelsey McCune" w:date="2026-03-24T08:55:00Z" w16du:dateUtc="2026-03-24T13:55:00Z">
+        <w:del w:id="343" w:author="Alex Fisher" w:date="2026-03-31T14:58:00Z" w16du:dateUtc="2026-03-31T19:58:00Z">
+          <w:r>
+            <w:delText>d</w:delText>
+          </w:r>
+        </w:del>
+      </w:ins>
+      <w:del w:id="344" w:author="Alex Fisher" w:date="2026-03-31T14:58:00Z" w16du:dateUtc="2026-03-31T19:58:00Z">
+        <w:r>
+          <w:delText xml:space="preserve"> with t</w:delText>
+        </w:r>
+        <w:r>
+          <w:delText>hese activities</w:delText>
+        </w:r>
+        <w:r>
+          <w:delText xml:space="preserve">, they </w:delText>
+        </w:r>
+        <w:r>
+          <w:delText>create conditions that</w:delText>
+        </w:r>
+        <w:r>
+          <w:delText xml:space="preserve"> can be favorable for</w:delText>
+        </w:r>
+        <w:r>
+          <w:delText xml:space="preserve"> pathogen transmission at the human-wildlife interface. Bird feeders aggregate wild birds at contact rates that would not otherwise occur in natural settings, </w:delText>
+        </w:r>
+        <w:r>
+          <w:delText>possibly</w:delText>
+        </w:r>
+        <w:r>
+          <w:delText xml:space="preserve"> amplifying the transmission of bacterial pathogens such as S. enterica and E. coli through fecal-oral </w:delText>
+        </w:r>
+        <w:r>
+          <w:delText>routes</w:delText>
+        </w:r>
+        <w:r>
+          <w:delText xml:space="preserve"> (Becker and Hall 2014). When backyard poultry are co-located on the same property, shared environmental </w:delText>
+        </w:r>
+        <w:r>
+          <w:delText xml:space="preserve">sources, </w:delText>
+        </w:r>
+        <w:r>
+          <w:delText>including soil, feeders, and water sources</w:delText>
+        </w:r>
+        <w:r>
+          <w:delText xml:space="preserve">, </w:delText>
+        </w:r>
+        <w:r>
+          <w:delText xml:space="preserve">may serve as transmission </w:delText>
+        </w:r>
+        <w:r>
+          <w:delText>sites</w:delText>
+        </w:r>
+        <w:r>
+          <w:delText xml:space="preserve"> between domestic and wild animals (Larsen et al. 2022). However, the combined effects of bird feeding and small-scale poultry keeping on pathogen </w:delText>
+        </w:r>
+        <w:r>
+          <w:delText>persistence</w:delText>
+        </w:r>
+        <w:r>
+          <w:delText xml:space="preserve"> in wild songbirds remain poorly understood. </w:delText>
+        </w:r>
+        <w:commentRangeEnd w:id="341"/>
+        <w:r>
+          <w:rPr>
+            <w:rStyle w:val="CommentReference"/>
+            <w:sz w:val="24"/>
+            <w:szCs w:val="24"/>
+          </w:rPr>
+          <w:commentReference w:id="341"/>
+        </w:r>
+      </w:del>
+    </w:p>
+    <w:p>
+      <w:pPr>
+        <w:rPr>
+          <w:ins w:id="345" w:author="Alex Fisher" w:date="2026-03-31T15:16:00Z"/>
+          <w:sz w:val="13"/>
+          <w:szCs w:val="13"/>
+          <w:rPrChange w:id="346" w:author="Alex Fisher" w:date="2026-03-31T15:16:00Z" w16du:dateUtc="2026-03-31T20:16:00Z">
+            <w:rPr>
+              <w:ins w:id="347" w:author="Alex Fisher" w:date="2026-03-31T15:16:00Z"/>
+            </w:rPr>
+          </w:rPrChange>
+        </w:rPr>
+      </w:pPr>
+      <w:commentRangeStart w:id="348"/>
+      <w:commentRangeStart w:id="349"/>
+      <w:r>
+        <w:t xml:space="preserve">Most existing research </w:t>
+      </w:r>
+      <w:commentRangeEnd w:id="348"/>
+      <w:r>
+        <w:rPr>
+          <w:rStyle w:val="CommentReference"/>
+          <w:sz w:val="24"/>
+          <w:szCs w:val="24"/>
+        </w:rPr>
+        <w:commentReference w:id="348"/>
+      </w:r>
+      <w:commentRangeEnd w:id="349"/>
+      <w:r>
+        <w:rPr>
+          <w:rStyle w:val="CommentReference"/>
+          <w:sz w:val="24"/>
+          <w:szCs w:val="24"/>
+        </w:rPr>
+        <w:commentReference w:id="349"/>
+      </w:r>
+      <w:ins w:id="350" w:author="Alex Fisher" w:date="2026-03-31T14:59:00Z">
+        <w:r>
+          <w:t>on backyard wildlife activities and disease risk</w:t>
+        </w:r>
+      </w:ins>
+      <w:ins w:id="351" w:author="Alex Fisher" w:date="2026-03-31T14:59:00Z" w16du:dateUtc="2026-03-31T19:59:00Z">
+        <w:r>
+          <w:t xml:space="preserve"> </w:t>
+        </w:r>
+      </w:ins>
+      <w:r>
+        <w:t xml:space="preserve">addresses </w:t>
+      </w:r>
+      <w:ins w:id="352" w:author="Alex Fisher" w:date="2026-03-31T14:59:00Z" w16du:dateUtc="2026-03-31T19:59:00Z">
+        <w:r>
+          <w:t>bird feeding and small-scale poultry keeping</w:t>
+        </w:r>
+      </w:ins>
+      <w:del w:id="353" w:author="Alex Fisher" w:date="2026-03-31T14:59:00Z" w16du:dateUtc="2026-03-31T19:59:00Z">
+        <w:r>
+          <w:delText xml:space="preserve">these </w:delText>
+        </w:r>
+      </w:del>
+      <w:ins w:id="354" w:author="Alex Fisher" w:date="2026-03-31T14:59:00Z" w16du:dateUtc="2026-03-31T19:59:00Z">
+        <w:r>
+          <w:t xml:space="preserve"> </w:t>
+        </w:r>
+      </w:ins>
+      <w:del w:id="355" w:author="Alex Fisher" w:date="2026-03-31T14:59:00Z" w16du:dateUtc="2026-03-31T19:59:00Z">
+        <w:r>
+          <w:delText xml:space="preserve">practices </w:delText>
+        </w:r>
+      </w:del>
+      <w:r>
+        <w:t xml:space="preserve">in isolation, and few studies have examined disease ecology at residential sites where both feeders and chickens are </w:t>
+      </w:r>
+      <w:r>
+        <w:t>both</w:t>
+      </w:r>
+      <w:r>
+        <w:t xml:space="preserve"> present. </w:t>
+      </w:r>
+      <w:ins w:id="356" w:author="Alex Fisher" w:date="2026-03-31T15:01:00Z" w16du:dateUtc="2026-03-31T20:01:00Z">
+        <w:r>
+          <w:t xml:space="preserve">Even at feeder-present sites, little is known about how individual variation in feeder visitation frequency among wild birds may influence infection risk at the individual level, as </w:t>
+        </w:r>
+      </w:ins>
+      <w:ins w:id="357" w:author="Alex Fisher" w:date="2026-03-31T15:03:00Z" w16du:dateUtc="2026-03-31T20:03:00Z">
+        <w:r>
+          <w:t>individuals</w:t>
+        </w:r>
+      </w:ins>
+      <w:ins w:id="358" w:author="Alex Fisher" w:date="2026-03-31T15:01:00Z" w16du:dateUtc="2026-03-31T20:01:00Z">
+        <w:r>
+          <w:t xml:space="preserve"> that visit food sources more frequently may </w:t>
+        </w:r>
+      </w:ins>
+      <w:ins w:id="359" w:author="Alex Fisher" w:date="2026-03-31T15:02:00Z" w16du:dateUtc="2026-03-31T20:02:00Z">
+        <w:r>
+          <w:t>experience</w:t>
+        </w:r>
+      </w:ins>
+      <w:ins w:id="360" w:author="Alex Fisher" w:date="2026-03-31T15:01:00Z" w16du:dateUtc="2026-03-31T20:01:00Z">
+        <w:r>
+          <w:t xml:space="preserve"> greater exposure to environmental</w:t>
+        </w:r>
+      </w:ins>
+      <w:ins w:id="361" w:author="Alex Fisher" w:date="2026-03-31T15:02:00Z" w16du:dateUtc="2026-03-31T20:02:00Z">
+        <w:r>
+          <w:t xml:space="preserve"> </w:t>
+        </w:r>
+      </w:ins>
+      <w:ins w:id="362" w:author="Alex Fisher" w:date="2026-03-31T15:01:00Z" w16du:dateUtc="2026-03-31T20:01:00Z">
+        <w:r>
+          <w:t xml:space="preserve">pathogens. This gap </w:t>
+        </w:r>
+      </w:ins>
+      <w:ins w:id="363" w:author="Alex Fisher" w:date="2026-03-31T15:03:00Z" w16du:dateUtc="2026-03-31T20:03:00Z">
+        <w:r>
+          <w:t xml:space="preserve">remains </w:t>
+        </w:r>
+      </w:ins>
+      <w:ins w:id="364" w:author="Alex Fisher" w:date="2026-03-31T15:02:00Z" w16du:dateUtc="2026-03-31T20:02:00Z">
+        <w:r>
+          <w:t>relevant</w:t>
+        </w:r>
+      </w:ins>
+      <w:ins w:id="365" w:author="Alex Fisher" w:date="2026-03-31T15:01:00Z" w16du:dateUtc="2026-03-31T20:01:00Z">
+        <w:r>
+          <w:t xml:space="preserve"> in the southeastern United States, where suburban sprawl continues to expand the human-wildlife interface, seasonal variation in temperature and humidity creates year-round conditions for environmental pathogen persistence, </w:t>
+        </w:r>
+      </w:ins>
+      <w:ins w:id="366" w:author="Alex Fisher" w:date="2026-03-31T15:05:00Z" w16du:dateUtc="2026-03-31T20:05:00Z">
+        <w:r>
+          <w:t xml:space="preserve">and large </w:t>
+        </w:r>
+      </w:ins>
+      <w:ins w:id="367" w:author="Alex Fisher" w:date="2026-03-31T15:01:00Z" w16du:dateUtc="2026-03-31T20:01:00Z">
+        <w:r>
+          <w:t xml:space="preserve">agricultural </w:t>
+        </w:r>
+      </w:ins>
+      <w:ins w:id="368" w:author="Alex Fisher" w:date="2026-03-31T15:05:00Z" w16du:dateUtc="2026-03-31T20:05:00Z">
+        <w:r>
+          <w:t>presence</w:t>
+        </w:r>
+      </w:ins>
+      <w:ins w:id="369" w:author="Alex Fisher" w:date="2026-03-31T15:01:00Z" w16du:dateUtc="2026-03-31T20:01:00Z">
+        <w:r>
+          <w:t xml:space="preserve"> </w:t>
+        </w:r>
+      </w:ins>
+      <w:ins w:id="370" w:author="Alex Fisher" w:date="2026-03-31T15:03:00Z" w16du:dateUtc="2026-03-31T20:03:00Z">
+        <w:r>
+          <w:t>encour</w:t>
+        </w:r>
+      </w:ins>
+      <w:ins w:id="371" w:author="Alex Fisher" w:date="2026-03-31T15:04:00Z" w16du:dateUtc="2026-03-31T20:04:00Z">
+        <w:r>
+          <w:t>ages</w:t>
+        </w:r>
+      </w:ins>
+      <w:ins w:id="372" w:author="Alex Fisher" w:date="2026-03-31T15:01:00Z" w16du:dateUtc="2026-03-31T20:01:00Z">
+        <w:r>
+          <w:t xml:space="preserve"> small-scale animal keeping, </w:t>
+        </w:r>
+      </w:ins>
+      <w:ins w:id="373" w:author="Alex Fisher" w:date="2026-03-31T15:13:00Z">
+        <w:r>
+          <w:t>and wildlife watching participation</w:t>
+        </w:r>
+      </w:ins>
+      <w:ins w:id="374" w:author="Alex Fisher" w:date="2026-03-31T15:13:00Z" w16du:dateUtc="2026-03-31T20:13:00Z">
+        <w:r>
+          <w:t>,</w:t>
+        </w:r>
+      </w:ins>
+      <w:ins w:id="375" w:author="Alex Fisher" w:date="2026-03-31T15:13:00Z">
+        <w:r>
+          <w:t xml:space="preserve"> including bird feeding</w:t>
+        </w:r>
+      </w:ins>
+      <w:ins w:id="376" w:author="Alex Fisher" w:date="2026-03-31T15:13:00Z" w16du:dateUtc="2026-03-31T20:13:00Z">
+        <w:r>
+          <w:t xml:space="preserve">, </w:t>
+        </w:r>
+      </w:ins>
+      <w:ins w:id="377" w:author="Alex Fisher" w:date="2026-03-31T15:13:00Z">
+        <w:r>
+          <w:t>is among the highest of any region in the country, with the East South Central states reporting the highest residential wildlife watching rates nationally</w:t>
+        </w:r>
+      </w:ins>
+      <w:ins w:id="378" w:author="Alex Fisher" w:date="2026-03-31T15:01:00Z" w16du:dateUtc="2026-03-31T20:01:00Z">
+        <w:r>
+          <w:t xml:space="preserve"> (USFWS 2022). </w:t>
+        </w:r>
+      </w:ins>
+      <w:del w:id="379" w:author="Alex Fisher" w:date="2026-03-31T15:01:00Z" w16du:dateUtc="2026-03-31T20:01:00Z">
+        <w:r>
+          <w:delText xml:space="preserve">The 2021 multi-state outbreak of </w:delText>
+        </w:r>
+        <w:r>
+          <w:rPr>
+            <w:i/>
+            <w:iCs/>
+          </w:rPr>
+          <w:delText>Salmonella</w:delText>
+        </w:r>
+        <w:r>
+          <w:delText xml:space="preserve"> Typhimurium</w:delText>
+        </w:r>
+        <w:r>
+          <w:delText xml:space="preserve">, </w:delText>
+        </w:r>
+        <w:r>
+          <w:delText>linked to wild songbirds at residential bird feeders and resulting in 30 confirmed human cases and 14 hospitalizations</w:delText>
+        </w:r>
+        <w:r>
+          <w:delText>, shows</w:delText>
+        </w:r>
+        <w:r>
+          <w:delText xml:space="preserve"> the public health risks of this knowledge gap (Patel et al. 2023). Additionally, </w:delText>
+        </w:r>
+      </w:del>
+      <w:ins w:id="380" w:author="Alex Fisher" w:date="2026-03-31T15:28:00Z">
+        <w:r>
+          <w:t>The degree to which participants in these activities perceive disease risks, engage in biosecurity practices such as feeder cleaning and personal hygiene, and are willing to modify their behaviors in response to evidence-based recommendations remains poorly characterized, particularly in the southeastern United States where both activities are prevalent.</w:t>
+        </w:r>
+      </w:ins>
+      <w:del w:id="381" w:author="Alex Fisher" w:date="2026-03-31T15:01:00Z" w16du:dateUtc="2026-03-31T20:01:00Z">
+        <w:r>
+          <w:delText>t</w:delText>
+        </w:r>
+      </w:del>
+      <w:del w:id="382" w:author="Alex Fisher" w:date="2026-03-31T15:28:00Z" w16du:dateUtc="2026-03-31T20:28:00Z">
+        <w:r>
+          <w:delText xml:space="preserve">he degree to which participants in these activities </w:delText>
+        </w:r>
+      </w:del>
+      <w:del w:id="383" w:author="Alex Fisher" w:date="2026-03-31T15:17:00Z" w16du:dateUtc="2026-03-31T20:17:00Z">
+        <w:r>
+          <w:delText>understand associated disease risks</w:delText>
+        </w:r>
+      </w:del>
+      <w:del w:id="384" w:author="Alex Fisher" w:date="2026-03-31T15:28:00Z" w16du:dateUtc="2026-03-31T20:28:00Z">
+        <w:r>
+          <w:delText xml:space="preserve"> remains largely unknown. Public awareness of biosecurity practices such as feeder </w:delText>
+        </w:r>
+        <w:r>
+          <w:delText>cleaning</w:delText>
+        </w:r>
+        <w:r>
+          <w:delText xml:space="preserve">, </w:delText>
+        </w:r>
+        <w:r>
+          <w:delText>personal hygiene (cleaning hands)</w:delText>
+        </w:r>
+        <w:r>
+          <w:delText xml:space="preserve">, and the spatial </w:delText>
+        </w:r>
+        <w:r>
+          <w:delText>arrangement</w:delText>
+        </w:r>
+        <w:r>
+          <w:delText xml:space="preserve"> of </w:delText>
+        </w:r>
+        <w:r>
+          <w:delText xml:space="preserve">shared resources </w:delText>
+        </w:r>
+        <w:r>
+          <w:delText xml:space="preserve">has not been </w:delText>
+        </w:r>
+        <w:r>
+          <w:delText>thoroughly</w:delText>
+        </w:r>
+        <w:r>
+          <w:delText xml:space="preserve"> assessed, particularly in the southeastern United States where both activities are common.</w:delText>
+        </w:r>
+      </w:del>
+      <w:r>
+        <w:t xml:space="preserve"> Closing these </w:t>
+      </w:r>
+      <w:r>
+        <w:t xml:space="preserve">knowledge </w:t>
+      </w:r>
+      <w:r>
+        <w:t xml:space="preserve">gaps is </w:t>
+      </w:r>
+      <w:r>
+        <w:t>critical</w:t>
+      </w:r>
+      <w:r>
+        <w:t xml:space="preserve"> for developing evidence-based guidelines that allow people to enjoy the benefits of backyard activities while reducing risk to wild birds, domestic animals, and </w:t>
+      </w:r>
+      <w:commentRangeStart w:id="385"/>
+      <w:r>
+        <w:t>human health.</w:t>
+      </w:r>
+      <w:commentRangeEnd w:id="385"/>
+      <w:r>
+        <w:rPr>
+          <w:rStyle w:val="CommentReference"/>
+          <w:sz w:val="24"/>
+          <w:szCs w:val="24"/>
+        </w:rPr>
+        <w:commentReference w:id="385"/>
+      </w:r>
+      <w:ins w:id="386" w:author="Alex Fisher" w:date="2026-03-31T15:16:00Z" w16du:dateUtc="2026-03-31T20:16:00Z">
+        <w:r>
+          <w:br/>
+        </w:r>
+        <w:r>
+          <w:br/>
+        </w:r>
+        <w:r>
+          <w:rPr>
+            <w:sz w:val="13"/>
+            <w:szCs w:val="13"/>
+            <w:rPrChange w:id="387" w:author="Alex Fisher" w:date="2026-03-31T15:16:00Z" w16du:dateUtc="2026-03-31T20:16:00Z">
+              <w:rPr/>
+            </w:rPrChange>
+          </w:rPr>
+          <w:t>Sources:</w:t>
+        </w:r>
+        <w:r>
+          <w:rPr>
+            <w:sz w:val="13"/>
+            <w:szCs w:val="13"/>
+            <w:rPrChange w:id="388" w:author="Alex Fisher" w:date="2026-03-31T15:16:00Z" w16du:dateUtc="2026-03-31T20:16:00Z">
+              <w:rPr/>
+            </w:rPrChange>
+          </w:rPr>
+          <w:br/>
+        </w:r>
+      </w:ins>
+      <w:ins w:id="389" w:author="Alex Fisher" w:date="2026-03-31T15:16:00Z">
+        <w:r>
+          <w:rPr>
+            <w:i/>
+            <w:iCs/>
+            <w:sz w:val="13"/>
+            <w:szCs w:val="13"/>
+            <w:rPrChange w:id="390" w:author="Alex Fisher" w:date="2026-03-31T15:16:00Z" w16du:dateUtc="2026-03-31T20:16:00Z">
+              <w:rPr>
+                <w:i/>
+                <w:iCs/>
+              </w:rPr>
+            </w:rPrChange>
+          </w:rPr>
+          <w:t>2022 National Survey of Fishing, Hunting, and Wildlife-Associated Recreation</w:t>
+        </w:r>
+        <w:r>
+          <w:rPr>
+            <w:sz w:val="13"/>
+            <w:szCs w:val="13"/>
+            <w:rPrChange w:id="391" w:author="Alex Fisher" w:date="2026-03-31T15:16:00Z" w16du:dateUtc="2026-03-31T20:16:00Z">
+              <w:rPr/>
+            </w:rPrChange>
+          </w:rPr>
+          <w:t>. 2022.</w:t>
+        </w:r>
+      </w:ins>
+    </w:p>
+    <w:p>
+      <w:pPr>
+        <w:rPr>
+          <w:sz w:val="13"/>
+          <w:szCs w:val="13"/>
+          <w:rPrChange w:id="392" w:author="Alex Fisher" w:date="2026-03-31T15:16:00Z" w16du:dateUtc="2026-03-31T20:16:00Z">
+            <w:rPr/>
+          </w:rPrChange>
+        </w:rPr>
+      </w:pPr>
+    </w:p>
+    <w:p>
+      <w:pPr>
         <w:rPr>
           <w:b/>
           <w:bCs/>
-        </w:rPr>
-        <w:br/>
-      </w:r>
-      <w:commentRangeStart w:id="46"/>
-      <w:r>
-        <w:t>Despite the benefits associate</w:t>
-      </w:r>
-      <w:ins w:id="47" w:author="Kelsey McCune" w:date="2026-03-24T08:55:00Z" w16du:dateUtc="2026-03-24T13:55:00Z">
-        <w:r>
-          <w:t>d</w:t>
-        </w:r>
-      </w:ins>
-      <w:r>
-        <w:t xml:space="preserve"> with t</w:t>
-      </w:r>
-      <w:r>
-        <w:t>hese activities</w:t>
-      </w:r>
-      <w:r>
-        <w:t xml:space="preserve">, they </w:t>
-      </w:r>
-      <w:r>
-        <w:t>create conditions that</w:t>
-      </w:r>
-      <w:r>
-        <w:t xml:space="preserve"> can be favorable for</w:t>
-      </w:r>
-      <w:r>
-        <w:t xml:space="preserve"> pathogen transmission at the human-wildlife interface. Bird feeders aggregate wild birds at contact rates that would not otherwise occur in natural settings, </w:t>
-      </w:r>
-      <w:r>
-        <w:t>possibly</w:t>
-      </w:r>
-      <w:r>
-        <w:t xml:space="preserve"> amplifying the transmission of bacterial pathogens such as S. enterica and E. coli through fecal-oral </w:t>
-      </w:r>
-      <w:r>
-        <w:t>routes</w:t>
-      </w:r>
-      <w:r>
-        <w:t xml:space="preserve"> (Becker and Hall 2014). When backyard poultry are co-located on the same property, shared environmental </w:t>
-      </w:r>
-      <w:r>
-        <w:t xml:space="preserve">sources, </w:t>
-      </w:r>
-      <w:r>
-        <w:t>including soil, feeders, and water sources</w:t>
-      </w:r>
-      <w:r>
-        <w:t xml:space="preserve">, </w:t>
-      </w:r>
-      <w:r>
-        <w:t xml:space="preserve">may serve as transmission </w:t>
-      </w:r>
-      <w:r>
-        <w:t>sites</w:t>
-      </w:r>
-      <w:r>
-        <w:t xml:space="preserve"> between domestic and wild animals (Larsen et al. 2022). However, the combined effects of bird feeding and small-scale poultry keeping on pathogen </w:t>
-      </w:r>
-      <w:r>
-        <w:t>persistence</w:t>
-      </w:r>
-      <w:r>
-        <w:t xml:space="preserve"> in wild songbirds remain poorly understood. </w:t>
-      </w:r>
-      <w:commentRangeEnd w:id="46"/>
-      <w:r>
-        <w:rPr>
-          <w:rStyle w:val="CommentReference"/>
-        </w:rPr>
-        <w:commentReference w:id="46"/>
-      </w:r>
-    </w:p>
-    <w:p>
-      <w:commentRangeStart w:id="48"/>
-      <w:r>
-        <w:t xml:space="preserve">Most existing research </w:t>
-      </w:r>
-      <w:commentRangeEnd w:id="48"/>
-      <w:r>
-        <w:rPr>
-          <w:rStyle w:val="CommentReference"/>
-        </w:rPr>
-        <w:commentReference w:id="48"/>
-      </w:r>
-      <w:r>
-        <w:t xml:space="preserve">addresses these practices in isolation, and few studies have examined disease ecology at residential sites where both feeders and chickens are </w:t>
-      </w:r>
-      <w:r>
-        <w:t>both</w:t>
-      </w:r>
-      <w:r>
-        <w:t xml:space="preserve"> present. The 2021 multi-state outbreak of </w:t>
-      </w:r>
-      <w:r>
-        <w:rPr>
-          <w:i/>
-          <w:iCs/>
-        </w:rPr>
-        <w:t>Salmonella</w:t>
-      </w:r>
-      <w:r>
-        <w:t xml:space="preserve"> Typhimurium</w:t>
-      </w:r>
-      <w:r>
-        <w:t xml:space="preserve">, </w:t>
-      </w:r>
-      <w:r>
-        <w:t>linked to wild songbirds at residential bird feeders and resulting in 30 confirmed human cases and 14 hospitalizations</w:t>
-      </w:r>
-      <w:r>
-        <w:t>, shows</w:t>
-      </w:r>
-      <w:r>
-        <w:t xml:space="preserve"> the public health risks of this knowledge gap (Patel et al. 2023). Additionally, the degree to which participants in these activities understand associated disease risks remains largely unknown. Public awareness of biosecurity practices such as feeder </w:t>
-      </w:r>
-      <w:r>
-        <w:t>cleaning</w:t>
-      </w:r>
-      <w:r>
-        <w:t xml:space="preserve">, </w:t>
-      </w:r>
-      <w:r>
-        <w:t>personal hygiene (cleaning hands)</w:t>
-      </w:r>
-      <w:r>
-        <w:t xml:space="preserve">, and the spatial </w:t>
-      </w:r>
-      <w:r>
-        <w:t>arrangement</w:t>
-      </w:r>
-      <w:r>
-        <w:t xml:space="preserve"> of </w:t>
-      </w:r>
-      <w:r>
-        <w:t xml:space="preserve">shared resources </w:t>
-      </w:r>
-      <w:r>
-        <w:t xml:space="preserve">has not been </w:t>
-      </w:r>
-      <w:r>
-        <w:t>thoroughly</w:t>
-      </w:r>
-      <w:r>
-        <w:t xml:space="preserve"> assessed, particularly in the southeastern United States where both activities are common. Closing these </w:t>
-      </w:r>
-      <w:r>
-        <w:t xml:space="preserve">knowledge </w:t>
-      </w:r>
-      <w:r>
-        <w:t xml:space="preserve">gaps is </w:t>
-      </w:r>
-      <w:r>
-        <w:t>critical</w:t>
-      </w:r>
-      <w:r>
-        <w:t xml:space="preserve"> for developing evidence-based guidelines that allow people to enjoy the benefits of backyard activities while reducing risk to wild birds, domestic animals, and </w:t>
-      </w:r>
-      <w:commentRangeStart w:id="49"/>
-      <w:r>
-        <w:t>human health.</w:t>
-      </w:r>
-      <w:commentRangeEnd w:id="49"/>
-      <w:r>
-        <w:rPr>
-          <w:rStyle w:val="CommentReference"/>
-        </w:rPr>
-        <w:commentReference w:id="49"/>
+          <w:sz w:val="13"/>
+          <w:szCs w:val="13"/>
+          <w:rPrChange w:id="393" w:author="Alex Fisher" w:date="2026-03-31T15:16:00Z" w16du:dateUtc="2026-03-31T20:16:00Z">
+            <w:rPr>
+              <w:b/>
+              <w:bCs/>
+            </w:rPr>
+          </w:rPrChange>
+        </w:rPr>
+      </w:pPr>
+    </w:p>
+    <w:p>
+      <w:pPr>
+        <w:rPr>
+          <w:sz w:val="13"/>
+          <w:szCs w:val="13"/>
+          <w:rPrChange w:id="394" w:author="Alex Fisher" w:date="2026-03-31T15:16:00Z" w16du:dateUtc="2026-03-31T20:16:00Z">
+            <w:rPr/>
+          </w:rPrChange>
+        </w:rPr>
+      </w:pPr>
+      <w:r>
+        <w:rPr>
+          <w:sz w:val="13"/>
+          <w:szCs w:val="13"/>
+          <w:rPrChange w:id="395" w:author="Alex Fisher" w:date="2026-03-31T15:16:00Z" w16du:dateUtc="2026-03-31T20:16:00Z">
+            <w:rPr/>
+          </w:rPrChange>
+        </w:rPr>
+        <w:br w:type="page"/>
       </w:r>
     </w:p>
     <w:p>
@@ -912,118 +3443,295 @@
           <w:bCs/>
         </w:rPr>
       </w:pPr>
-    </w:p>
-    <w:p>
-      <w:r>
-        <w:br w:type="page"/>
-      </w:r>
-    </w:p>
-    <w:p>
-      <w:pPr>
+      <w:r>
         <w:rPr>
           <w:b/>
           <w:bCs/>
         </w:rPr>
+        <w:lastRenderedPageBreak/>
+        <w:t>Overarching Goals and Hypotheses:</w:t>
+      </w:r>
+    </w:p>
+    <w:p>
+      <w:pPr>
+        <w:rPr>
+          <w:ins w:id="396" w:author="Alex Fisher" w:date="2026-03-31T15:43:00Z" w16du:dateUtc="2026-03-31T20:43:00Z"/>
+        </w:rPr>
       </w:pPr>
-      <w:r>
+      <w:commentRangeStart w:id="397"/>
+      <w:r>
+        <w:t xml:space="preserve">The overarching goal of this study is to </w:t>
+      </w:r>
+      <w:r>
+        <w:t>quantify</w:t>
+      </w:r>
+      <w:r>
+        <w:t xml:space="preserve"> how </w:t>
+      </w:r>
+      <w:ins w:id="398" w:author="Alex Fisher" w:date="2026-03-31T15:39:00Z" w16du:dateUtc="2026-03-31T20:39:00Z">
+        <w:r>
+          <w:t>a</w:t>
+        </w:r>
+      </w:ins>
+      <w:ins w:id="399" w:author="Alex Fisher" w:date="2026-03-31T15:39:00Z">
+        <w:r>
+          <w:t>nthropogenic change is reshaping the ways in which humans, domestic animals, and wildlife interact</w:t>
+        </w:r>
+      </w:ins>
+      <w:ins w:id="400" w:author="Alex Fisher" w:date="2026-03-31T15:39:00Z" w16du:dateUtc="2026-03-31T20:39:00Z">
+        <w:r>
+          <w:t>, creating new opportunities for pathogen transmission at the human-wildlife interface.. B</w:t>
+        </w:r>
+      </w:ins>
+      <w:del w:id="401" w:author="Alex Fisher" w:date="2026-03-31T15:39:00Z" w16du:dateUtc="2026-03-31T20:39:00Z">
+        <w:r>
+          <w:delText>b</w:delText>
+        </w:r>
+      </w:del>
+      <w:r>
+        <w:t xml:space="preserve">ackyard bird feeding and small-scale poultry keeping </w:t>
+      </w:r>
+      <w:ins w:id="402" w:author="Alex Fisher" w:date="2026-03-31T15:40:00Z">
+        <w:r>
+          <w:t xml:space="preserve">represent two widespread and growing activities that </w:t>
+        </w:r>
+      </w:ins>
+      <w:ins w:id="403" w:author="Alex Fisher" w:date="2026-03-31T15:40:00Z" w16du:dateUtc="2026-03-31T20:40:00Z">
+        <w:r>
+          <w:t>combine</w:t>
+        </w:r>
+      </w:ins>
+      <w:ins w:id="404" w:author="Alex Fisher" w:date="2026-03-31T15:40:00Z">
+        <w:r>
+          <w:t xml:space="preserve"> these interactions in residential settings, yet the disease ecology of these practices and the human dimensions that </w:t>
+        </w:r>
+      </w:ins>
+      <w:ins w:id="405" w:author="Alex Fisher" w:date="2026-03-31T15:40:00Z" w16du:dateUtc="2026-03-31T20:40:00Z">
+        <w:r>
+          <w:t>influence</w:t>
+        </w:r>
+      </w:ins>
+      <w:ins w:id="406" w:author="Alex Fisher" w:date="2026-03-31T15:40:00Z">
+        <w:r>
+          <w:t xml:space="preserve"> participant behavior remain poorly understood. </w:t>
+        </w:r>
+      </w:ins>
+      <w:del w:id="407" w:author="Alex Fisher" w:date="2026-03-31T15:41:00Z" w16du:dateUtc="2026-03-31T20:41:00Z">
+        <w:r>
+          <w:delText xml:space="preserve">influence </w:delText>
+        </w:r>
+      </w:del>
+      <w:ins w:id="408" w:author="Alex Fisher" w:date="2026-03-31T15:41:00Z" w16du:dateUtc="2026-03-31T20:41:00Z">
+        <w:r>
+          <w:t>T</w:t>
+        </w:r>
+      </w:ins>
+      <w:del w:id="409" w:author="Alex Fisher" w:date="2026-03-31T15:41:00Z" w16du:dateUtc="2026-03-31T20:41:00Z">
+        <w:r>
+          <w:delText>t</w:delText>
+        </w:r>
+      </w:del>
+      <w:r>
+        <w:t>he</w:t>
+      </w:r>
+      <w:del w:id="410" w:author="Alex Fisher" w:date="2026-03-31T15:41:00Z" w16du:dateUtc="2026-03-31T20:41:00Z">
+        <w:r>
+          <w:delText xml:space="preserve"> </w:delText>
+        </w:r>
+      </w:del>
+      <w:ins w:id="411" w:author="Alex Fisher" w:date="2026-03-31T15:41:00Z" w16du:dateUtc="2026-03-31T20:41:00Z">
+        <w:r>
+          <w:t xml:space="preserve"> overarching goal of this study is to quantify the conditions </w:t>
+        </w:r>
+      </w:ins>
+      <w:ins w:id="412" w:author="Alex Fisher" w:date="2026-03-31T15:42:00Z" w16du:dateUtc="2026-03-31T20:42:00Z">
+        <w:r>
+          <w:t>pertaining to backyard activities that can</w:t>
+        </w:r>
+      </w:ins>
+      <w:ins w:id="413" w:author="Alex Fisher" w:date="2026-03-31T15:41:00Z" w16du:dateUtc="2026-03-31T20:41:00Z">
+        <w:r>
+          <w:t xml:space="preserve"> </w:t>
+        </w:r>
+      </w:ins>
+      <w:ins w:id="414" w:author="Alex Fisher" w:date="2026-03-31T15:42:00Z" w16du:dateUtc="2026-03-31T20:42:00Z">
+        <w:r>
+          <w:t>increase</w:t>
+        </w:r>
+      </w:ins>
+      <w:ins w:id="415" w:author="Alex Fisher" w:date="2026-03-31T15:41:00Z" w16du:dateUtc="2026-03-31T20:41:00Z">
+        <w:r>
+          <w:t xml:space="preserve"> disease risk in wild songbird communities, and</w:t>
+        </w:r>
+      </w:ins>
+      <w:ins w:id="416" w:author="Alex Fisher" w:date="2026-03-31T15:42:00Z" w16du:dateUtc="2026-03-31T20:42:00Z">
+        <w:r>
+          <w:t xml:space="preserve"> </w:t>
+        </w:r>
+      </w:ins>
+      <w:ins w:id="417" w:author="Alex Fisher" w:date="2026-03-31T15:41:00Z" w16du:dateUtc="2026-03-31T20:41:00Z">
+        <w:r>
+          <w:t>how participants perceive</w:t>
+        </w:r>
+      </w:ins>
+      <w:ins w:id="418" w:author="Alex Fisher" w:date="2026-03-31T15:43:00Z" w16du:dateUtc="2026-03-31T20:43:00Z">
+        <w:r>
+          <w:t xml:space="preserve"> and </w:t>
+        </w:r>
+      </w:ins>
+      <w:ins w:id="419" w:author="Alex Fisher" w:date="2026-03-31T15:41:00Z" w16du:dateUtc="2026-03-31T20:41:00Z">
+        <w:r>
+          <w:t>respond to</w:t>
+        </w:r>
+      </w:ins>
+      <w:ins w:id="420" w:author="Alex Fisher" w:date="2026-03-31T15:43:00Z" w16du:dateUtc="2026-03-31T20:43:00Z">
+        <w:r>
+          <w:t xml:space="preserve"> </w:t>
+        </w:r>
+      </w:ins>
+      <w:ins w:id="421" w:author="Alex Fisher" w:date="2026-03-31T15:41:00Z" w16du:dateUtc="2026-03-31T20:41:00Z">
+        <w:r>
+          <w:t>that risk</w:t>
+        </w:r>
+      </w:ins>
+      <w:ins w:id="422" w:author="Alex Fisher" w:date="2026-03-31T15:44:00Z" w16du:dateUtc="2026-03-31T20:44:00Z">
+        <w:r>
+          <w:t xml:space="preserve">- </w:t>
+        </w:r>
+      </w:ins>
+      <w:ins w:id="423" w:author="Alex Fisher" w:date="2026-03-31T15:41:00Z" w16du:dateUtc="2026-03-31T20:41:00Z">
+        <w:r>
+          <w:t>inform</w:t>
+        </w:r>
+      </w:ins>
+      <w:ins w:id="424" w:author="Alex Fisher" w:date="2026-03-31T15:44:00Z" w16du:dateUtc="2026-03-31T20:44:00Z">
+        <w:r>
+          <w:t>ing</w:t>
+        </w:r>
+      </w:ins>
+      <w:ins w:id="425" w:author="Alex Fisher" w:date="2026-03-31T15:41:00Z" w16du:dateUtc="2026-03-31T20:41:00Z">
+        <w:r>
+          <w:t xml:space="preserve"> conservation and public health outcomes.</w:t>
+        </w:r>
+      </w:ins>
+    </w:p>
+    <w:p>
+      <w:ins w:id="426" w:author="Alex Fisher" w:date="2026-03-31T15:43:00Z" w16du:dateUtc="2026-03-31T20:43:00Z">
+        <w:r>
+          <w:t xml:space="preserve"> </w:t>
+        </w:r>
+      </w:ins>
+      <w:del w:id="427" w:author="Alex Fisher" w:date="2026-03-31T15:43:00Z" w16du:dateUtc="2026-03-31T20:43:00Z">
+        <w:r>
+          <w:delText>prevalence and transmission of bacterial pathogens (</w:delText>
+        </w:r>
+        <w:r>
+          <w:rPr>
+            <w:i/>
+            <w:iCs/>
+          </w:rPr>
+          <w:delText>S. enterica</w:delText>
+        </w:r>
+        <w:r>
+          <w:delText xml:space="preserve"> and </w:delText>
+        </w:r>
+        <w:r>
+          <w:rPr>
+            <w:i/>
+            <w:iCs/>
+          </w:rPr>
+          <w:delText>E. coli</w:delText>
+        </w:r>
+        <w:r>
+          <w:delText xml:space="preserve">) in wild songbird communities at the </w:delText>
+        </w:r>
+        <w:r>
+          <w:delText>human</w:delText>
+        </w:r>
+        <w:r>
+          <w:delText>-</w:delText>
+        </w:r>
+        <w:r>
+          <w:delText>wildlife</w:delText>
+        </w:r>
+        <w:r>
+          <w:delText xml:space="preserve"> interface in central Alabama, and to assess how participants in these activities perceive and respond to associated </w:delText>
+        </w:r>
+        <w:r>
+          <w:delText>biosecurity</w:delText>
+        </w:r>
+        <w:r>
+          <w:delText xml:space="preserve"> risks. </w:delText>
+        </w:r>
+        <w:commentRangeEnd w:id="397"/>
+        <w:r>
+          <w:rPr>
+            <w:rStyle w:val="CommentReference"/>
+            <w:sz w:val="24"/>
+            <w:szCs w:val="24"/>
+          </w:rPr>
+          <w:commentReference w:id="397"/>
+        </w:r>
+      </w:del>
+      <w:r>
+        <w:t>This study addresses three specific aims:</w:t>
+      </w:r>
+    </w:p>
+    <w:p>
+      <w:pPr>
         <w:rPr>
           <w:b/>
           <w:bCs/>
         </w:rPr>
-        <w:lastRenderedPageBreak/>
-        <w:t>Overarching Goals and Hypotheses:</w:t>
-      </w:r>
-    </w:p>
-    <w:p>
-      <w:commentRangeStart w:id="50"/>
-      <w:r>
-        <w:t xml:space="preserve">The overarching goal of this study is to </w:t>
-      </w:r>
-      <w:r>
-        <w:t>quantify</w:t>
-      </w:r>
-      <w:r>
-        <w:t xml:space="preserve"> how backyard bird feeding and small-scale poultry keeping influence the prevalence and transmission of bacterial pathogens (</w:t>
-      </w:r>
-      <w:r>
-        <w:rPr>
-          <w:i/>
-          <w:iCs/>
-        </w:rPr>
-        <w:t>S. enterica</w:t>
-      </w:r>
-      <w:r>
-        <w:t xml:space="preserve"> and </w:t>
-      </w:r>
-      <w:r>
-        <w:rPr>
-          <w:i/>
-          <w:iCs/>
-        </w:rPr>
-        <w:t>E. coli</w:t>
-      </w:r>
-      <w:r>
-        <w:t xml:space="preserve">) in wild songbird communities at the </w:t>
-      </w:r>
-      <w:r>
-        <w:t>human</w:t>
-      </w:r>
-      <w:r>
-        <w:t>-</w:t>
-      </w:r>
-      <w:r>
-        <w:t>wildlife</w:t>
-      </w:r>
-      <w:r>
-        <w:t xml:space="preserve"> interface in central Alabama, and to assess how participants in these activities perceive and respond to associated </w:t>
-      </w:r>
-      <w:r>
-        <w:t>biosecurity</w:t>
-      </w:r>
-      <w:r>
-        <w:t xml:space="preserve"> risks. </w:t>
-      </w:r>
-      <w:commentRangeEnd w:id="50"/>
-      <w:r>
-        <w:rPr>
-          <w:rStyle w:val="CommentReference"/>
-        </w:rPr>
-        <w:commentReference w:id="50"/>
-      </w:r>
-      <w:r>
-        <w:t>This study addresses three specific aims:</w:t>
-      </w:r>
-    </w:p>
-    <w:p>
-      <w:pPr>
+      </w:pPr>
+      <w:r>
         <w:rPr>
           <w:b/>
           <w:bCs/>
         </w:rPr>
-      </w:pPr>
+        <w:t xml:space="preserve">Aim 1: </w:t>
+      </w:r>
+      <w:ins w:id="428" w:author="Kelsey McCune" w:date="2026-03-24T09:10:00Z" w16du:dateUtc="2026-03-24T14:10:00Z">
+        <w:r>
+          <w:rPr>
+            <w:b/>
+            <w:bCs/>
+          </w:rPr>
+          <w:t>Quantify f</w:t>
+        </w:r>
+      </w:ins>
+      <w:del w:id="429" w:author="Kelsey McCune" w:date="2026-03-24T09:10:00Z" w16du:dateUtc="2026-03-24T14:10:00Z">
+        <w:r>
+          <w:rPr>
+            <w:b/>
+            <w:bCs/>
+          </w:rPr>
+          <w:delText>F</w:delText>
+        </w:r>
+      </w:del>
       <w:r>
         <w:rPr>
           <w:b/>
           <w:bCs/>
         </w:rPr>
-        <w:t xml:space="preserve">Aim 1: </w:t>
-      </w:r>
-      <w:ins w:id="51" w:author="Kelsey McCune" w:date="2026-03-24T09:10:00Z" w16du:dateUtc="2026-03-24T14:10:00Z">
+        <w:t xml:space="preserve">eeder </w:t>
+      </w:r>
+      <w:ins w:id="430" w:author="Kelsey McCune" w:date="2026-03-24T09:10:00Z" w16du:dateUtc="2026-03-24T14:10:00Z">
         <w:r>
           <w:rPr>
             <w:b/>
             <w:bCs/>
           </w:rPr>
-          <w:t>Quantify f</w:t>
-        </w:r>
-      </w:ins>
-      <w:del w:id="52" w:author="Kelsey McCune" w:date="2026-03-24T09:10:00Z" w16du:dateUtc="2026-03-24T14:10:00Z">
+          <w:t>v</w:t>
+        </w:r>
+      </w:ins>
+      <w:del w:id="431" w:author="Kelsey McCune" w:date="2026-03-24T09:10:00Z" w16du:dateUtc="2026-03-24T14:10:00Z">
         <w:r>
           <w:rPr>
             <w:b/>
             <w:bCs/>
           </w:rPr>
-          <w:delText>F</w:delText>
+          <w:delText>V</w:delText>
         </w:r>
       </w:del>
       <w:r>
@@ -1031,24 +3739,24 @@
           <w:b/>
           <w:bCs/>
         </w:rPr>
-        <w:t xml:space="preserve">eeder </w:t>
-      </w:r>
-      <w:ins w:id="53" w:author="Kelsey McCune" w:date="2026-03-24T09:10:00Z" w16du:dateUtc="2026-03-24T14:10:00Z">
+        <w:t xml:space="preserve">isitation </w:t>
+      </w:r>
+      <w:ins w:id="432" w:author="Kelsey McCune" w:date="2026-03-24T09:10:00Z" w16du:dateUtc="2026-03-24T14:10:00Z">
         <w:r>
           <w:rPr>
             <w:b/>
             <w:bCs/>
           </w:rPr>
-          <w:t>v</w:t>
-        </w:r>
-      </w:ins>
-      <w:del w:id="54" w:author="Kelsey McCune" w:date="2026-03-24T09:10:00Z" w16du:dateUtc="2026-03-24T14:10:00Z">
+          <w:t>f</w:t>
+        </w:r>
+      </w:ins>
+      <w:del w:id="433" w:author="Kelsey McCune" w:date="2026-03-24T09:10:00Z" w16du:dateUtc="2026-03-24T14:10:00Z">
         <w:r>
           <w:rPr>
             <w:b/>
             <w:bCs/>
           </w:rPr>
-          <w:delText>V</w:delText>
+          <w:delText>F</w:delText>
         </w:r>
       </w:del>
       <w:r>
@@ -1056,24 +3764,25 @@
           <w:b/>
           <w:bCs/>
         </w:rPr>
-        <w:t xml:space="preserve">isitation </w:t>
-      </w:r>
-      <w:ins w:id="55" w:author="Kelsey McCune" w:date="2026-03-24T09:10:00Z" w16du:dateUtc="2026-03-24T14:10:00Z">
+        <w:t xml:space="preserve">requency and </w:t>
+      </w:r>
+      <w:commentRangeStart w:id="434"/>
+      <w:ins w:id="435" w:author="Kelsey McCune" w:date="2026-03-24T09:10:00Z" w16du:dateUtc="2026-03-24T14:10:00Z">
         <w:r>
           <w:rPr>
             <w:b/>
             <w:bCs/>
           </w:rPr>
-          <w:t>f</w:t>
-        </w:r>
-      </w:ins>
-      <w:del w:id="56" w:author="Kelsey McCune" w:date="2026-03-24T09:10:00Z" w16du:dateUtc="2026-03-24T14:10:00Z">
+          <w:t>p</w:t>
+        </w:r>
+      </w:ins>
+      <w:del w:id="436" w:author="Kelsey McCune" w:date="2026-03-24T09:10:00Z" w16du:dateUtc="2026-03-24T14:10:00Z">
         <w:r>
           <w:rPr>
             <w:b/>
             <w:bCs/>
           </w:rPr>
-          <w:delText>F</w:delText>
+          <w:delText>P</w:delText>
         </w:r>
       </w:del>
       <w:r>
@@ -1081,202 +3790,214 @@
           <w:b/>
           <w:bCs/>
         </w:rPr>
-        <w:t xml:space="preserve">requency and </w:t>
-      </w:r>
-      <w:commentRangeStart w:id="57"/>
-      <w:ins w:id="58" w:author="Kelsey McCune" w:date="2026-03-24T09:10:00Z" w16du:dateUtc="2026-03-24T14:10:00Z">
+        <w:t>athogen</w:t>
+      </w:r>
+      <w:ins w:id="437" w:author="Alex Fisher" w:date="2026-03-31T15:44:00Z" w16du:dateUtc="2026-03-31T20:44:00Z">
         <w:r>
           <w:rPr>
             <w:b/>
             <w:bCs/>
           </w:rPr>
-          <w:t>p</w:t>
-        </w:r>
-      </w:ins>
-      <w:del w:id="59" w:author="Kelsey McCune" w:date="2026-03-24T09:10:00Z" w16du:dateUtc="2026-03-24T14:10:00Z">
+          <w:t xml:space="preserve"> prevalence</w:t>
+        </w:r>
+      </w:ins>
+      <w:del w:id="438" w:author="Alex Fisher" w:date="2026-03-31T15:44:00Z" w16du:dateUtc="2026-03-31T20:44:00Z">
         <w:r>
           <w:rPr>
             <w:b/>
             <w:bCs/>
           </w:rPr>
-          <w:delText>P</w:delText>
+          <w:delText xml:space="preserve"> </w:delText>
         </w:r>
       </w:del>
-      <w:r>
-        <w:rPr>
-          <w:b/>
-          <w:bCs/>
-        </w:rPr>
-        <w:t xml:space="preserve">athogen </w:t>
-      </w:r>
-      <w:ins w:id="60" w:author="Kelsey McCune" w:date="2026-03-24T09:10:00Z" w16du:dateUtc="2026-03-24T14:10:00Z">
+      <w:ins w:id="439" w:author="Kelsey McCune" w:date="2026-03-24T09:10:00Z" w16du:dateUtc="2026-03-24T14:10:00Z">
+        <w:del w:id="440" w:author="Alex Fisher" w:date="2026-03-31T15:44:00Z" w16du:dateUtc="2026-03-31T20:44:00Z">
+          <w:r>
+            <w:rPr>
+              <w:b/>
+              <w:bCs/>
+            </w:rPr>
+            <w:delText>i</w:delText>
+          </w:r>
+        </w:del>
+      </w:ins>
+      <w:del w:id="441" w:author="Alex Fisher" w:date="2026-03-31T15:44:00Z" w16du:dateUtc="2026-03-31T20:44:00Z">
         <w:r>
           <w:rPr>
             <w:b/>
             <w:bCs/>
           </w:rPr>
-          <w:t>i</w:t>
-        </w:r>
-      </w:ins>
-      <w:del w:id="61" w:author="Kelsey McCune" w:date="2026-03-24T09:10:00Z" w16du:dateUtc="2026-03-24T14:10:00Z">
+          <w:delText xml:space="preserve">Infection </w:delText>
+        </w:r>
+      </w:del>
+      <w:ins w:id="442" w:author="Kelsey McCune" w:date="2026-03-24T09:10:00Z" w16du:dateUtc="2026-03-24T14:10:00Z">
+        <w:del w:id="443" w:author="Alex Fisher" w:date="2026-03-31T15:44:00Z" w16du:dateUtc="2026-03-31T20:44:00Z">
+          <w:r>
+            <w:rPr>
+              <w:b/>
+              <w:bCs/>
+            </w:rPr>
+            <w:delText>s</w:delText>
+          </w:r>
+        </w:del>
+      </w:ins>
+      <w:del w:id="444" w:author="Alex Fisher" w:date="2026-03-31T15:44:00Z" w16du:dateUtc="2026-03-31T20:44:00Z">
         <w:r>
           <w:rPr>
             <w:b/>
             <w:bCs/>
           </w:rPr>
-          <w:delText>I</w:delText>
-        </w:r>
-      </w:del>
-      <w:r>
-        <w:rPr>
-          <w:b/>
-          <w:bCs/>
-        </w:rPr>
-        <w:t xml:space="preserve">nfection </w:t>
-      </w:r>
-      <w:ins w:id="62" w:author="Kelsey McCune" w:date="2026-03-24T09:10:00Z" w16du:dateUtc="2026-03-24T14:10:00Z">
-        <w:r>
-          <w:rPr>
+          <w:delText>Status</w:delText>
+        </w:r>
+        <w:commentRangeEnd w:id="434"/>
+        <w:r>
+          <w:rPr>
+            <w:rStyle w:val="CommentReference"/>
             <w:b/>
             <w:bCs/>
-          </w:rPr>
-          <w:t>s</w:t>
-        </w:r>
-      </w:ins>
-      <w:del w:id="63" w:author="Kelsey McCune" w:date="2026-03-24T09:10:00Z" w16du:dateUtc="2026-03-24T14:10:00Z">
-        <w:r>
-          <w:rPr>
-            <w:b/>
-            <w:bCs/>
-          </w:rPr>
-          <w:delText>S</w:delText>
+            <w:sz w:val="24"/>
+            <w:szCs w:val="24"/>
+          </w:rPr>
+          <w:commentReference w:id="434"/>
         </w:r>
       </w:del>
-      <w:r>
-        <w:rPr>
-          <w:b/>
-          <w:bCs/>
-        </w:rPr>
-        <w:t>tatus</w:t>
-      </w:r>
-      <w:commentRangeEnd w:id="57"/>
+    </w:p>
+    <w:p>
+      <w:r>
+        <w:t>We seek</w:t>
+      </w:r>
+      <w:r>
+        <w:t xml:space="preserve"> to test the relationship between </w:t>
+      </w:r>
+      <w:del w:id="445" w:author="Kelsey McCune" w:date="2026-03-24T09:12:00Z" w16du:dateUtc="2026-03-24T14:12:00Z">
+        <w:r>
+          <w:delText>individual feeder visitation</w:delText>
+        </w:r>
+      </w:del>
+      <w:ins w:id="446" w:author="Kelsey McCune" w:date="2026-03-24T09:12:00Z" w16du:dateUtc="2026-03-24T14:12:00Z">
+        <w:r>
+          <w:t>the</w:t>
+        </w:r>
+      </w:ins>
+      <w:r>
+        <w:t xml:space="preserve"> frequency</w:t>
+      </w:r>
+      <w:ins w:id="447" w:author="Kelsey McCune" w:date="2026-03-24T09:12:00Z" w16du:dateUtc="2026-03-24T14:12:00Z">
+        <w:r>
+          <w:t xml:space="preserve"> that birds </w:t>
+        </w:r>
+      </w:ins>
+      <w:ins w:id="448" w:author="Kelsey McCune" w:date="2026-03-24T09:13:00Z" w16du:dateUtc="2026-03-24T14:13:00Z">
+        <w:r>
+          <w:t>visit food sources</w:t>
+        </w:r>
+      </w:ins>
+      <w:r>
+        <w:t xml:space="preserve"> and </w:t>
+      </w:r>
+      <w:del w:id="449" w:author="Kelsey McCune" w:date="2026-03-24T09:14:00Z" w16du:dateUtc="2026-03-24T14:14:00Z">
+        <w:r>
+          <w:delText xml:space="preserve">pathogen </w:delText>
+        </w:r>
+      </w:del>
+      <w:ins w:id="450" w:author="Kelsey McCune" w:date="2026-03-24T09:14:00Z" w16du:dateUtc="2026-03-24T14:14:00Z">
+        <w:r>
+          <w:t>the probability of</w:t>
+        </w:r>
+        <w:r>
+          <w:t xml:space="preserve"> </w:t>
+        </w:r>
+      </w:ins>
+      <w:r>
+        <w:t>infection</w:t>
+      </w:r>
+      <w:ins w:id="451" w:author="Kelsey McCune" w:date="2026-03-24T09:14:00Z" w16du:dateUtc="2026-03-24T14:14:00Z">
+        <w:r>
+          <w:t>.</w:t>
+        </w:r>
+      </w:ins>
+      <w:r>
+        <w:t xml:space="preserve"> </w:t>
+      </w:r>
+      <w:commentRangeStart w:id="452"/>
+      <w:del w:id="453" w:author="Kelsey McCune" w:date="2026-03-24T09:14:00Z" w16du:dateUtc="2026-03-24T14:14:00Z">
+        <w:r>
+          <w:delText xml:space="preserve">status </w:delText>
+        </w:r>
+      </w:del>
+      <w:ins w:id="454" w:author="Alex Fisher" w:date="2026-03-31T15:45:00Z" w16du:dateUtc="2026-03-31T20:45:00Z">
+        <w:r>
+          <w:t xml:space="preserve">If </w:t>
+        </w:r>
+      </w:ins>
+      <w:del w:id="455" w:author="Alex Fisher" w:date="2026-03-31T15:45:00Z" w16du:dateUtc="2026-03-31T20:45:00Z">
+        <w:r>
+          <w:delText>in PIT-tagged wild birds using RFID technology.</w:delText>
+        </w:r>
+        <w:commentRangeEnd w:id="452"/>
+        <w:r>
+          <w:rPr>
+            <w:rStyle w:val="CommentReference"/>
+            <w:sz w:val="24"/>
+            <w:szCs w:val="24"/>
+          </w:rPr>
+          <w:commentReference w:id="452"/>
+        </w:r>
+        <w:r>
+          <w:delText xml:space="preserve"> </w:delText>
+        </w:r>
+      </w:del>
+      <w:moveFromRangeStart w:id="456" w:author="Kelsey McCune" w:date="2026-03-24T09:18:00Z" w:name="move225236346"/>
+      <w:moveFrom w:id="457" w:author="Kelsey McCune" w:date="2026-03-24T09:18:00Z" w16du:dateUtc="2026-03-24T14:18:00Z">
+        <w:del w:id="458" w:author="Alex Fisher" w:date="2026-03-31T15:45:00Z" w16du:dateUtc="2026-03-31T20:45:00Z">
+          <w:r>
+            <w:delText>We predict that wild birds with higher feeder visitation frequencies will have a higher probability of testing positive for pathogen infection</w:delText>
+          </w:r>
+          <w:r>
+            <w:delText>.</w:delText>
+          </w:r>
+          <w:r>
+            <w:delText xml:space="preserve"> </w:delText>
+          </w:r>
+        </w:del>
+      </w:moveFrom>
+      <w:moveFromRangeEnd w:id="456"/>
+      <w:del w:id="459" w:author="Alex Fisher" w:date="2026-03-31T15:45:00Z" w16du:dateUtc="2026-03-31T20:45:00Z">
+        <w:r>
+          <w:delText xml:space="preserve">If </w:delText>
+        </w:r>
+      </w:del>
+      <w:r>
+        <w:t xml:space="preserve">bird feeders </w:t>
+      </w:r>
+      <w:ins w:id="460" w:author="Kelsey McCune" w:date="2026-03-24T09:18:00Z" w16du:dateUtc="2026-03-24T14:18:00Z">
+        <w:r>
+          <w:t xml:space="preserve">artificially </w:t>
+        </w:r>
+      </w:ins>
+      <w:r>
+        <w:t>aggregate individuals and increase</w:t>
+      </w:r>
+      <w:ins w:id="461" w:author="Alex Fisher" w:date="2026-03-31T15:45:00Z" w16du:dateUtc="2026-03-31T20:45:00Z">
+        <w:r>
+          <w:t xml:space="preserve"> both direct and </w:t>
+        </w:r>
+      </w:ins>
+      <w:r>
+        <w:t xml:space="preserve"> </w:t>
+      </w:r>
+      <w:commentRangeStart w:id="462"/>
+      <w:r>
+        <w:t xml:space="preserve">fecal-oral </w:t>
+      </w:r>
+      <w:commentRangeEnd w:id="462"/>
       <w:r>
         <w:rPr>
           <w:rStyle w:val="CommentReference"/>
-        </w:rPr>
-        <w:commentReference w:id="57"/>
-      </w:r>
-    </w:p>
-    <w:p>
-      <w:r>
-        <w:t>We seek</w:t>
-      </w:r>
-      <w:r>
-        <w:t xml:space="preserve"> to test the relationship between </w:t>
-      </w:r>
-      <w:del w:id="64" w:author="Kelsey McCune" w:date="2026-03-24T09:12:00Z" w16du:dateUtc="2026-03-24T14:12:00Z">
-        <w:r>
-          <w:delText>individual feeder visitation</w:delText>
-        </w:r>
-      </w:del>
-      <w:ins w:id="65" w:author="Kelsey McCune" w:date="2026-03-24T09:12:00Z" w16du:dateUtc="2026-03-24T14:12:00Z">
-        <w:r>
-          <w:t>the</w:t>
-        </w:r>
-      </w:ins>
-      <w:r>
-        <w:t xml:space="preserve"> frequency</w:t>
-      </w:r>
-      <w:ins w:id="66" w:author="Kelsey McCune" w:date="2026-03-24T09:12:00Z" w16du:dateUtc="2026-03-24T14:12:00Z">
-        <w:r>
-          <w:t xml:space="preserve"> that birds </w:t>
-        </w:r>
-      </w:ins>
-      <w:ins w:id="67" w:author="Kelsey McCune" w:date="2026-03-24T09:13:00Z" w16du:dateUtc="2026-03-24T14:13:00Z">
-        <w:r>
-          <w:t>visit food sources</w:t>
-        </w:r>
-      </w:ins>
-      <w:r>
-        <w:t xml:space="preserve"> and </w:t>
-      </w:r>
-      <w:del w:id="68" w:author="Kelsey McCune" w:date="2026-03-24T09:14:00Z" w16du:dateUtc="2026-03-24T14:14:00Z">
-        <w:r>
-          <w:delText xml:space="preserve">pathogen </w:delText>
-        </w:r>
-      </w:del>
-      <w:ins w:id="69" w:author="Kelsey McCune" w:date="2026-03-24T09:14:00Z" w16du:dateUtc="2026-03-24T14:14:00Z">
-        <w:r>
-          <w:t>the probability of</w:t>
-        </w:r>
-        <w:r>
-          <w:t xml:space="preserve"> </w:t>
-        </w:r>
-      </w:ins>
-      <w:r>
-        <w:t>infection</w:t>
-      </w:r>
-      <w:ins w:id="70" w:author="Kelsey McCune" w:date="2026-03-24T09:14:00Z" w16du:dateUtc="2026-03-24T14:14:00Z">
-        <w:r>
-          <w:t>.</w:t>
-        </w:r>
-      </w:ins>
-      <w:r>
-        <w:t xml:space="preserve"> </w:t>
-      </w:r>
-      <w:commentRangeStart w:id="71"/>
-      <w:del w:id="72" w:author="Kelsey McCune" w:date="2026-03-24T09:14:00Z" w16du:dateUtc="2026-03-24T14:14:00Z">
-        <w:r>
-          <w:delText xml:space="preserve">status </w:delText>
-        </w:r>
-      </w:del>
-      <w:r>
-        <w:t>in PIT-tagged wild birds using RFID technology.</w:t>
-      </w:r>
-      <w:commentRangeEnd w:id="71"/>
-      <w:r>
-        <w:rPr>
-          <w:rStyle w:val="CommentReference"/>
-        </w:rPr>
-        <w:commentReference w:id="71"/>
-      </w:r>
-      <w:r>
-        <w:t xml:space="preserve"> </w:t>
-      </w:r>
-      <w:moveFromRangeStart w:id="73" w:author="Kelsey McCune" w:date="2026-03-24T09:18:00Z" w:name="move225236346"/>
-      <w:moveFrom w:id="74" w:author="Kelsey McCune" w:date="2026-03-24T09:18:00Z" w16du:dateUtc="2026-03-24T14:18:00Z">
-        <w:r>
-          <w:t>We predict that wild birds with higher feeder visitation frequencies will have a higher probability of testing positive for pathogen infection</w:t>
-        </w:r>
-        <w:r>
-          <w:t>.</w:t>
-        </w:r>
-        <w:r>
-          <w:t xml:space="preserve"> </w:t>
-        </w:r>
-      </w:moveFrom>
-      <w:moveFromRangeEnd w:id="73"/>
-      <w:r>
-        <w:t xml:space="preserve">If bird feeders </w:t>
-      </w:r>
-      <w:ins w:id="75" w:author="Kelsey McCune" w:date="2026-03-24T09:18:00Z" w16du:dateUtc="2026-03-24T14:18:00Z">
-        <w:r>
-          <w:t xml:space="preserve">artificially </w:t>
-        </w:r>
-      </w:ins>
-      <w:r>
-        <w:t xml:space="preserve">aggregate individuals and increase </w:t>
-      </w:r>
-      <w:commentRangeStart w:id="76"/>
-      <w:r>
-        <w:t xml:space="preserve">fecal-oral </w:t>
-      </w:r>
-      <w:commentRangeEnd w:id="76"/>
-      <w:r>
-        <w:rPr>
-          <w:rStyle w:val="CommentReference"/>
-        </w:rPr>
-        <w:commentReference w:id="76"/>
+          <w:sz w:val="24"/>
+          <w:szCs w:val="24"/>
+        </w:rPr>
+        <w:commentReference w:id="462"/>
       </w:r>
       <w:r>
         <w:t>contact rates, then birds that visit feeders more frequently will sustain greater exposure to environmental pathogen</w:t>
@@ -1293,42 +4014,36 @@
       <w:r>
         <w:t xml:space="preserve"> infection prevalence relative to less frequent feeder visitors.</w:t>
       </w:r>
-      <w:ins w:id="77" w:author="Kelsey McCune" w:date="2026-03-24T09:18:00Z" w16du:dateUtc="2026-03-24T14:18:00Z">
+      <w:ins w:id="463" w:author="Kelsey McCune" w:date="2026-03-24T09:18:00Z" w16du:dateUtc="2026-03-24T14:18:00Z">
         <w:r>
           <w:t xml:space="preserve"> Therefore, </w:t>
         </w:r>
-        <w:commentRangeStart w:id="78"/>
+        <w:commentRangeStart w:id="464"/>
         <w:r>
           <w:t>w</w:t>
         </w:r>
       </w:ins>
-      <w:moveToRangeStart w:id="79" w:author="Kelsey McCune" w:date="2026-03-24T09:18:00Z" w:name="move225236346"/>
-      <w:moveTo w:id="80" w:author="Kelsey McCune" w:date="2026-03-24T09:18:00Z" w16du:dateUtc="2026-03-24T14:18:00Z">
-        <w:del w:id="81" w:author="Kelsey McCune" w:date="2026-03-24T09:18:00Z" w16du:dateUtc="2026-03-24T14:18:00Z">
+      <w:moveToRangeStart w:id="465" w:author="Kelsey McCune" w:date="2026-03-24T09:18:00Z" w:name="move225236346"/>
+      <w:moveTo w:id="466" w:author="Kelsey McCune" w:date="2026-03-24T09:18:00Z" w16du:dateUtc="2026-03-24T14:18:00Z">
+        <w:del w:id="467" w:author="Kelsey McCune" w:date="2026-03-24T09:18:00Z" w16du:dateUtc="2026-03-24T14:18:00Z">
           <w:r>
             <w:delText>W</w:delText>
           </w:r>
         </w:del>
         <w:r>
-          <w:t xml:space="preserve">e </w:t>
-        </w:r>
-        <w:proofErr w:type="gramStart"/>
-        <w:r>
-          <w:t>predict</w:t>
-        </w:r>
-        <w:proofErr w:type="gramEnd"/>
-        <w:r>
-          <w:t xml:space="preserve"> that </w:t>
+          <w:t xml:space="preserve">e predict that </w:t>
         </w:r>
       </w:moveTo>
-      <w:commentRangeEnd w:id="78"/>
+      <w:commentRangeEnd w:id="464"/>
       <w:r>
         <w:rPr>
           <w:rStyle w:val="CommentReference"/>
-        </w:rPr>
-        <w:commentReference w:id="78"/>
-      </w:r>
-      <w:moveTo w:id="82" w:author="Kelsey McCune" w:date="2026-03-24T09:18:00Z" w16du:dateUtc="2026-03-24T14:18:00Z">
+          <w:sz w:val="24"/>
+          <w:szCs w:val="24"/>
+        </w:rPr>
+        <w:commentReference w:id="464"/>
+      </w:r>
+      <w:moveTo w:id="468" w:author="Kelsey McCune" w:date="2026-03-24T09:18:00Z" w16du:dateUtc="2026-03-24T14:18:00Z">
         <w:r>
           <w:t>wild birds with higher feeder visitation frequencies will have a higher probability of testing positive for pathogen infection</w:t>
         </w:r>
@@ -1336,7 +4051,7 @@
           <w:t>.</w:t>
         </w:r>
       </w:moveTo>
-      <w:moveToRangeEnd w:id="79"/>
+      <w:moveToRangeEnd w:id="465"/>
     </w:p>
     <w:p>
       <w:pPr>
@@ -1352,7 +4067,17 @@
         </w:rPr>
         <w:t xml:space="preserve">Aim 2: </w:t>
       </w:r>
-      <w:commentRangeStart w:id="83"/>
+      <w:ins w:id="469" w:author="Alex Fisher" w:date="2026-03-31T15:46:00Z" w16du:dateUtc="2026-03-31T20:46:00Z">
+        <w:r>
+          <w:rPr>
+            <w:b/>
+            <w:bCs/>
+          </w:rPr>
+          <w:t xml:space="preserve">Asses Differences in </w:t>
+        </w:r>
+      </w:ins>
+      <w:commentRangeStart w:id="470"/>
+      <w:commentRangeStart w:id="471"/>
       <w:r>
         <w:rPr>
           <w:b/>
@@ -1360,12 +4085,27 @@
         </w:rPr>
         <w:t>Pathogen Prevalence Across Site Treatment Types</w:t>
       </w:r>
-      <w:commentRangeEnd w:id="83"/>
+      <w:commentRangeEnd w:id="470"/>
       <w:r>
         <w:rPr>
           <w:rStyle w:val="CommentReference"/>
-        </w:rPr>
-        <w:commentReference w:id="83"/>
+          <w:b/>
+          <w:bCs/>
+          <w:sz w:val="24"/>
+          <w:szCs w:val="24"/>
+        </w:rPr>
+        <w:commentReference w:id="470"/>
+      </w:r>
+      <w:commentRangeEnd w:id="471"/>
+      <w:r>
+        <w:rPr>
+          <w:rStyle w:val="CommentReference"/>
+          <w:b/>
+          <w:bCs/>
+          <w:sz w:val="24"/>
+          <w:szCs w:val="24"/>
+        </w:rPr>
+        <w:commentReference w:id="471"/>
       </w:r>
     </w:p>
     <w:p>
@@ -1375,10 +4115,10 @@
       <w:r>
         <w:t xml:space="preserve"> to compare pathogen prevalence in wild songbirds among sites representing four treatment types: bird feeder only, backyard chickens only, both feeders and chickens, and control sites with neither. We predict that sites with both bird feeders and backyard chickens will exhibit the highest pathogen prevalence in wild birds, followed by chicken-only sites, feeder-only sites, and control sites. If the presence of backyard poultry introduces an additional environmental reservoir for </w:t>
       </w:r>
-      <w:del w:id="84" w:author="Kelsey McCune" w:date="2026-03-24T09:21:00Z" w16du:dateUtc="2026-03-24T14:21:00Z">
-        <w:r>
-          <w:rPr>
-            <w:rPrChange w:id="85" w:author="Kelsey McCune" w:date="2026-03-24T09:21:00Z" w16du:dateUtc="2026-03-24T14:21:00Z">
+      <w:del w:id="472" w:author="Kelsey McCune" w:date="2026-03-24T09:21:00Z" w16du:dateUtc="2026-03-24T14:21:00Z">
+        <w:r>
+          <w:rPr>
+            <w:rPrChange w:id="473" w:author="Kelsey McCune" w:date="2026-03-24T09:21:00Z" w16du:dateUtc="2026-03-24T14:21:00Z">
               <w:rPr>
                 <w:i/>
                 <w:iCs/>
@@ -1388,10 +4128,10 @@
           <w:delText>S. enterica</w:delText>
         </w:r>
       </w:del>
-      <w:ins w:id="86" w:author="Kelsey McCune" w:date="2026-03-24T09:21:00Z" w16du:dateUtc="2026-03-24T14:21:00Z">
-        <w:r>
-          <w:rPr>
-            <w:rPrChange w:id="87" w:author="Kelsey McCune" w:date="2026-03-24T09:21:00Z" w16du:dateUtc="2026-03-24T14:21:00Z">
+      <w:ins w:id="474" w:author="Kelsey McCune" w:date="2026-03-24T09:21:00Z" w16du:dateUtc="2026-03-24T14:21:00Z">
+        <w:r>
+          <w:rPr>
+            <w:rPrChange w:id="475" w:author="Kelsey McCune" w:date="2026-03-24T09:21:00Z" w16du:dateUtc="2026-03-24T14:21:00Z">
               <w:rPr>
                 <w:i/>
                 <w:iCs/>
@@ -1420,11 +4160,12 @@
     <w:p>
       <w:pPr>
         <w:rPr>
+          <w:del w:id="476" w:author="Alex Fisher" w:date="2026-03-31T15:47:00Z" w16du:dateUtc="2026-03-31T20:47:00Z"/>
           <w:b/>
           <w:bCs/>
         </w:rPr>
       </w:pPr>
-      <w:commentRangeStart w:id="88"/>
+      <w:commentRangeStart w:id="477"/>
       <w:r>
         <w:rPr>
           <w:b/>
@@ -1432,27 +4173,104 @@
         </w:rPr>
         <w:t xml:space="preserve">Aim 3: </w:t>
       </w:r>
-      <w:commentRangeEnd w:id="88"/>
+      <w:commentRangeEnd w:id="477"/>
       <w:r>
         <w:rPr>
           <w:rStyle w:val="CommentReference"/>
-        </w:rPr>
-        <w:commentReference w:id="88"/>
-      </w:r>
-      <w:r>
-        <w:rPr>
           <w:b/>
           <w:bCs/>
-        </w:rPr>
-        <w:t>Human Risk Perception, Biosecurity Practices, and Pro-Conservation Attitudes</w:t>
-      </w:r>
+          <w:sz w:val="24"/>
+          <w:szCs w:val="24"/>
+        </w:rPr>
+        <w:commentReference w:id="477"/>
+      </w:r>
+      <w:ins w:id="478" w:author="Alex Fisher" w:date="2026-03-31T15:46:00Z" w16du:dateUtc="2026-03-31T20:46:00Z">
+        <w:r>
+          <w:rPr>
+            <w:b/>
+            <w:bCs/>
+          </w:rPr>
+          <w:t xml:space="preserve">Quantify </w:t>
+        </w:r>
+      </w:ins>
+      <w:ins w:id="479" w:author="Alex Fisher" w:date="2026-03-31T15:47:00Z" w16du:dateUtc="2026-03-31T20:47:00Z">
+        <w:r>
+          <w:rPr>
+            <w:b/>
+            <w:bCs/>
+          </w:rPr>
+          <w:t xml:space="preserve">How </w:t>
+        </w:r>
+      </w:ins>
+      <w:ins w:id="480" w:author="Alex Fisher" w:date="2026-03-31T15:47:00Z">
+        <w:r>
+          <w:rPr>
+            <w:b/>
+            <w:bCs/>
+          </w:rPr>
+          <w:t>Participants in Backyard Activities Perceive Disease Risk and Engage in Conservation Behavior</w:t>
+        </w:r>
+      </w:ins>
+      <w:ins w:id="481" w:author="Alex Fisher" w:date="2026-03-31T15:47:00Z" w16du:dateUtc="2026-03-31T20:47:00Z">
+        <w:r>
+          <w:rPr>
+            <w:b/>
+            <w:bCs/>
+          </w:rPr>
+          <w:br/>
+        </w:r>
+      </w:ins>
+      <w:del w:id="482" w:author="Alex Fisher" w:date="2026-03-31T15:47:00Z" w16du:dateUtc="2026-03-31T20:47:00Z">
+        <w:r>
+          <w:rPr>
+            <w:b/>
+            <w:bCs/>
+          </w:rPr>
+          <w:delText>Human Risk Perception, Biosecurity Practices, and Pro-Conservation Attitudes</w:delText>
+        </w:r>
+      </w:del>
     </w:p>
     <w:p>
       <w:r>
         <w:t>We</w:t>
       </w:r>
       <w:r>
-        <w:t xml:space="preserve"> will characterize disease risk perception, biosecurity practice engagement, willingness to adjust backyard behaviors, and place attachment among participants in bird feeding and backyard poultry keeping in central Alabama through participant surveys. We predict that participants with greater perceived risk of disease </w:t>
+        <w:t xml:space="preserve"> will characterize disease risk perception, biosecurity practice engagement, willingness to adjust backyard behaviors, and place attachment among participants in bird feeding and backyard poultry keeping in central Alabama through participant surveys. </w:t>
+      </w:r>
+      <w:ins w:id="483" w:author="Alex Fisher" w:date="2026-03-31T15:48:00Z">
+        <w:r>
+          <w:t xml:space="preserve">If greater knowledge of zoonotic disease is associated with more proactive responses, then targeted outreach and education efforts will inform practical, relevant biosecurity recommendations for backyard </w:t>
+        </w:r>
+        <w:r>
+          <w:lastRenderedPageBreak/>
+          <w:t xml:space="preserve">wildlife participants. Additionally, if engagement in backyard wildlife activities is associated with stronger pro-conservation attitudes and behaviors, then these activities may represent </w:t>
+        </w:r>
+      </w:ins>
+      <w:ins w:id="484" w:author="Alex Fisher" w:date="2026-03-31T15:49:00Z" w16du:dateUtc="2026-03-31T20:49:00Z">
+        <w:r>
+          <w:t xml:space="preserve">broader opportunities for </w:t>
+        </w:r>
+        <w:r>
+          <w:t>conservation</w:t>
+        </w:r>
+      </w:ins>
+      <w:ins w:id="485" w:author="Alex Fisher" w:date="2026-03-31T15:48:00Z">
+        <w:r>
+          <w:t xml:space="preserve"> outreach and evidence-based promotion</w:t>
+        </w:r>
+      </w:ins>
+      <w:ins w:id="486" w:author="Alex Fisher" w:date="2026-03-31T15:49:00Z" w16du:dateUtc="2026-03-31T20:49:00Z">
+        <w:r>
+          <w:t>s</w:t>
+        </w:r>
+      </w:ins>
+      <w:ins w:id="487" w:author="Alex Fisher" w:date="2026-03-31T15:48:00Z">
+        <w:r>
+          <w:t xml:space="preserve">. </w:t>
+        </w:r>
+      </w:ins>
+      <w:r>
+        <w:t xml:space="preserve">We predict that participants with greater perceived risk of disease </w:t>
       </w:r>
       <w:r>
         <w:t>events</w:t>
@@ -1470,46 +4288,53 @@
         <w:t>propensity to accept</w:t>
       </w:r>
       <w:r>
-        <w:t xml:space="preserve"> evidence-based management guidelines. If </w:t>
-      </w:r>
-      <w:r>
-        <w:t xml:space="preserve">greater </w:t>
-      </w:r>
-      <w:r>
-        <w:t>knowledge of zoonotic disease</w:t>
-      </w:r>
-      <w:r>
-        <w:t xml:space="preserve">s </w:t>
-      </w:r>
-      <w:r>
-        <w:t xml:space="preserve">is associated with </w:t>
-      </w:r>
-      <w:r>
-        <w:t>more reactive</w:t>
-      </w:r>
-      <w:r>
-        <w:t xml:space="preserve"> responses, then targeted outreach and education efforts </w:t>
-      </w:r>
-      <w:r>
-        <w:t>based on</w:t>
-      </w:r>
-      <w:r>
-        <w:t xml:space="preserve"> the results of this study will inform practical, relevant biosecurity recommendations for bird feeding and poultry-keeping </w:t>
-      </w:r>
-      <w:commentRangeStart w:id="89"/>
-      <w:r>
-        <w:t>households</w:t>
-      </w:r>
-      <w:commentRangeEnd w:id="89"/>
-      <w:r>
-        <w:rPr>
-          <w:rStyle w:val="CommentReference"/>
-        </w:rPr>
-        <w:commentReference w:id="89"/>
-      </w:r>
-      <w:r>
-        <w:t xml:space="preserve">. </w:t>
-      </w:r>
+        <w:t xml:space="preserve"> evidence-based management guidelines. </w:t>
+      </w:r>
+      <w:del w:id="488" w:author="Alex Fisher" w:date="2026-03-31T15:48:00Z" w16du:dateUtc="2026-03-31T20:48:00Z">
+        <w:r>
+          <w:delText xml:space="preserve">If </w:delText>
+        </w:r>
+        <w:r>
+          <w:delText xml:space="preserve">greater </w:delText>
+        </w:r>
+        <w:r>
+          <w:delText>knowledge of zoonotic disease</w:delText>
+        </w:r>
+        <w:r>
+          <w:delText xml:space="preserve">s </w:delText>
+        </w:r>
+        <w:r>
+          <w:delText xml:space="preserve">is associated with </w:delText>
+        </w:r>
+        <w:r>
+          <w:delText>more reactive</w:delText>
+        </w:r>
+        <w:r>
+          <w:delText xml:space="preserve"> responses, then targeted outreach and education efforts </w:delText>
+        </w:r>
+        <w:r>
+          <w:delText>based on</w:delText>
+        </w:r>
+        <w:r>
+          <w:delText xml:space="preserve"> the results of this study will inform practical, relevant biosecurity recommendations for bird feeding and poultry-keeping </w:delText>
+        </w:r>
+        <w:commentRangeStart w:id="489"/>
+        <w:r>
+          <w:delText>households</w:delText>
+        </w:r>
+        <w:commentRangeEnd w:id="489"/>
+        <w:r>
+          <w:rPr>
+            <w:rStyle w:val="CommentReference"/>
+            <w:sz w:val="24"/>
+            <w:szCs w:val="24"/>
+          </w:rPr>
+          <w:commentReference w:id="489"/>
+        </w:r>
+        <w:r>
+          <w:delText xml:space="preserve">. </w:delText>
+        </w:r>
+      </w:del>
     </w:p>
     <w:sectPr>
       <w:pgSz w:w="12240" w:h="15840"/>
@@ -1523,7 +4348,7 @@
 
 <file path=word/comments.xml><?xml version="1.0" encoding="utf-8"?>
 <w:comments xmlns:wpc="http://schemas.microsoft.com/office/word/2010/wordprocessingCanvas" xmlns:cx="http://schemas.microsoft.com/office/drawing/2014/chartex" xmlns:cx1="http://schemas.microsoft.com/office/drawing/2015/9/8/chartex" xmlns:cx2="http://schemas.microsoft.com/office/drawing/2015/10/21/chartex" xmlns:cx3="http://schemas.microsoft.com/office/drawing/2016/5/9/chartex" xmlns:cx4="http://schemas.microsoft.com/office/drawing/2016/5/10/chartex" xmlns:cx5="http://schemas.microsoft.com/office/drawing/2016/5/11/chartex" xmlns:cx6="http://schemas.microsoft.com/office/drawing/2016/5/12/chartex" xmlns:cx7="http://schemas.microsoft.com/office/drawing/2016/5/13/chartex" xmlns:cx8="http://schemas.microsoft.com/office/drawing/2016/5/14/chartex" xmlns:mc="http://schemas.openxmlformats.org/markup-compatibility/2006" xmlns:aink="http://schemas.microsoft.com/office/drawing/2016/ink" xmlns:am3d="http://schemas.microsoft.com/office/drawing/2017/model3d" xmlns:o="urn:schemas-microsoft-com:office:office" xmlns:oel="http://schemas.microsoft.com/office/2019/extlst" xmlns:r="http://schemas.openxmlformats.org/officeDocument/2006/relationships" xmlns:m="http://schemas.openxmlformats.org/officeDocument/2006/math" xmlns:v="urn:schemas-microsoft-com:vml" xmlns:wp14="http://schemas.microsoft.com/office/word/2010/wordprocessingDrawing" xmlns:wp="http://schemas.openxmlformats.org/drawingml/2006/wordprocessingDrawing" xmlns:w10="urn:schemas-microsoft-com:office:word" xmlns:w="http://schemas.openxmlformats.org/wordprocessingml/2006/main" xmlns:w14="http://schemas.microsoft.com/office/word/2010/wordml" xmlns:w15="http://schemas.microsoft.com/office/word/2012/wordml" xmlns:w16cex="http://schemas.microsoft.com/office/word/2018/wordml/cex" xmlns:w16cid="http://schemas.microsoft.com/office/word/2016/wordml/cid" xmlns:w16="http://schemas.microsoft.com/office/word/2018/wordml" xmlns:w16du="http://schemas.microsoft.com/office/word/2023/wordml/word16du" xmlns:w16sdtdh="http://schemas.microsoft.com/office/word/2020/wordml/sdtdatahash" xmlns:w16sdtfl="http://schemas.microsoft.com/office/word/2024/wordml/sdtformatlock" xmlns:w16se="http://schemas.microsoft.com/office/word/2015/wordml/symex" xmlns:wpg="http://schemas.microsoft.com/office/word/2010/wordprocessingGroup" xmlns:wpi="http://schemas.microsoft.com/office/word/2010/wordprocessingInk" xmlns:wne="http://schemas.microsoft.com/office/word/2006/wordml" xmlns:wps="http://schemas.microsoft.com/office/word/2010/wordprocessingShape" mc:Ignorable="w14 w15 w16se w16cid w16 w16cex w16sdtdh w16sdtfl w16du wp14">
-  <w:comment w:id="6" w:author="Kelsey McCune" w:date="2026-03-24T08:11:00Z" w:initials="KBM">
+  <w:comment w:id="17" w:author="Alex Fisher" w:date="2026-03-31T12:18:00Z" w:initials="AF">
     <w:p>
       <w:r>
         <w:rPr>
@@ -1536,11 +4361,11 @@
           <w:sz w:val="20"/>
           <w:szCs w:val="20"/>
         </w:rPr>
-        <w:t>I think the human-wildlife interface needs a little more background because your average scientitist won't know what this means.</w:t>
+        <w:t>Does this need a citation? I came up with this off hand</w:t>
       </w:r>
     </w:p>
   </w:comment>
-  <w:comment w:id="8" w:author="Kelsey McCune" w:date="2026-03-24T08:13:00Z" w:initials="KBM">
+  <w:comment w:id="30" w:author="Alex Fisher" w:date="2026-03-31T12:18:00Z" w:initials="AF">
     <w:p>
       <w:r>
         <w:rPr>
@@ -1553,11 +4378,11 @@
           <w:sz w:val="20"/>
           <w:szCs w:val="20"/>
         </w:rPr>
-        <w:t>Paragraph 1 is too early to narrow your focus to the Southeast US. This probably shouldn't be introduced until near the end of the intro.</w:t>
+        <w:t>Not sure if I should say birds or wildlife as a whole right here?</w:t>
       </w:r>
     </w:p>
   </w:comment>
-  <w:comment w:id="9" w:author="Kelsey McCune" w:date="2026-03-24T08:11:00Z" w:initials="KBM">
+  <w:comment w:id="63" w:author="Kelsey McCune" w:date="2026-03-24T08:29:00Z" w:initials="KBM">
     <w:p>
       <w:r>
         <w:rPr>
@@ -1570,11 +4395,11 @@
           <w:sz w:val="20"/>
           <w:szCs w:val="20"/>
         </w:rPr>
-        <w:t>I think the human-wildlife interface needs a little more background because your average scientist won't know what this means. It would make sense to define it after this sentence about anthropogenic change.</w:t>
+        <w:t>I think we will want to expand on why novel contact at the human-wildlife interface is bad/dangerous for both people and birds, including some examples from the literature.</w:t>
       </w:r>
     </w:p>
   </w:comment>
-  <w:comment w:id="11" w:author="Kelsey McCune" w:date="2026-03-24T08:22:00Z" w:initials="KBM">
+  <w:comment w:id="134" w:author="Kelsey McCune" w:date="2026-03-24T08:34:00Z" w:initials="KBM">
     <w:p>
       <w:r>
         <w:rPr>
@@ -1587,28 +4412,20 @@
           <w:sz w:val="20"/>
           <w:szCs w:val="20"/>
         </w:rPr>
-        <w:t>Currently, it feels a bit sudden to jump into bird feeding/poultry keeping. Your next paragraph is about these things, so you don't need to talk about them much here. For this last sentence, it would be better to remember your topic sentence and close this paragraph out with something about how it is important for birds and humans to further our understanding of how anthropogenic change is altering the way we interact.</w:t>
-      </w:r>
-    </w:p>
-  </w:comment>
-  <w:comment w:id="19" w:author="Kelsey McCune" w:date="2026-03-24T08:24:00Z" w:initials="KBM">
-    <w:p>
-      <w:r>
-        <w:rPr>
-          <w:rStyle w:val="CommentReference"/>
-        </w:rPr>
-        <w:annotationRef/>
-      </w:r>
+        <w:t xml:space="preserve">This paragraph has some good sentences on why there is a disease risk at feeders/with poultry that I think should go in the paragraph above. Instead, it may make sense to have this paragraph be about biosecurity and people's knowledge of disease risk (which will set up your survey chapter). </w:t>
+      </w:r>
+    </w:p>
+    <w:p>
       <w:r>
         <w:rPr>
           <w:sz w:val="20"/>
           <w:szCs w:val="20"/>
         </w:rPr>
-        <w:t>The reader does not yet know anything about these activities and changes in disease risk. I think this sentence would fit better paired with the last sentence and moved to the beginning of the next paragraph.</w:t>
+        <w:t>It would be good to include some examples here from the literature on occasions when there were outbreaks directly tied to poultry/feeders or backyard wildlife. Is there any literature on what people know about disease risk from poultry/feeders or papers on how biosecurity practices reduce this risk?</w:t>
       </w:r>
     </w:p>
   </w:comment>
-  <w:comment w:id="24" w:author="Kelsey McCune" w:date="2026-03-24T08:29:00Z" w:initials="KBM">
+  <w:comment w:id="137" w:author="Kelsey McCune" w:date="2026-03-24T08:36:00Z" w:initials="KBM">
     <w:p>
       <w:r>
         <w:rPr>
@@ -1621,11 +4438,11 @@
           <w:sz w:val="20"/>
           <w:szCs w:val="20"/>
         </w:rPr>
-        <w:t>I think we will want to expand on why novel contact at the human-wildlife interface is bad/dangerous for both people and birds, including some examples from the literature.</w:t>
+        <w:t>Move this content to the preceding paragraph.</w:t>
       </w:r>
     </w:p>
   </w:comment>
-  <w:comment w:id="25" w:author="Kelsey McCune" w:date="2026-03-24T08:31:00Z" w:initials="KBM">
+  <w:comment w:id="138" w:author="Kelsey McCune" w:date="2026-03-24T08:36:00Z" w:initials="KBM">
     <w:p>
       <w:r>
         <w:rPr>
@@ -1638,11 +4455,11 @@
           <w:sz w:val="20"/>
           <w:szCs w:val="20"/>
         </w:rPr>
-        <w:t>Here also, I think it would be good to add an example from the literature of a novel disease that poultry transmitted to birds at this human-wildlife interface.</w:t>
+        <w:t>Still too soon to narrow your research scope down to your study site.</w:t>
       </w:r>
     </w:p>
   </w:comment>
-  <w:comment w:id="27" w:author="Kelsey McCune" w:date="2026-03-24T08:34:00Z" w:initials="KBM">
+  <w:comment w:id="240" w:author="Kelsey McCune" w:date="2026-03-24T08:53:00Z" w:initials="KBM">
     <w:p>
       <w:r>
         <w:rPr>
@@ -1655,20 +4472,28 @@
           <w:sz w:val="20"/>
           <w:szCs w:val="20"/>
         </w:rPr>
-        <w:t xml:space="preserve">This paragraph has some good sentences on why there is a disease risk at feeders/with poultry that I think should go in the paragraph above. Instead, it may make sense to have this paragraph be about biosecurity and people's knowledge of disease risk (which will set up your survey chapter). </w:t>
-      </w:r>
-    </w:p>
-    <w:p>
+        <w:t>Great job in this paragraph supporting your statements with examples from the literature.</w:t>
+      </w:r>
+    </w:p>
+  </w:comment>
+  <w:comment w:id="341" w:author="Kelsey McCune" w:date="2026-03-24T08:57:00Z" w:initials="KBM">
+    <w:p>
+      <w:r>
+        <w:rPr>
+          <w:rStyle w:val="CommentReference"/>
+        </w:rPr>
+        <w:annotationRef/>
+      </w:r>
       <w:r>
         <w:rPr>
           <w:sz w:val="20"/>
           <w:szCs w:val="20"/>
         </w:rPr>
-        <w:t>It would be good to include some examples here from the literature on occasions when there were outbreaks directly tied to poultry/feeders or backyard wildlife. Is there any literature on what people know about disease risk from poultry/feeders or papers on how biosecurity practices reduce this risk?</w:t>
+        <w:t xml:space="preserve">These statements are better fit the themes of previous paragraphs.  </w:t>
       </w:r>
     </w:p>
   </w:comment>
-  <w:comment w:id="28" w:author="Kelsey McCune" w:date="2026-03-24T08:36:00Z" w:initials="KBM">
+  <w:comment w:id="348" w:author="Kelsey McCune" w:date="2026-03-24T09:01:00Z" w:initials="KBM">
     <w:p>
       <w:r>
         <w:rPr>
@@ -1681,11 +4506,11 @@
           <w:sz w:val="20"/>
           <w:szCs w:val="20"/>
         </w:rPr>
-        <w:t>Move this content to the preceding paragraph.</w:t>
+        <w:t xml:space="preserve">Yes, this is the general content that is needed for the last paragraph. We will tweak this paragraph more as we refine the rest of the intro, but one thing to think about is why is the southeastern US the right place to fill this gap in knowledge? </w:t>
       </w:r>
     </w:p>
   </w:comment>
-  <w:comment w:id="29" w:author="Kelsey McCune" w:date="2026-03-24T08:36:00Z" w:initials="KBM">
+  <w:comment w:id="349" w:author="Alex Fisher" w:date="2026-03-24T11:25:00Z" w:initials="AF">
     <w:p>
       <w:r>
         <w:rPr>
@@ -1698,11 +4523,11 @@
           <w:sz w:val="20"/>
           <w:szCs w:val="20"/>
         </w:rPr>
-        <w:t>Still too soon to narrow your research scope down to your study site.</w:t>
+        <w:t xml:space="preserve">high seasonal condition variation, lots of agriculture, wildlife interest groups and suburban sprawl. </w:t>
       </w:r>
     </w:p>
   </w:comment>
-  <w:comment w:id="30" w:author="Kelsey McCune" w:date="2026-03-24T08:53:00Z" w:initials="KBM">
+  <w:comment w:id="385" w:author="Kelsey McCune" w:date="2026-03-24T09:02:00Z" w:initials="KBM">
     <w:p>
       <w:r>
         <w:rPr>
@@ -1715,11 +4540,11 @@
           <w:sz w:val="20"/>
           <w:szCs w:val="20"/>
         </w:rPr>
-        <w:t>Great job in this paragraph supporting your statements with examples from the literature.</w:t>
+        <w:t xml:space="preserve">Now at the end of the intro consider whether you have given enough information to set up all aspects of your research? </w:t>
       </w:r>
     </w:p>
   </w:comment>
-  <w:comment w:id="46" w:author="Kelsey McCune" w:date="2026-03-24T08:57:00Z" w:initials="KBM">
+  <w:comment w:id="397" w:author="Kelsey McCune" w:date="2026-03-24T09:09:00Z" w:initials="KBM">
     <w:p>
       <w:r>
         <w:rPr>
@@ -1732,11 +4557,11 @@
           <w:sz w:val="20"/>
           <w:szCs w:val="20"/>
         </w:rPr>
-        <w:t xml:space="preserve">These statements are better fit the themes of previous paragraphs.  </w:t>
+        <w:t>We will want to make this more broad than sort of restating each aim. Think about the first few paragraphs of your intro to help put this in a broader context.</w:t>
       </w:r>
     </w:p>
   </w:comment>
-  <w:comment w:id="48" w:author="Kelsey McCune" w:date="2026-03-24T09:01:00Z" w:initials="KBM">
+  <w:comment w:id="434" w:author="Kelsey McCune" w:date="2026-03-24T09:11:00Z" w:initials="KBM">
     <w:p>
       <w:r>
         <w:rPr>
@@ -1749,11 +4574,11 @@
           <w:sz w:val="20"/>
           <w:szCs w:val="20"/>
         </w:rPr>
-        <w:t xml:space="preserve">Yes, this is the general content that is needed for the last paragraph. We will tweak this paragraph more as we refine the rest of the intro, but one thing to think about is why is the southeastern US the right place to fill this gap in knowledge? </w:t>
+        <w:t>Maybe instead say "pathogen prevalence" - When I first read this I thought it meant the infection status of the pathogen, not the bird.</w:t>
       </w:r>
     </w:p>
   </w:comment>
-  <w:comment w:id="49" w:author="Kelsey McCune" w:date="2026-03-24T09:02:00Z" w:initials="KBM">
+  <w:comment w:id="452" w:author="Kelsey McCune" w:date="2026-03-24T09:15:00Z" w:initials="KBM">
     <w:p>
       <w:r>
         <w:rPr>
@@ -1766,11 +4591,11 @@
           <w:sz w:val="20"/>
           <w:szCs w:val="20"/>
         </w:rPr>
-        <w:t xml:space="preserve">Now at the end of the intro consider whether you have given enough information to set up all aspects of your research? </w:t>
+        <w:t>This is methods that are perhaps too detailed for the Aims section.</w:t>
       </w:r>
     </w:p>
   </w:comment>
-  <w:comment w:id="50" w:author="Kelsey McCune" w:date="2026-03-24T09:09:00Z" w:initials="KBM">
+  <w:comment w:id="462" w:author="Kelsey McCune" w:date="2026-03-24T09:17:00Z" w:initials="KBM">
     <w:p>
       <w:r>
         <w:rPr>
@@ -1783,28 +4608,20 @@
           <w:sz w:val="20"/>
           <w:szCs w:val="20"/>
         </w:rPr>
-        <w:t>We will want to make this more broad than sort of restating each aim. Think about the first few paragraphs of your intro to help put this in a broader context.</w:t>
-      </w:r>
-    </w:p>
-  </w:comment>
-  <w:comment w:id="57" w:author="Kelsey McCune" w:date="2026-03-24T09:11:00Z" w:initials="KBM">
-    <w:p>
-      <w:r>
-        <w:rPr>
-          <w:rStyle w:val="CommentReference"/>
-        </w:rPr>
-        <w:annotationRef/>
-      </w:r>
+        <w:t>But also increased direct transmission, right?</w:t>
+      </w:r>
+    </w:p>
+    <w:p>
       <w:r>
         <w:rPr>
           <w:sz w:val="20"/>
           <w:szCs w:val="20"/>
         </w:rPr>
-        <w:t>Maybe instead say "pathogen prevalence" - When I first read this I thought it meant the infection status of the pathogen, not the bird.</w:t>
+        <w:t>I think background on increase of fecal-oral and directly transmitted pathogens should be added to the intro.</w:t>
       </w:r>
     </w:p>
   </w:comment>
-  <w:comment w:id="71" w:author="Kelsey McCune" w:date="2026-03-24T09:15:00Z" w:initials="KBM">
+  <w:comment w:id="464" w:author="Kelsey McCune" w:date="2026-03-24T09:20:00Z" w:initials="KBM">
     <w:p>
       <w:r>
         <w:rPr>
@@ -1817,11 +4634,11 @@
           <w:sz w:val="20"/>
           <w:szCs w:val="20"/>
         </w:rPr>
-        <w:t>This is methods that are perhaps too detailed for the Aims section.</w:t>
+        <w:t>If/then hypothesis statement first, predictions next.</w:t>
       </w:r>
     </w:p>
   </w:comment>
-  <w:comment w:id="76" w:author="Kelsey McCune" w:date="2026-03-24T09:17:00Z" w:initials="KBM">
+  <w:comment w:id="470" w:author="Kelsey McCune" w:date="2026-03-24T09:19:00Z" w:initials="KBM">
     <w:p>
       <w:r>
         <w:rPr>
@@ -1834,20 +4651,28 @@
           <w:sz w:val="20"/>
           <w:szCs w:val="20"/>
         </w:rPr>
-        <w:t>But also increased direct transmission, right?</w:t>
-      </w:r>
-    </w:p>
-    <w:p>
+        <w:t>This is what you will measure, but it is not the goal of this aim, right?</w:t>
+      </w:r>
+    </w:p>
+  </w:comment>
+  <w:comment w:id="471" w:author="Alex Fisher" w:date="2026-03-24T11:26:00Z" w:initials="AF">
+    <w:p>
+      <w:r>
+        <w:rPr>
+          <w:rStyle w:val="CommentReference"/>
+        </w:rPr>
+        <w:annotationRef/>
+      </w:r>
       <w:r>
         <w:rPr>
           <w:sz w:val="20"/>
           <w:szCs w:val="20"/>
         </w:rPr>
-        <w:t>I think background on increase of fecal-oral and directly transmitted pathogens should be added to the intro.</w:t>
+        <w:t>"Changes in"?</w:t>
       </w:r>
     </w:p>
   </w:comment>
-  <w:comment w:id="78" w:author="Kelsey McCune" w:date="2026-03-24T09:20:00Z" w:initials="KBM">
+  <w:comment w:id="477" w:author="Kelsey McCune" w:date="2026-03-24T09:22:00Z" w:initials="KBM">
     <w:p>
       <w:r>
         <w:rPr>
@@ -1860,45 +4685,11 @@
           <w:sz w:val="20"/>
           <w:szCs w:val="20"/>
         </w:rPr>
-        <w:t>If/then hypothesis statement first, predictions next.</w:t>
+        <w:t>Again here, this is what you are measuring to address the goal of this specific aim.</w:t>
       </w:r>
     </w:p>
   </w:comment>
-  <w:comment w:id="83" w:author="Kelsey McCune" w:date="2026-03-24T09:19:00Z" w:initials="KBM">
-    <w:p>
-      <w:r>
-        <w:rPr>
-          <w:rStyle w:val="CommentReference"/>
-        </w:rPr>
-        <w:annotationRef/>
-      </w:r>
-      <w:r>
-        <w:rPr>
-          <w:sz w:val="20"/>
-          <w:szCs w:val="20"/>
-        </w:rPr>
-        <w:t>This is what you will measure, but it is not the goal of this aim, right?</w:t>
-      </w:r>
-    </w:p>
-  </w:comment>
-  <w:comment w:id="88" w:author="Kelsey McCune" w:date="2026-03-24T09:22:00Z" w:initials="KBM">
-    <w:p>
-      <w:r>
-        <w:rPr>
-          <w:rStyle w:val="CommentReference"/>
-        </w:rPr>
-        <w:annotationRef/>
-      </w:r>
-      <w:r>
-        <w:rPr>
-          <w:sz w:val="20"/>
-          <w:szCs w:val="20"/>
-        </w:rPr>
-        <w:t>Again here, this is what you are measuring to address the goal of this specific aim.</w:t>
-      </w:r>
-    </w:p>
-  </w:comment>
-  <w:comment w:id="89" w:author="Kelsey McCune" w:date="2026-03-24T09:25:00Z" w:initials="KBM">
+  <w:comment w:id="489" w:author="Kelsey McCune" w:date="2026-03-24T09:25:00Z" w:initials="KBM">
     <w:p>
       <w:r>
         <w:rPr>
@@ -1920,19 +4711,16 @@
 
 <file path=word/commentsExtended.xml><?xml version="1.0" encoding="utf-8"?>
 <w15:commentsEx xmlns:wpc="http://schemas.microsoft.com/office/word/2010/wordprocessingCanvas" xmlns:cx="http://schemas.microsoft.com/office/drawing/2014/chartex" xmlns:cx1="http://schemas.microsoft.com/office/drawing/2015/9/8/chartex" xmlns:cx2="http://schemas.microsoft.com/office/drawing/2015/10/21/chartex" xmlns:cx3="http://schemas.microsoft.com/office/drawing/2016/5/9/chartex" xmlns:cx4="http://schemas.microsoft.com/office/drawing/2016/5/10/chartex" xmlns:cx5="http://schemas.microsoft.com/office/drawing/2016/5/11/chartex" xmlns:cx6="http://schemas.microsoft.com/office/drawing/2016/5/12/chartex" xmlns:cx7="http://schemas.microsoft.com/office/drawing/2016/5/13/chartex" xmlns:cx8="http://schemas.microsoft.com/office/drawing/2016/5/14/chartex" xmlns:mc="http://schemas.openxmlformats.org/markup-compatibility/2006" xmlns:aink="http://schemas.microsoft.com/office/drawing/2016/ink" xmlns:am3d="http://schemas.microsoft.com/office/drawing/2017/model3d" xmlns:o="urn:schemas-microsoft-com:office:office" xmlns:oel="http://schemas.microsoft.com/office/2019/extlst" xmlns:r="http://schemas.openxmlformats.org/officeDocument/2006/relationships" xmlns:m="http://schemas.openxmlformats.org/officeDocument/2006/math" xmlns:v="urn:schemas-microsoft-com:vml" xmlns:wp14="http://schemas.microsoft.com/office/word/2010/wordprocessingDrawing" xmlns:wp="http://schemas.openxmlformats.org/drawingml/2006/wordprocessingDrawing" xmlns:w10="urn:schemas-microsoft-com:office:word" xmlns:w="http://schemas.openxmlformats.org/wordprocessingml/2006/main" xmlns:w14="http://schemas.microsoft.com/office/word/2010/wordml" xmlns:w15="http://schemas.microsoft.com/office/word/2012/wordml" xmlns:w16cex="http://schemas.microsoft.com/office/word/2018/wordml/cex" xmlns:w16cid="http://schemas.microsoft.com/office/word/2016/wordml/cid" xmlns:w16="http://schemas.microsoft.com/office/word/2018/wordml" xmlns:w16du="http://schemas.microsoft.com/office/word/2023/wordml/word16du" xmlns:w16sdtdh="http://schemas.microsoft.com/office/word/2020/wordml/sdtdatahash" xmlns:w16sdtfl="http://schemas.microsoft.com/office/word/2024/wordml/sdtformatlock" xmlns:w16se="http://schemas.microsoft.com/office/word/2015/wordml/symex" xmlns:wpg="http://schemas.microsoft.com/office/word/2010/wordprocessingGroup" xmlns:wpi="http://schemas.microsoft.com/office/word/2010/wordprocessingInk" xmlns:wne="http://schemas.microsoft.com/office/word/2006/wordml" xmlns:wps="http://schemas.microsoft.com/office/word/2010/wordprocessingShape" mc:Ignorable="w14 w15 w16se w16cid w16 w16cex w16sdtdh w16sdtfl w16du wp14">
-  <w15:commentEx w15:paraId="5FA8B827" w15:done="0"/>
-  <w15:commentEx w15:paraId="5B22123C" w15:done="0"/>
-  <w15:commentEx w15:paraId="7E64BDFB" w15:done="0"/>
-  <w15:commentEx w15:paraId="51338341" w15:done="0"/>
-  <w15:commentEx w15:paraId="4DE48B6F" w15:done="0"/>
+  <w15:commentEx w15:paraId="35113A31" w15:done="0"/>
+  <w15:commentEx w15:paraId="4A93351E" w15:done="0"/>
   <w15:commentEx w15:paraId="064D17F0" w15:done="0"/>
-  <w15:commentEx w15:paraId="7717EC76" w15:done="0"/>
   <w15:commentEx w15:paraId="7711DA1C" w15:done="0"/>
   <w15:commentEx w15:paraId="60E1EAFE" w15:done="0"/>
   <w15:commentEx w15:paraId="5ED837D7" w15:done="0"/>
   <w15:commentEx w15:paraId="29677283" w15:done="0"/>
   <w15:commentEx w15:paraId="7C37E974" w15:done="0"/>
   <w15:commentEx w15:paraId="77C467A3" w15:done="0"/>
+  <w15:commentEx w15:paraId="7915B3F3" w15:paraIdParent="77C467A3" w15:done="0"/>
   <w15:commentEx w15:paraId="585E9004" w15:done="0"/>
   <w15:commentEx w15:paraId="5D1158DD" w15:done="0"/>
   <w15:commentEx w15:paraId="7624117C" w15:done="0"/>
@@ -1940,6 +4728,7 @@
   <w15:commentEx w15:paraId="5DBB9EB2" w15:done="0"/>
   <w15:commentEx w15:paraId="59C469B7" w15:done="0"/>
   <w15:commentEx w15:paraId="068C2E61" w15:done="0"/>
+  <w15:commentEx w15:paraId="1708B54F" w15:paraIdParent="068C2E61" w15:done="0"/>
   <w15:commentEx w15:paraId="65049884" w15:done="0"/>
   <w15:commentEx w15:paraId="52B940F2" w15:done="0"/>
 </w15:commentsEx>
@@ -1947,19 +4736,16 @@
 
 <file path=word/commentsExtensible.xml><?xml version="1.0" encoding="utf-8"?>
 <w16cex:commentsExtensible xmlns:wpc="http://schemas.microsoft.com/office/word/2010/wordprocessingCanvas" xmlns:cx="http://schemas.microsoft.com/office/drawing/2014/chartex" xmlns:cx1="http://schemas.microsoft.com/office/drawing/2015/9/8/chartex" xmlns:cx2="http://schemas.microsoft.com/office/drawing/2015/10/21/chartex" xmlns:cx3="http://schemas.microsoft.com/office/drawing/2016/5/9/chartex" xmlns:cx4="http://schemas.microsoft.com/office/drawing/2016/5/10/chartex" xmlns:cx5="http://schemas.microsoft.com/office/drawing/2016/5/11/chartex" xmlns:cx6="http://schemas.microsoft.com/office/drawing/2016/5/12/chartex" xmlns:cx7="http://schemas.microsoft.com/office/drawing/2016/5/13/chartex" xmlns:cx8="http://schemas.microsoft.com/office/drawing/2016/5/14/chartex" xmlns:cr="http://schemas.microsoft.com/office/comments/2020/reactions" xmlns:mc="http://schemas.openxmlformats.org/markup-compatibility/2006" xmlns:aink="http://schemas.microsoft.com/office/drawing/2016/ink" xmlns:am3d="http://schemas.microsoft.com/office/drawing/2017/model3d" xmlns:o="urn:schemas-microsoft-com:office:office" xmlns:oel="http://schemas.microsoft.com/office/2019/extlst" xmlns:r="http://schemas.openxmlformats.org/officeDocument/2006/relationships" xmlns:m="http://schemas.openxmlformats.org/officeDocument/2006/math" xmlns:v="urn:schemas-microsoft-com:vml" xmlns:wp14="http://schemas.microsoft.com/office/word/2010/wordprocessingDrawing" xmlns:wp="http://schemas.openxmlformats.org/drawingml/2006/wordprocessingDrawing" xmlns:w10="urn:schemas-microsoft-com:office:word" xmlns:w="http://schemas.openxmlformats.org/wordprocessingml/2006/main" xmlns:w14="http://schemas.microsoft.com/office/word/2010/wordml" xmlns:w15="http://schemas.microsoft.com/office/word/2012/wordml" xmlns:w16cex="http://schemas.microsoft.com/office/word/2018/wordml/cex" xmlns:w16cid="http://schemas.microsoft.com/office/word/2016/wordml/cid" xmlns:w16="http://schemas.microsoft.com/office/word/2018/wordml" xmlns:w16du="http://schemas.microsoft.com/office/word/2023/wordml/word16du" xmlns:w16sdtdh="http://schemas.microsoft.com/office/word/2020/wordml/sdtdatahash" xmlns:w16sdtfl="http://schemas.microsoft.com/office/word/2024/wordml/sdtformatlock" xmlns:w16se="http://schemas.microsoft.com/office/word/2015/wordml/symex" xmlns:wpg="http://schemas.microsoft.com/office/word/2010/wordprocessingGroup" xmlns:wpi="http://schemas.microsoft.com/office/word/2010/wordprocessingInk" xmlns:wne="http://schemas.microsoft.com/office/word/2006/wordml" xmlns:wps="http://schemas.microsoft.com/office/word/2010/wordprocessingShape" mc:Ignorable="w14 w15 w16se w16cid w16 w16cex w16sdtdh w16sdtfl cr w16du wp14">
-  <w16cex:commentExtensible w16cex:durableId="10DFC577" w16cex:dateUtc="2026-03-24T13:11:00Z"/>
-  <w16cex:commentExtensible w16cex:durableId="371E78F4" w16cex:dateUtc="2026-03-24T13:13:00Z"/>
-  <w16cex:commentExtensible w16cex:durableId="5C155437" w16cex:dateUtc="2026-03-24T13:11:00Z"/>
-  <w16cex:commentExtensible w16cex:durableId="603F8FA8" w16cex:dateUtc="2026-03-24T13:22:00Z"/>
-  <w16cex:commentExtensible w16cex:durableId="29663838" w16cex:dateUtc="2026-03-24T13:24:00Z"/>
+  <w16cex:commentExtensible w16cex:durableId="274B211A" w16cex:dateUtc="2026-03-31T17:18:00Z"/>
+  <w16cex:commentExtensible w16cex:durableId="00F6496F" w16cex:dateUtc="2026-03-31T17:18:00Z"/>
   <w16cex:commentExtensible w16cex:durableId="706CEB93" w16cex:dateUtc="2026-03-24T13:29:00Z"/>
-  <w16cex:commentExtensible w16cex:durableId="4C91FD2E" w16cex:dateUtc="2026-03-24T13:31:00Z"/>
   <w16cex:commentExtensible w16cex:durableId="36F00E77" w16cex:dateUtc="2026-03-24T13:34:00Z"/>
   <w16cex:commentExtensible w16cex:durableId="4C713301" w16cex:dateUtc="2026-03-24T13:36:00Z"/>
   <w16cex:commentExtensible w16cex:durableId="156AA4C8" w16cex:dateUtc="2026-03-24T13:36:00Z"/>
   <w16cex:commentExtensible w16cex:durableId="423EDE45" w16cex:dateUtc="2026-03-24T13:53:00Z"/>
   <w16cex:commentExtensible w16cex:durableId="650090B1" w16cex:dateUtc="2026-03-24T13:57:00Z"/>
   <w16cex:commentExtensible w16cex:durableId="5441F447" w16cex:dateUtc="2026-03-24T14:01:00Z"/>
+  <w16cex:commentExtensible w16cex:durableId="2129AE12" w16cex:dateUtc="2026-03-24T16:25:00Z"/>
   <w16cex:commentExtensible w16cex:durableId="6D1D4A8C" w16cex:dateUtc="2026-03-24T14:02:00Z"/>
   <w16cex:commentExtensible w16cex:durableId="1769A3C4" w16cex:dateUtc="2026-03-24T14:09:00Z"/>
   <w16cex:commentExtensible w16cex:durableId="38C5A3CB" w16cex:dateUtc="2026-03-24T14:11:00Z"/>
@@ -1967,6 +4753,7 @@
   <w16cex:commentExtensible w16cex:durableId="016EEA41" w16cex:dateUtc="2026-03-24T14:17:00Z"/>
   <w16cex:commentExtensible w16cex:durableId="7DBB4ADE" w16cex:dateUtc="2026-03-24T14:20:00Z"/>
   <w16cex:commentExtensible w16cex:durableId="576C22F0" w16cex:dateUtc="2026-03-24T14:19:00Z"/>
+  <w16cex:commentExtensible w16cex:durableId="4E249A78" w16cex:dateUtc="2026-03-24T16:26:00Z"/>
   <w16cex:commentExtensible w16cex:durableId="7A1B9B72" w16cex:dateUtc="2026-03-24T14:22:00Z"/>
   <w16cex:commentExtensible w16cex:durableId="13E2C108" w16cex:dateUtc="2026-03-24T14:25:00Z"/>
 </w16cex:commentsExtensible>
@@ -1974,19 +4761,16 @@
 
 <file path=word/commentsIds.xml><?xml version="1.0" encoding="utf-8"?>
 <w16cid:commentsIds xmlns:wpc="http://schemas.microsoft.com/office/word/2010/wordprocessingCanvas" xmlns:cx="http://schemas.microsoft.com/office/drawing/2014/chartex" xmlns:cx1="http://schemas.microsoft.com/office/drawing/2015/9/8/chartex" xmlns:cx2="http://schemas.microsoft.com/office/drawing/2015/10/21/chartex" xmlns:cx3="http://schemas.microsoft.com/office/drawing/2016/5/9/chartex" xmlns:cx4="http://schemas.microsoft.com/office/drawing/2016/5/10/chartex" xmlns:cx5="http://schemas.microsoft.com/office/drawing/2016/5/11/chartex" xmlns:cx6="http://schemas.microsoft.com/office/drawing/2016/5/12/chartex" xmlns:cx7="http://schemas.microsoft.com/office/drawing/2016/5/13/chartex" xmlns:cx8="http://schemas.microsoft.com/office/drawing/2016/5/14/chartex" xmlns:mc="http://schemas.openxmlformats.org/markup-compatibility/2006" xmlns:aink="http://schemas.microsoft.com/office/drawing/2016/ink" xmlns:am3d="http://schemas.microsoft.com/office/drawing/2017/model3d" xmlns:o="urn:schemas-microsoft-com:office:office" xmlns:oel="http://schemas.microsoft.com/office/2019/extlst" xmlns:r="http://schemas.openxmlformats.org/officeDocument/2006/relationships" xmlns:m="http://schemas.openxmlformats.org/officeDocument/2006/math" xmlns:v="urn:schemas-microsoft-com:vml" xmlns:wp14="http://schemas.microsoft.com/office/word/2010/wordprocessingDrawing" xmlns:wp="http://schemas.openxmlformats.org/drawingml/2006/wordprocessingDrawing" xmlns:w10="urn:schemas-microsoft-com:office:word" xmlns:w="http://schemas.openxmlformats.org/wordprocessingml/2006/main" xmlns:w14="http://schemas.microsoft.com/office/word/2010/wordml" xmlns:w15="http://schemas.microsoft.com/office/word/2012/wordml" xmlns:w16cex="http://schemas.microsoft.com/office/word/2018/wordml/cex" xmlns:w16cid="http://schemas.microsoft.com/office/word/2016/wordml/cid" xmlns:w16="http://schemas.microsoft.com/office/word/2018/wordml" xmlns:w16du="http://schemas.microsoft.com/office/word/2023/wordml/word16du" xmlns:w16sdtdh="http://schemas.microsoft.com/office/word/2020/wordml/sdtdatahash" xmlns:w16sdtfl="http://schemas.microsoft.com/office/word/2024/wordml/sdtformatlock" xmlns:w16se="http://schemas.microsoft.com/office/word/2015/wordml/symex" xmlns:wpg="http://schemas.microsoft.com/office/word/2010/wordprocessingGroup" xmlns:wpi="http://schemas.microsoft.com/office/word/2010/wordprocessingInk" xmlns:wne="http://schemas.microsoft.com/office/word/2006/wordml" xmlns:wps="http://schemas.microsoft.com/office/word/2010/wordprocessingShape" mc:Ignorable="w14 w15 w16se w16cid w16 w16cex w16sdtdh w16sdtfl w16du wp14">
-  <w16cid:commentId w16cid:paraId="5FA8B827" w16cid:durableId="10DFC577"/>
-  <w16cid:commentId w16cid:paraId="5B22123C" w16cid:durableId="371E78F4"/>
-  <w16cid:commentId w16cid:paraId="7E64BDFB" w16cid:durableId="5C155437"/>
-  <w16cid:commentId w16cid:paraId="51338341" w16cid:durableId="603F8FA8"/>
-  <w16cid:commentId w16cid:paraId="4DE48B6F" w16cid:durableId="29663838"/>
+  <w16cid:commentId w16cid:paraId="35113A31" w16cid:durableId="274B211A"/>
+  <w16cid:commentId w16cid:paraId="4A93351E" w16cid:durableId="00F6496F"/>
   <w16cid:commentId w16cid:paraId="064D17F0" w16cid:durableId="706CEB93"/>
-  <w16cid:commentId w16cid:paraId="7717EC76" w16cid:durableId="4C91FD2E"/>
   <w16cid:commentId w16cid:paraId="7711DA1C" w16cid:durableId="36F00E77"/>
   <w16cid:commentId w16cid:paraId="60E1EAFE" w16cid:durableId="4C713301"/>
   <w16cid:commentId w16cid:paraId="5ED837D7" w16cid:durableId="156AA4C8"/>
   <w16cid:commentId w16cid:paraId="29677283" w16cid:durableId="423EDE45"/>
   <w16cid:commentId w16cid:paraId="7C37E974" w16cid:durableId="650090B1"/>
   <w16cid:commentId w16cid:paraId="77C467A3" w16cid:durableId="5441F447"/>
+  <w16cid:commentId w16cid:paraId="7915B3F3" w16cid:durableId="2129AE12"/>
   <w16cid:commentId w16cid:paraId="585E9004" w16cid:durableId="6D1D4A8C"/>
   <w16cid:commentId w16cid:paraId="5D1158DD" w16cid:durableId="1769A3C4"/>
   <w16cid:commentId w16cid:paraId="7624117C" w16cid:durableId="38C5A3CB"/>
@@ -1994,6 +4778,7 @@
   <w16cid:commentId w16cid:paraId="5DBB9EB2" w16cid:durableId="016EEA41"/>
   <w16cid:commentId w16cid:paraId="59C469B7" w16cid:durableId="7DBB4ADE"/>
   <w16cid:commentId w16cid:paraId="068C2E61" w16cid:durableId="576C22F0"/>
+  <w16cid:commentId w16cid:paraId="1708B54F" w16cid:durableId="4E249A78"/>
   <w16cid:commentId w16cid:paraId="65049884" w16cid:durableId="7A1B9B72"/>
   <w16cid:commentId w16cid:paraId="52B940F2" w16cid:durableId="13E2C108"/>
 </w16cid:commentsIds>
@@ -2150,6 +4935,9 @@
 <w15:people xmlns:wpc="http://schemas.microsoft.com/office/word/2010/wordprocessingCanvas" xmlns:cx="http://schemas.microsoft.com/office/drawing/2014/chartex" xmlns:cx1="http://schemas.microsoft.com/office/drawing/2015/9/8/chartex" xmlns:cx2="http://schemas.microsoft.com/office/drawing/2015/10/21/chartex" xmlns:cx3="http://schemas.microsoft.com/office/drawing/2016/5/9/chartex" xmlns:cx4="http://schemas.microsoft.com/office/drawing/2016/5/10/chartex" xmlns:cx5="http://schemas.microsoft.com/office/drawing/2016/5/11/chartex" xmlns:cx6="http://schemas.microsoft.com/office/drawing/2016/5/12/chartex" xmlns:cx7="http://schemas.microsoft.com/office/drawing/2016/5/13/chartex" xmlns:cx8="http://schemas.microsoft.com/office/drawing/2016/5/14/chartex" xmlns:mc="http://schemas.openxmlformats.org/markup-compatibility/2006" xmlns:aink="http://schemas.microsoft.com/office/drawing/2016/ink" xmlns:am3d="http://schemas.microsoft.com/office/drawing/2017/model3d" xmlns:o="urn:schemas-microsoft-com:office:office" xmlns:oel="http://schemas.microsoft.com/office/2019/extlst" xmlns:r="http://schemas.openxmlformats.org/officeDocument/2006/relationships" xmlns:m="http://schemas.openxmlformats.org/officeDocument/2006/math" xmlns:v="urn:schemas-microsoft-com:vml" xmlns:wp14="http://schemas.microsoft.com/office/word/2010/wordprocessingDrawing" xmlns:wp="http://schemas.openxmlformats.org/drawingml/2006/wordprocessingDrawing" xmlns:w10="urn:schemas-microsoft-com:office:word" xmlns:w="http://schemas.openxmlformats.org/wordprocessingml/2006/main" xmlns:w14="http://schemas.microsoft.com/office/word/2010/wordml" xmlns:w15="http://schemas.microsoft.com/office/word/2012/wordml" xmlns:w16cex="http://schemas.microsoft.com/office/word/2018/wordml/cex" xmlns:w16cid="http://schemas.microsoft.com/office/word/2016/wordml/cid" xmlns:w16="http://schemas.microsoft.com/office/word/2018/wordml" xmlns:w16du="http://schemas.microsoft.com/office/word/2023/wordml/word16du" xmlns:w16sdtdh="http://schemas.microsoft.com/office/word/2020/wordml/sdtdatahash" xmlns:w16sdtfl="http://schemas.microsoft.com/office/word/2024/wordml/sdtformatlock" xmlns:w16se="http://schemas.microsoft.com/office/word/2015/wordml/symex" xmlns:wpg="http://schemas.microsoft.com/office/word/2010/wordprocessingGroup" xmlns:wpi="http://schemas.microsoft.com/office/word/2010/wordprocessingInk" xmlns:wne="http://schemas.microsoft.com/office/word/2006/wordml" xmlns:wps="http://schemas.microsoft.com/office/word/2010/wordprocessingShape" mc:Ignorable="w14 w15 w16se w16cid w16 w16cex w16sdtdh w16sdtfl w16du wp14">
   <w15:person w15:author="Kelsey McCune">
     <w15:presenceInfo w15:providerId="None" w15:userId="Kelsey McCune"/>
+  </w15:person>
+  <w15:person w15:author="Alex Fisher">
+    <w15:presenceInfo w15:providerId="AD" w15:userId="S::amf0080@auburn.edu::18480bde-8768-4851-bd71-24a6dd2d4725"/>
   </w15:person>
 </w15:people>
 </file>
@@ -3193,6 +5981,40 @@
       <w:szCs w:val="20"/>
     </w:rPr>
   </w:style>
+  <w:style w:type="character" w:styleId="Emphasis">
+    <w:name w:val="Emphasis"/>
+    <w:basedOn w:val="DefaultParagraphFont"/>
+    <w:uiPriority w:val="20"/>
+    <w:qFormat/>
+    <w:rsid w:val="007B10F3"/>
+    <w:rPr>
+      <w:i/>
+      <w:iCs/>
+    </w:rPr>
+  </w:style>
+  <w:style w:type="character" w:styleId="Hyperlink">
+    <w:name w:val="Hyperlink"/>
+    <w:basedOn w:val="DefaultParagraphFont"/>
+    <w:uiPriority w:val="99"/>
+    <w:unhideWhenUsed/>
+    <w:rsid w:val="007B10F3"/>
+    <w:rPr>
+      <w:color w:val="0563C1" w:themeColor="hyperlink"/>
+      <w:u w:val="single"/>
+    </w:rPr>
+  </w:style>
+  <w:style w:type="character" w:styleId="UnresolvedMention">
+    <w:name w:val="Unresolved Mention"/>
+    <w:basedOn w:val="DefaultParagraphFont"/>
+    <w:uiPriority w:val="99"/>
+    <w:semiHidden/>
+    <w:unhideWhenUsed/>
+    <w:rsid w:val="007B10F3"/>
+    <w:rPr>
+      <w:color w:val="605E5C"/>
+      <w:shd w:val="clear" w:color="auto" w:fill="E1DFDD"/>
+    </w:rPr>
+  </w:style>
 </w:styles>
 </file>
 

--- a/Documents /MS Thesis Intro..docx
+++ b/Documents /MS Thesis Intro..docx
@@ -156,55 +156,43 @@
       <w:r>
         <w:br/>
       </w:r>
-      <w:r>
-        <w:t>Birds are among the most well-studied</w:t>
-      </w:r>
-      <w:ins w:id="0" w:author="Kelsey McCune" w:date="2026-03-24T08:10:00Z" w16du:dateUtc="2026-03-24T13:10:00Z">
-        <w:r>
-          <w:t xml:space="preserve"> and widespread</w:t>
-        </w:r>
-      </w:ins>
-      <w:r>
-        <w:t xml:space="preserve"> </w:t>
-      </w:r>
+      <w:del w:id="0" w:author="Kelsey McCune" w:date="2026-04-01T09:14:00Z" w16du:dateUtc="2026-04-01T14:14:00Z">
+        <w:r>
+          <w:delText xml:space="preserve">Birds are among the most well-studied </w:delText>
+        </w:r>
+      </w:del>
       <w:del w:id="1" w:author="Kelsey McCune" w:date="2026-03-24T08:09:00Z" w16du:dateUtc="2026-03-24T13:09:00Z">
         <w:r>
           <w:delText xml:space="preserve">classes </w:delText>
         </w:r>
       </w:del>
-      <w:ins w:id="2" w:author="Kelsey McCune" w:date="2026-03-24T08:09:00Z" w16du:dateUtc="2026-03-24T13:09:00Z">
-        <w:r>
-          <w:t xml:space="preserve">taxa </w:t>
-        </w:r>
-      </w:ins>
-      <w:r>
-        <w:t>in the animal kingdom</w:t>
-      </w:r>
-      <w:ins w:id="3" w:author="Kelsey McCune" w:date="2026-03-24T08:09:00Z" w16du:dateUtc="2026-03-24T13:09:00Z">
-        <w:r>
-          <w:t>,</w:t>
-        </w:r>
-      </w:ins>
-      <w:del w:id="4" w:author="Kelsey McCune" w:date="2026-03-24T08:09:00Z" w16du:dateUtc="2026-03-24T13:09:00Z">
+      <w:del w:id="2" w:author="Kelsey McCune" w:date="2026-04-01T09:14:00Z" w16du:dateUtc="2026-04-01T14:14:00Z">
+        <w:r>
+          <w:delText>in the animal kingdom</w:delText>
+        </w:r>
+      </w:del>
+      <w:del w:id="3" w:author="Kelsey McCune" w:date="2026-03-24T08:09:00Z" w16du:dateUtc="2026-03-24T13:09:00Z">
         <w:r>
           <w:delText>-</w:delText>
         </w:r>
       </w:del>
-      <w:r>
-        <w:t xml:space="preserve"> filling critical roles in ecosystems worldwide through mechanisms such as insect control, pollination, seed dispersal and more. Despite their ecological value and breadth of study, key gaps in avian ecology</w:t>
-      </w:r>
+      <w:del w:id="4" w:author="Kelsey McCune" w:date="2026-04-01T09:14:00Z" w16du:dateUtc="2026-04-01T14:14:00Z">
+        <w:r>
+          <w:delText xml:space="preserve"> filling critical roles in ecosystems worldwide through mechanisms such as insect control, pollination, seed dispersal and more. Despite their ecological value and breadth of study, key gaps in avian ecology</w:delText>
+        </w:r>
+      </w:del>
       <w:del w:id="5" w:author="Kelsey McCune" w:date="2026-03-24T08:12:00Z" w16du:dateUtc="2026-03-24T13:12:00Z">
         <w:r>
           <w:delText xml:space="preserve">, particularly at the human-wildlife interface, </w:delText>
         </w:r>
       </w:del>
-      <w:ins w:id="6" w:author="Kelsey McCune" w:date="2026-03-24T08:12:00Z" w16du:dateUtc="2026-03-24T13:12:00Z">
-        <w:r>
-          <w:t xml:space="preserve"> </w:t>
-        </w:r>
-      </w:ins>
-      <w:r>
-        <w:t>remain unexplored. Urbanization and anthropogenic activities continue to change natural landscapes</w:t>
+      <w:del w:id="6" w:author="Kelsey McCune" w:date="2026-04-01T09:14:00Z" w16du:dateUtc="2026-04-01T14:14:00Z">
+        <w:r>
+          <w:delText xml:space="preserve">remain unexplored. </w:delText>
+        </w:r>
+      </w:del>
+      <w:r>
+        <w:t>Urbanization and anthropogenic activities continue to change natural landscapes</w:t>
       </w:r>
       <w:del w:id="7" w:author="Alex Fisher" w:date="2026-03-31T12:08:00Z" w16du:dateUtc="2026-03-31T17:08:00Z">
         <w:r>
@@ -257,12 +245,13 @@
         </w:r>
       </w:ins>
       <w:commentRangeStart w:id="17"/>
-      <w:ins w:id="18" w:author="Alex Fisher" w:date="2026-03-31T12:18:00Z" w16du:dateUtc="2026-03-31T17:18:00Z">
+      <w:commentRangeStart w:id="18"/>
+      <w:ins w:id="19" w:author="Alex Fisher" w:date="2026-03-31T12:18:00Z" w16du:dateUtc="2026-03-31T17:18:00Z">
         <w:r>
           <w:t>()</w:t>
         </w:r>
       </w:ins>
-      <w:ins w:id="19" w:author="Kelsey McCune" w:date="2026-03-24T08:12:00Z" w16du:dateUtc="2026-03-24T13:12:00Z">
+      <w:ins w:id="20" w:author="Kelsey McCune" w:date="2026-03-24T08:12:00Z" w16du:dateUtc="2026-03-24T13:12:00Z">
         <w:r>
           <w:t xml:space="preserve"> </w:t>
         </w:r>
@@ -276,90 +265,132 @@
         </w:rPr>
         <w:commentReference w:id="17"/>
       </w:r>
-      <w:ins w:id="20" w:author="Alex Fisher" w:date="2026-03-31T12:12:00Z" w16du:dateUtc="2026-03-31T17:12:00Z">
+      <w:commentRangeEnd w:id="18"/>
+      <w:r>
+        <w:rPr>
+          <w:rStyle w:val="CommentReference"/>
+        </w:rPr>
+        <w:commentReference w:id="18"/>
+      </w:r>
+      <w:ins w:id="21" w:author="Alex Fisher" w:date="2026-03-31T12:12:00Z" w16du:dateUtc="2026-03-31T17:12:00Z">
         <w:r>
           <w:t xml:space="preserve">As </w:t>
         </w:r>
       </w:ins>
-      <w:ins w:id="21" w:author="Alex Fisher" w:date="2026-03-31T12:14:00Z" w16du:dateUtc="2026-03-31T17:14:00Z">
+      <w:ins w:id="22" w:author="Alex Fisher" w:date="2026-03-31T12:14:00Z" w16du:dateUtc="2026-03-31T17:14:00Z">
         <w:r>
           <w:t xml:space="preserve">interactions </w:t>
         </w:r>
       </w:ins>
-      <w:ins w:id="22" w:author="Alex Fisher" w:date="2026-03-31T12:15:00Z" w16du:dateUtc="2026-03-31T17:15:00Z">
+      <w:ins w:id="23" w:author="Alex Fisher" w:date="2026-03-31T12:15:00Z" w16du:dateUtc="2026-03-31T17:15:00Z">
         <w:r>
           <w:t>in</w:t>
         </w:r>
       </w:ins>
-      <w:ins w:id="23" w:author="Alex Fisher" w:date="2026-03-31T12:14:00Z" w16du:dateUtc="2026-03-31T17:14:00Z">
+      <w:ins w:id="24" w:author="Alex Fisher" w:date="2026-03-31T12:14:00Z" w16du:dateUtc="2026-03-31T17:14:00Z">
         <w:r>
           <w:t xml:space="preserve"> these interfaces become more</w:t>
         </w:r>
       </w:ins>
-      <w:ins w:id="24" w:author="Alex Fisher" w:date="2026-03-31T12:13:00Z" w16du:dateUtc="2026-03-31T17:13:00Z">
+      <w:ins w:id="25" w:author="Alex Fisher" w:date="2026-03-31T12:13:00Z" w16du:dateUtc="2026-03-31T17:13:00Z">
         <w:r>
           <w:t xml:space="preserve"> frequent</w:t>
         </w:r>
       </w:ins>
-      <w:ins w:id="25" w:author="Alex Fisher" w:date="2026-03-31T12:12:00Z" w16du:dateUtc="2026-03-31T17:12:00Z">
+      <w:ins w:id="26" w:author="Alex Fisher" w:date="2026-03-31T12:12:00Z" w16du:dateUtc="2026-03-31T17:12:00Z">
         <w:r>
           <w:t xml:space="preserve">, improving our understanding of how anthropogenic change </w:t>
         </w:r>
       </w:ins>
-      <w:ins w:id="26" w:author="Alex Fisher" w:date="2026-03-31T12:13:00Z" w16du:dateUtc="2026-03-31T17:13:00Z">
+      <w:ins w:id="27" w:author="Alex Fisher" w:date="2026-03-31T12:13:00Z" w16du:dateUtc="2026-03-31T17:13:00Z">
         <w:r>
           <w:t xml:space="preserve">continues to impact </w:t>
         </w:r>
       </w:ins>
-      <w:ins w:id="27" w:author="Alex Fisher" w:date="2026-03-31T12:12:00Z" w16du:dateUtc="2026-03-31T17:12:00Z">
+      <w:ins w:id="28" w:author="Alex Fisher" w:date="2026-03-31T12:12:00Z" w16du:dateUtc="2026-03-31T17:12:00Z">
         <w:r>
           <w:t xml:space="preserve">the ecological and health dynamics between </w:t>
         </w:r>
       </w:ins>
-      <w:ins w:id="28" w:author="Alex Fisher" w:date="2026-03-31T12:17:00Z" w16du:dateUtc="2026-03-31T17:17:00Z">
-        <w:r>
-          <w:t>birds</w:t>
-        </w:r>
-      </w:ins>
-      <w:ins w:id="29" w:author="Alex Fisher" w:date="2026-03-31T12:12:00Z" w16du:dateUtc="2026-03-31T17:12:00Z">
+      <w:ins w:id="29" w:author="Alex Fisher" w:date="2026-03-31T12:17:00Z" w16du:dateUtc="2026-03-31T17:17:00Z">
+        <w:del w:id="30" w:author="Kelsey McCune" w:date="2026-04-01T09:14:00Z" w16du:dateUtc="2026-04-01T14:14:00Z">
+          <w:r>
+            <w:delText>birds</w:delText>
+          </w:r>
+        </w:del>
+      </w:ins>
+      <w:ins w:id="31" w:author="Kelsey McCune" w:date="2026-04-01T09:14:00Z" w16du:dateUtc="2026-04-01T14:14:00Z">
+        <w:r>
+          <w:t>wildlife</w:t>
+        </w:r>
+      </w:ins>
+      <w:ins w:id="32" w:author="Alex Fisher" w:date="2026-03-31T12:12:00Z" w16du:dateUtc="2026-03-31T17:12:00Z">
         <w:r>
           <w:t xml:space="preserve"> and </w:t>
         </w:r>
-        <w:commentRangeStart w:id="30"/>
+        <w:commentRangeStart w:id="33"/>
+        <w:commentRangeStart w:id="34"/>
         <w:r>
           <w:t>humans</w:t>
         </w:r>
       </w:ins>
-      <w:commentRangeEnd w:id="30"/>
+      <w:commentRangeEnd w:id="33"/>
       <w:r>
         <w:rPr>
           <w:rStyle w:val="CommentReference"/>
           <w:sz w:val="24"/>
           <w:szCs w:val="24"/>
         </w:rPr>
-        <w:commentReference w:id="30"/>
-      </w:r>
-      <w:ins w:id="31" w:author="Alex Fisher" w:date="2026-03-31T12:12:00Z" w16du:dateUtc="2026-03-31T17:12:00Z">
+        <w:commentReference w:id="33"/>
+      </w:r>
+      <w:commentRangeEnd w:id="34"/>
+      <w:r>
+        <w:rPr>
+          <w:rStyle w:val="CommentReference"/>
+        </w:rPr>
+        <w:commentReference w:id="34"/>
+      </w:r>
+      <w:ins w:id="35" w:author="Alex Fisher" w:date="2026-03-31T12:12:00Z" w16du:dateUtc="2026-03-31T17:12:00Z">
         <w:r>
           <w:t xml:space="preserve"> </w:t>
         </w:r>
       </w:ins>
-      <w:ins w:id="32" w:author="Alex Fisher" w:date="2026-03-31T12:16:00Z" w16du:dateUtc="2026-03-31T17:16:00Z">
+      <w:ins w:id="36" w:author="Alex Fisher" w:date="2026-03-31T12:16:00Z" w16du:dateUtc="2026-03-31T17:16:00Z">
         <w:r>
           <w:t xml:space="preserve">grows </w:t>
         </w:r>
       </w:ins>
-      <w:ins w:id="33" w:author="Alex Fisher" w:date="2026-03-31T12:17:00Z" w16du:dateUtc="2026-03-31T17:17:00Z">
+      <w:ins w:id="37" w:author="Alex Fisher" w:date="2026-03-31T12:17:00Z" w16du:dateUtc="2026-03-31T17:17:00Z">
         <w:r>
           <w:t>increasingly necessary</w:t>
         </w:r>
       </w:ins>
-      <w:ins w:id="34" w:author="Alex Fisher" w:date="2026-03-31T12:12:00Z" w16du:dateUtc="2026-03-31T17:12:00Z">
+      <w:ins w:id="38" w:author="Alex Fisher" w:date="2026-03-31T12:12:00Z" w16du:dateUtc="2026-03-31T17:12:00Z">
         <w:r>
           <w:t xml:space="preserve">. </w:t>
         </w:r>
       </w:ins>
-      <w:del w:id="35" w:author="Alex Fisher" w:date="2026-03-31T12:17:00Z" w16du:dateUtc="2026-03-31T17:17:00Z">
+      <w:ins w:id="39" w:author="Kelsey McCune" w:date="2026-04-01T09:14:00Z" w16du:dateUtc="2026-04-01T14:14:00Z">
+        <w:r>
+          <w:t xml:space="preserve">Birds are among the most well-studied and widespread taxa in the animal kingdom, filling critical roles in ecosystems worldwide through mechanisms such as insect control, pollination, seed dispersal and more. Despite their ecological value and breadth of study, key gaps in avian ecology remain unexplored. </w:t>
+        </w:r>
+      </w:ins>
+      <w:ins w:id="40" w:author="Kelsey McCune" w:date="2026-04-01T09:18:00Z" w16du:dateUtc="2026-04-01T14:18:00Z">
+        <w:r>
+          <w:t>… Something more here about how birds have adapted to persist within the human-wildlife interface</w:t>
+        </w:r>
+      </w:ins>
+      <w:ins w:id="41" w:author="Kelsey McCune" w:date="2026-04-01T10:48:00Z" w16du:dateUtc="2026-04-01T15:48:00Z">
+        <w:r>
+          <w:t xml:space="preserve"> but the</w:t>
+        </w:r>
+      </w:ins>
+      <w:ins w:id="42" w:author="Kelsey McCune" w:date="2026-04-01T10:49:00Z" w16du:dateUtc="2026-04-01T15:49:00Z">
+        <w:r>
+          <w:t xml:space="preserve"> impact of it on their ecology and disease transmission is not well studied.</w:t>
+        </w:r>
+      </w:ins>
+      <w:del w:id="43" w:author="Alex Fisher" w:date="2026-03-31T12:17:00Z" w16du:dateUtc="2026-03-31T17:17:00Z">
         <w:r>
           <w:delText xml:space="preserve">As activities like backyard bird-feeding and small-scale poultry become more popularized, the responsibility of satisfying the lack of knowledge and research becomes greater. </w:delText>
         </w:r>
@@ -371,93 +402,235 @@
       </w:r>
     </w:p>
     <w:p>
+      <w:commentRangeStart w:id="44"/>
       <w:r>
         <w:rPr>
           <w:b/>
           <w:bCs/>
         </w:rPr>
         <w:lastRenderedPageBreak/>
-        <w:t>P2:</w:t>
+        <w:t>P2</w:t>
+      </w:r>
+      <w:commentRangeEnd w:id="44"/>
+      <w:r>
+        <w:rPr>
+          <w:rStyle w:val="CommentReference"/>
+        </w:rPr>
+        <w:commentReference w:id="44"/>
+      </w:r>
+      <w:r>
+        <w:rPr>
+          <w:b/>
+          <w:bCs/>
+        </w:rPr>
+        <w:t>:</w:t>
       </w:r>
       <w:r>
         <w:br/>
       </w:r>
-      <w:ins w:id="36" w:author="Alex Fisher" w:date="2026-03-31T12:24:00Z" w16du:dateUtc="2026-03-31T17:24:00Z">
-        <w:r>
-          <w:t xml:space="preserve">Supplemental bird feeding and small-scale poultry keeping have grown substantially in popularity across the United States, </w:t>
-        </w:r>
-      </w:ins>
-      <w:ins w:id="37" w:author="Alex Fisher" w:date="2026-03-31T12:25:00Z" w16du:dateUtc="2026-03-31T17:25:00Z">
-        <w:r>
-          <w:t xml:space="preserve">occurring as a backyard activity and encouraging </w:t>
-        </w:r>
-      </w:ins>
-      <w:ins w:id="38" w:author="Alex Fisher" w:date="2026-03-31T12:26:00Z" w16du:dateUtc="2026-03-31T17:26:00Z">
+      <w:ins w:id="45" w:author="Alex Fisher" w:date="2026-03-31T12:24:00Z" w16du:dateUtc="2026-03-31T17:24:00Z">
+        <w:del w:id="46" w:author="Kelsey McCune" w:date="2026-04-01T09:38:00Z" w16du:dateUtc="2026-04-01T14:38:00Z">
+          <w:r>
+            <w:delText xml:space="preserve">Supplemental bird feeding and </w:delText>
+          </w:r>
+        </w:del>
+      </w:ins>
+      <w:ins w:id="47" w:author="Kelsey McCune" w:date="2026-04-01T09:38:00Z" w16du:dateUtc="2026-04-01T14:38:00Z">
+        <w:r>
+          <w:t>S</w:t>
+        </w:r>
+      </w:ins>
+      <w:ins w:id="48" w:author="Alex Fisher" w:date="2026-03-31T12:24:00Z" w16du:dateUtc="2026-03-31T17:24:00Z">
+        <w:del w:id="49" w:author="Kelsey McCune" w:date="2026-04-01T09:38:00Z" w16du:dateUtc="2026-04-01T14:38:00Z">
+          <w:r>
+            <w:delText>s</w:delText>
+          </w:r>
+        </w:del>
+        <w:r>
+          <w:t xml:space="preserve">mall-scale poultry keeping </w:t>
+        </w:r>
+      </w:ins>
+      <w:ins w:id="50" w:author="Kelsey McCune" w:date="2026-04-01T09:38:00Z" w16du:dateUtc="2026-04-01T14:38:00Z">
+        <w:r>
+          <w:t>and s</w:t>
+        </w:r>
+        <w:r>
+          <w:t>upplemental bird feeding</w:t>
+        </w:r>
+        <w:r>
+          <w:t xml:space="preserve"> </w:t>
+        </w:r>
+      </w:ins>
+      <w:ins w:id="51" w:author="Alex Fisher" w:date="2026-03-31T12:24:00Z" w16du:dateUtc="2026-03-31T17:24:00Z">
+        <w:r>
+          <w:t xml:space="preserve">have grown substantially in popularity across the United States, </w:t>
+        </w:r>
+      </w:ins>
+      <w:ins w:id="52" w:author="Alex Fisher" w:date="2026-03-31T12:25:00Z" w16du:dateUtc="2026-03-31T17:25:00Z">
+        <w:r>
+          <w:t>occurring as</w:t>
+        </w:r>
+        <w:del w:id="53" w:author="Kelsey McCune" w:date="2026-04-01T09:39:00Z" w16du:dateUtc="2026-04-01T14:39:00Z">
+          <w:r>
+            <w:delText xml:space="preserve"> a</w:delText>
+          </w:r>
+        </w:del>
+        <w:r>
+          <w:t xml:space="preserve"> backyard activit</w:t>
+        </w:r>
+      </w:ins>
+      <w:ins w:id="54" w:author="Kelsey McCune" w:date="2026-04-01T09:39:00Z" w16du:dateUtc="2026-04-01T14:39:00Z">
+        <w:r>
+          <w:t>ies</w:t>
+        </w:r>
+      </w:ins>
+      <w:ins w:id="55" w:author="Alex Fisher" w:date="2026-03-31T12:25:00Z" w16du:dateUtc="2026-03-31T17:25:00Z">
+        <w:del w:id="56" w:author="Kelsey McCune" w:date="2026-04-01T09:39:00Z" w16du:dateUtc="2026-04-01T14:39:00Z">
+          <w:r>
+            <w:delText>y</w:delText>
+          </w:r>
+        </w:del>
+        <w:r>
+          <w:t xml:space="preserve"> and encouraging </w:t>
+        </w:r>
+      </w:ins>
+      <w:ins w:id="57" w:author="Alex Fisher" w:date="2026-03-31T12:26:00Z" w16du:dateUtc="2026-03-31T17:26:00Z">
         <w:r>
           <w:t>participants</w:t>
         </w:r>
       </w:ins>
-      <w:ins w:id="39" w:author="Alex Fisher" w:date="2026-03-31T12:25:00Z" w16du:dateUtc="2026-03-31T17:25:00Z">
+      <w:ins w:id="58" w:author="Alex Fisher" w:date="2026-03-31T12:25:00Z" w16du:dateUtc="2026-03-31T17:25:00Z">
         <w:r>
           <w:t xml:space="preserve"> to interact </w:t>
         </w:r>
       </w:ins>
-      <w:ins w:id="40" w:author="Alex Fisher" w:date="2026-03-31T12:26:00Z" w16du:dateUtc="2026-03-31T17:26:00Z">
+      <w:ins w:id="59" w:author="Alex Fisher" w:date="2026-03-31T12:26:00Z" w16du:dateUtc="2026-03-31T17:26:00Z">
         <w:r>
           <w:t xml:space="preserve">more </w:t>
         </w:r>
       </w:ins>
-      <w:ins w:id="41" w:author="Alex Fisher" w:date="2026-03-31T12:25:00Z" w16du:dateUtc="2026-03-31T17:25:00Z">
+      <w:ins w:id="60" w:author="Alex Fisher" w:date="2026-03-31T12:25:00Z" w16du:dateUtc="2026-03-31T17:25:00Z">
         <w:r>
           <w:t xml:space="preserve">with nature and wildlife. </w:t>
         </w:r>
       </w:ins>
-      <w:ins w:id="42" w:author="Kelsey McCune" w:date="2026-03-24T08:22:00Z" w16du:dateUtc="2026-03-24T13:22:00Z">
-        <w:del w:id="43" w:author="Alex Fisher" w:date="2026-03-31T12:24:00Z" w16du:dateUtc="2026-03-31T17:24:00Z">
+      <w:ins w:id="61" w:author="Kelsey McCune" w:date="2026-03-24T08:22:00Z" w16du:dateUtc="2026-03-24T13:22:00Z">
+        <w:del w:id="62" w:author="Alex Fisher" w:date="2026-03-31T12:24:00Z" w16du:dateUtc="2026-03-31T17:24:00Z">
           <w:r>
             <w:delText xml:space="preserve">Add a topic sentence here about </w:delText>
           </w:r>
         </w:del>
       </w:ins>
-      <w:ins w:id="44" w:author="Kelsey McCune" w:date="2026-03-24T08:23:00Z" w16du:dateUtc="2026-03-24T13:23:00Z">
-        <w:del w:id="45" w:author="Alex Fisher" w:date="2026-03-31T12:24:00Z" w16du:dateUtc="2026-03-31T17:24:00Z">
+      <w:ins w:id="63" w:author="Kelsey McCune" w:date="2026-03-24T08:23:00Z" w16du:dateUtc="2026-03-24T13:23:00Z">
+        <w:del w:id="64" w:author="Alex Fisher" w:date="2026-03-31T12:24:00Z" w16du:dateUtc="2026-03-31T17:24:00Z">
           <w:r>
             <w:delText xml:space="preserve">bird feeding and </w:delText>
           </w:r>
         </w:del>
       </w:ins>
-      <w:ins w:id="46" w:author="Kelsey McCune" w:date="2026-03-24T08:22:00Z" w16du:dateUtc="2026-03-24T13:22:00Z">
-        <w:del w:id="47" w:author="Alex Fisher" w:date="2026-03-31T12:24:00Z" w16du:dateUtc="2026-03-31T17:24:00Z">
+      <w:ins w:id="65" w:author="Kelsey McCune" w:date="2026-03-24T08:22:00Z" w16du:dateUtc="2026-03-24T13:22:00Z">
+        <w:del w:id="66" w:author="Alex Fisher" w:date="2026-03-31T12:24:00Z" w16du:dateUtc="2026-03-31T17:24:00Z">
           <w:r>
             <w:delText>poultry</w:delText>
           </w:r>
         </w:del>
       </w:ins>
-      <w:ins w:id="48" w:author="Kelsey McCune" w:date="2026-03-24T08:23:00Z" w16du:dateUtc="2026-03-24T13:23:00Z">
-        <w:del w:id="49" w:author="Alex Fisher" w:date="2026-03-31T12:24:00Z" w16du:dateUtc="2026-03-31T17:24:00Z">
+      <w:ins w:id="67" w:author="Kelsey McCune" w:date="2026-03-24T08:23:00Z" w16du:dateUtc="2026-03-24T13:23:00Z">
+        <w:del w:id="68" w:author="Alex Fisher" w:date="2026-03-31T12:24:00Z" w16du:dateUtc="2026-03-31T17:24:00Z">
           <w:r>
             <w:delText xml:space="preserve"> as an emerging</w:delText>
           </w:r>
         </w:del>
       </w:ins>
-      <w:ins w:id="50" w:author="Kelsey McCune" w:date="2026-03-24T08:25:00Z" w16du:dateUtc="2026-03-24T13:25:00Z">
-        <w:del w:id="51" w:author="Alex Fisher" w:date="2026-03-31T12:24:00Z" w16du:dateUtc="2026-03-31T17:24:00Z">
+      <w:ins w:id="69" w:author="Kelsey McCune" w:date="2026-03-24T08:25:00Z" w16du:dateUtc="2026-03-24T13:25:00Z">
+        <w:del w:id="70" w:author="Alex Fisher" w:date="2026-03-31T12:24:00Z" w16du:dateUtc="2026-03-31T17:24:00Z">
           <w:r>
             <w:delText xml:space="preserve"> hobby expanding the human-wildlife interface.</w:delText>
           </w:r>
         </w:del>
       </w:ins>
-      <w:ins w:id="52" w:author="Kelsey McCune" w:date="2026-03-24T08:23:00Z" w16du:dateUtc="2026-03-24T13:23:00Z">
-        <w:del w:id="53" w:author="Alex Fisher" w:date="2026-03-31T12:24:00Z" w16du:dateUtc="2026-03-31T17:24:00Z">
+      <w:ins w:id="71" w:author="Kelsey McCune" w:date="2026-03-24T08:23:00Z" w16du:dateUtc="2026-03-24T13:23:00Z">
+        <w:del w:id="72" w:author="Alex Fisher" w:date="2026-03-31T12:24:00Z" w16du:dateUtc="2026-03-31T17:24:00Z">
           <w:r>
             <w:delText xml:space="preserve"> </w:delText>
           </w:r>
         </w:del>
       </w:ins>
       <w:r>
-        <w:t xml:space="preserve">"Small-scale" or "backyard" poultry keeping refers to the practice of homeowners maintaining small flocks of chickens on or around their property for purposes such as egg and meat production, animal husbandry, or participation in sustainable food systems. Backyard bird feeding has similarly been a well-established </w:t>
-      </w:r>
-      <w:del w:id="54" w:author="Kelsey McCune" w:date="2026-03-24T08:26:00Z" w16du:dateUtc="2026-03-24T13:26:00Z">
+        <w:t>"Small-scale" or "backyard" poultry keeping refers to the practice of homeowners maintaining small flocks of chickens on or around their property for purposes such as egg and meat production, animal husbandry, or participation in sustainable food systems</w:t>
+      </w:r>
+      <w:ins w:id="73" w:author="Kelsey McCune" w:date="2026-04-01T09:20:00Z" w16du:dateUtc="2026-04-01T14:20:00Z">
+        <w:r>
+          <w:t xml:space="preserve"> (CITE)</w:t>
+        </w:r>
+      </w:ins>
+      <w:r>
+        <w:t>.</w:t>
+      </w:r>
+      <w:ins w:id="74" w:author="Kelsey McCune" w:date="2026-04-01T09:20:00Z" w16du:dateUtc="2026-04-01T14:20:00Z">
+        <w:r>
+          <w:t xml:space="preserve"> The popularity of backyard poultry keeping is growing</w:t>
+        </w:r>
+      </w:ins>
+      <w:ins w:id="75" w:author="Kelsey McCune" w:date="2026-04-01T09:29:00Z" w16du:dateUtc="2026-04-01T14:29:00Z">
+        <w:r>
+          <w:t xml:space="preserve"> in urban and suburban areas</w:t>
+        </w:r>
+      </w:ins>
+      <w:ins w:id="76" w:author="Kelsey McCune" w:date="2026-04-01T09:32:00Z" w16du:dateUtc="2026-04-01T14:32:00Z">
+        <w:r>
+          <w:t xml:space="preserve"> in the United States</w:t>
+        </w:r>
+      </w:ins>
+      <w:ins w:id="77" w:author="Kelsey McCune" w:date="2026-04-01T09:29:00Z" w16du:dateUtc="2026-04-01T14:29:00Z">
+        <w:r>
+          <w:t xml:space="preserve"> (USDA, 2013)</w:t>
+        </w:r>
+      </w:ins>
+      <w:ins w:id="78" w:author="Kelsey McCune" w:date="2026-04-01T09:33:00Z" w16du:dateUtc="2026-04-01T14:33:00Z">
+        <w:r>
+          <w:t xml:space="preserve">, but the practice has been an important part of nutrition and economic stability </w:t>
+        </w:r>
+      </w:ins>
+      <w:ins w:id="79" w:author="Kelsey McCune" w:date="2026-04-01T09:36:00Z" w16du:dateUtc="2026-04-01T14:36:00Z">
+        <w:r>
+          <w:t xml:space="preserve">for centuries </w:t>
+        </w:r>
+      </w:ins>
+      <w:ins w:id="80" w:author="Kelsey McCune" w:date="2026-04-01T09:33:00Z" w16du:dateUtc="2026-04-01T14:33:00Z">
+        <w:r>
+          <w:t xml:space="preserve">in </w:t>
+        </w:r>
+      </w:ins>
+      <w:ins w:id="81" w:author="Kelsey McCune" w:date="2026-04-01T09:36:00Z" w16du:dateUtc="2026-04-01T14:36:00Z">
+        <w:r>
+          <w:t>o</w:t>
+        </w:r>
+      </w:ins>
+      <w:ins w:id="82" w:author="Kelsey McCune" w:date="2026-04-01T09:37:00Z" w16du:dateUtc="2026-04-01T14:37:00Z">
+        <w:r>
+          <w:t>ther regions</w:t>
+        </w:r>
+      </w:ins>
+      <w:ins w:id="83" w:author="Kelsey McCune" w:date="2026-04-01T09:33:00Z" w16du:dateUtc="2026-04-01T14:33:00Z">
+        <w:r>
+          <w:t xml:space="preserve"> </w:t>
+        </w:r>
+      </w:ins>
+      <w:ins w:id="84" w:author="Kelsey McCune" w:date="2026-04-01T09:37:00Z" w16du:dateUtc="2026-04-01T14:37:00Z">
+        <w:r>
+          <w:t>(Alders &amp; Pym, 2009)</w:t>
+        </w:r>
+      </w:ins>
+      <w:ins w:id="85" w:author="Kelsey McCune" w:date="2026-04-01T09:29:00Z" w16du:dateUtc="2026-04-01T14:29:00Z">
+        <w:r>
+          <w:t>.</w:t>
+        </w:r>
+      </w:ins>
+      <w:r>
+        <w:t xml:space="preserve"> Backyard bird feeding has similarly been a well-established </w:t>
+      </w:r>
+      <w:del w:id="86" w:author="Kelsey McCune" w:date="2026-03-24T08:26:00Z" w16du:dateUtc="2026-03-24T13:26:00Z">
         <w:r>
           <w:delText>at-</w:delText>
         </w:r>
@@ -469,29 +642,29 @@
     <w:p>
       <w:pPr>
         <w:rPr>
-          <w:del w:id="55" w:author="Alex Fisher" w:date="2026-03-31T12:35:00Z" w16du:dateUtc="2026-03-31T17:35:00Z"/>
+          <w:del w:id="87" w:author="Alex Fisher" w:date="2026-03-31T12:35:00Z" w16du:dateUtc="2026-03-31T17:35:00Z"/>
         </w:rPr>
       </w:pPr>
-      <w:del w:id="56" w:author="Alex Fisher" w:date="2026-03-31T12:33:00Z" w16du:dateUtc="2026-03-31T17:33:00Z">
+      <w:del w:id="88" w:author="Alex Fisher" w:date="2026-03-31T12:33:00Z" w16du:dateUtc="2026-03-31T17:33:00Z">
         <w:r>
           <w:delText xml:space="preserve">These backyard activities are often carried out by non-professionals in private setting where there is insufficient disease knowledge and little to no guidelines on </w:delText>
         </w:r>
       </w:del>
-      <w:ins w:id="57" w:author="Kelsey McCune" w:date="2026-03-24T08:31:00Z" w16du:dateUtc="2026-03-24T13:31:00Z">
-        <w:del w:id="58" w:author="Alex Fisher" w:date="2026-03-31T12:33:00Z" w16du:dateUtc="2026-03-31T17:33:00Z">
+      <w:ins w:id="89" w:author="Kelsey McCune" w:date="2026-03-24T08:31:00Z" w16du:dateUtc="2026-03-24T13:31:00Z">
+        <w:del w:id="90" w:author="Alex Fisher" w:date="2026-03-31T12:33:00Z" w16du:dateUtc="2026-03-31T17:33:00Z">
           <w:r>
             <w:delText>safety o</w:delText>
           </w:r>
         </w:del>
       </w:ins>
-      <w:ins w:id="59" w:author="Kelsey McCune" w:date="2026-03-24T08:32:00Z" w16du:dateUtc="2026-03-24T13:32:00Z">
-        <w:del w:id="60" w:author="Alex Fisher" w:date="2026-03-31T12:33:00Z" w16du:dateUtc="2026-03-31T17:33:00Z">
+      <w:ins w:id="91" w:author="Kelsey McCune" w:date="2026-03-24T08:32:00Z" w16du:dateUtc="2026-03-24T13:32:00Z">
+        <w:del w:id="92" w:author="Alex Fisher" w:date="2026-03-31T12:33:00Z" w16du:dateUtc="2026-03-31T17:33:00Z">
           <w:r>
             <w:delText xml:space="preserve">r risk </w:delText>
           </w:r>
         </w:del>
       </w:ins>
-      <w:del w:id="61" w:author="Alex Fisher" w:date="2026-03-31T12:33:00Z" w16du:dateUtc="2026-03-31T17:33:00Z">
+      <w:del w:id="93" w:author="Alex Fisher" w:date="2026-03-31T12:33:00Z" w16du:dateUtc="2026-03-31T17:33:00Z">
         <w:r>
           <w:delText xml:space="preserve">management. </w:delText>
         </w:r>
@@ -499,7 +672,7 @@
       <w:r>
         <w:t>This often creates opportunities for</w:t>
       </w:r>
-      <w:ins w:id="62" w:author="Kelsey McCune" w:date="2026-03-24T08:27:00Z" w16du:dateUtc="2026-03-24T13:27:00Z">
+      <w:ins w:id="94" w:author="Kelsey McCune" w:date="2026-03-24T08:27:00Z" w16du:dateUtc="2026-03-24T13:27:00Z">
         <w:r>
           <w:t xml:space="preserve"> novel</w:t>
         </w:r>
@@ -507,23 +680,31 @@
       <w:r>
         <w:t xml:space="preserve"> contact between wild bird species, chicken flocks, domestic pets and humans as well and can allow </w:t>
       </w:r>
-      <w:commentRangeStart w:id="63"/>
-      <w:r>
-        <w:t>for bidirectional transmission of select pathogens</w:t>
-      </w:r>
-      <w:commentRangeEnd w:id="63"/>
+      <w:commentRangeStart w:id="95"/>
+      <w:r>
+        <w:t xml:space="preserve">for bidirectional transmission </w:t>
+      </w:r>
+      <w:ins w:id="96" w:author="Kelsey McCune" w:date="2026-04-01T10:13:00Z" w16du:dateUtc="2026-04-01T15:13:00Z">
+        <w:r>
+          <w:t xml:space="preserve">(spillover) </w:t>
+        </w:r>
+      </w:ins>
+      <w:r>
+        <w:t>of select pathogens</w:t>
+      </w:r>
+      <w:commentRangeEnd w:id="95"/>
       <w:r>
         <w:rPr>
           <w:rStyle w:val="CommentReference"/>
           <w:sz w:val="24"/>
           <w:szCs w:val="24"/>
         </w:rPr>
-        <w:commentReference w:id="63"/>
+        <w:commentReference w:id="95"/>
       </w:r>
       <w:r>
         <w:t xml:space="preserve"> carried by animals or contracted from the environment. </w:t>
       </w:r>
-      <w:del w:id="64" w:author="Alex Fisher" w:date="2026-03-31T12:35:00Z" w16du:dateUtc="2026-03-31T17:35:00Z">
+      <w:del w:id="97" w:author="Alex Fisher" w:date="2026-03-31T12:35:00Z" w16du:dateUtc="2026-03-31T17:35:00Z">
         <w:r>
           <w:delText xml:space="preserve">Poultry are known to be reservoirs and may amplify the persistence for some of these bacteria like </w:delText>
         </w:r>
@@ -569,7 +750,7 @@
           <w:br/>
         </w:r>
       </w:del>
-      <w:ins w:id="65" w:author="Alex Fisher" w:date="2026-03-31T12:35:00Z" w16du:dateUtc="2026-03-31T17:35:00Z">
+      <w:ins w:id="98" w:author="Alex Fisher" w:date="2026-03-31T12:35:00Z" w16du:dateUtc="2026-03-31T17:35:00Z">
         <w:r>
           <w:t>T</w:t>
         </w:r>
@@ -578,75 +759,93 @@
     <w:p>
       <w:pPr>
         <w:rPr>
-          <w:ins w:id="66" w:author="Alex Fisher" w:date="2026-03-31T12:45:00Z" w16du:dateUtc="2026-03-31T17:45:00Z"/>
+          <w:ins w:id="99" w:author="Kelsey McCune" w:date="2026-04-01T10:41:00Z" w16du:dateUtc="2026-04-01T15:41:00Z"/>
         </w:rPr>
       </w:pPr>
-      <w:del w:id="67" w:author="Alex Fisher" w:date="2026-03-31T12:35:00Z" w16du:dateUtc="2026-03-31T17:35:00Z">
+      <w:del w:id="100" w:author="Alex Fisher" w:date="2026-03-31T12:35:00Z" w16du:dateUtc="2026-03-31T17:35:00Z">
         <w:r>
           <w:br w:type="page"/>
         </w:r>
       </w:del>
-      <w:ins w:id="68" w:author="Alex Fisher" w:date="2026-03-31T12:35:00Z">
+      <w:ins w:id="101" w:author="Alex Fisher" w:date="2026-03-31T12:35:00Z">
         <w:r>
           <w:t xml:space="preserve">he </w:t>
         </w:r>
       </w:ins>
-      <w:ins w:id="69" w:author="Alex Fisher" w:date="2026-03-31T12:37:00Z" w16du:dateUtc="2026-03-31T17:37:00Z">
+      <w:ins w:id="102" w:author="Alex Fisher" w:date="2026-03-31T12:37:00Z" w16du:dateUtc="2026-03-31T17:37:00Z">
         <w:r>
           <w:t>prevalence</w:t>
         </w:r>
       </w:ins>
-      <w:ins w:id="70" w:author="Alex Fisher" w:date="2026-03-31T12:35:00Z">
+      <w:ins w:id="103" w:author="Alex Fisher" w:date="2026-03-31T12:35:00Z">
         <w:r>
           <w:t xml:space="preserve"> and spread of zoonotic diseases</w:t>
         </w:r>
       </w:ins>
-      <w:ins w:id="71" w:author="Alex Fisher" w:date="2026-03-31T12:36:00Z" w16du:dateUtc="2026-03-31T17:36:00Z">
+      <w:ins w:id="104" w:author="Alex Fisher" w:date="2026-03-31T12:36:00Z" w16du:dateUtc="2026-03-31T17:36:00Z">
         <w:r>
           <w:t xml:space="preserve">, or </w:t>
         </w:r>
       </w:ins>
-      <w:ins w:id="72" w:author="Alex Fisher" w:date="2026-03-31T12:43:00Z" w16du:dateUtc="2026-03-31T17:43:00Z">
+      <w:ins w:id="105" w:author="Alex Fisher" w:date="2026-03-31T12:43:00Z" w16du:dateUtc="2026-03-31T17:43:00Z">
         <w:r>
           <w:t>diseases shared between wildlife and humans</w:t>
         </w:r>
       </w:ins>
-      <w:ins w:id="73" w:author="Alex Fisher" w:date="2026-03-31T12:36:00Z" w16du:dateUtc="2026-03-31T17:36:00Z">
+      <w:ins w:id="106" w:author="Alex Fisher" w:date="2026-03-31T12:36:00Z" w16du:dateUtc="2026-03-31T17:36:00Z">
         <w:r>
           <w:t xml:space="preserve">, </w:t>
         </w:r>
       </w:ins>
-      <w:ins w:id="74" w:author="Alex Fisher" w:date="2026-03-31T12:35:00Z">
+      <w:ins w:id="107" w:author="Alex Fisher" w:date="2026-03-31T12:35:00Z">
         <w:r>
           <w:t xml:space="preserve">represents one of the most significant </w:t>
         </w:r>
       </w:ins>
-      <w:ins w:id="75" w:author="Alex Fisher" w:date="2026-03-31T12:36:00Z" w16du:dateUtc="2026-03-31T17:36:00Z">
+      <w:ins w:id="108" w:author="Alex Fisher" w:date="2026-03-31T12:36:00Z" w16du:dateUtc="2026-03-31T17:36:00Z">
         <w:r>
           <w:t>effects</w:t>
         </w:r>
       </w:ins>
-      <w:ins w:id="76" w:author="Alex Fisher" w:date="2026-03-31T12:35:00Z">
+      <w:ins w:id="109" w:author="Alex Fisher" w:date="2026-03-31T12:35:00Z">
         <w:r>
           <w:t xml:space="preserve"> of </w:t>
         </w:r>
       </w:ins>
-      <w:ins w:id="77" w:author="Alex Fisher" w:date="2026-03-31T12:37:00Z" w16du:dateUtc="2026-03-31T17:37:00Z">
+      <w:ins w:id="110" w:author="Alex Fisher" w:date="2026-03-31T12:37:00Z" w16du:dateUtc="2026-03-31T17:37:00Z">
         <w:r>
           <w:t>growing</w:t>
         </w:r>
       </w:ins>
-      <w:ins w:id="78" w:author="Alex Fisher" w:date="2026-03-31T12:35:00Z">
-        <w:r>
-          <w:t xml:space="preserve"> human-wildlife contact, with over 70% of </w:t>
-        </w:r>
-      </w:ins>
-      <w:ins w:id="79" w:author="Alex Fisher" w:date="2026-03-31T12:38:00Z" w16du:dateUtc="2026-03-31T17:38:00Z">
+      <w:ins w:id="111" w:author="Alex Fisher" w:date="2026-03-31T12:35:00Z">
+        <w:r>
+          <w:t xml:space="preserve"> </w:t>
+        </w:r>
+        <w:del w:id="112" w:author="Kelsey McCune" w:date="2026-04-01T09:40:00Z" w16du:dateUtc="2026-04-01T14:40:00Z">
+          <w:r>
+            <w:delText xml:space="preserve">human-wildlife </w:delText>
+          </w:r>
+        </w:del>
+        <w:r>
+          <w:t>contact</w:t>
+        </w:r>
+      </w:ins>
+      <w:ins w:id="113" w:author="Kelsey McCune" w:date="2026-04-01T09:40:00Z" w16du:dateUtc="2026-04-01T14:40:00Z">
+        <w:r>
+          <w:t xml:space="preserve"> at the human-wildlife interface</w:t>
+        </w:r>
+      </w:ins>
+      <w:ins w:id="114" w:author="Alex Fisher" w:date="2026-03-31T12:35:00Z">
+        <w:r>
+          <w:t xml:space="preserve">, with over 70% of </w:t>
+        </w:r>
+      </w:ins>
+      <w:ins w:id="115" w:author="Alex Fisher" w:date="2026-03-31T12:38:00Z" w16du:dateUtc="2026-03-31T17:38:00Z">
         <w:r>
           <w:t xml:space="preserve">current human </w:t>
         </w:r>
       </w:ins>
-      <w:ins w:id="80" w:author="Alex Fisher" w:date="2026-03-31T12:39:00Z" w16du:dateUtc="2026-03-31T17:39:00Z">
+      <w:ins w:id="116" w:author="Alex Fisher" w:date="2026-03-31T12:39:00Z" w16du:dateUtc="2026-03-31T17:39:00Z">
         <w:r>
           <w:t xml:space="preserve">diseases </w:t>
         </w:r>
@@ -654,37 +853,138 @@
           <w:t>originating</w:t>
         </w:r>
       </w:ins>
-      <w:ins w:id="81" w:author="Alex Fisher" w:date="2026-03-31T12:38:00Z" w16du:dateUtc="2026-03-31T17:38:00Z">
+      <w:ins w:id="117" w:author="Alex Fisher" w:date="2026-03-31T12:38:00Z" w16du:dateUtc="2026-03-31T17:38:00Z">
         <w:r>
           <w:t xml:space="preserve"> from wildlife</w:t>
         </w:r>
       </w:ins>
-      <w:ins w:id="82" w:author="Alex Fisher" w:date="2026-03-31T12:39:00Z" w16du:dateUtc="2026-03-31T17:39:00Z">
+      <w:ins w:id="118" w:author="Alex Fisher" w:date="2026-03-31T12:39:00Z" w16du:dateUtc="2026-03-31T17:39:00Z">
         <w:r>
           <w:t xml:space="preserve"> </w:t>
         </w:r>
       </w:ins>
-      <w:ins w:id="83" w:author="Alex Fisher" w:date="2026-03-31T12:35:00Z">
-        <w:r>
-          <w:t xml:space="preserve">(Jones et al. 2008). </w:t>
-        </w:r>
-      </w:ins>
-      <w:ins w:id="84" w:author="Alex Fisher" w:date="2026-03-31T15:26:00Z">
+      <w:ins w:id="119" w:author="Alex Fisher" w:date="2026-03-31T12:35:00Z">
+        <w:r>
+          <w:t xml:space="preserve">(Jones et al. </w:t>
+        </w:r>
+        <w:commentRangeStart w:id="120"/>
+        <w:r>
+          <w:t>2008</w:t>
+        </w:r>
+      </w:ins>
+      <w:commentRangeEnd w:id="120"/>
+      <w:r>
+        <w:rPr>
+          <w:rStyle w:val="CommentReference"/>
+        </w:rPr>
+        <w:commentReference w:id="120"/>
+      </w:r>
+      <w:ins w:id="121" w:author="Alex Fisher" w:date="2026-03-31T12:35:00Z">
+        <w:r>
+          <w:t xml:space="preserve">). </w:t>
+        </w:r>
+      </w:ins>
+      <w:ins w:id="122" w:author="Kelsey McCune" w:date="2026-04-01T10:46:00Z" w16du:dateUtc="2026-04-01T15:46:00Z">
+        <w:r>
+          <w:t xml:space="preserve">Here you can </w:t>
+        </w:r>
+      </w:ins>
+      <w:ins w:id="123" w:author="Kelsey McCune" w:date="2026-04-01T10:47:00Z" w16du:dateUtc="2026-04-01T15:47:00Z">
+        <w:r>
+          <w:t>introduce</w:t>
+        </w:r>
+      </w:ins>
+      <w:ins w:id="124" w:author="Kelsey McCune" w:date="2026-04-01T10:46:00Z" w16du:dateUtc="2026-04-01T15:46:00Z">
+        <w:r>
+          <w:t xml:space="preserve"> examples of zoonotic diseases from birds</w:t>
+        </w:r>
+      </w:ins>
+      <w:ins w:id="125" w:author="Kelsey McCune" w:date="2026-04-01T10:47:00Z" w16du:dateUtc="2026-04-01T15:47:00Z">
+        <w:r>
+          <w:t>/chickens</w:t>
+        </w:r>
+      </w:ins>
+      <w:ins w:id="126" w:author="Kelsey McCune" w:date="2026-04-01T10:46:00Z" w16du:dateUtc="2026-04-01T15:46:00Z">
+        <w:r>
+          <w:t xml:space="preserve"> that most comm</w:t>
+        </w:r>
+      </w:ins>
+      <w:ins w:id="127" w:author="Kelsey McCune" w:date="2026-04-01T10:47:00Z" w16du:dateUtc="2026-04-01T15:47:00Z">
+        <w:r>
+          <w:t>only</w:t>
+        </w:r>
+      </w:ins>
+      <w:ins w:id="128" w:author="Kelsey McCune" w:date="2026-04-01T10:46:00Z" w16du:dateUtc="2026-04-01T15:46:00Z">
+        <w:r>
+          <w:t xml:space="preserve"> affect </w:t>
+        </w:r>
+        <w:proofErr w:type="gramStart"/>
+        <w:r>
+          <w:t>humans</w:t>
+        </w:r>
+      </w:ins>
+      <w:proofErr w:type="gramEnd"/>
+      <w:ins w:id="129" w:author="Kelsey McCune" w:date="2026-04-01T10:47:00Z" w16du:dateUtc="2026-04-01T15:47:00Z">
+        <w:r>
+          <w:t xml:space="preserve"> so the mention of Salmonella and e coli below doesn’t come out of nowhere.</w:t>
+        </w:r>
+      </w:ins>
+    </w:p>
+    <w:p>
+      <w:pPr>
+        <w:rPr>
+          <w:ins w:id="130" w:author="Kelsey McCune" w:date="2026-04-01T10:41:00Z" w16du:dateUtc="2026-04-01T15:41:00Z"/>
+        </w:rPr>
+      </w:pPr>
+      <w:ins w:id="131" w:author="Alex Fisher" w:date="2026-03-31T15:26:00Z">
         <w:r>
           <w:t>Bird feeders aggregate wild birds at irregular densities, increasing both direct contact rates between individuals and fecal-oral transmission of bacterial pathogens among individuals and species (Becker and Hall 2014; Becker et al. 2015)</w:t>
         </w:r>
       </w:ins>
-      <w:ins w:id="85" w:author="Alex Fisher" w:date="2026-03-31T12:35:00Z">
-        <w:r>
-          <w:t xml:space="preserve">. Backyard poultry can further compound this risk, as chickens </w:t>
-        </w:r>
-      </w:ins>
-      <w:ins w:id="86" w:author="Alex Fisher" w:date="2026-03-31T12:40:00Z" w16du:dateUtc="2026-03-31T17:40:00Z">
+      <w:ins w:id="132" w:author="Alex Fisher" w:date="2026-03-31T12:35:00Z">
+        <w:r>
+          <w:t>.</w:t>
+        </w:r>
+      </w:ins>
+      <w:ins w:id="133" w:author="Kelsey McCune" w:date="2026-04-01T10:20:00Z" w16du:dateUtc="2026-04-01T15:20:00Z">
+        <w:r>
+          <w:t xml:space="preserve"> Maybe an ex</w:t>
+        </w:r>
+      </w:ins>
+      <w:ins w:id="134" w:author="Kelsey McCune" w:date="2026-04-01T10:21:00Z" w16du:dateUtc="2026-04-01T15:21:00Z">
+        <w:r>
+          <w:t>ample here of a study that found higher bird densities at feeders and higher prevalence of disease?</w:t>
+        </w:r>
+      </w:ins>
+      <w:ins w:id="135" w:author="Kelsey McCune" w:date="2026-04-01T10:45:00Z" w16du:dateUtc="2026-04-01T15:45:00Z">
+        <w:r>
+          <w:t xml:space="preserve"> And content about contact frequency that you have below in the last paragraph can go here as well.</w:t>
+        </w:r>
+      </w:ins>
+    </w:p>
+    <w:p>
+      <w:pPr>
+        <w:rPr>
+          <w:ins w:id="136" w:author="Alex Fisher" w:date="2026-03-31T12:45:00Z" w16du:dateUtc="2026-03-31T17:45:00Z"/>
+        </w:rPr>
+      </w:pPr>
+      <w:ins w:id="137" w:author="Alex Fisher" w:date="2026-03-31T12:35:00Z">
+        <w:del w:id="138" w:author="Kelsey McCune" w:date="2026-04-01T10:41:00Z" w16du:dateUtc="2026-04-01T15:41:00Z">
+          <w:r>
+            <w:delText xml:space="preserve"> </w:delText>
+          </w:r>
+        </w:del>
+        <w:commentRangeStart w:id="139"/>
+        <w:r>
+          <w:t xml:space="preserve">Backyard poultry can further compound this risk, as chickens </w:t>
+        </w:r>
+      </w:ins>
+      <w:ins w:id="140" w:author="Alex Fisher" w:date="2026-03-31T12:40:00Z" w16du:dateUtc="2026-03-31T17:40:00Z">
         <w:r>
           <w:t>are known</w:t>
         </w:r>
       </w:ins>
-      <w:ins w:id="87" w:author="Alex Fisher" w:date="2026-03-31T12:35:00Z">
+      <w:ins w:id="141" w:author="Alex Fisher" w:date="2026-03-31T12:35:00Z">
         <w:r>
           <w:t xml:space="preserve"> reservoirs for </w:t>
         </w:r>
@@ -709,42 +1009,95 @@
           <w:t xml:space="preserve">, </w:t>
         </w:r>
       </w:ins>
-      <w:ins w:id="88" w:author="Alex Fisher" w:date="2026-03-31T12:42:00Z" w16du:dateUtc="2026-03-31T17:42:00Z">
+      <w:ins w:id="142" w:author="Alex Fisher" w:date="2026-03-31T12:42:00Z" w16du:dateUtc="2026-03-31T17:42:00Z">
         <w:r>
           <w:t>and can</w:t>
         </w:r>
       </w:ins>
-      <w:ins w:id="89" w:author="Alex Fisher" w:date="2026-03-31T12:35:00Z">
-        <w:r>
-          <w:t xml:space="preserve"> amplify pathogen persistence in the environment and </w:t>
-        </w:r>
-      </w:ins>
-      <w:ins w:id="90" w:author="Alex Fisher" w:date="2026-03-31T12:42:00Z" w16du:dateUtc="2026-03-31T17:42:00Z">
-        <w:r>
-          <w:t>allowing for possible</w:t>
-        </w:r>
-      </w:ins>
-      <w:ins w:id="91" w:author="Alex Fisher" w:date="2026-03-31T12:35:00Z">
-        <w:r>
-          <w:t xml:space="preserve"> spillover to wild birds, humans, and other domestic animals (Larsen et al. 2022). Salmonellosis is responsible for hundreds of documented wild bird mortality events (Hall and Saito 2008) and has been linked to human illness through contact with contaminated feeders and wild songbirds (Patel et al. 202</w:t>
-        </w:r>
-      </w:ins>
-      <w:ins w:id="92" w:author="Alex Fisher" w:date="2026-03-31T13:26:00Z" w16du:dateUtc="2026-03-31T18:26:00Z">
+      <w:ins w:id="143" w:author="Alex Fisher" w:date="2026-03-31T12:35:00Z">
+        <w:r>
+          <w:t xml:space="preserve"> amplify pathogen persistence in the environment </w:t>
+        </w:r>
+      </w:ins>
+      <w:commentRangeEnd w:id="139"/>
+      <w:r>
+        <w:rPr>
+          <w:rStyle w:val="CommentReference"/>
+        </w:rPr>
+        <w:commentReference w:id="139"/>
+      </w:r>
+      <w:ins w:id="144" w:author="Alex Fisher" w:date="2026-03-31T12:35:00Z">
+        <w:r>
+          <w:t xml:space="preserve">and </w:t>
+        </w:r>
+      </w:ins>
+      <w:ins w:id="145" w:author="Alex Fisher" w:date="2026-03-31T12:42:00Z" w16du:dateUtc="2026-03-31T17:42:00Z">
+        <w:r>
+          <w:t>allow</w:t>
+        </w:r>
+        <w:del w:id="146" w:author="Kelsey McCune" w:date="2026-04-01T10:13:00Z" w16du:dateUtc="2026-04-01T15:13:00Z">
+          <w:r>
+            <w:delText>ing</w:delText>
+          </w:r>
+        </w:del>
+        <w:r>
+          <w:t xml:space="preserve"> for possible</w:t>
+        </w:r>
+      </w:ins>
+      <w:ins w:id="147" w:author="Alex Fisher" w:date="2026-03-31T12:35:00Z">
+        <w:r>
+          <w:t xml:space="preserve"> spillover to wild birds, humans, and other domestic animals (Larsen et al. 2022). Salmonellosis is responsible for hundreds of documented wild bird mortality events (Hall and Saito 2008) and has been linked to human illness through contact with contaminated </w:t>
+        </w:r>
+        <w:commentRangeStart w:id="148"/>
+        <w:r>
+          <w:t>feeders and wild songbirds (Patel et al. 202</w:t>
+        </w:r>
+      </w:ins>
+      <w:ins w:id="149" w:author="Alex Fisher" w:date="2026-03-31T13:26:00Z" w16du:dateUtc="2026-03-31T18:26:00Z">
         <w:r>
           <w:t>1</w:t>
         </w:r>
       </w:ins>
-      <w:ins w:id="93" w:author="Alex Fisher" w:date="2026-03-31T12:35:00Z">
-        <w:r>
-          <w:t>). The combined proximity of human dwellings, bird feeders, and chicken housing may render these interacting factors a concern for public and wildlife health.</w:t>
-        </w:r>
-      </w:ins>
-      <w:ins w:id="94" w:author="Alex Fisher" w:date="2026-03-31T12:41:00Z" w16du:dateUtc="2026-03-31T17:41:00Z">
+      <w:ins w:id="150" w:author="Alex Fisher" w:date="2026-03-31T12:35:00Z">
+        <w:r>
+          <w:t>)</w:t>
+        </w:r>
+      </w:ins>
+      <w:ins w:id="151" w:author="Kelsey McCune" w:date="2026-04-01T10:23:00Z" w16du:dateUtc="2026-04-01T15:23:00Z">
+        <w:r>
+          <w:t>, as well as backyard poultry (</w:t>
+        </w:r>
+      </w:ins>
+      <w:ins w:id="152" w:author="Kelsey McCune" w:date="2026-04-01T10:28:00Z" w16du:dateUtc="2026-04-01T15:28:00Z">
+        <w:r>
+          <w:t>CDC, 2025)</w:t>
+        </w:r>
+      </w:ins>
+      <w:ins w:id="153" w:author="Alex Fisher" w:date="2026-03-31T12:35:00Z">
+        <w:r>
+          <w:t xml:space="preserve">. </w:t>
+        </w:r>
+      </w:ins>
+      <w:commentRangeEnd w:id="148"/>
+      <w:del w:id="154" w:author="Kelsey McCune" w:date="2026-04-01T10:00:00Z" w16du:dateUtc="2026-04-01T15:00:00Z">
+        <w:r>
+          <w:rPr>
+            <w:rStyle w:val="CommentReference"/>
+          </w:rPr>
+          <w:commentReference w:id="148"/>
+        </w:r>
+      </w:del>
+      <w:ins w:id="155" w:author="Alex Fisher" w:date="2026-03-31T12:35:00Z">
+        <w:r>
+          <w:t>The combined proximity of human dwellings, bird feeders, and chicken housing may render these interacting factors a concern for public and wildlife health.</w:t>
+        </w:r>
+      </w:ins>
+      <w:ins w:id="156" w:author="Alex Fisher" w:date="2026-03-31T12:41:00Z" w16du:dateUtc="2026-03-31T17:41:00Z">
         <w:r>
           <w:t xml:space="preserve"> </w:t>
         </w:r>
       </w:ins>
-      <w:ins w:id="95" w:author="Alex Fisher" w:date="2026-03-31T12:45:00Z" w16du:dateUtc="2026-03-31T17:45:00Z">
+      <w:ins w:id="157" w:author="Alex Fisher" w:date="2026-03-31T12:45:00Z" w16du:dateUtc="2026-03-31T17:45:00Z">
         <w:r>
           <w:br/>
         </w:r>
@@ -753,27 +1106,28 @@
     <w:p>
       <w:pPr>
         <w:rPr>
-          <w:ins w:id="96" w:author="Alex Fisher" w:date="2026-03-31T12:45:00Z"/>
+          <w:ins w:id="158" w:author="Alex Fisher" w:date="2026-03-31T12:45:00Z"/>
           <w:color w:val="000000" w:themeColor="text1"/>
           <w:sz w:val="13"/>
           <w:szCs w:val="13"/>
-          <w:rPrChange w:id="97" w:author="Alex Fisher" w:date="2026-03-31T12:45:00Z" w16du:dateUtc="2026-03-31T17:45:00Z">
+          <w:rPrChange w:id="159" w:author="Alex Fisher" w:date="2026-03-31T12:45:00Z" w16du:dateUtc="2026-03-31T17:45:00Z">
             <w:rPr>
-              <w:ins w:id="98" w:author="Alex Fisher" w:date="2026-03-31T12:45:00Z"/>
+              <w:ins w:id="160" w:author="Alex Fisher" w:date="2026-03-31T12:45:00Z"/>
             </w:rPr>
           </w:rPrChange>
         </w:rPr>
       </w:pPr>
-      <w:ins w:id="99" w:author="Alex Fisher" w:date="2026-03-31T12:45:00Z" w16du:dateUtc="2026-03-31T17:45:00Z">
+      <w:ins w:id="161" w:author="Alex Fisher" w:date="2026-03-31T12:45:00Z" w16du:dateUtc="2026-03-31T17:45:00Z">
         <w:r>
           <w:rPr>
             <w:color w:val="000000" w:themeColor="text1"/>
             <w:sz w:val="13"/>
             <w:szCs w:val="13"/>
-            <w:rPrChange w:id="100" w:author="Alex Fisher" w:date="2026-03-31T12:45:00Z" w16du:dateUtc="2026-03-31T17:45:00Z">
+            <w:rPrChange w:id="162" w:author="Alex Fisher" w:date="2026-03-31T12:45:00Z" w16du:dateUtc="2026-03-31T17:45:00Z">
               <w:rPr/>
             </w:rPrChange>
           </w:rPr>
+          <w:lastRenderedPageBreak/>
           <w:t>Sources:</w:t>
         </w:r>
         <w:r>
@@ -781,20 +1135,20 @@
             <w:color w:val="000000" w:themeColor="text1"/>
             <w:sz w:val="13"/>
             <w:szCs w:val="13"/>
-            <w:rPrChange w:id="101" w:author="Alex Fisher" w:date="2026-03-31T12:45:00Z" w16du:dateUtc="2026-03-31T17:45:00Z">
+            <w:rPrChange w:id="163" w:author="Alex Fisher" w:date="2026-03-31T12:45:00Z" w16du:dateUtc="2026-03-31T17:45:00Z">
               <w:rPr/>
             </w:rPrChange>
           </w:rPr>
           <w:br/>
         </w:r>
       </w:ins>
-      <w:ins w:id="102" w:author="Alex Fisher" w:date="2026-03-31T12:45:00Z">
+      <w:ins w:id="164" w:author="Alex Fisher" w:date="2026-03-31T12:45:00Z">
         <w:r>
           <w:rPr>
             <w:color w:val="000000" w:themeColor="text1"/>
             <w:sz w:val="13"/>
             <w:szCs w:val="13"/>
-            <w:rPrChange w:id="103" w:author="Alex Fisher" w:date="2026-03-31T12:45:00Z" w16du:dateUtc="2026-03-31T17:45:00Z">
+            <w:rPrChange w:id="165" w:author="Alex Fisher" w:date="2026-03-31T12:45:00Z" w16du:dateUtc="2026-03-31T17:45:00Z">
               <w:rPr/>
             </w:rPrChange>
           </w:rPr>
@@ -807,7 +1161,7 @@
             <w:color w:val="000000" w:themeColor="text1"/>
             <w:sz w:val="13"/>
             <w:szCs w:val="13"/>
-            <w:rPrChange w:id="104" w:author="Alex Fisher" w:date="2026-03-31T12:45:00Z" w16du:dateUtc="2026-03-31T17:45:00Z">
+            <w:rPrChange w:id="166" w:author="Alex Fisher" w:date="2026-03-31T12:45:00Z" w16du:dateUtc="2026-03-31T17:45:00Z">
               <w:rPr>
                 <w:i/>
                 <w:iCs/>
@@ -821,7 +1175,7 @@
             <w:color w:val="000000" w:themeColor="text1"/>
             <w:sz w:val="13"/>
             <w:szCs w:val="13"/>
-            <w:rPrChange w:id="105" w:author="Alex Fisher" w:date="2026-03-31T12:45:00Z" w16du:dateUtc="2026-03-31T17:45:00Z">
+            <w:rPrChange w:id="167" w:author="Alex Fisher" w:date="2026-03-31T12:45:00Z" w16du:dateUtc="2026-03-31T17:45:00Z">
               <w:rPr/>
             </w:rPrChange>
           </w:rPr>
@@ -832,28 +1186,47 @@
     <w:p>
       <w:pPr>
         <w:rPr>
-          <w:ins w:id="106" w:author="Alex Fisher" w:date="2026-03-31T12:45:00Z"/>
+          <w:ins w:id="168" w:author="Kelsey McCune" w:date="2026-04-01T10:29:00Z" w16du:dateUtc="2026-04-01T15:29:00Z"/>
           <w:color w:val="000000" w:themeColor="text1"/>
           <w:sz w:val="13"/>
           <w:szCs w:val="13"/>
-          <w:rPrChange w:id="107" w:author="Alex Fisher" w:date="2026-03-31T12:45:00Z" w16du:dateUtc="2026-03-31T17:45:00Z">
-            <w:rPr>
-              <w:ins w:id="108" w:author="Alex Fisher" w:date="2026-03-31T12:45:00Z"/>
-            </w:rPr>
-          </w:rPrChange>
         </w:rPr>
       </w:pPr>
-      <w:ins w:id="109" w:author="Alex Fisher" w:date="2026-03-31T12:45:00Z">
+      <w:ins w:id="169" w:author="Alex Fisher" w:date="2026-03-31T12:45:00Z">
         <w:r>
           <w:rPr>
             <w:color w:val="000000" w:themeColor="text1"/>
             <w:sz w:val="13"/>
             <w:szCs w:val="13"/>
-            <w:rPrChange w:id="110" w:author="Alex Fisher" w:date="2026-03-31T12:45:00Z" w16du:dateUtc="2026-03-31T17:45:00Z">
+            <w:rPrChange w:id="170" w:author="Alex Fisher" w:date="2026-03-31T12:45:00Z" w16du:dateUtc="2026-03-31T17:45:00Z">
               <w:rPr/>
             </w:rPrChange>
           </w:rPr>
-          <w:t xml:space="preserve">Becker, D. J., D. G. Streicker, and S. Altizer. 2015. Linking anthropogenic resources to wildlife-pathogen dynamics: a review and meta-analysis. </w:t>
+          <w:t xml:space="preserve">Becker, D. J., D. G. </w:t>
+        </w:r>
+        <w:proofErr w:type="spellStart"/>
+        <w:r>
+          <w:rPr>
+            <w:color w:val="000000" w:themeColor="text1"/>
+            <w:sz w:val="13"/>
+            <w:szCs w:val="13"/>
+            <w:rPrChange w:id="171" w:author="Alex Fisher" w:date="2026-03-31T12:45:00Z" w16du:dateUtc="2026-03-31T17:45:00Z">
+              <w:rPr/>
+            </w:rPrChange>
+          </w:rPr>
+          <w:t>Streicker</w:t>
+        </w:r>
+        <w:proofErr w:type="spellEnd"/>
+        <w:r>
+          <w:rPr>
+            <w:color w:val="000000" w:themeColor="text1"/>
+            <w:sz w:val="13"/>
+            <w:szCs w:val="13"/>
+            <w:rPrChange w:id="172" w:author="Alex Fisher" w:date="2026-03-31T12:45:00Z" w16du:dateUtc="2026-03-31T17:45:00Z">
+              <w:rPr/>
+            </w:rPrChange>
+          </w:rPr>
+          <w:t xml:space="preserve">, and S. Altizer. 2015. Linking anthropogenic resources to wildlife-pathogen dynamics: a review and meta-analysis. </w:t>
         </w:r>
         <w:r>
           <w:rPr>
@@ -862,7 +1235,7 @@
             <w:color w:val="000000" w:themeColor="text1"/>
             <w:sz w:val="13"/>
             <w:szCs w:val="13"/>
-            <w:rPrChange w:id="111" w:author="Alex Fisher" w:date="2026-03-31T12:45:00Z" w16du:dateUtc="2026-03-31T17:45:00Z">
+            <w:rPrChange w:id="173" w:author="Alex Fisher" w:date="2026-03-31T12:45:00Z" w16du:dateUtc="2026-03-31T17:45:00Z">
               <w:rPr>
                 <w:i/>
                 <w:iCs/>
@@ -876,7 +1249,7 @@
             <w:color w:val="000000" w:themeColor="text1"/>
             <w:sz w:val="13"/>
             <w:szCs w:val="13"/>
-            <w:rPrChange w:id="112" w:author="Alex Fisher" w:date="2026-03-31T12:45:00Z" w16du:dateUtc="2026-03-31T17:45:00Z">
+            <w:rPrChange w:id="174" w:author="Alex Fisher" w:date="2026-03-31T12:45:00Z" w16du:dateUtc="2026-03-31T17:45:00Z">
               <w:rPr/>
             </w:rPrChange>
           </w:rPr>
@@ -886,25 +1259,64 @@
     </w:p>
     <w:p>
       <w:pPr>
-        <w:rPr>
-          <w:ins w:id="113" w:author="Alex Fisher" w:date="2026-03-31T12:45:00Z"/>
+        <w:pStyle w:val="NormalWeb"/>
+        <w:ind w:left="567" w:hanging="567"/>
+        <w:rPr>
+          <w:ins w:id="175" w:author="Kelsey McCune" w:date="2026-04-01T10:29:00Z" w16du:dateUtc="2026-04-01T15:29:00Z"/>
+        </w:rPr>
+      </w:pPr>
+      <w:ins w:id="176" w:author="Kelsey McCune" w:date="2026-04-01T10:29:00Z" w16du:dateUtc="2026-04-01T15:29:00Z">
+        <w:r>
+          <w:t xml:space="preserve">CDC. (2025, September 29). </w:t>
+        </w:r>
+        <w:r>
+          <w:rPr>
+            <w:i/>
+            <w:iCs/>
+          </w:rPr>
+          <w:t>Salmonella outbreaks linked to Backyard Poultry</w:t>
+        </w:r>
+        <w:r>
+          <w:t xml:space="preserve">. Salmonella Infection (Salmonellosis). https://www.cdc.gov/salmonella/outbreaks/mbandaka-05-01/ </w:t>
+        </w:r>
+      </w:ins>
+    </w:p>
+    <w:p>
+      <w:pPr>
+        <w:rPr>
+          <w:ins w:id="177" w:author="Alex Fisher" w:date="2026-03-31T12:45:00Z"/>
           <w:color w:val="000000" w:themeColor="text1"/>
           <w:sz w:val="13"/>
           <w:szCs w:val="13"/>
-          <w:rPrChange w:id="114" w:author="Alex Fisher" w:date="2026-03-31T12:45:00Z" w16du:dateUtc="2026-03-31T17:45:00Z">
+          <w:rPrChange w:id="178" w:author="Alex Fisher" w:date="2026-03-31T12:45:00Z" w16du:dateUtc="2026-03-31T17:45:00Z">
             <w:rPr>
-              <w:ins w:id="115" w:author="Alex Fisher" w:date="2026-03-31T12:45:00Z"/>
+              <w:ins w:id="179" w:author="Alex Fisher" w:date="2026-03-31T12:45:00Z"/>
             </w:rPr>
           </w:rPrChange>
         </w:rPr>
       </w:pPr>
-      <w:ins w:id="116" w:author="Alex Fisher" w:date="2026-03-31T12:45:00Z">
+    </w:p>
+    <w:p>
+      <w:pPr>
+        <w:rPr>
+          <w:ins w:id="180" w:author="Alex Fisher" w:date="2026-03-31T12:45:00Z"/>
+          <w:color w:val="000000" w:themeColor="text1"/>
+          <w:sz w:val="13"/>
+          <w:szCs w:val="13"/>
+          <w:rPrChange w:id="181" w:author="Alex Fisher" w:date="2026-03-31T12:45:00Z" w16du:dateUtc="2026-03-31T17:45:00Z">
+            <w:rPr>
+              <w:ins w:id="182" w:author="Alex Fisher" w:date="2026-03-31T12:45:00Z"/>
+            </w:rPr>
+          </w:rPrChange>
+        </w:rPr>
+      </w:pPr>
+      <w:ins w:id="183" w:author="Alex Fisher" w:date="2026-03-31T12:45:00Z">
         <w:r>
           <w:rPr>
             <w:color w:val="000000" w:themeColor="text1"/>
             <w:sz w:val="13"/>
             <w:szCs w:val="13"/>
-            <w:rPrChange w:id="117" w:author="Alex Fisher" w:date="2026-03-31T12:45:00Z" w16du:dateUtc="2026-03-31T17:45:00Z">
+            <w:rPrChange w:id="184" w:author="Alex Fisher" w:date="2026-03-31T12:45:00Z" w16du:dateUtc="2026-03-31T17:45:00Z">
               <w:rPr/>
             </w:rPrChange>
           </w:rPr>
@@ -917,7 +1329,7 @@
             <w:color w:val="000000" w:themeColor="text1"/>
             <w:sz w:val="13"/>
             <w:szCs w:val="13"/>
-            <w:rPrChange w:id="118" w:author="Alex Fisher" w:date="2026-03-31T12:45:00Z" w16du:dateUtc="2026-03-31T17:45:00Z">
+            <w:rPrChange w:id="185" w:author="Alex Fisher" w:date="2026-03-31T12:45:00Z" w16du:dateUtc="2026-03-31T17:45:00Z">
               <w:rPr>
                 <w:i/>
                 <w:iCs/>
@@ -931,7 +1343,7 @@
             <w:color w:val="000000" w:themeColor="text1"/>
             <w:sz w:val="13"/>
             <w:szCs w:val="13"/>
-            <w:rPrChange w:id="119" w:author="Alex Fisher" w:date="2026-03-31T12:45:00Z" w16du:dateUtc="2026-03-31T17:45:00Z">
+            <w:rPrChange w:id="186" w:author="Alex Fisher" w:date="2026-03-31T12:45:00Z" w16du:dateUtc="2026-03-31T17:45:00Z">
               <w:rPr/>
             </w:rPrChange>
           </w:rPr>
@@ -942,28 +1354,76 @@
     <w:p>
       <w:pPr>
         <w:rPr>
-          <w:ins w:id="120" w:author="Alex Fisher" w:date="2026-03-31T12:45:00Z"/>
+          <w:ins w:id="187" w:author="Alex Fisher" w:date="2026-03-31T12:45:00Z"/>
           <w:color w:val="000000" w:themeColor="text1"/>
           <w:sz w:val="13"/>
           <w:szCs w:val="13"/>
-          <w:rPrChange w:id="121" w:author="Alex Fisher" w:date="2026-03-31T12:45:00Z" w16du:dateUtc="2026-03-31T17:45:00Z">
+          <w:rPrChange w:id="188" w:author="Alex Fisher" w:date="2026-03-31T12:45:00Z" w16du:dateUtc="2026-03-31T17:45:00Z">
             <w:rPr>
-              <w:ins w:id="122" w:author="Alex Fisher" w:date="2026-03-31T12:45:00Z"/>
+              <w:ins w:id="189" w:author="Alex Fisher" w:date="2026-03-31T12:45:00Z"/>
             </w:rPr>
           </w:rPrChange>
         </w:rPr>
       </w:pPr>
-      <w:ins w:id="123" w:author="Alex Fisher" w:date="2026-03-31T12:45:00Z">
+      <w:ins w:id="190" w:author="Alex Fisher" w:date="2026-03-31T12:45:00Z">
         <w:r>
           <w:rPr>
             <w:color w:val="000000" w:themeColor="text1"/>
             <w:sz w:val="13"/>
             <w:szCs w:val="13"/>
-            <w:rPrChange w:id="124" w:author="Alex Fisher" w:date="2026-03-31T12:45:00Z" w16du:dateUtc="2026-03-31T17:45:00Z">
+            <w:rPrChange w:id="191" w:author="Alex Fisher" w:date="2026-03-31T12:45:00Z" w16du:dateUtc="2026-03-31T17:45:00Z">
               <w:rPr/>
             </w:rPrChange>
           </w:rPr>
-          <w:t xml:space="preserve">Jones, K. E., N. G. Patel, M. A. Levy, A. Storeygard, D. Balk, J. L. Gittleman, and P. Daszak. 2008. Global trends in emerging infectious diseases. </w:t>
+          <w:t xml:space="preserve">Jones, K. E., N. G. Patel, M. A. Levy, A. </w:t>
+        </w:r>
+        <w:proofErr w:type="spellStart"/>
+        <w:r>
+          <w:rPr>
+            <w:color w:val="000000" w:themeColor="text1"/>
+            <w:sz w:val="13"/>
+            <w:szCs w:val="13"/>
+            <w:rPrChange w:id="192" w:author="Alex Fisher" w:date="2026-03-31T12:45:00Z" w16du:dateUtc="2026-03-31T17:45:00Z">
+              <w:rPr/>
+            </w:rPrChange>
+          </w:rPr>
+          <w:t>Storeygard</w:t>
+        </w:r>
+        <w:proofErr w:type="spellEnd"/>
+        <w:r>
+          <w:rPr>
+            <w:color w:val="000000" w:themeColor="text1"/>
+            <w:sz w:val="13"/>
+            <w:szCs w:val="13"/>
+            <w:rPrChange w:id="193" w:author="Alex Fisher" w:date="2026-03-31T12:45:00Z" w16du:dateUtc="2026-03-31T17:45:00Z">
+              <w:rPr/>
+            </w:rPrChange>
+          </w:rPr>
+          <w:t xml:space="preserve">, D. Balk, J. L. Gittleman, and P. </w:t>
+        </w:r>
+        <w:proofErr w:type="spellStart"/>
+        <w:r>
+          <w:rPr>
+            <w:color w:val="000000" w:themeColor="text1"/>
+            <w:sz w:val="13"/>
+            <w:szCs w:val="13"/>
+            <w:rPrChange w:id="194" w:author="Alex Fisher" w:date="2026-03-31T12:45:00Z" w16du:dateUtc="2026-03-31T17:45:00Z">
+              <w:rPr/>
+            </w:rPrChange>
+          </w:rPr>
+          <w:t>Daszak</w:t>
+        </w:r>
+        <w:proofErr w:type="spellEnd"/>
+        <w:r>
+          <w:rPr>
+            <w:color w:val="000000" w:themeColor="text1"/>
+            <w:sz w:val="13"/>
+            <w:szCs w:val="13"/>
+            <w:rPrChange w:id="195" w:author="Alex Fisher" w:date="2026-03-31T12:45:00Z" w16du:dateUtc="2026-03-31T17:45:00Z">
+              <w:rPr/>
+            </w:rPrChange>
+          </w:rPr>
+          <w:t xml:space="preserve">. 2008. Global trends in emerging infectious diseases. </w:t>
         </w:r>
         <w:r>
           <w:rPr>
@@ -972,7 +1432,7 @@
             <w:color w:val="000000" w:themeColor="text1"/>
             <w:sz w:val="13"/>
             <w:szCs w:val="13"/>
-            <w:rPrChange w:id="125" w:author="Alex Fisher" w:date="2026-03-31T12:45:00Z" w16du:dateUtc="2026-03-31T17:45:00Z">
+            <w:rPrChange w:id="196" w:author="Alex Fisher" w:date="2026-03-31T12:45:00Z" w16du:dateUtc="2026-03-31T17:45:00Z">
               <w:rPr>
                 <w:i/>
                 <w:iCs/>
@@ -986,7 +1446,7 @@
             <w:color w:val="000000" w:themeColor="text1"/>
             <w:sz w:val="13"/>
             <w:szCs w:val="13"/>
-            <w:rPrChange w:id="126" w:author="Alex Fisher" w:date="2026-03-31T12:45:00Z" w16du:dateUtc="2026-03-31T17:45:00Z">
+            <w:rPrChange w:id="197" w:author="Alex Fisher" w:date="2026-03-31T12:45:00Z" w16du:dateUtc="2026-03-31T17:45:00Z">
               <w:rPr/>
             </w:rPrChange>
           </w:rPr>
@@ -997,13 +1457,13 @@
     <w:p>
       <w:pPr>
         <w:rPr>
-          <w:ins w:id="127" w:author="Alex Fisher" w:date="2026-03-31T12:48:00Z"/>
+          <w:ins w:id="198" w:author="Alex Fisher" w:date="2026-03-31T12:48:00Z"/>
           <w:color w:val="000000" w:themeColor="text1"/>
           <w:sz w:val="13"/>
           <w:szCs w:val="13"/>
         </w:rPr>
       </w:pPr>
-      <w:ins w:id="128" w:author="Alex Fisher" w:date="2026-03-31T12:48:00Z">
+      <w:ins w:id="199" w:author="Alex Fisher" w:date="2026-03-31T12:48:00Z">
         <w:r>
           <w:rPr>
             <w:color w:val="000000" w:themeColor="text1"/>
@@ -1053,25 +1513,61 @@
     <w:p>
       <w:pPr>
         <w:rPr>
-          <w:ins w:id="129" w:author="Alex Fisher" w:date="2026-03-31T12:35:00Z" w16du:dateUtc="2026-03-31T17:35:00Z"/>
+          <w:ins w:id="200" w:author="Alex Fisher" w:date="2026-03-31T12:35:00Z" w16du:dateUtc="2026-03-31T17:35:00Z"/>
           <w:color w:val="000000" w:themeColor="text1"/>
           <w:sz w:val="13"/>
           <w:szCs w:val="13"/>
-          <w:rPrChange w:id="130" w:author="Alex Fisher" w:date="2026-03-31T15:53:00Z" w16du:dateUtc="2026-03-31T20:53:00Z">
+          <w:rPrChange w:id="201" w:author="Alex Fisher" w:date="2026-03-31T15:53:00Z" w16du:dateUtc="2026-03-31T20:53:00Z">
             <w:rPr>
-              <w:ins w:id="131" w:author="Alex Fisher" w:date="2026-03-31T12:35:00Z" w16du:dateUtc="2026-03-31T17:35:00Z"/>
+              <w:ins w:id="202" w:author="Alex Fisher" w:date="2026-03-31T12:35:00Z" w16du:dateUtc="2026-03-31T17:35:00Z"/>
             </w:rPr>
           </w:rPrChange>
         </w:rPr>
       </w:pPr>
-      <w:ins w:id="132" w:author="Alex Fisher" w:date="2026-03-31T13:19:00Z">
+      <w:ins w:id="203" w:author="Alex Fisher" w:date="2026-03-31T13:19:00Z">
         <w:r>
           <w:rPr>
             <w:color w:val="000000" w:themeColor="text1"/>
             <w:sz w:val="13"/>
             <w:szCs w:val="13"/>
           </w:rPr>
-          <w:t xml:space="preserve">Patel, K., Stapleton, G. S., Trevejo, R. T., Tellier, W. T., Higa, J., Adams, J. K., Hernandez, S. M., Sanchez, S., Nemeth, N. M., Debess, E. E., Rogers, K. H., Mete, A., Watson, K. D., Foss, L., Low, M. S. F., Gollarza, L., &amp; Nichols, M. (2023). Human Salmonellosis Outbreak Linked to </w:t>
+          <w:t xml:space="preserve">Patel, K., Stapleton, G. S., </w:t>
+        </w:r>
+        <w:proofErr w:type="spellStart"/>
+        <w:r>
+          <w:rPr>
+            <w:color w:val="000000" w:themeColor="text1"/>
+            <w:sz w:val="13"/>
+            <w:szCs w:val="13"/>
+          </w:rPr>
+          <w:t>Trevejo</w:t>
+        </w:r>
+        <w:proofErr w:type="spellEnd"/>
+        <w:r>
+          <w:rPr>
+            <w:color w:val="000000" w:themeColor="text1"/>
+            <w:sz w:val="13"/>
+            <w:szCs w:val="13"/>
+          </w:rPr>
+          <w:t xml:space="preserve">, R. T., Tellier, W. T., Higa, J., Adams, J. K., Hernandez, S. M., Sanchez, S., Nemeth, N. M., Debess, E. E., Rogers, K. H., Mete, A., Watson, K. D., Foss, L., Low, M. S. F., </w:t>
+        </w:r>
+        <w:proofErr w:type="spellStart"/>
+        <w:r>
+          <w:rPr>
+            <w:color w:val="000000" w:themeColor="text1"/>
+            <w:sz w:val="13"/>
+            <w:szCs w:val="13"/>
+          </w:rPr>
+          <w:t>Gollarza</w:t>
+        </w:r>
+        <w:proofErr w:type="spellEnd"/>
+        <w:r>
+          <w:rPr>
+            <w:color w:val="000000" w:themeColor="text1"/>
+            <w:sz w:val="13"/>
+            <w:szCs w:val="13"/>
+          </w:rPr>
+          <w:t xml:space="preserve">, L., &amp; Nichols, M. (2023). Human Salmonellosis Outbreak Linked to </w:t>
         </w:r>
         <w:r>
           <w:rPr>
@@ -1133,10 +1629,10 @@
     <w:p>
       <w:pPr>
         <w:rPr>
-          <w:del w:id="133" w:author="Alex Fisher" w:date="2026-03-31T14:43:00Z" w16du:dateUtc="2026-03-31T19:43:00Z"/>
+          <w:del w:id="204" w:author="Alex Fisher" w:date="2026-03-31T14:43:00Z" w16du:dateUtc="2026-03-31T19:43:00Z"/>
         </w:rPr>
       </w:pPr>
-      <w:commentRangeStart w:id="134"/>
+      <w:commentRangeStart w:id="205"/>
       <w:r>
         <w:rPr>
           <w:b/>
@@ -1144,39 +1640,39 @@
         </w:rPr>
         <w:t>P3:</w:t>
       </w:r>
-      <w:del w:id="135" w:author="Alex Fisher" w:date="2026-03-31T14:43:00Z" w16du:dateUtc="2026-03-31T19:43:00Z">
+      <w:del w:id="206" w:author="Alex Fisher" w:date="2026-03-31T14:43:00Z" w16du:dateUtc="2026-03-31T19:43:00Z">
         <w:r>
           <w:br/>
         </w:r>
       </w:del>
-      <w:commentRangeEnd w:id="134"/>
+      <w:commentRangeEnd w:id="205"/>
       <w:r>
         <w:rPr>
           <w:rStyle w:val="CommentReference"/>
           <w:sz w:val="24"/>
           <w:szCs w:val="24"/>
         </w:rPr>
-        <w:commentReference w:id="134"/>
-      </w:r>
-      <w:del w:id="136" w:author="Alex Fisher" w:date="2026-03-31T14:43:00Z" w16du:dateUtc="2026-03-31T19:43:00Z">
+        <w:commentReference w:id="205"/>
+      </w:r>
+      <w:del w:id="207" w:author="Alex Fisher" w:date="2026-03-31T14:43:00Z" w16du:dateUtc="2026-03-31T19:43:00Z">
         <w:r>
           <w:delText xml:space="preserve">As backyard bird feeding and small-scale poultry practices become more widespread in the US, the lack of public risk perception and management recommendations creates the risk for potential pathogen transmission that remains unknown for wild bird, domestic animal and human health alike. </w:delText>
         </w:r>
-        <w:commentRangeStart w:id="137"/>
+        <w:commentRangeStart w:id="208"/>
         <w:r>
           <w:delText xml:space="preserve">While commercial or industrial poultry procedures implement rigid biosecurity guidelines to prevent disease outbreak and spillover events, residential or private settings lack outreach, guidelines, and oversight, making activities like backyard bird-feeding and small-scale poultry a potential risk for participants, wildlife and pets. </w:delText>
         </w:r>
         <w:r>
           <w:delText xml:space="preserve">Bird feeders aggregate certain bird species, as well as individuals (cite). Increased contact rates among birds allows for higher pathogen movement and transmission that can potentially result in infection and/or a spillover event (cite). </w:delText>
         </w:r>
-        <w:commentRangeEnd w:id="137"/>
+        <w:commentRangeEnd w:id="208"/>
         <w:r>
           <w:rPr>
             <w:rStyle w:val="CommentReference"/>
             <w:sz w:val="24"/>
             <w:szCs w:val="24"/>
           </w:rPr>
-          <w:commentReference w:id="137"/>
+          <w:commentReference w:id="208"/>
         </w:r>
         <w:r>
           <w:delText>The lack of information and guidelines for homeowners</w:delText>
@@ -1187,18 +1683,18 @@
         <w:r>
           <w:delText xml:space="preserve"> </w:delText>
         </w:r>
-        <w:commentRangeStart w:id="138"/>
+        <w:commentRangeStart w:id="209"/>
         <w:r>
           <w:delText xml:space="preserve">in central Alabama </w:delText>
         </w:r>
-        <w:commentRangeEnd w:id="138"/>
+        <w:commentRangeEnd w:id="209"/>
         <w:r>
           <w:rPr>
             <w:rStyle w:val="CommentReference"/>
             <w:sz w:val="24"/>
             <w:szCs w:val="24"/>
           </w:rPr>
-          <w:commentReference w:id="138"/>
+          <w:commentReference w:id="209"/>
         </w:r>
         <w:r>
           <w:delText xml:space="preserve">shows a gap in public safety, as these activities are growing with urbanization. </w:delText>
@@ -1208,29 +1704,47 @@
     <w:p>
       <w:pPr>
         <w:rPr>
-          <w:ins w:id="139" w:author="Alex Fisher" w:date="2026-03-31T14:43:00Z" w16du:dateUtc="2026-03-31T19:43:00Z"/>
+          <w:ins w:id="210" w:author="Alex Fisher" w:date="2026-03-31T14:43:00Z" w16du:dateUtc="2026-03-31T19:43:00Z"/>
         </w:rPr>
       </w:pPr>
     </w:p>
     <w:p>
       <w:pPr>
         <w:rPr>
-          <w:ins w:id="140" w:author="Alex Fisher" w:date="2026-03-31T14:43:00Z" w16du:dateUtc="2026-03-31T19:43:00Z"/>
+          <w:ins w:id="211" w:author="Alex Fisher" w:date="2026-03-31T14:43:00Z" w16du:dateUtc="2026-03-31T19:43:00Z"/>
           <w:sz w:val="13"/>
           <w:szCs w:val="13"/>
         </w:rPr>
       </w:pPr>
-      <w:ins w:id="141" w:author="Alex Fisher" w:date="2026-03-31T13:11:00Z" w16du:dateUtc="2026-03-31T18:11:00Z">
-        <w:r>
-          <w:t xml:space="preserve">Backyard activities such as bird-feeding are often carried out in private settings where disease knowledge is limited and formal safety guidelines are absent. Real-world outbreak data </w:t>
-        </w:r>
-      </w:ins>
-      <w:ins w:id="142" w:author="Alex Fisher" w:date="2026-03-31T13:12:00Z" w16du:dateUtc="2026-03-31T18:12:00Z">
+      <w:ins w:id="212" w:author="Kelsey McCune" w:date="2026-04-01T10:14:00Z" w16du:dateUtc="2026-04-01T15:14:00Z">
+        <w:r>
+          <w:t>These b</w:t>
+        </w:r>
+      </w:ins>
+      <w:ins w:id="213" w:author="Alex Fisher" w:date="2026-03-31T13:11:00Z" w16du:dateUtc="2026-03-31T18:11:00Z">
+        <w:del w:id="214" w:author="Kelsey McCune" w:date="2026-04-01T10:14:00Z" w16du:dateUtc="2026-04-01T15:14:00Z">
+          <w:r>
+            <w:delText>B</w:delText>
+          </w:r>
+        </w:del>
+        <w:r>
+          <w:t xml:space="preserve">ackyard activities </w:t>
+        </w:r>
+        <w:del w:id="215" w:author="Kelsey McCune" w:date="2026-04-01T10:14:00Z" w16du:dateUtc="2026-04-01T15:14:00Z">
+          <w:r>
+            <w:delText xml:space="preserve">such as bird-feeding </w:delText>
+          </w:r>
+        </w:del>
+        <w:r>
+          <w:t xml:space="preserve">are often carried out in private settings where disease knowledge is limited and formal safety guidelines are absent. Real-world outbreak data </w:t>
+        </w:r>
+      </w:ins>
+      <w:ins w:id="216" w:author="Alex Fisher" w:date="2026-03-31T13:12:00Z" w16du:dateUtc="2026-03-31T18:12:00Z">
         <w:r>
           <w:t>highlight</w:t>
         </w:r>
       </w:ins>
-      <w:ins w:id="143" w:author="Alex Fisher" w:date="2026-03-31T13:11:00Z" w16du:dateUtc="2026-03-31T18:11:00Z">
+      <w:ins w:id="217" w:author="Alex Fisher" w:date="2026-03-31T13:11:00Z" w16du:dateUtc="2026-03-31T18:11:00Z">
         <w:r>
           <w:t xml:space="preserve"> this gap: the 2020–2021 multi-state </w:t>
         </w:r>
@@ -1244,12 +1758,12 @@
           <w:t xml:space="preserve"> Typhimurium outbreak linked to wild songbirds at residential feeders resulted in 29 confirmed human cases and 14 hospitalizations across the United States (Patel et al. 202</w:t>
         </w:r>
       </w:ins>
-      <w:ins w:id="144" w:author="Alex Fisher" w:date="2026-03-31T13:26:00Z" w16du:dateUtc="2026-03-31T18:26:00Z">
+      <w:ins w:id="218" w:author="Alex Fisher" w:date="2026-03-31T13:26:00Z" w16du:dateUtc="2026-03-31T18:26:00Z">
         <w:r>
           <w:t>1</w:t>
         </w:r>
       </w:ins>
-      <w:ins w:id="145" w:author="Alex Fisher" w:date="2026-03-31T13:11:00Z" w16du:dateUtc="2026-03-31T18:11:00Z">
+      <w:ins w:id="219" w:author="Alex Fisher" w:date="2026-03-31T13:11:00Z" w16du:dateUtc="2026-03-31T18:11:00Z">
         <w:r>
           <w:t xml:space="preserve">; CDC 2021). Animal-contact related nontyphoidal </w:t>
         </w:r>
@@ -1263,72 +1777,72 @@
           <w:t xml:space="preserve"> outbreaks have increased in frequency over recent decades, with backyard poultry and wild birds among the </w:t>
         </w:r>
       </w:ins>
-      <w:ins w:id="146" w:author="Alex Fisher" w:date="2026-03-31T13:14:00Z" w16du:dateUtc="2026-03-31T18:14:00Z">
+      <w:ins w:id="220" w:author="Alex Fisher" w:date="2026-03-31T13:14:00Z" w16du:dateUtc="2026-03-31T18:14:00Z">
         <w:r>
           <w:t>most affected</w:t>
         </w:r>
       </w:ins>
-      <w:ins w:id="147" w:author="Alex Fisher" w:date="2026-03-31T13:11:00Z" w16du:dateUtc="2026-03-31T18:11:00Z">
+      <w:ins w:id="221" w:author="Alex Fisher" w:date="2026-03-31T13:11:00Z" w16du:dateUtc="2026-03-31T18:11:00Z">
         <w:r>
           <w:t xml:space="preserve"> sources (Bajwa et al. 2025). Despite th</w:t>
         </w:r>
       </w:ins>
-      <w:ins w:id="148" w:author="Alex Fisher" w:date="2026-03-31T13:27:00Z" w16du:dateUtc="2026-03-31T18:27:00Z">
+      <w:ins w:id="222" w:author="Alex Fisher" w:date="2026-03-31T13:27:00Z" w16du:dateUtc="2026-03-31T18:27:00Z">
         <w:r>
           <w:t>is knowledge</w:t>
         </w:r>
       </w:ins>
-      <w:ins w:id="149" w:author="Alex Fisher" w:date="2026-03-31T13:11:00Z" w16du:dateUtc="2026-03-31T18:11:00Z">
+      <w:ins w:id="223" w:author="Alex Fisher" w:date="2026-03-31T13:11:00Z" w16du:dateUtc="2026-03-31T18:11:00Z">
         <w:r>
           <w:t xml:space="preserve">, studies of small-scale poultry keepers have found that disease risk is generally perceived as low, biosecurity practices vary, and precautions such as isolating new birds, using protective </w:t>
         </w:r>
       </w:ins>
-      <w:ins w:id="150" w:author="Alex Fisher" w:date="2026-03-31T13:28:00Z" w16du:dateUtc="2026-03-31T18:28:00Z">
+      <w:ins w:id="224" w:author="Alex Fisher" w:date="2026-03-31T13:28:00Z" w16du:dateUtc="2026-03-31T18:28:00Z">
         <w:r>
           <w:t>equipment</w:t>
         </w:r>
       </w:ins>
-      <w:ins w:id="151" w:author="Alex Fisher" w:date="2026-03-31T13:11:00Z" w16du:dateUtc="2026-03-31T18:11:00Z">
+      <w:ins w:id="225" w:author="Alex Fisher" w:date="2026-03-31T13:11:00Z" w16du:dateUtc="2026-03-31T18:11:00Z">
         <w:r>
           <w:t xml:space="preserve">, or disinfecting are rarely observed (Kyle and Sutherland 2016). </w:t>
         </w:r>
       </w:ins>
-      <w:ins w:id="152" w:author="Alex Fisher" w:date="2026-03-31T13:29:00Z" w16du:dateUtc="2026-03-31T18:29:00Z">
+      <w:ins w:id="226" w:author="Alex Fisher" w:date="2026-03-31T13:29:00Z" w16du:dateUtc="2026-03-31T18:29:00Z">
         <w:r>
           <w:t xml:space="preserve">Other </w:t>
         </w:r>
       </w:ins>
-      <w:ins w:id="153" w:author="Alex Fisher" w:date="2026-03-31T13:11:00Z" w16du:dateUtc="2026-03-31T18:11:00Z">
+      <w:ins w:id="227" w:author="Alex Fisher" w:date="2026-03-31T13:11:00Z" w16du:dateUtc="2026-03-31T18:11:00Z">
         <w:r>
           <w:t xml:space="preserve">surveys of backyard poultry owners in the United States have </w:t>
         </w:r>
       </w:ins>
-      <w:ins w:id="154" w:author="Alex Fisher" w:date="2026-03-31T13:30:00Z" w16du:dateUtc="2026-03-31T18:30:00Z">
+      <w:ins w:id="228" w:author="Alex Fisher" w:date="2026-03-31T13:30:00Z" w16du:dateUtc="2026-03-31T18:30:00Z">
         <w:r>
           <w:t>shown</w:t>
         </w:r>
       </w:ins>
-      <w:ins w:id="155" w:author="Alex Fisher" w:date="2026-03-31T13:11:00Z" w16du:dateUtc="2026-03-31T18:11:00Z">
+      <w:ins w:id="229" w:author="Alex Fisher" w:date="2026-03-31T13:11:00Z" w16du:dateUtc="2026-03-31T18:11:00Z">
         <w:r>
           <w:t xml:space="preserve"> </w:t>
         </w:r>
       </w:ins>
-      <w:ins w:id="156" w:author="Alex Fisher" w:date="2026-03-31T13:31:00Z" w16du:dateUtc="2026-03-31T18:31:00Z">
+      <w:ins w:id="230" w:author="Alex Fisher" w:date="2026-03-31T13:31:00Z" w16du:dateUtc="2026-03-31T18:31:00Z">
         <w:r>
           <w:t xml:space="preserve">that </w:t>
         </w:r>
       </w:ins>
-      <w:ins w:id="157" w:author="Alex Fisher" w:date="2026-03-31T13:11:00Z" w16du:dateUtc="2026-03-31T18:11:00Z">
+      <w:ins w:id="231" w:author="Alex Fisher" w:date="2026-03-31T13:11:00Z" w16du:dateUtc="2026-03-31T18:11:00Z">
         <w:r>
           <w:t xml:space="preserve">most participants were familiar with avian influenza, </w:t>
         </w:r>
       </w:ins>
-      <w:ins w:id="158" w:author="Alex Fisher" w:date="2026-03-31T13:31:00Z" w16du:dateUtc="2026-03-31T18:31:00Z">
+      <w:ins w:id="232" w:author="Alex Fisher" w:date="2026-03-31T13:31:00Z" w16du:dateUtc="2026-03-31T18:31:00Z">
         <w:r>
           <w:t xml:space="preserve">but </w:t>
         </w:r>
       </w:ins>
-      <w:ins w:id="159" w:author="Alex Fisher" w:date="2026-03-31T13:11:00Z" w16du:dateUtc="2026-03-31T18:11:00Z">
+      <w:ins w:id="233" w:author="Alex Fisher" w:date="2026-03-31T13:11:00Z" w16du:dateUtc="2026-03-31T18:11:00Z">
         <w:r>
           <w:t xml:space="preserve">awareness of </w:t>
         </w:r>
@@ -1342,42 +1856,82 @@
           <w:t xml:space="preserve"> and other pathogens was considerably lower, and the majority reported allowing visitors access to their animals with no biosecurity precautions required (Nicholson et al. 2020). </w:t>
         </w:r>
       </w:ins>
-      <w:ins w:id="160" w:author="Alex Fisher" w:date="2026-03-31T13:33:00Z" w16du:dateUtc="2026-03-31T18:33:00Z">
+      <w:ins w:id="234" w:author="Alex Fisher" w:date="2026-03-31T13:33:00Z" w16du:dateUtc="2026-03-31T18:33:00Z">
         <w:r>
           <w:t>Additionally,</w:t>
         </w:r>
       </w:ins>
-      <w:ins w:id="161" w:author="Alex Fisher" w:date="2026-03-31T13:11:00Z" w16du:dateUtc="2026-03-31T18:11:00Z">
+      <w:ins w:id="235" w:author="Alex Fisher" w:date="2026-03-31T13:11:00Z" w16du:dateUtc="2026-03-31T18:11:00Z">
         <w:r>
           <w:t xml:space="preserve"> residential settings receive little outreach or oversight, and </w:t>
         </w:r>
       </w:ins>
-      <w:ins w:id="162" w:author="Alex Fisher" w:date="2026-03-31T13:34:00Z" w16du:dateUtc="2026-03-31T18:34:00Z">
+      <w:ins w:id="236" w:author="Alex Fisher" w:date="2026-03-31T13:34:00Z" w16du:dateUtc="2026-03-31T18:34:00Z">
         <w:r>
           <w:t>current studies may</w:t>
         </w:r>
       </w:ins>
-      <w:ins w:id="163" w:author="Alex Fisher" w:date="2026-03-31T13:11:00Z" w16du:dateUtc="2026-03-31T18:11:00Z">
+      <w:ins w:id="237" w:author="Alex Fisher" w:date="2026-03-31T13:11:00Z" w16du:dateUtc="2026-03-31T18:11:00Z">
         <w:r>
           <w:t xml:space="preserve"> suggest that targeted education and risk mitigation practices can </w:t>
         </w:r>
       </w:ins>
-      <w:ins w:id="164" w:author="Alex Fisher" w:date="2026-03-31T13:34:00Z" w16du:dateUtc="2026-03-31T18:34:00Z">
+      <w:ins w:id="238" w:author="Alex Fisher" w:date="2026-03-31T13:34:00Z" w16du:dateUtc="2026-03-31T18:34:00Z">
         <w:r>
           <w:t>significantly</w:t>
         </w:r>
       </w:ins>
-      <w:ins w:id="165" w:author="Alex Fisher" w:date="2026-03-31T13:11:00Z" w16du:dateUtc="2026-03-31T18:11:00Z">
+      <w:ins w:id="239" w:author="Alex Fisher" w:date="2026-03-31T13:11:00Z" w16du:dateUtc="2026-03-31T18:11:00Z">
         <w:r>
           <w:t xml:space="preserve"> reduce pathogen detection and contact rates at small-scale animal-keeping sites (Marín-Rojo et al. 2025; Kyle and Sutherland 2016). </w:t>
         </w:r>
       </w:ins>
-      <w:ins w:id="166" w:author="Alex Fisher" w:date="2026-03-31T13:41:00Z">
-        <w:r>
-          <w:t>How those who participate in bird feeding respond to these same risks remains poorly documented, and understanding these responses is critical for evaluating the trade-offs between caution and leisure that define these activities.</w:t>
-        </w:r>
-      </w:ins>
-      <w:ins w:id="167" w:author="Alex Fisher" w:date="2026-03-31T13:41:00Z" w16du:dateUtc="2026-03-31T18:41:00Z">
+      <w:ins w:id="240" w:author="Alex Fisher" w:date="2026-03-31T13:41:00Z">
+        <w:r>
+          <w:t xml:space="preserve">How those who participate in bird feeding respond to these same risks remains poorly documented, and understanding these responses is critical for evaluating the trade-offs between </w:t>
+        </w:r>
+        <w:del w:id="241" w:author="Kelsey McCune" w:date="2026-04-01T10:19:00Z" w16du:dateUtc="2026-04-01T15:19:00Z">
+          <w:r>
+            <w:delText xml:space="preserve">caution </w:delText>
+          </w:r>
+        </w:del>
+      </w:ins>
+      <w:ins w:id="242" w:author="Kelsey McCune" w:date="2026-04-01T10:19:00Z" w16du:dateUtc="2026-04-01T15:19:00Z">
+        <w:r>
+          <w:t xml:space="preserve">the </w:t>
+        </w:r>
+      </w:ins>
+      <w:ins w:id="243" w:author="Kelsey McCune" w:date="2026-04-01T10:20:00Z" w16du:dateUtc="2026-04-01T15:20:00Z">
+        <w:r>
+          <w:t xml:space="preserve">potential </w:t>
+        </w:r>
+      </w:ins>
+      <w:ins w:id="244" w:author="Kelsey McCune" w:date="2026-04-01T10:19:00Z" w16du:dateUtc="2026-04-01T15:19:00Z">
+        <w:r>
+          <w:t xml:space="preserve">risks </w:t>
+        </w:r>
+      </w:ins>
+      <w:ins w:id="245" w:author="Alex Fisher" w:date="2026-03-31T13:41:00Z">
+        <w:r>
+          <w:t xml:space="preserve">and </w:t>
+        </w:r>
+        <w:del w:id="246" w:author="Kelsey McCune" w:date="2026-04-01T10:20:00Z" w16du:dateUtc="2026-04-01T15:20:00Z">
+          <w:r>
+            <w:delText>leisure</w:delText>
+          </w:r>
+        </w:del>
+      </w:ins>
+      <w:ins w:id="247" w:author="Kelsey McCune" w:date="2026-04-01T10:20:00Z" w16du:dateUtc="2026-04-01T15:20:00Z">
+        <w:r>
+          <w:t>benefits</w:t>
+        </w:r>
+      </w:ins>
+      <w:ins w:id="248" w:author="Alex Fisher" w:date="2026-03-31T13:41:00Z">
+        <w:r>
+          <w:t xml:space="preserve"> that define these activities.</w:t>
+        </w:r>
+      </w:ins>
+      <w:ins w:id="249" w:author="Alex Fisher" w:date="2026-03-31T13:41:00Z" w16du:dateUtc="2026-03-31T18:41:00Z">
         <w:r>
           <w:t xml:space="preserve"> </w:t>
         </w:r>
@@ -1391,6 +1945,7 @@
           <w:br/>
         </w:r>
         <w:r>
+          <w:lastRenderedPageBreak/>
           <w:br/>
         </w:r>
       </w:ins>
@@ -1398,12 +1953,12 @@
     <w:p>
       <w:pPr>
         <w:rPr>
-          <w:ins w:id="168" w:author="Alex Fisher" w:date="2026-03-31T14:43:00Z" w16du:dateUtc="2026-03-31T19:43:00Z"/>
+          <w:ins w:id="250" w:author="Alex Fisher" w:date="2026-03-31T14:43:00Z" w16du:dateUtc="2026-03-31T19:43:00Z"/>
           <w:sz w:val="13"/>
           <w:szCs w:val="13"/>
         </w:rPr>
       </w:pPr>
-      <w:ins w:id="169" w:author="Alex Fisher" w:date="2026-03-31T14:43:00Z" w16du:dateUtc="2026-03-31T19:43:00Z">
+      <w:ins w:id="251" w:author="Alex Fisher" w:date="2026-03-31T14:43:00Z" w16du:dateUtc="2026-03-31T19:43:00Z">
         <w:r>
           <w:rPr>
             <w:sz w:val="13"/>
@@ -1416,36 +1971,36 @@
     <w:p>
       <w:pPr>
         <w:rPr>
-          <w:ins w:id="170" w:author="Alex Fisher" w:date="2026-03-31T13:24:00Z" w16du:dateUtc="2026-03-31T18:24:00Z"/>
+          <w:ins w:id="252" w:author="Alex Fisher" w:date="2026-03-31T13:24:00Z" w16du:dateUtc="2026-03-31T18:24:00Z"/>
           <w:sz w:val="13"/>
           <w:szCs w:val="13"/>
-          <w:rPrChange w:id="171" w:author="Alex Fisher" w:date="2026-03-31T14:43:00Z" w16du:dateUtc="2026-03-31T19:43:00Z">
+          <w:rPrChange w:id="253" w:author="Alex Fisher" w:date="2026-03-31T14:43:00Z" w16du:dateUtc="2026-03-31T19:43:00Z">
             <w:rPr>
-              <w:ins w:id="172" w:author="Alex Fisher" w:date="2026-03-31T13:24:00Z" w16du:dateUtc="2026-03-31T18:24:00Z"/>
+              <w:ins w:id="254" w:author="Alex Fisher" w:date="2026-03-31T13:24:00Z" w16du:dateUtc="2026-03-31T18:24:00Z"/>
               <w:sz w:val="20"/>
               <w:szCs w:val="20"/>
             </w:rPr>
           </w:rPrChange>
         </w:rPr>
       </w:pPr>
-      <w:ins w:id="173" w:author="Alex Fisher" w:date="2026-03-31T13:23:00Z">
-        <w:r>
-          <w:rPr>
-            <w:sz w:val="13"/>
-            <w:szCs w:val="13"/>
-            <w:rPrChange w:id="174" w:author="Alex Fisher" w:date="2026-03-31T14:43:00Z" w16du:dateUtc="2026-03-31T19:43:00Z">
+      <w:ins w:id="255" w:author="Alex Fisher" w:date="2026-03-31T13:23:00Z">
+        <w:r>
+          <w:rPr>
+            <w:sz w:val="13"/>
+            <w:szCs w:val="13"/>
+            <w:rPrChange w:id="256" w:author="Alex Fisher" w:date="2026-03-31T14:43:00Z" w16du:dateUtc="2026-03-31T19:43:00Z">
               <w:rPr/>
             </w:rPrChange>
           </w:rPr>
           <w:t>Bajwa, H. U. R., Bhowmick, S., &amp; Varga, C. (2025). Temporal trends and source attribution of animal-contact related</w:t>
         </w:r>
       </w:ins>
-      <w:ins w:id="175" w:author="Alex Fisher" w:date="2026-03-31T13:24:00Z" w16du:dateUtc="2026-03-31T18:24:00Z">
-        <w:r>
-          <w:rPr>
-            <w:sz w:val="13"/>
-            <w:szCs w:val="13"/>
-            <w:rPrChange w:id="176" w:author="Alex Fisher" w:date="2026-03-31T14:43:00Z" w16du:dateUtc="2026-03-31T19:43:00Z">
+      <w:ins w:id="257" w:author="Alex Fisher" w:date="2026-03-31T13:24:00Z" w16du:dateUtc="2026-03-31T18:24:00Z">
+        <w:r>
+          <w:rPr>
+            <w:sz w:val="13"/>
+            <w:szCs w:val="13"/>
+            <w:rPrChange w:id="258" w:author="Alex Fisher" w:date="2026-03-31T14:43:00Z" w16du:dateUtc="2026-03-31T19:43:00Z">
               <w:rPr>
                 <w:sz w:val="20"/>
                 <w:szCs w:val="20"/>
@@ -1455,12 +2010,12 @@
           <w:t xml:space="preserve"> </w:t>
         </w:r>
       </w:ins>
-      <w:ins w:id="177" w:author="Alex Fisher" w:date="2026-03-31T13:23:00Z">
-        <w:r>
-          <w:rPr>
-            <w:sz w:val="13"/>
-            <w:szCs w:val="13"/>
-            <w:rPrChange w:id="178" w:author="Alex Fisher" w:date="2026-03-31T14:43:00Z" w16du:dateUtc="2026-03-31T19:43:00Z">
+      <w:ins w:id="259" w:author="Alex Fisher" w:date="2026-03-31T13:23:00Z">
+        <w:r>
+          <w:rPr>
+            <w:sz w:val="13"/>
+            <w:szCs w:val="13"/>
+            <w:rPrChange w:id="260" w:author="Alex Fisher" w:date="2026-03-31T14:43:00Z" w16du:dateUtc="2026-03-31T19:43:00Z">
               <w:rPr/>
             </w:rPrChange>
           </w:rPr>
@@ -1472,7 +2027,7 @@
             <w:iCs/>
             <w:sz w:val="13"/>
             <w:szCs w:val="13"/>
-            <w:rPrChange w:id="179" w:author="Alex Fisher" w:date="2026-03-31T14:43:00Z" w16du:dateUtc="2026-03-31T19:43:00Z">
+            <w:rPrChange w:id="261" w:author="Alex Fisher" w:date="2026-03-31T14:43:00Z" w16du:dateUtc="2026-03-31T19:43:00Z">
               <w:rPr>
                 <w:i/>
                 <w:iCs/>
@@ -1485,7 +2040,7 @@
           <w:rPr>
             <w:sz w:val="13"/>
             <w:szCs w:val="13"/>
-            <w:rPrChange w:id="180" w:author="Alex Fisher" w:date="2026-03-31T14:43:00Z" w16du:dateUtc="2026-03-31T19:43:00Z">
+            <w:rPrChange w:id="262" w:author="Alex Fisher" w:date="2026-03-31T14:43:00Z" w16du:dateUtc="2026-03-31T19:43:00Z">
               <w:rPr/>
             </w:rPrChange>
           </w:rPr>
@@ -1497,7 +2052,7 @@
             <w:iCs/>
             <w:sz w:val="13"/>
             <w:szCs w:val="13"/>
-            <w:rPrChange w:id="181" w:author="Alex Fisher" w:date="2026-03-31T14:43:00Z" w16du:dateUtc="2026-03-31T19:43:00Z">
+            <w:rPrChange w:id="263" w:author="Alex Fisher" w:date="2026-03-31T14:43:00Z" w16du:dateUtc="2026-03-31T19:43:00Z">
               <w:rPr>
                 <w:i/>
                 <w:iCs/>
@@ -1510,7 +2065,7 @@
           <w:rPr>
             <w:sz w:val="13"/>
             <w:szCs w:val="13"/>
-            <w:rPrChange w:id="182" w:author="Alex Fisher" w:date="2026-03-31T14:43:00Z" w16du:dateUtc="2026-03-31T19:43:00Z">
+            <w:rPrChange w:id="264" w:author="Alex Fisher" w:date="2026-03-31T14:43:00Z" w16du:dateUtc="2026-03-31T19:43:00Z">
               <w:rPr/>
             </w:rPrChange>
           </w:rPr>
@@ -1520,7 +2075,7 @@
           <w:rPr>
             <w:sz w:val="13"/>
             <w:szCs w:val="13"/>
-            <w:rPrChange w:id="183" w:author="Alex Fisher" w:date="2026-03-31T14:43:00Z" w16du:dateUtc="2026-03-31T19:43:00Z">
+            <w:rPrChange w:id="265" w:author="Alex Fisher" w:date="2026-03-31T14:43:00Z" w16du:dateUtc="2026-03-31T19:43:00Z">
               <w:rPr/>
             </w:rPrChange>
           </w:rPr>
@@ -1530,7 +2085,7 @@
           <w:rPr>
             <w:sz w:val="13"/>
             <w:szCs w:val="13"/>
-            <w:rPrChange w:id="184" w:author="Alex Fisher" w:date="2026-03-31T14:43:00Z" w16du:dateUtc="2026-03-31T19:43:00Z">
+            <w:rPrChange w:id="266" w:author="Alex Fisher" w:date="2026-03-31T14:43:00Z" w16du:dateUtc="2026-03-31T19:43:00Z">
               <w:rPr/>
             </w:rPrChange>
           </w:rPr>
@@ -1546,7 +2101,7 @@
           <w:rPr>
             <w:sz w:val="13"/>
             <w:szCs w:val="13"/>
-            <w:rPrChange w:id="185" w:author="Alex Fisher" w:date="2026-03-31T14:43:00Z" w16du:dateUtc="2026-03-31T19:43:00Z">
+            <w:rPrChange w:id="267" w:author="Alex Fisher" w:date="2026-03-31T14:43:00Z" w16du:dateUtc="2026-03-31T19:43:00Z">
               <w:rPr/>
             </w:rPrChange>
           </w:rPr>
@@ -1557,7 +2112,7 @@
             <w:rStyle w:val="Hyperlink"/>
             <w:sz w:val="13"/>
             <w:szCs w:val="13"/>
-            <w:rPrChange w:id="186" w:author="Alex Fisher" w:date="2026-03-31T14:43:00Z" w16du:dateUtc="2026-03-31T19:43:00Z">
+            <w:rPrChange w:id="268" w:author="Alex Fisher" w:date="2026-03-31T14:43:00Z" w16du:dateUtc="2026-03-31T19:43:00Z">
               <w:rPr>
                 <w:rStyle w:val="Hyperlink"/>
               </w:rPr>
@@ -1566,12 +2121,12 @@
           <w:t>https://doi.org/10.1016/j.annepidem.2025.10.008</w:t>
         </w:r>
       </w:ins>
-      <w:ins w:id="187" w:author="Alex Fisher" w:date="2026-03-31T13:23:00Z" w16du:dateUtc="2026-03-31T18:23:00Z">
-        <w:r>
-          <w:rPr>
-            <w:sz w:val="13"/>
-            <w:szCs w:val="13"/>
-            <w:rPrChange w:id="188" w:author="Alex Fisher" w:date="2026-03-31T14:43:00Z" w16du:dateUtc="2026-03-31T19:43:00Z">
+      <w:ins w:id="269" w:author="Alex Fisher" w:date="2026-03-31T13:23:00Z" w16du:dateUtc="2026-03-31T18:23:00Z">
+        <w:r>
+          <w:rPr>
+            <w:sz w:val="13"/>
+            <w:szCs w:val="13"/>
+            <w:rPrChange w:id="270" w:author="Alex Fisher" w:date="2026-03-31T14:43:00Z" w16du:dateUtc="2026-03-31T19:43:00Z">
               <w:rPr/>
             </w:rPrChange>
           </w:rPr>
@@ -1582,26 +2137,26 @@
     <w:p>
       <w:pPr>
         <w:rPr>
-          <w:ins w:id="189" w:author="Alex Fisher" w:date="2026-03-31T13:24:00Z" w16du:dateUtc="2026-03-31T18:24:00Z"/>
+          <w:ins w:id="271" w:author="Alex Fisher" w:date="2026-03-31T13:24:00Z" w16du:dateUtc="2026-03-31T18:24:00Z"/>
           <w:sz w:val="13"/>
           <w:szCs w:val="13"/>
-          <w:rPrChange w:id="190" w:author="Alex Fisher" w:date="2026-03-31T14:43:00Z" w16du:dateUtc="2026-03-31T19:43:00Z">
+          <w:rPrChange w:id="272" w:author="Alex Fisher" w:date="2026-03-31T14:43:00Z" w16du:dateUtc="2026-03-31T19:43:00Z">
             <w:rPr>
-              <w:ins w:id="191" w:author="Alex Fisher" w:date="2026-03-31T13:24:00Z" w16du:dateUtc="2026-03-31T18:24:00Z"/>
+              <w:ins w:id="273" w:author="Alex Fisher" w:date="2026-03-31T13:24:00Z" w16du:dateUtc="2026-03-31T18:24:00Z"/>
               <w:sz w:val="20"/>
               <w:szCs w:val="20"/>
             </w:rPr>
           </w:rPrChange>
         </w:rPr>
       </w:pPr>
-      <w:ins w:id="192" w:author="Alex Fisher" w:date="2026-03-31T13:24:00Z">
+      <w:ins w:id="274" w:author="Alex Fisher" w:date="2026-03-31T13:24:00Z">
         <w:r>
           <w:rPr>
             <w:i/>
             <w:iCs/>
             <w:sz w:val="13"/>
             <w:szCs w:val="13"/>
-            <w:rPrChange w:id="193" w:author="Alex Fisher" w:date="2026-03-31T14:43:00Z" w16du:dateUtc="2026-03-31T19:43:00Z">
+            <w:rPrChange w:id="275" w:author="Alex Fisher" w:date="2026-03-31T14:43:00Z" w16du:dateUtc="2026-03-31T19:43:00Z">
               <w:rPr>
                 <w:i/>
                 <w:iCs/>
@@ -1616,7 +2171,7 @@
           <w:rPr>
             <w:sz w:val="13"/>
             <w:szCs w:val="13"/>
-            <w:rPrChange w:id="194" w:author="Alex Fisher" w:date="2026-03-31T14:43:00Z" w16du:dateUtc="2026-03-31T19:43:00Z">
+            <w:rPrChange w:id="276" w:author="Alex Fisher" w:date="2026-03-31T14:43:00Z" w16du:dateUtc="2026-03-31T19:43:00Z">
               <w:rPr>
                 <w:sz w:val="20"/>
                 <w:szCs w:val="20"/>
@@ -1626,12 +2181,12 @@
           <w:t>. (2021).</w:t>
         </w:r>
       </w:ins>
-      <w:ins w:id="195" w:author="Alex Fisher" w:date="2026-03-31T13:24:00Z" w16du:dateUtc="2026-03-31T18:24:00Z">
-        <w:r>
-          <w:rPr>
-            <w:sz w:val="13"/>
-            <w:szCs w:val="13"/>
-            <w:rPrChange w:id="196" w:author="Alex Fisher" w:date="2026-03-31T14:43:00Z" w16du:dateUtc="2026-03-31T19:43:00Z">
+      <w:ins w:id="277" w:author="Alex Fisher" w:date="2026-03-31T13:24:00Z" w16du:dateUtc="2026-03-31T18:24:00Z">
+        <w:r>
+          <w:rPr>
+            <w:sz w:val="13"/>
+            <w:szCs w:val="13"/>
+            <w:rPrChange w:id="278" w:author="Alex Fisher" w:date="2026-03-31T14:43:00Z" w16du:dateUtc="2026-03-31T19:43:00Z">
               <w:rPr>
                 <w:sz w:val="20"/>
                 <w:szCs w:val="20"/>
@@ -1641,12 +2196,12 @@
           <w:br/>
         </w:r>
       </w:ins>
-      <w:ins w:id="197" w:author="Alex Fisher" w:date="2026-03-31T13:24:00Z">
-        <w:r>
-          <w:rPr>
-            <w:sz w:val="13"/>
-            <w:szCs w:val="13"/>
-            <w:rPrChange w:id="198" w:author="Alex Fisher" w:date="2026-03-31T14:43:00Z" w16du:dateUtc="2026-03-31T19:43:00Z">
+      <w:ins w:id="279" w:author="Alex Fisher" w:date="2026-03-31T13:24:00Z">
+        <w:r>
+          <w:rPr>
+            <w:sz w:val="13"/>
+            <w:szCs w:val="13"/>
+            <w:rPrChange w:id="280" w:author="Alex Fisher" w:date="2026-03-31T14:43:00Z" w16du:dateUtc="2026-03-31T19:43:00Z">
               <w:rPr>
                 <w:sz w:val="20"/>
                 <w:szCs w:val="20"/>
@@ -1661,7 +2216,7 @@
             <w:iCs/>
             <w:sz w:val="13"/>
             <w:szCs w:val="13"/>
-            <w:rPrChange w:id="199" w:author="Alex Fisher" w:date="2026-03-31T14:43:00Z" w16du:dateUtc="2026-03-31T19:43:00Z">
+            <w:rPrChange w:id="281" w:author="Alex Fisher" w:date="2026-03-31T14:43:00Z" w16du:dateUtc="2026-03-31T19:43:00Z">
               <w:rPr>
                 <w:i/>
                 <w:iCs/>
@@ -1676,7 +2231,7 @@
           <w:rPr>
             <w:sz w:val="13"/>
             <w:szCs w:val="13"/>
-            <w:rPrChange w:id="200" w:author="Alex Fisher" w:date="2026-03-31T14:43:00Z" w16du:dateUtc="2026-03-31T19:43:00Z">
+            <w:rPrChange w:id="282" w:author="Alex Fisher" w:date="2026-03-31T14:43:00Z" w16du:dateUtc="2026-03-31T19:43:00Z">
               <w:rPr>
                 <w:sz w:val="20"/>
                 <w:szCs w:val="20"/>
@@ -1690,24 +2245,24 @@
     <w:p>
       <w:pPr>
         <w:rPr>
-          <w:ins w:id="201" w:author="Alex Fisher" w:date="2026-03-31T13:25:00Z"/>
+          <w:ins w:id="283" w:author="Alex Fisher" w:date="2026-03-31T13:25:00Z"/>
           <w:sz w:val="13"/>
           <w:szCs w:val="13"/>
-          <w:rPrChange w:id="202" w:author="Alex Fisher" w:date="2026-03-31T14:43:00Z" w16du:dateUtc="2026-03-31T19:43:00Z">
+          <w:rPrChange w:id="284" w:author="Alex Fisher" w:date="2026-03-31T14:43:00Z" w16du:dateUtc="2026-03-31T19:43:00Z">
             <w:rPr>
-              <w:ins w:id="203" w:author="Alex Fisher" w:date="2026-03-31T13:25:00Z"/>
+              <w:ins w:id="285" w:author="Alex Fisher" w:date="2026-03-31T13:25:00Z"/>
               <w:sz w:val="20"/>
               <w:szCs w:val="20"/>
             </w:rPr>
           </w:rPrChange>
         </w:rPr>
       </w:pPr>
-      <w:ins w:id="204" w:author="Alex Fisher" w:date="2026-03-31T13:25:00Z">
-        <w:r>
-          <w:rPr>
-            <w:sz w:val="13"/>
-            <w:szCs w:val="13"/>
-            <w:rPrChange w:id="205" w:author="Alex Fisher" w:date="2026-03-31T14:43:00Z" w16du:dateUtc="2026-03-31T19:43:00Z">
+      <w:ins w:id="286" w:author="Alex Fisher" w:date="2026-03-31T13:25:00Z">
+        <w:r>
+          <w:rPr>
+            <w:sz w:val="13"/>
+            <w:szCs w:val="13"/>
+            <w:rPrChange w:id="287" w:author="Alex Fisher" w:date="2026-03-31T14:43:00Z" w16du:dateUtc="2026-03-31T19:43:00Z">
               <w:rPr>
                 <w:sz w:val="20"/>
                 <w:szCs w:val="20"/>
@@ -1722,7 +2277,7 @@
             <w:iCs/>
             <w:sz w:val="13"/>
             <w:szCs w:val="13"/>
-            <w:rPrChange w:id="206" w:author="Alex Fisher" w:date="2026-03-31T14:43:00Z" w16du:dateUtc="2026-03-31T19:43:00Z">
+            <w:rPrChange w:id="288" w:author="Alex Fisher" w:date="2026-03-31T14:43:00Z" w16du:dateUtc="2026-03-31T19:43:00Z">
               <w:rPr>
                 <w:i/>
                 <w:iCs/>
@@ -1737,7 +2292,7 @@
           <w:rPr>
             <w:sz w:val="13"/>
             <w:szCs w:val="13"/>
-            <w:rPrChange w:id="207" w:author="Alex Fisher" w:date="2026-03-31T14:43:00Z" w16du:dateUtc="2026-03-31T19:43:00Z">
+            <w:rPrChange w:id="289" w:author="Alex Fisher" w:date="2026-03-31T14:43:00Z" w16du:dateUtc="2026-03-31T19:43:00Z">
               <w:rPr>
                 <w:sz w:val="20"/>
                 <w:szCs w:val="20"/>
@@ -1750,7 +2305,7 @@
           <w:rPr>
             <w:sz w:val="13"/>
             <w:szCs w:val="13"/>
-            <w:rPrChange w:id="208" w:author="Alex Fisher" w:date="2026-03-31T14:43:00Z" w16du:dateUtc="2026-03-31T19:43:00Z">
+            <w:rPrChange w:id="290" w:author="Alex Fisher" w:date="2026-03-31T14:43:00Z" w16du:dateUtc="2026-03-31T19:43:00Z">
               <w:rPr>
                 <w:sz w:val="20"/>
                 <w:szCs w:val="20"/>
@@ -1763,7 +2318,7 @@
           <w:rPr>
             <w:sz w:val="13"/>
             <w:szCs w:val="13"/>
-            <w:rPrChange w:id="209" w:author="Alex Fisher" w:date="2026-03-31T14:43:00Z" w16du:dateUtc="2026-03-31T19:43:00Z">
+            <w:rPrChange w:id="291" w:author="Alex Fisher" w:date="2026-03-31T14:43:00Z" w16du:dateUtc="2026-03-31T19:43:00Z">
               <w:rPr>
                 <w:sz w:val="20"/>
                 <w:szCs w:val="20"/>
@@ -1782,7 +2337,7 @@
           <w:rPr>
             <w:sz w:val="13"/>
             <w:szCs w:val="13"/>
-            <w:rPrChange w:id="210" w:author="Alex Fisher" w:date="2026-03-31T14:43:00Z" w16du:dateUtc="2026-03-31T19:43:00Z">
+            <w:rPrChange w:id="292" w:author="Alex Fisher" w:date="2026-03-31T14:43:00Z" w16du:dateUtc="2026-03-31T19:43:00Z">
               <w:rPr>
                 <w:sz w:val="20"/>
                 <w:szCs w:val="20"/>
@@ -1796,7 +2351,7 @@
             <w:rStyle w:val="Hyperlink"/>
             <w:sz w:val="13"/>
             <w:szCs w:val="13"/>
-            <w:rPrChange w:id="211" w:author="Alex Fisher" w:date="2026-03-31T14:43:00Z" w16du:dateUtc="2026-03-31T19:43:00Z">
+            <w:rPrChange w:id="293" w:author="Alex Fisher" w:date="2026-03-31T14:43:00Z" w16du:dateUtc="2026-03-31T19:43:00Z">
               <w:rPr>
                 <w:rStyle w:val="Hyperlink"/>
                 <w:sz w:val="20"/>
@@ -1807,12 +2362,12 @@
           <w:t>https://doi.org/10.1186/s13567-025-01671-0</w:t>
         </w:r>
       </w:ins>
-      <w:ins w:id="212" w:author="Alex Fisher" w:date="2026-03-31T13:25:00Z" w16du:dateUtc="2026-03-31T18:25:00Z">
-        <w:r>
-          <w:rPr>
-            <w:sz w:val="13"/>
-            <w:szCs w:val="13"/>
-            <w:rPrChange w:id="213" w:author="Alex Fisher" w:date="2026-03-31T14:43:00Z" w16du:dateUtc="2026-03-31T19:43:00Z">
+      <w:ins w:id="294" w:author="Alex Fisher" w:date="2026-03-31T13:25:00Z" w16du:dateUtc="2026-03-31T18:25:00Z">
+        <w:r>
+          <w:rPr>
+            <w:sz w:val="13"/>
+            <w:szCs w:val="13"/>
+            <w:rPrChange w:id="295" w:author="Alex Fisher" w:date="2026-03-31T14:43:00Z" w16du:dateUtc="2026-03-31T19:43:00Z">
               <w:rPr>
                 <w:sz w:val="20"/>
                 <w:szCs w:val="20"/>
@@ -1822,12 +2377,12 @@
           <w:fldChar w:fldCharType="end"/>
         </w:r>
       </w:ins>
-      <w:ins w:id="214" w:author="Alex Fisher" w:date="2026-03-31T13:25:00Z">
-        <w:r>
-          <w:rPr>
-            <w:sz w:val="13"/>
-            <w:szCs w:val="13"/>
-            <w:rPrChange w:id="215" w:author="Alex Fisher" w:date="2026-03-31T14:43:00Z" w16du:dateUtc="2026-03-31T19:43:00Z">
+      <w:ins w:id="296" w:author="Alex Fisher" w:date="2026-03-31T13:25:00Z">
+        <w:r>
+          <w:rPr>
+            <w:sz w:val="13"/>
+            <w:szCs w:val="13"/>
+            <w:rPrChange w:id="297" w:author="Alex Fisher" w:date="2026-03-31T14:43:00Z" w16du:dateUtc="2026-03-31T19:43:00Z">
               <w:rPr>
                 <w:sz w:val="20"/>
                 <w:szCs w:val="20"/>
@@ -1841,24 +2396,24 @@
     <w:p>
       <w:pPr>
         <w:rPr>
-          <w:ins w:id="216" w:author="Alex Fisher" w:date="2026-03-31T13:25:00Z"/>
+          <w:ins w:id="298" w:author="Alex Fisher" w:date="2026-03-31T13:25:00Z"/>
           <w:sz w:val="13"/>
           <w:szCs w:val="13"/>
-          <w:rPrChange w:id="217" w:author="Alex Fisher" w:date="2026-03-31T14:43:00Z" w16du:dateUtc="2026-03-31T19:43:00Z">
+          <w:rPrChange w:id="299" w:author="Alex Fisher" w:date="2026-03-31T14:43:00Z" w16du:dateUtc="2026-03-31T19:43:00Z">
             <w:rPr>
-              <w:ins w:id="218" w:author="Alex Fisher" w:date="2026-03-31T13:25:00Z"/>
+              <w:ins w:id="300" w:author="Alex Fisher" w:date="2026-03-31T13:25:00Z"/>
               <w:sz w:val="20"/>
               <w:szCs w:val="20"/>
             </w:rPr>
           </w:rPrChange>
         </w:rPr>
       </w:pPr>
-      <w:ins w:id="219" w:author="Alex Fisher" w:date="2026-03-31T13:25:00Z">
-        <w:r>
-          <w:rPr>
-            <w:sz w:val="13"/>
-            <w:szCs w:val="13"/>
-            <w:rPrChange w:id="220" w:author="Alex Fisher" w:date="2026-03-31T14:43:00Z" w16du:dateUtc="2026-03-31T19:43:00Z">
+      <w:ins w:id="301" w:author="Alex Fisher" w:date="2026-03-31T13:25:00Z">
+        <w:r>
+          <w:rPr>
+            <w:sz w:val="13"/>
+            <w:szCs w:val="13"/>
+            <w:rPrChange w:id="302" w:author="Alex Fisher" w:date="2026-03-31T14:43:00Z" w16du:dateUtc="2026-03-31T19:43:00Z">
               <w:rPr>
                 <w:sz w:val="20"/>
                 <w:szCs w:val="20"/>
@@ -1873,7 +2428,7 @@
             <w:iCs/>
             <w:sz w:val="13"/>
             <w:szCs w:val="13"/>
-            <w:rPrChange w:id="221" w:author="Alex Fisher" w:date="2026-03-31T14:43:00Z" w16du:dateUtc="2026-03-31T19:43:00Z">
+            <w:rPrChange w:id="303" w:author="Alex Fisher" w:date="2026-03-31T14:43:00Z" w16du:dateUtc="2026-03-31T19:43:00Z">
               <w:rPr>
                 <w:i/>
                 <w:iCs/>
@@ -1888,7 +2443,7 @@
           <w:rPr>
             <w:sz w:val="13"/>
             <w:szCs w:val="13"/>
-            <w:rPrChange w:id="222" w:author="Alex Fisher" w:date="2026-03-31T14:43:00Z" w16du:dateUtc="2026-03-31T19:43:00Z">
+            <w:rPrChange w:id="304" w:author="Alex Fisher" w:date="2026-03-31T14:43:00Z" w16du:dateUtc="2026-03-31T19:43:00Z">
               <w:rPr>
                 <w:sz w:val="20"/>
                 <w:szCs w:val="20"/>
@@ -1901,7 +2456,7 @@
           <w:rPr>
             <w:sz w:val="13"/>
             <w:szCs w:val="13"/>
-            <w:rPrChange w:id="223" w:author="Alex Fisher" w:date="2026-03-31T14:43:00Z" w16du:dateUtc="2026-03-31T19:43:00Z">
+            <w:rPrChange w:id="305" w:author="Alex Fisher" w:date="2026-03-31T14:43:00Z" w16du:dateUtc="2026-03-31T19:43:00Z">
               <w:rPr>
                 <w:sz w:val="20"/>
                 <w:szCs w:val="20"/>
@@ -1914,7 +2469,7 @@
           <w:rPr>
             <w:sz w:val="13"/>
             <w:szCs w:val="13"/>
-            <w:rPrChange w:id="224" w:author="Alex Fisher" w:date="2026-03-31T14:43:00Z" w16du:dateUtc="2026-03-31T19:43:00Z">
+            <w:rPrChange w:id="306" w:author="Alex Fisher" w:date="2026-03-31T14:43:00Z" w16du:dateUtc="2026-03-31T19:43:00Z">
               <w:rPr>
                 <w:sz w:val="20"/>
                 <w:szCs w:val="20"/>
@@ -1933,7 +2488,7 @@
           <w:rPr>
             <w:sz w:val="13"/>
             <w:szCs w:val="13"/>
-            <w:rPrChange w:id="225" w:author="Alex Fisher" w:date="2026-03-31T14:43:00Z" w16du:dateUtc="2026-03-31T19:43:00Z">
+            <w:rPrChange w:id="307" w:author="Alex Fisher" w:date="2026-03-31T14:43:00Z" w16du:dateUtc="2026-03-31T19:43:00Z">
               <w:rPr>
                 <w:sz w:val="20"/>
                 <w:szCs w:val="20"/>
@@ -1947,7 +2502,7 @@
             <w:rStyle w:val="Hyperlink"/>
             <w:sz w:val="13"/>
             <w:szCs w:val="13"/>
-            <w:rPrChange w:id="226" w:author="Alex Fisher" w:date="2026-03-31T14:43:00Z" w16du:dateUtc="2026-03-31T19:43:00Z">
+            <w:rPrChange w:id="308" w:author="Alex Fisher" w:date="2026-03-31T14:43:00Z" w16du:dateUtc="2026-03-31T19:43:00Z">
               <w:rPr>
                 <w:rStyle w:val="Hyperlink"/>
                 <w:sz w:val="20"/>
@@ -1958,12 +2513,12 @@
           <w:t>https://doi.org/10.1111/zph.12686</w:t>
         </w:r>
       </w:ins>
-      <w:ins w:id="227" w:author="Alex Fisher" w:date="2026-03-31T13:25:00Z" w16du:dateUtc="2026-03-31T18:25:00Z">
-        <w:r>
-          <w:rPr>
-            <w:sz w:val="13"/>
-            <w:szCs w:val="13"/>
-            <w:rPrChange w:id="228" w:author="Alex Fisher" w:date="2026-03-31T14:43:00Z" w16du:dateUtc="2026-03-31T19:43:00Z">
+      <w:ins w:id="309" w:author="Alex Fisher" w:date="2026-03-31T13:25:00Z" w16du:dateUtc="2026-03-31T18:25:00Z">
+        <w:r>
+          <w:rPr>
+            <w:sz w:val="13"/>
+            <w:szCs w:val="13"/>
+            <w:rPrChange w:id="310" w:author="Alex Fisher" w:date="2026-03-31T14:43:00Z" w16du:dateUtc="2026-03-31T19:43:00Z">
               <w:rPr>
                 <w:sz w:val="20"/>
                 <w:szCs w:val="20"/>
@@ -1973,12 +2528,12 @@
           <w:fldChar w:fldCharType="end"/>
         </w:r>
       </w:ins>
-      <w:ins w:id="229" w:author="Alex Fisher" w:date="2026-03-31T13:25:00Z">
-        <w:r>
-          <w:rPr>
-            <w:sz w:val="13"/>
-            <w:szCs w:val="13"/>
-            <w:rPrChange w:id="230" w:author="Alex Fisher" w:date="2026-03-31T14:43:00Z" w16du:dateUtc="2026-03-31T19:43:00Z">
+      <w:ins w:id="311" w:author="Alex Fisher" w:date="2026-03-31T13:25:00Z">
+        <w:r>
+          <w:rPr>
+            <w:sz w:val="13"/>
+            <w:szCs w:val="13"/>
+            <w:rPrChange w:id="312" w:author="Alex Fisher" w:date="2026-03-31T14:43:00Z" w16du:dateUtc="2026-03-31T19:43:00Z">
               <w:rPr>
                 <w:sz w:val="20"/>
                 <w:szCs w:val="20"/>
@@ -1992,7 +2547,7 @@
     <w:p>
       <w:pPr>
         <w:rPr>
-          <w:ins w:id="231" w:author="Alex Fisher" w:date="2026-03-31T13:24:00Z"/>
+          <w:ins w:id="313" w:author="Alex Fisher" w:date="2026-03-31T13:24:00Z"/>
           <w:sz w:val="20"/>
           <w:szCs w:val="20"/>
         </w:rPr>
@@ -2001,7 +2556,7 @@
     <w:p>
       <w:pPr>
         <w:rPr>
-          <w:ins w:id="232" w:author="Alex Fisher" w:date="2026-03-31T13:24:00Z"/>
+          <w:ins w:id="314" w:author="Alex Fisher" w:date="2026-03-31T13:24:00Z"/>
           <w:sz w:val="20"/>
           <w:szCs w:val="20"/>
         </w:rPr>
@@ -2010,21 +2565,20 @@
     <w:p>
       <w:pPr>
         <w:rPr>
-          <w:ins w:id="233" w:author="Alex Fisher" w:date="2026-03-31T13:23:00Z"/>
+          <w:ins w:id="315" w:author="Alex Fisher" w:date="2026-03-31T13:23:00Z"/>
           <w:sz w:val="20"/>
           <w:szCs w:val="20"/>
-          <w:rPrChange w:id="234" w:author="Alex Fisher" w:date="2026-03-31T13:23:00Z" w16du:dateUtc="2026-03-31T18:23:00Z">
+          <w:rPrChange w:id="316" w:author="Alex Fisher" w:date="2026-03-31T13:23:00Z" w16du:dateUtc="2026-03-31T18:23:00Z">
             <w:rPr>
-              <w:ins w:id="235" w:author="Alex Fisher" w:date="2026-03-31T13:23:00Z"/>
+              <w:ins w:id="317" w:author="Alex Fisher" w:date="2026-03-31T13:23:00Z"/>
             </w:rPr>
           </w:rPrChange>
         </w:rPr>
       </w:pPr>
     </w:p>
     <w:p>
-      <w:del w:id="236" w:author="Alex Fisher" w:date="2026-03-31T14:46:00Z" w16du:dateUtc="2026-03-31T19:46:00Z">
-        <w:r>
-          <w:lastRenderedPageBreak/>
+      <w:del w:id="318" w:author="Alex Fisher" w:date="2026-03-31T14:46:00Z" w16du:dateUtc="2026-03-31T19:46:00Z">
+        <w:r>
           <w:br w:type="page"/>
         </w:r>
       </w:del>
@@ -2033,17 +2587,17 @@
       <w:pPr>
         <w:ind w:hanging="480"/>
         <w:rPr>
-          <w:ins w:id="237" w:author="Alex Fisher" w:date="2026-03-31T14:53:00Z" w16du:dateUtc="2026-03-31T19:53:00Z"/>
+          <w:ins w:id="319" w:author="Alex Fisher" w:date="2026-03-31T14:53:00Z" w16du:dateUtc="2026-03-31T19:53:00Z"/>
           <w:sz w:val="13"/>
           <w:szCs w:val="13"/>
-          <w:rPrChange w:id="238" w:author="Alex Fisher" w:date="2026-03-31T14:53:00Z" w16du:dateUtc="2026-03-31T19:53:00Z">
+          <w:rPrChange w:id="320" w:author="Alex Fisher" w:date="2026-03-31T14:53:00Z" w16du:dateUtc="2026-03-31T19:53:00Z">
             <w:rPr>
-              <w:ins w:id="239" w:author="Alex Fisher" w:date="2026-03-31T14:53:00Z" w16du:dateUtc="2026-03-31T19:53:00Z"/>
+              <w:ins w:id="321" w:author="Alex Fisher" w:date="2026-03-31T14:53:00Z" w16du:dateUtc="2026-03-31T19:53:00Z"/>
             </w:rPr>
           </w:rPrChange>
         </w:rPr>
       </w:pPr>
-      <w:commentRangeStart w:id="240"/>
+      <w:commentRangeStart w:id="322"/>
       <w:r>
         <w:rPr>
           <w:b/>
@@ -2051,19 +2605,19 @@
         </w:rPr>
         <w:t>P4:</w:t>
       </w:r>
-      <w:commentRangeEnd w:id="240"/>
+      <w:commentRangeEnd w:id="322"/>
       <w:r>
         <w:rPr>
           <w:rStyle w:val="CommentReference"/>
           <w:sz w:val="24"/>
           <w:szCs w:val="24"/>
         </w:rPr>
-        <w:commentReference w:id="240"/>
+        <w:commentReference w:id="322"/>
       </w:r>
       <w:r>
         <w:br/>
       </w:r>
-      <w:del w:id="241" w:author="Kelsey McCune" w:date="2026-03-24T08:54:00Z" w16du:dateUtc="2026-03-24T13:54:00Z">
+      <w:del w:id="323" w:author="Kelsey McCune" w:date="2026-03-24T08:54:00Z" w16du:dateUtc="2026-03-24T13:54:00Z">
         <w:r>
           <w:delText xml:space="preserve">Aside from disease concerns, it is also worth </w:delText>
         </w:r>
@@ -2074,25 +2628,30 @@
           <w:delText xml:space="preserve"> that</w:delText>
         </w:r>
       </w:del>
-      <w:ins w:id="242" w:author="Kelsey McCune" w:date="2026-03-24T08:54:00Z" w16du:dateUtc="2026-03-24T13:54:00Z">
-        <w:r>
-          <w:t>However, the risk of disease spillover through</w:t>
+      <w:ins w:id="324" w:author="Kelsey McCune" w:date="2026-04-01T10:31:00Z" w16du:dateUtc="2026-04-01T15:31:00Z">
+        <w:r>
+          <w:t>T</w:t>
+        </w:r>
+      </w:ins>
+      <w:ins w:id="325" w:author="Kelsey McCune" w:date="2026-03-24T08:54:00Z" w16du:dateUtc="2026-03-24T13:54:00Z">
+        <w:r>
+          <w:t>he risk of disease spillover through</w:t>
         </w:r>
       </w:ins>
       <w:r>
         <w:t xml:space="preserve"> bird feeding and backyard poultry keeping </w:t>
       </w:r>
-      <w:del w:id="243" w:author="Kelsey McCune" w:date="2026-03-24T08:54:00Z" w16du:dateUtc="2026-03-24T13:54:00Z">
+      <w:del w:id="326" w:author="Kelsey McCune" w:date="2026-03-24T08:54:00Z" w16du:dateUtc="2026-03-24T13:54:00Z">
         <w:r>
           <w:delText xml:space="preserve">have </w:delText>
         </w:r>
       </w:del>
-      <w:ins w:id="244" w:author="Kelsey McCune" w:date="2026-03-24T08:54:00Z" w16du:dateUtc="2026-03-24T13:54:00Z">
+      <w:ins w:id="327" w:author="Kelsey McCune" w:date="2026-03-24T08:54:00Z" w16du:dateUtc="2026-03-24T13:54:00Z">
         <w:r>
           <w:t xml:space="preserve">is potentially balanced by the </w:t>
         </w:r>
       </w:ins>
-      <w:del w:id="245" w:author="Kelsey McCune" w:date="2026-03-24T08:54:00Z" w16du:dateUtc="2026-03-24T13:54:00Z">
+      <w:del w:id="328" w:author="Kelsey McCune" w:date="2026-03-24T08:54:00Z" w16du:dateUtc="2026-03-24T13:54:00Z">
         <w:r>
           <w:delText xml:space="preserve">real </w:delText>
         </w:r>
@@ -2118,12 +2677,12 @@
       <w:r>
         <w:t>mental health</w:t>
       </w:r>
-      <w:ins w:id="246" w:author="Kelsey McCune" w:date="2026-03-24T08:51:00Z" w16du:dateUtc="2026-03-24T13:51:00Z">
+      <w:ins w:id="329" w:author="Kelsey McCune" w:date="2026-03-24T08:51:00Z" w16du:dateUtc="2026-03-24T13:51:00Z">
         <w:r>
           <w:t xml:space="preserve"> through e</w:t>
         </w:r>
       </w:ins>
-      <w:del w:id="247" w:author="Kelsey McCune" w:date="2026-03-24T08:51:00Z" w16du:dateUtc="2026-03-24T13:51:00Z">
+      <w:del w:id="330" w:author="Kelsey McCune" w:date="2026-03-24T08:51:00Z" w16du:dateUtc="2026-03-24T13:51:00Z">
         <w:r>
           <w:delText>. E</w:delText>
         </w:r>
@@ -2134,7 +2693,7 @@
       <w:r>
         <w:t xml:space="preserve"> like reduced stress and anxiety, improved mood, cognitive restoration, and feelings of connection to the natural world </w:t>
       </w:r>
-      <w:ins w:id="248" w:author="Alex Fisher" w:date="2026-03-31T14:49:00Z">
+      <w:ins w:id="331" w:author="Alex Fisher" w:date="2026-03-31T14:49:00Z">
         <w:r>
           <w:t>(Cox and Gaston 2016; Pocock et al. 2023)</w:t>
         </w:r>
@@ -2142,7 +2701,7 @@
           <w:t xml:space="preserve"> </w:t>
         </w:r>
       </w:ins>
-      <w:del w:id="249" w:author="Alex Fisher" w:date="2026-03-31T14:49:00Z" w16du:dateUtc="2026-03-31T19:49:00Z">
+      <w:del w:id="332" w:author="Alex Fisher" w:date="2026-03-31T14:49:00Z" w16du:dateUtc="2026-03-31T19:49:00Z">
         <w:r>
           <w:delText>(cite)</w:delText>
         </w:r>
@@ -2156,12 +2715,12 @@
       <w:r>
         <w:t xml:space="preserve">For many </w:t>
       </w:r>
-      <w:del w:id="250" w:author="Kelsey McCune" w:date="2026-03-24T08:51:00Z" w16du:dateUtc="2026-03-24T13:51:00Z">
+      <w:del w:id="333" w:author="Kelsey McCune" w:date="2026-03-24T08:51:00Z" w16du:dateUtc="2026-03-24T13:51:00Z">
         <w:r>
           <w:delText>participants</w:delText>
         </w:r>
       </w:del>
-      <w:ins w:id="251" w:author="Kelsey McCune" w:date="2026-03-24T08:51:00Z" w16du:dateUtc="2026-03-24T13:51:00Z">
+      <w:ins w:id="334" w:author="Kelsey McCune" w:date="2026-03-24T08:51:00Z" w16du:dateUtc="2026-03-24T13:51:00Z">
         <w:r>
           <w:t>p</w:t>
         </w:r>
@@ -2175,12 +2734,12 @@
       <w:r>
         <w:t xml:space="preserve">provides </w:t>
       </w:r>
-      <w:ins w:id="252" w:author="Kelsey McCune" w:date="2026-03-24T08:51:00Z" w16du:dateUtc="2026-03-24T13:51:00Z">
+      <w:ins w:id="335" w:author="Kelsey McCune" w:date="2026-03-24T08:51:00Z" w16du:dateUtc="2026-03-24T13:51:00Z">
         <w:r>
           <w:t>the only</w:t>
         </w:r>
       </w:ins>
-      <w:del w:id="253" w:author="Kelsey McCune" w:date="2026-03-24T08:52:00Z" w16du:dateUtc="2026-03-24T13:52:00Z">
+      <w:del w:id="336" w:author="Kelsey McCune" w:date="2026-03-24T08:52:00Z" w16du:dateUtc="2026-03-24T13:52:00Z">
         <w:r>
           <w:delText>a</w:delText>
         </w:r>
@@ -2194,7 +2753,7 @@
       <w:r>
         <w:t xml:space="preserve"> with wildlife</w:t>
       </w:r>
-      <w:del w:id="254" w:author="Kelsey McCune" w:date="2026-03-24T08:52:00Z" w16du:dateUtc="2026-03-24T13:52:00Z">
+      <w:del w:id="337" w:author="Kelsey McCune" w:date="2026-03-24T08:52:00Z" w16du:dateUtc="2026-03-24T13:52:00Z">
         <w:r>
           <w:delText xml:space="preserve"> that can be integrated into residential life</w:delText>
         </w:r>
@@ -2220,7 +2779,7 @@
       <w:r>
         <w:t xml:space="preserve"> and stress recovery </w:t>
       </w:r>
-      <w:ins w:id="255" w:author="Alex Fisher" w:date="2026-03-31T14:54:00Z" w16du:dateUtc="2026-03-31T19:54:00Z">
+      <w:ins w:id="338" w:author="Alex Fisher" w:date="2026-03-31T14:54:00Z" w16du:dateUtc="2026-03-31T19:54:00Z">
         <w:r>
           <w:t>(Dayer et al. 2019)</w:t>
         </w:r>
@@ -2228,7 +2787,7 @@
           <w:t xml:space="preserve"> </w:t>
         </w:r>
       </w:ins>
-      <w:del w:id="256" w:author="Alex Fisher" w:date="2026-03-31T14:54:00Z" w16du:dateUtc="2026-03-31T19:54:00Z">
+      <w:del w:id="339" w:author="Alex Fisher" w:date="2026-03-31T14:54:00Z" w16du:dateUtc="2026-03-31T19:54:00Z">
         <w:r>
           <w:delText>(cite)</w:delText>
         </w:r>
@@ -2236,7 +2795,7 @@
       <w:r>
         <w:t xml:space="preserve">. Small-scale poultry keeping is similarly associated with feelings of self-sufficiency, fulfillment, and stewardship, particularly among urban and suburban residents seeking engagement with food systems and animal care </w:t>
       </w:r>
-      <w:ins w:id="257" w:author="Alex Fisher" w:date="2026-03-31T14:54:00Z">
+      <w:ins w:id="340" w:author="Alex Fisher" w:date="2026-03-31T14:54:00Z">
         <w:r>
           <w:t>(Kyle and Sutherland 2016; Nicholson et al. 2020)</w:t>
         </w:r>
@@ -2244,7 +2803,7 @@
           <w:t xml:space="preserve"> </w:t>
         </w:r>
       </w:ins>
-      <w:del w:id="258" w:author="Alex Fisher" w:date="2026-03-31T14:54:00Z" w16du:dateUtc="2026-03-31T19:54:00Z">
+      <w:del w:id="341" w:author="Alex Fisher" w:date="2026-03-31T14:54:00Z" w16du:dateUtc="2026-03-31T19:54:00Z">
         <w:r>
           <w:delText>(cite)</w:delText>
         </w:r>
@@ -2252,179 +2811,253 @@
       <w:r>
         <w:t xml:space="preserve">. </w:t>
       </w:r>
-      <w:ins w:id="259" w:author="Alex Fisher" w:date="2026-03-31T15:29:00Z">
+      <w:ins w:id="342" w:author="Alex Fisher" w:date="2026-03-31T15:29:00Z">
         <w:r>
           <w:t xml:space="preserve">Households with children may additionally benefit from the educational value of these activities by incorporating an early interest in wildlife, ecology, and sustainable food production. </w:t>
         </w:r>
       </w:ins>
-      <w:ins w:id="260" w:author="Alex Fisher" w:date="2026-03-31T15:30:00Z" w16du:dateUtc="2026-03-31T20:30:00Z">
+      <w:ins w:id="343" w:author="Alex Fisher" w:date="2026-03-31T15:30:00Z" w16du:dateUtc="2026-03-31T20:30:00Z">
         <w:r>
           <w:t>E</w:t>
         </w:r>
       </w:ins>
-      <w:ins w:id="261" w:author="Alex Fisher" w:date="2026-03-31T15:29:00Z">
+      <w:ins w:id="344" w:author="Alex Fisher" w:date="2026-03-31T15:29:00Z">
         <w:r>
           <w:t xml:space="preserve">ngagement with backyard wildlife activities may also </w:t>
         </w:r>
       </w:ins>
-      <w:ins w:id="262" w:author="Alex Fisher" w:date="2026-03-31T15:30:00Z" w16du:dateUtc="2026-03-31T20:30:00Z">
+      <w:ins w:id="345" w:author="Alex Fisher" w:date="2026-03-31T15:30:00Z" w16du:dateUtc="2026-03-31T20:30:00Z">
         <w:r>
           <w:t>go</w:t>
         </w:r>
       </w:ins>
-      <w:ins w:id="263" w:author="Alex Fisher" w:date="2026-03-31T15:29:00Z">
+      <w:ins w:id="346" w:author="Alex Fisher" w:date="2026-03-31T15:29:00Z">
         <w:r>
           <w:t xml:space="preserve"> beyond personal </w:t>
         </w:r>
       </w:ins>
-      <w:ins w:id="264" w:author="Alex Fisher" w:date="2026-03-31T15:33:00Z" w16du:dateUtc="2026-03-31T20:33:00Z">
+      <w:ins w:id="347" w:author="Alex Fisher" w:date="2026-03-31T15:33:00Z" w16du:dateUtc="2026-03-31T20:33:00Z">
         <w:r>
           <w:t>satisfaction</w:t>
         </w:r>
       </w:ins>
-      <w:ins w:id="265" w:author="Alex Fisher" w:date="2026-03-31T15:29:00Z">
+      <w:ins w:id="348" w:author="Alex Fisher" w:date="2026-03-31T15:29:00Z">
         <w:r>
           <w:t xml:space="preserve"> to encourage broader conservation behaviors. Research has shown that people who feed and observe birds are more likely to engage in pro-conservation actions such as habitat stewardship, conservation donations, and advocacy for wildlife-friendly policies, suggesting that these activities may </w:t>
         </w:r>
       </w:ins>
-      <w:ins w:id="266" w:author="Alex Fisher" w:date="2026-03-31T15:30:00Z" w16du:dateUtc="2026-03-31T20:30:00Z">
+      <w:ins w:id="349" w:author="Alex Fisher" w:date="2026-03-31T15:30:00Z" w16du:dateUtc="2026-03-31T20:30:00Z">
         <w:r>
           <w:t>provide a link</w:t>
         </w:r>
       </w:ins>
-      <w:ins w:id="267" w:author="Alex Fisher" w:date="2026-03-31T15:29:00Z">
+      <w:ins w:id="350" w:author="Alex Fisher" w:date="2026-03-31T15:29:00Z">
         <w:r>
           <w:t xml:space="preserve"> to broader environmental </w:t>
         </w:r>
       </w:ins>
-      <w:ins w:id="268" w:author="Alex Fisher" w:date="2026-03-31T15:31:00Z" w16du:dateUtc="2026-03-31T20:31:00Z">
+      <w:ins w:id="351" w:author="Alex Fisher" w:date="2026-03-31T15:31:00Z" w16du:dateUtc="2026-03-31T20:31:00Z">
         <w:r>
           <w:t>stewardship</w:t>
         </w:r>
       </w:ins>
-      <w:ins w:id="269" w:author="Alex Fisher" w:date="2026-03-31T15:29:00Z">
-        <w:r>
-          <w:t xml:space="preserve"> (Dayer et al. 2019; Pocock et al. 2023; Barbett et al. 2020). Understanding the conservation attitudes of backyard wildlife participants </w:t>
-        </w:r>
-      </w:ins>
-      <w:ins w:id="270" w:author="Alex Fisher" w:date="2026-03-31T15:34:00Z" w16du:dateUtc="2026-03-31T20:34:00Z">
-        <w:r>
-          <w:t>proves to be</w:t>
-        </w:r>
-      </w:ins>
-      <w:ins w:id="271" w:author="Alex Fisher" w:date="2026-03-31T15:29:00Z">
+      <w:ins w:id="352" w:author="Alex Fisher" w:date="2026-03-31T15:29:00Z">
+        <w:r>
+          <w:t xml:space="preserve"> (Dayer et al. 2019; Pocock et al. 2023; Barbett et al. 2020). Understanding the conservation attitudes of </w:t>
+        </w:r>
+      </w:ins>
+      <w:ins w:id="353" w:author="Kelsey McCune" w:date="2026-04-01T10:33:00Z" w16du:dateUtc="2026-04-01T15:33:00Z">
+        <w:r>
+          <w:t xml:space="preserve">participants in these </w:t>
+        </w:r>
+      </w:ins>
+      <w:ins w:id="354" w:author="Alex Fisher" w:date="2026-03-31T15:29:00Z">
+        <w:r>
+          <w:t xml:space="preserve">backyard </w:t>
+        </w:r>
+        <w:del w:id="355" w:author="Kelsey McCune" w:date="2026-04-01T10:34:00Z" w16du:dateUtc="2026-04-01T15:34:00Z">
+          <w:r>
+            <w:delText>wildlife participants</w:delText>
+          </w:r>
+        </w:del>
+      </w:ins>
+      <w:ins w:id="356" w:author="Kelsey McCune" w:date="2026-04-01T10:34:00Z" w16du:dateUtc="2026-04-01T15:34:00Z">
+        <w:r>
+          <w:t>activities</w:t>
+        </w:r>
+      </w:ins>
+      <w:ins w:id="357" w:author="Alex Fisher" w:date="2026-03-31T15:29:00Z">
+        <w:r>
+          <w:t xml:space="preserve"> </w:t>
+        </w:r>
+      </w:ins>
+      <w:ins w:id="358" w:author="Kelsey McCune" w:date="2026-04-01T10:34:00Z" w16du:dateUtc="2026-04-01T15:34:00Z">
+        <w:r>
+          <w:t>wil</w:t>
+        </w:r>
+      </w:ins>
+      <w:ins w:id="359" w:author="Alex Fisher" w:date="2026-03-31T15:34:00Z" w16du:dateUtc="2026-03-31T20:34:00Z">
+        <w:del w:id="360" w:author="Kelsey McCune" w:date="2026-04-01T10:34:00Z" w16du:dateUtc="2026-04-01T15:34:00Z">
+          <w:r>
+            <w:delText>proves</w:delText>
+          </w:r>
+        </w:del>
+      </w:ins>
+      <w:ins w:id="361" w:author="Kelsey McCune" w:date="2026-04-01T10:34:00Z" w16du:dateUtc="2026-04-01T15:34:00Z">
+        <w:r>
+          <w:t>l</w:t>
+        </w:r>
+      </w:ins>
+      <w:ins w:id="362" w:author="Alex Fisher" w:date="2026-03-31T15:34:00Z" w16du:dateUtc="2026-03-31T20:34:00Z">
+        <w:del w:id="363" w:author="Kelsey McCune" w:date="2026-04-01T10:34:00Z" w16du:dateUtc="2026-04-01T15:34:00Z">
+          <w:r>
+            <w:delText xml:space="preserve"> to</w:delText>
+          </w:r>
+        </w:del>
+        <w:r>
+          <w:t xml:space="preserve"> be</w:t>
+        </w:r>
+      </w:ins>
+      <w:ins w:id="364" w:author="Alex Fisher" w:date="2026-03-31T15:29:00Z">
         <w:r>
           <w:t xml:space="preserve"> valuable for </w:t>
         </w:r>
       </w:ins>
-      <w:ins w:id="272" w:author="Alex Fisher" w:date="2026-03-31T15:34:00Z" w16du:dateUtc="2026-03-31T20:34:00Z">
+      <w:ins w:id="365" w:author="Alex Fisher" w:date="2026-03-31T15:34:00Z" w16du:dateUtc="2026-03-31T20:34:00Z">
         <w:r>
           <w:t>finding</w:t>
         </w:r>
       </w:ins>
-      <w:ins w:id="273" w:author="Alex Fisher" w:date="2026-03-31T15:29:00Z">
+      <w:ins w:id="366" w:author="Alex Fisher" w:date="2026-03-31T15:29:00Z">
         <w:r>
           <w:t xml:space="preserve"> opportunities to promote evidence-based </w:t>
         </w:r>
       </w:ins>
-      <w:ins w:id="274" w:author="Alex Fisher" w:date="2026-03-31T15:35:00Z" w16du:dateUtc="2026-03-31T20:35:00Z">
+      <w:ins w:id="367" w:author="Kelsey McCune" w:date="2026-04-01T10:34:00Z" w16du:dateUtc="2026-04-01T15:34:00Z">
+        <w:r>
+          <w:t>biosecurity</w:t>
+        </w:r>
+      </w:ins>
+      <w:ins w:id="368" w:author="Kelsey McCune" w:date="2026-04-01T10:35:00Z" w16du:dateUtc="2026-04-01T15:35:00Z">
+        <w:r>
+          <w:t xml:space="preserve"> or </w:t>
+        </w:r>
+        <w:proofErr w:type="spellStart"/>
+        <w:r>
+          <w:t>conservation</w:t>
+        </w:r>
+      </w:ins>
+      <w:ins w:id="369" w:author="Kelsey McCune" w:date="2026-04-01T10:34:00Z" w16du:dateUtc="2026-04-01T15:34:00Z">
+        <w:r>
+          <w:t>(</w:t>
+        </w:r>
+        <w:proofErr w:type="spellEnd"/>
+        <w:r>
+          <w:t xml:space="preserve">?) </w:t>
+        </w:r>
+      </w:ins>
+      <w:ins w:id="370" w:author="Alex Fisher" w:date="2026-03-31T15:35:00Z" w16du:dateUtc="2026-03-31T20:35:00Z">
         <w:r>
           <w:t xml:space="preserve">practicing guidelines </w:t>
         </w:r>
       </w:ins>
-      <w:ins w:id="275" w:author="Alex Fisher" w:date="2026-03-31T15:34:00Z" w16du:dateUtc="2026-03-31T20:34:00Z">
+      <w:ins w:id="371" w:author="Alex Fisher" w:date="2026-03-31T15:34:00Z" w16du:dateUtc="2026-03-31T20:34:00Z">
         <w:r>
           <w:t>t</w:t>
         </w:r>
       </w:ins>
-      <w:ins w:id="276" w:author="Alex Fisher" w:date="2026-03-31T15:35:00Z" w16du:dateUtc="2026-03-31T20:35:00Z">
+      <w:ins w:id="372" w:author="Alex Fisher" w:date="2026-03-31T15:35:00Z" w16du:dateUtc="2026-03-31T20:35:00Z">
         <w:r>
           <w:t>o the</w:t>
         </w:r>
       </w:ins>
-      <w:ins w:id="277" w:author="Alex Fisher" w:date="2026-03-31T15:29:00Z">
+      <w:ins w:id="373" w:author="Alex Fisher" w:date="2026-03-31T15:29:00Z">
         <w:r>
           <w:t xml:space="preserve"> public. The psychological and conservation benefits of backyard wildlife activities </w:t>
         </w:r>
       </w:ins>
-      <w:ins w:id="278" w:author="Alex Fisher" w:date="2026-03-31T15:35:00Z" w16du:dateUtc="2026-03-31T20:35:00Z">
+      <w:ins w:id="374" w:author="Alex Fisher" w:date="2026-03-31T15:35:00Z" w16du:dateUtc="2026-03-31T20:35:00Z">
         <w:r>
           <w:t xml:space="preserve">are important </w:t>
         </w:r>
       </w:ins>
-      <w:ins w:id="279" w:author="Alex Fisher" w:date="2026-03-31T15:36:00Z" w16du:dateUtc="2026-03-31T20:36:00Z">
+      <w:ins w:id="375" w:author="Alex Fisher" w:date="2026-03-31T15:36:00Z" w16du:dateUtc="2026-03-31T20:36:00Z">
         <w:r>
           <w:t>factor</w:t>
         </w:r>
       </w:ins>
-      <w:ins w:id="280" w:author="Alex Fisher" w:date="2026-03-31T15:37:00Z" w16du:dateUtc="2026-03-31T20:37:00Z">
+      <w:ins w:id="376" w:author="Alex Fisher" w:date="2026-03-31T15:37:00Z" w16du:dateUtc="2026-03-31T20:37:00Z">
         <w:r>
           <w:t>s</w:t>
         </w:r>
       </w:ins>
-      <w:ins w:id="281" w:author="Alex Fisher" w:date="2026-03-31T15:29:00Z">
-        <w:r>
-          <w:t xml:space="preserve"> that must be </w:t>
-        </w:r>
-      </w:ins>
-      <w:ins w:id="282" w:author="Alex Fisher" w:date="2026-03-31T15:36:00Z" w16du:dateUtc="2026-03-31T20:36:00Z">
+      <w:ins w:id="377" w:author="Alex Fisher" w:date="2026-03-31T15:29:00Z">
+        <w:r>
+          <w:t xml:space="preserve"> that </w:t>
+        </w:r>
+        <w:r>
+          <w:lastRenderedPageBreak/>
+          <w:t xml:space="preserve">must be </w:t>
+        </w:r>
+      </w:ins>
+      <w:ins w:id="378" w:author="Alex Fisher" w:date="2026-03-31T15:36:00Z" w16du:dateUtc="2026-03-31T20:36:00Z">
         <w:r>
           <w:t>weighed</w:t>
         </w:r>
       </w:ins>
-      <w:ins w:id="283" w:author="Alex Fisher" w:date="2026-03-31T15:29:00Z">
+      <w:ins w:id="379" w:author="Alex Fisher" w:date="2026-03-31T15:29:00Z">
         <w:r>
           <w:t xml:space="preserve"> </w:t>
         </w:r>
       </w:ins>
-      <w:ins w:id="284" w:author="Alex Fisher" w:date="2026-03-31T15:36:00Z" w16du:dateUtc="2026-03-31T20:36:00Z">
+      <w:ins w:id="380" w:author="Alex Fisher" w:date="2026-03-31T15:36:00Z" w16du:dateUtc="2026-03-31T20:36:00Z">
         <w:r>
           <w:t>parallel to</w:t>
         </w:r>
       </w:ins>
-      <w:ins w:id="285" w:author="Alex Fisher" w:date="2026-03-31T15:29:00Z">
+      <w:ins w:id="381" w:author="Alex Fisher" w:date="2026-03-31T15:29:00Z">
         <w:r>
           <w:t xml:space="preserve"> any </w:t>
         </w:r>
       </w:ins>
-      <w:ins w:id="286" w:author="Alex Fisher" w:date="2026-03-31T15:37:00Z" w16du:dateUtc="2026-03-31T20:37:00Z">
+      <w:ins w:id="382" w:author="Alex Fisher" w:date="2026-03-31T15:37:00Z" w16du:dateUtc="2026-03-31T20:37:00Z">
         <w:r>
           <w:t>relevant</w:t>
         </w:r>
       </w:ins>
-      <w:ins w:id="287" w:author="Alex Fisher" w:date="2026-03-31T15:29:00Z">
+      <w:ins w:id="383" w:author="Alex Fisher" w:date="2026-03-31T15:29:00Z">
         <w:r>
           <w:t xml:space="preserve"> risks to health, wildlife, and environment</w:t>
         </w:r>
       </w:ins>
-      <w:ins w:id="288" w:author="Alex Fisher" w:date="2026-03-31T15:36:00Z" w16du:dateUtc="2026-03-31T20:36:00Z">
+      <w:ins w:id="384" w:author="Alex Fisher" w:date="2026-03-31T15:36:00Z" w16du:dateUtc="2026-03-31T20:36:00Z">
         <w:r>
           <w:t xml:space="preserve"> when discussing </w:t>
         </w:r>
       </w:ins>
-      <w:ins w:id="289" w:author="Alex Fisher" w:date="2026-03-31T15:37:00Z" w16du:dateUtc="2026-03-31T20:37:00Z">
+      <w:ins w:id="385" w:author="Alex Fisher" w:date="2026-03-31T15:37:00Z" w16du:dateUtc="2026-03-31T20:37:00Z">
         <w:r>
           <w:t>activities</w:t>
         </w:r>
       </w:ins>
-      <w:ins w:id="290" w:author="Alex Fisher" w:date="2026-03-31T15:36:00Z" w16du:dateUtc="2026-03-31T20:36:00Z">
+      <w:ins w:id="386" w:author="Alex Fisher" w:date="2026-03-31T15:36:00Z" w16du:dateUtc="2026-03-31T20:36:00Z">
         <w:r>
           <w:t xml:space="preserve"> such as bird feeding and small scale poultry. </w:t>
         </w:r>
       </w:ins>
-      <w:del w:id="291" w:author="Alex Fisher" w:date="2026-03-31T15:29:00Z" w16du:dateUtc="2026-03-31T20:29:00Z">
+      <w:del w:id="387" w:author="Alex Fisher" w:date="2026-03-31T15:29:00Z" w16du:dateUtc="2026-03-31T20:29:00Z">
         <w:r>
           <w:delText xml:space="preserve">Households with children may additionally benefit from the educational value of these activities </w:delText>
         </w:r>
       </w:del>
-      <w:ins w:id="292" w:author="Kelsey McCune" w:date="2026-03-24T08:55:00Z" w16du:dateUtc="2026-03-24T13:55:00Z">
-        <w:del w:id="293" w:author="Alex Fisher" w:date="2026-03-31T15:29:00Z" w16du:dateUtc="2026-03-31T20:29:00Z">
+      <w:ins w:id="388" w:author="Kelsey McCune" w:date="2026-03-24T08:55:00Z" w16du:dateUtc="2026-03-24T13:55:00Z">
+        <w:del w:id="389" w:author="Alex Fisher" w:date="2026-03-31T15:29:00Z" w16du:dateUtc="2026-03-31T20:29:00Z">
           <w:r>
             <w:delText>by</w:delText>
           </w:r>
         </w:del>
       </w:ins>
-      <w:del w:id="294" w:author="Alex Fisher" w:date="2026-03-31T15:29:00Z" w16du:dateUtc="2026-03-31T20:29:00Z">
+      <w:del w:id="390" w:author="Alex Fisher" w:date="2026-03-31T15:29:00Z" w16du:dateUtc="2026-03-31T20:29:00Z">
         <w:r>
           <w:delText xml:space="preserve">in </w:delText>
         </w:r>
@@ -2450,7 +3083,7 @@
           <w:delText xml:space="preserve">s to health, wildlife and environment. </w:delText>
         </w:r>
       </w:del>
-      <w:ins w:id="295" w:author="Alex Fisher" w:date="2026-03-31T14:52:00Z" w16du:dateUtc="2026-03-31T19:52:00Z">
+      <w:ins w:id="391" w:author="Alex Fisher" w:date="2026-03-31T14:52:00Z" w16du:dateUtc="2026-03-31T19:52:00Z">
         <w:r>
           <w:br/>
         </w:r>
@@ -2461,7 +3094,7 @@
           <w:rPr>
             <w:sz w:val="13"/>
             <w:szCs w:val="13"/>
-            <w:rPrChange w:id="296" w:author="Alex Fisher" w:date="2026-03-31T14:53:00Z" w16du:dateUtc="2026-03-31T19:53:00Z">
+            <w:rPrChange w:id="392" w:author="Alex Fisher" w:date="2026-03-31T14:53:00Z" w16du:dateUtc="2026-03-31T19:53:00Z">
               <w:rPr/>
             </w:rPrChange>
           </w:rPr>
@@ -2471,20 +3104,52 @@
           <w:rPr>
             <w:sz w:val="13"/>
             <w:szCs w:val="13"/>
-            <w:rPrChange w:id="297" w:author="Alex Fisher" w:date="2026-03-31T14:53:00Z" w16du:dateUtc="2026-03-31T19:53:00Z">
+            <w:rPrChange w:id="393" w:author="Alex Fisher" w:date="2026-03-31T14:53:00Z" w16du:dateUtc="2026-03-31T19:53:00Z">
               <w:rPr/>
             </w:rPrChange>
           </w:rPr>
           <w:br/>
         </w:r>
       </w:ins>
-      <w:ins w:id="298" w:author="Alex Fisher" w:date="2026-03-31T15:32:00Z">
-        <w:r>
-          <w:rPr>
-            <w:sz w:val="13"/>
-            <w:szCs w:val="13"/>
-          </w:rPr>
-          <w:t xml:space="preserve">Barbett, Lea, Edward Stupple, Michael Sweet, Malcolm Schofield, and Miles Richardson. “Measuring Actions for Nature—Development and Validation of a Pro-Nature Conservation Behaviour Scale.” </w:t>
+      <w:ins w:id="394" w:author="Alex Fisher" w:date="2026-03-31T15:32:00Z">
+        <w:r>
+          <w:rPr>
+            <w:sz w:val="13"/>
+            <w:szCs w:val="13"/>
+          </w:rPr>
+          <w:t xml:space="preserve">Barbett, Lea, Edward </w:t>
+        </w:r>
+        <w:proofErr w:type="spellStart"/>
+        <w:r>
+          <w:rPr>
+            <w:sz w:val="13"/>
+            <w:szCs w:val="13"/>
+          </w:rPr>
+          <w:t>Stupple</w:t>
+        </w:r>
+        <w:proofErr w:type="spellEnd"/>
+        <w:r>
+          <w:rPr>
+            <w:sz w:val="13"/>
+            <w:szCs w:val="13"/>
+          </w:rPr>
+          <w:t xml:space="preserve">, Michael Sweet, Malcolm Schofield, and Miles Richardson. “Measuring Actions for Nature—Development and Validation of a Pro-Nature Conservation </w:t>
+        </w:r>
+        <w:proofErr w:type="spellStart"/>
+        <w:r>
+          <w:rPr>
+            <w:sz w:val="13"/>
+            <w:szCs w:val="13"/>
+          </w:rPr>
+          <w:t>Behaviour</w:t>
+        </w:r>
+        <w:proofErr w:type="spellEnd"/>
+        <w:r>
+          <w:rPr>
+            <w:sz w:val="13"/>
+            <w:szCs w:val="13"/>
+          </w:rPr>
+          <w:t xml:space="preserve"> Scale.” </w:t>
         </w:r>
         <w:r>
           <w:rPr>
@@ -2538,7 +3203,7 @@
           <w:t>https://doi.org/10.3390/su12124885</w:t>
         </w:r>
       </w:ins>
-      <w:ins w:id="299" w:author="Alex Fisher" w:date="2026-03-31T15:32:00Z" w16du:dateUtc="2026-03-31T20:32:00Z">
+      <w:ins w:id="395" w:author="Alex Fisher" w:date="2026-03-31T15:32:00Z" w16du:dateUtc="2026-03-31T20:32:00Z">
         <w:r>
           <w:rPr>
             <w:sz w:val="13"/>
@@ -2547,7 +3212,7 @@
           <w:fldChar w:fldCharType="end"/>
         </w:r>
       </w:ins>
-      <w:ins w:id="300" w:author="Alex Fisher" w:date="2026-03-31T15:32:00Z">
+      <w:ins w:id="396" w:author="Alex Fisher" w:date="2026-03-31T15:32:00Z">
         <w:r>
           <w:rPr>
             <w:sz w:val="13"/>
@@ -2556,7 +3221,7 @@
           <w:t>.</w:t>
         </w:r>
       </w:ins>
-      <w:ins w:id="301" w:author="Alex Fisher" w:date="2026-03-31T15:32:00Z" w16du:dateUtc="2026-03-31T20:32:00Z">
+      <w:ins w:id="397" w:author="Alex Fisher" w:date="2026-03-31T15:32:00Z" w16du:dateUtc="2026-03-31T20:32:00Z">
         <w:r>
           <w:rPr>
             <w:sz w:val="13"/>
@@ -2565,12 +3230,12 @@
           <w:br/>
         </w:r>
       </w:ins>
-      <w:ins w:id="302" w:author="Alex Fisher" w:date="2026-03-31T14:52:00Z" w16du:dateUtc="2026-03-31T19:52:00Z">
-        <w:r>
-          <w:rPr>
-            <w:sz w:val="13"/>
-            <w:szCs w:val="13"/>
-            <w:rPrChange w:id="303" w:author="Alex Fisher" w:date="2026-03-31T14:53:00Z" w16du:dateUtc="2026-03-31T19:53:00Z">
+      <w:ins w:id="398" w:author="Alex Fisher" w:date="2026-03-31T14:52:00Z" w16du:dateUtc="2026-03-31T19:52:00Z">
+        <w:r>
+          <w:rPr>
+            <w:sz w:val="13"/>
+            <w:szCs w:val="13"/>
+            <w:rPrChange w:id="399" w:author="Alex Fisher" w:date="2026-03-31T14:53:00Z" w16du:dateUtc="2026-03-31T19:53:00Z">
               <w:rPr/>
             </w:rPrChange>
           </w:rPr>
@@ -2582,7 +3247,7 @@
             <w:iCs/>
             <w:sz w:val="13"/>
             <w:szCs w:val="13"/>
-            <w:rPrChange w:id="304" w:author="Alex Fisher" w:date="2026-03-31T14:53:00Z" w16du:dateUtc="2026-03-31T19:53:00Z">
+            <w:rPrChange w:id="400" w:author="Alex Fisher" w:date="2026-03-31T14:53:00Z" w16du:dateUtc="2026-03-31T19:53:00Z">
               <w:rPr>
                 <w:i/>
                 <w:iCs/>
@@ -2595,7 +3260,7 @@
           <w:rPr>
             <w:sz w:val="13"/>
             <w:szCs w:val="13"/>
-            <w:rPrChange w:id="305" w:author="Alex Fisher" w:date="2026-03-31T14:53:00Z" w16du:dateUtc="2026-03-31T19:53:00Z">
+            <w:rPrChange w:id="401" w:author="Alex Fisher" w:date="2026-03-31T14:53:00Z" w16du:dateUtc="2026-03-31T19:53:00Z">
               <w:rPr/>
             </w:rPrChange>
           </w:rPr>
@@ -2605,7 +3270,7 @@
           <w:rPr>
             <w:sz w:val="13"/>
             <w:szCs w:val="13"/>
-            <w:rPrChange w:id="306" w:author="Alex Fisher" w:date="2026-03-31T14:53:00Z" w16du:dateUtc="2026-03-31T19:53:00Z">
+            <w:rPrChange w:id="402" w:author="Alex Fisher" w:date="2026-03-31T14:53:00Z" w16du:dateUtc="2026-03-31T19:53:00Z">
               <w:rPr/>
             </w:rPrChange>
           </w:rPr>
@@ -2615,7 +3280,7 @@
           <w:rPr>
             <w:sz w:val="13"/>
             <w:szCs w:val="13"/>
-            <w:rPrChange w:id="307" w:author="Alex Fisher" w:date="2026-03-31T14:53:00Z" w16du:dateUtc="2026-03-31T19:53:00Z">
+            <w:rPrChange w:id="403" w:author="Alex Fisher" w:date="2026-03-31T14:53:00Z" w16du:dateUtc="2026-03-31T19:53:00Z">
               <w:rPr/>
             </w:rPrChange>
           </w:rPr>
@@ -2631,7 +3296,7 @@
           <w:rPr>
             <w:sz w:val="13"/>
             <w:szCs w:val="13"/>
-            <w:rPrChange w:id="308" w:author="Alex Fisher" w:date="2026-03-31T14:53:00Z" w16du:dateUtc="2026-03-31T19:53:00Z">
+            <w:rPrChange w:id="404" w:author="Alex Fisher" w:date="2026-03-31T14:53:00Z" w16du:dateUtc="2026-03-31T19:53:00Z">
               <w:rPr/>
             </w:rPrChange>
           </w:rPr>
@@ -2642,7 +3307,7 @@
             <w:rStyle w:val="Hyperlink"/>
             <w:sz w:val="13"/>
             <w:szCs w:val="13"/>
-            <w:rPrChange w:id="309" w:author="Alex Fisher" w:date="2026-03-31T14:53:00Z" w16du:dateUtc="2026-03-31T19:53:00Z">
+            <w:rPrChange w:id="405" w:author="Alex Fisher" w:date="2026-03-31T14:53:00Z" w16du:dateUtc="2026-03-31T19:53:00Z">
               <w:rPr>
                 <w:rStyle w:val="Hyperlink"/>
               </w:rPr>
@@ -2654,7 +3319,7 @@
           <w:rPr>
             <w:sz w:val="13"/>
             <w:szCs w:val="13"/>
-            <w:rPrChange w:id="310" w:author="Alex Fisher" w:date="2026-03-31T14:53:00Z" w16du:dateUtc="2026-03-31T19:53:00Z">
+            <w:rPrChange w:id="406" w:author="Alex Fisher" w:date="2026-03-31T14:53:00Z" w16du:dateUtc="2026-03-31T19:53:00Z">
               <w:rPr/>
             </w:rPrChange>
           </w:rPr>
@@ -2664,14 +3329,14 @@
           <w:rPr>
             <w:sz w:val="13"/>
             <w:szCs w:val="13"/>
-            <w:rPrChange w:id="311" w:author="Alex Fisher" w:date="2026-03-31T14:53:00Z" w16du:dateUtc="2026-03-31T19:53:00Z">
+            <w:rPrChange w:id="407" w:author="Alex Fisher" w:date="2026-03-31T14:53:00Z" w16du:dateUtc="2026-03-31T19:53:00Z">
               <w:rPr/>
             </w:rPrChange>
           </w:rPr>
           <w:t>.</w:t>
         </w:r>
       </w:ins>
-      <w:ins w:id="312" w:author="Alex Fisher" w:date="2026-03-31T14:53:00Z" w16du:dateUtc="2026-03-31T19:53:00Z">
+      <w:ins w:id="408" w:author="Alex Fisher" w:date="2026-03-31T14:53:00Z" w16du:dateUtc="2026-03-31T19:53:00Z">
         <w:r>
           <w:rPr>
             <w:sz w:val="13"/>
@@ -2680,12 +3345,12 @@
           <w:br/>
         </w:r>
       </w:ins>
-      <w:ins w:id="313" w:author="Alex Fisher" w:date="2026-03-31T14:52:00Z" w16du:dateUtc="2026-03-31T19:52:00Z">
-        <w:r>
-          <w:rPr>
-            <w:sz w:val="13"/>
-            <w:szCs w:val="13"/>
-            <w:rPrChange w:id="314" w:author="Alex Fisher" w:date="2026-03-31T14:53:00Z" w16du:dateUtc="2026-03-31T19:53:00Z">
+      <w:ins w:id="409" w:author="Alex Fisher" w:date="2026-03-31T14:52:00Z" w16du:dateUtc="2026-03-31T19:52:00Z">
+        <w:r>
+          <w:rPr>
+            <w:sz w:val="13"/>
+            <w:szCs w:val="13"/>
+            <w:rPrChange w:id="410" w:author="Alex Fisher" w:date="2026-03-31T14:53:00Z" w16du:dateUtc="2026-03-31T19:53:00Z">
               <w:rPr/>
             </w:rPrChange>
           </w:rPr>
@@ -2697,7 +3362,7 @@
             <w:iCs/>
             <w:sz w:val="13"/>
             <w:szCs w:val="13"/>
-            <w:rPrChange w:id="315" w:author="Alex Fisher" w:date="2026-03-31T14:53:00Z" w16du:dateUtc="2026-03-31T19:53:00Z">
+            <w:rPrChange w:id="411" w:author="Alex Fisher" w:date="2026-03-31T14:53:00Z" w16du:dateUtc="2026-03-31T19:53:00Z">
               <w:rPr>
                 <w:i/>
                 <w:iCs/>
@@ -2710,7 +3375,7 @@
           <w:rPr>
             <w:sz w:val="13"/>
             <w:szCs w:val="13"/>
-            <w:rPrChange w:id="316" w:author="Alex Fisher" w:date="2026-03-31T14:53:00Z" w16du:dateUtc="2026-03-31T19:53:00Z">
+            <w:rPrChange w:id="412" w:author="Alex Fisher" w:date="2026-03-31T14:53:00Z" w16du:dateUtc="2026-03-31T19:53:00Z">
               <w:rPr/>
             </w:rPrChange>
           </w:rPr>
@@ -2720,7 +3385,7 @@
           <w:rPr>
             <w:sz w:val="13"/>
             <w:szCs w:val="13"/>
-            <w:rPrChange w:id="317" w:author="Alex Fisher" w:date="2026-03-31T14:53:00Z" w16du:dateUtc="2026-03-31T19:53:00Z">
+            <w:rPrChange w:id="413" w:author="Alex Fisher" w:date="2026-03-31T14:53:00Z" w16du:dateUtc="2026-03-31T19:53:00Z">
               <w:rPr/>
             </w:rPrChange>
           </w:rPr>
@@ -2730,7 +3395,7 @@
           <w:rPr>
             <w:sz w:val="13"/>
             <w:szCs w:val="13"/>
-            <w:rPrChange w:id="318" w:author="Alex Fisher" w:date="2026-03-31T14:53:00Z" w16du:dateUtc="2026-03-31T19:53:00Z">
+            <w:rPrChange w:id="414" w:author="Alex Fisher" w:date="2026-03-31T14:53:00Z" w16du:dateUtc="2026-03-31T19:53:00Z">
               <w:rPr/>
             </w:rPrChange>
           </w:rPr>
@@ -2746,7 +3411,7 @@
           <w:rPr>
             <w:sz w:val="13"/>
             <w:szCs w:val="13"/>
-            <w:rPrChange w:id="319" w:author="Alex Fisher" w:date="2026-03-31T14:53:00Z" w16du:dateUtc="2026-03-31T19:53:00Z">
+            <w:rPrChange w:id="415" w:author="Alex Fisher" w:date="2026-03-31T14:53:00Z" w16du:dateUtc="2026-03-31T19:53:00Z">
               <w:rPr/>
             </w:rPrChange>
           </w:rPr>
@@ -2757,7 +3422,7 @@
             <w:rStyle w:val="Hyperlink"/>
             <w:sz w:val="13"/>
             <w:szCs w:val="13"/>
-            <w:rPrChange w:id="320" w:author="Alex Fisher" w:date="2026-03-31T14:53:00Z" w16du:dateUtc="2026-03-31T19:53:00Z">
+            <w:rPrChange w:id="416" w:author="Alex Fisher" w:date="2026-03-31T14:53:00Z" w16du:dateUtc="2026-03-31T19:53:00Z">
               <w:rPr>
                 <w:rStyle w:val="Hyperlink"/>
               </w:rPr>
@@ -2769,7 +3434,7 @@
           <w:rPr>
             <w:sz w:val="13"/>
             <w:szCs w:val="13"/>
-            <w:rPrChange w:id="321" w:author="Alex Fisher" w:date="2026-03-31T14:53:00Z" w16du:dateUtc="2026-03-31T19:53:00Z">
+            <w:rPrChange w:id="417" w:author="Alex Fisher" w:date="2026-03-31T14:53:00Z" w16du:dateUtc="2026-03-31T19:53:00Z">
               <w:rPr/>
             </w:rPrChange>
           </w:rPr>
@@ -2779,24 +3444,68 @@
           <w:rPr>
             <w:sz w:val="13"/>
             <w:szCs w:val="13"/>
-            <w:rPrChange w:id="322" w:author="Alex Fisher" w:date="2026-03-31T14:53:00Z" w16du:dateUtc="2026-03-31T19:53:00Z">
+            <w:rPrChange w:id="418" w:author="Alex Fisher" w:date="2026-03-31T14:53:00Z" w16du:dateUtc="2026-03-31T19:53:00Z">
               <w:rPr/>
             </w:rPrChange>
           </w:rPr>
           <w:t>.</w:t>
         </w:r>
       </w:ins>
-      <w:ins w:id="323" w:author="Alex Fisher" w:date="2026-03-31T14:53:00Z" w16du:dateUtc="2026-03-31T19:53:00Z">
-        <w:r>
-          <w:rPr>
-            <w:sz w:val="13"/>
-            <w:szCs w:val="13"/>
-            <w:rPrChange w:id="324" w:author="Alex Fisher" w:date="2026-03-31T14:53:00Z" w16du:dateUtc="2026-03-31T19:53:00Z">
+      <w:ins w:id="419" w:author="Alex Fisher" w:date="2026-03-31T14:53:00Z" w16du:dateUtc="2026-03-31T19:53:00Z">
+        <w:r>
+          <w:rPr>
+            <w:sz w:val="13"/>
+            <w:szCs w:val="13"/>
+            <w:rPrChange w:id="420" w:author="Alex Fisher" w:date="2026-03-31T14:53:00Z" w16du:dateUtc="2026-03-31T19:53:00Z">
               <w:rPr/>
             </w:rPrChange>
           </w:rPr>
           <w:br/>
-          <w:t xml:space="preserve">Pocock, Michael J. O., Iain Hamlin, Jennifer Christelow, Holli‐Anne Passmore, and Miles Richardson. “The Benefits of Citizen Science and Nature‐noticing Activities for Well‐being, Nature Connectedness and Pro‐nature Conservation Behaviours.” </w:t>
+          <w:t xml:space="preserve">Pocock, Michael J. O., Iain Hamlin, Jennifer </w:t>
+        </w:r>
+        <w:proofErr w:type="spellStart"/>
+        <w:r>
+          <w:rPr>
+            <w:sz w:val="13"/>
+            <w:szCs w:val="13"/>
+            <w:rPrChange w:id="421" w:author="Alex Fisher" w:date="2026-03-31T14:53:00Z" w16du:dateUtc="2026-03-31T19:53:00Z">
+              <w:rPr/>
+            </w:rPrChange>
+          </w:rPr>
+          <w:t>Christelow</w:t>
+        </w:r>
+        <w:proofErr w:type="spellEnd"/>
+        <w:r>
+          <w:rPr>
+            <w:sz w:val="13"/>
+            <w:szCs w:val="13"/>
+            <w:rPrChange w:id="422" w:author="Alex Fisher" w:date="2026-03-31T14:53:00Z" w16du:dateUtc="2026-03-31T19:53:00Z">
+              <w:rPr/>
+            </w:rPrChange>
+          </w:rPr>
+          <w:t xml:space="preserve">, Holli‐Anne Passmore, and Miles Richardson. “The Benefits of Citizen Science and Nature‐noticing Activities for Well‐being, Nature Connectedness and Pro‐nature Conservation </w:t>
+        </w:r>
+        <w:proofErr w:type="spellStart"/>
+        <w:r>
+          <w:rPr>
+            <w:sz w:val="13"/>
+            <w:szCs w:val="13"/>
+            <w:rPrChange w:id="423" w:author="Alex Fisher" w:date="2026-03-31T14:53:00Z" w16du:dateUtc="2026-03-31T19:53:00Z">
+              <w:rPr/>
+            </w:rPrChange>
+          </w:rPr>
+          <w:t>Behaviours</w:t>
+        </w:r>
+        <w:proofErr w:type="spellEnd"/>
+        <w:r>
+          <w:rPr>
+            <w:sz w:val="13"/>
+            <w:szCs w:val="13"/>
+            <w:rPrChange w:id="424" w:author="Alex Fisher" w:date="2026-03-31T14:53:00Z" w16du:dateUtc="2026-03-31T19:53:00Z">
+              <w:rPr/>
+            </w:rPrChange>
+          </w:rPr>
+          <w:t xml:space="preserve">.” </w:t>
         </w:r>
         <w:r>
           <w:rPr>
@@ -2804,7 +3513,7 @@
             <w:iCs/>
             <w:sz w:val="13"/>
             <w:szCs w:val="13"/>
-            <w:rPrChange w:id="325" w:author="Alex Fisher" w:date="2026-03-31T14:53:00Z" w16du:dateUtc="2026-03-31T19:53:00Z">
+            <w:rPrChange w:id="425" w:author="Alex Fisher" w:date="2026-03-31T14:53:00Z" w16du:dateUtc="2026-03-31T19:53:00Z">
               <w:rPr>
                 <w:i/>
                 <w:iCs/>
@@ -2817,7 +3526,7 @@
           <w:rPr>
             <w:sz w:val="13"/>
             <w:szCs w:val="13"/>
-            <w:rPrChange w:id="326" w:author="Alex Fisher" w:date="2026-03-31T14:53:00Z" w16du:dateUtc="2026-03-31T19:53:00Z">
+            <w:rPrChange w:id="426" w:author="Alex Fisher" w:date="2026-03-31T14:53:00Z" w16du:dateUtc="2026-03-31T19:53:00Z">
               <w:rPr/>
             </w:rPrChange>
           </w:rPr>
@@ -2827,7 +3536,7 @@
           <w:rPr>
             <w:sz w:val="13"/>
             <w:szCs w:val="13"/>
-            <w:rPrChange w:id="327" w:author="Alex Fisher" w:date="2026-03-31T14:53:00Z" w16du:dateUtc="2026-03-31T19:53:00Z">
+            <w:rPrChange w:id="427" w:author="Alex Fisher" w:date="2026-03-31T14:53:00Z" w16du:dateUtc="2026-03-31T19:53:00Z">
               <w:rPr/>
             </w:rPrChange>
           </w:rPr>
@@ -2837,7 +3546,7 @@
           <w:rPr>
             <w:sz w:val="13"/>
             <w:szCs w:val="13"/>
-            <w:rPrChange w:id="328" w:author="Alex Fisher" w:date="2026-03-31T14:53:00Z" w16du:dateUtc="2026-03-31T19:53:00Z">
+            <w:rPrChange w:id="428" w:author="Alex Fisher" w:date="2026-03-31T14:53:00Z" w16du:dateUtc="2026-03-31T19:53:00Z">
               <w:rPr/>
             </w:rPrChange>
           </w:rPr>
@@ -2853,7 +3562,7 @@
           <w:rPr>
             <w:sz w:val="13"/>
             <w:szCs w:val="13"/>
-            <w:rPrChange w:id="329" w:author="Alex Fisher" w:date="2026-03-31T14:53:00Z" w16du:dateUtc="2026-03-31T19:53:00Z">
+            <w:rPrChange w:id="429" w:author="Alex Fisher" w:date="2026-03-31T14:53:00Z" w16du:dateUtc="2026-03-31T19:53:00Z">
               <w:rPr/>
             </w:rPrChange>
           </w:rPr>
@@ -2864,7 +3573,7 @@
             <w:rStyle w:val="Hyperlink"/>
             <w:sz w:val="13"/>
             <w:szCs w:val="13"/>
-            <w:rPrChange w:id="330" w:author="Alex Fisher" w:date="2026-03-31T14:53:00Z" w16du:dateUtc="2026-03-31T19:53:00Z">
+            <w:rPrChange w:id="430" w:author="Alex Fisher" w:date="2026-03-31T14:53:00Z" w16du:dateUtc="2026-03-31T19:53:00Z">
               <w:rPr>
                 <w:rStyle w:val="Hyperlink"/>
               </w:rPr>
@@ -2876,7 +3585,7 @@
           <w:rPr>
             <w:sz w:val="13"/>
             <w:szCs w:val="13"/>
-            <w:rPrChange w:id="331" w:author="Alex Fisher" w:date="2026-03-31T14:53:00Z" w16du:dateUtc="2026-03-31T19:53:00Z">
+            <w:rPrChange w:id="431" w:author="Alex Fisher" w:date="2026-03-31T14:53:00Z" w16du:dateUtc="2026-03-31T19:53:00Z">
               <w:rPr/>
             </w:rPrChange>
           </w:rPr>
@@ -2886,7 +3595,7 @@
           <w:rPr>
             <w:sz w:val="13"/>
             <w:szCs w:val="13"/>
-            <w:rPrChange w:id="332" w:author="Alex Fisher" w:date="2026-03-31T14:53:00Z" w16du:dateUtc="2026-03-31T19:53:00Z">
+            <w:rPrChange w:id="432" w:author="Alex Fisher" w:date="2026-03-31T14:53:00Z" w16du:dateUtc="2026-03-31T19:53:00Z">
               <w:rPr/>
             </w:rPrChange>
           </w:rPr>
@@ -2897,12 +3606,12 @@
     <w:p>
       <w:pPr>
         <w:rPr>
-          <w:ins w:id="333" w:author="Alex Fisher" w:date="2026-03-31T14:52:00Z" w16du:dateUtc="2026-03-31T19:52:00Z"/>
+          <w:ins w:id="433" w:author="Alex Fisher" w:date="2026-03-31T14:52:00Z" w16du:dateUtc="2026-03-31T19:52:00Z"/>
           <w:sz w:val="13"/>
           <w:szCs w:val="13"/>
-          <w:rPrChange w:id="334" w:author="Alex Fisher" w:date="2026-03-31T14:53:00Z" w16du:dateUtc="2026-03-31T19:53:00Z">
+          <w:rPrChange w:id="434" w:author="Alex Fisher" w:date="2026-03-31T14:53:00Z" w16du:dateUtc="2026-03-31T19:53:00Z">
             <w:rPr>
-              <w:ins w:id="335" w:author="Alex Fisher" w:date="2026-03-31T14:52:00Z" w16du:dateUtc="2026-03-31T19:52:00Z"/>
+              <w:ins w:id="435" w:author="Alex Fisher" w:date="2026-03-31T14:52:00Z" w16du:dateUtc="2026-03-31T19:52:00Z"/>
             </w:rPr>
           </w:rPrChange>
         </w:rPr>
@@ -2913,10 +3622,10 @@
     <w:p>
       <w:pPr>
         <w:rPr>
-          <w:del w:id="336" w:author="Alex Fisher" w:date="2026-03-31T15:35:00Z" w16du:dateUtc="2026-03-31T20:35:00Z"/>
+          <w:del w:id="436" w:author="Alex Fisher" w:date="2026-03-31T15:35:00Z" w16du:dateUtc="2026-03-31T20:35:00Z"/>
         </w:rPr>
       </w:pPr>
-      <w:del w:id="337" w:author="Alex Fisher" w:date="2026-03-31T15:35:00Z" w16du:dateUtc="2026-03-31T20:35:00Z">
+      <w:del w:id="437" w:author="Alex Fisher" w:date="2026-03-31T15:35:00Z" w16du:dateUtc="2026-03-31T20:35:00Z">
         <w:r>
           <w:br w:type="page"/>
         </w:r>
@@ -2925,7 +3634,7 @@
     <w:p>
       <w:pPr>
         <w:rPr>
-          <w:ins w:id="338" w:author="Alex Fisher" w:date="2026-03-31T15:35:00Z" w16du:dateUtc="2026-03-31T20:35:00Z"/>
+          <w:ins w:id="438" w:author="Alex Fisher" w:date="2026-03-31T15:35:00Z" w16du:dateUtc="2026-03-31T20:35:00Z"/>
         </w:rPr>
       </w:pPr>
     </w:p>
@@ -2933,7 +3642,7 @@
     <w:p>
       <w:pPr>
         <w:rPr>
-          <w:ins w:id="339" w:author="Kelsey McCune" w:date="2026-03-24T08:56:00Z" w16du:dateUtc="2026-03-24T13:56:00Z"/>
+          <w:ins w:id="439" w:author="Kelsey McCune" w:date="2026-03-24T08:56:00Z" w16du:dateUtc="2026-03-24T13:56:00Z"/>
         </w:rPr>
       </w:pPr>
       <w:r>
@@ -2943,7 +3652,7 @@
         </w:rPr>
         <w:t>P5:</w:t>
       </w:r>
-      <w:del w:id="340" w:author="Alex Fisher" w:date="2026-03-31T14:58:00Z" w16du:dateUtc="2026-03-31T19:58:00Z">
+      <w:del w:id="440" w:author="Alex Fisher" w:date="2026-03-31T14:58:00Z" w16du:dateUtc="2026-03-31T19:58:00Z">
         <w:r>
           <w:rPr>
             <w:b/>
@@ -2951,19 +3660,19 @@
           </w:rPr>
           <w:br/>
         </w:r>
-        <w:commentRangeStart w:id="341"/>
+        <w:commentRangeStart w:id="441"/>
         <w:r>
           <w:delText>Despite the benefits associate</w:delText>
         </w:r>
       </w:del>
-      <w:ins w:id="342" w:author="Kelsey McCune" w:date="2026-03-24T08:55:00Z" w16du:dateUtc="2026-03-24T13:55:00Z">
-        <w:del w:id="343" w:author="Alex Fisher" w:date="2026-03-31T14:58:00Z" w16du:dateUtc="2026-03-31T19:58:00Z">
+      <w:ins w:id="442" w:author="Kelsey McCune" w:date="2026-03-24T08:55:00Z" w16du:dateUtc="2026-03-24T13:55:00Z">
+        <w:del w:id="443" w:author="Alex Fisher" w:date="2026-03-31T14:58:00Z" w16du:dateUtc="2026-03-31T19:58:00Z">
           <w:r>
             <w:delText>d</w:delText>
           </w:r>
         </w:del>
       </w:ins>
-      <w:del w:id="344" w:author="Alex Fisher" w:date="2026-03-31T14:58:00Z" w16du:dateUtc="2026-03-31T19:58:00Z">
+      <w:del w:id="444" w:author="Alex Fisher" w:date="2026-03-31T14:58:00Z" w16du:dateUtc="2026-03-31T19:58:00Z">
         <w:r>
           <w:delText xml:space="preserve"> with t</w:delText>
         </w:r>
@@ -3018,59 +3727,59 @@
         <w:r>
           <w:delText xml:space="preserve"> in wild songbirds remain poorly understood. </w:delText>
         </w:r>
-        <w:commentRangeEnd w:id="341"/>
+        <w:commentRangeEnd w:id="441"/>
         <w:r>
           <w:rPr>
             <w:rStyle w:val="CommentReference"/>
             <w:sz w:val="24"/>
             <w:szCs w:val="24"/>
           </w:rPr>
-          <w:commentReference w:id="341"/>
+          <w:commentReference w:id="441"/>
         </w:r>
       </w:del>
     </w:p>
     <w:p>
       <w:pPr>
         <w:rPr>
-          <w:ins w:id="345" w:author="Alex Fisher" w:date="2026-03-31T15:16:00Z"/>
+          <w:ins w:id="445" w:author="Alex Fisher" w:date="2026-03-31T15:16:00Z"/>
           <w:sz w:val="13"/>
           <w:szCs w:val="13"/>
-          <w:rPrChange w:id="346" w:author="Alex Fisher" w:date="2026-03-31T15:16:00Z" w16du:dateUtc="2026-03-31T20:16:00Z">
+          <w:rPrChange w:id="446" w:author="Alex Fisher" w:date="2026-03-31T15:16:00Z" w16du:dateUtc="2026-03-31T20:16:00Z">
             <w:rPr>
-              <w:ins w:id="347" w:author="Alex Fisher" w:date="2026-03-31T15:16:00Z"/>
+              <w:ins w:id="447" w:author="Alex Fisher" w:date="2026-03-31T15:16:00Z"/>
             </w:rPr>
           </w:rPrChange>
         </w:rPr>
       </w:pPr>
-      <w:commentRangeStart w:id="348"/>
-      <w:commentRangeStart w:id="349"/>
+      <w:commentRangeStart w:id="448"/>
+      <w:commentRangeStart w:id="449"/>
       <w:r>
         <w:t xml:space="preserve">Most existing research </w:t>
       </w:r>
-      <w:commentRangeEnd w:id="348"/>
+      <w:commentRangeEnd w:id="448"/>
       <w:r>
         <w:rPr>
           <w:rStyle w:val="CommentReference"/>
           <w:sz w:val="24"/>
           <w:szCs w:val="24"/>
         </w:rPr>
-        <w:commentReference w:id="348"/>
-      </w:r>
-      <w:commentRangeEnd w:id="349"/>
+        <w:commentReference w:id="448"/>
+      </w:r>
+      <w:commentRangeEnd w:id="449"/>
       <w:r>
         <w:rPr>
           <w:rStyle w:val="CommentReference"/>
           <w:sz w:val="24"/>
           <w:szCs w:val="24"/>
         </w:rPr>
-        <w:commentReference w:id="349"/>
-      </w:r>
-      <w:ins w:id="350" w:author="Alex Fisher" w:date="2026-03-31T14:59:00Z">
+        <w:commentReference w:id="449"/>
+      </w:r>
+      <w:ins w:id="450" w:author="Alex Fisher" w:date="2026-03-31T14:59:00Z">
         <w:r>
           <w:t>on backyard wildlife activities and disease risk</w:t>
         </w:r>
       </w:ins>
-      <w:ins w:id="351" w:author="Alex Fisher" w:date="2026-03-31T14:59:00Z" w16du:dateUtc="2026-03-31T19:59:00Z">
+      <w:ins w:id="451" w:author="Alex Fisher" w:date="2026-03-31T14:59:00Z" w16du:dateUtc="2026-03-31T19:59:00Z">
         <w:r>
           <w:t xml:space="preserve"> </w:t>
         </w:r>
@@ -3078,28 +3787,44 @@
       <w:r>
         <w:t xml:space="preserve">addresses </w:t>
       </w:r>
-      <w:ins w:id="352" w:author="Alex Fisher" w:date="2026-03-31T14:59:00Z" w16du:dateUtc="2026-03-31T19:59:00Z">
+      <w:ins w:id="452" w:author="Alex Fisher" w:date="2026-03-31T14:59:00Z" w16du:dateUtc="2026-03-31T19:59:00Z">
         <w:r>
           <w:t>bird feeding and small-scale poultry keeping</w:t>
         </w:r>
       </w:ins>
-      <w:del w:id="353" w:author="Alex Fisher" w:date="2026-03-31T14:59:00Z" w16du:dateUtc="2026-03-31T19:59:00Z">
+      <w:del w:id="453" w:author="Alex Fisher" w:date="2026-03-31T14:59:00Z" w16du:dateUtc="2026-03-31T19:59:00Z">
         <w:r>
           <w:delText xml:space="preserve">these </w:delText>
         </w:r>
       </w:del>
-      <w:ins w:id="354" w:author="Alex Fisher" w:date="2026-03-31T14:59:00Z" w16du:dateUtc="2026-03-31T19:59:00Z">
+      <w:ins w:id="454" w:author="Alex Fisher" w:date="2026-03-31T14:59:00Z" w16du:dateUtc="2026-03-31T19:59:00Z">
         <w:r>
           <w:t xml:space="preserve"> </w:t>
         </w:r>
       </w:ins>
-      <w:del w:id="355" w:author="Alex Fisher" w:date="2026-03-31T14:59:00Z" w16du:dateUtc="2026-03-31T19:59:00Z">
+      <w:del w:id="455" w:author="Alex Fisher" w:date="2026-03-31T14:59:00Z" w16du:dateUtc="2026-03-31T19:59:00Z">
         <w:r>
           <w:delText xml:space="preserve">practices </w:delText>
         </w:r>
       </w:del>
       <w:r>
-        <w:t xml:space="preserve">in isolation, and few studies have examined disease ecology at residential sites where both feeders and chickens are </w:t>
+        <w:t>in isolation, and few studies have examined disease ecology</w:t>
+      </w:r>
+      <w:ins w:id="456" w:author="Kelsey McCune" w:date="2026-04-01T10:57:00Z" w16du:dateUtc="2026-04-01T15:57:00Z">
+        <w:r>
+          <w:t xml:space="preserve"> or spillover prevalence</w:t>
+        </w:r>
+      </w:ins>
+      <w:r>
+        <w:t xml:space="preserve"> at residential sites where</w:t>
+      </w:r>
+      <w:del w:id="457" w:author="Kelsey McCune" w:date="2026-04-01T10:37:00Z" w16du:dateUtc="2026-04-01T15:37:00Z">
+        <w:r>
+          <w:delText xml:space="preserve"> both</w:delText>
+        </w:r>
+      </w:del>
+      <w:r>
+        <w:t xml:space="preserve"> feeders and chickens are </w:t>
       </w:r>
       <w:r>
         <w:t>both</w:t>
@@ -3107,122 +3832,148 @@
       <w:r>
         <w:t xml:space="preserve"> present. </w:t>
       </w:r>
-      <w:ins w:id="356" w:author="Alex Fisher" w:date="2026-03-31T15:01:00Z" w16du:dateUtc="2026-03-31T20:01:00Z">
+      <w:commentRangeStart w:id="458"/>
+      <w:ins w:id="459" w:author="Alex Fisher" w:date="2026-03-31T15:01:00Z" w16du:dateUtc="2026-03-31T20:01:00Z">
         <w:r>
           <w:t xml:space="preserve">Even at feeder-present sites, little is known about how individual variation in feeder visitation frequency among wild birds may influence infection risk at the individual level, as </w:t>
         </w:r>
       </w:ins>
-      <w:ins w:id="357" w:author="Alex Fisher" w:date="2026-03-31T15:03:00Z" w16du:dateUtc="2026-03-31T20:03:00Z">
+      <w:ins w:id="460" w:author="Alex Fisher" w:date="2026-03-31T15:03:00Z" w16du:dateUtc="2026-03-31T20:03:00Z">
         <w:r>
           <w:t>individuals</w:t>
         </w:r>
       </w:ins>
-      <w:ins w:id="358" w:author="Alex Fisher" w:date="2026-03-31T15:01:00Z" w16du:dateUtc="2026-03-31T20:01:00Z">
+      <w:ins w:id="461" w:author="Alex Fisher" w:date="2026-03-31T15:01:00Z" w16du:dateUtc="2026-03-31T20:01:00Z">
         <w:r>
           <w:t xml:space="preserve"> that visit food sources more frequently may </w:t>
         </w:r>
       </w:ins>
-      <w:ins w:id="359" w:author="Alex Fisher" w:date="2026-03-31T15:02:00Z" w16du:dateUtc="2026-03-31T20:02:00Z">
+      <w:ins w:id="462" w:author="Alex Fisher" w:date="2026-03-31T15:02:00Z" w16du:dateUtc="2026-03-31T20:02:00Z">
         <w:r>
           <w:t>experience</w:t>
         </w:r>
       </w:ins>
-      <w:ins w:id="360" w:author="Alex Fisher" w:date="2026-03-31T15:01:00Z" w16du:dateUtc="2026-03-31T20:01:00Z">
+      <w:ins w:id="463" w:author="Alex Fisher" w:date="2026-03-31T15:01:00Z" w16du:dateUtc="2026-03-31T20:01:00Z">
         <w:r>
           <w:t xml:space="preserve"> greater exposure to environmental</w:t>
         </w:r>
       </w:ins>
-      <w:ins w:id="361" w:author="Alex Fisher" w:date="2026-03-31T15:02:00Z" w16du:dateUtc="2026-03-31T20:02:00Z">
+      <w:ins w:id="464" w:author="Alex Fisher" w:date="2026-03-31T15:02:00Z" w16du:dateUtc="2026-03-31T20:02:00Z">
         <w:r>
           <w:t xml:space="preserve"> </w:t>
         </w:r>
       </w:ins>
-      <w:ins w:id="362" w:author="Alex Fisher" w:date="2026-03-31T15:01:00Z" w16du:dateUtc="2026-03-31T20:01:00Z">
-        <w:r>
-          <w:t xml:space="preserve">pathogens. This gap </w:t>
-        </w:r>
-      </w:ins>
-      <w:ins w:id="363" w:author="Alex Fisher" w:date="2026-03-31T15:03:00Z" w16du:dateUtc="2026-03-31T20:03:00Z">
+      <w:ins w:id="465" w:author="Alex Fisher" w:date="2026-03-31T15:01:00Z" w16du:dateUtc="2026-03-31T20:01:00Z">
+        <w:r>
+          <w:t xml:space="preserve">pathogens. </w:t>
+        </w:r>
+      </w:ins>
+      <w:commentRangeEnd w:id="458"/>
+      <w:r>
+        <w:rPr>
+          <w:rStyle w:val="CommentReference"/>
+        </w:rPr>
+        <w:commentReference w:id="458"/>
+      </w:r>
+      <w:commentRangeStart w:id="466"/>
+      <w:ins w:id="467" w:author="Alex Fisher" w:date="2026-03-31T15:01:00Z" w16du:dateUtc="2026-03-31T20:01:00Z">
+        <w:r>
+          <w:t xml:space="preserve">This gap </w:t>
+        </w:r>
+      </w:ins>
+      <w:ins w:id="468" w:author="Alex Fisher" w:date="2026-03-31T15:03:00Z" w16du:dateUtc="2026-03-31T20:03:00Z">
         <w:r>
           <w:t xml:space="preserve">remains </w:t>
         </w:r>
       </w:ins>
-      <w:ins w:id="364" w:author="Alex Fisher" w:date="2026-03-31T15:02:00Z" w16du:dateUtc="2026-03-31T20:02:00Z">
+      <w:ins w:id="469" w:author="Alex Fisher" w:date="2026-03-31T15:02:00Z" w16du:dateUtc="2026-03-31T20:02:00Z">
         <w:r>
           <w:t>relevant</w:t>
         </w:r>
       </w:ins>
-      <w:ins w:id="365" w:author="Alex Fisher" w:date="2026-03-31T15:01:00Z" w16du:dateUtc="2026-03-31T20:01:00Z">
+      <w:ins w:id="470" w:author="Alex Fisher" w:date="2026-03-31T15:01:00Z" w16du:dateUtc="2026-03-31T20:01:00Z">
         <w:r>
           <w:t xml:space="preserve"> in the southeastern United States, where suburban sprawl continues to expand the human-wildlife interface, seasonal variation in temperature and humidity creates year-round conditions for environmental pathogen persistence, </w:t>
         </w:r>
       </w:ins>
-      <w:ins w:id="366" w:author="Alex Fisher" w:date="2026-03-31T15:05:00Z" w16du:dateUtc="2026-03-31T20:05:00Z">
+      <w:ins w:id="471" w:author="Alex Fisher" w:date="2026-03-31T15:05:00Z" w16du:dateUtc="2026-03-31T20:05:00Z">
         <w:r>
           <w:t xml:space="preserve">and large </w:t>
         </w:r>
       </w:ins>
-      <w:ins w:id="367" w:author="Alex Fisher" w:date="2026-03-31T15:01:00Z" w16du:dateUtc="2026-03-31T20:01:00Z">
+      <w:ins w:id="472" w:author="Alex Fisher" w:date="2026-03-31T15:01:00Z" w16du:dateUtc="2026-03-31T20:01:00Z">
         <w:r>
           <w:t xml:space="preserve">agricultural </w:t>
         </w:r>
       </w:ins>
-      <w:ins w:id="368" w:author="Alex Fisher" w:date="2026-03-31T15:05:00Z" w16du:dateUtc="2026-03-31T20:05:00Z">
+      <w:ins w:id="473" w:author="Alex Fisher" w:date="2026-03-31T15:05:00Z" w16du:dateUtc="2026-03-31T20:05:00Z">
         <w:r>
           <w:t>presence</w:t>
         </w:r>
       </w:ins>
-      <w:ins w:id="369" w:author="Alex Fisher" w:date="2026-03-31T15:01:00Z" w16du:dateUtc="2026-03-31T20:01:00Z">
+      <w:ins w:id="474" w:author="Alex Fisher" w:date="2026-03-31T15:01:00Z" w16du:dateUtc="2026-03-31T20:01:00Z">
         <w:r>
           <w:t xml:space="preserve"> </w:t>
         </w:r>
       </w:ins>
-      <w:ins w:id="370" w:author="Alex Fisher" w:date="2026-03-31T15:03:00Z" w16du:dateUtc="2026-03-31T20:03:00Z">
+      <w:ins w:id="475" w:author="Alex Fisher" w:date="2026-03-31T15:03:00Z" w16du:dateUtc="2026-03-31T20:03:00Z">
         <w:r>
           <w:t>encour</w:t>
         </w:r>
       </w:ins>
-      <w:ins w:id="371" w:author="Alex Fisher" w:date="2026-03-31T15:04:00Z" w16du:dateUtc="2026-03-31T20:04:00Z">
+      <w:ins w:id="476" w:author="Alex Fisher" w:date="2026-03-31T15:04:00Z" w16du:dateUtc="2026-03-31T20:04:00Z">
         <w:r>
           <w:t>ages</w:t>
         </w:r>
       </w:ins>
-      <w:ins w:id="372" w:author="Alex Fisher" w:date="2026-03-31T15:01:00Z" w16du:dateUtc="2026-03-31T20:01:00Z">
+      <w:ins w:id="477" w:author="Alex Fisher" w:date="2026-03-31T15:01:00Z" w16du:dateUtc="2026-03-31T20:01:00Z">
         <w:r>
           <w:t xml:space="preserve"> small-scale animal keeping, </w:t>
         </w:r>
       </w:ins>
-      <w:ins w:id="373" w:author="Alex Fisher" w:date="2026-03-31T15:13:00Z">
+      <w:ins w:id="478" w:author="Alex Fisher" w:date="2026-03-31T15:13:00Z">
         <w:r>
           <w:t>and wildlife watching participation</w:t>
         </w:r>
       </w:ins>
-      <w:ins w:id="374" w:author="Alex Fisher" w:date="2026-03-31T15:13:00Z" w16du:dateUtc="2026-03-31T20:13:00Z">
+      <w:ins w:id="479" w:author="Alex Fisher" w:date="2026-03-31T15:13:00Z" w16du:dateUtc="2026-03-31T20:13:00Z">
         <w:r>
           <w:t>,</w:t>
         </w:r>
       </w:ins>
-      <w:ins w:id="375" w:author="Alex Fisher" w:date="2026-03-31T15:13:00Z">
-        <w:r>
-          <w:t xml:space="preserve"> including bird feeding</w:t>
-        </w:r>
-      </w:ins>
-      <w:ins w:id="376" w:author="Alex Fisher" w:date="2026-03-31T15:13:00Z" w16du:dateUtc="2026-03-31T20:13:00Z">
+      <w:ins w:id="480" w:author="Alex Fisher" w:date="2026-03-31T15:13:00Z">
+        <w:r>
+          <w:t xml:space="preserve"> including bird</w:t>
+        </w:r>
+      </w:ins>
+      <w:commentRangeEnd w:id="466"/>
+      <w:r>
+        <w:rPr>
+          <w:rStyle w:val="CommentReference"/>
+        </w:rPr>
+        <w:commentReference w:id="466"/>
+      </w:r>
+      <w:ins w:id="481" w:author="Alex Fisher" w:date="2026-03-31T15:13:00Z">
+        <w:r>
+          <w:t xml:space="preserve"> feeding</w:t>
+        </w:r>
+      </w:ins>
+      <w:ins w:id="482" w:author="Alex Fisher" w:date="2026-03-31T15:13:00Z" w16du:dateUtc="2026-03-31T20:13:00Z">
         <w:r>
           <w:t xml:space="preserve">, </w:t>
         </w:r>
       </w:ins>
-      <w:ins w:id="377" w:author="Alex Fisher" w:date="2026-03-31T15:13:00Z">
+      <w:ins w:id="483" w:author="Alex Fisher" w:date="2026-03-31T15:13:00Z">
         <w:r>
           <w:t>is among the highest of any region in the country, with the East South Central states reporting the highest residential wildlife watching rates nationally</w:t>
         </w:r>
       </w:ins>
-      <w:ins w:id="378" w:author="Alex Fisher" w:date="2026-03-31T15:01:00Z" w16du:dateUtc="2026-03-31T20:01:00Z">
+      <w:ins w:id="484" w:author="Alex Fisher" w:date="2026-03-31T15:01:00Z" w16du:dateUtc="2026-03-31T20:01:00Z">
         <w:r>
           <w:t xml:space="preserve"> (USFWS 2022). </w:t>
         </w:r>
       </w:ins>
-      <w:del w:id="379" w:author="Alex Fisher" w:date="2026-03-31T15:01:00Z" w16du:dateUtc="2026-03-31T20:01:00Z">
+      <w:del w:id="485" w:author="Alex Fisher" w:date="2026-03-31T15:01:00Z" w16du:dateUtc="2026-03-31T20:01:00Z">
         <w:r>
           <w:delText xml:space="preserve">The 2021 multi-state outbreak of </w:delText>
         </w:r>
@@ -3249,27 +4000,27 @@
           <w:delText xml:space="preserve"> the public health risks of this knowledge gap (Patel et al. 2023). Additionally, </w:delText>
         </w:r>
       </w:del>
-      <w:ins w:id="380" w:author="Alex Fisher" w:date="2026-03-31T15:28:00Z">
+      <w:ins w:id="486" w:author="Alex Fisher" w:date="2026-03-31T15:28:00Z">
         <w:r>
           <w:t>The degree to which participants in these activities perceive disease risks, engage in biosecurity practices such as feeder cleaning and personal hygiene, and are willing to modify their behaviors in response to evidence-based recommendations remains poorly characterized, particularly in the southeastern United States where both activities are prevalent.</w:t>
         </w:r>
       </w:ins>
-      <w:del w:id="381" w:author="Alex Fisher" w:date="2026-03-31T15:01:00Z" w16du:dateUtc="2026-03-31T20:01:00Z">
+      <w:del w:id="487" w:author="Alex Fisher" w:date="2026-03-31T15:01:00Z" w16du:dateUtc="2026-03-31T20:01:00Z">
         <w:r>
           <w:delText>t</w:delText>
         </w:r>
       </w:del>
-      <w:del w:id="382" w:author="Alex Fisher" w:date="2026-03-31T15:28:00Z" w16du:dateUtc="2026-03-31T20:28:00Z">
+      <w:del w:id="488" w:author="Alex Fisher" w:date="2026-03-31T15:28:00Z" w16du:dateUtc="2026-03-31T20:28:00Z">
         <w:r>
           <w:delText xml:space="preserve">he degree to which participants in these activities </w:delText>
         </w:r>
       </w:del>
-      <w:del w:id="383" w:author="Alex Fisher" w:date="2026-03-31T15:17:00Z" w16du:dateUtc="2026-03-31T20:17:00Z">
+      <w:del w:id="489" w:author="Alex Fisher" w:date="2026-03-31T15:17:00Z" w16du:dateUtc="2026-03-31T20:17:00Z">
         <w:r>
           <w:delText>understand associated disease risks</w:delText>
         </w:r>
       </w:del>
-      <w:del w:id="384" w:author="Alex Fisher" w:date="2026-03-31T15:28:00Z" w16du:dateUtc="2026-03-31T20:28:00Z">
+      <w:del w:id="490" w:author="Alex Fisher" w:date="2026-03-31T15:28:00Z" w16du:dateUtc="2026-03-31T20:28:00Z">
         <w:r>
           <w:delText xml:space="preserve"> remains largely unknown. Public awareness of biosecurity practices such as feeder </w:delText>
         </w:r>
@@ -3319,20 +4070,20 @@
       <w:r>
         <w:t xml:space="preserve"> for developing evidence-based guidelines that allow people to enjoy the benefits of backyard activities while reducing risk to wild birds, domestic animals, and </w:t>
       </w:r>
-      <w:commentRangeStart w:id="385"/>
+      <w:commentRangeStart w:id="491"/>
       <w:r>
         <w:t>human health.</w:t>
       </w:r>
-      <w:commentRangeEnd w:id="385"/>
+      <w:commentRangeEnd w:id="491"/>
       <w:r>
         <w:rPr>
           <w:rStyle w:val="CommentReference"/>
           <w:sz w:val="24"/>
           <w:szCs w:val="24"/>
         </w:rPr>
-        <w:commentReference w:id="385"/>
-      </w:r>
-      <w:ins w:id="386" w:author="Alex Fisher" w:date="2026-03-31T15:16:00Z" w16du:dateUtc="2026-03-31T20:16:00Z">
+        <w:commentReference w:id="491"/>
+      </w:r>
+      <w:ins w:id="492" w:author="Alex Fisher" w:date="2026-03-31T15:16:00Z" w16du:dateUtc="2026-03-31T20:16:00Z">
         <w:r>
           <w:br/>
         </w:r>
@@ -3343,7 +4094,7 @@
           <w:rPr>
             <w:sz w:val="13"/>
             <w:szCs w:val="13"/>
-            <w:rPrChange w:id="387" w:author="Alex Fisher" w:date="2026-03-31T15:16:00Z" w16du:dateUtc="2026-03-31T20:16:00Z">
+            <w:rPrChange w:id="493" w:author="Alex Fisher" w:date="2026-03-31T15:16:00Z" w16du:dateUtc="2026-03-31T20:16:00Z">
               <w:rPr/>
             </w:rPrChange>
           </w:rPr>
@@ -3353,21 +4104,21 @@
           <w:rPr>
             <w:sz w:val="13"/>
             <w:szCs w:val="13"/>
-            <w:rPrChange w:id="388" w:author="Alex Fisher" w:date="2026-03-31T15:16:00Z" w16du:dateUtc="2026-03-31T20:16:00Z">
+            <w:rPrChange w:id="494" w:author="Alex Fisher" w:date="2026-03-31T15:16:00Z" w16du:dateUtc="2026-03-31T20:16:00Z">
               <w:rPr/>
             </w:rPrChange>
           </w:rPr>
           <w:br/>
         </w:r>
       </w:ins>
-      <w:ins w:id="389" w:author="Alex Fisher" w:date="2026-03-31T15:16:00Z">
+      <w:ins w:id="495" w:author="Alex Fisher" w:date="2026-03-31T15:16:00Z">
         <w:r>
           <w:rPr>
             <w:i/>
             <w:iCs/>
             <w:sz w:val="13"/>
             <w:szCs w:val="13"/>
-            <w:rPrChange w:id="390" w:author="Alex Fisher" w:date="2026-03-31T15:16:00Z" w16du:dateUtc="2026-03-31T20:16:00Z">
+            <w:rPrChange w:id="496" w:author="Alex Fisher" w:date="2026-03-31T15:16:00Z" w16du:dateUtc="2026-03-31T20:16:00Z">
               <w:rPr>
                 <w:i/>
                 <w:iCs/>
@@ -3380,7 +4131,7 @@
           <w:rPr>
             <w:sz w:val="13"/>
             <w:szCs w:val="13"/>
-            <w:rPrChange w:id="391" w:author="Alex Fisher" w:date="2026-03-31T15:16:00Z" w16du:dateUtc="2026-03-31T20:16:00Z">
+            <w:rPrChange w:id="497" w:author="Alex Fisher" w:date="2026-03-31T15:16:00Z" w16du:dateUtc="2026-03-31T20:16:00Z">
               <w:rPr/>
             </w:rPrChange>
           </w:rPr>
@@ -3393,7 +4144,7 @@
         <w:rPr>
           <w:sz w:val="13"/>
           <w:szCs w:val="13"/>
-          <w:rPrChange w:id="392" w:author="Alex Fisher" w:date="2026-03-31T15:16:00Z" w16du:dateUtc="2026-03-31T20:16:00Z">
+          <w:rPrChange w:id="498" w:author="Alex Fisher" w:date="2026-03-31T15:16:00Z" w16du:dateUtc="2026-03-31T20:16:00Z">
             <w:rPr/>
           </w:rPrChange>
         </w:rPr>
@@ -3406,7 +4157,7 @@
           <w:bCs/>
           <w:sz w:val="13"/>
           <w:szCs w:val="13"/>
-          <w:rPrChange w:id="393" w:author="Alex Fisher" w:date="2026-03-31T15:16:00Z" w16du:dateUtc="2026-03-31T20:16:00Z">
+          <w:rPrChange w:id="499" w:author="Alex Fisher" w:date="2026-03-31T15:16:00Z" w16du:dateUtc="2026-03-31T20:16:00Z">
             <w:rPr>
               <w:b/>
               <w:bCs/>
@@ -3420,7 +4171,7 @@
         <w:rPr>
           <w:sz w:val="13"/>
           <w:szCs w:val="13"/>
-          <w:rPrChange w:id="394" w:author="Alex Fisher" w:date="2026-03-31T15:16:00Z" w16du:dateUtc="2026-03-31T20:16:00Z">
+          <w:rPrChange w:id="500" w:author="Alex Fisher" w:date="2026-03-31T15:16:00Z" w16du:dateUtc="2026-03-31T20:16:00Z">
             <w:rPr/>
           </w:rPrChange>
         </w:rPr>
@@ -3429,7 +4180,7 @@
         <w:rPr>
           <w:sz w:val="13"/>
           <w:szCs w:val="13"/>
-          <w:rPrChange w:id="395" w:author="Alex Fisher" w:date="2026-03-31T15:16:00Z" w16du:dateUtc="2026-03-31T20:16:00Z">
+          <w:rPrChange w:id="501" w:author="Alex Fisher" w:date="2026-03-31T15:16:00Z" w16du:dateUtc="2026-03-31T20:16:00Z">
             <w:rPr/>
           </w:rPrChange>
         </w:rPr>
@@ -3455,10 +4206,11 @@
     <w:p>
       <w:pPr>
         <w:rPr>
-          <w:ins w:id="396" w:author="Alex Fisher" w:date="2026-03-31T15:43:00Z" w16du:dateUtc="2026-03-31T20:43:00Z"/>
+          <w:ins w:id="502" w:author="Alex Fisher" w:date="2026-03-31T15:43:00Z" w16du:dateUtc="2026-03-31T20:43:00Z"/>
         </w:rPr>
       </w:pPr>
-      <w:commentRangeStart w:id="397"/>
+      <w:commentRangeStart w:id="503"/>
+      <w:commentRangeStart w:id="504"/>
       <w:r>
         <w:t xml:space="preserve">The overarching goal of this study is to </w:t>
       </w:r>
@@ -3468,22 +4220,30 @@
       <w:r>
         <w:t xml:space="preserve"> how </w:t>
       </w:r>
-      <w:ins w:id="398" w:author="Alex Fisher" w:date="2026-03-31T15:39:00Z" w16du:dateUtc="2026-03-31T20:39:00Z">
+      <w:ins w:id="505" w:author="Alex Fisher" w:date="2026-03-31T15:39:00Z" w16du:dateUtc="2026-03-31T20:39:00Z">
         <w:r>
           <w:t>a</w:t>
         </w:r>
       </w:ins>
-      <w:ins w:id="399" w:author="Alex Fisher" w:date="2026-03-31T15:39:00Z">
+      <w:ins w:id="506" w:author="Alex Fisher" w:date="2026-03-31T15:39:00Z">
         <w:r>
           <w:t>nthropogenic change is reshaping the ways in which humans, domestic animals, and wildlife interact</w:t>
         </w:r>
       </w:ins>
-      <w:ins w:id="400" w:author="Alex Fisher" w:date="2026-03-31T15:39:00Z" w16du:dateUtc="2026-03-31T20:39:00Z">
-        <w:r>
-          <w:t>, creating new opportunities for pathogen transmission at the human-wildlife interface.. B</w:t>
-        </w:r>
-      </w:ins>
-      <w:del w:id="401" w:author="Alex Fisher" w:date="2026-03-31T15:39:00Z" w16du:dateUtc="2026-03-31T20:39:00Z">
+      <w:ins w:id="507" w:author="Alex Fisher" w:date="2026-03-31T15:39:00Z" w16du:dateUtc="2026-03-31T20:39:00Z">
+        <w:r>
+          <w:t>, creating new opportunities for pathogen transmission at the human-wildlife interface</w:t>
+        </w:r>
+        <w:del w:id="508" w:author="Kelsey McCune" w:date="2026-04-01T11:09:00Z" w16du:dateUtc="2026-04-01T16:09:00Z">
+          <w:r>
+            <w:delText>.</w:delText>
+          </w:r>
+        </w:del>
+        <w:r>
+          <w:t>. B</w:t>
+        </w:r>
+      </w:ins>
+      <w:del w:id="509" w:author="Alex Fisher" w:date="2026-03-31T15:39:00Z" w16du:dateUtc="2026-03-31T20:39:00Z">
         <w:r>
           <w:delText>b</w:delText>
         </w:r>
@@ -3491,42 +4251,42 @@
       <w:r>
         <w:t xml:space="preserve">ackyard bird feeding and small-scale poultry keeping </w:t>
       </w:r>
-      <w:ins w:id="402" w:author="Alex Fisher" w:date="2026-03-31T15:40:00Z">
+      <w:ins w:id="510" w:author="Alex Fisher" w:date="2026-03-31T15:40:00Z">
         <w:r>
           <w:t xml:space="preserve">represent two widespread and growing activities that </w:t>
         </w:r>
       </w:ins>
-      <w:ins w:id="403" w:author="Alex Fisher" w:date="2026-03-31T15:40:00Z" w16du:dateUtc="2026-03-31T20:40:00Z">
+      <w:ins w:id="511" w:author="Alex Fisher" w:date="2026-03-31T15:40:00Z" w16du:dateUtc="2026-03-31T20:40:00Z">
         <w:r>
           <w:t>combine</w:t>
         </w:r>
       </w:ins>
-      <w:ins w:id="404" w:author="Alex Fisher" w:date="2026-03-31T15:40:00Z">
+      <w:ins w:id="512" w:author="Alex Fisher" w:date="2026-03-31T15:40:00Z">
         <w:r>
           <w:t xml:space="preserve"> these interactions in residential settings, yet the disease ecology of these practices and the human dimensions that </w:t>
         </w:r>
       </w:ins>
-      <w:ins w:id="405" w:author="Alex Fisher" w:date="2026-03-31T15:40:00Z" w16du:dateUtc="2026-03-31T20:40:00Z">
+      <w:ins w:id="513" w:author="Alex Fisher" w:date="2026-03-31T15:40:00Z" w16du:dateUtc="2026-03-31T20:40:00Z">
         <w:r>
           <w:t>influence</w:t>
         </w:r>
       </w:ins>
-      <w:ins w:id="406" w:author="Alex Fisher" w:date="2026-03-31T15:40:00Z">
+      <w:ins w:id="514" w:author="Alex Fisher" w:date="2026-03-31T15:40:00Z">
         <w:r>
           <w:t xml:space="preserve"> participant behavior remain poorly understood. </w:t>
         </w:r>
       </w:ins>
-      <w:del w:id="407" w:author="Alex Fisher" w:date="2026-03-31T15:41:00Z" w16du:dateUtc="2026-03-31T20:41:00Z">
+      <w:del w:id="515" w:author="Alex Fisher" w:date="2026-03-31T15:41:00Z" w16du:dateUtc="2026-03-31T20:41:00Z">
         <w:r>
           <w:delText xml:space="preserve">influence </w:delText>
         </w:r>
       </w:del>
-      <w:ins w:id="408" w:author="Alex Fisher" w:date="2026-03-31T15:41:00Z" w16du:dateUtc="2026-03-31T20:41:00Z">
+      <w:ins w:id="516" w:author="Alex Fisher" w:date="2026-03-31T15:41:00Z" w16du:dateUtc="2026-03-31T20:41:00Z">
         <w:r>
           <w:t>T</w:t>
         </w:r>
       </w:ins>
-      <w:del w:id="409" w:author="Alex Fisher" w:date="2026-03-31T15:41:00Z" w16du:dateUtc="2026-03-31T20:41:00Z">
+      <w:del w:id="517" w:author="Alex Fisher" w:date="2026-03-31T15:41:00Z" w16du:dateUtc="2026-03-31T20:41:00Z">
         <w:r>
           <w:delText>t</w:delText>
         </w:r>
@@ -3534,94 +4294,116 @@
       <w:r>
         <w:t>he</w:t>
       </w:r>
-      <w:del w:id="410" w:author="Alex Fisher" w:date="2026-03-31T15:41:00Z" w16du:dateUtc="2026-03-31T20:41:00Z">
+      <w:del w:id="518" w:author="Alex Fisher" w:date="2026-03-31T15:41:00Z" w16du:dateUtc="2026-03-31T20:41:00Z">
         <w:r>
           <w:delText xml:space="preserve"> </w:delText>
         </w:r>
       </w:del>
-      <w:ins w:id="411" w:author="Alex Fisher" w:date="2026-03-31T15:41:00Z" w16du:dateUtc="2026-03-31T20:41:00Z">
+      <w:ins w:id="519" w:author="Alex Fisher" w:date="2026-03-31T15:41:00Z" w16du:dateUtc="2026-03-31T20:41:00Z">
         <w:r>
           <w:t xml:space="preserve"> overarching goal of this study is to quantify the conditions </w:t>
         </w:r>
       </w:ins>
-      <w:ins w:id="412" w:author="Alex Fisher" w:date="2026-03-31T15:42:00Z" w16du:dateUtc="2026-03-31T20:42:00Z">
+      <w:ins w:id="520" w:author="Alex Fisher" w:date="2026-03-31T15:42:00Z" w16du:dateUtc="2026-03-31T20:42:00Z">
         <w:r>
           <w:t>pertaining to backyard activities that can</w:t>
         </w:r>
       </w:ins>
-      <w:ins w:id="413" w:author="Alex Fisher" w:date="2026-03-31T15:41:00Z" w16du:dateUtc="2026-03-31T20:41:00Z">
+      <w:ins w:id="521" w:author="Alex Fisher" w:date="2026-03-31T15:41:00Z" w16du:dateUtc="2026-03-31T20:41:00Z">
         <w:r>
           <w:t xml:space="preserve"> </w:t>
         </w:r>
       </w:ins>
-      <w:ins w:id="414" w:author="Alex Fisher" w:date="2026-03-31T15:42:00Z" w16du:dateUtc="2026-03-31T20:42:00Z">
+      <w:ins w:id="522" w:author="Alex Fisher" w:date="2026-03-31T15:42:00Z" w16du:dateUtc="2026-03-31T20:42:00Z">
         <w:r>
           <w:t>increase</w:t>
         </w:r>
       </w:ins>
-      <w:ins w:id="415" w:author="Alex Fisher" w:date="2026-03-31T15:41:00Z" w16du:dateUtc="2026-03-31T20:41:00Z">
-        <w:r>
-          <w:t xml:space="preserve"> disease risk in wild songbird communities, and</w:t>
-        </w:r>
-      </w:ins>
-      <w:ins w:id="416" w:author="Alex Fisher" w:date="2026-03-31T15:42:00Z" w16du:dateUtc="2026-03-31T20:42:00Z">
+      <w:ins w:id="523" w:author="Alex Fisher" w:date="2026-03-31T15:41:00Z" w16du:dateUtc="2026-03-31T20:41:00Z">
+        <w:r>
+          <w:t xml:space="preserve"> disease risk in wild songbird communities</w:t>
+        </w:r>
+      </w:ins>
+      <w:ins w:id="524" w:author="Kelsey McCune" w:date="2026-04-01T11:10:00Z" w16du:dateUtc="2026-04-01T16:10:00Z">
+        <w:r>
+          <w:t xml:space="preserve"> leading to potential spillover into people</w:t>
+        </w:r>
+      </w:ins>
+      <w:ins w:id="525" w:author="Alex Fisher" w:date="2026-03-31T15:41:00Z" w16du:dateUtc="2026-03-31T20:41:00Z">
+        <w:r>
+          <w:t>, and</w:t>
+        </w:r>
+      </w:ins>
+      <w:ins w:id="526" w:author="Alex Fisher" w:date="2026-03-31T15:42:00Z" w16du:dateUtc="2026-03-31T20:42:00Z">
         <w:r>
           <w:t xml:space="preserve"> </w:t>
         </w:r>
       </w:ins>
-      <w:ins w:id="417" w:author="Alex Fisher" w:date="2026-03-31T15:41:00Z" w16du:dateUtc="2026-03-31T20:41:00Z">
+      <w:ins w:id="527" w:author="Alex Fisher" w:date="2026-03-31T15:41:00Z" w16du:dateUtc="2026-03-31T20:41:00Z">
         <w:r>
           <w:t>how participants perceive</w:t>
         </w:r>
       </w:ins>
-      <w:ins w:id="418" w:author="Alex Fisher" w:date="2026-03-31T15:43:00Z" w16du:dateUtc="2026-03-31T20:43:00Z">
+      <w:ins w:id="528" w:author="Alex Fisher" w:date="2026-03-31T15:43:00Z" w16du:dateUtc="2026-03-31T20:43:00Z">
         <w:r>
           <w:t xml:space="preserve"> and </w:t>
         </w:r>
       </w:ins>
-      <w:ins w:id="419" w:author="Alex Fisher" w:date="2026-03-31T15:41:00Z" w16du:dateUtc="2026-03-31T20:41:00Z">
+      <w:ins w:id="529" w:author="Alex Fisher" w:date="2026-03-31T15:41:00Z" w16du:dateUtc="2026-03-31T20:41:00Z">
         <w:r>
           <w:t>respond to</w:t>
         </w:r>
       </w:ins>
-      <w:ins w:id="420" w:author="Alex Fisher" w:date="2026-03-31T15:43:00Z" w16du:dateUtc="2026-03-31T20:43:00Z">
+      <w:ins w:id="530" w:author="Alex Fisher" w:date="2026-03-31T15:43:00Z" w16du:dateUtc="2026-03-31T20:43:00Z">
         <w:r>
           <w:t xml:space="preserve"> </w:t>
         </w:r>
       </w:ins>
-      <w:ins w:id="421" w:author="Alex Fisher" w:date="2026-03-31T15:41:00Z" w16du:dateUtc="2026-03-31T20:41:00Z">
+      <w:ins w:id="531" w:author="Alex Fisher" w:date="2026-03-31T15:41:00Z" w16du:dateUtc="2026-03-31T20:41:00Z">
         <w:r>
           <w:t>that risk</w:t>
         </w:r>
       </w:ins>
-      <w:ins w:id="422" w:author="Alex Fisher" w:date="2026-03-31T15:44:00Z" w16du:dateUtc="2026-03-31T20:44:00Z">
-        <w:r>
-          <w:t xml:space="preserve">- </w:t>
-        </w:r>
-      </w:ins>
-      <w:ins w:id="423" w:author="Alex Fisher" w:date="2026-03-31T15:41:00Z" w16du:dateUtc="2026-03-31T20:41:00Z">
+      <w:ins w:id="532" w:author="Kelsey McCune" w:date="2026-04-01T11:10:00Z" w16du:dateUtc="2026-04-01T16:10:00Z">
+        <w:r>
+          <w:t>, to</w:t>
+        </w:r>
+      </w:ins>
+      <w:ins w:id="533" w:author="Alex Fisher" w:date="2026-03-31T15:44:00Z" w16du:dateUtc="2026-03-31T20:44:00Z">
+        <w:del w:id="534" w:author="Kelsey McCune" w:date="2026-04-01T11:10:00Z" w16du:dateUtc="2026-04-01T16:10:00Z">
+          <w:r>
+            <w:delText>-</w:delText>
+          </w:r>
+        </w:del>
+        <w:r>
+          <w:t xml:space="preserve"> </w:t>
+        </w:r>
+      </w:ins>
+      <w:ins w:id="535" w:author="Alex Fisher" w:date="2026-03-31T15:41:00Z" w16du:dateUtc="2026-03-31T20:41:00Z">
         <w:r>
           <w:t>inform</w:t>
         </w:r>
       </w:ins>
-      <w:ins w:id="424" w:author="Alex Fisher" w:date="2026-03-31T15:44:00Z" w16du:dateUtc="2026-03-31T20:44:00Z">
-        <w:r>
-          <w:t>ing</w:t>
-        </w:r>
-      </w:ins>
-      <w:ins w:id="425" w:author="Alex Fisher" w:date="2026-03-31T15:41:00Z" w16du:dateUtc="2026-03-31T20:41:00Z">
+      <w:ins w:id="536" w:author="Alex Fisher" w:date="2026-03-31T15:44:00Z" w16du:dateUtc="2026-03-31T20:44:00Z">
+        <w:del w:id="537" w:author="Kelsey McCune" w:date="2026-04-01T11:10:00Z" w16du:dateUtc="2026-04-01T16:10:00Z">
+          <w:r>
+            <w:delText>ing</w:delText>
+          </w:r>
+        </w:del>
+      </w:ins>
+      <w:ins w:id="538" w:author="Alex Fisher" w:date="2026-03-31T15:41:00Z" w16du:dateUtc="2026-03-31T20:41:00Z">
         <w:r>
           <w:t xml:space="preserve"> conservation and public health outcomes.</w:t>
         </w:r>
       </w:ins>
     </w:p>
     <w:p>
-      <w:ins w:id="426" w:author="Alex Fisher" w:date="2026-03-31T15:43:00Z" w16du:dateUtc="2026-03-31T20:43:00Z">
+      <w:ins w:id="539" w:author="Alex Fisher" w:date="2026-03-31T15:43:00Z" w16du:dateUtc="2026-03-31T20:43:00Z">
         <w:r>
           <w:t xml:space="preserve"> </w:t>
         </w:r>
       </w:ins>
-      <w:del w:id="427" w:author="Alex Fisher" w:date="2026-03-31T15:43:00Z" w16du:dateUtc="2026-03-31T20:43:00Z">
+      <w:del w:id="540" w:author="Alex Fisher" w:date="2026-03-31T15:43:00Z" w16du:dateUtc="2026-03-31T20:43:00Z">
         <w:r>
           <w:delText>prevalence and transmission of bacterial pathogens (</w:delText>
         </w:r>
@@ -3663,16 +4445,23 @@
         <w:r>
           <w:delText xml:space="preserve"> risks. </w:delText>
         </w:r>
-        <w:commentRangeEnd w:id="397"/>
+        <w:commentRangeEnd w:id="503"/>
         <w:r>
           <w:rPr>
             <w:rStyle w:val="CommentReference"/>
             <w:sz w:val="24"/>
             <w:szCs w:val="24"/>
           </w:rPr>
-          <w:commentReference w:id="397"/>
+          <w:commentReference w:id="503"/>
         </w:r>
       </w:del>
+      <w:commentRangeEnd w:id="504"/>
+      <w:r>
+        <w:rPr>
+          <w:rStyle w:val="CommentReference"/>
+        </w:rPr>
+        <w:commentReference w:id="504"/>
+      </w:r>
       <w:r>
         <w:t>This study addresses three specific aims:</w:t>
       </w:r>
@@ -3691,7 +4480,7 @@
         </w:rPr>
         <w:t xml:space="preserve">Aim 1: </w:t>
       </w:r>
-      <w:ins w:id="428" w:author="Kelsey McCune" w:date="2026-03-24T09:10:00Z" w16du:dateUtc="2026-03-24T14:10:00Z">
+      <w:ins w:id="541" w:author="Kelsey McCune" w:date="2026-03-24T09:10:00Z" w16du:dateUtc="2026-03-24T14:10:00Z">
         <w:r>
           <w:rPr>
             <w:b/>
@@ -3700,7 +4489,7 @@
           <w:t>Quantify f</w:t>
         </w:r>
       </w:ins>
-      <w:del w:id="429" w:author="Kelsey McCune" w:date="2026-03-24T09:10:00Z" w16du:dateUtc="2026-03-24T14:10:00Z">
+      <w:del w:id="542" w:author="Kelsey McCune" w:date="2026-03-24T09:10:00Z" w16du:dateUtc="2026-03-24T14:10:00Z">
         <w:r>
           <w:rPr>
             <w:b/>
@@ -3716,7 +4505,7 @@
         </w:rPr>
         <w:t xml:space="preserve">eeder </w:t>
       </w:r>
-      <w:ins w:id="430" w:author="Kelsey McCune" w:date="2026-03-24T09:10:00Z" w16du:dateUtc="2026-03-24T14:10:00Z">
+      <w:ins w:id="543" w:author="Kelsey McCune" w:date="2026-03-24T09:10:00Z" w16du:dateUtc="2026-03-24T14:10:00Z">
         <w:r>
           <w:rPr>
             <w:b/>
@@ -3725,7 +4514,7 @@
           <w:t>v</w:t>
         </w:r>
       </w:ins>
-      <w:del w:id="431" w:author="Kelsey McCune" w:date="2026-03-24T09:10:00Z" w16du:dateUtc="2026-03-24T14:10:00Z">
+      <w:del w:id="544" w:author="Kelsey McCune" w:date="2026-03-24T09:10:00Z" w16du:dateUtc="2026-03-24T14:10:00Z">
         <w:r>
           <w:rPr>
             <w:b/>
@@ -3741,7 +4530,7 @@
         </w:rPr>
         <w:t xml:space="preserve">isitation </w:t>
       </w:r>
-      <w:ins w:id="432" w:author="Kelsey McCune" w:date="2026-03-24T09:10:00Z" w16du:dateUtc="2026-03-24T14:10:00Z">
+      <w:ins w:id="545" w:author="Kelsey McCune" w:date="2026-03-24T09:10:00Z" w16du:dateUtc="2026-03-24T14:10:00Z">
         <w:r>
           <w:rPr>
             <w:b/>
@@ -3750,7 +4539,7 @@
           <w:t>f</w:t>
         </w:r>
       </w:ins>
-      <w:del w:id="433" w:author="Kelsey McCune" w:date="2026-03-24T09:10:00Z" w16du:dateUtc="2026-03-24T14:10:00Z">
+      <w:del w:id="546" w:author="Kelsey McCune" w:date="2026-03-24T09:10:00Z" w16du:dateUtc="2026-03-24T14:10:00Z">
         <w:r>
           <w:rPr>
             <w:b/>
@@ -3766,8 +4555,8 @@
         </w:rPr>
         <w:t xml:space="preserve">requency and </w:t>
       </w:r>
-      <w:commentRangeStart w:id="434"/>
-      <w:ins w:id="435" w:author="Kelsey McCune" w:date="2026-03-24T09:10:00Z" w16du:dateUtc="2026-03-24T14:10:00Z">
+      <w:commentRangeStart w:id="547"/>
+      <w:ins w:id="548" w:author="Kelsey McCune" w:date="2026-03-24T09:10:00Z" w16du:dateUtc="2026-03-24T14:10:00Z">
         <w:r>
           <w:rPr>
             <w:b/>
@@ -3776,7 +4565,7 @@
           <w:t>p</w:t>
         </w:r>
       </w:ins>
-      <w:del w:id="436" w:author="Kelsey McCune" w:date="2026-03-24T09:10:00Z" w16du:dateUtc="2026-03-24T14:10:00Z">
+      <w:del w:id="549" w:author="Kelsey McCune" w:date="2026-03-24T09:10:00Z" w16du:dateUtc="2026-03-24T14:10:00Z">
         <w:r>
           <w:rPr>
             <w:b/>
@@ -3792,7 +4581,7 @@
         </w:rPr>
         <w:t>athogen</w:t>
       </w:r>
-      <w:ins w:id="437" w:author="Alex Fisher" w:date="2026-03-31T15:44:00Z" w16du:dateUtc="2026-03-31T20:44:00Z">
+      <w:ins w:id="550" w:author="Alex Fisher" w:date="2026-03-31T15:44:00Z" w16du:dateUtc="2026-03-31T20:44:00Z">
         <w:r>
           <w:rPr>
             <w:b/>
@@ -3801,7 +4590,7 @@
           <w:t xml:space="preserve"> prevalence</w:t>
         </w:r>
       </w:ins>
-      <w:del w:id="438" w:author="Alex Fisher" w:date="2026-03-31T15:44:00Z" w16du:dateUtc="2026-03-31T20:44:00Z">
+      <w:del w:id="551" w:author="Alex Fisher" w:date="2026-03-31T15:44:00Z" w16du:dateUtc="2026-03-31T20:44:00Z">
         <w:r>
           <w:rPr>
             <w:b/>
@@ -3810,8 +4599,8 @@
           <w:delText xml:space="preserve"> </w:delText>
         </w:r>
       </w:del>
-      <w:ins w:id="439" w:author="Kelsey McCune" w:date="2026-03-24T09:10:00Z" w16du:dateUtc="2026-03-24T14:10:00Z">
-        <w:del w:id="440" w:author="Alex Fisher" w:date="2026-03-31T15:44:00Z" w16du:dateUtc="2026-03-31T20:44:00Z">
+      <w:ins w:id="552" w:author="Kelsey McCune" w:date="2026-03-24T09:10:00Z" w16du:dateUtc="2026-03-24T14:10:00Z">
+        <w:del w:id="553" w:author="Alex Fisher" w:date="2026-03-31T15:44:00Z" w16du:dateUtc="2026-03-31T20:44:00Z">
           <w:r>
             <w:rPr>
               <w:b/>
@@ -3821,7 +4610,7 @@
           </w:r>
         </w:del>
       </w:ins>
-      <w:del w:id="441" w:author="Alex Fisher" w:date="2026-03-31T15:44:00Z" w16du:dateUtc="2026-03-31T20:44:00Z">
+      <w:del w:id="554" w:author="Alex Fisher" w:date="2026-03-31T15:44:00Z" w16du:dateUtc="2026-03-31T20:44:00Z">
         <w:r>
           <w:rPr>
             <w:b/>
@@ -3830,8 +4619,8 @@
           <w:delText xml:space="preserve">Infection </w:delText>
         </w:r>
       </w:del>
-      <w:ins w:id="442" w:author="Kelsey McCune" w:date="2026-03-24T09:10:00Z" w16du:dateUtc="2026-03-24T14:10:00Z">
-        <w:del w:id="443" w:author="Alex Fisher" w:date="2026-03-31T15:44:00Z" w16du:dateUtc="2026-03-31T20:44:00Z">
+      <w:ins w:id="555" w:author="Kelsey McCune" w:date="2026-03-24T09:10:00Z" w16du:dateUtc="2026-03-24T14:10:00Z">
+        <w:del w:id="556" w:author="Alex Fisher" w:date="2026-03-31T15:44:00Z" w16du:dateUtc="2026-03-31T20:44:00Z">
           <w:r>
             <w:rPr>
               <w:b/>
@@ -3841,7 +4630,7 @@
           </w:r>
         </w:del>
       </w:ins>
-      <w:del w:id="444" w:author="Alex Fisher" w:date="2026-03-31T15:44:00Z" w16du:dateUtc="2026-03-31T20:44:00Z">
+      <w:del w:id="557" w:author="Alex Fisher" w:date="2026-03-31T15:44:00Z" w16du:dateUtc="2026-03-31T20:44:00Z">
         <w:r>
           <w:rPr>
             <w:b/>
@@ -3849,7 +4638,7 @@
           </w:rPr>
           <w:delText>Status</w:delText>
         </w:r>
-        <w:commentRangeEnd w:id="434"/>
+        <w:commentRangeEnd w:id="547"/>
         <w:r>
           <w:rPr>
             <w:rStyle w:val="CommentReference"/>
@@ -3858,7 +4647,7 @@
             <w:sz w:val="24"/>
             <w:szCs w:val="24"/>
           </w:rPr>
-          <w:commentReference w:id="434"/>
+          <w:commentReference w:id="547"/>
         </w:r>
       </w:del>
     </w:p>
@@ -3869,12 +4658,12 @@
       <w:r>
         <w:t xml:space="preserve"> to test the relationship between </w:t>
       </w:r>
-      <w:del w:id="445" w:author="Kelsey McCune" w:date="2026-03-24T09:12:00Z" w16du:dateUtc="2026-03-24T14:12:00Z">
+      <w:del w:id="558" w:author="Kelsey McCune" w:date="2026-03-24T09:12:00Z" w16du:dateUtc="2026-03-24T14:12:00Z">
         <w:r>
           <w:delText>individual feeder visitation</w:delText>
         </w:r>
       </w:del>
-      <w:ins w:id="446" w:author="Kelsey McCune" w:date="2026-03-24T09:12:00Z" w16du:dateUtc="2026-03-24T14:12:00Z">
+      <w:ins w:id="559" w:author="Kelsey McCune" w:date="2026-03-24T09:12:00Z" w16du:dateUtc="2026-03-24T14:12:00Z">
         <w:r>
           <w:t>the</w:t>
         </w:r>
@@ -3882,12 +4671,12 @@
       <w:r>
         <w:t xml:space="preserve"> frequency</w:t>
       </w:r>
-      <w:ins w:id="447" w:author="Kelsey McCune" w:date="2026-03-24T09:12:00Z" w16du:dateUtc="2026-03-24T14:12:00Z">
+      <w:ins w:id="560" w:author="Kelsey McCune" w:date="2026-03-24T09:12:00Z" w16du:dateUtc="2026-03-24T14:12:00Z">
         <w:r>
           <w:t xml:space="preserve"> that birds </w:t>
         </w:r>
       </w:ins>
-      <w:ins w:id="448" w:author="Kelsey McCune" w:date="2026-03-24T09:13:00Z" w16du:dateUtc="2026-03-24T14:13:00Z">
+      <w:ins w:id="561" w:author="Kelsey McCune" w:date="2026-03-24T09:13:00Z" w16du:dateUtc="2026-03-24T14:13:00Z">
         <w:r>
           <w:t>visit food sources</w:t>
         </w:r>
@@ -3895,12 +4684,12 @@
       <w:r>
         <w:t xml:space="preserve"> and </w:t>
       </w:r>
-      <w:del w:id="449" w:author="Kelsey McCune" w:date="2026-03-24T09:14:00Z" w16du:dateUtc="2026-03-24T14:14:00Z">
+      <w:del w:id="562" w:author="Kelsey McCune" w:date="2026-03-24T09:14:00Z" w16du:dateUtc="2026-03-24T14:14:00Z">
         <w:r>
           <w:delText xml:space="preserve">pathogen </w:delText>
         </w:r>
       </w:del>
-      <w:ins w:id="450" w:author="Kelsey McCune" w:date="2026-03-24T09:14:00Z" w16du:dateUtc="2026-03-24T14:14:00Z">
+      <w:ins w:id="563" w:author="Kelsey McCune" w:date="2026-03-24T09:14:00Z" w16du:dateUtc="2026-03-24T14:14:00Z">
         <w:r>
           <w:t>the probability of</w:t>
         </w:r>
@@ -3911,7 +4700,7 @@
       <w:r>
         <w:t>infection</w:t>
       </w:r>
-      <w:ins w:id="451" w:author="Kelsey McCune" w:date="2026-03-24T09:14:00Z" w16du:dateUtc="2026-03-24T14:14:00Z">
+      <w:ins w:id="564" w:author="Kelsey McCune" w:date="2026-03-24T09:14:00Z" w16du:dateUtc="2026-03-24T14:14:00Z">
         <w:r>
           <w:t>.</w:t>
         </w:r>
@@ -3919,37 +4708,37 @@
       <w:r>
         <w:t xml:space="preserve"> </w:t>
       </w:r>
-      <w:commentRangeStart w:id="452"/>
-      <w:del w:id="453" w:author="Kelsey McCune" w:date="2026-03-24T09:14:00Z" w16du:dateUtc="2026-03-24T14:14:00Z">
+      <w:commentRangeStart w:id="565"/>
+      <w:del w:id="566" w:author="Kelsey McCune" w:date="2026-03-24T09:14:00Z" w16du:dateUtc="2026-03-24T14:14:00Z">
         <w:r>
           <w:delText xml:space="preserve">status </w:delText>
         </w:r>
       </w:del>
-      <w:ins w:id="454" w:author="Alex Fisher" w:date="2026-03-31T15:45:00Z" w16du:dateUtc="2026-03-31T20:45:00Z">
+      <w:ins w:id="567" w:author="Alex Fisher" w:date="2026-03-31T15:45:00Z" w16du:dateUtc="2026-03-31T20:45:00Z">
         <w:r>
           <w:t xml:space="preserve">If </w:t>
         </w:r>
       </w:ins>
-      <w:del w:id="455" w:author="Alex Fisher" w:date="2026-03-31T15:45:00Z" w16du:dateUtc="2026-03-31T20:45:00Z">
+      <w:del w:id="568" w:author="Alex Fisher" w:date="2026-03-31T15:45:00Z" w16du:dateUtc="2026-03-31T20:45:00Z">
         <w:r>
           <w:delText>in PIT-tagged wild birds using RFID technology.</w:delText>
         </w:r>
-        <w:commentRangeEnd w:id="452"/>
+        <w:commentRangeEnd w:id="565"/>
         <w:r>
           <w:rPr>
             <w:rStyle w:val="CommentReference"/>
             <w:sz w:val="24"/>
             <w:szCs w:val="24"/>
           </w:rPr>
-          <w:commentReference w:id="452"/>
+          <w:commentReference w:id="565"/>
         </w:r>
         <w:r>
           <w:delText xml:space="preserve"> </w:delText>
         </w:r>
       </w:del>
-      <w:moveFromRangeStart w:id="456" w:author="Kelsey McCune" w:date="2026-03-24T09:18:00Z" w:name="move225236346"/>
-      <w:moveFrom w:id="457" w:author="Kelsey McCune" w:date="2026-03-24T09:18:00Z" w16du:dateUtc="2026-03-24T14:18:00Z">
-        <w:del w:id="458" w:author="Alex Fisher" w:date="2026-03-31T15:45:00Z" w16du:dateUtc="2026-03-31T20:45:00Z">
+      <w:moveFromRangeStart w:id="569" w:author="Kelsey McCune" w:date="2026-03-24T09:18:00Z" w:name="move225236346"/>
+      <w:moveFrom w:id="570" w:author="Kelsey McCune" w:date="2026-03-24T09:18:00Z" w16du:dateUtc="2026-03-24T14:18:00Z">
+        <w:del w:id="571" w:author="Alex Fisher" w:date="2026-03-31T15:45:00Z" w16du:dateUtc="2026-03-31T20:45:00Z">
           <w:r>
             <w:delText>We predict that wild birds with higher feeder visitation frequencies will have a higher probability of testing positive for pathogen infection</w:delText>
           </w:r>
@@ -3961,8 +4750,8 @@
           </w:r>
         </w:del>
       </w:moveFrom>
-      <w:moveFromRangeEnd w:id="456"/>
-      <w:del w:id="459" w:author="Alex Fisher" w:date="2026-03-31T15:45:00Z" w16du:dateUtc="2026-03-31T20:45:00Z">
+      <w:moveFromRangeEnd w:id="569"/>
+      <w:del w:id="572" w:author="Alex Fisher" w:date="2026-03-31T15:45:00Z" w16du:dateUtc="2026-03-31T20:45:00Z">
         <w:r>
           <w:delText xml:space="preserve">If </w:delText>
         </w:r>
@@ -3970,7 +4759,7 @@
       <w:r>
         <w:t xml:space="preserve">bird feeders </w:t>
       </w:r>
-      <w:ins w:id="460" w:author="Kelsey McCune" w:date="2026-03-24T09:18:00Z" w16du:dateUtc="2026-03-24T14:18:00Z">
+      <w:ins w:id="573" w:author="Kelsey McCune" w:date="2026-03-24T09:18:00Z" w16du:dateUtc="2026-03-24T14:18:00Z">
         <w:r>
           <w:t xml:space="preserve">artificially </w:t>
         </w:r>
@@ -3978,7 +4767,7 @@
       <w:r>
         <w:t>aggregate individuals and increase</w:t>
       </w:r>
-      <w:ins w:id="461" w:author="Alex Fisher" w:date="2026-03-31T15:45:00Z" w16du:dateUtc="2026-03-31T20:45:00Z">
+      <w:ins w:id="574" w:author="Alex Fisher" w:date="2026-03-31T15:45:00Z" w16du:dateUtc="2026-03-31T20:45:00Z">
         <w:r>
           <w:t xml:space="preserve"> both direct and </w:t>
         </w:r>
@@ -3986,18 +4775,18 @@
       <w:r>
         <w:t xml:space="preserve"> </w:t>
       </w:r>
-      <w:commentRangeStart w:id="462"/>
+      <w:commentRangeStart w:id="575"/>
       <w:r>
         <w:t xml:space="preserve">fecal-oral </w:t>
       </w:r>
-      <w:commentRangeEnd w:id="462"/>
+      <w:commentRangeEnd w:id="575"/>
       <w:r>
         <w:rPr>
           <w:rStyle w:val="CommentReference"/>
           <w:sz w:val="24"/>
           <w:szCs w:val="24"/>
         </w:rPr>
-        <w:commentReference w:id="462"/>
+        <w:commentReference w:id="575"/>
       </w:r>
       <w:r>
         <w:t>contact rates, then birds that visit feeders more frequently will sustain greater exposure to environmental pathogen</w:t>
@@ -4014,36 +4803,44 @@
       <w:r>
         <w:t xml:space="preserve"> infection prevalence relative to less frequent feeder visitors.</w:t>
       </w:r>
-      <w:ins w:id="463" w:author="Kelsey McCune" w:date="2026-03-24T09:18:00Z" w16du:dateUtc="2026-03-24T14:18:00Z">
+      <w:ins w:id="576" w:author="Kelsey McCune" w:date="2026-03-24T09:18:00Z" w16du:dateUtc="2026-03-24T14:18:00Z">
         <w:r>
           <w:t xml:space="preserve"> Therefore, </w:t>
         </w:r>
-        <w:commentRangeStart w:id="464"/>
+        <w:commentRangeStart w:id="577"/>
         <w:r>
           <w:t>w</w:t>
         </w:r>
       </w:ins>
-      <w:moveToRangeStart w:id="465" w:author="Kelsey McCune" w:date="2026-03-24T09:18:00Z" w:name="move225236346"/>
-      <w:moveTo w:id="466" w:author="Kelsey McCune" w:date="2026-03-24T09:18:00Z" w16du:dateUtc="2026-03-24T14:18:00Z">
-        <w:del w:id="467" w:author="Kelsey McCune" w:date="2026-03-24T09:18:00Z" w16du:dateUtc="2026-03-24T14:18:00Z">
+      <w:moveToRangeStart w:id="578" w:author="Kelsey McCune" w:date="2026-03-24T09:18:00Z" w:name="move225236346"/>
+      <w:moveTo w:id="579" w:author="Kelsey McCune" w:date="2026-03-24T09:18:00Z" w16du:dateUtc="2026-03-24T14:18:00Z">
+        <w:del w:id="580" w:author="Kelsey McCune" w:date="2026-03-24T09:18:00Z" w16du:dateUtc="2026-03-24T14:18:00Z">
           <w:r>
             <w:delText>W</w:delText>
           </w:r>
         </w:del>
         <w:r>
-          <w:t xml:space="preserve">e predict that </w:t>
+          <w:t xml:space="preserve">e </w:t>
+        </w:r>
+        <w:proofErr w:type="gramStart"/>
+        <w:r>
+          <w:t>predict</w:t>
+        </w:r>
+        <w:proofErr w:type="gramEnd"/>
+        <w:r>
+          <w:t xml:space="preserve"> that </w:t>
         </w:r>
       </w:moveTo>
-      <w:commentRangeEnd w:id="464"/>
+      <w:commentRangeEnd w:id="577"/>
       <w:r>
         <w:rPr>
           <w:rStyle w:val="CommentReference"/>
           <w:sz w:val="24"/>
           <w:szCs w:val="24"/>
         </w:rPr>
-        <w:commentReference w:id="464"/>
-      </w:r>
-      <w:moveTo w:id="468" w:author="Kelsey McCune" w:date="2026-03-24T09:18:00Z" w16du:dateUtc="2026-03-24T14:18:00Z">
+        <w:commentReference w:id="577"/>
+      </w:r>
+      <w:moveTo w:id="581" w:author="Kelsey McCune" w:date="2026-03-24T09:18:00Z" w16du:dateUtc="2026-03-24T14:18:00Z">
         <w:r>
           <w:t>wild birds with higher feeder visitation frequencies will have a higher probability of testing positive for pathogen infection</w:t>
         </w:r>
@@ -4051,7 +4848,7 @@
           <w:t>.</w:t>
         </w:r>
       </w:moveTo>
-      <w:moveToRangeEnd w:id="465"/>
+      <w:moveToRangeEnd w:id="578"/>
     </w:p>
     <w:p>
       <w:pPr>
@@ -4067,17 +4864,36 @@
         </w:rPr>
         <w:t xml:space="preserve">Aim 2: </w:t>
       </w:r>
-      <w:ins w:id="469" w:author="Alex Fisher" w:date="2026-03-31T15:46:00Z" w16du:dateUtc="2026-03-31T20:46:00Z">
+      <w:ins w:id="582" w:author="Alex Fisher" w:date="2026-03-31T15:46:00Z" w16du:dateUtc="2026-03-31T20:46:00Z">
         <w:r>
           <w:rPr>
             <w:b/>
             <w:bCs/>
           </w:rPr>
-          <w:t xml:space="preserve">Asses Differences in </w:t>
-        </w:r>
-      </w:ins>
-      <w:commentRangeStart w:id="470"/>
-      <w:commentRangeStart w:id="471"/>
+          <w:t>Asses</w:t>
+        </w:r>
+      </w:ins>
+      <w:ins w:id="583" w:author="Kelsey McCune" w:date="2026-04-01T11:13:00Z" w16du:dateUtc="2026-04-01T16:13:00Z">
+        <w:r>
+          <w:rPr>
+            <w:b/>
+            <w:bCs/>
+          </w:rPr>
+          <w:t>s</w:t>
+        </w:r>
+      </w:ins>
+      <w:ins w:id="584" w:author="Alex Fisher" w:date="2026-03-31T15:46:00Z" w16du:dateUtc="2026-03-31T20:46:00Z">
+        <w:r>
+          <w:rPr>
+            <w:b/>
+            <w:bCs/>
+          </w:rPr>
+          <w:t xml:space="preserve"> Differences in </w:t>
+        </w:r>
+      </w:ins>
+      <w:commentRangeStart w:id="585"/>
+      <w:commentRangeStart w:id="586"/>
+      <w:commentRangeStart w:id="587"/>
       <w:r>
         <w:rPr>
           <w:b/>
@@ -4085,7 +4901,7 @@
         </w:rPr>
         <w:t>Pathogen Prevalence Across Site Treatment Types</w:t>
       </w:r>
-      <w:commentRangeEnd w:id="470"/>
+      <w:commentRangeEnd w:id="585"/>
       <w:r>
         <w:rPr>
           <w:rStyle w:val="CommentReference"/>
@@ -4094,9 +4910,9 @@
           <w:sz w:val="24"/>
           <w:szCs w:val="24"/>
         </w:rPr>
-        <w:commentReference w:id="470"/>
-      </w:r>
-      <w:commentRangeEnd w:id="471"/>
+        <w:commentReference w:id="585"/>
+      </w:r>
+      <w:commentRangeEnd w:id="586"/>
       <w:r>
         <w:rPr>
           <w:rStyle w:val="CommentReference"/>
@@ -4105,7 +4921,14 @@
           <w:sz w:val="24"/>
           <w:szCs w:val="24"/>
         </w:rPr>
-        <w:commentReference w:id="471"/>
+        <w:commentReference w:id="586"/>
+      </w:r>
+      <w:commentRangeEnd w:id="587"/>
+      <w:r>
+        <w:rPr>
+          <w:rStyle w:val="CommentReference"/>
+        </w:rPr>
+        <w:commentReference w:id="587"/>
       </w:r>
     </w:p>
     <w:p>
@@ -4113,12 +4936,22 @@
         <w:t>We seek</w:t>
       </w:r>
       <w:r>
-        <w:t xml:space="preserve"> to compare pathogen prevalence in wild songbirds among sites representing four treatment types: bird feeder only, backyard chickens only, both feeders and chickens, and control sites with neither. We predict that sites with both bird feeders and backyard chickens will exhibit the highest pathogen prevalence in wild birds, followed by chicken-only sites, feeder-only sites, and control sites. If the presence of backyard poultry introduces an additional environmental reservoir for </w:t>
-      </w:r>
-      <w:del w:id="472" w:author="Kelsey McCune" w:date="2026-03-24T09:21:00Z" w16du:dateUtc="2026-03-24T14:21:00Z">
-        <w:r>
-          <w:rPr>
-            <w:rPrChange w:id="473" w:author="Kelsey McCune" w:date="2026-03-24T09:21:00Z" w16du:dateUtc="2026-03-24T14:21:00Z">
+        <w:t xml:space="preserve"> to compare pathogen prevalence in wild songbirds among sites representing four treatment types: bird feeder only, backyard chickens only, both feeders and chickens, and control sites with neither. </w:t>
+      </w:r>
+      <w:moveFromRangeStart w:id="588" w:author="Kelsey McCune" w:date="2026-04-01T11:17:00Z" w:name="move225934660"/>
+      <w:moveFrom w:id="589" w:author="Kelsey McCune" w:date="2026-04-01T11:17:00Z" w16du:dateUtc="2026-04-01T16:17:00Z">
+        <w:r>
+          <w:t xml:space="preserve">We predict that sites with both bird feeders and backyard chickens will exhibit the highest pathogen prevalence in wild birds, followed by chicken-only sites, feeder-only sites, and control sites. </w:t>
+        </w:r>
+      </w:moveFrom>
+      <w:moveFromRangeEnd w:id="588"/>
+      <w:r>
+        <w:t xml:space="preserve">If the presence of backyard poultry introduces an additional environmental reservoir for </w:t>
+      </w:r>
+      <w:del w:id="590" w:author="Kelsey McCune" w:date="2026-03-24T09:21:00Z" w16du:dateUtc="2026-03-24T14:21:00Z">
+        <w:r>
+          <w:rPr>
+            <w:rPrChange w:id="591" w:author="Kelsey McCune" w:date="2026-03-24T09:21:00Z" w16du:dateUtc="2026-03-24T14:21:00Z">
               <w:rPr>
                 <w:i/>
                 <w:iCs/>
@@ -4128,10 +4961,10 @@
           <w:delText>S. enterica</w:delText>
         </w:r>
       </w:del>
-      <w:ins w:id="474" w:author="Kelsey McCune" w:date="2026-03-24T09:21:00Z" w16du:dateUtc="2026-03-24T14:21:00Z">
-        <w:r>
-          <w:rPr>
-            <w:rPrChange w:id="475" w:author="Kelsey McCune" w:date="2026-03-24T09:21:00Z" w16du:dateUtc="2026-03-24T14:21:00Z">
+      <w:ins w:id="592" w:author="Kelsey McCune" w:date="2026-03-24T09:21:00Z" w16du:dateUtc="2026-03-24T14:21:00Z">
+        <w:r>
+          <w:rPr>
+            <w:rPrChange w:id="593" w:author="Kelsey McCune" w:date="2026-03-24T09:21:00Z" w16du:dateUtc="2026-03-24T14:21:00Z">
               <w:rPr>
                 <w:i/>
                 <w:iCs/>
@@ -4156,16 +4989,38 @@
       <w:r>
         <w:t xml:space="preserve"> the greatest disease transmission risk.</w:t>
       </w:r>
+      <w:ins w:id="594" w:author="Kelsey McCune" w:date="2026-04-01T11:17:00Z" w16du:dateUtc="2026-04-01T16:17:00Z">
+        <w:r>
+          <w:t xml:space="preserve"> </w:t>
+        </w:r>
+      </w:ins>
+      <w:moveToRangeStart w:id="595" w:author="Kelsey McCune" w:date="2026-04-01T11:17:00Z" w:name="move225934660"/>
+      <w:moveTo w:id="596" w:author="Kelsey McCune" w:date="2026-04-01T11:17:00Z" w16du:dateUtc="2026-04-01T16:17:00Z">
+        <w:r>
+          <w:t xml:space="preserve">We </w:t>
+        </w:r>
+      </w:moveTo>
+      <w:ins w:id="597" w:author="Kelsey McCune" w:date="2026-04-01T11:17:00Z" w16du:dateUtc="2026-04-01T16:17:00Z">
+        <w:r>
+          <w:t xml:space="preserve">therefore </w:t>
+        </w:r>
+      </w:ins>
+      <w:moveTo w:id="598" w:author="Kelsey McCune" w:date="2026-04-01T11:17:00Z" w16du:dateUtc="2026-04-01T16:17:00Z">
+        <w:r>
+          <w:t>predict that sites with both bird feeders and backyard chickens will exhibit the highest pathogen prevalence in wild birds, followed by chicken-only sites, feeder-only sites, and control sites.</w:t>
+        </w:r>
+      </w:moveTo>
+      <w:moveToRangeEnd w:id="595"/>
     </w:p>
     <w:p>
       <w:pPr>
         <w:rPr>
-          <w:del w:id="476" w:author="Alex Fisher" w:date="2026-03-31T15:47:00Z" w16du:dateUtc="2026-03-31T20:47:00Z"/>
+          <w:del w:id="599" w:author="Alex Fisher" w:date="2026-03-31T15:47:00Z" w16du:dateUtc="2026-03-31T20:47:00Z"/>
           <w:b/>
           <w:bCs/>
         </w:rPr>
       </w:pPr>
-      <w:commentRangeStart w:id="477"/>
+      <w:commentRangeStart w:id="600"/>
       <w:r>
         <w:rPr>
           <w:b/>
@@ -4173,7 +5028,7 @@
         </w:rPr>
         <w:t xml:space="preserve">Aim 3: </w:t>
       </w:r>
-      <w:commentRangeEnd w:id="477"/>
+      <w:commentRangeEnd w:id="600"/>
       <w:r>
         <w:rPr>
           <w:rStyle w:val="CommentReference"/>
@@ -4182,9 +5037,9 @@
           <w:sz w:val="24"/>
           <w:szCs w:val="24"/>
         </w:rPr>
-        <w:commentReference w:id="477"/>
-      </w:r>
-      <w:ins w:id="478" w:author="Alex Fisher" w:date="2026-03-31T15:46:00Z" w16du:dateUtc="2026-03-31T20:46:00Z">
+        <w:commentReference w:id="600"/>
+      </w:r>
+      <w:ins w:id="601" w:author="Alex Fisher" w:date="2026-03-31T15:46:00Z" w16du:dateUtc="2026-03-31T20:46:00Z">
         <w:r>
           <w:rPr>
             <w:b/>
@@ -4193,7 +5048,7 @@
           <w:t xml:space="preserve">Quantify </w:t>
         </w:r>
       </w:ins>
-      <w:ins w:id="479" w:author="Alex Fisher" w:date="2026-03-31T15:47:00Z" w16du:dateUtc="2026-03-31T20:47:00Z">
+      <w:ins w:id="602" w:author="Alex Fisher" w:date="2026-03-31T15:47:00Z" w16du:dateUtc="2026-03-31T20:47:00Z">
         <w:r>
           <w:rPr>
             <w:b/>
@@ -4202,7 +5057,7 @@
           <w:t xml:space="preserve">How </w:t>
         </w:r>
       </w:ins>
-      <w:ins w:id="480" w:author="Alex Fisher" w:date="2026-03-31T15:47:00Z">
+      <w:ins w:id="603" w:author="Alex Fisher" w:date="2026-03-31T15:47:00Z">
         <w:r>
           <w:rPr>
             <w:b/>
@@ -4211,7 +5066,7 @@
           <w:t>Participants in Backyard Activities Perceive Disease Risk and Engage in Conservation Behavior</w:t>
         </w:r>
       </w:ins>
-      <w:ins w:id="481" w:author="Alex Fisher" w:date="2026-03-31T15:47:00Z" w16du:dateUtc="2026-03-31T20:47:00Z">
+      <w:ins w:id="604" w:author="Alex Fisher" w:date="2026-03-31T15:47:00Z" w16du:dateUtc="2026-03-31T20:47:00Z">
         <w:r>
           <w:rPr>
             <w:b/>
@@ -4220,7 +5075,7 @@
           <w:br/>
         </w:r>
       </w:ins>
-      <w:del w:id="482" w:author="Alex Fisher" w:date="2026-03-31T15:47:00Z" w16du:dateUtc="2026-03-31T20:47:00Z">
+      <w:del w:id="605" w:author="Alex Fisher" w:date="2026-03-31T15:47:00Z" w16du:dateUtc="2026-03-31T20:47:00Z">
         <w:r>
           <w:rPr>
             <w:b/>
@@ -4237,16 +5092,16 @@
       <w:r>
         <w:t xml:space="preserve"> will characterize disease risk perception, biosecurity practice engagement, willingness to adjust backyard behaviors, and place attachment among participants in bird feeding and backyard poultry keeping in central Alabama through participant surveys. </w:t>
       </w:r>
-      <w:ins w:id="483" w:author="Alex Fisher" w:date="2026-03-31T15:48:00Z">
-        <w:r>
-          <w:t xml:space="preserve">If greater knowledge of zoonotic disease is associated with more proactive responses, then targeted outreach and education efforts will inform practical, relevant biosecurity recommendations for backyard </w:t>
+      <w:ins w:id="606" w:author="Alex Fisher" w:date="2026-03-31T15:48:00Z">
+        <w:r>
+          <w:t xml:space="preserve">If greater knowledge of zoonotic disease is associated with more proactive responses, then targeted outreach and </w:t>
         </w:r>
         <w:r>
           <w:lastRenderedPageBreak/>
-          <w:t xml:space="preserve">wildlife participants. Additionally, if engagement in backyard wildlife activities is associated with stronger pro-conservation attitudes and behaviors, then these activities may represent </w:t>
-        </w:r>
-      </w:ins>
-      <w:ins w:id="484" w:author="Alex Fisher" w:date="2026-03-31T15:49:00Z" w16du:dateUtc="2026-03-31T20:49:00Z">
+          <w:t xml:space="preserve">education efforts will inform practical, relevant biosecurity recommendations for backyard wildlife participants. Additionally, if engagement in backyard wildlife activities is associated with stronger pro-conservation attitudes and behaviors, then these activities may represent </w:t>
+        </w:r>
+      </w:ins>
+      <w:ins w:id="607" w:author="Alex Fisher" w:date="2026-03-31T15:49:00Z" w16du:dateUtc="2026-03-31T20:49:00Z">
         <w:r>
           <w:t xml:space="preserve">broader opportunities for </w:t>
         </w:r>
@@ -4254,17 +5109,17 @@
           <w:t>conservation</w:t>
         </w:r>
       </w:ins>
-      <w:ins w:id="485" w:author="Alex Fisher" w:date="2026-03-31T15:48:00Z">
+      <w:ins w:id="608" w:author="Alex Fisher" w:date="2026-03-31T15:48:00Z">
         <w:r>
           <w:t xml:space="preserve"> outreach and evidence-based promotion</w:t>
         </w:r>
       </w:ins>
-      <w:ins w:id="486" w:author="Alex Fisher" w:date="2026-03-31T15:49:00Z" w16du:dateUtc="2026-03-31T20:49:00Z">
+      <w:ins w:id="609" w:author="Alex Fisher" w:date="2026-03-31T15:49:00Z" w16du:dateUtc="2026-03-31T20:49:00Z">
         <w:r>
           <w:t>s</w:t>
         </w:r>
       </w:ins>
-      <w:ins w:id="487" w:author="Alex Fisher" w:date="2026-03-31T15:48:00Z">
+      <w:ins w:id="610" w:author="Alex Fisher" w:date="2026-03-31T15:48:00Z">
         <w:r>
           <w:t xml:space="preserve">. </w:t>
         </w:r>
@@ -4290,7 +5145,7 @@
       <w:r>
         <w:t xml:space="preserve"> evidence-based management guidelines. </w:t>
       </w:r>
-      <w:del w:id="488" w:author="Alex Fisher" w:date="2026-03-31T15:48:00Z" w16du:dateUtc="2026-03-31T20:48:00Z">
+      <w:del w:id="611" w:author="Alex Fisher" w:date="2026-03-31T15:48:00Z" w16du:dateUtc="2026-03-31T20:48:00Z">
         <w:r>
           <w:delText xml:space="preserve">If </w:delText>
         </w:r>
@@ -4318,18 +5173,18 @@
         <w:r>
           <w:delText xml:space="preserve"> the results of this study will inform practical, relevant biosecurity recommendations for bird feeding and poultry-keeping </w:delText>
         </w:r>
-        <w:commentRangeStart w:id="489"/>
+        <w:commentRangeStart w:id="612"/>
         <w:r>
           <w:delText>households</w:delText>
         </w:r>
-        <w:commentRangeEnd w:id="489"/>
+        <w:commentRangeEnd w:id="612"/>
         <w:r>
           <w:rPr>
             <w:rStyle w:val="CommentReference"/>
             <w:sz w:val="24"/>
             <w:szCs w:val="24"/>
           </w:rPr>
-          <w:commentReference w:id="489"/>
+          <w:commentReference w:id="612"/>
         </w:r>
         <w:r>
           <w:delText xml:space="preserve">. </w:delText>
@@ -4365,7 +5220,7 @@
       </w:r>
     </w:p>
   </w:comment>
-  <w:comment w:id="30" w:author="Alex Fisher" w:date="2026-03-31T12:18:00Z" w:initials="AF">
+  <w:comment w:id="18" w:author="Kelsey McCune" w:date="2026-04-01T09:13:00Z" w:initials="KBM">
     <w:p>
       <w:r>
         <w:rPr>
@@ -4378,11 +5233,11 @@
           <w:sz w:val="20"/>
           <w:szCs w:val="20"/>
         </w:rPr>
-        <w:t>Not sure if I should say birds or wildlife as a whole right here?</w:t>
+        <w:t>Yeah it would probably be good to provide a citation to show that this is a studied concept and not something you are coming up with off hand 😂 It sounds good though!</w:t>
       </w:r>
     </w:p>
   </w:comment>
-  <w:comment w:id="63" w:author="Kelsey McCune" w:date="2026-03-24T08:29:00Z" w:initials="KBM">
+  <w:comment w:id="33" w:author="Alex Fisher" w:date="2026-03-31T12:18:00Z" w:initials="AF">
     <w:p>
       <w:r>
         <w:rPr>
@@ -4395,11 +5250,11 @@
           <w:sz w:val="20"/>
           <w:szCs w:val="20"/>
         </w:rPr>
-        <w:t>I think we will want to expand on why novel contact at the human-wildlife interface is bad/dangerous for both people and birds, including some examples from the literature.</w:t>
+        <w:t>Not sure if I should say birds or wildlife as a whole right here?</w:t>
       </w:r>
     </w:p>
   </w:comment>
-  <w:comment w:id="134" w:author="Kelsey McCune" w:date="2026-03-24T08:34:00Z" w:initials="KBM">
+  <w:comment w:id="34" w:author="Kelsey McCune" w:date="2026-04-01T09:17:00Z" w:initials="KBM">
     <w:p>
       <w:r>
         <w:rPr>
@@ -4412,20 +5267,28 @@
           <w:sz w:val="20"/>
           <w:szCs w:val="20"/>
         </w:rPr>
-        <w:t xml:space="preserve">This paragraph has some good sentences on why there is a disease risk at feeders/with poultry that I think should go in the paragraph above. Instead, it may make sense to have this paragraph be about biosecurity and people's knowledge of disease risk (which will set up your survey chapter). </w:t>
-      </w:r>
-    </w:p>
-    <w:p>
+        <w:t>Good point, I flipped the first sentence to the last so it is going more from broad concept to narrower focal taxa.</w:t>
+      </w:r>
+    </w:p>
+  </w:comment>
+  <w:comment w:id="44" w:author="Kelsey McCune" w:date="2026-04-01T09:38:00Z" w:initials="KBM">
+    <w:p>
+      <w:r>
+        <w:rPr>
+          <w:rStyle w:val="CommentReference"/>
+        </w:rPr>
+        <w:annotationRef/>
+      </w:r>
       <w:r>
         <w:rPr>
           <w:sz w:val="20"/>
           <w:szCs w:val="20"/>
         </w:rPr>
-        <w:t>It would be good to include some examples here from the literature on occasions when there were outbreaks directly tied to poultry/feeders or backyard wildlife. Is there any literature on what people know about disease risk from poultry/feeders or papers on how biosecurity practices reduce this risk?</w:t>
+        <w:t>Just putting these in the order that you describe them in this paragraph.</w:t>
       </w:r>
     </w:p>
   </w:comment>
-  <w:comment w:id="137" w:author="Kelsey McCune" w:date="2026-03-24T08:36:00Z" w:initials="KBM">
+  <w:comment w:id="95" w:author="Kelsey McCune" w:date="2026-03-24T08:29:00Z" w:initials="KBM">
     <w:p>
       <w:r>
         <w:rPr>
@@ -4438,11 +5301,11 @@
           <w:sz w:val="20"/>
           <w:szCs w:val="20"/>
         </w:rPr>
-        <w:t>Move this content to the preceding paragraph.</w:t>
+        <w:t>I think we will want to expand on why novel contact at the human-wildlife interface is bad/dangerous for both people and birds, including some examples from the literature.</w:t>
       </w:r>
     </w:p>
   </w:comment>
-  <w:comment w:id="138" w:author="Kelsey McCune" w:date="2026-03-24T08:36:00Z" w:initials="KBM">
+  <w:comment w:id="120" w:author="Kelsey McCune" w:date="2026-04-01T10:45:00Z" w:initials="KBM">
     <w:p>
       <w:r>
         <w:rPr>
@@ -4455,11 +5318,11 @@
           <w:sz w:val="20"/>
           <w:szCs w:val="20"/>
         </w:rPr>
-        <w:t>Still too soon to narrow your research scope down to your study site.</w:t>
+        <w:t>There is a lot of good content in this section that I think would be better as more developed separate paragraphs.</w:t>
       </w:r>
     </w:p>
   </w:comment>
-  <w:comment w:id="240" w:author="Kelsey McCune" w:date="2026-03-24T08:53:00Z" w:initials="KBM">
+  <w:comment w:id="139" w:author="Kelsey McCune" w:date="2026-04-01T09:59:00Z" w:initials="KBM">
     <w:p>
       <w:r>
         <w:rPr>
@@ -4472,11 +5335,11 @@
           <w:sz w:val="20"/>
           <w:szCs w:val="20"/>
         </w:rPr>
-        <w:t>Great job in this paragraph supporting your statements with examples from the literature.</w:t>
+        <w:t>I think an important way to frame the risk of chickens (and other domestic animals) is that they are a bridge species for zoonotic disease between wildlife and humans. Check out the Gamble et al., 2023 &amp; Hassel et al., 2017 papers I added to your GitHub</w:t>
       </w:r>
     </w:p>
   </w:comment>
-  <w:comment w:id="341" w:author="Kelsey McCune" w:date="2026-03-24T08:57:00Z" w:initials="KBM">
+  <w:comment w:id="148" w:author="Kelsey McCune" w:date="2026-04-01T09:44:00Z" w:initials="KBM">
     <w:p>
       <w:r>
         <w:rPr>
@@ -4489,11 +5352,21 @@
           <w:sz w:val="20"/>
           <w:szCs w:val="20"/>
         </w:rPr>
-        <w:t xml:space="preserve">These statements are better fit the themes of previous paragraphs.  </w:t>
-      </w:r>
+        <w:t xml:space="preserve">And also contact with backyard chickens. We can cite this CDC website I just saw about Sept outbreak due to backyard poultry that led to 2 deaths: </w:t>
+      </w:r>
+      <w:hyperlink r:id="rId1" w:history="1">
+        <w:r>
+          <w:rPr>
+            <w:rStyle w:val="Hyperlink"/>
+            <w:sz w:val="20"/>
+            <w:szCs w:val="20"/>
+          </w:rPr>
+          <w:t>https://www.cdc.gov/salmonella/outbreaks/mbandaka-05-01/https://www.cdc.gov/salmonella/outbreaks/mbandaka-05-01/</w:t>
+        </w:r>
+      </w:hyperlink>
     </w:p>
   </w:comment>
-  <w:comment w:id="348" w:author="Kelsey McCune" w:date="2026-03-24T09:01:00Z" w:initials="KBM">
+  <w:comment w:id="205" w:author="Kelsey McCune" w:date="2026-03-24T08:34:00Z" w:initials="KBM">
     <w:p>
       <w:r>
         <w:rPr>
@@ -4506,28 +5379,20 @@
           <w:sz w:val="20"/>
           <w:szCs w:val="20"/>
         </w:rPr>
-        <w:t xml:space="preserve">Yes, this is the general content that is needed for the last paragraph. We will tweak this paragraph more as we refine the rest of the intro, but one thing to think about is why is the southeastern US the right place to fill this gap in knowledge? </w:t>
-      </w:r>
-    </w:p>
-  </w:comment>
-  <w:comment w:id="349" w:author="Alex Fisher" w:date="2026-03-24T11:25:00Z" w:initials="AF">
-    <w:p>
-      <w:r>
-        <w:rPr>
-          <w:rStyle w:val="CommentReference"/>
-        </w:rPr>
-        <w:annotationRef/>
-      </w:r>
+        <w:t xml:space="preserve">This paragraph has some good sentences on why there is a disease risk at feeders/with poultry that I think should go in the paragraph above. Instead, it may make sense to have this paragraph be about biosecurity and people's knowledge of disease risk (which will set up your survey chapter). </w:t>
+      </w:r>
+    </w:p>
+    <w:p>
       <w:r>
         <w:rPr>
           <w:sz w:val="20"/>
           <w:szCs w:val="20"/>
         </w:rPr>
-        <w:t xml:space="preserve">high seasonal condition variation, lots of agriculture, wildlife interest groups and suburban sprawl. </w:t>
+        <w:t>It would be good to include some examples here from the literature on occasions when there were outbreaks directly tied to poultry/feeders or backyard wildlife. Is there any literature on what people know about disease risk from poultry/feeders or papers on how biosecurity practices reduce this risk?</w:t>
       </w:r>
     </w:p>
   </w:comment>
-  <w:comment w:id="385" w:author="Kelsey McCune" w:date="2026-03-24T09:02:00Z" w:initials="KBM">
+  <w:comment w:id="208" w:author="Kelsey McCune" w:date="2026-03-24T08:36:00Z" w:initials="KBM">
     <w:p>
       <w:r>
         <w:rPr>
@@ -4540,11 +5405,11 @@
           <w:sz w:val="20"/>
           <w:szCs w:val="20"/>
         </w:rPr>
-        <w:t xml:space="preserve">Now at the end of the intro consider whether you have given enough information to set up all aspects of your research? </w:t>
+        <w:t>Move this content to the preceding paragraph.</w:t>
       </w:r>
     </w:p>
   </w:comment>
-  <w:comment w:id="397" w:author="Kelsey McCune" w:date="2026-03-24T09:09:00Z" w:initials="KBM">
+  <w:comment w:id="209" w:author="Kelsey McCune" w:date="2026-03-24T08:36:00Z" w:initials="KBM">
     <w:p>
       <w:r>
         <w:rPr>
@@ -4557,11 +5422,11 @@
           <w:sz w:val="20"/>
           <w:szCs w:val="20"/>
         </w:rPr>
-        <w:t>We will want to make this more broad than sort of restating each aim. Think about the first few paragraphs of your intro to help put this in a broader context.</w:t>
+        <w:t>Still too soon to narrow your research scope down to your study site.</w:t>
       </w:r>
     </w:p>
   </w:comment>
-  <w:comment w:id="434" w:author="Kelsey McCune" w:date="2026-03-24T09:11:00Z" w:initials="KBM">
+  <w:comment w:id="322" w:author="Kelsey McCune" w:date="2026-03-24T08:53:00Z" w:initials="KBM">
     <w:p>
       <w:r>
         <w:rPr>
@@ -4574,11 +5439,11 @@
           <w:sz w:val="20"/>
           <w:szCs w:val="20"/>
         </w:rPr>
-        <w:t>Maybe instead say "pathogen prevalence" - When I first read this I thought it meant the infection status of the pathogen, not the bird.</w:t>
+        <w:t>Great job in this paragraph supporting your statements with examples from the literature.</w:t>
       </w:r>
     </w:p>
   </w:comment>
-  <w:comment w:id="452" w:author="Kelsey McCune" w:date="2026-03-24T09:15:00Z" w:initials="KBM">
+  <w:comment w:id="441" w:author="Kelsey McCune" w:date="2026-03-24T08:57:00Z" w:initials="KBM">
     <w:p>
       <w:r>
         <w:rPr>
@@ -4591,11 +5456,11 @@
           <w:sz w:val="20"/>
           <w:szCs w:val="20"/>
         </w:rPr>
-        <w:t>This is methods that are perhaps too detailed for the Aims section.</w:t>
+        <w:t xml:space="preserve">These statements are better fit the themes of previous paragraphs.  </w:t>
       </w:r>
     </w:p>
   </w:comment>
-  <w:comment w:id="462" w:author="Kelsey McCune" w:date="2026-03-24T09:17:00Z" w:initials="KBM">
+  <w:comment w:id="448" w:author="Kelsey McCune" w:date="2026-03-24T09:01:00Z" w:initials="KBM">
     <w:p>
       <w:r>
         <w:rPr>
@@ -4608,20 +5473,28 @@
           <w:sz w:val="20"/>
           <w:szCs w:val="20"/>
         </w:rPr>
-        <w:t>But also increased direct transmission, right?</w:t>
-      </w:r>
-    </w:p>
-    <w:p>
+        <w:t xml:space="preserve">Yes, this is the general content that is needed for the last paragraph. We will tweak this paragraph more as we refine the rest of the intro, but one thing to think about is why is the southeastern US the right place to fill this gap in knowledge? </w:t>
+      </w:r>
+    </w:p>
+  </w:comment>
+  <w:comment w:id="449" w:author="Alex Fisher" w:date="2026-03-24T11:25:00Z" w:initials="AF">
+    <w:p>
+      <w:r>
+        <w:rPr>
+          <w:rStyle w:val="CommentReference"/>
+        </w:rPr>
+        <w:annotationRef/>
+      </w:r>
       <w:r>
         <w:rPr>
           <w:sz w:val="20"/>
           <w:szCs w:val="20"/>
         </w:rPr>
-        <w:t>I think background on increase of fecal-oral and directly transmitted pathogens should be added to the intro.</w:t>
+        <w:t xml:space="preserve">high seasonal condition variation, lots of agriculture, wildlife interest groups and suburban sprawl. </w:t>
       </w:r>
     </w:p>
   </w:comment>
-  <w:comment w:id="464" w:author="Kelsey McCune" w:date="2026-03-24T09:20:00Z" w:initials="KBM">
+  <w:comment w:id="458" w:author="Kelsey McCune" w:date="2026-04-01T10:44:00Z" w:initials="KBM">
     <w:p>
       <w:r>
         <w:rPr>
@@ -4634,11 +5507,11 @@
           <w:sz w:val="20"/>
           <w:szCs w:val="20"/>
         </w:rPr>
-        <w:t>If/then hypothesis statement first, predictions next.</w:t>
+        <w:t>Good catch that we need to bring up contact frequency as a driver of disease transmission. I think this may need to be its own paragraph or added to the bird feeder paragraph above in the P2 section.</w:t>
       </w:r>
     </w:p>
   </w:comment>
-  <w:comment w:id="470" w:author="Kelsey McCune" w:date="2026-03-24T09:19:00Z" w:initials="KBM">
+  <w:comment w:id="466" w:author="Kelsey McCune" w:date="2026-04-01T11:08:00Z" w:initials="KBM">
     <w:p>
       <w:r>
         <w:rPr>
@@ -4651,11 +5524,11 @@
           <w:sz w:val="20"/>
           <w:szCs w:val="20"/>
         </w:rPr>
-        <w:t>This is what you will measure, but it is not the goal of this aim, right?</w:t>
+        <w:t>Awesome, this is all great support for why the southeast is an ideal focal region. I think you should break this up into multiple sentences though and provide citations for each.  You can use the Welch et al 2019 salmonella paper that I added to your GitHub. I also added one (Harrigan et al 2014) on WNV and predicted climate change because it shows AL getting warmer, which according to the Welch paper will also help salmonella persist.</w:t>
       </w:r>
     </w:p>
   </w:comment>
-  <w:comment w:id="471" w:author="Alex Fisher" w:date="2026-03-24T11:26:00Z" w:initials="AF">
+  <w:comment w:id="491" w:author="Kelsey McCune" w:date="2026-03-24T09:02:00Z" w:initials="KBM">
     <w:p>
       <w:r>
         <w:rPr>
@@ -4668,11 +5541,11 @@
           <w:sz w:val="20"/>
           <w:szCs w:val="20"/>
         </w:rPr>
-        <w:t>"Changes in"?</w:t>
+        <w:t xml:space="preserve">Now at the end of the intro consider whether you have given enough information to set up all aspects of your research? </w:t>
       </w:r>
     </w:p>
   </w:comment>
-  <w:comment w:id="477" w:author="Kelsey McCune" w:date="2026-03-24T09:22:00Z" w:initials="KBM">
+  <w:comment w:id="503" w:author="Kelsey McCune" w:date="2026-03-24T09:09:00Z" w:initials="KBM">
     <w:p>
       <w:r>
         <w:rPr>
@@ -4685,11 +5558,173 @@
           <w:sz w:val="20"/>
           <w:szCs w:val="20"/>
         </w:rPr>
+        <w:t>We will want to make this more broad than sort of restating each aim. Think about the first few paragraphs of your intro to help put this in a broader context.</w:t>
+      </w:r>
+    </w:p>
+  </w:comment>
+  <w:comment w:id="504" w:author="Kelsey McCune" w:date="2026-04-01T11:10:00Z" w:initials="KBM">
+    <w:p>
+      <w:r>
+        <w:rPr>
+          <w:rStyle w:val="CommentReference"/>
+        </w:rPr>
+        <w:annotationRef/>
+      </w:r>
+      <w:r>
+        <w:rPr>
+          <w:sz w:val="20"/>
+          <w:szCs w:val="20"/>
+        </w:rPr>
+        <w:t>Nice job with this revision!</w:t>
+      </w:r>
+    </w:p>
+  </w:comment>
+  <w:comment w:id="547" w:author="Kelsey McCune" w:date="2026-03-24T09:11:00Z" w:initials="KBM">
+    <w:p>
+      <w:r>
+        <w:rPr>
+          <w:rStyle w:val="CommentReference"/>
+        </w:rPr>
+        <w:annotationRef/>
+      </w:r>
+      <w:r>
+        <w:rPr>
+          <w:sz w:val="20"/>
+          <w:szCs w:val="20"/>
+        </w:rPr>
+        <w:t>Maybe instead say "pathogen prevalence" - When I first read this I thought it meant the infection status of the pathogen, not the bird.</w:t>
+      </w:r>
+    </w:p>
+  </w:comment>
+  <w:comment w:id="565" w:author="Kelsey McCune" w:date="2026-03-24T09:15:00Z" w:initials="KBM">
+    <w:p>
+      <w:r>
+        <w:rPr>
+          <w:rStyle w:val="CommentReference"/>
+        </w:rPr>
+        <w:annotationRef/>
+      </w:r>
+      <w:r>
+        <w:rPr>
+          <w:sz w:val="20"/>
+          <w:szCs w:val="20"/>
+        </w:rPr>
+        <w:t>This is methods that are perhaps too detailed for the Aims section.</w:t>
+      </w:r>
+    </w:p>
+  </w:comment>
+  <w:comment w:id="575" w:author="Kelsey McCune" w:date="2026-03-24T09:17:00Z" w:initials="KBM">
+    <w:p>
+      <w:r>
+        <w:rPr>
+          <w:rStyle w:val="CommentReference"/>
+        </w:rPr>
+        <w:annotationRef/>
+      </w:r>
+      <w:r>
+        <w:rPr>
+          <w:sz w:val="20"/>
+          <w:szCs w:val="20"/>
+        </w:rPr>
+        <w:t>But also increased direct transmission, right?</w:t>
+      </w:r>
+    </w:p>
+    <w:p>
+      <w:r>
+        <w:rPr>
+          <w:sz w:val="20"/>
+          <w:szCs w:val="20"/>
+        </w:rPr>
+        <w:t>I think background on increase of fecal-oral and directly transmitted pathogens should be added to the intro.</w:t>
+      </w:r>
+    </w:p>
+  </w:comment>
+  <w:comment w:id="577" w:author="Kelsey McCune" w:date="2026-03-24T09:20:00Z" w:initials="KBM">
+    <w:p>
+      <w:r>
+        <w:rPr>
+          <w:rStyle w:val="CommentReference"/>
+        </w:rPr>
+        <w:annotationRef/>
+      </w:r>
+      <w:r>
+        <w:rPr>
+          <w:sz w:val="20"/>
+          <w:szCs w:val="20"/>
+        </w:rPr>
+        <w:t>If/then hypothesis statement first, predictions next.</w:t>
+      </w:r>
+    </w:p>
+  </w:comment>
+  <w:comment w:id="585" w:author="Kelsey McCune" w:date="2026-03-24T09:19:00Z" w:initials="KBM">
+    <w:p>
+      <w:r>
+        <w:rPr>
+          <w:rStyle w:val="CommentReference"/>
+        </w:rPr>
+        <w:annotationRef/>
+      </w:r>
+      <w:r>
+        <w:rPr>
+          <w:sz w:val="20"/>
+          <w:szCs w:val="20"/>
+        </w:rPr>
+        <w:t>This is what you will measure, but it is not the goal of this aim, right?</w:t>
+      </w:r>
+    </w:p>
+  </w:comment>
+  <w:comment w:id="586" w:author="Alex Fisher" w:date="2026-03-24T11:26:00Z" w:initials="AF">
+    <w:p>
+      <w:r>
+        <w:rPr>
+          <w:rStyle w:val="CommentReference"/>
+        </w:rPr>
+        <w:annotationRef/>
+      </w:r>
+      <w:r>
+        <w:rPr>
+          <w:sz w:val="20"/>
+          <w:szCs w:val="20"/>
+        </w:rPr>
+        <w:t>"Changes in"?</w:t>
+      </w:r>
+    </w:p>
+  </w:comment>
+  <w:comment w:id="587" w:author="Kelsey McCune" w:date="2026-04-01T11:16:00Z" w:initials="KBM">
+    <w:p>
+      <w:r>
+        <w:rPr>
+          <w:rStyle w:val="CommentReference"/>
+        </w:rPr>
+        <w:annotationRef/>
+      </w:r>
+      <w:r>
+        <w:rPr>
+          <w:sz w:val="20"/>
+          <w:szCs w:val="20"/>
+        </w:rPr>
+        <w:t>I think we want the aims to be more broadly about your underlying questions rather than what you will measure. Why is it that you have different site treatments to begin with?</w:t>
+      </w:r>
+    </w:p>
+  </w:comment>
+  <w:comment w:id="600" w:author="Kelsey McCune" w:date="2026-03-24T09:22:00Z" w:initials="KBM">
+    <w:p>
+      <w:r>
+        <w:rPr>
+          <w:rStyle w:val="CommentReference"/>
+        </w:rPr>
+        <w:annotationRef/>
+      </w:r>
+      <w:r>
+        <w:rPr>
+          <w:sz w:val="20"/>
+          <w:szCs w:val="20"/>
+        </w:rPr>
         <w:t>Again here, this is what you are measuring to address the goal of this specific aim.</w:t>
       </w:r>
     </w:p>
   </w:comment>
-  <w:comment w:id="489" w:author="Kelsey McCune" w:date="2026-03-24T09:25:00Z" w:initials="KBM">
+  <w:comment w:id="612" w:author="Kelsey McCune" w:date="2026-03-24T09:25:00Z" w:initials="KBM">
     <w:p>
       <w:r>
         <w:rPr>
@@ -4712,8 +5747,14 @@
 <file path=word/commentsExtended.xml><?xml version="1.0" encoding="utf-8"?>
 <w15:commentsEx xmlns:wpc="http://schemas.microsoft.com/office/word/2010/wordprocessingCanvas" xmlns:cx="http://schemas.microsoft.com/office/drawing/2014/chartex" xmlns:cx1="http://schemas.microsoft.com/office/drawing/2015/9/8/chartex" xmlns:cx2="http://schemas.microsoft.com/office/drawing/2015/10/21/chartex" xmlns:cx3="http://schemas.microsoft.com/office/drawing/2016/5/9/chartex" xmlns:cx4="http://schemas.microsoft.com/office/drawing/2016/5/10/chartex" xmlns:cx5="http://schemas.microsoft.com/office/drawing/2016/5/11/chartex" xmlns:cx6="http://schemas.microsoft.com/office/drawing/2016/5/12/chartex" xmlns:cx7="http://schemas.microsoft.com/office/drawing/2016/5/13/chartex" xmlns:cx8="http://schemas.microsoft.com/office/drawing/2016/5/14/chartex" xmlns:mc="http://schemas.openxmlformats.org/markup-compatibility/2006" xmlns:aink="http://schemas.microsoft.com/office/drawing/2016/ink" xmlns:am3d="http://schemas.microsoft.com/office/drawing/2017/model3d" xmlns:o="urn:schemas-microsoft-com:office:office" xmlns:oel="http://schemas.microsoft.com/office/2019/extlst" xmlns:r="http://schemas.openxmlformats.org/officeDocument/2006/relationships" xmlns:m="http://schemas.openxmlformats.org/officeDocument/2006/math" xmlns:v="urn:schemas-microsoft-com:vml" xmlns:wp14="http://schemas.microsoft.com/office/word/2010/wordprocessingDrawing" xmlns:wp="http://schemas.openxmlformats.org/drawingml/2006/wordprocessingDrawing" xmlns:w10="urn:schemas-microsoft-com:office:word" xmlns:w="http://schemas.openxmlformats.org/wordprocessingml/2006/main" xmlns:w14="http://schemas.microsoft.com/office/word/2010/wordml" xmlns:w15="http://schemas.microsoft.com/office/word/2012/wordml" xmlns:w16cex="http://schemas.microsoft.com/office/word/2018/wordml/cex" xmlns:w16cid="http://schemas.microsoft.com/office/word/2016/wordml/cid" xmlns:w16="http://schemas.microsoft.com/office/word/2018/wordml" xmlns:w16du="http://schemas.microsoft.com/office/word/2023/wordml/word16du" xmlns:w16sdtdh="http://schemas.microsoft.com/office/word/2020/wordml/sdtdatahash" xmlns:w16sdtfl="http://schemas.microsoft.com/office/word/2024/wordml/sdtformatlock" xmlns:w16se="http://schemas.microsoft.com/office/word/2015/wordml/symex" xmlns:wpg="http://schemas.microsoft.com/office/word/2010/wordprocessingGroup" xmlns:wpi="http://schemas.microsoft.com/office/word/2010/wordprocessingInk" xmlns:wne="http://schemas.microsoft.com/office/word/2006/wordml" xmlns:wps="http://schemas.microsoft.com/office/word/2010/wordprocessingShape" mc:Ignorable="w14 w15 w16se w16cid w16 w16cex w16sdtdh w16sdtfl w16du wp14">
   <w15:commentEx w15:paraId="35113A31" w15:done="0"/>
+  <w15:commentEx w15:paraId="081F4C1C" w15:paraIdParent="35113A31" w15:done="0"/>
   <w15:commentEx w15:paraId="4A93351E" w15:done="0"/>
+  <w15:commentEx w15:paraId="14A7D1A8" w15:paraIdParent="4A93351E" w15:done="0"/>
+  <w15:commentEx w15:paraId="2823B2EB" w15:done="0"/>
   <w15:commentEx w15:paraId="064D17F0" w15:done="0"/>
+  <w15:commentEx w15:paraId="36001D02" w15:done="0"/>
+  <w15:commentEx w15:paraId="75D20AD1" w15:done="0"/>
+  <w15:commentEx w15:paraId="7E730D77" w15:done="0"/>
   <w15:commentEx w15:paraId="7711DA1C" w15:done="0"/>
   <w15:commentEx w15:paraId="60E1EAFE" w15:done="0"/>
   <w15:commentEx w15:paraId="5ED837D7" w15:done="0"/>
@@ -4721,14 +5762,18 @@
   <w15:commentEx w15:paraId="7C37E974" w15:done="0"/>
   <w15:commentEx w15:paraId="77C467A3" w15:done="0"/>
   <w15:commentEx w15:paraId="7915B3F3" w15:paraIdParent="77C467A3" w15:done="0"/>
+  <w15:commentEx w15:paraId="58627F4F" w15:done="0"/>
+  <w15:commentEx w15:paraId="0A445926" w15:done="0"/>
   <w15:commentEx w15:paraId="585E9004" w15:done="0"/>
   <w15:commentEx w15:paraId="5D1158DD" w15:done="0"/>
-  <w15:commentEx w15:paraId="7624117C" w15:done="0"/>
-  <w15:commentEx w15:paraId="402D0F2C" w15:done="0"/>
+  <w15:commentEx w15:paraId="780EF008" w15:paraIdParent="5D1158DD" w15:done="0"/>
+  <w15:commentEx w15:paraId="7624117C" w15:done="1"/>
+  <w15:commentEx w15:paraId="402D0F2C" w15:done="1"/>
   <w15:commentEx w15:paraId="5DBB9EB2" w15:done="0"/>
   <w15:commentEx w15:paraId="59C469B7" w15:done="0"/>
   <w15:commentEx w15:paraId="068C2E61" w15:done="0"/>
   <w15:commentEx w15:paraId="1708B54F" w15:paraIdParent="068C2E61" w15:done="0"/>
+  <w15:commentEx w15:paraId="45FC1799" w15:paraIdParent="068C2E61" w15:done="0"/>
   <w15:commentEx w15:paraId="65049884" w15:done="0"/>
   <w15:commentEx w15:paraId="52B940F2" w15:done="0"/>
 </w15:commentsEx>
@@ -4737,8 +5782,14 @@
 <file path=word/commentsExtensible.xml><?xml version="1.0" encoding="utf-8"?>
 <w16cex:commentsExtensible xmlns:wpc="http://schemas.microsoft.com/office/word/2010/wordprocessingCanvas" xmlns:cx="http://schemas.microsoft.com/office/drawing/2014/chartex" xmlns:cx1="http://schemas.microsoft.com/office/drawing/2015/9/8/chartex" xmlns:cx2="http://schemas.microsoft.com/office/drawing/2015/10/21/chartex" xmlns:cx3="http://schemas.microsoft.com/office/drawing/2016/5/9/chartex" xmlns:cx4="http://schemas.microsoft.com/office/drawing/2016/5/10/chartex" xmlns:cx5="http://schemas.microsoft.com/office/drawing/2016/5/11/chartex" xmlns:cx6="http://schemas.microsoft.com/office/drawing/2016/5/12/chartex" xmlns:cx7="http://schemas.microsoft.com/office/drawing/2016/5/13/chartex" xmlns:cx8="http://schemas.microsoft.com/office/drawing/2016/5/14/chartex" xmlns:cr="http://schemas.microsoft.com/office/comments/2020/reactions" xmlns:mc="http://schemas.openxmlformats.org/markup-compatibility/2006" xmlns:aink="http://schemas.microsoft.com/office/drawing/2016/ink" xmlns:am3d="http://schemas.microsoft.com/office/drawing/2017/model3d" xmlns:o="urn:schemas-microsoft-com:office:office" xmlns:oel="http://schemas.microsoft.com/office/2019/extlst" xmlns:r="http://schemas.openxmlformats.org/officeDocument/2006/relationships" xmlns:m="http://schemas.openxmlformats.org/officeDocument/2006/math" xmlns:v="urn:schemas-microsoft-com:vml" xmlns:wp14="http://schemas.microsoft.com/office/word/2010/wordprocessingDrawing" xmlns:wp="http://schemas.openxmlformats.org/drawingml/2006/wordprocessingDrawing" xmlns:w10="urn:schemas-microsoft-com:office:word" xmlns:w="http://schemas.openxmlformats.org/wordprocessingml/2006/main" xmlns:w14="http://schemas.microsoft.com/office/word/2010/wordml" xmlns:w15="http://schemas.microsoft.com/office/word/2012/wordml" xmlns:w16cex="http://schemas.microsoft.com/office/word/2018/wordml/cex" xmlns:w16cid="http://schemas.microsoft.com/office/word/2016/wordml/cid" xmlns:w16="http://schemas.microsoft.com/office/word/2018/wordml" xmlns:w16du="http://schemas.microsoft.com/office/word/2023/wordml/word16du" xmlns:w16sdtdh="http://schemas.microsoft.com/office/word/2020/wordml/sdtdatahash" xmlns:w16sdtfl="http://schemas.microsoft.com/office/word/2024/wordml/sdtformatlock" xmlns:w16se="http://schemas.microsoft.com/office/word/2015/wordml/symex" xmlns:wpg="http://schemas.microsoft.com/office/word/2010/wordprocessingGroup" xmlns:wpi="http://schemas.microsoft.com/office/word/2010/wordprocessingInk" xmlns:wne="http://schemas.microsoft.com/office/word/2006/wordml" xmlns:wps="http://schemas.microsoft.com/office/word/2010/wordprocessingShape" mc:Ignorable="w14 w15 w16se w16cid w16 w16cex w16sdtdh w16sdtfl cr w16du wp14">
   <w16cex:commentExtensible w16cex:durableId="274B211A" w16cex:dateUtc="2026-03-31T17:18:00Z"/>
+  <w16cex:commentExtensible w16cex:durableId="023E9E1B" w16cex:dateUtc="2026-04-01T14:13:00Z"/>
   <w16cex:commentExtensible w16cex:durableId="00F6496F" w16cex:dateUtc="2026-03-31T17:18:00Z"/>
+  <w16cex:commentExtensible w16cex:durableId="4AF9A8E3" w16cex:dateUtc="2026-04-01T14:17:00Z"/>
+  <w16cex:commentExtensible w16cex:durableId="1BEAADB7" w16cex:dateUtc="2026-04-01T14:38:00Z"/>
   <w16cex:commentExtensible w16cex:durableId="706CEB93" w16cex:dateUtc="2026-03-24T13:29:00Z"/>
+  <w16cex:commentExtensible w16cex:durableId="5246D4EC" w16cex:dateUtc="2026-04-01T15:45:00Z"/>
+  <w16cex:commentExtensible w16cex:durableId="181327B7" w16cex:dateUtc="2026-04-01T14:59:00Z"/>
+  <w16cex:commentExtensible w16cex:durableId="72C8DA13" w16cex:dateUtc="2026-04-01T14:44:00Z"/>
   <w16cex:commentExtensible w16cex:durableId="36F00E77" w16cex:dateUtc="2026-03-24T13:34:00Z"/>
   <w16cex:commentExtensible w16cex:durableId="4C713301" w16cex:dateUtc="2026-03-24T13:36:00Z"/>
   <w16cex:commentExtensible w16cex:durableId="156AA4C8" w16cex:dateUtc="2026-03-24T13:36:00Z"/>
@@ -4746,14 +5797,18 @@
   <w16cex:commentExtensible w16cex:durableId="650090B1" w16cex:dateUtc="2026-03-24T13:57:00Z"/>
   <w16cex:commentExtensible w16cex:durableId="5441F447" w16cex:dateUtc="2026-03-24T14:01:00Z"/>
   <w16cex:commentExtensible w16cex:durableId="2129AE12" w16cex:dateUtc="2026-03-24T16:25:00Z"/>
+  <w16cex:commentExtensible w16cex:durableId="24163507" w16cex:dateUtc="2026-04-01T15:44:00Z"/>
+  <w16cex:commentExtensible w16cex:durableId="4643176E" w16cex:dateUtc="2026-04-01T16:08:00Z"/>
   <w16cex:commentExtensible w16cex:durableId="6D1D4A8C" w16cex:dateUtc="2026-03-24T14:02:00Z"/>
   <w16cex:commentExtensible w16cex:durableId="1769A3C4" w16cex:dateUtc="2026-03-24T14:09:00Z"/>
+  <w16cex:commentExtensible w16cex:durableId="2747C345" w16cex:dateUtc="2026-04-01T16:10:00Z"/>
   <w16cex:commentExtensible w16cex:durableId="38C5A3CB" w16cex:dateUtc="2026-03-24T14:11:00Z"/>
   <w16cex:commentExtensible w16cex:durableId="79AE6EAE" w16cex:dateUtc="2026-03-24T14:15:00Z"/>
   <w16cex:commentExtensible w16cex:durableId="016EEA41" w16cex:dateUtc="2026-03-24T14:17:00Z"/>
   <w16cex:commentExtensible w16cex:durableId="7DBB4ADE" w16cex:dateUtc="2026-03-24T14:20:00Z"/>
   <w16cex:commentExtensible w16cex:durableId="576C22F0" w16cex:dateUtc="2026-03-24T14:19:00Z"/>
   <w16cex:commentExtensible w16cex:durableId="4E249A78" w16cex:dateUtc="2026-03-24T16:26:00Z"/>
+  <w16cex:commentExtensible w16cex:durableId="22A0A284" w16cex:dateUtc="2026-04-01T16:16:00Z"/>
   <w16cex:commentExtensible w16cex:durableId="7A1B9B72" w16cex:dateUtc="2026-03-24T14:22:00Z"/>
   <w16cex:commentExtensible w16cex:durableId="13E2C108" w16cex:dateUtc="2026-03-24T14:25:00Z"/>
 </w16cex:commentsExtensible>
@@ -4762,8 +5817,14 @@
 <file path=word/commentsIds.xml><?xml version="1.0" encoding="utf-8"?>
 <w16cid:commentsIds xmlns:wpc="http://schemas.microsoft.com/office/word/2010/wordprocessingCanvas" xmlns:cx="http://schemas.microsoft.com/office/drawing/2014/chartex" xmlns:cx1="http://schemas.microsoft.com/office/drawing/2015/9/8/chartex" xmlns:cx2="http://schemas.microsoft.com/office/drawing/2015/10/21/chartex" xmlns:cx3="http://schemas.microsoft.com/office/drawing/2016/5/9/chartex" xmlns:cx4="http://schemas.microsoft.com/office/drawing/2016/5/10/chartex" xmlns:cx5="http://schemas.microsoft.com/office/drawing/2016/5/11/chartex" xmlns:cx6="http://schemas.microsoft.com/office/drawing/2016/5/12/chartex" xmlns:cx7="http://schemas.microsoft.com/office/drawing/2016/5/13/chartex" xmlns:cx8="http://schemas.microsoft.com/office/drawing/2016/5/14/chartex" xmlns:mc="http://schemas.openxmlformats.org/markup-compatibility/2006" xmlns:aink="http://schemas.microsoft.com/office/drawing/2016/ink" xmlns:am3d="http://schemas.microsoft.com/office/drawing/2017/model3d" xmlns:o="urn:schemas-microsoft-com:office:office" xmlns:oel="http://schemas.microsoft.com/office/2019/extlst" xmlns:r="http://schemas.openxmlformats.org/officeDocument/2006/relationships" xmlns:m="http://schemas.openxmlformats.org/officeDocument/2006/math" xmlns:v="urn:schemas-microsoft-com:vml" xmlns:wp14="http://schemas.microsoft.com/office/word/2010/wordprocessingDrawing" xmlns:wp="http://schemas.openxmlformats.org/drawingml/2006/wordprocessingDrawing" xmlns:w10="urn:schemas-microsoft-com:office:word" xmlns:w="http://schemas.openxmlformats.org/wordprocessingml/2006/main" xmlns:w14="http://schemas.microsoft.com/office/word/2010/wordml" xmlns:w15="http://schemas.microsoft.com/office/word/2012/wordml" xmlns:w16cex="http://schemas.microsoft.com/office/word/2018/wordml/cex" xmlns:w16cid="http://schemas.microsoft.com/office/word/2016/wordml/cid" xmlns:w16="http://schemas.microsoft.com/office/word/2018/wordml" xmlns:w16du="http://schemas.microsoft.com/office/word/2023/wordml/word16du" xmlns:w16sdtdh="http://schemas.microsoft.com/office/word/2020/wordml/sdtdatahash" xmlns:w16sdtfl="http://schemas.microsoft.com/office/word/2024/wordml/sdtformatlock" xmlns:w16se="http://schemas.microsoft.com/office/word/2015/wordml/symex" xmlns:wpg="http://schemas.microsoft.com/office/word/2010/wordprocessingGroup" xmlns:wpi="http://schemas.microsoft.com/office/word/2010/wordprocessingInk" xmlns:wne="http://schemas.microsoft.com/office/word/2006/wordml" xmlns:wps="http://schemas.microsoft.com/office/word/2010/wordprocessingShape" mc:Ignorable="w14 w15 w16se w16cid w16 w16cex w16sdtdh w16sdtfl w16du wp14">
   <w16cid:commentId w16cid:paraId="35113A31" w16cid:durableId="274B211A"/>
+  <w16cid:commentId w16cid:paraId="081F4C1C" w16cid:durableId="023E9E1B"/>
   <w16cid:commentId w16cid:paraId="4A93351E" w16cid:durableId="00F6496F"/>
+  <w16cid:commentId w16cid:paraId="14A7D1A8" w16cid:durableId="4AF9A8E3"/>
+  <w16cid:commentId w16cid:paraId="2823B2EB" w16cid:durableId="1BEAADB7"/>
   <w16cid:commentId w16cid:paraId="064D17F0" w16cid:durableId="706CEB93"/>
+  <w16cid:commentId w16cid:paraId="36001D02" w16cid:durableId="5246D4EC"/>
+  <w16cid:commentId w16cid:paraId="75D20AD1" w16cid:durableId="181327B7"/>
+  <w16cid:commentId w16cid:paraId="7E730D77" w16cid:durableId="72C8DA13"/>
   <w16cid:commentId w16cid:paraId="7711DA1C" w16cid:durableId="36F00E77"/>
   <w16cid:commentId w16cid:paraId="60E1EAFE" w16cid:durableId="4C713301"/>
   <w16cid:commentId w16cid:paraId="5ED837D7" w16cid:durableId="156AA4C8"/>
@@ -4771,14 +5832,18 @@
   <w16cid:commentId w16cid:paraId="7C37E974" w16cid:durableId="650090B1"/>
   <w16cid:commentId w16cid:paraId="77C467A3" w16cid:durableId="5441F447"/>
   <w16cid:commentId w16cid:paraId="7915B3F3" w16cid:durableId="2129AE12"/>
+  <w16cid:commentId w16cid:paraId="58627F4F" w16cid:durableId="24163507"/>
+  <w16cid:commentId w16cid:paraId="0A445926" w16cid:durableId="4643176E"/>
   <w16cid:commentId w16cid:paraId="585E9004" w16cid:durableId="6D1D4A8C"/>
   <w16cid:commentId w16cid:paraId="5D1158DD" w16cid:durableId="1769A3C4"/>
+  <w16cid:commentId w16cid:paraId="780EF008" w16cid:durableId="2747C345"/>
   <w16cid:commentId w16cid:paraId="7624117C" w16cid:durableId="38C5A3CB"/>
   <w16cid:commentId w16cid:paraId="402D0F2C" w16cid:durableId="79AE6EAE"/>
   <w16cid:commentId w16cid:paraId="5DBB9EB2" w16cid:durableId="016EEA41"/>
   <w16cid:commentId w16cid:paraId="59C469B7" w16cid:durableId="7DBB4ADE"/>
   <w16cid:commentId w16cid:paraId="068C2E61" w16cid:durableId="576C22F0"/>
   <w16cid:commentId w16cid:paraId="1708B54F" w16cid:durableId="4E249A78"/>
+  <w16cid:commentId w16cid:paraId="45FC1799" w16cid:durableId="22A0A284"/>
   <w16cid:commentId w16cid:paraId="65049884" w16cid:durableId="7A1B9B72"/>
   <w16cid:commentId w16cid:paraId="52B940F2" w16cid:durableId="13E2C108"/>
 </w16cid:commentsIds>
@@ -6015,6 +7080,22 @@
       <w:shd w:val="clear" w:color="auto" w:fill="E1DFDD"/>
     </w:rPr>
   </w:style>
+  <w:style w:type="paragraph" w:styleId="NormalWeb">
+    <w:name w:val="Normal (Web)"/>
+    <w:basedOn w:val="Normal"/>
+    <w:uiPriority w:val="99"/>
+    <w:semiHidden/>
+    <w:unhideWhenUsed/>
+    <w:rsid w:val="00EE5323"/>
+    <w:pPr>
+      <w:spacing w:before="100" w:beforeAutospacing="1" w:after="100" w:afterAutospacing="1" w:line="240" w:lineRule="auto"/>
+    </w:pPr>
+    <w:rPr>
+      <w:rFonts w:ascii="Times New Roman" w:eastAsia="Times New Roman" w:hAnsi="Times New Roman" w:cs="Times New Roman"/>
+      <w:kern w:val="0"/>
+      <w14:ligatures w14:val="none"/>
+    </w:rPr>
+  </w:style>
 </w:styles>
 </file>
 

--- a/Documents /MS Thesis Intro..docx
+++ b/Documents /MS Thesis Intro..docx
@@ -209,200 +209,421 @@
           </w:r>
         </w:del>
       </w:ins>
-      <w:ins w:id="10" w:author="Alex Fisher" w:date="2026-03-31T12:08:00Z" w16du:dateUtc="2026-03-31T17:08:00Z">
-        <w:r>
-          <w:t>The huma</w:t>
-        </w:r>
-      </w:ins>
-      <w:ins w:id="11" w:author="Alex Fisher" w:date="2026-03-31T12:09:00Z" w16du:dateUtc="2026-03-31T17:09:00Z">
-        <w:r>
-          <w:t xml:space="preserve">n-wildlife interface can be defined as any given space </w:t>
-        </w:r>
-      </w:ins>
-      <w:ins w:id="12" w:author="Alex Fisher" w:date="2026-03-31T12:10:00Z" w16du:dateUtc="2026-03-31T17:10:00Z">
-        <w:r>
-          <w:t xml:space="preserve">where contact occurs between humans, </w:t>
-        </w:r>
-      </w:ins>
-      <w:ins w:id="13" w:author="Alex Fisher" w:date="2026-03-31T12:11:00Z" w16du:dateUtc="2026-03-31T17:11:00Z">
-        <w:r>
-          <w:t xml:space="preserve">domestic animals, and </w:t>
-        </w:r>
-      </w:ins>
-      <w:ins w:id="14" w:author="Alex Fisher" w:date="2026-03-31T12:10:00Z" w16du:dateUtc="2026-03-31T17:10:00Z">
-        <w:r>
-          <w:t xml:space="preserve">wildlife </w:t>
-        </w:r>
-      </w:ins>
-      <w:ins w:id="15" w:author="Alex Fisher" w:date="2026-03-31T12:11:00Z" w16du:dateUtc="2026-03-31T17:11:00Z">
-        <w:r>
-          <w:t>as well as their shared space, resources and diseases.</w:t>
-        </w:r>
-      </w:ins>
-      <w:ins w:id="16" w:author="Alex Fisher" w:date="2026-03-31T12:09:00Z" w16du:dateUtc="2026-03-31T17:09:00Z">
+      <w:ins w:id="10" w:author="Alex Fisher" w:date="2026-04-06T20:23:00Z" w16du:dateUtc="2026-04-07T01:23:00Z">
         <w:r>
           <w:t xml:space="preserve"> </w:t>
         </w:r>
       </w:ins>
-      <w:commentRangeStart w:id="17"/>
-      <w:commentRangeStart w:id="18"/>
-      <w:ins w:id="19" w:author="Alex Fisher" w:date="2026-03-31T12:18:00Z" w16du:dateUtc="2026-03-31T17:18:00Z">
-        <w:r>
-          <w:t>()</w:t>
-        </w:r>
-      </w:ins>
-      <w:ins w:id="20" w:author="Kelsey McCune" w:date="2026-03-24T08:12:00Z" w16du:dateUtc="2026-03-24T13:12:00Z">
+      <w:ins w:id="11" w:author="Alex Fisher" w:date="2026-04-06T20:23:00Z">
+        <w:r>
+          <w:t>The human-wildlife interface can be defined as any given space where contact occurs between humans, domestic animals, and wildlife as well as their shared space, resources and diseases (Hassell et al. 2017).</w:t>
+        </w:r>
+      </w:ins>
+      <w:ins w:id="12" w:author="Alex Fisher" w:date="2026-04-06T20:23:00Z" w16du:dateUtc="2026-04-07T01:23:00Z">
         <w:r>
           <w:t xml:space="preserve"> </w:t>
         </w:r>
       </w:ins>
-      <w:commentRangeEnd w:id="17"/>
-      <w:r>
-        <w:rPr>
-          <w:rStyle w:val="CommentReference"/>
-          <w:sz w:val="24"/>
-          <w:szCs w:val="24"/>
-        </w:rPr>
-        <w:commentReference w:id="17"/>
-      </w:r>
-      <w:commentRangeEnd w:id="18"/>
-      <w:r>
-        <w:rPr>
-          <w:rStyle w:val="CommentReference"/>
-        </w:rPr>
-        <w:commentReference w:id="18"/>
-      </w:r>
-      <w:ins w:id="21" w:author="Alex Fisher" w:date="2026-03-31T12:12:00Z" w16du:dateUtc="2026-03-31T17:12:00Z">
+      <w:commentRangeStart w:id="13"/>
+      <w:commentRangeStart w:id="14"/>
+      <w:ins w:id="15" w:author="Kelsey McCune" w:date="2026-03-24T08:12:00Z" w16du:dateUtc="2026-03-24T13:12:00Z">
+        <w:del w:id="16" w:author="Alex Fisher" w:date="2026-04-06T20:23:00Z" w16du:dateUtc="2026-04-07T01:23:00Z">
+          <w:r>
+            <w:delText xml:space="preserve"> </w:delText>
+          </w:r>
+        </w:del>
+      </w:ins>
+      <w:commentRangeEnd w:id="13"/>
+      <w:del w:id="17" w:author="Alex Fisher" w:date="2026-04-06T20:23:00Z" w16du:dateUtc="2026-04-07T01:23:00Z">
+        <w:r>
+          <w:rPr>
+            <w:rStyle w:val="CommentReference"/>
+            <w:sz w:val="24"/>
+            <w:szCs w:val="24"/>
+          </w:rPr>
+          <w:commentReference w:id="13"/>
+        </w:r>
+        <w:commentRangeEnd w:id="14"/>
+        <w:r>
+          <w:rPr>
+            <w:rStyle w:val="CommentReference"/>
+            <w:sz w:val="24"/>
+            <w:szCs w:val="24"/>
+          </w:rPr>
+          <w:commentReference w:id="14"/>
+        </w:r>
+      </w:del>
+      <w:ins w:id="18" w:author="Alex Fisher" w:date="2026-03-31T12:12:00Z" w16du:dateUtc="2026-03-31T17:12:00Z">
         <w:r>
           <w:t xml:space="preserve">As </w:t>
         </w:r>
       </w:ins>
-      <w:ins w:id="22" w:author="Alex Fisher" w:date="2026-03-31T12:14:00Z" w16du:dateUtc="2026-03-31T17:14:00Z">
+      <w:ins w:id="19" w:author="Alex Fisher" w:date="2026-03-31T12:14:00Z" w16du:dateUtc="2026-03-31T17:14:00Z">
         <w:r>
           <w:t xml:space="preserve">interactions </w:t>
         </w:r>
       </w:ins>
-      <w:ins w:id="23" w:author="Alex Fisher" w:date="2026-03-31T12:15:00Z" w16du:dateUtc="2026-03-31T17:15:00Z">
+      <w:ins w:id="20" w:author="Alex Fisher" w:date="2026-03-31T12:15:00Z" w16du:dateUtc="2026-03-31T17:15:00Z">
         <w:r>
           <w:t>in</w:t>
         </w:r>
       </w:ins>
-      <w:ins w:id="24" w:author="Alex Fisher" w:date="2026-03-31T12:14:00Z" w16du:dateUtc="2026-03-31T17:14:00Z">
+      <w:ins w:id="21" w:author="Alex Fisher" w:date="2026-03-31T12:14:00Z" w16du:dateUtc="2026-03-31T17:14:00Z">
         <w:r>
           <w:t xml:space="preserve"> these interfaces become more</w:t>
         </w:r>
       </w:ins>
-      <w:ins w:id="25" w:author="Alex Fisher" w:date="2026-03-31T12:13:00Z" w16du:dateUtc="2026-03-31T17:13:00Z">
+      <w:ins w:id="22" w:author="Alex Fisher" w:date="2026-03-31T12:13:00Z" w16du:dateUtc="2026-03-31T17:13:00Z">
         <w:r>
           <w:t xml:space="preserve"> frequent</w:t>
         </w:r>
       </w:ins>
-      <w:ins w:id="26" w:author="Alex Fisher" w:date="2026-03-31T12:12:00Z" w16du:dateUtc="2026-03-31T17:12:00Z">
+      <w:ins w:id="23" w:author="Alex Fisher" w:date="2026-03-31T12:12:00Z" w16du:dateUtc="2026-03-31T17:12:00Z">
         <w:r>
           <w:t xml:space="preserve">, improving our understanding of how anthropogenic change </w:t>
         </w:r>
       </w:ins>
-      <w:ins w:id="27" w:author="Alex Fisher" w:date="2026-03-31T12:13:00Z" w16du:dateUtc="2026-03-31T17:13:00Z">
+      <w:ins w:id="24" w:author="Alex Fisher" w:date="2026-03-31T12:13:00Z" w16du:dateUtc="2026-03-31T17:13:00Z">
         <w:r>
           <w:t xml:space="preserve">continues to impact </w:t>
         </w:r>
       </w:ins>
-      <w:ins w:id="28" w:author="Alex Fisher" w:date="2026-03-31T12:12:00Z" w16du:dateUtc="2026-03-31T17:12:00Z">
+      <w:ins w:id="25" w:author="Alex Fisher" w:date="2026-03-31T12:12:00Z" w16du:dateUtc="2026-03-31T17:12:00Z">
         <w:r>
           <w:t xml:space="preserve">the ecological and health dynamics between </w:t>
         </w:r>
       </w:ins>
-      <w:ins w:id="29" w:author="Alex Fisher" w:date="2026-03-31T12:17:00Z" w16du:dateUtc="2026-03-31T17:17:00Z">
-        <w:del w:id="30" w:author="Kelsey McCune" w:date="2026-04-01T09:14:00Z" w16du:dateUtc="2026-04-01T14:14:00Z">
+      <w:ins w:id="26" w:author="Alex Fisher" w:date="2026-03-31T12:17:00Z" w16du:dateUtc="2026-03-31T17:17:00Z">
+        <w:del w:id="27" w:author="Kelsey McCune" w:date="2026-04-01T09:14:00Z" w16du:dateUtc="2026-04-01T14:14:00Z">
           <w:r>
             <w:delText>birds</w:delText>
           </w:r>
         </w:del>
       </w:ins>
-      <w:ins w:id="31" w:author="Kelsey McCune" w:date="2026-04-01T09:14:00Z" w16du:dateUtc="2026-04-01T14:14:00Z">
+      <w:ins w:id="28" w:author="Kelsey McCune" w:date="2026-04-01T09:14:00Z" w16du:dateUtc="2026-04-01T14:14:00Z">
         <w:r>
           <w:t>wildlife</w:t>
         </w:r>
       </w:ins>
-      <w:ins w:id="32" w:author="Alex Fisher" w:date="2026-03-31T12:12:00Z" w16du:dateUtc="2026-03-31T17:12:00Z">
+      <w:ins w:id="29" w:author="Alex Fisher" w:date="2026-03-31T12:12:00Z" w16du:dateUtc="2026-03-31T17:12:00Z">
         <w:r>
           <w:t xml:space="preserve"> and </w:t>
         </w:r>
-        <w:commentRangeStart w:id="33"/>
-        <w:commentRangeStart w:id="34"/>
+        <w:commentRangeStart w:id="30"/>
+        <w:commentRangeStart w:id="31"/>
         <w:r>
           <w:t>humans</w:t>
         </w:r>
       </w:ins>
-      <w:commentRangeEnd w:id="33"/>
+      <w:commentRangeEnd w:id="30"/>
       <w:r>
         <w:rPr>
           <w:rStyle w:val="CommentReference"/>
           <w:sz w:val="24"/>
           <w:szCs w:val="24"/>
         </w:rPr>
-        <w:commentReference w:id="33"/>
-      </w:r>
-      <w:commentRangeEnd w:id="34"/>
+        <w:commentReference w:id="30"/>
+      </w:r>
+      <w:commentRangeEnd w:id="31"/>
       <w:r>
         <w:rPr>
           <w:rStyle w:val="CommentReference"/>
-        </w:rPr>
-        <w:commentReference w:id="34"/>
-      </w:r>
+          <w:sz w:val="24"/>
+          <w:szCs w:val="24"/>
+        </w:rPr>
+        <w:commentReference w:id="31"/>
+      </w:r>
+      <w:ins w:id="32" w:author="Alex Fisher" w:date="2026-03-31T12:12:00Z" w16du:dateUtc="2026-03-31T17:12:00Z">
+        <w:r>
+          <w:t xml:space="preserve"> </w:t>
+        </w:r>
+      </w:ins>
+      <w:ins w:id="33" w:author="Alex Fisher" w:date="2026-03-31T12:16:00Z" w16du:dateUtc="2026-03-31T17:16:00Z">
+        <w:r>
+          <w:t xml:space="preserve">grows </w:t>
+        </w:r>
+      </w:ins>
+      <w:ins w:id="34" w:author="Alex Fisher" w:date="2026-03-31T12:17:00Z" w16du:dateUtc="2026-03-31T17:17:00Z">
+        <w:r>
+          <w:t>increasingly necessary</w:t>
+        </w:r>
+      </w:ins>
       <w:ins w:id="35" w:author="Alex Fisher" w:date="2026-03-31T12:12:00Z" w16du:dateUtc="2026-03-31T17:12:00Z">
         <w:r>
-          <w:t xml:space="preserve"> </w:t>
-        </w:r>
-      </w:ins>
-      <w:ins w:id="36" w:author="Alex Fisher" w:date="2026-03-31T12:16:00Z" w16du:dateUtc="2026-03-31T17:16:00Z">
-        <w:r>
-          <w:t xml:space="preserve">grows </w:t>
-        </w:r>
-      </w:ins>
-      <w:ins w:id="37" w:author="Alex Fisher" w:date="2026-03-31T12:17:00Z" w16du:dateUtc="2026-03-31T17:17:00Z">
-        <w:r>
-          <w:t>increasingly necessary</w:t>
-        </w:r>
-      </w:ins>
-      <w:ins w:id="38" w:author="Alex Fisher" w:date="2026-03-31T12:12:00Z" w16du:dateUtc="2026-03-31T17:12:00Z">
-        <w:r>
           <w:t xml:space="preserve">. </w:t>
         </w:r>
       </w:ins>
-      <w:ins w:id="39" w:author="Kelsey McCune" w:date="2026-04-01T09:14:00Z" w16du:dateUtc="2026-04-01T14:14:00Z">
-        <w:r>
-          <w:t xml:space="preserve">Birds are among the most well-studied and widespread taxa in the animal kingdom, filling critical roles in ecosystems worldwide through mechanisms such as insect control, pollination, seed dispersal and more. Despite their ecological value and breadth of study, key gaps in avian ecology remain unexplored. </w:t>
-        </w:r>
-      </w:ins>
-      <w:ins w:id="40" w:author="Kelsey McCune" w:date="2026-04-01T09:18:00Z" w16du:dateUtc="2026-04-01T14:18:00Z">
-        <w:r>
-          <w:t>… Something more here about how birds have adapted to persist within the human-wildlife interface</w:t>
-        </w:r>
-      </w:ins>
-      <w:ins w:id="41" w:author="Kelsey McCune" w:date="2026-04-01T10:48:00Z" w16du:dateUtc="2026-04-01T15:48:00Z">
-        <w:r>
-          <w:t xml:space="preserve"> but the</w:t>
-        </w:r>
-      </w:ins>
-      <w:ins w:id="42" w:author="Kelsey McCune" w:date="2026-04-01T10:49:00Z" w16du:dateUtc="2026-04-01T15:49:00Z">
-        <w:r>
-          <w:t xml:space="preserve"> impact of it on their ecology and disease transmission is not well studied.</w:t>
-        </w:r>
-      </w:ins>
-      <w:del w:id="43" w:author="Alex Fisher" w:date="2026-03-31T12:17:00Z" w16du:dateUtc="2026-03-31T17:17:00Z">
+      <w:ins w:id="36" w:author="Kelsey McCune" w:date="2026-04-01T09:14:00Z" w16du:dateUtc="2026-04-01T14:14:00Z">
+        <w:r>
+          <w:t xml:space="preserve">Birds are among the most well-studied and widespread taxa in the animal kingdom, filling critical roles in ecosystems worldwide through mechanisms such as insect control, pollination, seed dispersal and more. </w:t>
+        </w:r>
+      </w:ins>
+      <w:ins w:id="37" w:author="Alex Fisher" w:date="2026-04-06T20:33:00Z">
+        <w:r>
+          <w:t xml:space="preserve">While many bird species have adapted to a capacity to survive and even depend on human-modified landscapes, the ecological impacts of these co-adaptations, and how long-term proximity to humans, domestic animals, and shared resources influences pathogen dynamics in wild bird communities remain poorly understood </w:t>
+        </w:r>
+      </w:ins>
+      <w:ins w:id="38" w:author="Alex Fisher" w:date="2026-04-06T20:39:00Z">
+        <w:r>
+          <w:t>(Bradley and Altizer 2007</w:t>
+        </w:r>
+      </w:ins>
+      <w:ins w:id="39" w:author="Alex Fisher" w:date="2026-04-06T20:39:00Z" w16du:dateUtc="2026-04-07T01:39:00Z">
+        <w:r>
+          <w:t>)</w:t>
+        </w:r>
+      </w:ins>
+      <w:ins w:id="40" w:author="Alex Fisher" w:date="2026-04-06T20:33:00Z">
+        <w:r>
+          <w:t>.</w:t>
+        </w:r>
+      </w:ins>
+      <w:ins w:id="41" w:author="Kelsey McCune" w:date="2026-04-01T09:14:00Z" w16du:dateUtc="2026-04-01T14:14:00Z">
+        <w:del w:id="42" w:author="Alex Fisher" w:date="2026-04-06T20:33:00Z" w16du:dateUtc="2026-04-07T01:33:00Z">
+          <w:r>
+            <w:delText xml:space="preserve">Despite their ecological value and breadth of study, key gaps in avian ecology remain unexplored. </w:delText>
+          </w:r>
+        </w:del>
+      </w:ins>
+      <w:ins w:id="43" w:author="Kelsey McCune" w:date="2026-04-01T09:18:00Z" w16du:dateUtc="2026-04-01T14:18:00Z">
+        <w:del w:id="44" w:author="Alex Fisher" w:date="2026-04-06T20:33:00Z" w16du:dateUtc="2026-04-07T01:33:00Z">
+          <w:r>
+            <w:delText>… Something more here about how birds have adapted to persist within the human-wildlife interface</w:delText>
+          </w:r>
+        </w:del>
+      </w:ins>
+      <w:ins w:id="45" w:author="Kelsey McCune" w:date="2026-04-01T10:48:00Z" w16du:dateUtc="2026-04-01T15:48:00Z">
+        <w:del w:id="46" w:author="Alex Fisher" w:date="2026-04-06T20:33:00Z" w16du:dateUtc="2026-04-07T01:33:00Z">
+          <w:r>
+            <w:delText xml:space="preserve"> but the</w:delText>
+          </w:r>
+        </w:del>
+      </w:ins>
+      <w:ins w:id="47" w:author="Kelsey McCune" w:date="2026-04-01T10:49:00Z" w16du:dateUtc="2026-04-01T15:49:00Z">
+        <w:del w:id="48" w:author="Alex Fisher" w:date="2026-04-06T20:33:00Z" w16du:dateUtc="2026-04-07T01:33:00Z">
+          <w:r>
+            <w:delText xml:space="preserve"> impact of it on their ecology and disease transmission is not well studied.</w:delText>
+          </w:r>
+        </w:del>
+      </w:ins>
+      <w:ins w:id="49" w:author="Alex Fisher" w:date="2026-04-06T20:22:00Z" w16du:dateUtc="2026-04-07T01:22:00Z">
+        <w:r>
+          <w:br/>
+        </w:r>
+      </w:ins>
+      <w:del w:id="50" w:author="Alex Fisher" w:date="2026-03-31T12:17:00Z" w16du:dateUtc="2026-03-31T17:17:00Z">
         <w:r>
           <w:delText xml:space="preserve">As activities like backyard bird-feeding and small-scale poultry become more popularized, the responsibility of satisfying the lack of knowledge and research becomes greater. </w:delText>
         </w:r>
       </w:del>
     </w:p>
     <w:p>
+      <w:pPr>
+        <w:rPr>
+          <w:ins w:id="51" w:author="Alex Fisher" w:date="2026-04-06T20:38:00Z" w16du:dateUtc="2026-04-07T01:38:00Z"/>
+          <w:color w:val="000000" w:themeColor="text1"/>
+          <w:sz w:val="13"/>
+          <w:szCs w:val="13"/>
+        </w:rPr>
+      </w:pPr>
+      <w:ins w:id="52" w:author="Alex Fisher" w:date="2026-04-06T20:23:00Z" w16du:dateUtc="2026-04-07T01:23:00Z">
+        <w:r>
+          <w:rPr>
+            <w:color w:val="000000" w:themeColor="text1"/>
+            <w:sz w:val="13"/>
+            <w:szCs w:val="13"/>
+          </w:rPr>
+          <w:t xml:space="preserve">Hassell, James M., Michael Begon, Melissa J. Ward, and Eric M. Fèvre. “Urbanization and Disease Emergence: Dynamics at the Wildlife–Livestock–Human Interface.” </w:t>
+        </w:r>
+        <w:r>
+          <w:rPr>
+            <w:i/>
+            <w:iCs/>
+            <w:color w:val="000000" w:themeColor="text1"/>
+            <w:sz w:val="13"/>
+            <w:szCs w:val="13"/>
+          </w:rPr>
+          <w:t>Trends in Ecology &amp; Evolution</w:t>
+        </w:r>
+        <w:r>
+          <w:rPr>
+            <w:color w:val="000000" w:themeColor="text1"/>
+            <w:sz w:val="13"/>
+            <w:szCs w:val="13"/>
+          </w:rPr>
+          <w:t xml:space="preserve"> 32, no. 1 (2017): 55–67. </w:t>
+        </w:r>
+        <w:r>
+          <w:rPr>
+            <w:color w:val="000000" w:themeColor="text1"/>
+            <w:sz w:val="13"/>
+            <w:szCs w:val="13"/>
+          </w:rPr>
+          <w:fldChar w:fldCharType="begin"/>
+        </w:r>
+        <w:r>
+          <w:rPr>
+            <w:color w:val="000000" w:themeColor="text1"/>
+            <w:sz w:val="13"/>
+            <w:szCs w:val="13"/>
+          </w:rPr>
+          <w:instrText>HYPERLINK "https://doi.org/10.1016/j.tree.2016.09.012"</w:instrText>
+        </w:r>
+        <w:r>
+          <w:rPr>
+            <w:color w:val="000000" w:themeColor="text1"/>
+            <w:sz w:val="13"/>
+            <w:szCs w:val="13"/>
+          </w:rPr>
+        </w:r>
+        <w:r>
+          <w:rPr>
+            <w:color w:val="000000" w:themeColor="text1"/>
+            <w:sz w:val="13"/>
+            <w:szCs w:val="13"/>
+          </w:rPr>
+          <w:fldChar w:fldCharType="separate"/>
+        </w:r>
+        <w:r>
+          <w:rPr>
+            <w:rStyle w:val="Hyperlink"/>
+            <w:sz w:val="13"/>
+            <w:szCs w:val="13"/>
+          </w:rPr>
+          <w:t>https://doi.org/10.1016/j.tree.2016.09.012</w:t>
+        </w:r>
+        <w:r>
+          <w:rPr>
+            <w:color w:val="000000" w:themeColor="text1"/>
+            <w:sz w:val="13"/>
+            <w:szCs w:val="13"/>
+          </w:rPr>
+          <w:fldChar w:fldCharType="end"/>
+        </w:r>
+        <w:r>
+          <w:rPr>
+            <w:color w:val="000000" w:themeColor="text1"/>
+            <w:sz w:val="13"/>
+            <w:szCs w:val="13"/>
+          </w:rPr>
+          <w:t>.</w:t>
+        </w:r>
+      </w:ins>
+    </w:p>
+    <w:p>
+      <w:pPr>
+        <w:rPr>
+          <w:ins w:id="53" w:author="Alex Fisher" w:date="2026-04-06T20:38:00Z"/>
+          <w:color w:val="000000" w:themeColor="text1"/>
+          <w:sz w:val="13"/>
+          <w:szCs w:val="13"/>
+        </w:rPr>
+      </w:pPr>
+      <w:ins w:id="54" w:author="Alex Fisher" w:date="2026-04-06T20:38:00Z">
+        <w:r>
+          <w:rPr>
+            <w:color w:val="000000" w:themeColor="text1"/>
+            <w:sz w:val="13"/>
+            <w:szCs w:val="13"/>
+          </w:rPr>
+          <w:t xml:space="preserve">Bradley, Catherine A., and Sonia Altizer. “Urbanization and the Ecology of Wildlife Diseases.” </w:t>
+        </w:r>
+        <w:r>
+          <w:rPr>
+            <w:i/>
+            <w:iCs/>
+            <w:color w:val="000000" w:themeColor="text1"/>
+            <w:sz w:val="13"/>
+            <w:szCs w:val="13"/>
+          </w:rPr>
+          <w:t>Trends in Ecology &amp; Evolution</w:t>
+        </w:r>
+        <w:r>
+          <w:rPr>
+            <w:color w:val="000000" w:themeColor="text1"/>
+            <w:sz w:val="13"/>
+            <w:szCs w:val="13"/>
+          </w:rPr>
+          <w:t xml:space="preserve"> 22, no. 2 (2007): 95–102. </w:t>
+        </w:r>
+        <w:r>
+          <w:rPr>
+            <w:color w:val="000000" w:themeColor="text1"/>
+            <w:sz w:val="13"/>
+            <w:szCs w:val="13"/>
+          </w:rPr>
+          <w:fldChar w:fldCharType="begin"/>
+        </w:r>
+        <w:r>
+          <w:rPr>
+            <w:color w:val="000000" w:themeColor="text1"/>
+            <w:sz w:val="13"/>
+            <w:szCs w:val="13"/>
+          </w:rPr>
+          <w:instrText>HYPERLINK "https://doi.org/10.1016/j.tree.2006.11.001"</w:instrText>
+        </w:r>
+        <w:r>
+          <w:rPr>
+            <w:color w:val="000000" w:themeColor="text1"/>
+            <w:sz w:val="13"/>
+            <w:szCs w:val="13"/>
+          </w:rPr>
+        </w:r>
+        <w:r>
+          <w:rPr>
+            <w:color w:val="000000" w:themeColor="text1"/>
+            <w:sz w:val="13"/>
+            <w:szCs w:val="13"/>
+          </w:rPr>
+          <w:fldChar w:fldCharType="separate"/>
+        </w:r>
+        <w:r>
+          <w:rPr>
+            <w:rStyle w:val="Hyperlink"/>
+            <w:sz w:val="13"/>
+            <w:szCs w:val="13"/>
+          </w:rPr>
+          <w:t>https://doi.org/10.1016/j.tree.2006.11.001</w:t>
+        </w:r>
+      </w:ins>
+      <w:ins w:id="55" w:author="Alex Fisher" w:date="2026-04-06T20:38:00Z" w16du:dateUtc="2026-04-07T01:38:00Z">
+        <w:r>
+          <w:rPr>
+            <w:color w:val="000000" w:themeColor="text1"/>
+            <w:sz w:val="13"/>
+            <w:szCs w:val="13"/>
+          </w:rPr>
+          <w:fldChar w:fldCharType="end"/>
+        </w:r>
+      </w:ins>
+      <w:ins w:id="56" w:author="Alex Fisher" w:date="2026-04-06T20:38:00Z">
+        <w:r>
+          <w:rPr>
+            <w:color w:val="000000" w:themeColor="text1"/>
+            <w:sz w:val="13"/>
+            <w:szCs w:val="13"/>
+          </w:rPr>
+          <w:t>.</w:t>
+        </w:r>
+      </w:ins>
+    </w:p>
+    <w:p>
+      <w:pPr>
+        <w:rPr>
+          <w:ins w:id="57" w:author="Alex Fisher" w:date="2026-04-06T20:23:00Z" w16du:dateUtc="2026-04-07T01:23:00Z"/>
+          <w:color w:val="000000" w:themeColor="text1"/>
+          <w:sz w:val="13"/>
+          <w:szCs w:val="13"/>
+        </w:rPr>
+      </w:pPr>
+    </w:p>
+    <w:p>
       <w:r>
         <w:br w:type="page"/>
       </w:r>
     </w:p>
     <w:p>
-      <w:commentRangeStart w:id="44"/>
+      <w:commentRangeStart w:id="58"/>
       <w:r>
         <w:rPr>
           <w:b/>
@@ -411,37 +632,41 @@
         <w:lastRenderedPageBreak/>
         <w:t>P2</w:t>
       </w:r>
-      <w:commentRangeEnd w:id="44"/>
+      <w:commentRangeEnd w:id="58"/>
       <w:r>
         <w:rPr>
           <w:rStyle w:val="CommentReference"/>
-        </w:rPr>
-        <w:commentReference w:id="44"/>
-      </w:r>
-      <w:r>
-        <w:rPr>
           <w:b/>
           <w:bCs/>
+          <w:sz w:val="24"/>
+          <w:szCs w:val="24"/>
+        </w:rPr>
+        <w:commentReference w:id="58"/>
+      </w:r>
+      <w:r>
+        <w:rPr>
+          <w:b/>
+          <w:bCs/>
         </w:rPr>
         <w:t>:</w:t>
       </w:r>
       <w:r>
         <w:br/>
       </w:r>
-      <w:ins w:id="45" w:author="Alex Fisher" w:date="2026-03-31T12:24:00Z" w16du:dateUtc="2026-03-31T17:24:00Z">
-        <w:del w:id="46" w:author="Kelsey McCune" w:date="2026-04-01T09:38:00Z" w16du:dateUtc="2026-04-01T14:38:00Z">
+      <w:ins w:id="59" w:author="Alex Fisher" w:date="2026-03-31T12:24:00Z" w16du:dateUtc="2026-03-31T17:24:00Z">
+        <w:del w:id="60" w:author="Kelsey McCune" w:date="2026-04-01T09:38:00Z" w16du:dateUtc="2026-04-01T14:38:00Z">
           <w:r>
             <w:delText xml:space="preserve">Supplemental bird feeding and </w:delText>
           </w:r>
         </w:del>
       </w:ins>
-      <w:ins w:id="47" w:author="Kelsey McCune" w:date="2026-04-01T09:38:00Z" w16du:dateUtc="2026-04-01T14:38:00Z">
+      <w:ins w:id="61" w:author="Kelsey McCune" w:date="2026-04-01T09:38:00Z" w16du:dateUtc="2026-04-01T14:38:00Z">
         <w:r>
           <w:t>S</w:t>
         </w:r>
       </w:ins>
-      <w:ins w:id="48" w:author="Alex Fisher" w:date="2026-03-31T12:24:00Z" w16du:dateUtc="2026-03-31T17:24:00Z">
-        <w:del w:id="49" w:author="Kelsey McCune" w:date="2026-04-01T09:38:00Z" w16du:dateUtc="2026-04-01T14:38:00Z">
+      <w:ins w:id="62" w:author="Alex Fisher" w:date="2026-03-31T12:24:00Z" w16du:dateUtc="2026-03-31T17:24:00Z">
+        <w:del w:id="63" w:author="Kelsey McCune" w:date="2026-04-01T09:38:00Z" w16du:dateUtc="2026-04-01T14:38:00Z">
           <w:r>
             <w:delText>s</w:delText>
           </w:r>
@@ -450,27 +675,21 @@
           <w:t xml:space="preserve">mall-scale poultry keeping </w:t>
         </w:r>
       </w:ins>
-      <w:ins w:id="50" w:author="Kelsey McCune" w:date="2026-04-01T09:38:00Z" w16du:dateUtc="2026-04-01T14:38:00Z">
-        <w:r>
-          <w:t>and s</w:t>
-        </w:r>
-        <w:r>
-          <w:t>upplemental bird feeding</w:t>
-        </w:r>
-        <w:r>
-          <w:t xml:space="preserve"> </w:t>
-        </w:r>
-      </w:ins>
-      <w:ins w:id="51" w:author="Alex Fisher" w:date="2026-03-31T12:24:00Z" w16du:dateUtc="2026-03-31T17:24:00Z">
+      <w:ins w:id="64" w:author="Kelsey McCune" w:date="2026-04-01T09:38:00Z" w16du:dateUtc="2026-04-01T14:38:00Z">
+        <w:r>
+          <w:t xml:space="preserve">and supplemental bird feeding </w:t>
+        </w:r>
+      </w:ins>
+      <w:ins w:id="65" w:author="Alex Fisher" w:date="2026-03-31T12:24:00Z" w16du:dateUtc="2026-03-31T17:24:00Z">
         <w:r>
           <w:t xml:space="preserve">have grown substantially in popularity across the United States, </w:t>
         </w:r>
       </w:ins>
-      <w:ins w:id="52" w:author="Alex Fisher" w:date="2026-03-31T12:25:00Z" w16du:dateUtc="2026-03-31T17:25:00Z">
+      <w:ins w:id="66" w:author="Alex Fisher" w:date="2026-03-31T12:25:00Z" w16du:dateUtc="2026-03-31T17:25:00Z">
         <w:r>
           <w:t>occurring as</w:t>
         </w:r>
-        <w:del w:id="53" w:author="Kelsey McCune" w:date="2026-04-01T09:39:00Z" w16du:dateUtc="2026-04-01T14:39:00Z">
+        <w:del w:id="67" w:author="Kelsey McCune" w:date="2026-04-01T09:39:00Z" w16du:dateUtc="2026-04-01T14:39:00Z">
           <w:r>
             <w:delText xml:space="preserve"> a</w:delText>
           </w:r>
@@ -479,13 +698,13 @@
           <w:t xml:space="preserve"> backyard activit</w:t>
         </w:r>
       </w:ins>
-      <w:ins w:id="54" w:author="Kelsey McCune" w:date="2026-04-01T09:39:00Z" w16du:dateUtc="2026-04-01T14:39:00Z">
+      <w:ins w:id="68" w:author="Kelsey McCune" w:date="2026-04-01T09:39:00Z" w16du:dateUtc="2026-04-01T14:39:00Z">
         <w:r>
           <w:t>ies</w:t>
         </w:r>
       </w:ins>
-      <w:ins w:id="55" w:author="Alex Fisher" w:date="2026-03-31T12:25:00Z" w16du:dateUtc="2026-03-31T17:25:00Z">
-        <w:del w:id="56" w:author="Kelsey McCune" w:date="2026-04-01T09:39:00Z" w16du:dateUtc="2026-04-01T14:39:00Z">
+      <w:ins w:id="69" w:author="Alex Fisher" w:date="2026-03-31T12:25:00Z" w16du:dateUtc="2026-03-31T17:25:00Z">
+        <w:del w:id="70" w:author="Kelsey McCune" w:date="2026-04-01T09:39:00Z" w16du:dateUtc="2026-04-01T14:39:00Z">
           <w:r>
             <w:delText>y</w:delText>
           </w:r>
@@ -494,63 +713,63 @@
           <w:t xml:space="preserve"> and encouraging </w:t>
         </w:r>
       </w:ins>
-      <w:ins w:id="57" w:author="Alex Fisher" w:date="2026-03-31T12:26:00Z" w16du:dateUtc="2026-03-31T17:26:00Z">
+      <w:ins w:id="71" w:author="Alex Fisher" w:date="2026-03-31T12:26:00Z" w16du:dateUtc="2026-03-31T17:26:00Z">
         <w:r>
           <w:t>participants</w:t>
         </w:r>
       </w:ins>
-      <w:ins w:id="58" w:author="Alex Fisher" w:date="2026-03-31T12:25:00Z" w16du:dateUtc="2026-03-31T17:25:00Z">
+      <w:ins w:id="72" w:author="Alex Fisher" w:date="2026-03-31T12:25:00Z" w16du:dateUtc="2026-03-31T17:25:00Z">
         <w:r>
           <w:t xml:space="preserve"> to interact </w:t>
         </w:r>
       </w:ins>
-      <w:ins w:id="59" w:author="Alex Fisher" w:date="2026-03-31T12:26:00Z" w16du:dateUtc="2026-03-31T17:26:00Z">
+      <w:ins w:id="73" w:author="Alex Fisher" w:date="2026-03-31T12:26:00Z" w16du:dateUtc="2026-03-31T17:26:00Z">
         <w:r>
           <w:t xml:space="preserve">more </w:t>
         </w:r>
       </w:ins>
-      <w:ins w:id="60" w:author="Alex Fisher" w:date="2026-03-31T12:25:00Z" w16du:dateUtc="2026-03-31T17:25:00Z">
+      <w:ins w:id="74" w:author="Alex Fisher" w:date="2026-03-31T12:25:00Z" w16du:dateUtc="2026-03-31T17:25:00Z">
         <w:r>
           <w:t xml:space="preserve">with nature and wildlife. </w:t>
         </w:r>
       </w:ins>
-      <w:ins w:id="61" w:author="Kelsey McCune" w:date="2026-03-24T08:22:00Z" w16du:dateUtc="2026-03-24T13:22:00Z">
-        <w:del w:id="62" w:author="Alex Fisher" w:date="2026-03-31T12:24:00Z" w16du:dateUtc="2026-03-31T17:24:00Z">
+      <w:ins w:id="75" w:author="Kelsey McCune" w:date="2026-03-24T08:22:00Z" w16du:dateUtc="2026-03-24T13:22:00Z">
+        <w:del w:id="76" w:author="Alex Fisher" w:date="2026-03-31T12:24:00Z" w16du:dateUtc="2026-03-31T17:24:00Z">
           <w:r>
             <w:delText xml:space="preserve">Add a topic sentence here about </w:delText>
           </w:r>
         </w:del>
       </w:ins>
-      <w:ins w:id="63" w:author="Kelsey McCune" w:date="2026-03-24T08:23:00Z" w16du:dateUtc="2026-03-24T13:23:00Z">
-        <w:del w:id="64" w:author="Alex Fisher" w:date="2026-03-31T12:24:00Z" w16du:dateUtc="2026-03-31T17:24:00Z">
+      <w:ins w:id="77" w:author="Kelsey McCune" w:date="2026-03-24T08:23:00Z" w16du:dateUtc="2026-03-24T13:23:00Z">
+        <w:del w:id="78" w:author="Alex Fisher" w:date="2026-03-31T12:24:00Z" w16du:dateUtc="2026-03-31T17:24:00Z">
           <w:r>
             <w:delText xml:space="preserve">bird feeding and </w:delText>
           </w:r>
         </w:del>
       </w:ins>
-      <w:ins w:id="65" w:author="Kelsey McCune" w:date="2026-03-24T08:22:00Z" w16du:dateUtc="2026-03-24T13:22:00Z">
-        <w:del w:id="66" w:author="Alex Fisher" w:date="2026-03-31T12:24:00Z" w16du:dateUtc="2026-03-31T17:24:00Z">
+      <w:ins w:id="79" w:author="Kelsey McCune" w:date="2026-03-24T08:22:00Z" w16du:dateUtc="2026-03-24T13:22:00Z">
+        <w:del w:id="80" w:author="Alex Fisher" w:date="2026-03-31T12:24:00Z" w16du:dateUtc="2026-03-31T17:24:00Z">
           <w:r>
             <w:delText>poultry</w:delText>
           </w:r>
         </w:del>
       </w:ins>
-      <w:ins w:id="67" w:author="Kelsey McCune" w:date="2026-03-24T08:23:00Z" w16du:dateUtc="2026-03-24T13:23:00Z">
-        <w:del w:id="68" w:author="Alex Fisher" w:date="2026-03-31T12:24:00Z" w16du:dateUtc="2026-03-31T17:24:00Z">
+      <w:ins w:id="81" w:author="Kelsey McCune" w:date="2026-03-24T08:23:00Z" w16du:dateUtc="2026-03-24T13:23:00Z">
+        <w:del w:id="82" w:author="Alex Fisher" w:date="2026-03-31T12:24:00Z" w16du:dateUtc="2026-03-31T17:24:00Z">
           <w:r>
             <w:delText xml:space="preserve"> as an emerging</w:delText>
           </w:r>
         </w:del>
       </w:ins>
-      <w:ins w:id="69" w:author="Kelsey McCune" w:date="2026-03-24T08:25:00Z" w16du:dateUtc="2026-03-24T13:25:00Z">
-        <w:del w:id="70" w:author="Alex Fisher" w:date="2026-03-31T12:24:00Z" w16du:dateUtc="2026-03-31T17:24:00Z">
+      <w:ins w:id="83" w:author="Kelsey McCune" w:date="2026-03-24T08:25:00Z" w16du:dateUtc="2026-03-24T13:25:00Z">
+        <w:del w:id="84" w:author="Alex Fisher" w:date="2026-03-31T12:24:00Z" w16du:dateUtc="2026-03-31T17:24:00Z">
           <w:r>
             <w:delText xml:space="preserve"> hobby expanding the human-wildlife interface.</w:delText>
           </w:r>
         </w:del>
       </w:ins>
-      <w:ins w:id="71" w:author="Kelsey McCune" w:date="2026-03-24T08:23:00Z" w16du:dateUtc="2026-03-24T13:23:00Z">
-        <w:del w:id="72" w:author="Alex Fisher" w:date="2026-03-31T12:24:00Z" w16du:dateUtc="2026-03-31T17:24:00Z">
+      <w:ins w:id="85" w:author="Kelsey McCune" w:date="2026-03-24T08:23:00Z" w16du:dateUtc="2026-03-24T13:23:00Z">
+        <w:del w:id="86" w:author="Alex Fisher" w:date="2026-03-31T12:24:00Z" w16du:dateUtc="2026-03-31T17:24:00Z">
           <w:r>
             <w:delText xml:space="preserve"> </w:delText>
           </w:r>
@@ -559,7 +778,7 @@
       <w:r>
         <w:t>"Small-scale" or "backyard" poultry keeping refers to the practice of homeowners maintaining small flocks of chickens on or around their property for purposes such as egg and meat production, animal husbandry, or participation in sustainable food systems</w:t>
       </w:r>
-      <w:ins w:id="73" w:author="Kelsey McCune" w:date="2026-04-01T09:20:00Z" w16du:dateUtc="2026-04-01T14:20:00Z">
+      <w:ins w:id="87" w:author="Kelsey McCune" w:date="2026-04-01T09:20:00Z" w16du:dateUtc="2026-04-01T14:20:00Z">
         <w:r>
           <w:t xml:space="preserve"> (CITE)</w:t>
         </w:r>
@@ -567,62 +786,62 @@
       <w:r>
         <w:t>.</w:t>
       </w:r>
-      <w:ins w:id="74" w:author="Kelsey McCune" w:date="2026-04-01T09:20:00Z" w16du:dateUtc="2026-04-01T14:20:00Z">
+      <w:ins w:id="88" w:author="Kelsey McCune" w:date="2026-04-01T09:20:00Z" w16du:dateUtc="2026-04-01T14:20:00Z">
         <w:r>
           <w:t xml:space="preserve"> The popularity of backyard poultry keeping is growing</w:t>
         </w:r>
       </w:ins>
-      <w:ins w:id="75" w:author="Kelsey McCune" w:date="2026-04-01T09:29:00Z" w16du:dateUtc="2026-04-01T14:29:00Z">
+      <w:ins w:id="89" w:author="Kelsey McCune" w:date="2026-04-01T09:29:00Z" w16du:dateUtc="2026-04-01T14:29:00Z">
         <w:r>
           <w:t xml:space="preserve"> in urban and suburban areas</w:t>
         </w:r>
       </w:ins>
-      <w:ins w:id="76" w:author="Kelsey McCune" w:date="2026-04-01T09:32:00Z" w16du:dateUtc="2026-04-01T14:32:00Z">
+      <w:ins w:id="90" w:author="Kelsey McCune" w:date="2026-04-01T09:32:00Z" w16du:dateUtc="2026-04-01T14:32:00Z">
         <w:r>
           <w:t xml:space="preserve"> in the United States</w:t>
         </w:r>
       </w:ins>
-      <w:ins w:id="77" w:author="Kelsey McCune" w:date="2026-04-01T09:29:00Z" w16du:dateUtc="2026-04-01T14:29:00Z">
+      <w:ins w:id="91" w:author="Kelsey McCune" w:date="2026-04-01T09:29:00Z" w16du:dateUtc="2026-04-01T14:29:00Z">
         <w:r>
           <w:t xml:space="preserve"> (USDA, 2013)</w:t>
         </w:r>
       </w:ins>
-      <w:ins w:id="78" w:author="Kelsey McCune" w:date="2026-04-01T09:33:00Z" w16du:dateUtc="2026-04-01T14:33:00Z">
+      <w:ins w:id="92" w:author="Kelsey McCune" w:date="2026-04-01T09:33:00Z" w16du:dateUtc="2026-04-01T14:33:00Z">
         <w:r>
           <w:t xml:space="preserve">, but the practice has been an important part of nutrition and economic stability </w:t>
         </w:r>
       </w:ins>
-      <w:ins w:id="79" w:author="Kelsey McCune" w:date="2026-04-01T09:36:00Z" w16du:dateUtc="2026-04-01T14:36:00Z">
+      <w:ins w:id="93" w:author="Kelsey McCune" w:date="2026-04-01T09:36:00Z" w16du:dateUtc="2026-04-01T14:36:00Z">
         <w:r>
           <w:t xml:space="preserve">for centuries </w:t>
         </w:r>
       </w:ins>
-      <w:ins w:id="80" w:author="Kelsey McCune" w:date="2026-04-01T09:33:00Z" w16du:dateUtc="2026-04-01T14:33:00Z">
+      <w:ins w:id="94" w:author="Kelsey McCune" w:date="2026-04-01T09:33:00Z" w16du:dateUtc="2026-04-01T14:33:00Z">
         <w:r>
           <w:t xml:space="preserve">in </w:t>
         </w:r>
       </w:ins>
-      <w:ins w:id="81" w:author="Kelsey McCune" w:date="2026-04-01T09:36:00Z" w16du:dateUtc="2026-04-01T14:36:00Z">
+      <w:ins w:id="95" w:author="Kelsey McCune" w:date="2026-04-01T09:36:00Z" w16du:dateUtc="2026-04-01T14:36:00Z">
         <w:r>
           <w:t>o</w:t>
         </w:r>
       </w:ins>
-      <w:ins w:id="82" w:author="Kelsey McCune" w:date="2026-04-01T09:37:00Z" w16du:dateUtc="2026-04-01T14:37:00Z">
+      <w:ins w:id="96" w:author="Kelsey McCune" w:date="2026-04-01T09:37:00Z" w16du:dateUtc="2026-04-01T14:37:00Z">
         <w:r>
           <w:t>ther regions</w:t>
         </w:r>
       </w:ins>
-      <w:ins w:id="83" w:author="Kelsey McCune" w:date="2026-04-01T09:33:00Z" w16du:dateUtc="2026-04-01T14:33:00Z">
+      <w:ins w:id="97" w:author="Kelsey McCune" w:date="2026-04-01T09:33:00Z" w16du:dateUtc="2026-04-01T14:33:00Z">
         <w:r>
           <w:t xml:space="preserve"> </w:t>
         </w:r>
       </w:ins>
-      <w:ins w:id="84" w:author="Kelsey McCune" w:date="2026-04-01T09:37:00Z" w16du:dateUtc="2026-04-01T14:37:00Z">
+      <w:ins w:id="98" w:author="Kelsey McCune" w:date="2026-04-01T09:37:00Z" w16du:dateUtc="2026-04-01T14:37:00Z">
         <w:r>
           <w:t>(Alders &amp; Pym, 2009)</w:t>
         </w:r>
       </w:ins>
-      <w:ins w:id="85" w:author="Kelsey McCune" w:date="2026-04-01T09:29:00Z" w16du:dateUtc="2026-04-01T14:29:00Z">
+      <w:ins w:id="99" w:author="Kelsey McCune" w:date="2026-04-01T09:29:00Z" w16du:dateUtc="2026-04-01T14:29:00Z">
         <w:r>
           <w:t>.</w:t>
         </w:r>
@@ -630,7 +849,7 @@
       <w:r>
         <w:t xml:space="preserve"> Backyard bird feeding has similarly been a well-established </w:t>
       </w:r>
-      <w:del w:id="86" w:author="Kelsey McCune" w:date="2026-03-24T08:26:00Z" w16du:dateUtc="2026-03-24T13:26:00Z">
+      <w:del w:id="100" w:author="Kelsey McCune" w:date="2026-03-24T08:26:00Z" w16du:dateUtc="2026-03-24T13:26:00Z">
         <w:r>
           <w:delText>at-</w:delText>
         </w:r>
@@ -642,29 +861,29 @@
     <w:p>
       <w:pPr>
         <w:rPr>
-          <w:del w:id="87" w:author="Alex Fisher" w:date="2026-03-31T12:35:00Z" w16du:dateUtc="2026-03-31T17:35:00Z"/>
+          <w:del w:id="101" w:author="Alex Fisher" w:date="2026-03-31T12:35:00Z" w16du:dateUtc="2026-03-31T17:35:00Z"/>
         </w:rPr>
       </w:pPr>
-      <w:del w:id="88" w:author="Alex Fisher" w:date="2026-03-31T12:33:00Z" w16du:dateUtc="2026-03-31T17:33:00Z">
+      <w:del w:id="102" w:author="Alex Fisher" w:date="2026-03-31T12:33:00Z" w16du:dateUtc="2026-03-31T17:33:00Z">
         <w:r>
           <w:delText xml:space="preserve">These backyard activities are often carried out by non-professionals in private setting where there is insufficient disease knowledge and little to no guidelines on </w:delText>
         </w:r>
       </w:del>
-      <w:ins w:id="89" w:author="Kelsey McCune" w:date="2026-03-24T08:31:00Z" w16du:dateUtc="2026-03-24T13:31:00Z">
-        <w:del w:id="90" w:author="Alex Fisher" w:date="2026-03-31T12:33:00Z" w16du:dateUtc="2026-03-31T17:33:00Z">
+      <w:ins w:id="103" w:author="Kelsey McCune" w:date="2026-03-24T08:31:00Z" w16du:dateUtc="2026-03-24T13:31:00Z">
+        <w:del w:id="104" w:author="Alex Fisher" w:date="2026-03-31T12:33:00Z" w16du:dateUtc="2026-03-31T17:33:00Z">
           <w:r>
             <w:delText>safety o</w:delText>
           </w:r>
         </w:del>
       </w:ins>
-      <w:ins w:id="91" w:author="Kelsey McCune" w:date="2026-03-24T08:32:00Z" w16du:dateUtc="2026-03-24T13:32:00Z">
-        <w:del w:id="92" w:author="Alex Fisher" w:date="2026-03-31T12:33:00Z" w16du:dateUtc="2026-03-31T17:33:00Z">
+      <w:ins w:id="105" w:author="Kelsey McCune" w:date="2026-03-24T08:32:00Z" w16du:dateUtc="2026-03-24T13:32:00Z">
+        <w:del w:id="106" w:author="Alex Fisher" w:date="2026-03-31T12:33:00Z" w16du:dateUtc="2026-03-31T17:33:00Z">
           <w:r>
             <w:delText xml:space="preserve">r risk </w:delText>
           </w:r>
         </w:del>
       </w:ins>
-      <w:del w:id="93" w:author="Alex Fisher" w:date="2026-03-31T12:33:00Z" w16du:dateUtc="2026-03-31T17:33:00Z">
+      <w:del w:id="107" w:author="Alex Fisher" w:date="2026-03-31T12:33:00Z" w16du:dateUtc="2026-03-31T17:33:00Z">
         <w:r>
           <w:delText xml:space="preserve">management. </w:delText>
         </w:r>
@@ -672,39 +891,23 @@
       <w:r>
         <w:t>This often creates opportunities for</w:t>
       </w:r>
-      <w:ins w:id="94" w:author="Kelsey McCune" w:date="2026-03-24T08:27:00Z" w16du:dateUtc="2026-03-24T13:27:00Z">
+      <w:ins w:id="108" w:author="Kelsey McCune" w:date="2026-03-24T08:27:00Z" w16du:dateUtc="2026-03-24T13:27:00Z">
         <w:r>
           <w:t xml:space="preserve"> novel</w:t>
         </w:r>
       </w:ins>
       <w:r>
-        <w:t xml:space="preserve"> contact between wild bird species, chicken flocks, domestic pets and humans as well and can allow </w:t>
-      </w:r>
-      <w:commentRangeStart w:id="95"/>
-      <w:r>
-        <w:t xml:space="preserve">for bidirectional transmission </w:t>
-      </w:r>
-      <w:ins w:id="96" w:author="Kelsey McCune" w:date="2026-04-01T10:13:00Z" w16du:dateUtc="2026-04-01T15:13:00Z">
+        <w:t xml:space="preserve"> contact between wild bird species, chicken flocks, domestic pets and humans as well and can allow for bidirectional transmission </w:t>
+      </w:r>
+      <w:ins w:id="109" w:author="Kelsey McCune" w:date="2026-04-01T10:13:00Z" w16du:dateUtc="2026-04-01T15:13:00Z">
         <w:r>
           <w:t xml:space="preserve">(spillover) </w:t>
         </w:r>
       </w:ins>
       <w:r>
-        <w:t>of select pathogens</w:t>
-      </w:r>
-      <w:commentRangeEnd w:id="95"/>
-      <w:r>
-        <w:rPr>
-          <w:rStyle w:val="CommentReference"/>
-          <w:sz w:val="24"/>
-          <w:szCs w:val="24"/>
-        </w:rPr>
-        <w:commentReference w:id="95"/>
-      </w:r>
-      <w:r>
-        <w:t xml:space="preserve"> carried by animals or contracted from the environment. </w:t>
-      </w:r>
-      <w:del w:id="97" w:author="Alex Fisher" w:date="2026-03-31T12:35:00Z" w16du:dateUtc="2026-03-31T17:35:00Z">
+        <w:t xml:space="preserve">of select pathogens carried by animals or contracted from the environment. </w:t>
+      </w:r>
+      <w:del w:id="110" w:author="Alex Fisher" w:date="2026-03-31T12:35:00Z" w16du:dateUtc="2026-03-31T17:35:00Z">
         <w:r>
           <w:delText xml:space="preserve">Poultry are known to be reservoirs and may amplify the persistence for some of these bacteria like </w:delText>
         </w:r>
@@ -750,7 +953,7 @@
           <w:br/>
         </w:r>
       </w:del>
-      <w:ins w:id="98" w:author="Alex Fisher" w:date="2026-03-31T12:35:00Z" w16du:dateUtc="2026-03-31T17:35:00Z">
+      <w:ins w:id="111" w:author="Alex Fisher" w:date="2026-03-31T12:35:00Z" w16du:dateUtc="2026-03-31T17:35:00Z">
         <w:r>
           <w:t>T</w:t>
         </w:r>
@@ -759,69 +962,69 @@
     <w:p>
       <w:pPr>
         <w:rPr>
-          <w:ins w:id="99" w:author="Kelsey McCune" w:date="2026-04-01T10:41:00Z" w16du:dateUtc="2026-04-01T15:41:00Z"/>
+          <w:ins w:id="112" w:author="Kelsey McCune" w:date="2026-04-01T10:41:00Z" w16du:dateUtc="2026-04-01T15:41:00Z"/>
         </w:rPr>
       </w:pPr>
-      <w:del w:id="100" w:author="Alex Fisher" w:date="2026-03-31T12:35:00Z" w16du:dateUtc="2026-03-31T17:35:00Z">
+      <w:del w:id="113" w:author="Alex Fisher" w:date="2026-03-31T12:35:00Z" w16du:dateUtc="2026-03-31T17:35:00Z">
         <w:r>
           <w:br w:type="page"/>
         </w:r>
       </w:del>
-      <w:ins w:id="101" w:author="Alex Fisher" w:date="2026-03-31T12:35:00Z">
+      <w:ins w:id="114" w:author="Alex Fisher" w:date="2026-03-31T12:35:00Z">
         <w:r>
           <w:t xml:space="preserve">he </w:t>
         </w:r>
       </w:ins>
-      <w:ins w:id="102" w:author="Alex Fisher" w:date="2026-03-31T12:37:00Z" w16du:dateUtc="2026-03-31T17:37:00Z">
+      <w:ins w:id="115" w:author="Alex Fisher" w:date="2026-03-31T12:37:00Z" w16du:dateUtc="2026-03-31T17:37:00Z">
         <w:r>
           <w:t>prevalence</w:t>
         </w:r>
       </w:ins>
-      <w:ins w:id="103" w:author="Alex Fisher" w:date="2026-03-31T12:35:00Z">
+      <w:ins w:id="116" w:author="Alex Fisher" w:date="2026-03-31T12:35:00Z">
         <w:r>
           <w:t xml:space="preserve"> and spread of zoonotic diseases</w:t>
         </w:r>
       </w:ins>
-      <w:ins w:id="104" w:author="Alex Fisher" w:date="2026-03-31T12:36:00Z" w16du:dateUtc="2026-03-31T17:36:00Z">
+      <w:ins w:id="117" w:author="Alex Fisher" w:date="2026-03-31T12:36:00Z" w16du:dateUtc="2026-03-31T17:36:00Z">
         <w:r>
           <w:t xml:space="preserve">, or </w:t>
         </w:r>
       </w:ins>
-      <w:ins w:id="105" w:author="Alex Fisher" w:date="2026-03-31T12:43:00Z" w16du:dateUtc="2026-03-31T17:43:00Z">
+      <w:ins w:id="118" w:author="Alex Fisher" w:date="2026-03-31T12:43:00Z" w16du:dateUtc="2026-03-31T17:43:00Z">
         <w:r>
           <w:t>diseases shared between wildlife and humans</w:t>
         </w:r>
       </w:ins>
-      <w:ins w:id="106" w:author="Alex Fisher" w:date="2026-03-31T12:36:00Z" w16du:dateUtc="2026-03-31T17:36:00Z">
+      <w:ins w:id="119" w:author="Alex Fisher" w:date="2026-03-31T12:36:00Z" w16du:dateUtc="2026-03-31T17:36:00Z">
         <w:r>
           <w:t xml:space="preserve">, </w:t>
         </w:r>
       </w:ins>
-      <w:ins w:id="107" w:author="Alex Fisher" w:date="2026-03-31T12:35:00Z">
+      <w:ins w:id="120" w:author="Alex Fisher" w:date="2026-03-31T12:35:00Z">
         <w:r>
           <w:t xml:space="preserve">represents one of the most significant </w:t>
         </w:r>
       </w:ins>
-      <w:ins w:id="108" w:author="Alex Fisher" w:date="2026-03-31T12:36:00Z" w16du:dateUtc="2026-03-31T17:36:00Z">
+      <w:ins w:id="121" w:author="Alex Fisher" w:date="2026-03-31T12:36:00Z" w16du:dateUtc="2026-03-31T17:36:00Z">
         <w:r>
           <w:t>effects</w:t>
         </w:r>
       </w:ins>
-      <w:ins w:id="109" w:author="Alex Fisher" w:date="2026-03-31T12:35:00Z">
+      <w:ins w:id="122" w:author="Alex Fisher" w:date="2026-03-31T12:35:00Z">
         <w:r>
           <w:t xml:space="preserve"> of </w:t>
         </w:r>
       </w:ins>
-      <w:ins w:id="110" w:author="Alex Fisher" w:date="2026-03-31T12:37:00Z" w16du:dateUtc="2026-03-31T17:37:00Z">
+      <w:ins w:id="123" w:author="Alex Fisher" w:date="2026-03-31T12:37:00Z" w16du:dateUtc="2026-03-31T17:37:00Z">
         <w:r>
           <w:t>growing</w:t>
         </w:r>
       </w:ins>
-      <w:ins w:id="111" w:author="Alex Fisher" w:date="2026-03-31T12:35:00Z">
+      <w:ins w:id="124" w:author="Alex Fisher" w:date="2026-03-31T12:35:00Z">
         <w:r>
           <w:t xml:space="preserve"> </w:t>
         </w:r>
-        <w:del w:id="112" w:author="Kelsey McCune" w:date="2026-04-01T09:40:00Z" w16du:dateUtc="2026-04-01T14:40:00Z">
+        <w:del w:id="125" w:author="Kelsey McCune" w:date="2026-04-01T09:40:00Z" w16du:dateUtc="2026-04-01T14:40:00Z">
           <w:r>
             <w:delText xml:space="preserve">human-wildlife </w:delText>
           </w:r>
@@ -830,22 +1033,22 @@
           <w:t>contact</w:t>
         </w:r>
       </w:ins>
-      <w:ins w:id="113" w:author="Kelsey McCune" w:date="2026-04-01T09:40:00Z" w16du:dateUtc="2026-04-01T14:40:00Z">
+      <w:ins w:id="126" w:author="Kelsey McCune" w:date="2026-04-01T09:40:00Z" w16du:dateUtc="2026-04-01T14:40:00Z">
         <w:r>
           <w:t xml:space="preserve"> at the human-wildlife interface</w:t>
         </w:r>
       </w:ins>
-      <w:ins w:id="114" w:author="Alex Fisher" w:date="2026-03-31T12:35:00Z">
+      <w:ins w:id="127" w:author="Alex Fisher" w:date="2026-03-31T12:35:00Z">
         <w:r>
           <w:t xml:space="preserve">, with over 70% of </w:t>
         </w:r>
       </w:ins>
-      <w:ins w:id="115" w:author="Alex Fisher" w:date="2026-03-31T12:38:00Z" w16du:dateUtc="2026-03-31T17:38:00Z">
+      <w:ins w:id="128" w:author="Alex Fisher" w:date="2026-03-31T12:38:00Z" w16du:dateUtc="2026-03-31T17:38:00Z">
         <w:r>
           <w:t xml:space="preserve">current human </w:t>
         </w:r>
       </w:ins>
-      <w:ins w:id="116" w:author="Alex Fisher" w:date="2026-03-31T12:39:00Z" w16du:dateUtc="2026-03-31T17:39:00Z">
+      <w:ins w:id="129" w:author="Alex Fisher" w:date="2026-03-31T12:39:00Z" w16du:dateUtc="2026-03-31T17:39:00Z">
         <w:r>
           <w:t xml:space="preserve">diseases </w:t>
         </w:r>
@@ -853,78 +1056,75 @@
           <w:t>originating</w:t>
         </w:r>
       </w:ins>
-      <w:ins w:id="117" w:author="Alex Fisher" w:date="2026-03-31T12:38:00Z" w16du:dateUtc="2026-03-31T17:38:00Z">
+      <w:ins w:id="130" w:author="Alex Fisher" w:date="2026-03-31T12:38:00Z" w16du:dateUtc="2026-03-31T17:38:00Z">
         <w:r>
           <w:t xml:space="preserve"> from wildlife</w:t>
         </w:r>
       </w:ins>
-      <w:ins w:id="118" w:author="Alex Fisher" w:date="2026-03-31T12:39:00Z" w16du:dateUtc="2026-03-31T17:39:00Z">
+      <w:ins w:id="131" w:author="Alex Fisher" w:date="2026-03-31T12:39:00Z" w16du:dateUtc="2026-03-31T17:39:00Z">
         <w:r>
           <w:t xml:space="preserve"> </w:t>
         </w:r>
       </w:ins>
-      <w:ins w:id="119" w:author="Alex Fisher" w:date="2026-03-31T12:35:00Z">
+      <w:ins w:id="132" w:author="Alex Fisher" w:date="2026-03-31T12:35:00Z">
         <w:r>
           <w:t xml:space="preserve">(Jones et al. </w:t>
         </w:r>
-        <w:commentRangeStart w:id="120"/>
+        <w:commentRangeStart w:id="133"/>
         <w:r>
           <w:t>2008</w:t>
         </w:r>
       </w:ins>
-      <w:commentRangeEnd w:id="120"/>
+      <w:commentRangeEnd w:id="133"/>
       <w:r>
         <w:rPr>
           <w:rStyle w:val="CommentReference"/>
-        </w:rPr>
-        <w:commentReference w:id="120"/>
-      </w:r>
-      <w:ins w:id="121" w:author="Alex Fisher" w:date="2026-03-31T12:35:00Z">
+          <w:sz w:val="24"/>
+          <w:szCs w:val="24"/>
+        </w:rPr>
+        <w:commentReference w:id="133"/>
+      </w:r>
+      <w:ins w:id="134" w:author="Alex Fisher" w:date="2026-03-31T12:35:00Z">
         <w:r>
           <w:t xml:space="preserve">). </w:t>
         </w:r>
       </w:ins>
-      <w:ins w:id="122" w:author="Kelsey McCune" w:date="2026-04-01T10:46:00Z" w16du:dateUtc="2026-04-01T15:46:00Z">
+      <w:ins w:id="135" w:author="Kelsey McCune" w:date="2026-04-01T10:46:00Z" w16du:dateUtc="2026-04-01T15:46:00Z">
         <w:r>
           <w:t xml:space="preserve">Here you can </w:t>
         </w:r>
       </w:ins>
-      <w:ins w:id="123" w:author="Kelsey McCune" w:date="2026-04-01T10:47:00Z" w16du:dateUtc="2026-04-01T15:47:00Z">
+      <w:ins w:id="136" w:author="Kelsey McCune" w:date="2026-04-01T10:47:00Z" w16du:dateUtc="2026-04-01T15:47:00Z">
         <w:r>
           <w:t>introduce</w:t>
         </w:r>
       </w:ins>
-      <w:ins w:id="124" w:author="Kelsey McCune" w:date="2026-04-01T10:46:00Z" w16du:dateUtc="2026-04-01T15:46:00Z">
+      <w:ins w:id="137" w:author="Kelsey McCune" w:date="2026-04-01T10:46:00Z" w16du:dateUtc="2026-04-01T15:46:00Z">
         <w:r>
           <w:t xml:space="preserve"> examples of zoonotic diseases from birds</w:t>
         </w:r>
       </w:ins>
-      <w:ins w:id="125" w:author="Kelsey McCune" w:date="2026-04-01T10:47:00Z" w16du:dateUtc="2026-04-01T15:47:00Z">
+      <w:ins w:id="138" w:author="Kelsey McCune" w:date="2026-04-01T10:47:00Z" w16du:dateUtc="2026-04-01T15:47:00Z">
         <w:r>
           <w:t>/chickens</w:t>
         </w:r>
       </w:ins>
-      <w:ins w:id="126" w:author="Kelsey McCune" w:date="2026-04-01T10:46:00Z" w16du:dateUtc="2026-04-01T15:46:00Z">
+      <w:ins w:id="139" w:author="Kelsey McCune" w:date="2026-04-01T10:46:00Z" w16du:dateUtc="2026-04-01T15:46:00Z">
         <w:r>
           <w:t xml:space="preserve"> that most comm</w:t>
         </w:r>
       </w:ins>
-      <w:ins w:id="127" w:author="Kelsey McCune" w:date="2026-04-01T10:47:00Z" w16du:dateUtc="2026-04-01T15:47:00Z">
+      <w:ins w:id="140" w:author="Kelsey McCune" w:date="2026-04-01T10:47:00Z" w16du:dateUtc="2026-04-01T15:47:00Z">
         <w:r>
           <w:t>only</w:t>
         </w:r>
       </w:ins>
-      <w:ins w:id="128" w:author="Kelsey McCune" w:date="2026-04-01T10:46:00Z" w16du:dateUtc="2026-04-01T15:46:00Z">
-        <w:r>
-          <w:t xml:space="preserve"> affect </w:t>
-        </w:r>
-        <w:proofErr w:type="gramStart"/>
-        <w:r>
-          <w:t>humans</w:t>
-        </w:r>
-      </w:ins>
-      <w:proofErr w:type="gramEnd"/>
-      <w:ins w:id="129" w:author="Kelsey McCune" w:date="2026-04-01T10:47:00Z" w16du:dateUtc="2026-04-01T15:47:00Z">
+      <w:ins w:id="141" w:author="Kelsey McCune" w:date="2026-04-01T10:46:00Z" w16du:dateUtc="2026-04-01T15:46:00Z">
+        <w:r>
+          <w:t xml:space="preserve"> affect humans</w:t>
+        </w:r>
+      </w:ins>
+      <w:ins w:id="142" w:author="Kelsey McCune" w:date="2026-04-01T10:47:00Z" w16du:dateUtc="2026-04-01T15:47:00Z">
         <w:r>
           <w:t xml:space="preserve"> so the mention of Salmonella and e coli below doesn’t come out of nowhere.</w:t>
         </w:r>
@@ -933,30 +1133,30 @@
     <w:p>
       <w:pPr>
         <w:rPr>
-          <w:ins w:id="130" w:author="Kelsey McCune" w:date="2026-04-01T10:41:00Z" w16du:dateUtc="2026-04-01T15:41:00Z"/>
+          <w:ins w:id="143" w:author="Kelsey McCune" w:date="2026-04-01T10:41:00Z" w16du:dateUtc="2026-04-01T15:41:00Z"/>
         </w:rPr>
       </w:pPr>
-      <w:ins w:id="131" w:author="Alex Fisher" w:date="2026-03-31T15:26:00Z">
+      <w:ins w:id="144" w:author="Alex Fisher" w:date="2026-03-31T15:26:00Z">
         <w:r>
           <w:t>Bird feeders aggregate wild birds at irregular densities, increasing both direct contact rates between individuals and fecal-oral transmission of bacterial pathogens among individuals and species (Becker and Hall 2014; Becker et al. 2015)</w:t>
         </w:r>
       </w:ins>
-      <w:ins w:id="132" w:author="Alex Fisher" w:date="2026-03-31T12:35:00Z">
+      <w:ins w:id="145" w:author="Alex Fisher" w:date="2026-03-31T12:35:00Z">
         <w:r>
           <w:t>.</w:t>
         </w:r>
       </w:ins>
-      <w:ins w:id="133" w:author="Kelsey McCune" w:date="2026-04-01T10:20:00Z" w16du:dateUtc="2026-04-01T15:20:00Z">
+      <w:ins w:id="146" w:author="Kelsey McCune" w:date="2026-04-01T10:20:00Z" w16du:dateUtc="2026-04-01T15:20:00Z">
         <w:r>
           <w:t xml:space="preserve"> Maybe an ex</w:t>
         </w:r>
       </w:ins>
-      <w:ins w:id="134" w:author="Kelsey McCune" w:date="2026-04-01T10:21:00Z" w16du:dateUtc="2026-04-01T15:21:00Z">
+      <w:ins w:id="147" w:author="Kelsey McCune" w:date="2026-04-01T10:21:00Z" w16du:dateUtc="2026-04-01T15:21:00Z">
         <w:r>
           <w:t>ample here of a study that found higher bird densities at feeders and higher prevalence of disease?</w:t>
         </w:r>
       </w:ins>
-      <w:ins w:id="135" w:author="Kelsey McCune" w:date="2026-04-01T10:45:00Z" w16du:dateUtc="2026-04-01T15:45:00Z">
+      <w:ins w:id="148" w:author="Kelsey McCune" w:date="2026-04-01T10:45:00Z" w16du:dateUtc="2026-04-01T15:45:00Z">
         <w:r>
           <w:t xml:space="preserve"> And content about contact frequency that you have below in the last paragraph can go here as well.</w:t>
         </w:r>
@@ -965,26 +1165,26 @@
     <w:p>
       <w:pPr>
         <w:rPr>
-          <w:ins w:id="136" w:author="Alex Fisher" w:date="2026-03-31T12:45:00Z" w16du:dateUtc="2026-03-31T17:45:00Z"/>
+          <w:ins w:id="149" w:author="Alex Fisher" w:date="2026-03-31T12:45:00Z" w16du:dateUtc="2026-03-31T17:45:00Z"/>
         </w:rPr>
       </w:pPr>
-      <w:ins w:id="137" w:author="Alex Fisher" w:date="2026-03-31T12:35:00Z">
-        <w:del w:id="138" w:author="Kelsey McCune" w:date="2026-04-01T10:41:00Z" w16du:dateUtc="2026-04-01T15:41:00Z">
+      <w:ins w:id="150" w:author="Alex Fisher" w:date="2026-03-31T12:35:00Z">
+        <w:del w:id="151" w:author="Kelsey McCune" w:date="2026-04-01T10:41:00Z" w16du:dateUtc="2026-04-01T15:41:00Z">
           <w:r>
             <w:delText xml:space="preserve"> </w:delText>
           </w:r>
         </w:del>
-        <w:commentRangeStart w:id="139"/>
+        <w:commentRangeStart w:id="152"/>
         <w:r>
           <w:t xml:space="preserve">Backyard poultry can further compound this risk, as chickens </w:t>
         </w:r>
       </w:ins>
-      <w:ins w:id="140" w:author="Alex Fisher" w:date="2026-03-31T12:40:00Z" w16du:dateUtc="2026-03-31T17:40:00Z">
+      <w:ins w:id="153" w:author="Alex Fisher" w:date="2026-03-31T12:40:00Z" w16du:dateUtc="2026-03-31T17:40:00Z">
         <w:r>
           <w:t>are known</w:t>
         </w:r>
       </w:ins>
-      <w:ins w:id="141" w:author="Alex Fisher" w:date="2026-03-31T12:35:00Z">
+      <w:ins w:id="154" w:author="Alex Fisher" w:date="2026-03-31T12:35:00Z">
         <w:r>
           <w:t xml:space="preserve"> reservoirs for </w:t>
         </w:r>
@@ -1009,33 +1209,35 @@
           <w:t xml:space="preserve">, </w:t>
         </w:r>
       </w:ins>
-      <w:ins w:id="142" w:author="Alex Fisher" w:date="2026-03-31T12:42:00Z" w16du:dateUtc="2026-03-31T17:42:00Z">
+      <w:ins w:id="155" w:author="Alex Fisher" w:date="2026-03-31T12:42:00Z" w16du:dateUtc="2026-03-31T17:42:00Z">
         <w:r>
           <w:t>and can</w:t>
         </w:r>
       </w:ins>
-      <w:ins w:id="143" w:author="Alex Fisher" w:date="2026-03-31T12:35:00Z">
+      <w:ins w:id="156" w:author="Alex Fisher" w:date="2026-03-31T12:35:00Z">
         <w:r>
           <w:t xml:space="preserve"> amplify pathogen persistence in the environment </w:t>
         </w:r>
       </w:ins>
-      <w:commentRangeEnd w:id="139"/>
+      <w:commentRangeEnd w:id="152"/>
       <w:r>
         <w:rPr>
           <w:rStyle w:val="CommentReference"/>
-        </w:rPr>
-        <w:commentReference w:id="139"/>
-      </w:r>
-      <w:ins w:id="144" w:author="Alex Fisher" w:date="2026-03-31T12:35:00Z">
+          <w:sz w:val="24"/>
+          <w:szCs w:val="24"/>
+        </w:rPr>
+        <w:commentReference w:id="152"/>
+      </w:r>
+      <w:ins w:id="157" w:author="Alex Fisher" w:date="2026-03-31T12:35:00Z">
         <w:r>
           <w:t xml:space="preserve">and </w:t>
         </w:r>
       </w:ins>
-      <w:ins w:id="145" w:author="Alex Fisher" w:date="2026-03-31T12:42:00Z" w16du:dateUtc="2026-03-31T17:42:00Z">
+      <w:ins w:id="158" w:author="Alex Fisher" w:date="2026-03-31T12:42:00Z" w16du:dateUtc="2026-03-31T17:42:00Z">
         <w:r>
           <w:t>allow</w:t>
         </w:r>
-        <w:del w:id="146" w:author="Kelsey McCune" w:date="2026-04-01T10:13:00Z" w16du:dateUtc="2026-04-01T15:13:00Z">
+        <w:del w:id="159" w:author="Kelsey McCune" w:date="2026-04-01T10:13:00Z" w16du:dateUtc="2026-04-01T15:13:00Z">
           <w:r>
             <w:delText>ing</w:delText>
           </w:r>
@@ -1044,60 +1246,62 @@
           <w:t xml:space="preserve"> for possible</w:t>
         </w:r>
       </w:ins>
-      <w:ins w:id="147" w:author="Alex Fisher" w:date="2026-03-31T12:35:00Z">
+      <w:ins w:id="160" w:author="Alex Fisher" w:date="2026-03-31T12:35:00Z">
         <w:r>
           <w:t xml:space="preserve"> spillover to wild birds, humans, and other domestic animals (Larsen et al. 2022). Salmonellosis is responsible for hundreds of documented wild bird mortality events (Hall and Saito 2008) and has been linked to human illness through contact with contaminated </w:t>
         </w:r>
-        <w:commentRangeStart w:id="148"/>
+        <w:commentRangeStart w:id="161"/>
         <w:r>
           <w:t>feeders and wild songbirds (Patel et al. 202</w:t>
         </w:r>
       </w:ins>
-      <w:ins w:id="149" w:author="Alex Fisher" w:date="2026-03-31T13:26:00Z" w16du:dateUtc="2026-03-31T18:26:00Z">
+      <w:ins w:id="162" w:author="Alex Fisher" w:date="2026-03-31T13:26:00Z" w16du:dateUtc="2026-03-31T18:26:00Z">
         <w:r>
           <w:t>1</w:t>
         </w:r>
       </w:ins>
-      <w:ins w:id="150" w:author="Alex Fisher" w:date="2026-03-31T12:35:00Z">
+      <w:ins w:id="163" w:author="Alex Fisher" w:date="2026-03-31T12:35:00Z">
         <w:r>
           <w:t>)</w:t>
         </w:r>
       </w:ins>
-      <w:ins w:id="151" w:author="Kelsey McCune" w:date="2026-04-01T10:23:00Z" w16du:dateUtc="2026-04-01T15:23:00Z">
+      <w:ins w:id="164" w:author="Kelsey McCune" w:date="2026-04-01T10:23:00Z" w16du:dateUtc="2026-04-01T15:23:00Z">
         <w:r>
           <w:t>, as well as backyard poultry (</w:t>
         </w:r>
       </w:ins>
-      <w:ins w:id="152" w:author="Kelsey McCune" w:date="2026-04-01T10:28:00Z" w16du:dateUtc="2026-04-01T15:28:00Z">
+      <w:ins w:id="165" w:author="Kelsey McCune" w:date="2026-04-01T10:28:00Z" w16du:dateUtc="2026-04-01T15:28:00Z">
         <w:r>
           <w:t>CDC, 2025)</w:t>
         </w:r>
       </w:ins>
-      <w:ins w:id="153" w:author="Alex Fisher" w:date="2026-03-31T12:35:00Z">
+      <w:ins w:id="166" w:author="Alex Fisher" w:date="2026-03-31T12:35:00Z">
         <w:r>
           <w:t xml:space="preserve">. </w:t>
         </w:r>
       </w:ins>
-      <w:commentRangeEnd w:id="148"/>
-      <w:del w:id="154" w:author="Kelsey McCune" w:date="2026-04-01T10:00:00Z" w16du:dateUtc="2026-04-01T15:00:00Z">
+      <w:commentRangeEnd w:id="161"/>
+      <w:del w:id="167" w:author="Kelsey McCune" w:date="2026-04-01T10:00:00Z" w16du:dateUtc="2026-04-01T15:00:00Z">
         <w:r>
           <w:rPr>
             <w:rStyle w:val="CommentReference"/>
-          </w:rPr>
-          <w:commentReference w:id="148"/>
+            <w:sz w:val="24"/>
+            <w:szCs w:val="24"/>
+          </w:rPr>
+          <w:commentReference w:id="161"/>
         </w:r>
       </w:del>
-      <w:ins w:id="155" w:author="Alex Fisher" w:date="2026-03-31T12:35:00Z">
+      <w:ins w:id="168" w:author="Alex Fisher" w:date="2026-03-31T12:35:00Z">
         <w:r>
           <w:t>The combined proximity of human dwellings, bird feeders, and chicken housing may render these interacting factors a concern for public and wildlife health.</w:t>
         </w:r>
       </w:ins>
-      <w:ins w:id="156" w:author="Alex Fisher" w:date="2026-03-31T12:41:00Z" w16du:dateUtc="2026-03-31T17:41:00Z">
+      <w:ins w:id="169" w:author="Alex Fisher" w:date="2026-03-31T12:41:00Z" w16du:dateUtc="2026-03-31T17:41:00Z">
         <w:r>
           <w:t xml:space="preserve"> </w:t>
         </w:r>
       </w:ins>
-      <w:ins w:id="157" w:author="Alex Fisher" w:date="2026-03-31T12:45:00Z" w16du:dateUtc="2026-03-31T17:45:00Z">
+      <w:ins w:id="170" w:author="Alex Fisher" w:date="2026-03-31T12:45:00Z" w16du:dateUtc="2026-03-31T17:45:00Z">
         <w:r>
           <w:br/>
         </w:r>
@@ -1106,24 +1310,24 @@
     <w:p>
       <w:pPr>
         <w:rPr>
-          <w:ins w:id="158" w:author="Alex Fisher" w:date="2026-03-31T12:45:00Z"/>
+          <w:ins w:id="171" w:author="Alex Fisher" w:date="2026-03-31T12:45:00Z"/>
           <w:color w:val="000000" w:themeColor="text1"/>
           <w:sz w:val="13"/>
           <w:szCs w:val="13"/>
-          <w:rPrChange w:id="159" w:author="Alex Fisher" w:date="2026-03-31T12:45:00Z" w16du:dateUtc="2026-03-31T17:45:00Z">
+          <w:rPrChange w:id="172" w:author="Alex Fisher" w:date="2026-03-31T12:45:00Z" w16du:dateUtc="2026-03-31T17:45:00Z">
             <w:rPr>
-              <w:ins w:id="160" w:author="Alex Fisher" w:date="2026-03-31T12:45:00Z"/>
+              <w:ins w:id="173" w:author="Alex Fisher" w:date="2026-03-31T12:45:00Z"/>
             </w:rPr>
           </w:rPrChange>
         </w:rPr>
       </w:pPr>
-      <w:ins w:id="161" w:author="Alex Fisher" w:date="2026-03-31T12:45:00Z" w16du:dateUtc="2026-03-31T17:45:00Z">
+      <w:ins w:id="174" w:author="Alex Fisher" w:date="2026-03-31T12:45:00Z" w16du:dateUtc="2026-03-31T17:45:00Z">
         <w:r>
           <w:rPr>
             <w:color w:val="000000" w:themeColor="text1"/>
             <w:sz w:val="13"/>
             <w:szCs w:val="13"/>
-            <w:rPrChange w:id="162" w:author="Alex Fisher" w:date="2026-03-31T12:45:00Z" w16du:dateUtc="2026-03-31T17:45:00Z">
+            <w:rPrChange w:id="175" w:author="Alex Fisher" w:date="2026-03-31T12:45:00Z" w16du:dateUtc="2026-03-31T17:45:00Z">
               <w:rPr/>
             </w:rPrChange>
           </w:rPr>
@@ -1135,20 +1339,20 @@
             <w:color w:val="000000" w:themeColor="text1"/>
             <w:sz w:val="13"/>
             <w:szCs w:val="13"/>
-            <w:rPrChange w:id="163" w:author="Alex Fisher" w:date="2026-03-31T12:45:00Z" w16du:dateUtc="2026-03-31T17:45:00Z">
+            <w:rPrChange w:id="176" w:author="Alex Fisher" w:date="2026-03-31T12:45:00Z" w16du:dateUtc="2026-03-31T17:45:00Z">
               <w:rPr/>
             </w:rPrChange>
           </w:rPr>
           <w:br/>
         </w:r>
       </w:ins>
-      <w:ins w:id="164" w:author="Alex Fisher" w:date="2026-03-31T12:45:00Z">
+      <w:ins w:id="177" w:author="Alex Fisher" w:date="2026-03-31T12:45:00Z">
         <w:r>
           <w:rPr>
             <w:color w:val="000000" w:themeColor="text1"/>
             <w:sz w:val="13"/>
             <w:szCs w:val="13"/>
-            <w:rPrChange w:id="165" w:author="Alex Fisher" w:date="2026-03-31T12:45:00Z" w16du:dateUtc="2026-03-31T17:45:00Z">
+            <w:rPrChange w:id="178" w:author="Alex Fisher" w:date="2026-03-31T12:45:00Z" w16du:dateUtc="2026-03-31T17:45:00Z">
               <w:rPr/>
             </w:rPrChange>
           </w:rPr>
@@ -1161,7 +1365,7 @@
             <w:color w:val="000000" w:themeColor="text1"/>
             <w:sz w:val="13"/>
             <w:szCs w:val="13"/>
-            <w:rPrChange w:id="166" w:author="Alex Fisher" w:date="2026-03-31T12:45:00Z" w16du:dateUtc="2026-03-31T17:45:00Z">
+            <w:rPrChange w:id="179" w:author="Alex Fisher" w:date="2026-03-31T12:45:00Z" w16du:dateUtc="2026-03-31T17:45:00Z">
               <w:rPr>
                 <w:i/>
                 <w:iCs/>
@@ -1175,7 +1379,7 @@
             <w:color w:val="000000" w:themeColor="text1"/>
             <w:sz w:val="13"/>
             <w:szCs w:val="13"/>
-            <w:rPrChange w:id="167" w:author="Alex Fisher" w:date="2026-03-31T12:45:00Z" w16du:dateUtc="2026-03-31T17:45:00Z">
+            <w:rPrChange w:id="180" w:author="Alex Fisher" w:date="2026-03-31T12:45:00Z" w16du:dateUtc="2026-03-31T17:45:00Z">
               <w:rPr/>
             </w:rPrChange>
           </w:rPr>
@@ -1186,47 +1390,23 @@
     <w:p>
       <w:pPr>
         <w:rPr>
-          <w:ins w:id="168" w:author="Kelsey McCune" w:date="2026-04-01T10:29:00Z" w16du:dateUtc="2026-04-01T15:29:00Z"/>
+          <w:ins w:id="181" w:author="Kelsey McCune" w:date="2026-04-01T10:29:00Z" w16du:dateUtc="2026-04-01T15:29:00Z"/>
           <w:color w:val="000000" w:themeColor="text1"/>
           <w:sz w:val="13"/>
           <w:szCs w:val="13"/>
         </w:rPr>
       </w:pPr>
-      <w:ins w:id="169" w:author="Alex Fisher" w:date="2026-03-31T12:45:00Z">
+      <w:ins w:id="182" w:author="Alex Fisher" w:date="2026-03-31T12:45:00Z">
         <w:r>
           <w:rPr>
             <w:color w:val="000000" w:themeColor="text1"/>
             <w:sz w:val="13"/>
             <w:szCs w:val="13"/>
-            <w:rPrChange w:id="170" w:author="Alex Fisher" w:date="2026-03-31T12:45:00Z" w16du:dateUtc="2026-03-31T17:45:00Z">
+            <w:rPrChange w:id="183" w:author="Alex Fisher" w:date="2026-03-31T12:45:00Z" w16du:dateUtc="2026-03-31T17:45:00Z">
               <w:rPr/>
             </w:rPrChange>
           </w:rPr>
-          <w:t xml:space="preserve">Becker, D. J., D. G. </w:t>
-        </w:r>
-        <w:proofErr w:type="spellStart"/>
-        <w:r>
-          <w:rPr>
-            <w:color w:val="000000" w:themeColor="text1"/>
-            <w:sz w:val="13"/>
-            <w:szCs w:val="13"/>
-            <w:rPrChange w:id="171" w:author="Alex Fisher" w:date="2026-03-31T12:45:00Z" w16du:dateUtc="2026-03-31T17:45:00Z">
-              <w:rPr/>
-            </w:rPrChange>
-          </w:rPr>
-          <w:t>Streicker</w:t>
-        </w:r>
-        <w:proofErr w:type="spellEnd"/>
-        <w:r>
-          <w:rPr>
-            <w:color w:val="000000" w:themeColor="text1"/>
-            <w:sz w:val="13"/>
-            <w:szCs w:val="13"/>
-            <w:rPrChange w:id="172" w:author="Alex Fisher" w:date="2026-03-31T12:45:00Z" w16du:dateUtc="2026-03-31T17:45:00Z">
-              <w:rPr/>
-            </w:rPrChange>
-          </w:rPr>
-          <w:t xml:space="preserve">, and S. Altizer. 2015. Linking anthropogenic resources to wildlife-pathogen dynamics: a review and meta-analysis. </w:t>
+          <w:t xml:space="preserve">Becker, D. J., D. G. Streicker, and S. Altizer. 2015. Linking anthropogenic resources to wildlife-pathogen dynamics: a review and meta-analysis. </w:t>
         </w:r>
         <w:r>
           <w:rPr>
@@ -1235,7 +1415,7 @@
             <w:color w:val="000000" w:themeColor="text1"/>
             <w:sz w:val="13"/>
             <w:szCs w:val="13"/>
-            <w:rPrChange w:id="173" w:author="Alex Fisher" w:date="2026-03-31T12:45:00Z" w16du:dateUtc="2026-03-31T17:45:00Z">
+            <w:rPrChange w:id="184" w:author="Alex Fisher" w:date="2026-03-31T12:45:00Z" w16du:dateUtc="2026-03-31T17:45:00Z">
               <w:rPr>
                 <w:i/>
                 <w:iCs/>
@@ -1249,7 +1429,7 @@
             <w:color w:val="000000" w:themeColor="text1"/>
             <w:sz w:val="13"/>
             <w:szCs w:val="13"/>
-            <w:rPrChange w:id="174" w:author="Alex Fisher" w:date="2026-03-31T12:45:00Z" w16du:dateUtc="2026-03-31T17:45:00Z">
+            <w:rPrChange w:id="185" w:author="Alex Fisher" w:date="2026-03-31T12:45:00Z" w16du:dateUtc="2026-03-31T17:45:00Z">
               <w:rPr/>
             </w:rPrChange>
           </w:rPr>
@@ -1262,168 +1442,93 @@
         <w:pStyle w:val="NormalWeb"/>
         <w:ind w:left="567" w:hanging="567"/>
         <w:rPr>
-          <w:ins w:id="175" w:author="Kelsey McCune" w:date="2026-04-01T10:29:00Z" w16du:dateUtc="2026-04-01T15:29:00Z"/>
+          <w:ins w:id="186" w:author="Kelsey McCune" w:date="2026-04-01T10:29:00Z" w16du:dateUtc="2026-04-01T15:29:00Z"/>
+          <w:del w:id="187" w:author="Alex Fisher" w:date="2026-04-06T19:00:00Z" w16du:dateUtc="2026-04-07T00:00:00Z"/>
+          <w:sz w:val="13"/>
+          <w:szCs w:val="13"/>
+          <w:rPrChange w:id="188" w:author="Alex Fisher" w:date="2026-04-01T14:01:00Z" w16du:dateUtc="2026-04-01T19:01:00Z">
+            <w:rPr>
+              <w:ins w:id="189" w:author="Kelsey McCune" w:date="2026-04-01T10:29:00Z" w16du:dateUtc="2026-04-01T15:29:00Z"/>
+              <w:del w:id="190" w:author="Alex Fisher" w:date="2026-04-06T19:00:00Z" w16du:dateUtc="2026-04-07T00:00:00Z"/>
+            </w:rPr>
+          </w:rPrChange>
         </w:rPr>
       </w:pPr>
-      <w:ins w:id="176" w:author="Kelsey McCune" w:date="2026-04-01T10:29:00Z" w16du:dateUtc="2026-04-01T15:29:00Z">
-        <w:r>
+      <w:ins w:id="191" w:author="Kelsey McCune" w:date="2026-04-01T10:29:00Z" w16du:dateUtc="2026-04-01T15:29:00Z">
+        <w:r>
+          <w:rPr>
+            <w:sz w:val="13"/>
+            <w:szCs w:val="13"/>
+            <w:rPrChange w:id="192" w:author="Alex Fisher" w:date="2026-04-01T14:01:00Z" w16du:dateUtc="2026-04-01T19:01:00Z">
+              <w:rPr/>
+            </w:rPrChange>
+          </w:rPr>
           <w:t xml:space="preserve">CDC. (2025, September 29). </w:t>
         </w:r>
         <w:r>
           <w:rPr>
             <w:i/>
             <w:iCs/>
-          </w:rPr>
-          <w:t>Salmonella outbreaks linked to Backyard Poultry</w:t>
-        </w:r>
-        <w:r>
-          <w:t xml:space="preserve">. Salmonella Infection (Salmonellosis). https://www.cdc.gov/salmonella/outbreaks/mbandaka-05-01/ </w:t>
-        </w:r>
-      </w:ins>
-    </w:p>
-    <w:p>
-      <w:pPr>
-        <w:rPr>
-          <w:ins w:id="177" w:author="Alex Fisher" w:date="2026-03-31T12:45:00Z"/>
-          <w:color w:val="000000" w:themeColor="text1"/>
-          <w:sz w:val="13"/>
-          <w:szCs w:val="13"/>
-          <w:rPrChange w:id="178" w:author="Alex Fisher" w:date="2026-03-31T12:45:00Z" w16du:dateUtc="2026-03-31T17:45:00Z">
-            <w:rPr>
-              <w:ins w:id="179" w:author="Alex Fisher" w:date="2026-03-31T12:45:00Z"/>
-            </w:rPr>
-          </w:rPrChange>
-        </w:rPr>
-      </w:pPr>
-    </w:p>
-    <w:p>
-      <w:pPr>
-        <w:rPr>
-          <w:ins w:id="180" w:author="Alex Fisher" w:date="2026-03-31T12:45:00Z"/>
-          <w:color w:val="000000" w:themeColor="text1"/>
-          <w:sz w:val="13"/>
-          <w:szCs w:val="13"/>
-          <w:rPrChange w:id="181" w:author="Alex Fisher" w:date="2026-03-31T12:45:00Z" w16du:dateUtc="2026-03-31T17:45:00Z">
-            <w:rPr>
-              <w:ins w:id="182" w:author="Alex Fisher" w:date="2026-03-31T12:45:00Z"/>
-            </w:rPr>
-          </w:rPrChange>
-        </w:rPr>
-      </w:pPr>
-      <w:ins w:id="183" w:author="Alex Fisher" w:date="2026-03-31T12:45:00Z">
-        <w:r>
-          <w:rPr>
-            <w:color w:val="000000" w:themeColor="text1"/>
-            <w:sz w:val="13"/>
-            <w:szCs w:val="13"/>
-            <w:rPrChange w:id="184" w:author="Alex Fisher" w:date="2026-03-31T12:45:00Z" w16du:dateUtc="2026-03-31T17:45:00Z">
-              <w:rPr/>
-            </w:rPrChange>
-          </w:rPr>
-          <w:t xml:space="preserve">Hall, A. J., and E. K. Saito. 2008. Avian wildlife mortality events due to salmonellosis in the United States, 1985–2004. </w:t>
-        </w:r>
-        <w:r>
-          <w:rPr>
-            <w:i/>
-            <w:iCs/>
-            <w:color w:val="000000" w:themeColor="text1"/>
-            <w:sz w:val="13"/>
-            <w:szCs w:val="13"/>
-            <w:rPrChange w:id="185" w:author="Alex Fisher" w:date="2026-03-31T12:45:00Z" w16du:dateUtc="2026-03-31T17:45:00Z">
+            <w:sz w:val="13"/>
+            <w:szCs w:val="13"/>
+            <w:rPrChange w:id="193" w:author="Alex Fisher" w:date="2026-04-01T14:01:00Z" w16du:dateUtc="2026-04-01T19:01:00Z">
               <w:rPr>
                 <w:i/>
                 <w:iCs/>
               </w:rPr>
             </w:rPrChange>
           </w:rPr>
-          <w:t>Journal of Wildlife Diseases</w:t>
-        </w:r>
-        <w:r>
-          <w:rPr>
-            <w:color w:val="000000" w:themeColor="text1"/>
-            <w:sz w:val="13"/>
-            <w:szCs w:val="13"/>
-            <w:rPrChange w:id="186" w:author="Alex Fisher" w:date="2026-03-31T12:45:00Z" w16du:dateUtc="2026-03-31T17:45:00Z">
+          <w:t>Salmonella outbreaks linked to Backyard Poultry</w:t>
+        </w:r>
+        <w:r>
+          <w:rPr>
+            <w:sz w:val="13"/>
+            <w:szCs w:val="13"/>
+            <w:rPrChange w:id="194" w:author="Alex Fisher" w:date="2026-04-01T14:01:00Z" w16du:dateUtc="2026-04-01T19:01:00Z">
               <w:rPr/>
             </w:rPrChange>
           </w:rPr>
-          <w:t xml:space="preserve"> 44:585–593.</w:t>
+          <w:t xml:space="preserve">. Salmonella Infection (Salmonellosis). https://www.cdc.gov/salmonella/outbreaks/mbandaka-05-01/ </w:t>
         </w:r>
       </w:ins>
     </w:p>
     <w:p>
       <w:pPr>
-        <w:rPr>
-          <w:ins w:id="187" w:author="Alex Fisher" w:date="2026-03-31T12:45:00Z"/>
+        <w:pStyle w:val="NormalWeb"/>
+        <w:ind w:left="567" w:hanging="567"/>
+        <w:rPr>
+          <w:ins w:id="195" w:author="Alex Fisher" w:date="2026-03-31T12:45:00Z"/>
+        </w:rPr>
+        <w:pPrChange w:id="196" w:author="Alex Fisher" w:date="2026-04-06T19:00:00Z" w16du:dateUtc="2026-04-07T00:00:00Z">
+          <w:pPr/>
+        </w:pPrChange>
+      </w:pPr>
+    </w:p>
+    <w:p>
+      <w:pPr>
+        <w:rPr>
+          <w:ins w:id="197" w:author="Alex Fisher" w:date="2026-03-31T12:45:00Z"/>
           <w:color w:val="000000" w:themeColor="text1"/>
           <w:sz w:val="13"/>
           <w:szCs w:val="13"/>
-          <w:rPrChange w:id="188" w:author="Alex Fisher" w:date="2026-03-31T12:45:00Z" w16du:dateUtc="2026-03-31T17:45:00Z">
+          <w:rPrChange w:id="198" w:author="Alex Fisher" w:date="2026-03-31T12:45:00Z" w16du:dateUtc="2026-03-31T17:45:00Z">
             <w:rPr>
-              <w:ins w:id="189" w:author="Alex Fisher" w:date="2026-03-31T12:45:00Z"/>
+              <w:ins w:id="199" w:author="Alex Fisher" w:date="2026-03-31T12:45:00Z"/>
             </w:rPr>
           </w:rPrChange>
         </w:rPr>
       </w:pPr>
-      <w:ins w:id="190" w:author="Alex Fisher" w:date="2026-03-31T12:45:00Z">
+      <w:ins w:id="200" w:author="Alex Fisher" w:date="2026-03-31T12:45:00Z">
         <w:r>
           <w:rPr>
             <w:color w:val="000000" w:themeColor="text1"/>
             <w:sz w:val="13"/>
             <w:szCs w:val="13"/>
-            <w:rPrChange w:id="191" w:author="Alex Fisher" w:date="2026-03-31T12:45:00Z" w16du:dateUtc="2026-03-31T17:45:00Z">
+            <w:rPrChange w:id="201" w:author="Alex Fisher" w:date="2026-03-31T12:45:00Z" w16du:dateUtc="2026-03-31T17:45:00Z">
               <w:rPr/>
             </w:rPrChange>
           </w:rPr>
-          <w:t xml:space="preserve">Jones, K. E., N. G. Patel, M. A. Levy, A. </w:t>
-        </w:r>
-        <w:proofErr w:type="spellStart"/>
-        <w:r>
-          <w:rPr>
-            <w:color w:val="000000" w:themeColor="text1"/>
-            <w:sz w:val="13"/>
-            <w:szCs w:val="13"/>
-            <w:rPrChange w:id="192" w:author="Alex Fisher" w:date="2026-03-31T12:45:00Z" w16du:dateUtc="2026-03-31T17:45:00Z">
-              <w:rPr/>
-            </w:rPrChange>
-          </w:rPr>
-          <w:t>Storeygard</w:t>
-        </w:r>
-        <w:proofErr w:type="spellEnd"/>
-        <w:r>
-          <w:rPr>
-            <w:color w:val="000000" w:themeColor="text1"/>
-            <w:sz w:val="13"/>
-            <w:szCs w:val="13"/>
-            <w:rPrChange w:id="193" w:author="Alex Fisher" w:date="2026-03-31T12:45:00Z" w16du:dateUtc="2026-03-31T17:45:00Z">
-              <w:rPr/>
-            </w:rPrChange>
-          </w:rPr>
-          <w:t xml:space="preserve">, D. Balk, J. L. Gittleman, and P. </w:t>
-        </w:r>
-        <w:proofErr w:type="spellStart"/>
-        <w:r>
-          <w:rPr>
-            <w:color w:val="000000" w:themeColor="text1"/>
-            <w:sz w:val="13"/>
-            <w:szCs w:val="13"/>
-            <w:rPrChange w:id="194" w:author="Alex Fisher" w:date="2026-03-31T12:45:00Z" w16du:dateUtc="2026-03-31T17:45:00Z">
-              <w:rPr/>
-            </w:rPrChange>
-          </w:rPr>
-          <w:t>Daszak</w:t>
-        </w:r>
-        <w:proofErr w:type="spellEnd"/>
-        <w:r>
-          <w:rPr>
-            <w:color w:val="000000" w:themeColor="text1"/>
-            <w:sz w:val="13"/>
-            <w:szCs w:val="13"/>
-            <w:rPrChange w:id="195" w:author="Alex Fisher" w:date="2026-03-31T12:45:00Z" w16du:dateUtc="2026-03-31T17:45:00Z">
-              <w:rPr/>
-            </w:rPrChange>
-          </w:rPr>
-          <w:t xml:space="preserve">. 2008. Global trends in emerging infectious diseases. </w:t>
+          <w:t xml:space="preserve">Hall, A. J., and E. K. Saito. 2008. Avian wildlife mortality events due to salmonellosis in the United States, 1985–2004. </w:t>
         </w:r>
         <w:r>
           <w:rPr>
@@ -1432,45 +1537,53 @@
             <w:color w:val="000000" w:themeColor="text1"/>
             <w:sz w:val="13"/>
             <w:szCs w:val="13"/>
-            <w:rPrChange w:id="196" w:author="Alex Fisher" w:date="2026-03-31T12:45:00Z" w16du:dateUtc="2026-03-31T17:45:00Z">
+            <w:rPrChange w:id="202" w:author="Alex Fisher" w:date="2026-03-31T12:45:00Z" w16du:dateUtc="2026-03-31T17:45:00Z">
               <w:rPr>
                 <w:i/>
                 <w:iCs/>
               </w:rPr>
             </w:rPrChange>
           </w:rPr>
-          <w:t>Nature</w:t>
+          <w:t>Journal of Wildlife Diseases</w:t>
         </w:r>
         <w:r>
           <w:rPr>
             <w:color w:val="000000" w:themeColor="text1"/>
             <w:sz w:val="13"/>
             <w:szCs w:val="13"/>
-            <w:rPrChange w:id="197" w:author="Alex Fisher" w:date="2026-03-31T12:45:00Z" w16du:dateUtc="2026-03-31T17:45:00Z">
+            <w:rPrChange w:id="203" w:author="Alex Fisher" w:date="2026-03-31T12:45:00Z" w16du:dateUtc="2026-03-31T17:45:00Z">
               <w:rPr/>
             </w:rPrChange>
           </w:rPr>
-          <w:t xml:space="preserve"> 451:990–993.</w:t>
+          <w:t xml:space="preserve"> 44:585–593.</w:t>
         </w:r>
       </w:ins>
     </w:p>
     <w:p>
       <w:pPr>
         <w:rPr>
-          <w:ins w:id="198" w:author="Alex Fisher" w:date="2026-03-31T12:48:00Z"/>
+          <w:ins w:id="204" w:author="Alex Fisher" w:date="2026-03-31T12:45:00Z"/>
           <w:color w:val="000000" w:themeColor="text1"/>
           <w:sz w:val="13"/>
           <w:szCs w:val="13"/>
+          <w:rPrChange w:id="205" w:author="Alex Fisher" w:date="2026-03-31T12:45:00Z" w16du:dateUtc="2026-03-31T17:45:00Z">
+            <w:rPr>
+              <w:ins w:id="206" w:author="Alex Fisher" w:date="2026-03-31T12:45:00Z"/>
+            </w:rPr>
+          </w:rPrChange>
         </w:rPr>
       </w:pPr>
-      <w:ins w:id="199" w:author="Alex Fisher" w:date="2026-03-31T12:48:00Z">
+      <w:ins w:id="207" w:author="Alex Fisher" w:date="2026-03-31T12:45:00Z">
         <w:r>
           <w:rPr>
             <w:color w:val="000000" w:themeColor="text1"/>
             <w:sz w:val="13"/>
             <w:szCs w:val="13"/>
-          </w:rPr>
-          <w:t xml:space="preserve">Larsen, K. M., DeCicco, M., Hood, K., &amp; Etter, A. J. (2022). Salmonella enterica frequency in backyard chickens in Vermont and biosecurity knowledge and practices of owners. </w:t>
+            <w:rPrChange w:id="208" w:author="Alex Fisher" w:date="2026-03-31T12:45:00Z" w16du:dateUtc="2026-03-31T17:45:00Z">
+              <w:rPr/>
+            </w:rPrChange>
+          </w:rPr>
+          <w:t xml:space="preserve">Jones, K. E., N. G. Patel, M. A. Levy, A. Storeygard, D. Balk, J. L. Gittleman, and P. Daszak. 2008. Global trends in emerging infectious diseases. </w:t>
         </w:r>
         <w:r>
           <w:rPr>
@@ -1479,16 +1592,45 @@
             <w:color w:val="000000" w:themeColor="text1"/>
             <w:sz w:val="13"/>
             <w:szCs w:val="13"/>
-          </w:rPr>
-          <w:t>Frontiers in Veterinary Science</w:t>
+            <w:rPrChange w:id="209" w:author="Alex Fisher" w:date="2026-03-31T12:45:00Z" w16du:dateUtc="2026-03-31T17:45:00Z">
+              <w:rPr>
+                <w:i/>
+                <w:iCs/>
+              </w:rPr>
+            </w:rPrChange>
+          </w:rPr>
+          <w:t>Nature</w:t>
         </w:r>
         <w:r>
           <w:rPr>
             <w:color w:val="000000" w:themeColor="text1"/>
             <w:sz w:val="13"/>
             <w:szCs w:val="13"/>
-          </w:rPr>
-          <w:t xml:space="preserve">, </w:t>
+            <w:rPrChange w:id="210" w:author="Alex Fisher" w:date="2026-03-31T12:45:00Z" w16du:dateUtc="2026-03-31T17:45:00Z">
+              <w:rPr/>
+            </w:rPrChange>
+          </w:rPr>
+          <w:t xml:space="preserve"> 451:990–993.</w:t>
+        </w:r>
+      </w:ins>
+    </w:p>
+    <w:p>
+      <w:pPr>
+        <w:rPr>
+          <w:ins w:id="211" w:author="Alex Fisher" w:date="2026-03-31T12:48:00Z"/>
+          <w:color w:val="000000" w:themeColor="text1"/>
+          <w:sz w:val="13"/>
+          <w:szCs w:val="13"/>
+        </w:rPr>
+      </w:pPr>
+      <w:ins w:id="212" w:author="Alex Fisher" w:date="2026-03-31T12:48:00Z">
+        <w:r>
+          <w:rPr>
+            <w:color w:val="000000" w:themeColor="text1"/>
+            <w:sz w:val="13"/>
+            <w:szCs w:val="13"/>
+          </w:rPr>
+          <w:t xml:space="preserve">Larsen, K. M., DeCicco, M., Hood, K., &amp; Etter, A. J. (2022). Salmonella enterica frequency in backyard chickens in Vermont and biosecurity knowledge and practices of owners. </w:t>
         </w:r>
         <w:r>
           <w:rPr>
@@ -1498,6 +1640,24 @@
             <w:sz w:val="13"/>
             <w:szCs w:val="13"/>
           </w:rPr>
+          <w:t>Frontiers in Veterinary Science</w:t>
+        </w:r>
+        <w:r>
+          <w:rPr>
+            <w:color w:val="000000" w:themeColor="text1"/>
+            <w:sz w:val="13"/>
+            <w:szCs w:val="13"/>
+          </w:rPr>
+          <w:t xml:space="preserve">, </w:t>
+        </w:r>
+        <w:r>
+          <w:rPr>
+            <w:i/>
+            <w:iCs/>
+            <w:color w:val="000000" w:themeColor="text1"/>
+            <w:sz w:val="13"/>
+            <w:szCs w:val="13"/>
+          </w:rPr>
           <w:t>9</w:t>
         </w:r>
         <w:r>
@@ -1513,61 +1673,25 @@
     <w:p>
       <w:pPr>
         <w:rPr>
-          <w:ins w:id="200" w:author="Alex Fisher" w:date="2026-03-31T12:35:00Z" w16du:dateUtc="2026-03-31T17:35:00Z"/>
+          <w:ins w:id="213" w:author="Alex Fisher" w:date="2026-03-31T12:35:00Z" w16du:dateUtc="2026-03-31T17:35:00Z"/>
           <w:color w:val="000000" w:themeColor="text1"/>
           <w:sz w:val="13"/>
           <w:szCs w:val="13"/>
-          <w:rPrChange w:id="201" w:author="Alex Fisher" w:date="2026-03-31T15:53:00Z" w16du:dateUtc="2026-03-31T20:53:00Z">
+          <w:rPrChange w:id="214" w:author="Alex Fisher" w:date="2026-03-31T15:53:00Z" w16du:dateUtc="2026-03-31T20:53:00Z">
             <w:rPr>
-              <w:ins w:id="202" w:author="Alex Fisher" w:date="2026-03-31T12:35:00Z" w16du:dateUtc="2026-03-31T17:35:00Z"/>
+              <w:ins w:id="215" w:author="Alex Fisher" w:date="2026-03-31T12:35:00Z" w16du:dateUtc="2026-03-31T17:35:00Z"/>
             </w:rPr>
           </w:rPrChange>
         </w:rPr>
       </w:pPr>
-      <w:ins w:id="203" w:author="Alex Fisher" w:date="2026-03-31T13:19:00Z">
+      <w:ins w:id="216" w:author="Alex Fisher" w:date="2026-03-31T13:19:00Z">
         <w:r>
           <w:rPr>
             <w:color w:val="000000" w:themeColor="text1"/>
             <w:sz w:val="13"/>
             <w:szCs w:val="13"/>
           </w:rPr>
-          <w:t xml:space="preserve">Patel, K., Stapleton, G. S., </w:t>
-        </w:r>
-        <w:proofErr w:type="spellStart"/>
-        <w:r>
-          <w:rPr>
-            <w:color w:val="000000" w:themeColor="text1"/>
-            <w:sz w:val="13"/>
-            <w:szCs w:val="13"/>
-          </w:rPr>
-          <w:t>Trevejo</w:t>
-        </w:r>
-        <w:proofErr w:type="spellEnd"/>
-        <w:r>
-          <w:rPr>
-            <w:color w:val="000000" w:themeColor="text1"/>
-            <w:sz w:val="13"/>
-            <w:szCs w:val="13"/>
-          </w:rPr>
-          <w:t xml:space="preserve">, R. T., Tellier, W. T., Higa, J., Adams, J. K., Hernandez, S. M., Sanchez, S., Nemeth, N. M., Debess, E. E., Rogers, K. H., Mete, A., Watson, K. D., Foss, L., Low, M. S. F., </w:t>
-        </w:r>
-        <w:proofErr w:type="spellStart"/>
-        <w:r>
-          <w:rPr>
-            <w:color w:val="000000" w:themeColor="text1"/>
-            <w:sz w:val="13"/>
-            <w:szCs w:val="13"/>
-          </w:rPr>
-          <w:t>Gollarza</w:t>
-        </w:r>
-        <w:proofErr w:type="spellEnd"/>
-        <w:r>
-          <w:rPr>
-            <w:color w:val="000000" w:themeColor="text1"/>
-            <w:sz w:val="13"/>
-            <w:szCs w:val="13"/>
-          </w:rPr>
-          <w:t xml:space="preserve">, L., &amp; Nichols, M. (2023). Human Salmonellosis Outbreak Linked to </w:t>
+          <w:t xml:space="preserve">Patel, K., Stapleton, G. S., Trevejo, R. T., Tellier, W. T., Higa, J., Adams, J. K., Hernandez, S. M., Sanchez, S., Nemeth, N. M., Debess, E. E., Rogers, K. H., Mete, A., Watson, K. D., Foss, L., Low, M. S. F., Gollarza, L., &amp; Nichols, M. (2023). Human Salmonellosis Outbreak Linked to </w:t>
         </w:r>
         <w:r>
           <w:rPr>
@@ -1621,7 +1745,88 @@
             <w:sz w:val="13"/>
             <w:szCs w:val="13"/>
           </w:rPr>
-          <w:t>(11). https://doi.org/10.3201/eid2911.230332</w:t>
+          <w:t xml:space="preserve">(11). </w:t>
+        </w:r>
+      </w:ins>
+      <w:ins w:id="217" w:author="Alex Fisher" w:date="2026-04-06T20:22:00Z" w16du:dateUtc="2026-04-07T01:22:00Z">
+        <w:r>
+          <w:rPr>
+            <w:color w:val="000000" w:themeColor="text1"/>
+            <w:sz w:val="13"/>
+            <w:szCs w:val="13"/>
+          </w:rPr>
+          <w:fldChar w:fldCharType="begin"/>
+        </w:r>
+        <w:r>
+          <w:rPr>
+            <w:color w:val="000000" w:themeColor="text1"/>
+            <w:sz w:val="13"/>
+            <w:szCs w:val="13"/>
+          </w:rPr>
+          <w:instrText>HYPERLINK "</w:instrText>
+        </w:r>
+      </w:ins>
+      <w:ins w:id="218" w:author="Alex Fisher" w:date="2026-03-31T13:19:00Z">
+        <w:r>
+          <w:rPr>
+            <w:color w:val="000000" w:themeColor="text1"/>
+            <w:sz w:val="13"/>
+            <w:szCs w:val="13"/>
+          </w:rPr>
+          <w:instrText>https://doi.org/10.3201/eid2911.230332</w:instrText>
+        </w:r>
+      </w:ins>
+      <w:ins w:id="219" w:author="Alex Fisher" w:date="2026-04-06T20:22:00Z" w16du:dateUtc="2026-04-07T01:22:00Z">
+        <w:r>
+          <w:rPr>
+            <w:color w:val="000000" w:themeColor="text1"/>
+            <w:sz w:val="13"/>
+            <w:szCs w:val="13"/>
+          </w:rPr>
+          <w:instrText>"</w:instrText>
+        </w:r>
+        <w:r>
+          <w:rPr>
+            <w:color w:val="000000" w:themeColor="text1"/>
+            <w:sz w:val="13"/>
+            <w:szCs w:val="13"/>
+          </w:rPr>
+        </w:r>
+        <w:r>
+          <w:rPr>
+            <w:color w:val="000000" w:themeColor="text1"/>
+            <w:sz w:val="13"/>
+            <w:szCs w:val="13"/>
+          </w:rPr>
+          <w:fldChar w:fldCharType="separate"/>
+        </w:r>
+      </w:ins>
+      <w:ins w:id="220" w:author="Alex Fisher" w:date="2026-03-31T13:19:00Z">
+        <w:r>
+          <w:rPr>
+            <w:rStyle w:val="Hyperlink"/>
+            <w:sz w:val="13"/>
+            <w:szCs w:val="13"/>
+          </w:rPr>
+          <w:t>https://doi.org/10.3201/eid2911.230332</w:t>
+        </w:r>
+      </w:ins>
+      <w:ins w:id="221" w:author="Alex Fisher" w:date="2026-04-06T20:22:00Z" w16du:dateUtc="2026-04-07T01:22:00Z">
+        <w:r>
+          <w:rPr>
+            <w:color w:val="000000" w:themeColor="text1"/>
+            <w:sz w:val="13"/>
+            <w:szCs w:val="13"/>
+          </w:rPr>
+          <w:fldChar w:fldCharType="end"/>
+        </w:r>
+        <w:r>
+          <w:rPr>
+            <w:color w:val="000000" w:themeColor="text1"/>
+            <w:sz w:val="13"/>
+            <w:szCs w:val="13"/>
+          </w:rPr>
+          <w:br/>
         </w:r>
       </w:ins>
     </w:p>
@@ -1629,10 +1834,10 @@
     <w:p>
       <w:pPr>
         <w:rPr>
-          <w:del w:id="204" w:author="Alex Fisher" w:date="2026-03-31T14:43:00Z" w16du:dateUtc="2026-03-31T19:43:00Z"/>
+          <w:del w:id="222" w:author="Alex Fisher" w:date="2026-03-31T14:43:00Z" w16du:dateUtc="2026-03-31T19:43:00Z"/>
         </w:rPr>
       </w:pPr>
-      <w:commentRangeStart w:id="205"/>
+      <w:commentRangeStart w:id="223"/>
       <w:r>
         <w:rPr>
           <w:b/>
@@ -1640,39 +1845,39 @@
         </w:rPr>
         <w:t>P3:</w:t>
       </w:r>
-      <w:del w:id="206" w:author="Alex Fisher" w:date="2026-03-31T14:43:00Z" w16du:dateUtc="2026-03-31T19:43:00Z">
+      <w:del w:id="224" w:author="Alex Fisher" w:date="2026-03-31T14:43:00Z" w16du:dateUtc="2026-03-31T19:43:00Z">
         <w:r>
           <w:br/>
         </w:r>
       </w:del>
-      <w:commentRangeEnd w:id="205"/>
+      <w:commentRangeEnd w:id="223"/>
       <w:r>
         <w:rPr>
           <w:rStyle w:val="CommentReference"/>
           <w:sz w:val="24"/>
           <w:szCs w:val="24"/>
         </w:rPr>
-        <w:commentReference w:id="205"/>
-      </w:r>
-      <w:del w:id="207" w:author="Alex Fisher" w:date="2026-03-31T14:43:00Z" w16du:dateUtc="2026-03-31T19:43:00Z">
+        <w:commentReference w:id="223"/>
+      </w:r>
+      <w:del w:id="225" w:author="Alex Fisher" w:date="2026-03-31T14:43:00Z" w16du:dateUtc="2026-03-31T19:43:00Z">
         <w:r>
           <w:delText xml:space="preserve">As backyard bird feeding and small-scale poultry practices become more widespread in the US, the lack of public risk perception and management recommendations creates the risk for potential pathogen transmission that remains unknown for wild bird, domestic animal and human health alike. </w:delText>
         </w:r>
-        <w:commentRangeStart w:id="208"/>
+        <w:commentRangeStart w:id="226"/>
         <w:r>
           <w:delText xml:space="preserve">While commercial or industrial poultry procedures implement rigid biosecurity guidelines to prevent disease outbreak and spillover events, residential or private settings lack outreach, guidelines, and oversight, making activities like backyard bird-feeding and small-scale poultry a potential risk for participants, wildlife and pets. </w:delText>
         </w:r>
         <w:r>
           <w:delText xml:space="preserve">Bird feeders aggregate certain bird species, as well as individuals (cite). Increased contact rates among birds allows for higher pathogen movement and transmission that can potentially result in infection and/or a spillover event (cite). </w:delText>
         </w:r>
-        <w:commentRangeEnd w:id="208"/>
+        <w:commentRangeEnd w:id="226"/>
         <w:r>
           <w:rPr>
             <w:rStyle w:val="CommentReference"/>
             <w:sz w:val="24"/>
             <w:szCs w:val="24"/>
           </w:rPr>
-          <w:commentReference w:id="208"/>
+          <w:commentReference w:id="226"/>
         </w:r>
         <w:r>
           <w:delText>The lack of information and guidelines for homeowners</w:delText>
@@ -1683,18 +1888,18 @@
         <w:r>
           <w:delText xml:space="preserve"> </w:delText>
         </w:r>
-        <w:commentRangeStart w:id="209"/>
+        <w:commentRangeStart w:id="227"/>
         <w:r>
           <w:delText xml:space="preserve">in central Alabama </w:delText>
         </w:r>
-        <w:commentRangeEnd w:id="209"/>
+        <w:commentRangeEnd w:id="227"/>
         <w:r>
           <w:rPr>
             <w:rStyle w:val="CommentReference"/>
             <w:sz w:val="24"/>
             <w:szCs w:val="24"/>
           </w:rPr>
-          <w:commentReference w:id="209"/>
+          <w:commentReference w:id="227"/>
         </w:r>
         <w:r>
           <w:delText xml:space="preserve">shows a gap in public safety, as these activities are growing with urbanization. </w:delText>
@@ -1704,25 +1909,25 @@
     <w:p>
       <w:pPr>
         <w:rPr>
-          <w:ins w:id="210" w:author="Alex Fisher" w:date="2026-03-31T14:43:00Z" w16du:dateUtc="2026-03-31T19:43:00Z"/>
+          <w:ins w:id="228" w:author="Alex Fisher" w:date="2026-03-31T14:43:00Z" w16du:dateUtc="2026-03-31T19:43:00Z"/>
         </w:rPr>
       </w:pPr>
     </w:p>
     <w:p>
       <w:pPr>
         <w:rPr>
-          <w:ins w:id="211" w:author="Alex Fisher" w:date="2026-03-31T14:43:00Z" w16du:dateUtc="2026-03-31T19:43:00Z"/>
+          <w:ins w:id="229" w:author="Alex Fisher" w:date="2026-03-31T14:43:00Z" w16du:dateUtc="2026-03-31T19:43:00Z"/>
           <w:sz w:val="13"/>
           <w:szCs w:val="13"/>
         </w:rPr>
       </w:pPr>
-      <w:ins w:id="212" w:author="Kelsey McCune" w:date="2026-04-01T10:14:00Z" w16du:dateUtc="2026-04-01T15:14:00Z">
+      <w:ins w:id="230" w:author="Kelsey McCune" w:date="2026-04-01T10:14:00Z" w16du:dateUtc="2026-04-01T15:14:00Z">
         <w:r>
           <w:t>These b</w:t>
         </w:r>
       </w:ins>
-      <w:ins w:id="213" w:author="Alex Fisher" w:date="2026-03-31T13:11:00Z" w16du:dateUtc="2026-03-31T18:11:00Z">
-        <w:del w:id="214" w:author="Kelsey McCune" w:date="2026-04-01T10:14:00Z" w16du:dateUtc="2026-04-01T15:14:00Z">
+      <w:ins w:id="231" w:author="Alex Fisher" w:date="2026-03-31T13:11:00Z" w16du:dateUtc="2026-03-31T18:11:00Z">
+        <w:del w:id="232" w:author="Kelsey McCune" w:date="2026-04-01T10:14:00Z" w16du:dateUtc="2026-04-01T15:14:00Z">
           <w:r>
             <w:delText>B</w:delText>
           </w:r>
@@ -1730,7 +1935,7 @@
         <w:r>
           <w:t xml:space="preserve">ackyard activities </w:t>
         </w:r>
-        <w:del w:id="215" w:author="Kelsey McCune" w:date="2026-04-01T10:14:00Z" w16du:dateUtc="2026-04-01T15:14:00Z">
+        <w:del w:id="233" w:author="Kelsey McCune" w:date="2026-04-01T10:14:00Z" w16du:dateUtc="2026-04-01T15:14:00Z">
           <w:r>
             <w:delText xml:space="preserve">such as bird-feeding </w:delText>
           </w:r>
@@ -1739,12 +1944,12 @@
           <w:t xml:space="preserve">are often carried out in private settings where disease knowledge is limited and formal safety guidelines are absent. Real-world outbreak data </w:t>
         </w:r>
       </w:ins>
-      <w:ins w:id="216" w:author="Alex Fisher" w:date="2026-03-31T13:12:00Z" w16du:dateUtc="2026-03-31T18:12:00Z">
+      <w:ins w:id="234" w:author="Alex Fisher" w:date="2026-03-31T13:12:00Z" w16du:dateUtc="2026-03-31T18:12:00Z">
         <w:r>
           <w:t>highlight</w:t>
         </w:r>
       </w:ins>
-      <w:ins w:id="217" w:author="Alex Fisher" w:date="2026-03-31T13:11:00Z" w16du:dateUtc="2026-03-31T18:11:00Z">
+      <w:ins w:id="235" w:author="Alex Fisher" w:date="2026-03-31T13:11:00Z" w16du:dateUtc="2026-03-31T18:11:00Z">
         <w:r>
           <w:t xml:space="preserve"> this gap: the 2020–2021 multi-state </w:t>
         </w:r>
@@ -1758,12 +1963,12 @@
           <w:t xml:space="preserve"> Typhimurium outbreak linked to wild songbirds at residential feeders resulted in 29 confirmed human cases and 14 hospitalizations across the United States (Patel et al. 202</w:t>
         </w:r>
       </w:ins>
-      <w:ins w:id="218" w:author="Alex Fisher" w:date="2026-03-31T13:26:00Z" w16du:dateUtc="2026-03-31T18:26:00Z">
+      <w:ins w:id="236" w:author="Alex Fisher" w:date="2026-03-31T13:26:00Z" w16du:dateUtc="2026-03-31T18:26:00Z">
         <w:r>
           <w:t>1</w:t>
         </w:r>
       </w:ins>
-      <w:ins w:id="219" w:author="Alex Fisher" w:date="2026-03-31T13:11:00Z" w16du:dateUtc="2026-03-31T18:11:00Z">
+      <w:ins w:id="237" w:author="Alex Fisher" w:date="2026-03-31T13:11:00Z" w16du:dateUtc="2026-03-31T18:11:00Z">
         <w:r>
           <w:t xml:space="preserve">; CDC 2021). Animal-contact related nontyphoidal </w:t>
         </w:r>
@@ -1777,72 +1982,72 @@
           <w:t xml:space="preserve"> outbreaks have increased in frequency over recent decades, with backyard poultry and wild birds among the </w:t>
         </w:r>
       </w:ins>
-      <w:ins w:id="220" w:author="Alex Fisher" w:date="2026-03-31T13:14:00Z" w16du:dateUtc="2026-03-31T18:14:00Z">
+      <w:ins w:id="238" w:author="Alex Fisher" w:date="2026-03-31T13:14:00Z" w16du:dateUtc="2026-03-31T18:14:00Z">
         <w:r>
           <w:t>most affected</w:t>
         </w:r>
       </w:ins>
-      <w:ins w:id="221" w:author="Alex Fisher" w:date="2026-03-31T13:11:00Z" w16du:dateUtc="2026-03-31T18:11:00Z">
+      <w:ins w:id="239" w:author="Alex Fisher" w:date="2026-03-31T13:11:00Z" w16du:dateUtc="2026-03-31T18:11:00Z">
         <w:r>
           <w:t xml:space="preserve"> sources (Bajwa et al. 2025). Despite th</w:t>
         </w:r>
       </w:ins>
-      <w:ins w:id="222" w:author="Alex Fisher" w:date="2026-03-31T13:27:00Z" w16du:dateUtc="2026-03-31T18:27:00Z">
+      <w:ins w:id="240" w:author="Alex Fisher" w:date="2026-03-31T13:27:00Z" w16du:dateUtc="2026-03-31T18:27:00Z">
         <w:r>
           <w:t>is knowledge</w:t>
         </w:r>
       </w:ins>
-      <w:ins w:id="223" w:author="Alex Fisher" w:date="2026-03-31T13:11:00Z" w16du:dateUtc="2026-03-31T18:11:00Z">
+      <w:ins w:id="241" w:author="Alex Fisher" w:date="2026-03-31T13:11:00Z" w16du:dateUtc="2026-03-31T18:11:00Z">
         <w:r>
           <w:t xml:space="preserve">, studies of small-scale poultry keepers have found that disease risk is generally perceived as low, biosecurity practices vary, and precautions such as isolating new birds, using protective </w:t>
         </w:r>
       </w:ins>
-      <w:ins w:id="224" w:author="Alex Fisher" w:date="2026-03-31T13:28:00Z" w16du:dateUtc="2026-03-31T18:28:00Z">
+      <w:ins w:id="242" w:author="Alex Fisher" w:date="2026-03-31T13:28:00Z" w16du:dateUtc="2026-03-31T18:28:00Z">
         <w:r>
           <w:t>equipment</w:t>
         </w:r>
       </w:ins>
-      <w:ins w:id="225" w:author="Alex Fisher" w:date="2026-03-31T13:11:00Z" w16du:dateUtc="2026-03-31T18:11:00Z">
+      <w:ins w:id="243" w:author="Alex Fisher" w:date="2026-03-31T13:11:00Z" w16du:dateUtc="2026-03-31T18:11:00Z">
         <w:r>
           <w:t xml:space="preserve">, or disinfecting are rarely observed (Kyle and Sutherland 2016). </w:t>
         </w:r>
       </w:ins>
-      <w:ins w:id="226" w:author="Alex Fisher" w:date="2026-03-31T13:29:00Z" w16du:dateUtc="2026-03-31T18:29:00Z">
+      <w:ins w:id="244" w:author="Alex Fisher" w:date="2026-03-31T13:29:00Z" w16du:dateUtc="2026-03-31T18:29:00Z">
         <w:r>
           <w:t xml:space="preserve">Other </w:t>
         </w:r>
       </w:ins>
-      <w:ins w:id="227" w:author="Alex Fisher" w:date="2026-03-31T13:11:00Z" w16du:dateUtc="2026-03-31T18:11:00Z">
+      <w:ins w:id="245" w:author="Alex Fisher" w:date="2026-03-31T13:11:00Z" w16du:dateUtc="2026-03-31T18:11:00Z">
         <w:r>
           <w:t xml:space="preserve">surveys of backyard poultry owners in the United States have </w:t>
         </w:r>
       </w:ins>
-      <w:ins w:id="228" w:author="Alex Fisher" w:date="2026-03-31T13:30:00Z" w16du:dateUtc="2026-03-31T18:30:00Z">
+      <w:ins w:id="246" w:author="Alex Fisher" w:date="2026-03-31T13:30:00Z" w16du:dateUtc="2026-03-31T18:30:00Z">
         <w:r>
           <w:t>shown</w:t>
         </w:r>
       </w:ins>
-      <w:ins w:id="229" w:author="Alex Fisher" w:date="2026-03-31T13:11:00Z" w16du:dateUtc="2026-03-31T18:11:00Z">
+      <w:ins w:id="247" w:author="Alex Fisher" w:date="2026-03-31T13:11:00Z" w16du:dateUtc="2026-03-31T18:11:00Z">
         <w:r>
           <w:t xml:space="preserve"> </w:t>
         </w:r>
       </w:ins>
-      <w:ins w:id="230" w:author="Alex Fisher" w:date="2026-03-31T13:31:00Z" w16du:dateUtc="2026-03-31T18:31:00Z">
+      <w:ins w:id="248" w:author="Alex Fisher" w:date="2026-03-31T13:31:00Z" w16du:dateUtc="2026-03-31T18:31:00Z">
         <w:r>
           <w:t xml:space="preserve">that </w:t>
         </w:r>
       </w:ins>
-      <w:ins w:id="231" w:author="Alex Fisher" w:date="2026-03-31T13:11:00Z" w16du:dateUtc="2026-03-31T18:11:00Z">
+      <w:ins w:id="249" w:author="Alex Fisher" w:date="2026-03-31T13:11:00Z" w16du:dateUtc="2026-03-31T18:11:00Z">
         <w:r>
           <w:t xml:space="preserve">most participants were familiar with avian influenza, </w:t>
         </w:r>
       </w:ins>
-      <w:ins w:id="232" w:author="Alex Fisher" w:date="2026-03-31T13:31:00Z" w16du:dateUtc="2026-03-31T18:31:00Z">
+      <w:ins w:id="250" w:author="Alex Fisher" w:date="2026-03-31T13:31:00Z" w16du:dateUtc="2026-03-31T18:31:00Z">
         <w:r>
           <w:t xml:space="preserve">but </w:t>
         </w:r>
       </w:ins>
-      <w:ins w:id="233" w:author="Alex Fisher" w:date="2026-03-31T13:11:00Z" w16du:dateUtc="2026-03-31T18:11:00Z">
+      <w:ins w:id="251" w:author="Alex Fisher" w:date="2026-03-31T13:11:00Z" w16du:dateUtc="2026-03-31T18:11:00Z">
         <w:r>
           <w:t xml:space="preserve">awareness of </w:t>
         </w:r>
@@ -1856,82 +2061,82 @@
           <w:t xml:space="preserve"> and other pathogens was considerably lower, and the majority reported allowing visitors access to their animals with no biosecurity precautions required (Nicholson et al. 2020). </w:t>
         </w:r>
       </w:ins>
-      <w:ins w:id="234" w:author="Alex Fisher" w:date="2026-03-31T13:33:00Z" w16du:dateUtc="2026-03-31T18:33:00Z">
+      <w:ins w:id="252" w:author="Alex Fisher" w:date="2026-03-31T13:33:00Z" w16du:dateUtc="2026-03-31T18:33:00Z">
         <w:r>
           <w:t>Additionally,</w:t>
         </w:r>
       </w:ins>
-      <w:ins w:id="235" w:author="Alex Fisher" w:date="2026-03-31T13:11:00Z" w16du:dateUtc="2026-03-31T18:11:00Z">
+      <w:ins w:id="253" w:author="Alex Fisher" w:date="2026-03-31T13:11:00Z" w16du:dateUtc="2026-03-31T18:11:00Z">
         <w:r>
           <w:t xml:space="preserve"> residential settings receive little outreach or oversight, and </w:t>
         </w:r>
       </w:ins>
-      <w:ins w:id="236" w:author="Alex Fisher" w:date="2026-03-31T13:34:00Z" w16du:dateUtc="2026-03-31T18:34:00Z">
+      <w:ins w:id="254" w:author="Alex Fisher" w:date="2026-03-31T13:34:00Z" w16du:dateUtc="2026-03-31T18:34:00Z">
         <w:r>
           <w:t>current studies may</w:t>
         </w:r>
       </w:ins>
-      <w:ins w:id="237" w:author="Alex Fisher" w:date="2026-03-31T13:11:00Z" w16du:dateUtc="2026-03-31T18:11:00Z">
+      <w:ins w:id="255" w:author="Alex Fisher" w:date="2026-03-31T13:11:00Z" w16du:dateUtc="2026-03-31T18:11:00Z">
         <w:r>
           <w:t xml:space="preserve"> suggest that targeted education and risk mitigation practices can </w:t>
         </w:r>
       </w:ins>
-      <w:ins w:id="238" w:author="Alex Fisher" w:date="2026-03-31T13:34:00Z" w16du:dateUtc="2026-03-31T18:34:00Z">
+      <w:ins w:id="256" w:author="Alex Fisher" w:date="2026-03-31T13:34:00Z" w16du:dateUtc="2026-03-31T18:34:00Z">
         <w:r>
           <w:t>significantly</w:t>
         </w:r>
       </w:ins>
-      <w:ins w:id="239" w:author="Alex Fisher" w:date="2026-03-31T13:11:00Z" w16du:dateUtc="2026-03-31T18:11:00Z">
+      <w:ins w:id="257" w:author="Alex Fisher" w:date="2026-03-31T13:11:00Z" w16du:dateUtc="2026-03-31T18:11:00Z">
         <w:r>
           <w:t xml:space="preserve"> reduce pathogen detection and contact rates at small-scale animal-keeping sites (Marín-Rojo et al. 2025; Kyle and Sutherland 2016). </w:t>
         </w:r>
       </w:ins>
-      <w:ins w:id="240" w:author="Alex Fisher" w:date="2026-03-31T13:41:00Z">
+      <w:ins w:id="258" w:author="Alex Fisher" w:date="2026-03-31T13:41:00Z">
         <w:r>
           <w:t xml:space="preserve">How those who participate in bird feeding respond to these same risks remains poorly documented, and understanding these responses is critical for evaluating the trade-offs between </w:t>
         </w:r>
-        <w:del w:id="241" w:author="Kelsey McCune" w:date="2026-04-01T10:19:00Z" w16du:dateUtc="2026-04-01T15:19:00Z">
+        <w:del w:id="259" w:author="Kelsey McCune" w:date="2026-04-01T10:19:00Z" w16du:dateUtc="2026-04-01T15:19:00Z">
           <w:r>
             <w:delText xml:space="preserve">caution </w:delText>
           </w:r>
         </w:del>
       </w:ins>
-      <w:ins w:id="242" w:author="Kelsey McCune" w:date="2026-04-01T10:19:00Z" w16du:dateUtc="2026-04-01T15:19:00Z">
+      <w:ins w:id="260" w:author="Kelsey McCune" w:date="2026-04-01T10:19:00Z" w16du:dateUtc="2026-04-01T15:19:00Z">
         <w:r>
           <w:t xml:space="preserve">the </w:t>
         </w:r>
       </w:ins>
-      <w:ins w:id="243" w:author="Kelsey McCune" w:date="2026-04-01T10:20:00Z" w16du:dateUtc="2026-04-01T15:20:00Z">
+      <w:ins w:id="261" w:author="Kelsey McCune" w:date="2026-04-01T10:20:00Z" w16du:dateUtc="2026-04-01T15:20:00Z">
         <w:r>
           <w:t xml:space="preserve">potential </w:t>
         </w:r>
       </w:ins>
-      <w:ins w:id="244" w:author="Kelsey McCune" w:date="2026-04-01T10:19:00Z" w16du:dateUtc="2026-04-01T15:19:00Z">
+      <w:ins w:id="262" w:author="Kelsey McCune" w:date="2026-04-01T10:19:00Z" w16du:dateUtc="2026-04-01T15:19:00Z">
         <w:r>
           <w:t xml:space="preserve">risks </w:t>
         </w:r>
       </w:ins>
-      <w:ins w:id="245" w:author="Alex Fisher" w:date="2026-03-31T13:41:00Z">
+      <w:ins w:id="263" w:author="Alex Fisher" w:date="2026-03-31T13:41:00Z">
         <w:r>
           <w:t xml:space="preserve">and </w:t>
         </w:r>
-        <w:del w:id="246" w:author="Kelsey McCune" w:date="2026-04-01T10:20:00Z" w16du:dateUtc="2026-04-01T15:20:00Z">
+        <w:del w:id="264" w:author="Kelsey McCune" w:date="2026-04-01T10:20:00Z" w16du:dateUtc="2026-04-01T15:20:00Z">
           <w:r>
             <w:delText>leisure</w:delText>
           </w:r>
         </w:del>
       </w:ins>
-      <w:ins w:id="247" w:author="Kelsey McCune" w:date="2026-04-01T10:20:00Z" w16du:dateUtc="2026-04-01T15:20:00Z">
+      <w:ins w:id="265" w:author="Kelsey McCune" w:date="2026-04-01T10:20:00Z" w16du:dateUtc="2026-04-01T15:20:00Z">
         <w:r>
           <w:t>benefits</w:t>
         </w:r>
       </w:ins>
-      <w:ins w:id="248" w:author="Alex Fisher" w:date="2026-03-31T13:41:00Z">
+      <w:ins w:id="266" w:author="Alex Fisher" w:date="2026-03-31T13:41:00Z">
         <w:r>
           <w:t xml:space="preserve"> that define these activities.</w:t>
         </w:r>
       </w:ins>
-      <w:ins w:id="249" w:author="Alex Fisher" w:date="2026-03-31T13:41:00Z" w16du:dateUtc="2026-03-31T18:41:00Z">
+      <w:ins w:id="267" w:author="Alex Fisher" w:date="2026-03-31T13:41:00Z" w16du:dateUtc="2026-03-31T18:41:00Z">
         <w:r>
           <w:t xml:space="preserve"> </w:t>
         </w:r>
@@ -1945,7 +2150,6 @@
           <w:br/>
         </w:r>
         <w:r>
-          <w:lastRenderedPageBreak/>
           <w:br/>
         </w:r>
       </w:ins>
@@ -1953,12 +2157,12 @@
     <w:p>
       <w:pPr>
         <w:rPr>
-          <w:ins w:id="250" w:author="Alex Fisher" w:date="2026-03-31T14:43:00Z" w16du:dateUtc="2026-03-31T19:43:00Z"/>
+          <w:ins w:id="268" w:author="Alex Fisher" w:date="2026-03-31T14:43:00Z" w16du:dateUtc="2026-03-31T19:43:00Z"/>
           <w:sz w:val="13"/>
           <w:szCs w:val="13"/>
         </w:rPr>
       </w:pPr>
-      <w:ins w:id="251" w:author="Alex Fisher" w:date="2026-03-31T14:43:00Z" w16du:dateUtc="2026-03-31T19:43:00Z">
+      <w:ins w:id="269" w:author="Alex Fisher" w:date="2026-03-31T14:43:00Z" w16du:dateUtc="2026-03-31T19:43:00Z">
         <w:r>
           <w:rPr>
             <w:sz w:val="13"/>
@@ -1971,36 +2175,37 @@
     <w:p>
       <w:pPr>
         <w:rPr>
-          <w:ins w:id="252" w:author="Alex Fisher" w:date="2026-03-31T13:24:00Z" w16du:dateUtc="2026-03-31T18:24:00Z"/>
+          <w:ins w:id="270" w:author="Alex Fisher" w:date="2026-03-31T13:24:00Z" w16du:dateUtc="2026-03-31T18:24:00Z"/>
           <w:sz w:val="13"/>
           <w:szCs w:val="13"/>
-          <w:rPrChange w:id="253" w:author="Alex Fisher" w:date="2026-03-31T14:43:00Z" w16du:dateUtc="2026-03-31T19:43:00Z">
+          <w:rPrChange w:id="271" w:author="Alex Fisher" w:date="2026-03-31T14:43:00Z" w16du:dateUtc="2026-03-31T19:43:00Z">
             <w:rPr>
-              <w:ins w:id="254" w:author="Alex Fisher" w:date="2026-03-31T13:24:00Z" w16du:dateUtc="2026-03-31T18:24:00Z"/>
+              <w:ins w:id="272" w:author="Alex Fisher" w:date="2026-03-31T13:24:00Z" w16du:dateUtc="2026-03-31T18:24:00Z"/>
               <w:sz w:val="20"/>
               <w:szCs w:val="20"/>
             </w:rPr>
           </w:rPrChange>
         </w:rPr>
       </w:pPr>
-      <w:ins w:id="255" w:author="Alex Fisher" w:date="2026-03-31T13:23:00Z">
-        <w:r>
-          <w:rPr>
-            <w:sz w:val="13"/>
-            <w:szCs w:val="13"/>
-            <w:rPrChange w:id="256" w:author="Alex Fisher" w:date="2026-03-31T14:43:00Z" w16du:dateUtc="2026-03-31T19:43:00Z">
+      <w:ins w:id="273" w:author="Alex Fisher" w:date="2026-03-31T13:23:00Z">
+        <w:r>
+          <w:rPr>
+            <w:sz w:val="13"/>
+            <w:szCs w:val="13"/>
+            <w:rPrChange w:id="274" w:author="Alex Fisher" w:date="2026-03-31T14:43:00Z" w16du:dateUtc="2026-03-31T19:43:00Z">
               <w:rPr/>
             </w:rPrChange>
           </w:rPr>
+          <w:lastRenderedPageBreak/>
           <w:t>Bajwa, H. U. R., Bhowmick, S., &amp; Varga, C. (2025). Temporal trends and source attribution of animal-contact related</w:t>
         </w:r>
       </w:ins>
-      <w:ins w:id="257" w:author="Alex Fisher" w:date="2026-03-31T13:24:00Z" w16du:dateUtc="2026-03-31T18:24:00Z">
-        <w:r>
-          <w:rPr>
-            <w:sz w:val="13"/>
-            <w:szCs w:val="13"/>
-            <w:rPrChange w:id="258" w:author="Alex Fisher" w:date="2026-03-31T14:43:00Z" w16du:dateUtc="2026-03-31T19:43:00Z">
+      <w:ins w:id="275" w:author="Alex Fisher" w:date="2026-03-31T13:24:00Z" w16du:dateUtc="2026-03-31T18:24:00Z">
+        <w:r>
+          <w:rPr>
+            <w:sz w:val="13"/>
+            <w:szCs w:val="13"/>
+            <w:rPrChange w:id="276" w:author="Alex Fisher" w:date="2026-03-31T14:43:00Z" w16du:dateUtc="2026-03-31T19:43:00Z">
               <w:rPr>
                 <w:sz w:val="20"/>
                 <w:szCs w:val="20"/>
@@ -2010,12 +2215,12 @@
           <w:t xml:space="preserve"> </w:t>
         </w:r>
       </w:ins>
-      <w:ins w:id="259" w:author="Alex Fisher" w:date="2026-03-31T13:23:00Z">
-        <w:r>
-          <w:rPr>
-            <w:sz w:val="13"/>
-            <w:szCs w:val="13"/>
-            <w:rPrChange w:id="260" w:author="Alex Fisher" w:date="2026-03-31T14:43:00Z" w16du:dateUtc="2026-03-31T19:43:00Z">
+      <w:ins w:id="277" w:author="Alex Fisher" w:date="2026-03-31T13:23:00Z">
+        <w:r>
+          <w:rPr>
+            <w:sz w:val="13"/>
+            <w:szCs w:val="13"/>
+            <w:rPrChange w:id="278" w:author="Alex Fisher" w:date="2026-03-31T14:43:00Z" w16du:dateUtc="2026-03-31T19:43:00Z">
               <w:rPr/>
             </w:rPrChange>
           </w:rPr>
@@ -2027,7 +2232,7 @@
             <w:iCs/>
             <w:sz w:val="13"/>
             <w:szCs w:val="13"/>
-            <w:rPrChange w:id="261" w:author="Alex Fisher" w:date="2026-03-31T14:43:00Z" w16du:dateUtc="2026-03-31T19:43:00Z">
+            <w:rPrChange w:id="279" w:author="Alex Fisher" w:date="2026-03-31T14:43:00Z" w16du:dateUtc="2026-03-31T19:43:00Z">
               <w:rPr>
                 <w:i/>
                 <w:iCs/>
@@ -2040,7 +2245,7 @@
           <w:rPr>
             <w:sz w:val="13"/>
             <w:szCs w:val="13"/>
-            <w:rPrChange w:id="262" w:author="Alex Fisher" w:date="2026-03-31T14:43:00Z" w16du:dateUtc="2026-03-31T19:43:00Z">
+            <w:rPrChange w:id="280" w:author="Alex Fisher" w:date="2026-03-31T14:43:00Z" w16du:dateUtc="2026-03-31T19:43:00Z">
               <w:rPr/>
             </w:rPrChange>
           </w:rPr>
@@ -2052,7 +2257,7 @@
             <w:iCs/>
             <w:sz w:val="13"/>
             <w:szCs w:val="13"/>
-            <w:rPrChange w:id="263" w:author="Alex Fisher" w:date="2026-03-31T14:43:00Z" w16du:dateUtc="2026-03-31T19:43:00Z">
+            <w:rPrChange w:id="281" w:author="Alex Fisher" w:date="2026-03-31T14:43:00Z" w16du:dateUtc="2026-03-31T19:43:00Z">
               <w:rPr>
                 <w:i/>
                 <w:iCs/>
@@ -2065,7 +2270,7 @@
           <w:rPr>
             <w:sz w:val="13"/>
             <w:szCs w:val="13"/>
-            <w:rPrChange w:id="264" w:author="Alex Fisher" w:date="2026-03-31T14:43:00Z" w16du:dateUtc="2026-03-31T19:43:00Z">
+            <w:rPrChange w:id="282" w:author="Alex Fisher" w:date="2026-03-31T14:43:00Z" w16du:dateUtc="2026-03-31T19:43:00Z">
               <w:rPr/>
             </w:rPrChange>
           </w:rPr>
@@ -2075,7 +2280,7 @@
           <w:rPr>
             <w:sz w:val="13"/>
             <w:szCs w:val="13"/>
-            <w:rPrChange w:id="265" w:author="Alex Fisher" w:date="2026-03-31T14:43:00Z" w16du:dateUtc="2026-03-31T19:43:00Z">
+            <w:rPrChange w:id="283" w:author="Alex Fisher" w:date="2026-03-31T14:43:00Z" w16du:dateUtc="2026-03-31T19:43:00Z">
               <w:rPr/>
             </w:rPrChange>
           </w:rPr>
@@ -2085,7 +2290,7 @@
           <w:rPr>
             <w:sz w:val="13"/>
             <w:szCs w:val="13"/>
-            <w:rPrChange w:id="266" w:author="Alex Fisher" w:date="2026-03-31T14:43:00Z" w16du:dateUtc="2026-03-31T19:43:00Z">
+            <w:rPrChange w:id="284" w:author="Alex Fisher" w:date="2026-03-31T14:43:00Z" w16du:dateUtc="2026-03-31T19:43:00Z">
               <w:rPr/>
             </w:rPrChange>
           </w:rPr>
@@ -2101,7 +2306,7 @@
           <w:rPr>
             <w:sz w:val="13"/>
             <w:szCs w:val="13"/>
-            <w:rPrChange w:id="267" w:author="Alex Fisher" w:date="2026-03-31T14:43:00Z" w16du:dateUtc="2026-03-31T19:43:00Z">
+            <w:rPrChange w:id="285" w:author="Alex Fisher" w:date="2026-03-31T14:43:00Z" w16du:dateUtc="2026-03-31T19:43:00Z">
               <w:rPr/>
             </w:rPrChange>
           </w:rPr>
@@ -2112,7 +2317,7 @@
             <w:rStyle w:val="Hyperlink"/>
             <w:sz w:val="13"/>
             <w:szCs w:val="13"/>
-            <w:rPrChange w:id="268" w:author="Alex Fisher" w:date="2026-03-31T14:43:00Z" w16du:dateUtc="2026-03-31T19:43:00Z">
+            <w:rPrChange w:id="286" w:author="Alex Fisher" w:date="2026-03-31T14:43:00Z" w16du:dateUtc="2026-03-31T19:43:00Z">
               <w:rPr>
                 <w:rStyle w:val="Hyperlink"/>
               </w:rPr>
@@ -2121,12 +2326,12 @@
           <w:t>https://doi.org/10.1016/j.annepidem.2025.10.008</w:t>
         </w:r>
       </w:ins>
-      <w:ins w:id="269" w:author="Alex Fisher" w:date="2026-03-31T13:23:00Z" w16du:dateUtc="2026-03-31T18:23:00Z">
-        <w:r>
-          <w:rPr>
-            <w:sz w:val="13"/>
-            <w:szCs w:val="13"/>
-            <w:rPrChange w:id="270" w:author="Alex Fisher" w:date="2026-03-31T14:43:00Z" w16du:dateUtc="2026-03-31T19:43:00Z">
+      <w:ins w:id="287" w:author="Alex Fisher" w:date="2026-03-31T13:23:00Z" w16du:dateUtc="2026-03-31T18:23:00Z">
+        <w:r>
+          <w:rPr>
+            <w:sz w:val="13"/>
+            <w:szCs w:val="13"/>
+            <w:rPrChange w:id="288" w:author="Alex Fisher" w:date="2026-03-31T14:43:00Z" w16du:dateUtc="2026-03-31T19:43:00Z">
               <w:rPr/>
             </w:rPrChange>
           </w:rPr>
@@ -2137,26 +2342,19 @@
     <w:p>
       <w:pPr>
         <w:rPr>
-          <w:ins w:id="271" w:author="Alex Fisher" w:date="2026-03-31T13:24:00Z" w16du:dateUtc="2026-03-31T18:24:00Z"/>
+          <w:ins w:id="289" w:author="Alex Fisher" w:date="2026-04-06T19:03:00Z" w16du:dateUtc="2026-04-07T00:03:00Z"/>
           <w:sz w:val="13"/>
           <w:szCs w:val="13"/>
-          <w:rPrChange w:id="272" w:author="Alex Fisher" w:date="2026-03-31T14:43:00Z" w16du:dateUtc="2026-03-31T19:43:00Z">
-            <w:rPr>
-              <w:ins w:id="273" w:author="Alex Fisher" w:date="2026-03-31T13:24:00Z" w16du:dateUtc="2026-03-31T18:24:00Z"/>
-              <w:sz w:val="20"/>
-              <w:szCs w:val="20"/>
-            </w:rPr>
-          </w:rPrChange>
         </w:rPr>
       </w:pPr>
-      <w:ins w:id="274" w:author="Alex Fisher" w:date="2026-03-31T13:24:00Z">
+      <w:ins w:id="290" w:author="Alex Fisher" w:date="2026-03-31T13:24:00Z">
         <w:r>
           <w:rPr>
             <w:i/>
             <w:iCs/>
             <w:sz w:val="13"/>
             <w:szCs w:val="13"/>
-            <w:rPrChange w:id="275" w:author="Alex Fisher" w:date="2026-03-31T14:43:00Z" w16du:dateUtc="2026-03-31T19:43:00Z">
+            <w:rPrChange w:id="291" w:author="Alex Fisher" w:date="2026-03-31T14:43:00Z" w16du:dateUtc="2026-03-31T19:43:00Z">
               <w:rPr>
                 <w:i/>
                 <w:iCs/>
@@ -2171,7 +2369,7 @@
           <w:rPr>
             <w:sz w:val="13"/>
             <w:szCs w:val="13"/>
-            <w:rPrChange w:id="276" w:author="Alex Fisher" w:date="2026-03-31T14:43:00Z" w16du:dateUtc="2026-03-31T19:43:00Z">
+            <w:rPrChange w:id="292" w:author="Alex Fisher" w:date="2026-03-31T14:43:00Z" w16du:dateUtc="2026-03-31T19:43:00Z">
               <w:rPr>
                 <w:sz w:val="20"/>
                 <w:szCs w:val="20"/>
@@ -2181,12 +2379,12 @@
           <w:t>. (2021).</w:t>
         </w:r>
       </w:ins>
-      <w:ins w:id="277" w:author="Alex Fisher" w:date="2026-03-31T13:24:00Z" w16du:dateUtc="2026-03-31T18:24:00Z">
-        <w:r>
-          <w:rPr>
-            <w:sz w:val="13"/>
-            <w:szCs w:val="13"/>
-            <w:rPrChange w:id="278" w:author="Alex Fisher" w:date="2026-03-31T14:43:00Z" w16du:dateUtc="2026-03-31T19:43:00Z">
+      <w:ins w:id="293" w:author="Alex Fisher" w:date="2026-03-31T13:24:00Z" w16du:dateUtc="2026-03-31T18:24:00Z">
+        <w:r>
+          <w:rPr>
+            <w:sz w:val="13"/>
+            <w:szCs w:val="13"/>
+            <w:rPrChange w:id="294" w:author="Alex Fisher" w:date="2026-03-31T14:43:00Z" w16du:dateUtc="2026-03-31T19:43:00Z">
               <w:rPr>
                 <w:sz w:val="20"/>
                 <w:szCs w:val="20"/>
@@ -2196,12 +2394,28 @@
           <w:br/>
         </w:r>
       </w:ins>
-      <w:ins w:id="279" w:author="Alex Fisher" w:date="2026-03-31T13:24:00Z">
-        <w:r>
-          <w:rPr>
-            <w:sz w:val="13"/>
-            <w:szCs w:val="13"/>
-            <w:rPrChange w:id="280" w:author="Alex Fisher" w:date="2026-03-31T14:43:00Z" w16du:dateUtc="2026-03-31T19:43:00Z">
+    </w:p>
+    <w:p>
+      <w:pPr>
+        <w:rPr>
+          <w:ins w:id="295" w:author="Alex Fisher" w:date="2026-03-31T13:24:00Z" w16du:dateUtc="2026-03-31T18:24:00Z"/>
+          <w:sz w:val="13"/>
+          <w:szCs w:val="13"/>
+          <w:rPrChange w:id="296" w:author="Alex Fisher" w:date="2026-03-31T14:43:00Z" w16du:dateUtc="2026-03-31T19:43:00Z">
+            <w:rPr>
+              <w:ins w:id="297" w:author="Alex Fisher" w:date="2026-03-31T13:24:00Z" w16du:dateUtc="2026-03-31T18:24:00Z"/>
+              <w:sz w:val="20"/>
+              <w:szCs w:val="20"/>
+            </w:rPr>
+          </w:rPrChange>
+        </w:rPr>
+      </w:pPr>
+      <w:ins w:id="298" w:author="Alex Fisher" w:date="2026-03-31T13:24:00Z">
+        <w:r>
+          <w:rPr>
+            <w:sz w:val="13"/>
+            <w:szCs w:val="13"/>
+            <w:rPrChange w:id="299" w:author="Alex Fisher" w:date="2026-03-31T14:43:00Z" w16du:dateUtc="2026-03-31T19:43:00Z">
               <w:rPr>
                 <w:sz w:val="20"/>
                 <w:szCs w:val="20"/>
@@ -2216,7 +2430,7 @@
             <w:iCs/>
             <w:sz w:val="13"/>
             <w:szCs w:val="13"/>
-            <w:rPrChange w:id="281" w:author="Alex Fisher" w:date="2026-03-31T14:43:00Z" w16du:dateUtc="2026-03-31T19:43:00Z">
+            <w:rPrChange w:id="300" w:author="Alex Fisher" w:date="2026-03-31T14:43:00Z" w16du:dateUtc="2026-03-31T19:43:00Z">
               <w:rPr>
                 <w:i/>
                 <w:iCs/>
@@ -2231,7 +2445,7 @@
           <w:rPr>
             <w:sz w:val="13"/>
             <w:szCs w:val="13"/>
-            <w:rPrChange w:id="282" w:author="Alex Fisher" w:date="2026-03-31T14:43:00Z" w16du:dateUtc="2026-03-31T19:43:00Z">
+            <w:rPrChange w:id="301" w:author="Alex Fisher" w:date="2026-03-31T14:43:00Z" w16du:dateUtc="2026-03-31T19:43:00Z">
               <w:rPr>
                 <w:sz w:val="20"/>
                 <w:szCs w:val="20"/>
@@ -2245,24 +2459,24 @@
     <w:p>
       <w:pPr>
         <w:rPr>
-          <w:ins w:id="283" w:author="Alex Fisher" w:date="2026-03-31T13:25:00Z"/>
+          <w:ins w:id="302" w:author="Alex Fisher" w:date="2026-03-31T13:25:00Z"/>
           <w:sz w:val="13"/>
           <w:szCs w:val="13"/>
-          <w:rPrChange w:id="284" w:author="Alex Fisher" w:date="2026-03-31T14:43:00Z" w16du:dateUtc="2026-03-31T19:43:00Z">
+          <w:rPrChange w:id="303" w:author="Alex Fisher" w:date="2026-03-31T14:43:00Z" w16du:dateUtc="2026-03-31T19:43:00Z">
             <w:rPr>
-              <w:ins w:id="285" w:author="Alex Fisher" w:date="2026-03-31T13:25:00Z"/>
+              <w:ins w:id="304" w:author="Alex Fisher" w:date="2026-03-31T13:25:00Z"/>
               <w:sz w:val="20"/>
               <w:szCs w:val="20"/>
             </w:rPr>
           </w:rPrChange>
         </w:rPr>
       </w:pPr>
-      <w:ins w:id="286" w:author="Alex Fisher" w:date="2026-03-31T13:25:00Z">
-        <w:r>
-          <w:rPr>
-            <w:sz w:val="13"/>
-            <w:szCs w:val="13"/>
-            <w:rPrChange w:id="287" w:author="Alex Fisher" w:date="2026-03-31T14:43:00Z" w16du:dateUtc="2026-03-31T19:43:00Z">
+      <w:ins w:id="305" w:author="Alex Fisher" w:date="2026-03-31T13:25:00Z">
+        <w:r>
+          <w:rPr>
+            <w:sz w:val="13"/>
+            <w:szCs w:val="13"/>
+            <w:rPrChange w:id="306" w:author="Alex Fisher" w:date="2026-03-31T14:43:00Z" w16du:dateUtc="2026-03-31T19:43:00Z">
               <w:rPr>
                 <w:sz w:val="20"/>
                 <w:szCs w:val="20"/>
@@ -2277,7 +2491,7 @@
             <w:iCs/>
             <w:sz w:val="13"/>
             <w:szCs w:val="13"/>
-            <w:rPrChange w:id="288" w:author="Alex Fisher" w:date="2026-03-31T14:43:00Z" w16du:dateUtc="2026-03-31T19:43:00Z">
+            <w:rPrChange w:id="307" w:author="Alex Fisher" w:date="2026-03-31T14:43:00Z" w16du:dateUtc="2026-03-31T19:43:00Z">
               <w:rPr>
                 <w:i/>
                 <w:iCs/>
@@ -2292,7 +2506,7 @@
           <w:rPr>
             <w:sz w:val="13"/>
             <w:szCs w:val="13"/>
-            <w:rPrChange w:id="289" w:author="Alex Fisher" w:date="2026-03-31T14:43:00Z" w16du:dateUtc="2026-03-31T19:43:00Z">
+            <w:rPrChange w:id="308" w:author="Alex Fisher" w:date="2026-03-31T14:43:00Z" w16du:dateUtc="2026-03-31T19:43:00Z">
               <w:rPr>
                 <w:sz w:val="20"/>
                 <w:szCs w:val="20"/>
@@ -2305,7 +2519,7 @@
           <w:rPr>
             <w:sz w:val="13"/>
             <w:szCs w:val="13"/>
-            <w:rPrChange w:id="290" w:author="Alex Fisher" w:date="2026-03-31T14:43:00Z" w16du:dateUtc="2026-03-31T19:43:00Z">
+            <w:rPrChange w:id="309" w:author="Alex Fisher" w:date="2026-03-31T14:43:00Z" w16du:dateUtc="2026-03-31T19:43:00Z">
               <w:rPr>
                 <w:sz w:val="20"/>
                 <w:szCs w:val="20"/>
@@ -2318,7 +2532,7 @@
           <w:rPr>
             <w:sz w:val="13"/>
             <w:szCs w:val="13"/>
-            <w:rPrChange w:id="291" w:author="Alex Fisher" w:date="2026-03-31T14:43:00Z" w16du:dateUtc="2026-03-31T19:43:00Z">
+            <w:rPrChange w:id="310" w:author="Alex Fisher" w:date="2026-03-31T14:43:00Z" w16du:dateUtc="2026-03-31T19:43:00Z">
               <w:rPr>
                 <w:sz w:val="20"/>
                 <w:szCs w:val="20"/>
@@ -2337,7 +2551,7 @@
           <w:rPr>
             <w:sz w:val="13"/>
             <w:szCs w:val="13"/>
-            <w:rPrChange w:id="292" w:author="Alex Fisher" w:date="2026-03-31T14:43:00Z" w16du:dateUtc="2026-03-31T19:43:00Z">
+            <w:rPrChange w:id="311" w:author="Alex Fisher" w:date="2026-03-31T14:43:00Z" w16du:dateUtc="2026-03-31T19:43:00Z">
               <w:rPr>
                 <w:sz w:val="20"/>
                 <w:szCs w:val="20"/>
@@ -2351,7 +2565,7 @@
             <w:rStyle w:val="Hyperlink"/>
             <w:sz w:val="13"/>
             <w:szCs w:val="13"/>
-            <w:rPrChange w:id="293" w:author="Alex Fisher" w:date="2026-03-31T14:43:00Z" w16du:dateUtc="2026-03-31T19:43:00Z">
+            <w:rPrChange w:id="312" w:author="Alex Fisher" w:date="2026-03-31T14:43:00Z" w16du:dateUtc="2026-03-31T19:43:00Z">
               <w:rPr>
                 <w:rStyle w:val="Hyperlink"/>
                 <w:sz w:val="20"/>
@@ -2362,12 +2576,12 @@
           <w:t>https://doi.org/10.1186/s13567-025-01671-0</w:t>
         </w:r>
       </w:ins>
-      <w:ins w:id="294" w:author="Alex Fisher" w:date="2026-03-31T13:25:00Z" w16du:dateUtc="2026-03-31T18:25:00Z">
-        <w:r>
-          <w:rPr>
-            <w:sz w:val="13"/>
-            <w:szCs w:val="13"/>
-            <w:rPrChange w:id="295" w:author="Alex Fisher" w:date="2026-03-31T14:43:00Z" w16du:dateUtc="2026-03-31T19:43:00Z">
+      <w:ins w:id="313" w:author="Alex Fisher" w:date="2026-03-31T13:25:00Z" w16du:dateUtc="2026-03-31T18:25:00Z">
+        <w:r>
+          <w:rPr>
+            <w:sz w:val="13"/>
+            <w:szCs w:val="13"/>
+            <w:rPrChange w:id="314" w:author="Alex Fisher" w:date="2026-03-31T14:43:00Z" w16du:dateUtc="2026-03-31T19:43:00Z">
               <w:rPr>
                 <w:sz w:val="20"/>
                 <w:szCs w:val="20"/>
@@ -2377,12 +2591,12 @@
           <w:fldChar w:fldCharType="end"/>
         </w:r>
       </w:ins>
-      <w:ins w:id="296" w:author="Alex Fisher" w:date="2026-03-31T13:25:00Z">
-        <w:r>
-          <w:rPr>
-            <w:sz w:val="13"/>
-            <w:szCs w:val="13"/>
-            <w:rPrChange w:id="297" w:author="Alex Fisher" w:date="2026-03-31T14:43:00Z" w16du:dateUtc="2026-03-31T19:43:00Z">
+      <w:ins w:id="315" w:author="Alex Fisher" w:date="2026-03-31T13:25:00Z">
+        <w:r>
+          <w:rPr>
+            <w:sz w:val="13"/>
+            <w:szCs w:val="13"/>
+            <w:rPrChange w:id="316" w:author="Alex Fisher" w:date="2026-03-31T14:43:00Z" w16du:dateUtc="2026-03-31T19:43:00Z">
               <w:rPr>
                 <w:sz w:val="20"/>
                 <w:szCs w:val="20"/>
@@ -2396,24 +2610,24 @@
     <w:p>
       <w:pPr>
         <w:rPr>
-          <w:ins w:id="298" w:author="Alex Fisher" w:date="2026-03-31T13:25:00Z"/>
+          <w:ins w:id="317" w:author="Alex Fisher" w:date="2026-03-31T13:25:00Z"/>
           <w:sz w:val="13"/>
           <w:szCs w:val="13"/>
-          <w:rPrChange w:id="299" w:author="Alex Fisher" w:date="2026-03-31T14:43:00Z" w16du:dateUtc="2026-03-31T19:43:00Z">
+          <w:rPrChange w:id="318" w:author="Alex Fisher" w:date="2026-03-31T14:43:00Z" w16du:dateUtc="2026-03-31T19:43:00Z">
             <w:rPr>
-              <w:ins w:id="300" w:author="Alex Fisher" w:date="2026-03-31T13:25:00Z"/>
+              <w:ins w:id="319" w:author="Alex Fisher" w:date="2026-03-31T13:25:00Z"/>
               <w:sz w:val="20"/>
               <w:szCs w:val="20"/>
             </w:rPr>
           </w:rPrChange>
         </w:rPr>
       </w:pPr>
-      <w:ins w:id="301" w:author="Alex Fisher" w:date="2026-03-31T13:25:00Z">
-        <w:r>
-          <w:rPr>
-            <w:sz w:val="13"/>
-            <w:szCs w:val="13"/>
-            <w:rPrChange w:id="302" w:author="Alex Fisher" w:date="2026-03-31T14:43:00Z" w16du:dateUtc="2026-03-31T19:43:00Z">
+      <w:ins w:id="320" w:author="Alex Fisher" w:date="2026-03-31T13:25:00Z">
+        <w:r>
+          <w:rPr>
+            <w:sz w:val="13"/>
+            <w:szCs w:val="13"/>
+            <w:rPrChange w:id="321" w:author="Alex Fisher" w:date="2026-03-31T14:43:00Z" w16du:dateUtc="2026-03-31T19:43:00Z">
               <w:rPr>
                 <w:sz w:val="20"/>
                 <w:szCs w:val="20"/>
@@ -2428,7 +2642,7 @@
             <w:iCs/>
             <w:sz w:val="13"/>
             <w:szCs w:val="13"/>
-            <w:rPrChange w:id="303" w:author="Alex Fisher" w:date="2026-03-31T14:43:00Z" w16du:dateUtc="2026-03-31T19:43:00Z">
+            <w:rPrChange w:id="322" w:author="Alex Fisher" w:date="2026-03-31T14:43:00Z" w16du:dateUtc="2026-03-31T19:43:00Z">
               <w:rPr>
                 <w:i/>
                 <w:iCs/>
@@ -2443,7 +2657,7 @@
           <w:rPr>
             <w:sz w:val="13"/>
             <w:szCs w:val="13"/>
-            <w:rPrChange w:id="304" w:author="Alex Fisher" w:date="2026-03-31T14:43:00Z" w16du:dateUtc="2026-03-31T19:43:00Z">
+            <w:rPrChange w:id="323" w:author="Alex Fisher" w:date="2026-03-31T14:43:00Z" w16du:dateUtc="2026-03-31T19:43:00Z">
               <w:rPr>
                 <w:sz w:val="20"/>
                 <w:szCs w:val="20"/>
@@ -2456,7 +2670,7 @@
           <w:rPr>
             <w:sz w:val="13"/>
             <w:szCs w:val="13"/>
-            <w:rPrChange w:id="305" w:author="Alex Fisher" w:date="2026-03-31T14:43:00Z" w16du:dateUtc="2026-03-31T19:43:00Z">
+            <w:rPrChange w:id="324" w:author="Alex Fisher" w:date="2026-03-31T14:43:00Z" w16du:dateUtc="2026-03-31T19:43:00Z">
               <w:rPr>
                 <w:sz w:val="20"/>
                 <w:szCs w:val="20"/>
@@ -2469,7 +2683,7 @@
           <w:rPr>
             <w:sz w:val="13"/>
             <w:szCs w:val="13"/>
-            <w:rPrChange w:id="306" w:author="Alex Fisher" w:date="2026-03-31T14:43:00Z" w16du:dateUtc="2026-03-31T19:43:00Z">
+            <w:rPrChange w:id="325" w:author="Alex Fisher" w:date="2026-03-31T14:43:00Z" w16du:dateUtc="2026-03-31T19:43:00Z">
               <w:rPr>
                 <w:sz w:val="20"/>
                 <w:szCs w:val="20"/>
@@ -2488,7 +2702,7 @@
           <w:rPr>
             <w:sz w:val="13"/>
             <w:szCs w:val="13"/>
-            <w:rPrChange w:id="307" w:author="Alex Fisher" w:date="2026-03-31T14:43:00Z" w16du:dateUtc="2026-03-31T19:43:00Z">
+            <w:rPrChange w:id="326" w:author="Alex Fisher" w:date="2026-03-31T14:43:00Z" w16du:dateUtc="2026-03-31T19:43:00Z">
               <w:rPr>
                 <w:sz w:val="20"/>
                 <w:szCs w:val="20"/>
@@ -2502,7 +2716,7 @@
             <w:rStyle w:val="Hyperlink"/>
             <w:sz w:val="13"/>
             <w:szCs w:val="13"/>
-            <w:rPrChange w:id="308" w:author="Alex Fisher" w:date="2026-03-31T14:43:00Z" w16du:dateUtc="2026-03-31T19:43:00Z">
+            <w:rPrChange w:id="327" w:author="Alex Fisher" w:date="2026-03-31T14:43:00Z" w16du:dateUtc="2026-03-31T19:43:00Z">
               <w:rPr>
                 <w:rStyle w:val="Hyperlink"/>
                 <w:sz w:val="20"/>
@@ -2513,12 +2727,12 @@
           <w:t>https://doi.org/10.1111/zph.12686</w:t>
         </w:r>
       </w:ins>
-      <w:ins w:id="309" w:author="Alex Fisher" w:date="2026-03-31T13:25:00Z" w16du:dateUtc="2026-03-31T18:25:00Z">
-        <w:r>
-          <w:rPr>
-            <w:sz w:val="13"/>
-            <w:szCs w:val="13"/>
-            <w:rPrChange w:id="310" w:author="Alex Fisher" w:date="2026-03-31T14:43:00Z" w16du:dateUtc="2026-03-31T19:43:00Z">
+      <w:ins w:id="328" w:author="Alex Fisher" w:date="2026-03-31T13:25:00Z" w16du:dateUtc="2026-03-31T18:25:00Z">
+        <w:r>
+          <w:rPr>
+            <w:sz w:val="13"/>
+            <w:szCs w:val="13"/>
+            <w:rPrChange w:id="329" w:author="Alex Fisher" w:date="2026-03-31T14:43:00Z" w16du:dateUtc="2026-03-31T19:43:00Z">
               <w:rPr>
                 <w:sz w:val="20"/>
                 <w:szCs w:val="20"/>
@@ -2528,12 +2742,12 @@
           <w:fldChar w:fldCharType="end"/>
         </w:r>
       </w:ins>
-      <w:ins w:id="311" w:author="Alex Fisher" w:date="2026-03-31T13:25:00Z">
-        <w:r>
-          <w:rPr>
-            <w:sz w:val="13"/>
-            <w:szCs w:val="13"/>
-            <w:rPrChange w:id="312" w:author="Alex Fisher" w:date="2026-03-31T14:43:00Z" w16du:dateUtc="2026-03-31T19:43:00Z">
+      <w:ins w:id="330" w:author="Alex Fisher" w:date="2026-03-31T13:25:00Z">
+        <w:r>
+          <w:rPr>
+            <w:sz w:val="13"/>
+            <w:szCs w:val="13"/>
+            <w:rPrChange w:id="331" w:author="Alex Fisher" w:date="2026-03-31T14:43:00Z" w16du:dateUtc="2026-03-31T19:43:00Z">
               <w:rPr>
                 <w:sz w:val="20"/>
                 <w:szCs w:val="20"/>
@@ -2547,7 +2761,7 @@
     <w:p>
       <w:pPr>
         <w:rPr>
-          <w:ins w:id="313" w:author="Alex Fisher" w:date="2026-03-31T13:24:00Z"/>
+          <w:ins w:id="332" w:author="Alex Fisher" w:date="2026-03-31T13:24:00Z"/>
           <w:sz w:val="20"/>
           <w:szCs w:val="20"/>
         </w:rPr>
@@ -2556,7 +2770,7 @@
     <w:p>
       <w:pPr>
         <w:rPr>
-          <w:ins w:id="314" w:author="Alex Fisher" w:date="2026-03-31T13:24:00Z"/>
+          <w:ins w:id="333" w:author="Alex Fisher" w:date="2026-03-31T13:24:00Z"/>
           <w:sz w:val="20"/>
           <w:szCs w:val="20"/>
         </w:rPr>
@@ -2565,19 +2779,19 @@
     <w:p>
       <w:pPr>
         <w:rPr>
-          <w:ins w:id="315" w:author="Alex Fisher" w:date="2026-03-31T13:23:00Z"/>
+          <w:ins w:id="334" w:author="Alex Fisher" w:date="2026-03-31T13:23:00Z"/>
           <w:sz w:val="20"/>
           <w:szCs w:val="20"/>
-          <w:rPrChange w:id="316" w:author="Alex Fisher" w:date="2026-03-31T13:23:00Z" w16du:dateUtc="2026-03-31T18:23:00Z">
+          <w:rPrChange w:id="335" w:author="Alex Fisher" w:date="2026-03-31T13:23:00Z" w16du:dateUtc="2026-03-31T18:23:00Z">
             <w:rPr>
-              <w:ins w:id="317" w:author="Alex Fisher" w:date="2026-03-31T13:23:00Z"/>
+              <w:ins w:id="336" w:author="Alex Fisher" w:date="2026-03-31T13:23:00Z"/>
             </w:rPr>
           </w:rPrChange>
         </w:rPr>
       </w:pPr>
     </w:p>
     <w:p>
-      <w:del w:id="318" w:author="Alex Fisher" w:date="2026-03-31T14:46:00Z" w16du:dateUtc="2026-03-31T19:46:00Z">
+      <w:del w:id="337" w:author="Alex Fisher" w:date="2026-03-31T14:46:00Z" w16du:dateUtc="2026-03-31T19:46:00Z">
         <w:r>
           <w:br w:type="page"/>
         </w:r>
@@ -2587,17 +2801,17 @@
       <w:pPr>
         <w:ind w:hanging="480"/>
         <w:rPr>
-          <w:ins w:id="319" w:author="Alex Fisher" w:date="2026-03-31T14:53:00Z" w16du:dateUtc="2026-03-31T19:53:00Z"/>
+          <w:ins w:id="338" w:author="Alex Fisher" w:date="2026-03-31T14:53:00Z" w16du:dateUtc="2026-03-31T19:53:00Z"/>
           <w:sz w:val="13"/>
           <w:szCs w:val="13"/>
-          <w:rPrChange w:id="320" w:author="Alex Fisher" w:date="2026-03-31T14:53:00Z" w16du:dateUtc="2026-03-31T19:53:00Z">
+          <w:rPrChange w:id="339" w:author="Alex Fisher" w:date="2026-03-31T14:53:00Z" w16du:dateUtc="2026-03-31T19:53:00Z">
             <w:rPr>
-              <w:ins w:id="321" w:author="Alex Fisher" w:date="2026-03-31T14:53:00Z" w16du:dateUtc="2026-03-31T19:53:00Z"/>
+              <w:ins w:id="340" w:author="Alex Fisher" w:date="2026-03-31T14:53:00Z" w16du:dateUtc="2026-03-31T19:53:00Z"/>
             </w:rPr>
           </w:rPrChange>
         </w:rPr>
       </w:pPr>
-      <w:commentRangeStart w:id="322"/>
+      <w:commentRangeStart w:id="341"/>
       <w:r>
         <w:rPr>
           <w:b/>
@@ -2605,19 +2819,19 @@
         </w:rPr>
         <w:t>P4:</w:t>
       </w:r>
-      <w:commentRangeEnd w:id="322"/>
+      <w:commentRangeEnd w:id="341"/>
       <w:r>
         <w:rPr>
           <w:rStyle w:val="CommentReference"/>
           <w:sz w:val="24"/>
           <w:szCs w:val="24"/>
         </w:rPr>
-        <w:commentReference w:id="322"/>
+        <w:commentReference w:id="341"/>
       </w:r>
       <w:r>
         <w:br/>
       </w:r>
-      <w:del w:id="323" w:author="Kelsey McCune" w:date="2026-03-24T08:54:00Z" w16du:dateUtc="2026-03-24T13:54:00Z">
+      <w:del w:id="342" w:author="Kelsey McCune" w:date="2026-03-24T08:54:00Z" w16du:dateUtc="2026-03-24T13:54:00Z">
         <w:r>
           <w:delText xml:space="preserve">Aside from disease concerns, it is also worth </w:delText>
         </w:r>
@@ -2628,12 +2842,12 @@
           <w:delText xml:space="preserve"> that</w:delText>
         </w:r>
       </w:del>
-      <w:ins w:id="324" w:author="Kelsey McCune" w:date="2026-04-01T10:31:00Z" w16du:dateUtc="2026-04-01T15:31:00Z">
+      <w:ins w:id="343" w:author="Kelsey McCune" w:date="2026-04-01T10:31:00Z" w16du:dateUtc="2026-04-01T15:31:00Z">
         <w:r>
           <w:t>T</w:t>
         </w:r>
       </w:ins>
-      <w:ins w:id="325" w:author="Kelsey McCune" w:date="2026-03-24T08:54:00Z" w16du:dateUtc="2026-03-24T13:54:00Z">
+      <w:ins w:id="344" w:author="Kelsey McCune" w:date="2026-03-24T08:54:00Z" w16du:dateUtc="2026-03-24T13:54:00Z">
         <w:r>
           <w:t>he risk of disease spillover through</w:t>
         </w:r>
@@ -2641,17 +2855,17 @@
       <w:r>
         <w:t xml:space="preserve"> bird feeding and backyard poultry keeping </w:t>
       </w:r>
-      <w:del w:id="326" w:author="Kelsey McCune" w:date="2026-03-24T08:54:00Z" w16du:dateUtc="2026-03-24T13:54:00Z">
+      <w:del w:id="345" w:author="Kelsey McCune" w:date="2026-03-24T08:54:00Z" w16du:dateUtc="2026-03-24T13:54:00Z">
         <w:r>
           <w:delText xml:space="preserve">have </w:delText>
         </w:r>
       </w:del>
-      <w:ins w:id="327" w:author="Kelsey McCune" w:date="2026-03-24T08:54:00Z" w16du:dateUtc="2026-03-24T13:54:00Z">
+      <w:ins w:id="346" w:author="Kelsey McCune" w:date="2026-03-24T08:54:00Z" w16du:dateUtc="2026-03-24T13:54:00Z">
         <w:r>
           <w:t xml:space="preserve">is potentially balanced by the </w:t>
         </w:r>
       </w:ins>
-      <w:del w:id="328" w:author="Kelsey McCune" w:date="2026-03-24T08:54:00Z" w16du:dateUtc="2026-03-24T13:54:00Z">
+      <w:del w:id="347" w:author="Kelsey McCune" w:date="2026-03-24T08:54:00Z" w16du:dateUtc="2026-03-24T13:54:00Z">
         <w:r>
           <w:delText xml:space="preserve">real </w:delText>
         </w:r>
@@ -2677,12 +2891,12 @@
       <w:r>
         <w:t>mental health</w:t>
       </w:r>
-      <w:ins w:id="329" w:author="Kelsey McCune" w:date="2026-03-24T08:51:00Z" w16du:dateUtc="2026-03-24T13:51:00Z">
+      <w:ins w:id="348" w:author="Kelsey McCune" w:date="2026-03-24T08:51:00Z" w16du:dateUtc="2026-03-24T13:51:00Z">
         <w:r>
           <w:t xml:space="preserve"> through e</w:t>
         </w:r>
       </w:ins>
-      <w:del w:id="330" w:author="Kelsey McCune" w:date="2026-03-24T08:51:00Z" w16du:dateUtc="2026-03-24T13:51:00Z">
+      <w:del w:id="349" w:author="Kelsey McCune" w:date="2026-03-24T08:51:00Z" w16du:dateUtc="2026-03-24T13:51:00Z">
         <w:r>
           <w:delText>. E</w:delText>
         </w:r>
@@ -2693,7 +2907,7 @@
       <w:r>
         <w:t xml:space="preserve"> like reduced stress and anxiety, improved mood, cognitive restoration, and feelings of connection to the natural world </w:t>
       </w:r>
-      <w:ins w:id="331" w:author="Alex Fisher" w:date="2026-03-31T14:49:00Z">
+      <w:ins w:id="350" w:author="Alex Fisher" w:date="2026-03-31T14:49:00Z">
         <w:r>
           <w:t>(Cox and Gaston 2016; Pocock et al. 2023)</w:t>
         </w:r>
@@ -2701,7 +2915,7 @@
           <w:t xml:space="preserve"> </w:t>
         </w:r>
       </w:ins>
-      <w:del w:id="332" w:author="Alex Fisher" w:date="2026-03-31T14:49:00Z" w16du:dateUtc="2026-03-31T19:49:00Z">
+      <w:del w:id="351" w:author="Alex Fisher" w:date="2026-03-31T14:49:00Z" w16du:dateUtc="2026-03-31T19:49:00Z">
         <w:r>
           <w:delText>(cite)</w:delText>
         </w:r>
@@ -2715,12 +2929,12 @@
       <w:r>
         <w:t xml:space="preserve">For many </w:t>
       </w:r>
-      <w:del w:id="333" w:author="Kelsey McCune" w:date="2026-03-24T08:51:00Z" w16du:dateUtc="2026-03-24T13:51:00Z">
+      <w:del w:id="352" w:author="Kelsey McCune" w:date="2026-03-24T08:51:00Z" w16du:dateUtc="2026-03-24T13:51:00Z">
         <w:r>
           <w:delText>participants</w:delText>
         </w:r>
       </w:del>
-      <w:ins w:id="334" w:author="Kelsey McCune" w:date="2026-03-24T08:51:00Z" w16du:dateUtc="2026-03-24T13:51:00Z">
+      <w:ins w:id="353" w:author="Kelsey McCune" w:date="2026-03-24T08:51:00Z" w16du:dateUtc="2026-03-24T13:51:00Z">
         <w:r>
           <w:t>p</w:t>
         </w:r>
@@ -2734,12 +2948,12 @@
       <w:r>
         <w:t xml:space="preserve">provides </w:t>
       </w:r>
-      <w:ins w:id="335" w:author="Kelsey McCune" w:date="2026-03-24T08:51:00Z" w16du:dateUtc="2026-03-24T13:51:00Z">
+      <w:ins w:id="354" w:author="Kelsey McCune" w:date="2026-03-24T08:51:00Z" w16du:dateUtc="2026-03-24T13:51:00Z">
         <w:r>
           <w:t>the only</w:t>
         </w:r>
       </w:ins>
-      <w:del w:id="336" w:author="Kelsey McCune" w:date="2026-03-24T08:52:00Z" w16du:dateUtc="2026-03-24T13:52:00Z">
+      <w:del w:id="355" w:author="Kelsey McCune" w:date="2026-03-24T08:52:00Z" w16du:dateUtc="2026-03-24T13:52:00Z">
         <w:r>
           <w:delText>a</w:delText>
         </w:r>
@@ -2753,7 +2967,7 @@
       <w:r>
         <w:t xml:space="preserve"> with wildlife</w:t>
       </w:r>
-      <w:del w:id="337" w:author="Kelsey McCune" w:date="2026-03-24T08:52:00Z" w16du:dateUtc="2026-03-24T13:52:00Z">
+      <w:del w:id="356" w:author="Kelsey McCune" w:date="2026-03-24T08:52:00Z" w16du:dateUtc="2026-03-24T13:52:00Z">
         <w:r>
           <w:delText xml:space="preserve"> that can be integrated into residential life</w:delText>
         </w:r>
@@ -2779,7 +2993,7 @@
       <w:r>
         <w:t xml:space="preserve"> and stress recovery </w:t>
       </w:r>
-      <w:ins w:id="338" w:author="Alex Fisher" w:date="2026-03-31T14:54:00Z" w16du:dateUtc="2026-03-31T19:54:00Z">
+      <w:ins w:id="357" w:author="Alex Fisher" w:date="2026-03-31T14:54:00Z" w16du:dateUtc="2026-03-31T19:54:00Z">
         <w:r>
           <w:t>(Dayer et al. 2019)</w:t>
         </w:r>
@@ -2787,7 +3001,7 @@
           <w:t xml:space="preserve"> </w:t>
         </w:r>
       </w:ins>
-      <w:del w:id="339" w:author="Alex Fisher" w:date="2026-03-31T14:54:00Z" w16du:dateUtc="2026-03-31T19:54:00Z">
+      <w:del w:id="358" w:author="Alex Fisher" w:date="2026-03-31T14:54:00Z" w16du:dateUtc="2026-03-31T19:54:00Z">
         <w:r>
           <w:delText>(cite)</w:delText>
         </w:r>
@@ -2795,7 +3009,7 @@
       <w:r>
         <w:t xml:space="preserve">. Small-scale poultry keeping is similarly associated with feelings of self-sufficiency, fulfillment, and stewardship, particularly among urban and suburban residents seeking engagement with food systems and animal care </w:t>
       </w:r>
-      <w:ins w:id="340" w:author="Alex Fisher" w:date="2026-03-31T14:54:00Z">
+      <w:ins w:id="359" w:author="Alex Fisher" w:date="2026-03-31T14:54:00Z">
         <w:r>
           <w:t>(Kyle and Sutherland 2016; Nicholson et al. 2020)</w:t>
         </w:r>
@@ -2803,7 +3017,7 @@
           <w:t xml:space="preserve"> </w:t>
         </w:r>
       </w:ins>
-      <w:del w:id="341" w:author="Alex Fisher" w:date="2026-03-31T14:54:00Z" w16du:dateUtc="2026-03-31T19:54:00Z">
+      <w:del w:id="360" w:author="Alex Fisher" w:date="2026-03-31T14:54:00Z" w16du:dateUtc="2026-03-31T19:54:00Z">
         <w:r>
           <w:delText>(cite)</w:delText>
         </w:r>
@@ -2811,105 +3025,105 @@
       <w:r>
         <w:t xml:space="preserve">. </w:t>
       </w:r>
-      <w:ins w:id="342" w:author="Alex Fisher" w:date="2026-03-31T15:29:00Z">
+      <w:ins w:id="361" w:author="Alex Fisher" w:date="2026-03-31T15:29:00Z">
         <w:r>
           <w:t xml:space="preserve">Households with children may additionally benefit from the educational value of these activities by incorporating an early interest in wildlife, ecology, and sustainable food production. </w:t>
         </w:r>
       </w:ins>
-      <w:ins w:id="343" w:author="Alex Fisher" w:date="2026-03-31T15:30:00Z" w16du:dateUtc="2026-03-31T20:30:00Z">
+      <w:ins w:id="362" w:author="Alex Fisher" w:date="2026-03-31T15:30:00Z" w16du:dateUtc="2026-03-31T20:30:00Z">
         <w:r>
           <w:t>E</w:t>
         </w:r>
       </w:ins>
-      <w:ins w:id="344" w:author="Alex Fisher" w:date="2026-03-31T15:29:00Z">
+      <w:ins w:id="363" w:author="Alex Fisher" w:date="2026-03-31T15:29:00Z">
         <w:r>
           <w:t xml:space="preserve">ngagement with backyard wildlife activities may also </w:t>
         </w:r>
       </w:ins>
-      <w:ins w:id="345" w:author="Alex Fisher" w:date="2026-03-31T15:30:00Z" w16du:dateUtc="2026-03-31T20:30:00Z">
+      <w:ins w:id="364" w:author="Alex Fisher" w:date="2026-03-31T15:30:00Z" w16du:dateUtc="2026-03-31T20:30:00Z">
         <w:r>
           <w:t>go</w:t>
         </w:r>
       </w:ins>
-      <w:ins w:id="346" w:author="Alex Fisher" w:date="2026-03-31T15:29:00Z">
+      <w:ins w:id="365" w:author="Alex Fisher" w:date="2026-03-31T15:29:00Z">
         <w:r>
           <w:t xml:space="preserve"> beyond personal </w:t>
         </w:r>
       </w:ins>
-      <w:ins w:id="347" w:author="Alex Fisher" w:date="2026-03-31T15:33:00Z" w16du:dateUtc="2026-03-31T20:33:00Z">
+      <w:ins w:id="366" w:author="Alex Fisher" w:date="2026-03-31T15:33:00Z" w16du:dateUtc="2026-03-31T20:33:00Z">
         <w:r>
           <w:t>satisfaction</w:t>
         </w:r>
       </w:ins>
-      <w:ins w:id="348" w:author="Alex Fisher" w:date="2026-03-31T15:29:00Z">
+      <w:ins w:id="367" w:author="Alex Fisher" w:date="2026-03-31T15:29:00Z">
         <w:r>
           <w:t xml:space="preserve"> to encourage broader conservation behaviors. Research has shown that people who feed and observe birds are more likely to engage in pro-conservation actions such as habitat stewardship, conservation donations, and advocacy for wildlife-friendly policies, suggesting that these activities may </w:t>
         </w:r>
       </w:ins>
-      <w:ins w:id="349" w:author="Alex Fisher" w:date="2026-03-31T15:30:00Z" w16du:dateUtc="2026-03-31T20:30:00Z">
+      <w:ins w:id="368" w:author="Alex Fisher" w:date="2026-03-31T15:30:00Z" w16du:dateUtc="2026-03-31T20:30:00Z">
         <w:r>
           <w:t>provide a link</w:t>
         </w:r>
       </w:ins>
-      <w:ins w:id="350" w:author="Alex Fisher" w:date="2026-03-31T15:29:00Z">
+      <w:ins w:id="369" w:author="Alex Fisher" w:date="2026-03-31T15:29:00Z">
         <w:r>
           <w:t xml:space="preserve"> to broader environmental </w:t>
         </w:r>
       </w:ins>
-      <w:ins w:id="351" w:author="Alex Fisher" w:date="2026-03-31T15:31:00Z" w16du:dateUtc="2026-03-31T20:31:00Z">
+      <w:ins w:id="370" w:author="Alex Fisher" w:date="2026-03-31T15:31:00Z" w16du:dateUtc="2026-03-31T20:31:00Z">
         <w:r>
           <w:t>stewardship</w:t>
         </w:r>
       </w:ins>
-      <w:ins w:id="352" w:author="Alex Fisher" w:date="2026-03-31T15:29:00Z">
+      <w:ins w:id="371" w:author="Alex Fisher" w:date="2026-03-31T15:29:00Z">
         <w:r>
           <w:t xml:space="preserve"> (Dayer et al. 2019; Pocock et al. 2023; Barbett et al. 2020). Understanding the conservation attitudes of </w:t>
         </w:r>
       </w:ins>
-      <w:ins w:id="353" w:author="Kelsey McCune" w:date="2026-04-01T10:33:00Z" w16du:dateUtc="2026-04-01T15:33:00Z">
+      <w:ins w:id="372" w:author="Kelsey McCune" w:date="2026-04-01T10:33:00Z" w16du:dateUtc="2026-04-01T15:33:00Z">
         <w:r>
           <w:t xml:space="preserve">participants in these </w:t>
         </w:r>
       </w:ins>
-      <w:ins w:id="354" w:author="Alex Fisher" w:date="2026-03-31T15:29:00Z">
+      <w:ins w:id="373" w:author="Alex Fisher" w:date="2026-03-31T15:29:00Z">
         <w:r>
           <w:t xml:space="preserve">backyard </w:t>
         </w:r>
-        <w:del w:id="355" w:author="Kelsey McCune" w:date="2026-04-01T10:34:00Z" w16du:dateUtc="2026-04-01T15:34:00Z">
+        <w:del w:id="374" w:author="Kelsey McCune" w:date="2026-04-01T10:34:00Z" w16du:dateUtc="2026-04-01T15:34:00Z">
           <w:r>
             <w:delText>wildlife participants</w:delText>
           </w:r>
         </w:del>
       </w:ins>
-      <w:ins w:id="356" w:author="Kelsey McCune" w:date="2026-04-01T10:34:00Z" w16du:dateUtc="2026-04-01T15:34:00Z">
+      <w:ins w:id="375" w:author="Kelsey McCune" w:date="2026-04-01T10:34:00Z" w16du:dateUtc="2026-04-01T15:34:00Z">
         <w:r>
           <w:t>activities</w:t>
         </w:r>
       </w:ins>
-      <w:ins w:id="357" w:author="Alex Fisher" w:date="2026-03-31T15:29:00Z">
+      <w:ins w:id="376" w:author="Alex Fisher" w:date="2026-03-31T15:29:00Z">
         <w:r>
           <w:t xml:space="preserve"> </w:t>
         </w:r>
       </w:ins>
-      <w:ins w:id="358" w:author="Kelsey McCune" w:date="2026-04-01T10:34:00Z" w16du:dateUtc="2026-04-01T15:34:00Z">
+      <w:ins w:id="377" w:author="Kelsey McCune" w:date="2026-04-01T10:34:00Z" w16du:dateUtc="2026-04-01T15:34:00Z">
         <w:r>
           <w:t>wil</w:t>
         </w:r>
       </w:ins>
-      <w:ins w:id="359" w:author="Alex Fisher" w:date="2026-03-31T15:34:00Z" w16du:dateUtc="2026-03-31T20:34:00Z">
-        <w:del w:id="360" w:author="Kelsey McCune" w:date="2026-04-01T10:34:00Z" w16du:dateUtc="2026-04-01T15:34:00Z">
+      <w:ins w:id="378" w:author="Alex Fisher" w:date="2026-03-31T15:34:00Z" w16du:dateUtc="2026-03-31T20:34:00Z">
+        <w:del w:id="379" w:author="Kelsey McCune" w:date="2026-04-01T10:34:00Z" w16du:dateUtc="2026-04-01T15:34:00Z">
           <w:r>
             <w:delText>proves</w:delText>
           </w:r>
         </w:del>
       </w:ins>
-      <w:ins w:id="361" w:author="Kelsey McCune" w:date="2026-04-01T10:34:00Z" w16du:dateUtc="2026-04-01T15:34:00Z">
+      <w:ins w:id="380" w:author="Kelsey McCune" w:date="2026-04-01T10:34:00Z" w16du:dateUtc="2026-04-01T15:34:00Z">
         <w:r>
           <w:t>l</w:t>
         </w:r>
       </w:ins>
-      <w:ins w:id="362" w:author="Alex Fisher" w:date="2026-03-31T15:34:00Z" w16du:dateUtc="2026-03-31T20:34:00Z">
-        <w:del w:id="363" w:author="Kelsey McCune" w:date="2026-04-01T10:34:00Z" w16du:dateUtc="2026-04-01T15:34:00Z">
+      <w:ins w:id="381" w:author="Alex Fisher" w:date="2026-03-31T15:34:00Z" w16du:dateUtc="2026-03-31T20:34:00Z">
+        <w:del w:id="382" w:author="Kelsey McCune" w:date="2026-04-01T10:34:00Z" w16du:dateUtc="2026-04-01T15:34:00Z">
           <w:r>
             <w:delText xml:space="preserve"> to</w:delText>
           </w:r>
@@ -2918,146 +3132,150 @@
           <w:t xml:space="preserve"> be</w:t>
         </w:r>
       </w:ins>
-      <w:ins w:id="364" w:author="Alex Fisher" w:date="2026-03-31T15:29:00Z">
+      <w:ins w:id="383" w:author="Alex Fisher" w:date="2026-03-31T15:29:00Z">
         <w:r>
           <w:t xml:space="preserve"> valuable for </w:t>
         </w:r>
       </w:ins>
-      <w:ins w:id="365" w:author="Alex Fisher" w:date="2026-03-31T15:34:00Z" w16du:dateUtc="2026-03-31T20:34:00Z">
+      <w:ins w:id="384" w:author="Alex Fisher" w:date="2026-03-31T15:34:00Z" w16du:dateUtc="2026-03-31T20:34:00Z">
         <w:r>
           <w:t>finding</w:t>
         </w:r>
       </w:ins>
-      <w:ins w:id="366" w:author="Alex Fisher" w:date="2026-03-31T15:29:00Z">
-        <w:r>
-          <w:t xml:space="preserve"> opportunities to promote evidence-based </w:t>
-        </w:r>
-      </w:ins>
-      <w:ins w:id="367" w:author="Kelsey McCune" w:date="2026-04-01T10:34:00Z" w16du:dateUtc="2026-04-01T15:34:00Z">
-        <w:r>
-          <w:t>biosecurity</w:t>
-        </w:r>
-      </w:ins>
-      <w:ins w:id="368" w:author="Kelsey McCune" w:date="2026-04-01T10:35:00Z" w16du:dateUtc="2026-04-01T15:35:00Z">
-        <w:r>
-          <w:t xml:space="preserve"> or </w:t>
-        </w:r>
-        <w:proofErr w:type="spellStart"/>
-        <w:r>
-          <w:t>conservation</w:t>
-        </w:r>
-      </w:ins>
-      <w:ins w:id="369" w:author="Kelsey McCune" w:date="2026-04-01T10:34:00Z" w16du:dateUtc="2026-04-01T15:34:00Z">
-        <w:r>
-          <w:t>(</w:t>
-        </w:r>
-        <w:proofErr w:type="spellEnd"/>
-        <w:r>
-          <w:t xml:space="preserve">?) </w:t>
-        </w:r>
-      </w:ins>
-      <w:ins w:id="370" w:author="Alex Fisher" w:date="2026-03-31T15:35:00Z" w16du:dateUtc="2026-03-31T20:35:00Z">
+      <w:ins w:id="385" w:author="Alex Fisher" w:date="2026-03-31T15:29:00Z">
+        <w:r>
+          <w:t xml:space="preserve"> opportunities to promote evidence-based</w:t>
+        </w:r>
+      </w:ins>
+      <w:ins w:id="386" w:author="Alex Fisher" w:date="2026-04-06T20:42:00Z" w16du:dateUtc="2026-04-07T01:42:00Z">
+        <w:r>
+          <w:t xml:space="preserve"> </w:t>
+        </w:r>
+      </w:ins>
+      <w:ins w:id="387" w:author="Alex Fisher" w:date="2026-04-06T20:43:00Z" w16du:dateUtc="2026-04-07T01:43:00Z">
+        <w:r>
+          <w:t xml:space="preserve">biosecurity </w:t>
+        </w:r>
+      </w:ins>
+      <w:ins w:id="388" w:author="Kelsey McCune" w:date="2026-04-01T10:34:00Z" w16du:dateUtc="2026-04-01T15:34:00Z">
+        <w:del w:id="389" w:author="Alex Fisher" w:date="2026-04-06T20:42:00Z" w16du:dateUtc="2026-04-07T01:42:00Z">
+          <w:r>
+            <w:delText>biosecurity</w:delText>
+          </w:r>
+        </w:del>
+      </w:ins>
+      <w:ins w:id="390" w:author="Kelsey McCune" w:date="2026-04-01T10:35:00Z" w16du:dateUtc="2026-04-01T15:35:00Z">
+        <w:del w:id="391" w:author="Alex Fisher" w:date="2026-04-06T20:42:00Z" w16du:dateUtc="2026-04-07T01:42:00Z">
+          <w:r>
+            <w:delText xml:space="preserve"> or conservation</w:delText>
+          </w:r>
+        </w:del>
+      </w:ins>
+      <w:ins w:id="392" w:author="Kelsey McCune" w:date="2026-04-01T10:34:00Z" w16du:dateUtc="2026-04-01T15:34:00Z">
+        <w:del w:id="393" w:author="Alex Fisher" w:date="2026-04-06T20:42:00Z" w16du:dateUtc="2026-04-07T01:42:00Z">
+          <w:r>
+            <w:delText xml:space="preserve">(?) </w:delText>
+          </w:r>
+        </w:del>
+      </w:ins>
+      <w:ins w:id="394" w:author="Alex Fisher" w:date="2026-03-31T15:35:00Z" w16du:dateUtc="2026-03-31T20:35:00Z">
         <w:r>
           <w:t xml:space="preserve">practicing guidelines </w:t>
         </w:r>
       </w:ins>
-      <w:ins w:id="371" w:author="Alex Fisher" w:date="2026-03-31T15:34:00Z" w16du:dateUtc="2026-03-31T20:34:00Z">
+      <w:ins w:id="395" w:author="Alex Fisher" w:date="2026-03-31T15:34:00Z" w16du:dateUtc="2026-03-31T20:34:00Z">
         <w:r>
           <w:t>t</w:t>
         </w:r>
       </w:ins>
-      <w:ins w:id="372" w:author="Alex Fisher" w:date="2026-03-31T15:35:00Z" w16du:dateUtc="2026-03-31T20:35:00Z">
+      <w:ins w:id="396" w:author="Alex Fisher" w:date="2026-03-31T15:35:00Z" w16du:dateUtc="2026-03-31T20:35:00Z">
         <w:r>
           <w:t>o the</w:t>
         </w:r>
       </w:ins>
-      <w:ins w:id="373" w:author="Alex Fisher" w:date="2026-03-31T15:29:00Z">
+      <w:ins w:id="397" w:author="Alex Fisher" w:date="2026-03-31T15:29:00Z">
         <w:r>
           <w:t xml:space="preserve"> public. The psychological and conservation benefits of backyard wildlife activities </w:t>
         </w:r>
       </w:ins>
-      <w:ins w:id="374" w:author="Alex Fisher" w:date="2026-03-31T15:35:00Z" w16du:dateUtc="2026-03-31T20:35:00Z">
+      <w:ins w:id="398" w:author="Alex Fisher" w:date="2026-03-31T15:35:00Z" w16du:dateUtc="2026-03-31T20:35:00Z">
         <w:r>
           <w:t xml:space="preserve">are important </w:t>
         </w:r>
       </w:ins>
-      <w:ins w:id="375" w:author="Alex Fisher" w:date="2026-03-31T15:36:00Z" w16du:dateUtc="2026-03-31T20:36:00Z">
+      <w:ins w:id="399" w:author="Alex Fisher" w:date="2026-03-31T15:36:00Z" w16du:dateUtc="2026-03-31T20:36:00Z">
         <w:r>
           <w:t>factor</w:t>
         </w:r>
       </w:ins>
-      <w:ins w:id="376" w:author="Alex Fisher" w:date="2026-03-31T15:37:00Z" w16du:dateUtc="2026-03-31T20:37:00Z">
+      <w:ins w:id="400" w:author="Alex Fisher" w:date="2026-03-31T15:37:00Z" w16du:dateUtc="2026-03-31T20:37:00Z">
         <w:r>
           <w:t>s</w:t>
         </w:r>
       </w:ins>
-      <w:ins w:id="377" w:author="Alex Fisher" w:date="2026-03-31T15:29:00Z">
-        <w:r>
-          <w:t xml:space="preserve"> that </w:t>
-        </w:r>
-        <w:r>
-          <w:lastRenderedPageBreak/>
-          <w:t xml:space="preserve">must be </w:t>
-        </w:r>
-      </w:ins>
-      <w:ins w:id="378" w:author="Alex Fisher" w:date="2026-03-31T15:36:00Z" w16du:dateUtc="2026-03-31T20:36:00Z">
+      <w:ins w:id="401" w:author="Alex Fisher" w:date="2026-03-31T15:29:00Z">
+        <w:r>
+          <w:t xml:space="preserve"> that must be </w:t>
+        </w:r>
+      </w:ins>
+      <w:ins w:id="402" w:author="Alex Fisher" w:date="2026-03-31T15:36:00Z" w16du:dateUtc="2026-03-31T20:36:00Z">
         <w:r>
           <w:t>weighed</w:t>
         </w:r>
       </w:ins>
-      <w:ins w:id="379" w:author="Alex Fisher" w:date="2026-03-31T15:29:00Z">
+      <w:ins w:id="403" w:author="Alex Fisher" w:date="2026-03-31T15:29:00Z">
         <w:r>
           <w:t xml:space="preserve"> </w:t>
         </w:r>
       </w:ins>
-      <w:ins w:id="380" w:author="Alex Fisher" w:date="2026-03-31T15:36:00Z" w16du:dateUtc="2026-03-31T20:36:00Z">
+      <w:ins w:id="404" w:author="Alex Fisher" w:date="2026-03-31T15:36:00Z" w16du:dateUtc="2026-03-31T20:36:00Z">
         <w:r>
           <w:t>parallel to</w:t>
         </w:r>
       </w:ins>
-      <w:ins w:id="381" w:author="Alex Fisher" w:date="2026-03-31T15:29:00Z">
+      <w:ins w:id="405" w:author="Alex Fisher" w:date="2026-03-31T15:29:00Z">
         <w:r>
           <w:t xml:space="preserve"> any </w:t>
         </w:r>
       </w:ins>
-      <w:ins w:id="382" w:author="Alex Fisher" w:date="2026-03-31T15:37:00Z" w16du:dateUtc="2026-03-31T20:37:00Z">
+      <w:ins w:id="406" w:author="Alex Fisher" w:date="2026-03-31T15:37:00Z" w16du:dateUtc="2026-03-31T20:37:00Z">
         <w:r>
           <w:t>relevant</w:t>
         </w:r>
       </w:ins>
-      <w:ins w:id="383" w:author="Alex Fisher" w:date="2026-03-31T15:29:00Z">
+      <w:ins w:id="407" w:author="Alex Fisher" w:date="2026-03-31T15:29:00Z">
         <w:r>
           <w:t xml:space="preserve"> risks to health, wildlife, and environment</w:t>
         </w:r>
       </w:ins>
-      <w:ins w:id="384" w:author="Alex Fisher" w:date="2026-03-31T15:36:00Z" w16du:dateUtc="2026-03-31T20:36:00Z">
+      <w:ins w:id="408" w:author="Alex Fisher" w:date="2026-03-31T15:36:00Z" w16du:dateUtc="2026-03-31T20:36:00Z">
         <w:r>
           <w:t xml:space="preserve"> when discussing </w:t>
         </w:r>
       </w:ins>
-      <w:ins w:id="385" w:author="Alex Fisher" w:date="2026-03-31T15:37:00Z" w16du:dateUtc="2026-03-31T20:37:00Z">
+      <w:ins w:id="409" w:author="Alex Fisher" w:date="2026-03-31T15:37:00Z" w16du:dateUtc="2026-03-31T20:37:00Z">
         <w:r>
           <w:t>activities</w:t>
         </w:r>
       </w:ins>
-      <w:ins w:id="386" w:author="Alex Fisher" w:date="2026-03-31T15:36:00Z" w16du:dateUtc="2026-03-31T20:36:00Z">
+      <w:ins w:id="410" w:author="Alex Fisher" w:date="2026-03-31T15:36:00Z" w16du:dateUtc="2026-03-31T20:36:00Z">
         <w:r>
           <w:t xml:space="preserve"> such as bird feeding and small scale poultry. </w:t>
         </w:r>
       </w:ins>
-      <w:del w:id="387" w:author="Alex Fisher" w:date="2026-03-31T15:29:00Z" w16du:dateUtc="2026-03-31T20:29:00Z">
+      <w:del w:id="411" w:author="Alex Fisher" w:date="2026-03-31T15:29:00Z" w16du:dateUtc="2026-03-31T20:29:00Z">
         <w:r>
           <w:delText xml:space="preserve">Households with children may additionally benefit from the educational value of these activities </w:delText>
         </w:r>
       </w:del>
-      <w:ins w:id="388" w:author="Kelsey McCune" w:date="2026-03-24T08:55:00Z" w16du:dateUtc="2026-03-24T13:55:00Z">
-        <w:del w:id="389" w:author="Alex Fisher" w:date="2026-03-31T15:29:00Z" w16du:dateUtc="2026-03-31T20:29:00Z">
+      <w:ins w:id="412" w:author="Kelsey McCune" w:date="2026-03-24T08:55:00Z" w16du:dateUtc="2026-03-24T13:55:00Z">
+        <w:del w:id="413" w:author="Alex Fisher" w:date="2026-03-31T15:29:00Z" w16du:dateUtc="2026-03-31T20:29:00Z">
           <w:r>
             <w:delText>by</w:delText>
           </w:r>
         </w:del>
       </w:ins>
-      <w:del w:id="390" w:author="Alex Fisher" w:date="2026-03-31T15:29:00Z" w16du:dateUtc="2026-03-31T20:29:00Z">
+      <w:del w:id="414" w:author="Alex Fisher" w:date="2026-03-31T15:29:00Z" w16du:dateUtc="2026-03-31T20:29:00Z">
         <w:r>
           <w:delText xml:space="preserve">in </w:delText>
         </w:r>
@@ -3083,18 +3301,19 @@
           <w:delText xml:space="preserve">s to health, wildlife and environment. </w:delText>
         </w:r>
       </w:del>
-      <w:ins w:id="391" w:author="Alex Fisher" w:date="2026-03-31T14:52:00Z" w16du:dateUtc="2026-03-31T19:52:00Z">
+      <w:ins w:id="415" w:author="Alex Fisher" w:date="2026-03-31T14:52:00Z" w16du:dateUtc="2026-03-31T19:52:00Z">
         <w:r>
           <w:br/>
         </w:r>
         <w:r>
+          <w:lastRenderedPageBreak/>
           <w:br/>
         </w:r>
         <w:r>
           <w:rPr>
             <w:sz w:val="13"/>
             <w:szCs w:val="13"/>
-            <w:rPrChange w:id="392" w:author="Alex Fisher" w:date="2026-03-31T14:53:00Z" w16du:dateUtc="2026-03-31T19:53:00Z">
+            <w:rPrChange w:id="416" w:author="Alex Fisher" w:date="2026-03-31T14:53:00Z" w16du:dateUtc="2026-03-31T19:53:00Z">
               <w:rPr/>
             </w:rPrChange>
           </w:rPr>
@@ -3104,52 +3323,20 @@
           <w:rPr>
             <w:sz w:val="13"/>
             <w:szCs w:val="13"/>
-            <w:rPrChange w:id="393" w:author="Alex Fisher" w:date="2026-03-31T14:53:00Z" w16du:dateUtc="2026-03-31T19:53:00Z">
+            <w:rPrChange w:id="417" w:author="Alex Fisher" w:date="2026-03-31T14:53:00Z" w16du:dateUtc="2026-03-31T19:53:00Z">
               <w:rPr/>
             </w:rPrChange>
           </w:rPr>
           <w:br/>
         </w:r>
       </w:ins>
-      <w:ins w:id="394" w:author="Alex Fisher" w:date="2026-03-31T15:32:00Z">
-        <w:r>
-          <w:rPr>
-            <w:sz w:val="13"/>
-            <w:szCs w:val="13"/>
-          </w:rPr>
-          <w:t xml:space="preserve">Barbett, Lea, Edward </w:t>
-        </w:r>
-        <w:proofErr w:type="spellStart"/>
-        <w:r>
-          <w:rPr>
-            <w:sz w:val="13"/>
-            <w:szCs w:val="13"/>
-          </w:rPr>
-          <w:t>Stupple</w:t>
-        </w:r>
-        <w:proofErr w:type="spellEnd"/>
-        <w:r>
-          <w:rPr>
-            <w:sz w:val="13"/>
-            <w:szCs w:val="13"/>
-          </w:rPr>
-          <w:t xml:space="preserve">, Michael Sweet, Malcolm Schofield, and Miles Richardson. “Measuring Actions for Nature—Development and Validation of a Pro-Nature Conservation </w:t>
-        </w:r>
-        <w:proofErr w:type="spellStart"/>
-        <w:r>
-          <w:rPr>
-            <w:sz w:val="13"/>
-            <w:szCs w:val="13"/>
-          </w:rPr>
-          <w:t>Behaviour</w:t>
-        </w:r>
-        <w:proofErr w:type="spellEnd"/>
-        <w:r>
-          <w:rPr>
-            <w:sz w:val="13"/>
-            <w:szCs w:val="13"/>
-          </w:rPr>
-          <w:t xml:space="preserve"> Scale.” </w:t>
+      <w:ins w:id="418" w:author="Alex Fisher" w:date="2026-03-31T15:32:00Z">
+        <w:r>
+          <w:rPr>
+            <w:sz w:val="13"/>
+            <w:szCs w:val="13"/>
+          </w:rPr>
+          <w:t xml:space="preserve">Barbett, Lea, Edward Stupple, Michael Sweet, Malcolm Schofield, and Miles Richardson. “Measuring Actions for Nature—Development and Validation of a Pro-Nature Conservation Behaviour Scale.” </w:t>
         </w:r>
         <w:r>
           <w:rPr>
@@ -3203,7 +3390,7 @@
           <w:t>https://doi.org/10.3390/su12124885</w:t>
         </w:r>
       </w:ins>
-      <w:ins w:id="395" w:author="Alex Fisher" w:date="2026-03-31T15:32:00Z" w16du:dateUtc="2026-03-31T20:32:00Z">
+      <w:ins w:id="419" w:author="Alex Fisher" w:date="2026-03-31T15:32:00Z" w16du:dateUtc="2026-03-31T20:32:00Z">
         <w:r>
           <w:rPr>
             <w:sz w:val="13"/>
@@ -3212,7 +3399,7 @@
           <w:fldChar w:fldCharType="end"/>
         </w:r>
       </w:ins>
-      <w:ins w:id="396" w:author="Alex Fisher" w:date="2026-03-31T15:32:00Z">
+      <w:ins w:id="420" w:author="Alex Fisher" w:date="2026-03-31T15:32:00Z">
         <w:r>
           <w:rPr>
             <w:sz w:val="13"/>
@@ -3221,7 +3408,7 @@
           <w:t>.</w:t>
         </w:r>
       </w:ins>
-      <w:ins w:id="397" w:author="Alex Fisher" w:date="2026-03-31T15:32:00Z" w16du:dateUtc="2026-03-31T20:32:00Z">
+      <w:ins w:id="421" w:author="Alex Fisher" w:date="2026-03-31T15:32:00Z" w16du:dateUtc="2026-03-31T20:32:00Z">
         <w:r>
           <w:rPr>
             <w:sz w:val="13"/>
@@ -3230,12 +3417,12 @@
           <w:br/>
         </w:r>
       </w:ins>
-      <w:ins w:id="398" w:author="Alex Fisher" w:date="2026-03-31T14:52:00Z" w16du:dateUtc="2026-03-31T19:52:00Z">
-        <w:r>
-          <w:rPr>
-            <w:sz w:val="13"/>
-            <w:szCs w:val="13"/>
-            <w:rPrChange w:id="399" w:author="Alex Fisher" w:date="2026-03-31T14:53:00Z" w16du:dateUtc="2026-03-31T19:53:00Z">
+      <w:ins w:id="422" w:author="Alex Fisher" w:date="2026-03-31T14:52:00Z" w16du:dateUtc="2026-03-31T19:52:00Z">
+        <w:r>
+          <w:rPr>
+            <w:sz w:val="13"/>
+            <w:szCs w:val="13"/>
+            <w:rPrChange w:id="423" w:author="Alex Fisher" w:date="2026-03-31T14:53:00Z" w16du:dateUtc="2026-03-31T19:53:00Z">
               <w:rPr/>
             </w:rPrChange>
           </w:rPr>
@@ -3247,7 +3434,7 @@
             <w:iCs/>
             <w:sz w:val="13"/>
             <w:szCs w:val="13"/>
-            <w:rPrChange w:id="400" w:author="Alex Fisher" w:date="2026-03-31T14:53:00Z" w16du:dateUtc="2026-03-31T19:53:00Z">
+            <w:rPrChange w:id="424" w:author="Alex Fisher" w:date="2026-03-31T14:53:00Z" w16du:dateUtc="2026-03-31T19:53:00Z">
               <w:rPr>
                 <w:i/>
                 <w:iCs/>
@@ -3260,7 +3447,7 @@
           <w:rPr>
             <w:sz w:val="13"/>
             <w:szCs w:val="13"/>
-            <w:rPrChange w:id="401" w:author="Alex Fisher" w:date="2026-03-31T14:53:00Z" w16du:dateUtc="2026-03-31T19:53:00Z">
+            <w:rPrChange w:id="425" w:author="Alex Fisher" w:date="2026-03-31T14:53:00Z" w16du:dateUtc="2026-03-31T19:53:00Z">
               <w:rPr/>
             </w:rPrChange>
           </w:rPr>
@@ -3270,7 +3457,7 @@
           <w:rPr>
             <w:sz w:val="13"/>
             <w:szCs w:val="13"/>
-            <w:rPrChange w:id="402" w:author="Alex Fisher" w:date="2026-03-31T14:53:00Z" w16du:dateUtc="2026-03-31T19:53:00Z">
+            <w:rPrChange w:id="426" w:author="Alex Fisher" w:date="2026-03-31T14:53:00Z" w16du:dateUtc="2026-03-31T19:53:00Z">
               <w:rPr/>
             </w:rPrChange>
           </w:rPr>
@@ -3280,7 +3467,7 @@
           <w:rPr>
             <w:sz w:val="13"/>
             <w:szCs w:val="13"/>
-            <w:rPrChange w:id="403" w:author="Alex Fisher" w:date="2026-03-31T14:53:00Z" w16du:dateUtc="2026-03-31T19:53:00Z">
+            <w:rPrChange w:id="427" w:author="Alex Fisher" w:date="2026-03-31T14:53:00Z" w16du:dateUtc="2026-03-31T19:53:00Z">
               <w:rPr/>
             </w:rPrChange>
           </w:rPr>
@@ -3296,7 +3483,7 @@
           <w:rPr>
             <w:sz w:val="13"/>
             <w:szCs w:val="13"/>
-            <w:rPrChange w:id="404" w:author="Alex Fisher" w:date="2026-03-31T14:53:00Z" w16du:dateUtc="2026-03-31T19:53:00Z">
+            <w:rPrChange w:id="428" w:author="Alex Fisher" w:date="2026-03-31T14:53:00Z" w16du:dateUtc="2026-03-31T19:53:00Z">
               <w:rPr/>
             </w:rPrChange>
           </w:rPr>
@@ -3307,7 +3494,7 @@
             <w:rStyle w:val="Hyperlink"/>
             <w:sz w:val="13"/>
             <w:szCs w:val="13"/>
-            <w:rPrChange w:id="405" w:author="Alex Fisher" w:date="2026-03-31T14:53:00Z" w16du:dateUtc="2026-03-31T19:53:00Z">
+            <w:rPrChange w:id="429" w:author="Alex Fisher" w:date="2026-03-31T14:53:00Z" w16du:dateUtc="2026-03-31T19:53:00Z">
               <w:rPr>
                 <w:rStyle w:val="Hyperlink"/>
               </w:rPr>
@@ -3319,7 +3506,7 @@
           <w:rPr>
             <w:sz w:val="13"/>
             <w:szCs w:val="13"/>
-            <w:rPrChange w:id="406" w:author="Alex Fisher" w:date="2026-03-31T14:53:00Z" w16du:dateUtc="2026-03-31T19:53:00Z">
+            <w:rPrChange w:id="430" w:author="Alex Fisher" w:date="2026-03-31T14:53:00Z" w16du:dateUtc="2026-03-31T19:53:00Z">
               <w:rPr/>
             </w:rPrChange>
           </w:rPr>
@@ -3329,14 +3516,14 @@
           <w:rPr>
             <w:sz w:val="13"/>
             <w:szCs w:val="13"/>
-            <w:rPrChange w:id="407" w:author="Alex Fisher" w:date="2026-03-31T14:53:00Z" w16du:dateUtc="2026-03-31T19:53:00Z">
+            <w:rPrChange w:id="431" w:author="Alex Fisher" w:date="2026-03-31T14:53:00Z" w16du:dateUtc="2026-03-31T19:53:00Z">
               <w:rPr/>
             </w:rPrChange>
           </w:rPr>
           <w:t>.</w:t>
         </w:r>
       </w:ins>
-      <w:ins w:id="408" w:author="Alex Fisher" w:date="2026-03-31T14:53:00Z" w16du:dateUtc="2026-03-31T19:53:00Z">
+      <w:ins w:id="432" w:author="Alex Fisher" w:date="2026-03-31T14:53:00Z" w16du:dateUtc="2026-03-31T19:53:00Z">
         <w:r>
           <w:rPr>
             <w:sz w:val="13"/>
@@ -3345,12 +3532,12 @@
           <w:br/>
         </w:r>
       </w:ins>
-      <w:ins w:id="409" w:author="Alex Fisher" w:date="2026-03-31T14:52:00Z" w16du:dateUtc="2026-03-31T19:52:00Z">
-        <w:r>
-          <w:rPr>
-            <w:sz w:val="13"/>
-            <w:szCs w:val="13"/>
-            <w:rPrChange w:id="410" w:author="Alex Fisher" w:date="2026-03-31T14:53:00Z" w16du:dateUtc="2026-03-31T19:53:00Z">
+      <w:ins w:id="433" w:author="Alex Fisher" w:date="2026-03-31T14:52:00Z" w16du:dateUtc="2026-03-31T19:52:00Z">
+        <w:r>
+          <w:rPr>
+            <w:sz w:val="13"/>
+            <w:szCs w:val="13"/>
+            <w:rPrChange w:id="434" w:author="Alex Fisher" w:date="2026-03-31T14:53:00Z" w16du:dateUtc="2026-03-31T19:53:00Z">
               <w:rPr/>
             </w:rPrChange>
           </w:rPr>
@@ -3362,7 +3549,7 @@
             <w:iCs/>
             <w:sz w:val="13"/>
             <w:szCs w:val="13"/>
-            <w:rPrChange w:id="411" w:author="Alex Fisher" w:date="2026-03-31T14:53:00Z" w16du:dateUtc="2026-03-31T19:53:00Z">
+            <w:rPrChange w:id="435" w:author="Alex Fisher" w:date="2026-03-31T14:53:00Z" w16du:dateUtc="2026-03-31T19:53:00Z">
               <w:rPr>
                 <w:i/>
                 <w:iCs/>
@@ -3375,7 +3562,7 @@
           <w:rPr>
             <w:sz w:val="13"/>
             <w:szCs w:val="13"/>
-            <w:rPrChange w:id="412" w:author="Alex Fisher" w:date="2026-03-31T14:53:00Z" w16du:dateUtc="2026-03-31T19:53:00Z">
+            <w:rPrChange w:id="436" w:author="Alex Fisher" w:date="2026-03-31T14:53:00Z" w16du:dateUtc="2026-03-31T19:53:00Z">
               <w:rPr/>
             </w:rPrChange>
           </w:rPr>
@@ -3385,7 +3572,7 @@
           <w:rPr>
             <w:sz w:val="13"/>
             <w:szCs w:val="13"/>
-            <w:rPrChange w:id="413" w:author="Alex Fisher" w:date="2026-03-31T14:53:00Z" w16du:dateUtc="2026-03-31T19:53:00Z">
+            <w:rPrChange w:id="437" w:author="Alex Fisher" w:date="2026-03-31T14:53:00Z" w16du:dateUtc="2026-03-31T19:53:00Z">
               <w:rPr/>
             </w:rPrChange>
           </w:rPr>
@@ -3395,7 +3582,7 @@
           <w:rPr>
             <w:sz w:val="13"/>
             <w:szCs w:val="13"/>
-            <w:rPrChange w:id="414" w:author="Alex Fisher" w:date="2026-03-31T14:53:00Z" w16du:dateUtc="2026-03-31T19:53:00Z">
+            <w:rPrChange w:id="438" w:author="Alex Fisher" w:date="2026-03-31T14:53:00Z" w16du:dateUtc="2026-03-31T19:53:00Z">
               <w:rPr/>
             </w:rPrChange>
           </w:rPr>
@@ -3411,7 +3598,7 @@
           <w:rPr>
             <w:sz w:val="13"/>
             <w:szCs w:val="13"/>
-            <w:rPrChange w:id="415" w:author="Alex Fisher" w:date="2026-03-31T14:53:00Z" w16du:dateUtc="2026-03-31T19:53:00Z">
+            <w:rPrChange w:id="439" w:author="Alex Fisher" w:date="2026-03-31T14:53:00Z" w16du:dateUtc="2026-03-31T19:53:00Z">
               <w:rPr/>
             </w:rPrChange>
           </w:rPr>
@@ -3422,7 +3609,7 @@
             <w:rStyle w:val="Hyperlink"/>
             <w:sz w:val="13"/>
             <w:szCs w:val="13"/>
-            <w:rPrChange w:id="416" w:author="Alex Fisher" w:date="2026-03-31T14:53:00Z" w16du:dateUtc="2026-03-31T19:53:00Z">
+            <w:rPrChange w:id="440" w:author="Alex Fisher" w:date="2026-03-31T14:53:00Z" w16du:dateUtc="2026-03-31T19:53:00Z">
               <w:rPr>
                 <w:rStyle w:val="Hyperlink"/>
               </w:rPr>
@@ -3434,7 +3621,7 @@
           <w:rPr>
             <w:sz w:val="13"/>
             <w:szCs w:val="13"/>
-            <w:rPrChange w:id="417" w:author="Alex Fisher" w:date="2026-03-31T14:53:00Z" w16du:dateUtc="2026-03-31T19:53:00Z">
+            <w:rPrChange w:id="441" w:author="Alex Fisher" w:date="2026-03-31T14:53:00Z" w16du:dateUtc="2026-03-31T19:53:00Z">
               <w:rPr/>
             </w:rPrChange>
           </w:rPr>
@@ -3444,68 +3631,24 @@
           <w:rPr>
             <w:sz w:val="13"/>
             <w:szCs w:val="13"/>
-            <w:rPrChange w:id="418" w:author="Alex Fisher" w:date="2026-03-31T14:53:00Z" w16du:dateUtc="2026-03-31T19:53:00Z">
+            <w:rPrChange w:id="442" w:author="Alex Fisher" w:date="2026-03-31T14:53:00Z" w16du:dateUtc="2026-03-31T19:53:00Z">
               <w:rPr/>
             </w:rPrChange>
           </w:rPr>
           <w:t>.</w:t>
         </w:r>
       </w:ins>
-      <w:ins w:id="419" w:author="Alex Fisher" w:date="2026-03-31T14:53:00Z" w16du:dateUtc="2026-03-31T19:53:00Z">
-        <w:r>
-          <w:rPr>
-            <w:sz w:val="13"/>
-            <w:szCs w:val="13"/>
-            <w:rPrChange w:id="420" w:author="Alex Fisher" w:date="2026-03-31T14:53:00Z" w16du:dateUtc="2026-03-31T19:53:00Z">
+      <w:ins w:id="443" w:author="Alex Fisher" w:date="2026-03-31T14:53:00Z" w16du:dateUtc="2026-03-31T19:53:00Z">
+        <w:r>
+          <w:rPr>
+            <w:sz w:val="13"/>
+            <w:szCs w:val="13"/>
+            <w:rPrChange w:id="444" w:author="Alex Fisher" w:date="2026-03-31T14:53:00Z" w16du:dateUtc="2026-03-31T19:53:00Z">
               <w:rPr/>
             </w:rPrChange>
           </w:rPr>
           <w:br/>
-          <w:t xml:space="preserve">Pocock, Michael J. O., Iain Hamlin, Jennifer </w:t>
-        </w:r>
-        <w:proofErr w:type="spellStart"/>
-        <w:r>
-          <w:rPr>
-            <w:sz w:val="13"/>
-            <w:szCs w:val="13"/>
-            <w:rPrChange w:id="421" w:author="Alex Fisher" w:date="2026-03-31T14:53:00Z" w16du:dateUtc="2026-03-31T19:53:00Z">
-              <w:rPr/>
-            </w:rPrChange>
-          </w:rPr>
-          <w:t>Christelow</w:t>
-        </w:r>
-        <w:proofErr w:type="spellEnd"/>
-        <w:r>
-          <w:rPr>
-            <w:sz w:val="13"/>
-            <w:szCs w:val="13"/>
-            <w:rPrChange w:id="422" w:author="Alex Fisher" w:date="2026-03-31T14:53:00Z" w16du:dateUtc="2026-03-31T19:53:00Z">
-              <w:rPr/>
-            </w:rPrChange>
-          </w:rPr>
-          <w:t xml:space="preserve">, Holli‐Anne Passmore, and Miles Richardson. “The Benefits of Citizen Science and Nature‐noticing Activities for Well‐being, Nature Connectedness and Pro‐nature Conservation </w:t>
-        </w:r>
-        <w:proofErr w:type="spellStart"/>
-        <w:r>
-          <w:rPr>
-            <w:sz w:val="13"/>
-            <w:szCs w:val="13"/>
-            <w:rPrChange w:id="423" w:author="Alex Fisher" w:date="2026-03-31T14:53:00Z" w16du:dateUtc="2026-03-31T19:53:00Z">
-              <w:rPr/>
-            </w:rPrChange>
-          </w:rPr>
-          <w:t>Behaviours</w:t>
-        </w:r>
-        <w:proofErr w:type="spellEnd"/>
-        <w:r>
-          <w:rPr>
-            <w:sz w:val="13"/>
-            <w:szCs w:val="13"/>
-            <w:rPrChange w:id="424" w:author="Alex Fisher" w:date="2026-03-31T14:53:00Z" w16du:dateUtc="2026-03-31T19:53:00Z">
-              <w:rPr/>
-            </w:rPrChange>
-          </w:rPr>
-          <w:t xml:space="preserve">.” </w:t>
+          <w:t xml:space="preserve">Pocock, Michael J. O., Iain Hamlin, Jennifer Christelow, Holli‐Anne Passmore, and Miles Richardson. “The Benefits of Citizen Science and Nature‐noticing Activities for Well‐being, Nature Connectedness and Pro‐nature Conservation Behaviours.” </w:t>
         </w:r>
         <w:r>
           <w:rPr>
@@ -3513,7 +3656,7 @@
             <w:iCs/>
             <w:sz w:val="13"/>
             <w:szCs w:val="13"/>
-            <w:rPrChange w:id="425" w:author="Alex Fisher" w:date="2026-03-31T14:53:00Z" w16du:dateUtc="2026-03-31T19:53:00Z">
+            <w:rPrChange w:id="445" w:author="Alex Fisher" w:date="2026-03-31T14:53:00Z" w16du:dateUtc="2026-03-31T19:53:00Z">
               <w:rPr>
                 <w:i/>
                 <w:iCs/>
@@ -3526,7 +3669,7 @@
           <w:rPr>
             <w:sz w:val="13"/>
             <w:szCs w:val="13"/>
-            <w:rPrChange w:id="426" w:author="Alex Fisher" w:date="2026-03-31T14:53:00Z" w16du:dateUtc="2026-03-31T19:53:00Z">
+            <w:rPrChange w:id="446" w:author="Alex Fisher" w:date="2026-03-31T14:53:00Z" w16du:dateUtc="2026-03-31T19:53:00Z">
               <w:rPr/>
             </w:rPrChange>
           </w:rPr>
@@ -3536,7 +3679,7 @@
           <w:rPr>
             <w:sz w:val="13"/>
             <w:szCs w:val="13"/>
-            <w:rPrChange w:id="427" w:author="Alex Fisher" w:date="2026-03-31T14:53:00Z" w16du:dateUtc="2026-03-31T19:53:00Z">
+            <w:rPrChange w:id="447" w:author="Alex Fisher" w:date="2026-03-31T14:53:00Z" w16du:dateUtc="2026-03-31T19:53:00Z">
               <w:rPr/>
             </w:rPrChange>
           </w:rPr>
@@ -3546,7 +3689,7 @@
           <w:rPr>
             <w:sz w:val="13"/>
             <w:szCs w:val="13"/>
-            <w:rPrChange w:id="428" w:author="Alex Fisher" w:date="2026-03-31T14:53:00Z" w16du:dateUtc="2026-03-31T19:53:00Z">
+            <w:rPrChange w:id="448" w:author="Alex Fisher" w:date="2026-03-31T14:53:00Z" w16du:dateUtc="2026-03-31T19:53:00Z">
               <w:rPr/>
             </w:rPrChange>
           </w:rPr>
@@ -3562,7 +3705,7 @@
           <w:rPr>
             <w:sz w:val="13"/>
             <w:szCs w:val="13"/>
-            <w:rPrChange w:id="429" w:author="Alex Fisher" w:date="2026-03-31T14:53:00Z" w16du:dateUtc="2026-03-31T19:53:00Z">
+            <w:rPrChange w:id="449" w:author="Alex Fisher" w:date="2026-03-31T14:53:00Z" w16du:dateUtc="2026-03-31T19:53:00Z">
               <w:rPr/>
             </w:rPrChange>
           </w:rPr>
@@ -3573,7 +3716,7 @@
             <w:rStyle w:val="Hyperlink"/>
             <w:sz w:val="13"/>
             <w:szCs w:val="13"/>
-            <w:rPrChange w:id="430" w:author="Alex Fisher" w:date="2026-03-31T14:53:00Z" w16du:dateUtc="2026-03-31T19:53:00Z">
+            <w:rPrChange w:id="450" w:author="Alex Fisher" w:date="2026-03-31T14:53:00Z" w16du:dateUtc="2026-03-31T19:53:00Z">
               <w:rPr>
                 <w:rStyle w:val="Hyperlink"/>
               </w:rPr>
@@ -3585,7 +3728,7 @@
           <w:rPr>
             <w:sz w:val="13"/>
             <w:szCs w:val="13"/>
-            <w:rPrChange w:id="431" w:author="Alex Fisher" w:date="2026-03-31T14:53:00Z" w16du:dateUtc="2026-03-31T19:53:00Z">
+            <w:rPrChange w:id="451" w:author="Alex Fisher" w:date="2026-03-31T14:53:00Z" w16du:dateUtc="2026-03-31T19:53:00Z">
               <w:rPr/>
             </w:rPrChange>
           </w:rPr>
@@ -3595,7 +3738,7 @@
           <w:rPr>
             <w:sz w:val="13"/>
             <w:szCs w:val="13"/>
-            <w:rPrChange w:id="432" w:author="Alex Fisher" w:date="2026-03-31T14:53:00Z" w16du:dateUtc="2026-03-31T19:53:00Z">
+            <w:rPrChange w:id="452" w:author="Alex Fisher" w:date="2026-03-31T14:53:00Z" w16du:dateUtc="2026-03-31T19:53:00Z">
               <w:rPr/>
             </w:rPrChange>
           </w:rPr>
@@ -3606,12 +3749,12 @@
     <w:p>
       <w:pPr>
         <w:rPr>
-          <w:ins w:id="433" w:author="Alex Fisher" w:date="2026-03-31T14:52:00Z" w16du:dateUtc="2026-03-31T19:52:00Z"/>
+          <w:ins w:id="453" w:author="Alex Fisher" w:date="2026-03-31T14:52:00Z" w16du:dateUtc="2026-03-31T19:52:00Z"/>
           <w:sz w:val="13"/>
           <w:szCs w:val="13"/>
-          <w:rPrChange w:id="434" w:author="Alex Fisher" w:date="2026-03-31T14:53:00Z" w16du:dateUtc="2026-03-31T19:53:00Z">
+          <w:rPrChange w:id="454" w:author="Alex Fisher" w:date="2026-03-31T14:53:00Z" w16du:dateUtc="2026-03-31T19:53:00Z">
             <w:rPr>
-              <w:ins w:id="435" w:author="Alex Fisher" w:date="2026-03-31T14:52:00Z" w16du:dateUtc="2026-03-31T19:52:00Z"/>
+              <w:ins w:id="455" w:author="Alex Fisher" w:date="2026-03-31T14:52:00Z" w16du:dateUtc="2026-03-31T19:52:00Z"/>
             </w:rPr>
           </w:rPrChange>
         </w:rPr>
@@ -3622,10 +3765,10 @@
     <w:p>
       <w:pPr>
         <w:rPr>
-          <w:del w:id="436" w:author="Alex Fisher" w:date="2026-03-31T15:35:00Z" w16du:dateUtc="2026-03-31T20:35:00Z"/>
+          <w:del w:id="456" w:author="Alex Fisher" w:date="2026-03-31T15:35:00Z" w16du:dateUtc="2026-03-31T20:35:00Z"/>
         </w:rPr>
       </w:pPr>
-      <w:del w:id="437" w:author="Alex Fisher" w:date="2026-03-31T15:35:00Z" w16du:dateUtc="2026-03-31T20:35:00Z">
+      <w:del w:id="457" w:author="Alex Fisher" w:date="2026-03-31T15:35:00Z" w16du:dateUtc="2026-03-31T20:35:00Z">
         <w:r>
           <w:br w:type="page"/>
         </w:r>
@@ -3634,7 +3777,7 @@
     <w:p>
       <w:pPr>
         <w:rPr>
-          <w:ins w:id="438" w:author="Alex Fisher" w:date="2026-03-31T15:35:00Z" w16du:dateUtc="2026-03-31T20:35:00Z"/>
+          <w:ins w:id="458" w:author="Alex Fisher" w:date="2026-03-31T15:35:00Z" w16du:dateUtc="2026-03-31T20:35:00Z"/>
         </w:rPr>
       </w:pPr>
     </w:p>
@@ -3642,7 +3785,7 @@
     <w:p>
       <w:pPr>
         <w:rPr>
-          <w:ins w:id="439" w:author="Kelsey McCune" w:date="2026-03-24T08:56:00Z" w16du:dateUtc="2026-03-24T13:56:00Z"/>
+          <w:ins w:id="459" w:author="Kelsey McCune" w:date="2026-03-24T08:56:00Z" w16du:dateUtc="2026-03-24T13:56:00Z"/>
         </w:rPr>
       </w:pPr>
       <w:r>
@@ -3652,7 +3795,7 @@
         </w:rPr>
         <w:t>P5:</w:t>
       </w:r>
-      <w:del w:id="440" w:author="Alex Fisher" w:date="2026-03-31T14:58:00Z" w16du:dateUtc="2026-03-31T19:58:00Z">
+      <w:del w:id="460" w:author="Alex Fisher" w:date="2026-03-31T14:58:00Z" w16du:dateUtc="2026-03-31T19:58:00Z">
         <w:r>
           <w:rPr>
             <w:b/>
@@ -3660,19 +3803,19 @@
           </w:rPr>
           <w:br/>
         </w:r>
-        <w:commentRangeStart w:id="441"/>
+        <w:commentRangeStart w:id="461"/>
         <w:r>
           <w:delText>Despite the benefits associate</w:delText>
         </w:r>
       </w:del>
-      <w:ins w:id="442" w:author="Kelsey McCune" w:date="2026-03-24T08:55:00Z" w16du:dateUtc="2026-03-24T13:55:00Z">
-        <w:del w:id="443" w:author="Alex Fisher" w:date="2026-03-31T14:58:00Z" w16du:dateUtc="2026-03-31T19:58:00Z">
+      <w:ins w:id="462" w:author="Kelsey McCune" w:date="2026-03-24T08:55:00Z" w16du:dateUtc="2026-03-24T13:55:00Z">
+        <w:del w:id="463" w:author="Alex Fisher" w:date="2026-03-31T14:58:00Z" w16du:dateUtc="2026-03-31T19:58:00Z">
           <w:r>
             <w:delText>d</w:delText>
           </w:r>
         </w:del>
       </w:ins>
-      <w:del w:id="444" w:author="Alex Fisher" w:date="2026-03-31T14:58:00Z" w16du:dateUtc="2026-03-31T19:58:00Z">
+      <w:del w:id="464" w:author="Alex Fisher" w:date="2026-03-31T14:58:00Z" w16du:dateUtc="2026-03-31T19:58:00Z">
         <w:r>
           <w:delText xml:space="preserve"> with t</w:delText>
         </w:r>
@@ -3727,59 +3870,59 @@
         <w:r>
           <w:delText xml:space="preserve"> in wild songbirds remain poorly understood. </w:delText>
         </w:r>
-        <w:commentRangeEnd w:id="441"/>
+        <w:commentRangeEnd w:id="461"/>
         <w:r>
           <w:rPr>
             <w:rStyle w:val="CommentReference"/>
             <w:sz w:val="24"/>
             <w:szCs w:val="24"/>
           </w:rPr>
-          <w:commentReference w:id="441"/>
+          <w:commentReference w:id="461"/>
         </w:r>
       </w:del>
     </w:p>
     <w:p>
       <w:pPr>
         <w:rPr>
-          <w:ins w:id="445" w:author="Alex Fisher" w:date="2026-03-31T15:16:00Z"/>
+          <w:ins w:id="465" w:author="Alex Fisher" w:date="2026-03-31T15:16:00Z"/>
           <w:sz w:val="13"/>
           <w:szCs w:val="13"/>
-          <w:rPrChange w:id="446" w:author="Alex Fisher" w:date="2026-03-31T15:16:00Z" w16du:dateUtc="2026-03-31T20:16:00Z">
+          <w:rPrChange w:id="466" w:author="Alex Fisher" w:date="2026-03-31T15:16:00Z" w16du:dateUtc="2026-03-31T20:16:00Z">
             <w:rPr>
-              <w:ins w:id="447" w:author="Alex Fisher" w:date="2026-03-31T15:16:00Z"/>
+              <w:ins w:id="467" w:author="Alex Fisher" w:date="2026-03-31T15:16:00Z"/>
             </w:rPr>
           </w:rPrChange>
         </w:rPr>
       </w:pPr>
-      <w:commentRangeStart w:id="448"/>
-      <w:commentRangeStart w:id="449"/>
+      <w:commentRangeStart w:id="468"/>
+      <w:commentRangeStart w:id="469"/>
       <w:r>
         <w:t xml:space="preserve">Most existing research </w:t>
       </w:r>
-      <w:commentRangeEnd w:id="448"/>
+      <w:commentRangeEnd w:id="468"/>
       <w:r>
         <w:rPr>
           <w:rStyle w:val="CommentReference"/>
           <w:sz w:val="24"/>
           <w:szCs w:val="24"/>
         </w:rPr>
-        <w:commentReference w:id="448"/>
-      </w:r>
-      <w:commentRangeEnd w:id="449"/>
+        <w:commentReference w:id="468"/>
+      </w:r>
+      <w:commentRangeEnd w:id="469"/>
       <w:r>
         <w:rPr>
           <w:rStyle w:val="CommentReference"/>
           <w:sz w:val="24"/>
           <w:szCs w:val="24"/>
         </w:rPr>
-        <w:commentReference w:id="449"/>
-      </w:r>
-      <w:ins w:id="450" w:author="Alex Fisher" w:date="2026-03-31T14:59:00Z">
+        <w:commentReference w:id="469"/>
+      </w:r>
+      <w:ins w:id="470" w:author="Alex Fisher" w:date="2026-03-31T14:59:00Z">
         <w:r>
           <w:t>on backyard wildlife activities and disease risk</w:t>
         </w:r>
       </w:ins>
-      <w:ins w:id="451" w:author="Alex Fisher" w:date="2026-03-31T14:59:00Z" w16du:dateUtc="2026-03-31T19:59:00Z">
+      <w:ins w:id="471" w:author="Alex Fisher" w:date="2026-03-31T14:59:00Z" w16du:dateUtc="2026-03-31T19:59:00Z">
         <w:r>
           <w:t xml:space="preserve"> </w:t>
         </w:r>
@@ -3787,22 +3930,22 @@
       <w:r>
         <w:t xml:space="preserve">addresses </w:t>
       </w:r>
-      <w:ins w:id="452" w:author="Alex Fisher" w:date="2026-03-31T14:59:00Z" w16du:dateUtc="2026-03-31T19:59:00Z">
+      <w:ins w:id="472" w:author="Alex Fisher" w:date="2026-03-31T14:59:00Z" w16du:dateUtc="2026-03-31T19:59:00Z">
         <w:r>
           <w:t>bird feeding and small-scale poultry keeping</w:t>
         </w:r>
       </w:ins>
-      <w:del w:id="453" w:author="Alex Fisher" w:date="2026-03-31T14:59:00Z" w16du:dateUtc="2026-03-31T19:59:00Z">
+      <w:del w:id="473" w:author="Alex Fisher" w:date="2026-03-31T14:59:00Z" w16du:dateUtc="2026-03-31T19:59:00Z">
         <w:r>
           <w:delText xml:space="preserve">these </w:delText>
         </w:r>
       </w:del>
-      <w:ins w:id="454" w:author="Alex Fisher" w:date="2026-03-31T14:59:00Z" w16du:dateUtc="2026-03-31T19:59:00Z">
+      <w:ins w:id="474" w:author="Alex Fisher" w:date="2026-03-31T14:59:00Z" w16du:dateUtc="2026-03-31T19:59:00Z">
         <w:r>
           <w:t xml:space="preserve"> </w:t>
         </w:r>
       </w:ins>
-      <w:del w:id="455" w:author="Alex Fisher" w:date="2026-03-31T14:59:00Z" w16du:dateUtc="2026-03-31T19:59:00Z">
+      <w:del w:id="475" w:author="Alex Fisher" w:date="2026-03-31T14:59:00Z" w16du:dateUtc="2026-03-31T19:59:00Z">
         <w:r>
           <w:delText xml:space="preserve">practices </w:delText>
         </w:r>
@@ -3810,7 +3953,7 @@
       <w:r>
         <w:t>in isolation, and few studies have examined disease ecology</w:t>
       </w:r>
-      <w:ins w:id="456" w:author="Kelsey McCune" w:date="2026-04-01T10:57:00Z" w16du:dateUtc="2026-04-01T15:57:00Z">
+      <w:ins w:id="476" w:author="Kelsey McCune" w:date="2026-04-01T10:57:00Z" w16du:dateUtc="2026-04-01T15:57:00Z">
         <w:r>
           <w:t xml:space="preserve"> or spillover prevalence</w:t>
         </w:r>
@@ -3818,7 +3961,7 @@
       <w:r>
         <w:t xml:space="preserve"> at residential sites where</w:t>
       </w:r>
-      <w:del w:id="457" w:author="Kelsey McCune" w:date="2026-04-01T10:37:00Z" w16du:dateUtc="2026-04-01T15:37:00Z">
+      <w:del w:id="477" w:author="Kelsey McCune" w:date="2026-04-01T10:37:00Z" w16du:dateUtc="2026-04-01T15:37:00Z">
         <w:r>
           <w:delText xml:space="preserve"> both</w:delText>
         </w:r>
@@ -3832,293 +3975,297 @@
       <w:r>
         <w:t xml:space="preserve"> present. </w:t>
       </w:r>
-      <w:commentRangeStart w:id="458"/>
-      <w:ins w:id="459" w:author="Alex Fisher" w:date="2026-03-31T15:01:00Z" w16du:dateUtc="2026-03-31T20:01:00Z">
+      <w:commentRangeStart w:id="478"/>
+      <w:ins w:id="479" w:author="Alex Fisher" w:date="2026-03-31T15:01:00Z" w16du:dateUtc="2026-03-31T20:01:00Z">
         <w:r>
           <w:t xml:space="preserve">Even at feeder-present sites, little is known about how individual variation in feeder visitation frequency among wild birds may influence infection risk at the individual level, as </w:t>
         </w:r>
       </w:ins>
-      <w:ins w:id="460" w:author="Alex Fisher" w:date="2026-03-31T15:03:00Z" w16du:dateUtc="2026-03-31T20:03:00Z">
+      <w:ins w:id="480" w:author="Alex Fisher" w:date="2026-03-31T15:03:00Z" w16du:dateUtc="2026-03-31T20:03:00Z">
         <w:r>
           <w:t>individuals</w:t>
         </w:r>
       </w:ins>
-      <w:ins w:id="461" w:author="Alex Fisher" w:date="2026-03-31T15:01:00Z" w16du:dateUtc="2026-03-31T20:01:00Z">
+      <w:ins w:id="481" w:author="Alex Fisher" w:date="2026-03-31T15:01:00Z" w16du:dateUtc="2026-03-31T20:01:00Z">
         <w:r>
           <w:t xml:space="preserve"> that visit food sources more frequently may </w:t>
         </w:r>
       </w:ins>
-      <w:ins w:id="462" w:author="Alex Fisher" w:date="2026-03-31T15:02:00Z" w16du:dateUtc="2026-03-31T20:02:00Z">
+      <w:ins w:id="482" w:author="Alex Fisher" w:date="2026-03-31T15:02:00Z" w16du:dateUtc="2026-03-31T20:02:00Z">
         <w:r>
           <w:t>experience</w:t>
         </w:r>
       </w:ins>
-      <w:ins w:id="463" w:author="Alex Fisher" w:date="2026-03-31T15:01:00Z" w16du:dateUtc="2026-03-31T20:01:00Z">
+      <w:ins w:id="483" w:author="Alex Fisher" w:date="2026-03-31T15:01:00Z" w16du:dateUtc="2026-03-31T20:01:00Z">
         <w:r>
           <w:t xml:space="preserve"> greater exposure to environmental</w:t>
         </w:r>
       </w:ins>
-      <w:ins w:id="464" w:author="Alex Fisher" w:date="2026-03-31T15:02:00Z" w16du:dateUtc="2026-03-31T20:02:00Z">
+      <w:ins w:id="484" w:author="Alex Fisher" w:date="2026-03-31T15:02:00Z" w16du:dateUtc="2026-03-31T20:02:00Z">
         <w:r>
           <w:t xml:space="preserve"> </w:t>
         </w:r>
       </w:ins>
-      <w:ins w:id="465" w:author="Alex Fisher" w:date="2026-03-31T15:01:00Z" w16du:dateUtc="2026-03-31T20:01:00Z">
+      <w:ins w:id="485" w:author="Alex Fisher" w:date="2026-03-31T15:01:00Z" w16du:dateUtc="2026-03-31T20:01:00Z">
         <w:r>
           <w:t xml:space="preserve">pathogens. </w:t>
         </w:r>
       </w:ins>
-      <w:commentRangeEnd w:id="458"/>
-      <w:r>
-        <w:rPr>
-          <w:rStyle w:val="CommentReference"/>
-        </w:rPr>
-        <w:commentReference w:id="458"/>
-      </w:r>
-      <w:commentRangeStart w:id="466"/>
-      <w:ins w:id="467" w:author="Alex Fisher" w:date="2026-03-31T15:01:00Z" w16du:dateUtc="2026-03-31T20:01:00Z">
-        <w:r>
-          <w:t xml:space="preserve">This gap </w:t>
-        </w:r>
-      </w:ins>
-      <w:ins w:id="468" w:author="Alex Fisher" w:date="2026-03-31T15:03:00Z" w16du:dateUtc="2026-03-31T20:03:00Z">
-        <w:r>
-          <w:t xml:space="preserve">remains </w:t>
-        </w:r>
-      </w:ins>
-      <w:ins w:id="469" w:author="Alex Fisher" w:date="2026-03-31T15:02:00Z" w16du:dateUtc="2026-03-31T20:02:00Z">
-        <w:r>
-          <w:t>relevant</w:t>
-        </w:r>
-      </w:ins>
-      <w:ins w:id="470" w:author="Alex Fisher" w:date="2026-03-31T15:01:00Z" w16du:dateUtc="2026-03-31T20:01:00Z">
-        <w:r>
-          <w:t xml:space="preserve"> in the southeastern United States, where suburban sprawl continues to expand the human-wildlife interface, seasonal variation in temperature and humidity creates year-round conditions for environmental pathogen persistence, </w:t>
-        </w:r>
-      </w:ins>
-      <w:ins w:id="471" w:author="Alex Fisher" w:date="2026-03-31T15:05:00Z" w16du:dateUtc="2026-03-31T20:05:00Z">
-        <w:r>
-          <w:t xml:space="preserve">and large </w:t>
-        </w:r>
-      </w:ins>
-      <w:ins w:id="472" w:author="Alex Fisher" w:date="2026-03-31T15:01:00Z" w16du:dateUtc="2026-03-31T20:01:00Z">
-        <w:r>
-          <w:t xml:space="preserve">agricultural </w:t>
-        </w:r>
-      </w:ins>
-      <w:ins w:id="473" w:author="Alex Fisher" w:date="2026-03-31T15:05:00Z" w16du:dateUtc="2026-03-31T20:05:00Z">
-        <w:r>
-          <w:t>presence</w:t>
-        </w:r>
-      </w:ins>
-      <w:ins w:id="474" w:author="Alex Fisher" w:date="2026-03-31T15:01:00Z" w16du:dateUtc="2026-03-31T20:01:00Z">
-        <w:r>
-          <w:t xml:space="preserve"> </w:t>
-        </w:r>
-      </w:ins>
-      <w:ins w:id="475" w:author="Alex Fisher" w:date="2026-03-31T15:03:00Z" w16du:dateUtc="2026-03-31T20:03:00Z">
-        <w:r>
-          <w:t>encour</w:t>
-        </w:r>
-      </w:ins>
-      <w:ins w:id="476" w:author="Alex Fisher" w:date="2026-03-31T15:04:00Z" w16du:dateUtc="2026-03-31T20:04:00Z">
-        <w:r>
-          <w:t>ages</w:t>
-        </w:r>
-      </w:ins>
-      <w:ins w:id="477" w:author="Alex Fisher" w:date="2026-03-31T15:01:00Z" w16du:dateUtc="2026-03-31T20:01:00Z">
-        <w:r>
-          <w:t xml:space="preserve"> small-scale animal keeping, </w:t>
-        </w:r>
-      </w:ins>
-      <w:ins w:id="478" w:author="Alex Fisher" w:date="2026-03-31T15:13:00Z">
-        <w:r>
-          <w:t>and wildlife watching participation</w:t>
-        </w:r>
-      </w:ins>
-      <w:ins w:id="479" w:author="Alex Fisher" w:date="2026-03-31T15:13:00Z" w16du:dateUtc="2026-03-31T20:13:00Z">
-        <w:r>
-          <w:t>,</w:t>
-        </w:r>
-      </w:ins>
-      <w:ins w:id="480" w:author="Alex Fisher" w:date="2026-03-31T15:13:00Z">
-        <w:r>
-          <w:t xml:space="preserve"> including bird</w:t>
-        </w:r>
-      </w:ins>
-      <w:commentRangeEnd w:id="466"/>
-      <w:r>
-        <w:rPr>
-          <w:rStyle w:val="CommentReference"/>
-        </w:rPr>
-        <w:commentReference w:id="466"/>
-      </w:r>
-      <w:ins w:id="481" w:author="Alex Fisher" w:date="2026-03-31T15:13:00Z">
-        <w:r>
-          <w:t xml:space="preserve"> feeding</w:t>
-        </w:r>
-      </w:ins>
-      <w:ins w:id="482" w:author="Alex Fisher" w:date="2026-03-31T15:13:00Z" w16du:dateUtc="2026-03-31T20:13:00Z">
-        <w:r>
-          <w:t xml:space="preserve">, </w:t>
-        </w:r>
-      </w:ins>
-      <w:ins w:id="483" w:author="Alex Fisher" w:date="2026-03-31T15:13:00Z">
-        <w:r>
-          <w:t>is among the highest of any region in the country, with the East South Central states reporting the highest residential wildlife watching rates nationally</w:t>
-        </w:r>
-      </w:ins>
-      <w:ins w:id="484" w:author="Alex Fisher" w:date="2026-03-31T15:01:00Z" w16du:dateUtc="2026-03-31T20:01:00Z">
-        <w:r>
-          <w:t xml:space="preserve"> (USFWS 2022). </w:t>
-        </w:r>
-      </w:ins>
-      <w:del w:id="485" w:author="Alex Fisher" w:date="2026-03-31T15:01:00Z" w16du:dateUtc="2026-03-31T20:01:00Z">
-        <w:r>
-          <w:delText xml:space="preserve">The 2021 multi-state outbreak of </w:delText>
-        </w:r>
-        <w:r>
-          <w:rPr>
-            <w:i/>
-            <w:iCs/>
-          </w:rPr>
-          <w:delText>Salmonella</w:delText>
-        </w:r>
-        <w:r>
-          <w:delText xml:space="preserve"> Typhimurium</w:delText>
-        </w:r>
-        <w:r>
-          <w:delText xml:space="preserve">, </w:delText>
-        </w:r>
-        <w:r>
-          <w:delText>linked to wild songbirds at residential bird feeders and resulting in 30 confirmed human cases and 14 hospitalizations</w:delText>
-        </w:r>
-        <w:r>
-          <w:delText>, shows</w:delText>
-        </w:r>
-        <w:r>
-          <w:delText xml:space="preserve"> the public health risks of this knowledge gap (Patel et al. 2023). Additionally, </w:delText>
-        </w:r>
-      </w:del>
-      <w:ins w:id="486" w:author="Alex Fisher" w:date="2026-03-31T15:28:00Z">
-        <w:r>
-          <w:t>The degree to which participants in these activities perceive disease risks, engage in biosecurity practices such as feeder cleaning and personal hygiene, and are willing to modify their behaviors in response to evidence-based recommendations remains poorly characterized, particularly in the southeastern United States where both activities are prevalent.</w:t>
-        </w:r>
-      </w:ins>
-      <w:del w:id="487" w:author="Alex Fisher" w:date="2026-03-31T15:01:00Z" w16du:dateUtc="2026-03-31T20:01:00Z">
-        <w:r>
-          <w:delText>t</w:delText>
-        </w:r>
-      </w:del>
-      <w:del w:id="488" w:author="Alex Fisher" w:date="2026-03-31T15:28:00Z" w16du:dateUtc="2026-03-31T20:28:00Z">
-        <w:r>
-          <w:delText xml:space="preserve">he degree to which participants in these activities </w:delText>
-        </w:r>
-      </w:del>
-      <w:del w:id="489" w:author="Alex Fisher" w:date="2026-03-31T15:17:00Z" w16du:dateUtc="2026-03-31T20:17:00Z">
-        <w:r>
-          <w:delText>understand associated disease risks</w:delText>
-        </w:r>
-      </w:del>
-      <w:del w:id="490" w:author="Alex Fisher" w:date="2026-03-31T15:28:00Z" w16du:dateUtc="2026-03-31T20:28:00Z">
-        <w:r>
-          <w:delText xml:space="preserve"> remains largely unknown. Public awareness of biosecurity practices such as feeder </w:delText>
-        </w:r>
-        <w:r>
-          <w:delText>cleaning</w:delText>
-        </w:r>
-        <w:r>
-          <w:delText xml:space="preserve">, </w:delText>
-        </w:r>
-        <w:r>
-          <w:delText>personal hygiene (cleaning hands)</w:delText>
-        </w:r>
-        <w:r>
-          <w:delText xml:space="preserve">, and the spatial </w:delText>
-        </w:r>
-        <w:r>
-          <w:delText>arrangement</w:delText>
-        </w:r>
-        <w:r>
-          <w:delText xml:space="preserve"> of </w:delText>
-        </w:r>
-        <w:r>
-          <w:delText xml:space="preserve">shared resources </w:delText>
-        </w:r>
-        <w:r>
-          <w:delText xml:space="preserve">has not been </w:delText>
-        </w:r>
-        <w:r>
-          <w:delText>thoroughly</w:delText>
-        </w:r>
-        <w:r>
-          <w:delText xml:space="preserve"> assessed, particularly in the southeastern United States where both activities are common.</w:delText>
-        </w:r>
-      </w:del>
-      <w:r>
-        <w:t xml:space="preserve"> Closing these </w:t>
-      </w:r>
-      <w:r>
-        <w:t xml:space="preserve">knowledge </w:t>
-      </w:r>
-      <w:r>
-        <w:t xml:space="preserve">gaps is </w:t>
-      </w:r>
-      <w:r>
-        <w:t>critical</w:t>
-      </w:r>
-      <w:r>
-        <w:t xml:space="preserve"> for developing evidence-based guidelines that allow people to enjoy the benefits of backyard activities while reducing risk to wild birds, domestic animals, and </w:t>
-      </w:r>
-      <w:commentRangeStart w:id="491"/>
-      <w:r>
-        <w:t>human health.</w:t>
-      </w:r>
-      <w:commentRangeEnd w:id="491"/>
+      <w:commentRangeEnd w:id="478"/>
       <w:r>
         <w:rPr>
           <w:rStyle w:val="CommentReference"/>
           <w:sz w:val="24"/>
           <w:szCs w:val="24"/>
         </w:rPr>
-        <w:commentReference w:id="491"/>
-      </w:r>
-      <w:ins w:id="492" w:author="Alex Fisher" w:date="2026-03-31T15:16:00Z" w16du:dateUtc="2026-03-31T20:16:00Z">
-        <w:r>
-          <w:br/>
-        </w:r>
-        <w:r>
-          <w:br/>
-        </w:r>
-        <w:r>
-          <w:rPr>
-            <w:sz w:val="13"/>
-            <w:szCs w:val="13"/>
-            <w:rPrChange w:id="493" w:author="Alex Fisher" w:date="2026-03-31T15:16:00Z" w16du:dateUtc="2026-03-31T20:16:00Z">
-              <w:rPr/>
-            </w:rPrChange>
-          </w:rPr>
-          <w:t>Sources:</w:t>
-        </w:r>
-        <w:r>
-          <w:rPr>
-            <w:sz w:val="13"/>
-            <w:szCs w:val="13"/>
-            <w:rPrChange w:id="494" w:author="Alex Fisher" w:date="2026-03-31T15:16:00Z" w16du:dateUtc="2026-03-31T20:16:00Z">
-              <w:rPr/>
-            </w:rPrChange>
-          </w:rPr>
-          <w:br/>
-        </w:r>
-      </w:ins>
-      <w:ins w:id="495" w:author="Alex Fisher" w:date="2026-03-31T15:16:00Z">
+        <w:commentReference w:id="478"/>
+      </w:r>
+      <w:commentRangeStart w:id="486"/>
+      <w:ins w:id="487" w:author="Alex Fisher" w:date="2026-03-31T15:01:00Z" w16du:dateUtc="2026-03-31T20:01:00Z">
+        <w:r>
+          <w:t xml:space="preserve">This gap </w:t>
+        </w:r>
+      </w:ins>
+      <w:ins w:id="488" w:author="Alex Fisher" w:date="2026-03-31T15:03:00Z" w16du:dateUtc="2026-03-31T20:03:00Z">
+        <w:r>
+          <w:t xml:space="preserve">remains </w:t>
+        </w:r>
+      </w:ins>
+      <w:ins w:id="489" w:author="Alex Fisher" w:date="2026-03-31T15:02:00Z" w16du:dateUtc="2026-03-31T20:02:00Z">
+        <w:r>
+          <w:t>relevant</w:t>
+        </w:r>
+      </w:ins>
+      <w:ins w:id="490" w:author="Alex Fisher" w:date="2026-03-31T15:01:00Z" w16du:dateUtc="2026-03-31T20:01:00Z">
+        <w:r>
+          <w:t xml:space="preserve"> in the southeastern United States, where suburban sprawl continues to expand the human-wildlife interface, seasonal variation in temperature and humidity creates year-round conditions for environmental pathogen persistence, </w:t>
+        </w:r>
+      </w:ins>
+      <w:ins w:id="491" w:author="Alex Fisher" w:date="2026-03-31T15:05:00Z" w16du:dateUtc="2026-03-31T20:05:00Z">
+        <w:r>
+          <w:t xml:space="preserve">and large </w:t>
+        </w:r>
+      </w:ins>
+      <w:ins w:id="492" w:author="Alex Fisher" w:date="2026-03-31T15:01:00Z" w16du:dateUtc="2026-03-31T20:01:00Z">
+        <w:r>
+          <w:t xml:space="preserve">agricultural </w:t>
+        </w:r>
+      </w:ins>
+      <w:ins w:id="493" w:author="Alex Fisher" w:date="2026-03-31T15:05:00Z" w16du:dateUtc="2026-03-31T20:05:00Z">
+        <w:r>
+          <w:t>presence</w:t>
+        </w:r>
+      </w:ins>
+      <w:ins w:id="494" w:author="Alex Fisher" w:date="2026-03-31T15:01:00Z" w16du:dateUtc="2026-03-31T20:01:00Z">
+        <w:r>
+          <w:t xml:space="preserve"> </w:t>
+        </w:r>
+      </w:ins>
+      <w:ins w:id="495" w:author="Alex Fisher" w:date="2026-03-31T15:03:00Z" w16du:dateUtc="2026-03-31T20:03:00Z">
+        <w:r>
+          <w:t>encour</w:t>
+        </w:r>
+      </w:ins>
+      <w:ins w:id="496" w:author="Alex Fisher" w:date="2026-03-31T15:04:00Z" w16du:dateUtc="2026-03-31T20:04:00Z">
+        <w:r>
+          <w:t>ages</w:t>
+        </w:r>
+      </w:ins>
+      <w:ins w:id="497" w:author="Alex Fisher" w:date="2026-03-31T15:01:00Z" w16du:dateUtc="2026-03-31T20:01:00Z">
+        <w:r>
+          <w:t xml:space="preserve"> small-scale animal keeping, </w:t>
+        </w:r>
+      </w:ins>
+      <w:ins w:id="498" w:author="Alex Fisher" w:date="2026-03-31T15:13:00Z">
+        <w:r>
+          <w:t>and wildlife watching participation</w:t>
+        </w:r>
+      </w:ins>
+      <w:ins w:id="499" w:author="Alex Fisher" w:date="2026-03-31T15:13:00Z" w16du:dateUtc="2026-03-31T20:13:00Z">
+        <w:r>
+          <w:t>,</w:t>
+        </w:r>
+      </w:ins>
+      <w:ins w:id="500" w:author="Alex Fisher" w:date="2026-03-31T15:13:00Z">
+        <w:r>
+          <w:t xml:space="preserve"> including bird</w:t>
+        </w:r>
+      </w:ins>
+      <w:commentRangeEnd w:id="486"/>
+      <w:r>
+        <w:rPr>
+          <w:rStyle w:val="CommentReference"/>
+          <w:sz w:val="24"/>
+          <w:szCs w:val="24"/>
+        </w:rPr>
+        <w:commentReference w:id="486"/>
+      </w:r>
+      <w:ins w:id="501" w:author="Alex Fisher" w:date="2026-03-31T15:13:00Z">
+        <w:r>
+          <w:t xml:space="preserve"> feeding</w:t>
+        </w:r>
+      </w:ins>
+      <w:ins w:id="502" w:author="Alex Fisher" w:date="2026-03-31T15:13:00Z" w16du:dateUtc="2026-03-31T20:13:00Z">
+        <w:r>
+          <w:t xml:space="preserve">, </w:t>
+        </w:r>
+      </w:ins>
+      <w:ins w:id="503" w:author="Alex Fisher" w:date="2026-03-31T15:13:00Z">
+        <w:r>
+          <w:t>is among the highest of any region in the country, with the East South Central states reporting the highest residential wildlife watching rates nationally</w:t>
+        </w:r>
+      </w:ins>
+      <w:ins w:id="504" w:author="Alex Fisher" w:date="2026-03-31T15:01:00Z" w16du:dateUtc="2026-03-31T20:01:00Z">
+        <w:r>
+          <w:t xml:space="preserve"> (USFWS 2022). </w:t>
+        </w:r>
+      </w:ins>
+      <w:del w:id="505" w:author="Alex Fisher" w:date="2026-03-31T15:01:00Z" w16du:dateUtc="2026-03-31T20:01:00Z">
+        <w:r>
+          <w:delText xml:space="preserve">The 2021 multi-state outbreak of </w:delText>
+        </w:r>
         <w:r>
           <w:rPr>
             <w:i/>
             <w:iCs/>
-            <w:sz w:val="13"/>
-            <w:szCs w:val="13"/>
-            <w:rPrChange w:id="496" w:author="Alex Fisher" w:date="2026-03-31T15:16:00Z" w16du:dateUtc="2026-03-31T20:16:00Z">
+          </w:rPr>
+          <w:delText>Salmonella</w:delText>
+        </w:r>
+        <w:r>
+          <w:delText xml:space="preserve"> Typhimurium</w:delText>
+        </w:r>
+        <w:r>
+          <w:delText xml:space="preserve">, </w:delText>
+        </w:r>
+        <w:r>
+          <w:delText>linked to wild songbirds at residential bird feeders and resulting in 30 confirmed human cases and 14 hospitalizations</w:delText>
+        </w:r>
+        <w:r>
+          <w:delText>, shows</w:delText>
+        </w:r>
+        <w:r>
+          <w:delText xml:space="preserve"> the public health risks of this knowledge gap (Patel et al. 2023). Additionally, </w:delText>
+        </w:r>
+      </w:del>
+      <w:ins w:id="506" w:author="Alex Fisher" w:date="2026-03-31T15:28:00Z">
+        <w:r>
+          <w:t>The degree to which participants in these activities perceive disease risks, engage in biosecurity practices such as feeder cleaning and personal hygiene, and are willing to modify their behaviors in response to evidence-based recommendations remains poorly characterized, particularly in the southeastern United States where both activities are prevalent.</w:t>
+        </w:r>
+      </w:ins>
+      <w:del w:id="507" w:author="Alex Fisher" w:date="2026-03-31T15:01:00Z" w16du:dateUtc="2026-03-31T20:01:00Z">
+        <w:r>
+          <w:delText>t</w:delText>
+        </w:r>
+      </w:del>
+      <w:del w:id="508" w:author="Alex Fisher" w:date="2026-03-31T15:28:00Z" w16du:dateUtc="2026-03-31T20:28:00Z">
+        <w:r>
+          <w:delText xml:space="preserve">he degree to which participants in these activities </w:delText>
+        </w:r>
+      </w:del>
+      <w:del w:id="509" w:author="Alex Fisher" w:date="2026-03-31T15:17:00Z" w16du:dateUtc="2026-03-31T20:17:00Z">
+        <w:r>
+          <w:delText>understand associated disease risks</w:delText>
+        </w:r>
+      </w:del>
+      <w:del w:id="510" w:author="Alex Fisher" w:date="2026-03-31T15:28:00Z" w16du:dateUtc="2026-03-31T20:28:00Z">
+        <w:r>
+          <w:delText xml:space="preserve"> remains largely unknown. Public awareness of biosecurity practices such as feeder </w:delText>
+        </w:r>
+        <w:r>
+          <w:delText>cleaning</w:delText>
+        </w:r>
+        <w:r>
+          <w:delText xml:space="preserve">, </w:delText>
+        </w:r>
+        <w:r>
+          <w:delText>personal hygiene (cleaning hands)</w:delText>
+        </w:r>
+        <w:r>
+          <w:delText xml:space="preserve">, and the spatial </w:delText>
+        </w:r>
+        <w:r>
+          <w:delText>arrangement</w:delText>
+        </w:r>
+        <w:r>
+          <w:delText xml:space="preserve"> of </w:delText>
+        </w:r>
+        <w:r>
+          <w:delText xml:space="preserve">shared resources </w:delText>
+        </w:r>
+        <w:r>
+          <w:delText xml:space="preserve">has not been </w:delText>
+        </w:r>
+        <w:r>
+          <w:delText>thoroughly</w:delText>
+        </w:r>
+        <w:r>
+          <w:delText xml:space="preserve"> assessed, particularly in the southeastern United States where both activities are common.</w:delText>
+        </w:r>
+      </w:del>
+      <w:r>
+        <w:t xml:space="preserve"> Closing these </w:t>
+      </w:r>
+      <w:r>
+        <w:t xml:space="preserve">knowledge </w:t>
+      </w:r>
+      <w:r>
+        <w:t xml:space="preserve">gaps is </w:t>
+      </w:r>
+      <w:r>
+        <w:t>critical</w:t>
+      </w:r>
+      <w:r>
+        <w:t xml:space="preserve"> for developing evidence-based guidelines that allow people to enjoy the benefits of backyard activities while reducing risk to wild birds, domestic animals, and </w:t>
+      </w:r>
+      <w:commentRangeStart w:id="511"/>
+      <w:r>
+        <w:t>human health.</w:t>
+      </w:r>
+      <w:commentRangeEnd w:id="511"/>
+      <w:r>
+        <w:rPr>
+          <w:rStyle w:val="CommentReference"/>
+          <w:sz w:val="24"/>
+          <w:szCs w:val="24"/>
+        </w:rPr>
+        <w:commentReference w:id="511"/>
+      </w:r>
+      <w:ins w:id="512" w:author="Alex Fisher" w:date="2026-03-31T15:16:00Z" w16du:dateUtc="2026-03-31T20:16:00Z">
+        <w:r>
+          <w:br/>
+        </w:r>
+        <w:r>
+          <w:br/>
+        </w:r>
+        <w:r>
+          <w:rPr>
+            <w:sz w:val="13"/>
+            <w:szCs w:val="13"/>
+            <w:rPrChange w:id="513" w:author="Alex Fisher" w:date="2026-03-31T15:16:00Z" w16du:dateUtc="2026-03-31T20:16:00Z">
+              <w:rPr/>
+            </w:rPrChange>
+          </w:rPr>
+          <w:t>Sources:</w:t>
+        </w:r>
+        <w:r>
+          <w:rPr>
+            <w:sz w:val="13"/>
+            <w:szCs w:val="13"/>
+            <w:rPrChange w:id="514" w:author="Alex Fisher" w:date="2026-03-31T15:16:00Z" w16du:dateUtc="2026-03-31T20:16:00Z">
+              <w:rPr/>
+            </w:rPrChange>
+          </w:rPr>
+          <w:br/>
+        </w:r>
+      </w:ins>
+      <w:ins w:id="515" w:author="Alex Fisher" w:date="2026-03-31T15:16:00Z">
+        <w:r>
+          <w:rPr>
+            <w:i/>
+            <w:iCs/>
+            <w:sz w:val="13"/>
+            <w:szCs w:val="13"/>
+            <w:rPrChange w:id="516" w:author="Alex Fisher" w:date="2026-03-31T15:16:00Z" w16du:dateUtc="2026-03-31T20:16:00Z">
               <w:rPr>
                 <w:i/>
                 <w:iCs/>
@@ -4131,7 +4278,7 @@
           <w:rPr>
             <w:sz w:val="13"/>
             <w:szCs w:val="13"/>
-            <w:rPrChange w:id="497" w:author="Alex Fisher" w:date="2026-03-31T15:16:00Z" w16du:dateUtc="2026-03-31T20:16:00Z">
+            <w:rPrChange w:id="517" w:author="Alex Fisher" w:date="2026-03-31T15:16:00Z" w16du:dateUtc="2026-03-31T20:16:00Z">
               <w:rPr/>
             </w:rPrChange>
           </w:rPr>
@@ -4144,7 +4291,7 @@
         <w:rPr>
           <w:sz w:val="13"/>
           <w:szCs w:val="13"/>
-          <w:rPrChange w:id="498" w:author="Alex Fisher" w:date="2026-03-31T15:16:00Z" w16du:dateUtc="2026-03-31T20:16:00Z">
+          <w:rPrChange w:id="518" w:author="Alex Fisher" w:date="2026-03-31T15:16:00Z" w16du:dateUtc="2026-03-31T20:16:00Z">
             <w:rPr/>
           </w:rPrChange>
         </w:rPr>
@@ -4157,7 +4304,7 @@
           <w:bCs/>
           <w:sz w:val="13"/>
           <w:szCs w:val="13"/>
-          <w:rPrChange w:id="499" w:author="Alex Fisher" w:date="2026-03-31T15:16:00Z" w16du:dateUtc="2026-03-31T20:16:00Z">
+          <w:rPrChange w:id="519" w:author="Alex Fisher" w:date="2026-03-31T15:16:00Z" w16du:dateUtc="2026-03-31T20:16:00Z">
             <w:rPr>
               <w:b/>
               <w:bCs/>
@@ -4171,7 +4318,7 @@
         <w:rPr>
           <w:sz w:val="13"/>
           <w:szCs w:val="13"/>
-          <w:rPrChange w:id="500" w:author="Alex Fisher" w:date="2026-03-31T15:16:00Z" w16du:dateUtc="2026-03-31T20:16:00Z">
+          <w:rPrChange w:id="520" w:author="Alex Fisher" w:date="2026-03-31T15:16:00Z" w16du:dateUtc="2026-03-31T20:16:00Z">
             <w:rPr/>
           </w:rPrChange>
         </w:rPr>
@@ -4180,7 +4327,7 @@
         <w:rPr>
           <w:sz w:val="13"/>
           <w:szCs w:val="13"/>
-          <w:rPrChange w:id="501" w:author="Alex Fisher" w:date="2026-03-31T15:16:00Z" w16du:dateUtc="2026-03-31T20:16:00Z">
+          <w:rPrChange w:id="521" w:author="Alex Fisher" w:date="2026-03-31T15:16:00Z" w16du:dateUtc="2026-03-31T20:16:00Z">
             <w:rPr/>
           </w:rPrChange>
         </w:rPr>
@@ -4206,11 +4353,11 @@
     <w:p>
       <w:pPr>
         <w:rPr>
-          <w:ins w:id="502" w:author="Alex Fisher" w:date="2026-03-31T15:43:00Z" w16du:dateUtc="2026-03-31T20:43:00Z"/>
+          <w:ins w:id="522" w:author="Alex Fisher" w:date="2026-03-31T15:43:00Z" w16du:dateUtc="2026-03-31T20:43:00Z"/>
         </w:rPr>
       </w:pPr>
-      <w:commentRangeStart w:id="503"/>
-      <w:commentRangeStart w:id="504"/>
+      <w:commentRangeStart w:id="523"/>
+      <w:commentRangeStart w:id="524"/>
       <w:r>
         <w:t xml:space="preserve">The overarching goal of this study is to </w:t>
       </w:r>
@@ -4220,21 +4367,21 @@
       <w:r>
         <w:t xml:space="preserve"> how </w:t>
       </w:r>
-      <w:ins w:id="505" w:author="Alex Fisher" w:date="2026-03-31T15:39:00Z" w16du:dateUtc="2026-03-31T20:39:00Z">
+      <w:ins w:id="525" w:author="Alex Fisher" w:date="2026-03-31T15:39:00Z" w16du:dateUtc="2026-03-31T20:39:00Z">
         <w:r>
           <w:t>a</w:t>
         </w:r>
       </w:ins>
-      <w:ins w:id="506" w:author="Alex Fisher" w:date="2026-03-31T15:39:00Z">
+      <w:ins w:id="526" w:author="Alex Fisher" w:date="2026-03-31T15:39:00Z">
         <w:r>
           <w:t>nthropogenic change is reshaping the ways in which humans, domestic animals, and wildlife interact</w:t>
         </w:r>
       </w:ins>
-      <w:ins w:id="507" w:author="Alex Fisher" w:date="2026-03-31T15:39:00Z" w16du:dateUtc="2026-03-31T20:39:00Z">
+      <w:ins w:id="527" w:author="Alex Fisher" w:date="2026-03-31T15:39:00Z" w16du:dateUtc="2026-03-31T20:39:00Z">
         <w:r>
           <w:t>, creating new opportunities for pathogen transmission at the human-wildlife interface</w:t>
         </w:r>
-        <w:del w:id="508" w:author="Kelsey McCune" w:date="2026-04-01T11:09:00Z" w16du:dateUtc="2026-04-01T16:09:00Z">
+        <w:del w:id="528" w:author="Kelsey McCune" w:date="2026-04-01T11:09:00Z" w16du:dateUtc="2026-04-01T16:09:00Z">
           <w:r>
             <w:delText>.</w:delText>
           </w:r>
@@ -4243,7 +4390,7 @@
           <w:t>. B</w:t>
         </w:r>
       </w:ins>
-      <w:del w:id="509" w:author="Alex Fisher" w:date="2026-03-31T15:39:00Z" w16du:dateUtc="2026-03-31T20:39:00Z">
+      <w:del w:id="529" w:author="Alex Fisher" w:date="2026-03-31T15:39:00Z" w16du:dateUtc="2026-03-31T20:39:00Z">
         <w:r>
           <w:delText>b</w:delText>
         </w:r>
@@ -4251,42 +4398,42 @@
       <w:r>
         <w:t xml:space="preserve">ackyard bird feeding and small-scale poultry keeping </w:t>
       </w:r>
-      <w:ins w:id="510" w:author="Alex Fisher" w:date="2026-03-31T15:40:00Z">
+      <w:ins w:id="530" w:author="Alex Fisher" w:date="2026-03-31T15:40:00Z">
         <w:r>
           <w:t xml:space="preserve">represent two widespread and growing activities that </w:t>
         </w:r>
       </w:ins>
-      <w:ins w:id="511" w:author="Alex Fisher" w:date="2026-03-31T15:40:00Z" w16du:dateUtc="2026-03-31T20:40:00Z">
+      <w:ins w:id="531" w:author="Alex Fisher" w:date="2026-03-31T15:40:00Z" w16du:dateUtc="2026-03-31T20:40:00Z">
         <w:r>
           <w:t>combine</w:t>
         </w:r>
       </w:ins>
-      <w:ins w:id="512" w:author="Alex Fisher" w:date="2026-03-31T15:40:00Z">
+      <w:ins w:id="532" w:author="Alex Fisher" w:date="2026-03-31T15:40:00Z">
         <w:r>
           <w:t xml:space="preserve"> these interactions in residential settings, yet the disease ecology of these practices and the human dimensions that </w:t>
         </w:r>
       </w:ins>
-      <w:ins w:id="513" w:author="Alex Fisher" w:date="2026-03-31T15:40:00Z" w16du:dateUtc="2026-03-31T20:40:00Z">
+      <w:ins w:id="533" w:author="Alex Fisher" w:date="2026-03-31T15:40:00Z" w16du:dateUtc="2026-03-31T20:40:00Z">
         <w:r>
           <w:t>influence</w:t>
         </w:r>
       </w:ins>
-      <w:ins w:id="514" w:author="Alex Fisher" w:date="2026-03-31T15:40:00Z">
+      <w:ins w:id="534" w:author="Alex Fisher" w:date="2026-03-31T15:40:00Z">
         <w:r>
           <w:t xml:space="preserve"> participant behavior remain poorly understood. </w:t>
         </w:r>
       </w:ins>
-      <w:del w:id="515" w:author="Alex Fisher" w:date="2026-03-31T15:41:00Z" w16du:dateUtc="2026-03-31T20:41:00Z">
+      <w:del w:id="535" w:author="Alex Fisher" w:date="2026-03-31T15:41:00Z" w16du:dateUtc="2026-03-31T20:41:00Z">
         <w:r>
           <w:delText xml:space="preserve">influence </w:delText>
         </w:r>
       </w:del>
-      <w:ins w:id="516" w:author="Alex Fisher" w:date="2026-03-31T15:41:00Z" w16du:dateUtc="2026-03-31T20:41:00Z">
+      <w:ins w:id="536" w:author="Alex Fisher" w:date="2026-03-31T15:41:00Z" w16du:dateUtc="2026-03-31T20:41:00Z">
         <w:r>
           <w:t>T</w:t>
         </w:r>
       </w:ins>
-      <w:del w:id="517" w:author="Alex Fisher" w:date="2026-03-31T15:41:00Z" w16du:dateUtc="2026-03-31T20:41:00Z">
+      <w:del w:id="537" w:author="Alex Fisher" w:date="2026-03-31T15:41:00Z" w16du:dateUtc="2026-03-31T20:41:00Z">
         <w:r>
           <w:delText>t</w:delText>
         </w:r>
@@ -4294,83 +4441,83 @@
       <w:r>
         <w:t>he</w:t>
       </w:r>
-      <w:del w:id="518" w:author="Alex Fisher" w:date="2026-03-31T15:41:00Z" w16du:dateUtc="2026-03-31T20:41:00Z">
+      <w:del w:id="538" w:author="Alex Fisher" w:date="2026-03-31T15:41:00Z" w16du:dateUtc="2026-03-31T20:41:00Z">
         <w:r>
           <w:delText xml:space="preserve"> </w:delText>
         </w:r>
       </w:del>
-      <w:ins w:id="519" w:author="Alex Fisher" w:date="2026-03-31T15:41:00Z" w16du:dateUtc="2026-03-31T20:41:00Z">
+      <w:ins w:id="539" w:author="Alex Fisher" w:date="2026-03-31T15:41:00Z" w16du:dateUtc="2026-03-31T20:41:00Z">
         <w:r>
           <w:t xml:space="preserve"> overarching goal of this study is to quantify the conditions </w:t>
         </w:r>
       </w:ins>
-      <w:ins w:id="520" w:author="Alex Fisher" w:date="2026-03-31T15:42:00Z" w16du:dateUtc="2026-03-31T20:42:00Z">
+      <w:ins w:id="540" w:author="Alex Fisher" w:date="2026-03-31T15:42:00Z" w16du:dateUtc="2026-03-31T20:42:00Z">
         <w:r>
           <w:t>pertaining to backyard activities that can</w:t>
         </w:r>
       </w:ins>
-      <w:ins w:id="521" w:author="Alex Fisher" w:date="2026-03-31T15:41:00Z" w16du:dateUtc="2026-03-31T20:41:00Z">
+      <w:ins w:id="541" w:author="Alex Fisher" w:date="2026-03-31T15:41:00Z" w16du:dateUtc="2026-03-31T20:41:00Z">
         <w:r>
           <w:t xml:space="preserve"> </w:t>
         </w:r>
       </w:ins>
-      <w:ins w:id="522" w:author="Alex Fisher" w:date="2026-03-31T15:42:00Z" w16du:dateUtc="2026-03-31T20:42:00Z">
+      <w:ins w:id="542" w:author="Alex Fisher" w:date="2026-03-31T15:42:00Z" w16du:dateUtc="2026-03-31T20:42:00Z">
         <w:r>
           <w:t>increase</w:t>
         </w:r>
       </w:ins>
-      <w:ins w:id="523" w:author="Alex Fisher" w:date="2026-03-31T15:41:00Z" w16du:dateUtc="2026-03-31T20:41:00Z">
+      <w:ins w:id="543" w:author="Alex Fisher" w:date="2026-03-31T15:41:00Z" w16du:dateUtc="2026-03-31T20:41:00Z">
         <w:r>
           <w:t xml:space="preserve"> disease risk in wild songbird communities</w:t>
         </w:r>
       </w:ins>
-      <w:ins w:id="524" w:author="Kelsey McCune" w:date="2026-04-01T11:10:00Z" w16du:dateUtc="2026-04-01T16:10:00Z">
+      <w:ins w:id="544" w:author="Kelsey McCune" w:date="2026-04-01T11:10:00Z" w16du:dateUtc="2026-04-01T16:10:00Z">
         <w:r>
           <w:t xml:space="preserve"> leading to potential spillover into people</w:t>
         </w:r>
       </w:ins>
-      <w:ins w:id="525" w:author="Alex Fisher" w:date="2026-03-31T15:41:00Z" w16du:dateUtc="2026-03-31T20:41:00Z">
+      <w:ins w:id="545" w:author="Alex Fisher" w:date="2026-03-31T15:41:00Z" w16du:dateUtc="2026-03-31T20:41:00Z">
         <w:r>
           <w:t>, and</w:t>
         </w:r>
       </w:ins>
-      <w:ins w:id="526" w:author="Alex Fisher" w:date="2026-03-31T15:42:00Z" w16du:dateUtc="2026-03-31T20:42:00Z">
+      <w:ins w:id="546" w:author="Alex Fisher" w:date="2026-03-31T15:42:00Z" w16du:dateUtc="2026-03-31T20:42:00Z">
         <w:r>
           <w:t xml:space="preserve"> </w:t>
         </w:r>
       </w:ins>
-      <w:ins w:id="527" w:author="Alex Fisher" w:date="2026-03-31T15:41:00Z" w16du:dateUtc="2026-03-31T20:41:00Z">
+      <w:ins w:id="547" w:author="Alex Fisher" w:date="2026-03-31T15:41:00Z" w16du:dateUtc="2026-03-31T20:41:00Z">
         <w:r>
           <w:t>how participants perceive</w:t>
         </w:r>
       </w:ins>
-      <w:ins w:id="528" w:author="Alex Fisher" w:date="2026-03-31T15:43:00Z" w16du:dateUtc="2026-03-31T20:43:00Z">
+      <w:ins w:id="548" w:author="Alex Fisher" w:date="2026-03-31T15:43:00Z" w16du:dateUtc="2026-03-31T20:43:00Z">
         <w:r>
           <w:t xml:space="preserve"> and </w:t>
         </w:r>
       </w:ins>
-      <w:ins w:id="529" w:author="Alex Fisher" w:date="2026-03-31T15:41:00Z" w16du:dateUtc="2026-03-31T20:41:00Z">
+      <w:ins w:id="549" w:author="Alex Fisher" w:date="2026-03-31T15:41:00Z" w16du:dateUtc="2026-03-31T20:41:00Z">
         <w:r>
           <w:t>respond to</w:t>
         </w:r>
       </w:ins>
-      <w:ins w:id="530" w:author="Alex Fisher" w:date="2026-03-31T15:43:00Z" w16du:dateUtc="2026-03-31T20:43:00Z">
+      <w:ins w:id="550" w:author="Alex Fisher" w:date="2026-03-31T15:43:00Z" w16du:dateUtc="2026-03-31T20:43:00Z">
         <w:r>
           <w:t xml:space="preserve"> </w:t>
         </w:r>
       </w:ins>
-      <w:ins w:id="531" w:author="Alex Fisher" w:date="2026-03-31T15:41:00Z" w16du:dateUtc="2026-03-31T20:41:00Z">
+      <w:ins w:id="551" w:author="Alex Fisher" w:date="2026-03-31T15:41:00Z" w16du:dateUtc="2026-03-31T20:41:00Z">
         <w:r>
           <w:t>that risk</w:t>
         </w:r>
       </w:ins>
-      <w:ins w:id="532" w:author="Kelsey McCune" w:date="2026-04-01T11:10:00Z" w16du:dateUtc="2026-04-01T16:10:00Z">
+      <w:ins w:id="552" w:author="Kelsey McCune" w:date="2026-04-01T11:10:00Z" w16du:dateUtc="2026-04-01T16:10:00Z">
         <w:r>
           <w:t>, to</w:t>
         </w:r>
       </w:ins>
-      <w:ins w:id="533" w:author="Alex Fisher" w:date="2026-03-31T15:44:00Z" w16du:dateUtc="2026-03-31T20:44:00Z">
-        <w:del w:id="534" w:author="Kelsey McCune" w:date="2026-04-01T11:10:00Z" w16du:dateUtc="2026-04-01T16:10:00Z">
+      <w:ins w:id="553" w:author="Alex Fisher" w:date="2026-03-31T15:44:00Z" w16du:dateUtc="2026-03-31T20:44:00Z">
+        <w:del w:id="554" w:author="Kelsey McCune" w:date="2026-04-01T11:10:00Z" w16du:dateUtc="2026-04-01T16:10:00Z">
           <w:r>
             <w:delText>-</w:delText>
           </w:r>
@@ -4379,31 +4526,31 @@
           <w:t xml:space="preserve"> </w:t>
         </w:r>
       </w:ins>
-      <w:ins w:id="535" w:author="Alex Fisher" w:date="2026-03-31T15:41:00Z" w16du:dateUtc="2026-03-31T20:41:00Z">
+      <w:ins w:id="555" w:author="Alex Fisher" w:date="2026-03-31T15:41:00Z" w16du:dateUtc="2026-03-31T20:41:00Z">
         <w:r>
           <w:t>inform</w:t>
         </w:r>
       </w:ins>
-      <w:ins w:id="536" w:author="Alex Fisher" w:date="2026-03-31T15:44:00Z" w16du:dateUtc="2026-03-31T20:44:00Z">
-        <w:del w:id="537" w:author="Kelsey McCune" w:date="2026-04-01T11:10:00Z" w16du:dateUtc="2026-04-01T16:10:00Z">
+      <w:ins w:id="556" w:author="Alex Fisher" w:date="2026-03-31T15:44:00Z" w16du:dateUtc="2026-03-31T20:44:00Z">
+        <w:del w:id="557" w:author="Kelsey McCune" w:date="2026-04-01T11:10:00Z" w16du:dateUtc="2026-04-01T16:10:00Z">
           <w:r>
             <w:delText>ing</w:delText>
           </w:r>
         </w:del>
       </w:ins>
-      <w:ins w:id="538" w:author="Alex Fisher" w:date="2026-03-31T15:41:00Z" w16du:dateUtc="2026-03-31T20:41:00Z">
+      <w:ins w:id="558" w:author="Alex Fisher" w:date="2026-03-31T15:41:00Z" w16du:dateUtc="2026-03-31T20:41:00Z">
         <w:r>
           <w:t xml:space="preserve"> conservation and public health outcomes.</w:t>
         </w:r>
       </w:ins>
     </w:p>
     <w:p>
-      <w:ins w:id="539" w:author="Alex Fisher" w:date="2026-03-31T15:43:00Z" w16du:dateUtc="2026-03-31T20:43:00Z">
+      <w:ins w:id="559" w:author="Alex Fisher" w:date="2026-03-31T15:43:00Z" w16du:dateUtc="2026-03-31T20:43:00Z">
         <w:r>
           <w:t xml:space="preserve"> </w:t>
         </w:r>
       </w:ins>
-      <w:del w:id="540" w:author="Alex Fisher" w:date="2026-03-31T15:43:00Z" w16du:dateUtc="2026-03-31T20:43:00Z">
+      <w:del w:id="560" w:author="Alex Fisher" w:date="2026-03-31T15:43:00Z" w16du:dateUtc="2026-03-31T20:43:00Z">
         <w:r>
           <w:delText>prevalence and transmission of bacterial pathogens (</w:delText>
         </w:r>
@@ -4445,22 +4592,24 @@
         <w:r>
           <w:delText xml:space="preserve"> risks. </w:delText>
         </w:r>
-        <w:commentRangeEnd w:id="503"/>
+        <w:commentRangeEnd w:id="523"/>
         <w:r>
           <w:rPr>
             <w:rStyle w:val="CommentReference"/>
             <w:sz w:val="24"/>
             <w:szCs w:val="24"/>
           </w:rPr>
-          <w:commentReference w:id="503"/>
+          <w:commentReference w:id="523"/>
         </w:r>
       </w:del>
-      <w:commentRangeEnd w:id="504"/>
+      <w:commentRangeEnd w:id="524"/>
       <w:r>
         <w:rPr>
           <w:rStyle w:val="CommentReference"/>
-        </w:rPr>
-        <w:commentReference w:id="504"/>
+          <w:sz w:val="24"/>
+          <w:szCs w:val="24"/>
+        </w:rPr>
+        <w:commentReference w:id="524"/>
       </w:r>
       <w:r>
         <w:t>This study addresses three specific aims:</w:t>
@@ -4480,7 +4629,7 @@
         </w:rPr>
         <w:t xml:space="preserve">Aim 1: </w:t>
       </w:r>
-      <w:ins w:id="541" w:author="Kelsey McCune" w:date="2026-03-24T09:10:00Z" w16du:dateUtc="2026-03-24T14:10:00Z">
+      <w:ins w:id="561" w:author="Kelsey McCune" w:date="2026-03-24T09:10:00Z" w16du:dateUtc="2026-03-24T14:10:00Z">
         <w:r>
           <w:rPr>
             <w:b/>
@@ -4489,7 +4638,7 @@
           <w:t>Quantify f</w:t>
         </w:r>
       </w:ins>
-      <w:del w:id="542" w:author="Kelsey McCune" w:date="2026-03-24T09:10:00Z" w16du:dateUtc="2026-03-24T14:10:00Z">
+      <w:del w:id="562" w:author="Kelsey McCune" w:date="2026-03-24T09:10:00Z" w16du:dateUtc="2026-03-24T14:10:00Z">
         <w:r>
           <w:rPr>
             <w:b/>
@@ -4505,7 +4654,7 @@
         </w:rPr>
         <w:t xml:space="preserve">eeder </w:t>
       </w:r>
-      <w:ins w:id="543" w:author="Kelsey McCune" w:date="2026-03-24T09:10:00Z" w16du:dateUtc="2026-03-24T14:10:00Z">
+      <w:ins w:id="563" w:author="Kelsey McCune" w:date="2026-03-24T09:10:00Z" w16du:dateUtc="2026-03-24T14:10:00Z">
         <w:r>
           <w:rPr>
             <w:b/>
@@ -4514,7 +4663,7 @@
           <w:t>v</w:t>
         </w:r>
       </w:ins>
-      <w:del w:id="544" w:author="Kelsey McCune" w:date="2026-03-24T09:10:00Z" w16du:dateUtc="2026-03-24T14:10:00Z">
+      <w:del w:id="564" w:author="Kelsey McCune" w:date="2026-03-24T09:10:00Z" w16du:dateUtc="2026-03-24T14:10:00Z">
         <w:r>
           <w:rPr>
             <w:b/>
@@ -4530,7 +4679,7 @@
         </w:rPr>
         <w:t xml:space="preserve">isitation </w:t>
       </w:r>
-      <w:ins w:id="545" w:author="Kelsey McCune" w:date="2026-03-24T09:10:00Z" w16du:dateUtc="2026-03-24T14:10:00Z">
+      <w:ins w:id="565" w:author="Kelsey McCune" w:date="2026-03-24T09:10:00Z" w16du:dateUtc="2026-03-24T14:10:00Z">
         <w:r>
           <w:rPr>
             <w:b/>
@@ -4539,7 +4688,7 @@
           <w:t>f</w:t>
         </w:r>
       </w:ins>
-      <w:del w:id="546" w:author="Kelsey McCune" w:date="2026-03-24T09:10:00Z" w16du:dateUtc="2026-03-24T14:10:00Z">
+      <w:del w:id="566" w:author="Kelsey McCune" w:date="2026-03-24T09:10:00Z" w16du:dateUtc="2026-03-24T14:10:00Z">
         <w:r>
           <w:rPr>
             <w:b/>
@@ -4555,8 +4704,8 @@
         </w:rPr>
         <w:t xml:space="preserve">requency and </w:t>
       </w:r>
-      <w:commentRangeStart w:id="547"/>
-      <w:ins w:id="548" w:author="Kelsey McCune" w:date="2026-03-24T09:10:00Z" w16du:dateUtc="2026-03-24T14:10:00Z">
+      <w:commentRangeStart w:id="567"/>
+      <w:ins w:id="568" w:author="Kelsey McCune" w:date="2026-03-24T09:10:00Z" w16du:dateUtc="2026-03-24T14:10:00Z">
         <w:r>
           <w:rPr>
             <w:b/>
@@ -4565,7 +4714,7 @@
           <w:t>p</w:t>
         </w:r>
       </w:ins>
-      <w:del w:id="549" w:author="Kelsey McCune" w:date="2026-03-24T09:10:00Z" w16du:dateUtc="2026-03-24T14:10:00Z">
+      <w:del w:id="569" w:author="Kelsey McCune" w:date="2026-03-24T09:10:00Z" w16du:dateUtc="2026-03-24T14:10:00Z">
         <w:r>
           <w:rPr>
             <w:b/>
@@ -4581,7 +4730,7 @@
         </w:rPr>
         <w:t>athogen</w:t>
       </w:r>
-      <w:ins w:id="550" w:author="Alex Fisher" w:date="2026-03-31T15:44:00Z" w16du:dateUtc="2026-03-31T20:44:00Z">
+      <w:ins w:id="570" w:author="Alex Fisher" w:date="2026-03-31T15:44:00Z" w16du:dateUtc="2026-03-31T20:44:00Z">
         <w:r>
           <w:rPr>
             <w:b/>
@@ -4590,7 +4739,7 @@
           <w:t xml:space="preserve"> prevalence</w:t>
         </w:r>
       </w:ins>
-      <w:del w:id="551" w:author="Alex Fisher" w:date="2026-03-31T15:44:00Z" w16du:dateUtc="2026-03-31T20:44:00Z">
+      <w:del w:id="571" w:author="Alex Fisher" w:date="2026-03-31T15:44:00Z" w16du:dateUtc="2026-03-31T20:44:00Z">
         <w:r>
           <w:rPr>
             <w:b/>
@@ -4599,8 +4748,8 @@
           <w:delText xml:space="preserve"> </w:delText>
         </w:r>
       </w:del>
-      <w:ins w:id="552" w:author="Kelsey McCune" w:date="2026-03-24T09:10:00Z" w16du:dateUtc="2026-03-24T14:10:00Z">
-        <w:del w:id="553" w:author="Alex Fisher" w:date="2026-03-31T15:44:00Z" w16du:dateUtc="2026-03-31T20:44:00Z">
+      <w:ins w:id="572" w:author="Kelsey McCune" w:date="2026-03-24T09:10:00Z" w16du:dateUtc="2026-03-24T14:10:00Z">
+        <w:del w:id="573" w:author="Alex Fisher" w:date="2026-03-31T15:44:00Z" w16du:dateUtc="2026-03-31T20:44:00Z">
           <w:r>
             <w:rPr>
               <w:b/>
@@ -4610,7 +4759,7 @@
           </w:r>
         </w:del>
       </w:ins>
-      <w:del w:id="554" w:author="Alex Fisher" w:date="2026-03-31T15:44:00Z" w16du:dateUtc="2026-03-31T20:44:00Z">
+      <w:del w:id="574" w:author="Alex Fisher" w:date="2026-03-31T15:44:00Z" w16du:dateUtc="2026-03-31T20:44:00Z">
         <w:r>
           <w:rPr>
             <w:b/>
@@ -4619,8 +4768,8 @@
           <w:delText xml:space="preserve">Infection </w:delText>
         </w:r>
       </w:del>
-      <w:ins w:id="555" w:author="Kelsey McCune" w:date="2026-03-24T09:10:00Z" w16du:dateUtc="2026-03-24T14:10:00Z">
-        <w:del w:id="556" w:author="Alex Fisher" w:date="2026-03-31T15:44:00Z" w16du:dateUtc="2026-03-31T20:44:00Z">
+      <w:ins w:id="575" w:author="Kelsey McCune" w:date="2026-03-24T09:10:00Z" w16du:dateUtc="2026-03-24T14:10:00Z">
+        <w:del w:id="576" w:author="Alex Fisher" w:date="2026-03-31T15:44:00Z" w16du:dateUtc="2026-03-31T20:44:00Z">
           <w:r>
             <w:rPr>
               <w:b/>
@@ -4630,7 +4779,7 @@
           </w:r>
         </w:del>
       </w:ins>
-      <w:del w:id="557" w:author="Alex Fisher" w:date="2026-03-31T15:44:00Z" w16du:dateUtc="2026-03-31T20:44:00Z">
+      <w:del w:id="577" w:author="Alex Fisher" w:date="2026-03-31T15:44:00Z" w16du:dateUtc="2026-03-31T20:44:00Z">
         <w:r>
           <w:rPr>
             <w:b/>
@@ -4638,7 +4787,7 @@
           </w:rPr>
           <w:delText>Status</w:delText>
         </w:r>
-        <w:commentRangeEnd w:id="547"/>
+        <w:commentRangeEnd w:id="567"/>
         <w:r>
           <w:rPr>
             <w:rStyle w:val="CommentReference"/>
@@ -4647,7 +4796,7 @@
             <w:sz w:val="24"/>
             <w:szCs w:val="24"/>
           </w:rPr>
-          <w:commentReference w:id="547"/>
+          <w:commentReference w:id="567"/>
         </w:r>
       </w:del>
     </w:p>
@@ -4658,12 +4807,12 @@
       <w:r>
         <w:t xml:space="preserve"> to test the relationship between </w:t>
       </w:r>
-      <w:del w:id="558" w:author="Kelsey McCune" w:date="2026-03-24T09:12:00Z" w16du:dateUtc="2026-03-24T14:12:00Z">
+      <w:del w:id="578" w:author="Kelsey McCune" w:date="2026-03-24T09:12:00Z" w16du:dateUtc="2026-03-24T14:12:00Z">
         <w:r>
           <w:delText>individual feeder visitation</w:delText>
         </w:r>
       </w:del>
-      <w:ins w:id="559" w:author="Kelsey McCune" w:date="2026-03-24T09:12:00Z" w16du:dateUtc="2026-03-24T14:12:00Z">
+      <w:ins w:id="579" w:author="Kelsey McCune" w:date="2026-03-24T09:12:00Z" w16du:dateUtc="2026-03-24T14:12:00Z">
         <w:r>
           <w:t>the</w:t>
         </w:r>
@@ -4671,12 +4820,12 @@
       <w:r>
         <w:t xml:space="preserve"> frequency</w:t>
       </w:r>
-      <w:ins w:id="560" w:author="Kelsey McCune" w:date="2026-03-24T09:12:00Z" w16du:dateUtc="2026-03-24T14:12:00Z">
+      <w:ins w:id="580" w:author="Kelsey McCune" w:date="2026-03-24T09:12:00Z" w16du:dateUtc="2026-03-24T14:12:00Z">
         <w:r>
           <w:t xml:space="preserve"> that birds </w:t>
         </w:r>
       </w:ins>
-      <w:ins w:id="561" w:author="Kelsey McCune" w:date="2026-03-24T09:13:00Z" w16du:dateUtc="2026-03-24T14:13:00Z">
+      <w:ins w:id="581" w:author="Kelsey McCune" w:date="2026-03-24T09:13:00Z" w16du:dateUtc="2026-03-24T14:13:00Z">
         <w:r>
           <w:t>visit food sources</w:t>
         </w:r>
@@ -4684,12 +4833,12 @@
       <w:r>
         <w:t xml:space="preserve"> and </w:t>
       </w:r>
-      <w:del w:id="562" w:author="Kelsey McCune" w:date="2026-03-24T09:14:00Z" w16du:dateUtc="2026-03-24T14:14:00Z">
+      <w:del w:id="582" w:author="Kelsey McCune" w:date="2026-03-24T09:14:00Z" w16du:dateUtc="2026-03-24T14:14:00Z">
         <w:r>
           <w:delText xml:space="preserve">pathogen </w:delText>
         </w:r>
       </w:del>
-      <w:ins w:id="563" w:author="Kelsey McCune" w:date="2026-03-24T09:14:00Z" w16du:dateUtc="2026-03-24T14:14:00Z">
+      <w:ins w:id="583" w:author="Kelsey McCune" w:date="2026-03-24T09:14:00Z" w16du:dateUtc="2026-03-24T14:14:00Z">
         <w:r>
           <w:t>the probability of</w:t>
         </w:r>
@@ -4700,7 +4849,7 @@
       <w:r>
         <w:t>infection</w:t>
       </w:r>
-      <w:ins w:id="564" w:author="Kelsey McCune" w:date="2026-03-24T09:14:00Z" w16du:dateUtc="2026-03-24T14:14:00Z">
+      <w:ins w:id="584" w:author="Kelsey McCune" w:date="2026-03-24T09:14:00Z" w16du:dateUtc="2026-03-24T14:14:00Z">
         <w:r>
           <w:t>.</w:t>
         </w:r>
@@ -4708,37 +4857,37 @@
       <w:r>
         <w:t xml:space="preserve"> </w:t>
       </w:r>
-      <w:commentRangeStart w:id="565"/>
-      <w:del w:id="566" w:author="Kelsey McCune" w:date="2026-03-24T09:14:00Z" w16du:dateUtc="2026-03-24T14:14:00Z">
+      <w:commentRangeStart w:id="585"/>
+      <w:del w:id="586" w:author="Kelsey McCune" w:date="2026-03-24T09:14:00Z" w16du:dateUtc="2026-03-24T14:14:00Z">
         <w:r>
           <w:delText xml:space="preserve">status </w:delText>
         </w:r>
       </w:del>
-      <w:ins w:id="567" w:author="Alex Fisher" w:date="2026-03-31T15:45:00Z" w16du:dateUtc="2026-03-31T20:45:00Z">
+      <w:ins w:id="587" w:author="Alex Fisher" w:date="2026-03-31T15:45:00Z" w16du:dateUtc="2026-03-31T20:45:00Z">
         <w:r>
           <w:t xml:space="preserve">If </w:t>
         </w:r>
       </w:ins>
-      <w:del w:id="568" w:author="Alex Fisher" w:date="2026-03-31T15:45:00Z" w16du:dateUtc="2026-03-31T20:45:00Z">
+      <w:del w:id="588" w:author="Alex Fisher" w:date="2026-03-31T15:45:00Z" w16du:dateUtc="2026-03-31T20:45:00Z">
         <w:r>
           <w:delText>in PIT-tagged wild birds using RFID technology.</w:delText>
         </w:r>
-        <w:commentRangeEnd w:id="565"/>
+        <w:commentRangeEnd w:id="585"/>
         <w:r>
           <w:rPr>
             <w:rStyle w:val="CommentReference"/>
             <w:sz w:val="24"/>
             <w:szCs w:val="24"/>
           </w:rPr>
-          <w:commentReference w:id="565"/>
+          <w:commentReference w:id="585"/>
         </w:r>
         <w:r>
           <w:delText xml:space="preserve"> </w:delText>
         </w:r>
       </w:del>
-      <w:moveFromRangeStart w:id="569" w:author="Kelsey McCune" w:date="2026-03-24T09:18:00Z" w:name="move225236346"/>
-      <w:moveFrom w:id="570" w:author="Kelsey McCune" w:date="2026-03-24T09:18:00Z" w16du:dateUtc="2026-03-24T14:18:00Z">
-        <w:del w:id="571" w:author="Alex Fisher" w:date="2026-03-31T15:45:00Z" w16du:dateUtc="2026-03-31T20:45:00Z">
+      <w:moveFromRangeStart w:id="589" w:author="Kelsey McCune" w:date="2026-03-24T09:18:00Z" w:name="move225236346"/>
+      <w:moveFrom w:id="590" w:author="Kelsey McCune" w:date="2026-03-24T09:18:00Z" w16du:dateUtc="2026-03-24T14:18:00Z">
+        <w:del w:id="591" w:author="Alex Fisher" w:date="2026-03-31T15:45:00Z" w16du:dateUtc="2026-03-31T20:45:00Z">
           <w:r>
             <w:delText>We predict that wild birds with higher feeder visitation frequencies will have a higher probability of testing positive for pathogen infection</w:delText>
           </w:r>
@@ -4750,8 +4899,8 @@
           </w:r>
         </w:del>
       </w:moveFrom>
-      <w:moveFromRangeEnd w:id="569"/>
-      <w:del w:id="572" w:author="Alex Fisher" w:date="2026-03-31T15:45:00Z" w16du:dateUtc="2026-03-31T20:45:00Z">
+      <w:moveFromRangeEnd w:id="589"/>
+      <w:del w:id="592" w:author="Alex Fisher" w:date="2026-03-31T15:45:00Z" w16du:dateUtc="2026-03-31T20:45:00Z">
         <w:r>
           <w:delText xml:space="preserve">If </w:delText>
         </w:r>
@@ -4759,7 +4908,7 @@
       <w:r>
         <w:t xml:space="preserve">bird feeders </w:t>
       </w:r>
-      <w:ins w:id="573" w:author="Kelsey McCune" w:date="2026-03-24T09:18:00Z" w16du:dateUtc="2026-03-24T14:18:00Z">
+      <w:ins w:id="593" w:author="Kelsey McCune" w:date="2026-03-24T09:18:00Z" w16du:dateUtc="2026-03-24T14:18:00Z">
         <w:r>
           <w:t xml:space="preserve">artificially </w:t>
         </w:r>
@@ -4767,7 +4916,7 @@
       <w:r>
         <w:t>aggregate individuals and increase</w:t>
       </w:r>
-      <w:ins w:id="574" w:author="Alex Fisher" w:date="2026-03-31T15:45:00Z" w16du:dateUtc="2026-03-31T20:45:00Z">
+      <w:ins w:id="594" w:author="Alex Fisher" w:date="2026-03-31T15:45:00Z" w16du:dateUtc="2026-03-31T20:45:00Z">
         <w:r>
           <w:t xml:space="preserve"> both direct and </w:t>
         </w:r>
@@ -4775,18 +4924,18 @@
       <w:r>
         <w:t xml:space="preserve"> </w:t>
       </w:r>
-      <w:commentRangeStart w:id="575"/>
+      <w:commentRangeStart w:id="595"/>
       <w:r>
         <w:t xml:space="preserve">fecal-oral </w:t>
       </w:r>
-      <w:commentRangeEnd w:id="575"/>
+      <w:commentRangeEnd w:id="595"/>
       <w:r>
         <w:rPr>
           <w:rStyle w:val="CommentReference"/>
           <w:sz w:val="24"/>
           <w:szCs w:val="24"/>
         </w:rPr>
-        <w:commentReference w:id="575"/>
+        <w:commentReference w:id="595"/>
       </w:r>
       <w:r>
         <w:t>contact rates, then birds that visit feeders more frequently will sustain greater exposure to environmental pathogen</w:t>
@@ -4803,44 +4952,36 @@
       <w:r>
         <w:t xml:space="preserve"> infection prevalence relative to less frequent feeder visitors.</w:t>
       </w:r>
-      <w:ins w:id="576" w:author="Kelsey McCune" w:date="2026-03-24T09:18:00Z" w16du:dateUtc="2026-03-24T14:18:00Z">
+      <w:ins w:id="596" w:author="Kelsey McCune" w:date="2026-03-24T09:18:00Z" w16du:dateUtc="2026-03-24T14:18:00Z">
         <w:r>
           <w:t xml:space="preserve"> Therefore, </w:t>
         </w:r>
-        <w:commentRangeStart w:id="577"/>
+        <w:commentRangeStart w:id="597"/>
         <w:r>
           <w:t>w</w:t>
         </w:r>
       </w:ins>
-      <w:moveToRangeStart w:id="578" w:author="Kelsey McCune" w:date="2026-03-24T09:18:00Z" w:name="move225236346"/>
-      <w:moveTo w:id="579" w:author="Kelsey McCune" w:date="2026-03-24T09:18:00Z" w16du:dateUtc="2026-03-24T14:18:00Z">
-        <w:del w:id="580" w:author="Kelsey McCune" w:date="2026-03-24T09:18:00Z" w16du:dateUtc="2026-03-24T14:18:00Z">
+      <w:moveToRangeStart w:id="598" w:author="Kelsey McCune" w:date="2026-03-24T09:18:00Z" w:name="move225236346"/>
+      <w:moveTo w:id="599" w:author="Kelsey McCune" w:date="2026-03-24T09:18:00Z" w16du:dateUtc="2026-03-24T14:18:00Z">
+        <w:del w:id="600" w:author="Kelsey McCune" w:date="2026-03-24T09:18:00Z" w16du:dateUtc="2026-03-24T14:18:00Z">
           <w:r>
             <w:delText>W</w:delText>
           </w:r>
         </w:del>
         <w:r>
-          <w:t xml:space="preserve">e </w:t>
-        </w:r>
-        <w:proofErr w:type="gramStart"/>
-        <w:r>
-          <w:t>predict</w:t>
-        </w:r>
-        <w:proofErr w:type="gramEnd"/>
-        <w:r>
-          <w:t xml:space="preserve"> that </w:t>
+          <w:t xml:space="preserve">e predict that </w:t>
         </w:r>
       </w:moveTo>
-      <w:commentRangeEnd w:id="577"/>
+      <w:commentRangeEnd w:id="597"/>
       <w:r>
         <w:rPr>
           <w:rStyle w:val="CommentReference"/>
           <w:sz w:val="24"/>
           <w:szCs w:val="24"/>
         </w:rPr>
-        <w:commentReference w:id="577"/>
-      </w:r>
-      <w:moveTo w:id="581" w:author="Kelsey McCune" w:date="2026-03-24T09:18:00Z" w16du:dateUtc="2026-03-24T14:18:00Z">
+        <w:commentReference w:id="597"/>
+      </w:r>
+      <w:moveTo w:id="601" w:author="Kelsey McCune" w:date="2026-03-24T09:18:00Z" w16du:dateUtc="2026-03-24T14:18:00Z">
         <w:r>
           <w:t>wild birds with higher feeder visitation frequencies will have a higher probability of testing positive for pathogen infection</w:t>
         </w:r>
@@ -4848,7 +4989,7 @@
           <w:t>.</w:t>
         </w:r>
       </w:moveTo>
-      <w:moveToRangeEnd w:id="578"/>
+      <w:moveToRangeEnd w:id="598"/>
     </w:p>
     <w:p>
       <w:pPr>
@@ -4864,7 +5005,7 @@
         </w:rPr>
         <w:t xml:space="preserve">Aim 2: </w:t>
       </w:r>
-      <w:ins w:id="582" w:author="Alex Fisher" w:date="2026-03-31T15:46:00Z" w16du:dateUtc="2026-03-31T20:46:00Z">
+      <w:ins w:id="602" w:author="Alex Fisher" w:date="2026-03-31T15:46:00Z" w16du:dateUtc="2026-03-31T20:46:00Z">
         <w:r>
           <w:rPr>
             <w:b/>
@@ -4873,7 +5014,7 @@
           <w:t>Asses</w:t>
         </w:r>
       </w:ins>
-      <w:ins w:id="583" w:author="Kelsey McCune" w:date="2026-04-01T11:13:00Z" w16du:dateUtc="2026-04-01T16:13:00Z">
+      <w:ins w:id="603" w:author="Kelsey McCune" w:date="2026-04-01T11:13:00Z" w16du:dateUtc="2026-04-01T16:13:00Z">
         <w:r>
           <w:rPr>
             <w:b/>
@@ -4882,7 +5023,7 @@
           <w:t>s</w:t>
         </w:r>
       </w:ins>
-      <w:ins w:id="584" w:author="Alex Fisher" w:date="2026-03-31T15:46:00Z" w16du:dateUtc="2026-03-31T20:46:00Z">
+      <w:ins w:id="604" w:author="Alex Fisher" w:date="2026-03-31T15:46:00Z" w16du:dateUtc="2026-03-31T20:46:00Z">
         <w:r>
           <w:rPr>
             <w:b/>
@@ -4891,9 +5032,9 @@
           <w:t xml:space="preserve"> Differences in </w:t>
         </w:r>
       </w:ins>
-      <w:commentRangeStart w:id="585"/>
-      <w:commentRangeStart w:id="586"/>
-      <w:commentRangeStart w:id="587"/>
+      <w:commentRangeStart w:id="605"/>
+      <w:commentRangeStart w:id="606"/>
+      <w:commentRangeStart w:id="607"/>
       <w:r>
         <w:rPr>
           <w:b/>
@@ -4901,7 +5042,7 @@
         </w:rPr>
         <w:t>Pathogen Prevalence Across Site Treatment Types</w:t>
       </w:r>
-      <w:commentRangeEnd w:id="585"/>
+      <w:commentRangeEnd w:id="605"/>
       <w:r>
         <w:rPr>
           <w:rStyle w:val="CommentReference"/>
@@ -4910,9 +5051,9 @@
           <w:sz w:val="24"/>
           <w:szCs w:val="24"/>
         </w:rPr>
-        <w:commentReference w:id="585"/>
-      </w:r>
-      <w:commentRangeEnd w:id="586"/>
+        <w:commentReference w:id="605"/>
+      </w:r>
+      <w:commentRangeEnd w:id="606"/>
       <w:r>
         <w:rPr>
           <w:rStyle w:val="CommentReference"/>
@@ -4921,114 +5062,9 @@
           <w:sz w:val="24"/>
           <w:szCs w:val="24"/>
         </w:rPr>
-        <w:commentReference w:id="586"/>
-      </w:r>
-      <w:commentRangeEnd w:id="587"/>
-      <w:r>
-        <w:rPr>
-          <w:rStyle w:val="CommentReference"/>
-        </w:rPr>
-        <w:commentReference w:id="587"/>
-      </w:r>
-    </w:p>
-    <w:p>
-      <w:r>
-        <w:t>We seek</w:t>
-      </w:r>
-      <w:r>
-        <w:t xml:space="preserve"> to compare pathogen prevalence in wild songbirds among sites representing four treatment types: bird feeder only, backyard chickens only, both feeders and chickens, and control sites with neither. </w:t>
-      </w:r>
-      <w:moveFromRangeStart w:id="588" w:author="Kelsey McCune" w:date="2026-04-01T11:17:00Z" w:name="move225934660"/>
-      <w:moveFrom w:id="589" w:author="Kelsey McCune" w:date="2026-04-01T11:17:00Z" w16du:dateUtc="2026-04-01T16:17:00Z">
-        <w:r>
-          <w:t xml:space="preserve">We predict that sites with both bird feeders and backyard chickens will exhibit the highest pathogen prevalence in wild birds, followed by chicken-only sites, feeder-only sites, and control sites. </w:t>
-        </w:r>
-      </w:moveFrom>
-      <w:moveFromRangeEnd w:id="588"/>
-      <w:r>
-        <w:t xml:space="preserve">If the presence of backyard poultry introduces an additional environmental reservoir for </w:t>
-      </w:r>
-      <w:del w:id="590" w:author="Kelsey McCune" w:date="2026-03-24T09:21:00Z" w16du:dateUtc="2026-03-24T14:21:00Z">
-        <w:r>
-          <w:rPr>
-            <w:rPrChange w:id="591" w:author="Kelsey McCune" w:date="2026-03-24T09:21:00Z" w16du:dateUtc="2026-03-24T14:21:00Z">
-              <w:rPr>
-                <w:i/>
-                <w:iCs/>
-              </w:rPr>
-            </w:rPrChange>
-          </w:rPr>
-          <w:delText>S. enterica</w:delText>
-        </w:r>
-      </w:del>
-      <w:ins w:id="592" w:author="Kelsey McCune" w:date="2026-03-24T09:21:00Z" w16du:dateUtc="2026-03-24T14:21:00Z">
-        <w:r>
-          <w:rPr>
-            <w:rPrChange w:id="593" w:author="Kelsey McCune" w:date="2026-03-24T09:21:00Z" w16du:dateUtc="2026-03-24T14:21:00Z">
-              <w:rPr>
-                <w:i/>
-                <w:iCs/>
-              </w:rPr>
-            </w:rPrChange>
-          </w:rPr>
-          <w:t>pathogens</w:t>
-        </w:r>
-      </w:ins>
-      <w:r>
-        <w:t xml:space="preserve">, and bird feeders simultaneously increase contact rates among wild birds, then sites with compounded </w:t>
-      </w:r>
-      <w:r>
-        <w:t>factors</w:t>
-      </w:r>
-      <w:r>
-        <w:t xml:space="preserve"> will </w:t>
-      </w:r>
-      <w:r>
-        <w:t>show</w:t>
-      </w:r>
-      <w:r>
-        <w:t xml:space="preserve"> the greatest disease transmission risk.</w:t>
-      </w:r>
-      <w:ins w:id="594" w:author="Kelsey McCune" w:date="2026-04-01T11:17:00Z" w16du:dateUtc="2026-04-01T16:17:00Z">
-        <w:r>
-          <w:t xml:space="preserve"> </w:t>
-        </w:r>
-      </w:ins>
-      <w:moveToRangeStart w:id="595" w:author="Kelsey McCune" w:date="2026-04-01T11:17:00Z" w:name="move225934660"/>
-      <w:moveTo w:id="596" w:author="Kelsey McCune" w:date="2026-04-01T11:17:00Z" w16du:dateUtc="2026-04-01T16:17:00Z">
-        <w:r>
-          <w:t xml:space="preserve">We </w:t>
-        </w:r>
-      </w:moveTo>
-      <w:ins w:id="597" w:author="Kelsey McCune" w:date="2026-04-01T11:17:00Z" w16du:dateUtc="2026-04-01T16:17:00Z">
-        <w:r>
-          <w:t xml:space="preserve">therefore </w:t>
-        </w:r>
-      </w:ins>
-      <w:moveTo w:id="598" w:author="Kelsey McCune" w:date="2026-04-01T11:17:00Z" w16du:dateUtc="2026-04-01T16:17:00Z">
-        <w:r>
-          <w:t>predict that sites with both bird feeders and backyard chickens will exhibit the highest pathogen prevalence in wild birds, followed by chicken-only sites, feeder-only sites, and control sites.</w:t>
-        </w:r>
-      </w:moveTo>
-      <w:moveToRangeEnd w:id="595"/>
-    </w:p>
-    <w:p>
-      <w:pPr>
-        <w:rPr>
-          <w:del w:id="599" w:author="Alex Fisher" w:date="2026-03-31T15:47:00Z" w16du:dateUtc="2026-03-31T20:47:00Z"/>
-          <w:b/>
-          <w:bCs/>
-        </w:rPr>
-      </w:pPr>
-      <w:commentRangeStart w:id="600"/>
-      <w:r>
-        <w:rPr>
-          <w:b/>
-          <w:bCs/>
-        </w:rPr>
-        <w:t xml:space="preserve">Aim 3: </w:t>
-      </w:r>
-      <w:commentRangeEnd w:id="600"/>
+        <w:commentReference w:id="606"/>
+      </w:r>
+      <w:commentRangeEnd w:id="607"/>
       <w:r>
         <w:rPr>
           <w:rStyle w:val="CommentReference"/>
@@ -5037,9 +5073,118 @@
           <w:sz w:val="24"/>
           <w:szCs w:val="24"/>
         </w:rPr>
-        <w:commentReference w:id="600"/>
-      </w:r>
-      <w:ins w:id="601" w:author="Alex Fisher" w:date="2026-03-31T15:46:00Z" w16du:dateUtc="2026-03-31T20:46:00Z">
+        <w:commentReference w:id="607"/>
+      </w:r>
+    </w:p>
+    <w:p>
+      <w:r>
+        <w:t>We seek</w:t>
+      </w:r>
+      <w:r>
+        <w:t xml:space="preserve"> to compare pathogen prevalence in wild songbirds among sites representing four treatment types: bird feeder only, backyard chickens only, both feeders and chickens, and control sites with neither. </w:t>
+      </w:r>
+      <w:moveFromRangeStart w:id="608" w:author="Kelsey McCune" w:date="2026-04-01T11:17:00Z" w:name="move225934660"/>
+      <w:moveFrom w:id="609" w:author="Kelsey McCune" w:date="2026-04-01T11:17:00Z" w16du:dateUtc="2026-04-01T16:17:00Z">
+        <w:r>
+          <w:t xml:space="preserve">We predict that sites with both bird feeders and backyard chickens will exhibit the highest pathogen prevalence in wild birds, followed by chicken-only sites, feeder-only sites, and control sites. </w:t>
+        </w:r>
+      </w:moveFrom>
+      <w:moveFromRangeEnd w:id="608"/>
+      <w:r>
+        <w:t xml:space="preserve">If the presence of backyard poultry introduces an additional environmental reservoir for </w:t>
+      </w:r>
+      <w:del w:id="610" w:author="Kelsey McCune" w:date="2026-03-24T09:21:00Z" w16du:dateUtc="2026-03-24T14:21:00Z">
+        <w:r>
+          <w:rPr>
+            <w:rPrChange w:id="611" w:author="Kelsey McCune" w:date="2026-03-24T09:21:00Z" w16du:dateUtc="2026-03-24T14:21:00Z">
+              <w:rPr>
+                <w:i/>
+                <w:iCs/>
+              </w:rPr>
+            </w:rPrChange>
+          </w:rPr>
+          <w:delText>S. enterica</w:delText>
+        </w:r>
+      </w:del>
+      <w:ins w:id="612" w:author="Kelsey McCune" w:date="2026-03-24T09:21:00Z" w16du:dateUtc="2026-03-24T14:21:00Z">
+        <w:r>
+          <w:rPr>
+            <w:rPrChange w:id="613" w:author="Kelsey McCune" w:date="2026-03-24T09:21:00Z" w16du:dateUtc="2026-03-24T14:21:00Z">
+              <w:rPr>
+                <w:i/>
+                <w:iCs/>
+              </w:rPr>
+            </w:rPrChange>
+          </w:rPr>
+          <w:t>pathogens</w:t>
+        </w:r>
+      </w:ins>
+      <w:r>
+        <w:t xml:space="preserve">, and bird feeders simultaneously increase contact rates among wild birds, then sites with compounded </w:t>
+      </w:r>
+      <w:r>
+        <w:t>factors</w:t>
+      </w:r>
+      <w:r>
+        <w:t xml:space="preserve"> will </w:t>
+      </w:r>
+      <w:r>
+        <w:t>show</w:t>
+      </w:r>
+      <w:r>
+        <w:t xml:space="preserve"> the greatest disease transmission risk.</w:t>
+      </w:r>
+      <w:ins w:id="614" w:author="Kelsey McCune" w:date="2026-04-01T11:17:00Z" w16du:dateUtc="2026-04-01T16:17:00Z">
+        <w:r>
+          <w:t xml:space="preserve"> </w:t>
+        </w:r>
+      </w:ins>
+      <w:moveToRangeStart w:id="615" w:author="Kelsey McCune" w:date="2026-04-01T11:17:00Z" w:name="move225934660"/>
+      <w:moveTo w:id="616" w:author="Kelsey McCune" w:date="2026-04-01T11:17:00Z" w16du:dateUtc="2026-04-01T16:17:00Z">
+        <w:r>
+          <w:t xml:space="preserve">We </w:t>
+        </w:r>
+      </w:moveTo>
+      <w:ins w:id="617" w:author="Kelsey McCune" w:date="2026-04-01T11:17:00Z" w16du:dateUtc="2026-04-01T16:17:00Z">
+        <w:r>
+          <w:t xml:space="preserve">therefore </w:t>
+        </w:r>
+      </w:ins>
+      <w:moveTo w:id="618" w:author="Kelsey McCune" w:date="2026-04-01T11:17:00Z" w16du:dateUtc="2026-04-01T16:17:00Z">
+        <w:r>
+          <w:t>predict that sites with both bird feeders and backyard chickens will exhibit the highest pathogen prevalence in wild birds, followed by chicken-only sites, feeder-only sites, and control sites.</w:t>
+        </w:r>
+      </w:moveTo>
+      <w:moveToRangeEnd w:id="615"/>
+    </w:p>
+    <w:p>
+      <w:pPr>
+        <w:rPr>
+          <w:del w:id="619" w:author="Alex Fisher" w:date="2026-03-31T15:47:00Z" w16du:dateUtc="2026-03-31T20:47:00Z"/>
+          <w:b/>
+          <w:bCs/>
+        </w:rPr>
+      </w:pPr>
+      <w:commentRangeStart w:id="620"/>
+      <w:r>
+        <w:rPr>
+          <w:b/>
+          <w:bCs/>
+        </w:rPr>
+        <w:t xml:space="preserve">Aim 3: </w:t>
+      </w:r>
+      <w:commentRangeEnd w:id="620"/>
+      <w:r>
+        <w:rPr>
+          <w:rStyle w:val="CommentReference"/>
+          <w:b/>
+          <w:bCs/>
+          <w:sz w:val="24"/>
+          <w:szCs w:val="24"/>
+        </w:rPr>
+        <w:commentReference w:id="620"/>
+      </w:r>
+      <w:ins w:id="621" w:author="Alex Fisher" w:date="2026-03-31T15:46:00Z" w16du:dateUtc="2026-03-31T20:46:00Z">
         <w:r>
           <w:rPr>
             <w:b/>
@@ -5048,7 +5193,7 @@
           <w:t xml:space="preserve">Quantify </w:t>
         </w:r>
       </w:ins>
-      <w:ins w:id="602" w:author="Alex Fisher" w:date="2026-03-31T15:47:00Z" w16du:dateUtc="2026-03-31T20:47:00Z">
+      <w:ins w:id="622" w:author="Alex Fisher" w:date="2026-03-31T15:47:00Z" w16du:dateUtc="2026-03-31T20:47:00Z">
         <w:r>
           <w:rPr>
             <w:b/>
@@ -5057,7 +5202,7 @@
           <w:t xml:space="preserve">How </w:t>
         </w:r>
       </w:ins>
-      <w:ins w:id="603" w:author="Alex Fisher" w:date="2026-03-31T15:47:00Z">
+      <w:ins w:id="623" w:author="Alex Fisher" w:date="2026-03-31T15:47:00Z">
         <w:r>
           <w:rPr>
             <w:b/>
@@ -5066,7 +5211,7 @@
           <w:t>Participants in Backyard Activities Perceive Disease Risk and Engage in Conservation Behavior</w:t>
         </w:r>
       </w:ins>
-      <w:ins w:id="604" w:author="Alex Fisher" w:date="2026-03-31T15:47:00Z" w16du:dateUtc="2026-03-31T20:47:00Z">
+      <w:ins w:id="624" w:author="Alex Fisher" w:date="2026-03-31T15:47:00Z" w16du:dateUtc="2026-03-31T20:47:00Z">
         <w:r>
           <w:rPr>
             <w:b/>
@@ -5075,7 +5220,7 @@
           <w:br/>
         </w:r>
       </w:ins>
-      <w:del w:id="605" w:author="Alex Fisher" w:date="2026-03-31T15:47:00Z" w16du:dateUtc="2026-03-31T20:47:00Z">
+      <w:del w:id="625" w:author="Alex Fisher" w:date="2026-03-31T15:47:00Z" w16du:dateUtc="2026-03-31T20:47:00Z">
         <w:r>
           <w:rPr>
             <w:b/>
@@ -5092,7 +5237,7 @@
       <w:r>
         <w:t xml:space="preserve"> will characterize disease risk perception, biosecurity practice engagement, willingness to adjust backyard behaviors, and place attachment among participants in bird feeding and backyard poultry keeping in central Alabama through participant surveys. </w:t>
       </w:r>
-      <w:ins w:id="606" w:author="Alex Fisher" w:date="2026-03-31T15:48:00Z">
+      <w:ins w:id="626" w:author="Alex Fisher" w:date="2026-03-31T15:48:00Z">
         <w:r>
           <w:t xml:space="preserve">If greater knowledge of zoonotic disease is associated with more proactive responses, then targeted outreach and </w:t>
         </w:r>
@@ -5101,7 +5246,7 @@
           <w:t xml:space="preserve">education efforts will inform practical, relevant biosecurity recommendations for backyard wildlife participants. Additionally, if engagement in backyard wildlife activities is associated with stronger pro-conservation attitudes and behaviors, then these activities may represent </w:t>
         </w:r>
       </w:ins>
-      <w:ins w:id="607" w:author="Alex Fisher" w:date="2026-03-31T15:49:00Z" w16du:dateUtc="2026-03-31T20:49:00Z">
+      <w:ins w:id="627" w:author="Alex Fisher" w:date="2026-03-31T15:49:00Z" w16du:dateUtc="2026-03-31T20:49:00Z">
         <w:r>
           <w:t xml:space="preserve">broader opportunities for </w:t>
         </w:r>
@@ -5109,17 +5254,17 @@
           <w:t>conservation</w:t>
         </w:r>
       </w:ins>
-      <w:ins w:id="608" w:author="Alex Fisher" w:date="2026-03-31T15:48:00Z">
+      <w:ins w:id="628" w:author="Alex Fisher" w:date="2026-03-31T15:48:00Z">
         <w:r>
           <w:t xml:space="preserve"> outreach and evidence-based promotion</w:t>
         </w:r>
       </w:ins>
-      <w:ins w:id="609" w:author="Alex Fisher" w:date="2026-03-31T15:49:00Z" w16du:dateUtc="2026-03-31T20:49:00Z">
+      <w:ins w:id="629" w:author="Alex Fisher" w:date="2026-03-31T15:49:00Z" w16du:dateUtc="2026-03-31T20:49:00Z">
         <w:r>
           <w:t>s</w:t>
         </w:r>
       </w:ins>
-      <w:ins w:id="610" w:author="Alex Fisher" w:date="2026-03-31T15:48:00Z">
+      <w:ins w:id="630" w:author="Alex Fisher" w:date="2026-03-31T15:48:00Z">
         <w:r>
           <w:t xml:space="preserve">. </w:t>
         </w:r>
@@ -5145,7 +5290,7 @@
       <w:r>
         <w:t xml:space="preserve"> evidence-based management guidelines. </w:t>
       </w:r>
-      <w:del w:id="611" w:author="Alex Fisher" w:date="2026-03-31T15:48:00Z" w16du:dateUtc="2026-03-31T20:48:00Z">
+      <w:del w:id="631" w:author="Alex Fisher" w:date="2026-03-31T15:48:00Z" w16du:dateUtc="2026-03-31T20:48:00Z">
         <w:r>
           <w:delText xml:space="preserve">If </w:delText>
         </w:r>
@@ -5173,18 +5318,18 @@
         <w:r>
           <w:delText xml:space="preserve"> the results of this study will inform practical, relevant biosecurity recommendations for bird feeding and poultry-keeping </w:delText>
         </w:r>
-        <w:commentRangeStart w:id="612"/>
+        <w:commentRangeStart w:id="632"/>
         <w:r>
           <w:delText>households</w:delText>
         </w:r>
-        <w:commentRangeEnd w:id="612"/>
+        <w:commentRangeEnd w:id="632"/>
         <w:r>
           <w:rPr>
             <w:rStyle w:val="CommentReference"/>
             <w:sz w:val="24"/>
             <w:szCs w:val="24"/>
           </w:rPr>
-          <w:commentReference w:id="612"/>
+          <w:commentReference w:id="632"/>
         </w:r>
         <w:r>
           <w:delText xml:space="preserve">. </w:delText>
@@ -5203,7 +5348,7 @@
 
 <file path=word/comments.xml><?xml version="1.0" encoding="utf-8"?>
 <w:comments xmlns:wpc="http://schemas.microsoft.com/office/word/2010/wordprocessingCanvas" xmlns:cx="http://schemas.microsoft.com/office/drawing/2014/chartex" xmlns:cx1="http://schemas.microsoft.com/office/drawing/2015/9/8/chartex" xmlns:cx2="http://schemas.microsoft.com/office/drawing/2015/10/21/chartex" xmlns:cx3="http://schemas.microsoft.com/office/drawing/2016/5/9/chartex" xmlns:cx4="http://schemas.microsoft.com/office/drawing/2016/5/10/chartex" xmlns:cx5="http://schemas.microsoft.com/office/drawing/2016/5/11/chartex" xmlns:cx6="http://schemas.microsoft.com/office/drawing/2016/5/12/chartex" xmlns:cx7="http://schemas.microsoft.com/office/drawing/2016/5/13/chartex" xmlns:cx8="http://schemas.microsoft.com/office/drawing/2016/5/14/chartex" xmlns:mc="http://schemas.openxmlformats.org/markup-compatibility/2006" xmlns:aink="http://schemas.microsoft.com/office/drawing/2016/ink" xmlns:am3d="http://schemas.microsoft.com/office/drawing/2017/model3d" xmlns:o="urn:schemas-microsoft-com:office:office" xmlns:oel="http://schemas.microsoft.com/office/2019/extlst" xmlns:r="http://schemas.openxmlformats.org/officeDocument/2006/relationships" xmlns:m="http://schemas.openxmlformats.org/officeDocument/2006/math" xmlns:v="urn:schemas-microsoft-com:vml" xmlns:wp14="http://schemas.microsoft.com/office/word/2010/wordprocessingDrawing" xmlns:wp="http://schemas.openxmlformats.org/drawingml/2006/wordprocessingDrawing" xmlns:w10="urn:schemas-microsoft-com:office:word" xmlns:w="http://schemas.openxmlformats.org/wordprocessingml/2006/main" xmlns:w14="http://schemas.microsoft.com/office/word/2010/wordml" xmlns:w15="http://schemas.microsoft.com/office/word/2012/wordml" xmlns:w16cex="http://schemas.microsoft.com/office/word/2018/wordml/cex" xmlns:w16cid="http://schemas.microsoft.com/office/word/2016/wordml/cid" xmlns:w16="http://schemas.microsoft.com/office/word/2018/wordml" xmlns:w16du="http://schemas.microsoft.com/office/word/2023/wordml/word16du" xmlns:w16sdtdh="http://schemas.microsoft.com/office/word/2020/wordml/sdtdatahash" xmlns:w16sdtfl="http://schemas.microsoft.com/office/word/2024/wordml/sdtformatlock" xmlns:w16se="http://schemas.microsoft.com/office/word/2015/wordml/symex" xmlns:wpg="http://schemas.microsoft.com/office/word/2010/wordprocessingGroup" xmlns:wpi="http://schemas.microsoft.com/office/word/2010/wordprocessingInk" xmlns:wne="http://schemas.microsoft.com/office/word/2006/wordml" xmlns:wps="http://schemas.microsoft.com/office/word/2010/wordprocessingShape" mc:Ignorable="w14 w15 w16se w16cid w16 w16cex w16sdtdh w16sdtfl w16du wp14">
-  <w:comment w:id="17" w:author="Alex Fisher" w:date="2026-03-31T12:18:00Z" w:initials="AF">
+  <w:comment w:id="13" w:author="Alex Fisher" w:date="2026-03-31T12:18:00Z" w:initials="AF">
     <w:p>
       <w:r>
         <w:rPr>
@@ -5220,7 +5365,7 @@
       </w:r>
     </w:p>
   </w:comment>
-  <w:comment w:id="18" w:author="Kelsey McCune" w:date="2026-04-01T09:13:00Z" w:initials="KBM">
+  <w:comment w:id="14" w:author="Kelsey McCune" w:date="2026-04-01T09:13:00Z" w:initials="KBM">
     <w:p>
       <w:r>
         <w:rPr>
@@ -5237,7 +5382,7 @@
       </w:r>
     </w:p>
   </w:comment>
-  <w:comment w:id="33" w:author="Alex Fisher" w:date="2026-03-31T12:18:00Z" w:initials="AF">
+  <w:comment w:id="30" w:author="Alex Fisher" w:date="2026-03-31T12:18:00Z" w:initials="AF">
     <w:p>
       <w:r>
         <w:rPr>
@@ -5254,7 +5399,7 @@
       </w:r>
     </w:p>
   </w:comment>
-  <w:comment w:id="34" w:author="Kelsey McCune" w:date="2026-04-01T09:17:00Z" w:initials="KBM">
+  <w:comment w:id="31" w:author="Kelsey McCune" w:date="2026-04-01T09:17:00Z" w:initials="KBM">
     <w:p>
       <w:r>
         <w:rPr>
@@ -5271,7 +5416,7 @@
       </w:r>
     </w:p>
   </w:comment>
-  <w:comment w:id="44" w:author="Kelsey McCune" w:date="2026-04-01T09:38:00Z" w:initials="KBM">
+  <w:comment w:id="58" w:author="Kelsey McCune" w:date="2026-04-01T09:38:00Z" w:initials="KBM">
     <w:p>
       <w:r>
         <w:rPr>
@@ -5288,7 +5433,7 @@
       </w:r>
     </w:p>
   </w:comment>
-  <w:comment w:id="95" w:author="Kelsey McCune" w:date="2026-03-24T08:29:00Z" w:initials="KBM">
+  <w:comment w:id="133" w:author="Kelsey McCune" w:date="2026-04-01T10:45:00Z" w:initials="KBM">
     <w:p>
       <w:r>
         <w:rPr>
@@ -5301,11 +5446,11 @@
           <w:sz w:val="20"/>
           <w:szCs w:val="20"/>
         </w:rPr>
-        <w:t>I think we will want to expand on why novel contact at the human-wildlife interface is bad/dangerous for both people and birds, including some examples from the literature.</w:t>
+        <w:t>There is a lot of good content in this section that I think would be better as more developed separate paragraphs.</w:t>
       </w:r>
     </w:p>
   </w:comment>
-  <w:comment w:id="120" w:author="Kelsey McCune" w:date="2026-04-01T10:45:00Z" w:initials="KBM">
+  <w:comment w:id="152" w:author="Kelsey McCune" w:date="2026-04-01T09:59:00Z" w:initials="KBM">
     <w:p>
       <w:r>
         <w:rPr>
@@ -5318,28 +5463,11 @@
           <w:sz w:val="20"/>
           <w:szCs w:val="20"/>
         </w:rPr>
-        <w:t>There is a lot of good content in this section that I think would be better as more developed separate paragraphs.</w:t>
+        <w:t>I think an important way to frame the risk of chickens (and other domestic animals) is that they are a bridge species for zoonotic disease between wildlife and humans. Check out the Gamble et al., 2023 &amp; Hassel et al., 2017 papers I added to your GitHub</w:t>
       </w:r>
     </w:p>
   </w:comment>
-  <w:comment w:id="139" w:author="Kelsey McCune" w:date="2026-04-01T09:59:00Z" w:initials="KBM">
-    <w:p>
-      <w:r>
-        <w:rPr>
-          <w:rStyle w:val="CommentReference"/>
-        </w:rPr>
-        <w:annotationRef/>
-      </w:r>
-      <w:r>
-        <w:rPr>
-          <w:sz w:val="20"/>
-          <w:szCs w:val="20"/>
-        </w:rPr>
-        <w:t>I think an important way to frame the risk of chickens (and other domestic animals) is that they are a bridge species for zoonotic disease between wildlife and humans. Check out the Gamble et al., 2023 &amp; Hassel et al., 2017 papers I added to your GitHub</w:t>
-      </w:r>
-    </w:p>
-  </w:comment>
-  <w:comment w:id="148" w:author="Kelsey McCune" w:date="2026-04-01T09:44:00Z" w:initials="KBM">
+  <w:comment w:id="161" w:author="Kelsey McCune" w:date="2026-04-01T09:44:00Z" w:initials="KBM">
     <w:p>
       <w:r>
         <w:rPr>
@@ -5366,7 +5494,7 @@
       </w:hyperlink>
     </w:p>
   </w:comment>
-  <w:comment w:id="205" w:author="Kelsey McCune" w:date="2026-03-24T08:34:00Z" w:initials="KBM">
+  <w:comment w:id="223" w:author="Kelsey McCune" w:date="2026-03-24T08:34:00Z" w:initials="KBM">
     <w:p>
       <w:r>
         <w:rPr>
@@ -5392,7 +5520,7 @@
       </w:r>
     </w:p>
   </w:comment>
-  <w:comment w:id="208" w:author="Kelsey McCune" w:date="2026-03-24T08:36:00Z" w:initials="KBM">
+  <w:comment w:id="226" w:author="Kelsey McCune" w:date="2026-03-24T08:36:00Z" w:initials="KBM">
     <w:p>
       <w:r>
         <w:rPr>
@@ -5409,7 +5537,7 @@
       </w:r>
     </w:p>
   </w:comment>
-  <w:comment w:id="209" w:author="Kelsey McCune" w:date="2026-03-24T08:36:00Z" w:initials="KBM">
+  <w:comment w:id="227" w:author="Kelsey McCune" w:date="2026-03-24T08:36:00Z" w:initials="KBM">
     <w:p>
       <w:r>
         <w:rPr>
@@ -5426,7 +5554,7 @@
       </w:r>
     </w:p>
   </w:comment>
-  <w:comment w:id="322" w:author="Kelsey McCune" w:date="2026-03-24T08:53:00Z" w:initials="KBM">
+  <w:comment w:id="341" w:author="Kelsey McCune" w:date="2026-03-24T08:53:00Z" w:initials="KBM">
     <w:p>
       <w:r>
         <w:rPr>
@@ -5443,7 +5571,7 @@
       </w:r>
     </w:p>
   </w:comment>
-  <w:comment w:id="441" w:author="Kelsey McCune" w:date="2026-03-24T08:57:00Z" w:initials="KBM">
+  <w:comment w:id="461" w:author="Kelsey McCune" w:date="2026-03-24T08:57:00Z" w:initials="KBM">
     <w:p>
       <w:r>
         <w:rPr>
@@ -5460,7 +5588,7 @@
       </w:r>
     </w:p>
   </w:comment>
-  <w:comment w:id="448" w:author="Kelsey McCune" w:date="2026-03-24T09:01:00Z" w:initials="KBM">
+  <w:comment w:id="468" w:author="Kelsey McCune" w:date="2026-03-24T09:01:00Z" w:initials="KBM">
     <w:p>
       <w:r>
         <w:rPr>
@@ -5477,7 +5605,7 @@
       </w:r>
     </w:p>
   </w:comment>
-  <w:comment w:id="449" w:author="Alex Fisher" w:date="2026-03-24T11:25:00Z" w:initials="AF">
+  <w:comment w:id="469" w:author="Alex Fisher" w:date="2026-03-24T11:25:00Z" w:initials="AF">
     <w:p>
       <w:r>
         <w:rPr>
@@ -5494,7 +5622,7 @@
       </w:r>
     </w:p>
   </w:comment>
-  <w:comment w:id="458" w:author="Kelsey McCune" w:date="2026-04-01T10:44:00Z" w:initials="KBM">
+  <w:comment w:id="478" w:author="Kelsey McCune" w:date="2026-04-01T10:44:00Z" w:initials="KBM">
     <w:p>
       <w:r>
         <w:rPr>
@@ -5511,7 +5639,7 @@
       </w:r>
     </w:p>
   </w:comment>
-  <w:comment w:id="466" w:author="Kelsey McCune" w:date="2026-04-01T11:08:00Z" w:initials="KBM">
+  <w:comment w:id="486" w:author="Kelsey McCune" w:date="2026-04-01T11:08:00Z" w:initials="KBM">
     <w:p>
       <w:r>
         <w:rPr>
@@ -5528,7 +5656,7 @@
       </w:r>
     </w:p>
   </w:comment>
-  <w:comment w:id="491" w:author="Kelsey McCune" w:date="2026-03-24T09:02:00Z" w:initials="KBM">
+  <w:comment w:id="511" w:author="Kelsey McCune" w:date="2026-03-24T09:02:00Z" w:initials="KBM">
     <w:p>
       <w:r>
         <w:rPr>
@@ -5545,7 +5673,7 @@
       </w:r>
     </w:p>
   </w:comment>
-  <w:comment w:id="503" w:author="Kelsey McCune" w:date="2026-03-24T09:09:00Z" w:initials="KBM">
+  <w:comment w:id="523" w:author="Kelsey McCune" w:date="2026-03-24T09:09:00Z" w:initials="KBM">
     <w:p>
       <w:r>
         <w:rPr>
@@ -5562,7 +5690,7 @@
       </w:r>
     </w:p>
   </w:comment>
-  <w:comment w:id="504" w:author="Kelsey McCune" w:date="2026-04-01T11:10:00Z" w:initials="KBM">
+  <w:comment w:id="524" w:author="Kelsey McCune" w:date="2026-04-01T11:10:00Z" w:initials="KBM">
     <w:p>
       <w:r>
         <w:rPr>
@@ -5579,7 +5707,7 @@
       </w:r>
     </w:p>
   </w:comment>
-  <w:comment w:id="547" w:author="Kelsey McCune" w:date="2026-03-24T09:11:00Z" w:initials="KBM">
+  <w:comment w:id="567" w:author="Kelsey McCune" w:date="2026-03-24T09:11:00Z" w:initials="KBM">
     <w:p>
       <w:r>
         <w:rPr>
@@ -5596,7 +5724,7 @@
       </w:r>
     </w:p>
   </w:comment>
-  <w:comment w:id="565" w:author="Kelsey McCune" w:date="2026-03-24T09:15:00Z" w:initials="KBM">
+  <w:comment w:id="585" w:author="Kelsey McCune" w:date="2026-03-24T09:15:00Z" w:initials="KBM">
     <w:p>
       <w:r>
         <w:rPr>
@@ -5613,7 +5741,7 @@
       </w:r>
     </w:p>
   </w:comment>
-  <w:comment w:id="575" w:author="Kelsey McCune" w:date="2026-03-24T09:17:00Z" w:initials="KBM">
+  <w:comment w:id="595" w:author="Kelsey McCune" w:date="2026-03-24T09:17:00Z" w:initials="KBM">
     <w:p>
       <w:r>
         <w:rPr>
@@ -5639,7 +5767,7 @@
       </w:r>
     </w:p>
   </w:comment>
-  <w:comment w:id="577" w:author="Kelsey McCune" w:date="2026-03-24T09:20:00Z" w:initials="KBM">
+  <w:comment w:id="597" w:author="Kelsey McCune" w:date="2026-03-24T09:20:00Z" w:initials="KBM">
     <w:p>
       <w:r>
         <w:rPr>
@@ -5656,7 +5784,7 @@
       </w:r>
     </w:p>
   </w:comment>
-  <w:comment w:id="585" w:author="Kelsey McCune" w:date="2026-03-24T09:19:00Z" w:initials="KBM">
+  <w:comment w:id="605" w:author="Kelsey McCune" w:date="2026-03-24T09:19:00Z" w:initials="KBM">
     <w:p>
       <w:r>
         <w:rPr>
@@ -5673,7 +5801,7 @@
       </w:r>
     </w:p>
   </w:comment>
-  <w:comment w:id="586" w:author="Alex Fisher" w:date="2026-03-24T11:26:00Z" w:initials="AF">
+  <w:comment w:id="606" w:author="Alex Fisher" w:date="2026-03-24T11:26:00Z" w:initials="AF">
     <w:p>
       <w:r>
         <w:rPr>
@@ -5690,7 +5818,7 @@
       </w:r>
     </w:p>
   </w:comment>
-  <w:comment w:id="587" w:author="Kelsey McCune" w:date="2026-04-01T11:16:00Z" w:initials="KBM">
+  <w:comment w:id="607" w:author="Kelsey McCune" w:date="2026-04-01T11:16:00Z" w:initials="KBM">
     <w:p>
       <w:r>
         <w:rPr>
@@ -5707,7 +5835,7 @@
       </w:r>
     </w:p>
   </w:comment>
-  <w:comment w:id="600" w:author="Kelsey McCune" w:date="2026-03-24T09:22:00Z" w:initials="KBM">
+  <w:comment w:id="620" w:author="Kelsey McCune" w:date="2026-03-24T09:22:00Z" w:initials="KBM">
     <w:p>
       <w:r>
         <w:rPr>
@@ -5724,7 +5852,7 @@
       </w:r>
     </w:p>
   </w:comment>
-  <w:comment w:id="612" w:author="Kelsey McCune" w:date="2026-03-24T09:25:00Z" w:initials="KBM">
+  <w:comment w:id="632" w:author="Kelsey McCune" w:date="2026-03-24T09:25:00Z" w:initials="KBM">
     <w:p>
       <w:r>
         <w:rPr>
@@ -5751,7 +5879,6 @@
   <w15:commentEx w15:paraId="4A93351E" w15:done="0"/>
   <w15:commentEx w15:paraId="14A7D1A8" w15:paraIdParent="4A93351E" w15:done="0"/>
   <w15:commentEx w15:paraId="2823B2EB" w15:done="0"/>
-  <w15:commentEx w15:paraId="064D17F0" w15:done="0"/>
   <w15:commentEx w15:paraId="36001D02" w15:done="0"/>
   <w15:commentEx w15:paraId="75D20AD1" w15:done="0"/>
   <w15:commentEx w15:paraId="7E730D77" w15:done="0"/>
@@ -5786,7 +5913,6 @@
   <w16cex:commentExtensible w16cex:durableId="00F6496F" w16cex:dateUtc="2026-03-31T17:18:00Z"/>
   <w16cex:commentExtensible w16cex:durableId="4AF9A8E3" w16cex:dateUtc="2026-04-01T14:17:00Z"/>
   <w16cex:commentExtensible w16cex:durableId="1BEAADB7" w16cex:dateUtc="2026-04-01T14:38:00Z"/>
-  <w16cex:commentExtensible w16cex:durableId="706CEB93" w16cex:dateUtc="2026-03-24T13:29:00Z"/>
   <w16cex:commentExtensible w16cex:durableId="5246D4EC" w16cex:dateUtc="2026-04-01T15:45:00Z"/>
   <w16cex:commentExtensible w16cex:durableId="181327B7" w16cex:dateUtc="2026-04-01T14:59:00Z"/>
   <w16cex:commentExtensible w16cex:durableId="72C8DA13" w16cex:dateUtc="2026-04-01T14:44:00Z"/>
@@ -5821,7 +5947,6 @@
   <w16cid:commentId w16cid:paraId="4A93351E" w16cid:durableId="00F6496F"/>
   <w16cid:commentId w16cid:paraId="14A7D1A8" w16cid:durableId="4AF9A8E3"/>
   <w16cid:commentId w16cid:paraId="2823B2EB" w16cid:durableId="1BEAADB7"/>
-  <w16cid:commentId w16cid:paraId="064D17F0" w16cid:durableId="706CEB93"/>
   <w16cid:commentId w16cid:paraId="36001D02" w16cid:durableId="5246D4EC"/>
   <w16cid:commentId w16cid:paraId="75D20AD1" w16cid:durableId="181327B7"/>
   <w16cid:commentId w16cid:paraId="7E730D77" w16cid:durableId="72C8DA13"/>
@@ -7084,7 +7209,6 @@
     <w:name w:val="Normal (Web)"/>
     <w:basedOn w:val="Normal"/>
     <w:uiPriority w:val="99"/>
-    <w:semiHidden/>
     <w:unhideWhenUsed/>
     <w:rsid w:val="00EE5323"/>
     <w:pPr>

--- a/Documents /MS Thesis Intro..docx
+++ b/Documents /MS Thesis Intro..docx
@@ -5075,6 +5075,15 @@
         </w:rPr>
         <w:commentReference w:id="607"/>
       </w:r>
+      <w:ins w:id="608" w:author="Alex Fisher" w:date="2026-06-08T12:03:00Z" w16du:dateUtc="2026-06-08T17:03:00Z">
+        <w:r>
+          <w:rPr>
+            <w:b/>
+            <w:bCs/>
+          </w:rPr>
+          <w:t xml:space="preserve"> – to determine what backyard components contribute to higher infection rates among wild birds/chickens. </w:t>
+        </w:r>
+      </w:ins>
     </w:p>
     <w:p>
       <w:r>
@@ -5083,20 +5092,20 @@
       <w:r>
         <w:t xml:space="preserve"> to compare pathogen prevalence in wild songbirds among sites representing four treatment types: bird feeder only, backyard chickens only, both feeders and chickens, and control sites with neither. </w:t>
       </w:r>
-      <w:moveFromRangeStart w:id="608" w:author="Kelsey McCune" w:date="2026-04-01T11:17:00Z" w:name="move225934660"/>
-      <w:moveFrom w:id="609" w:author="Kelsey McCune" w:date="2026-04-01T11:17:00Z" w16du:dateUtc="2026-04-01T16:17:00Z">
+      <w:moveFromRangeStart w:id="609" w:author="Kelsey McCune" w:date="2026-04-01T11:17:00Z" w:name="move225934660"/>
+      <w:moveFrom w:id="610" w:author="Kelsey McCune" w:date="2026-04-01T11:17:00Z" w16du:dateUtc="2026-04-01T16:17:00Z">
         <w:r>
           <w:t xml:space="preserve">We predict that sites with both bird feeders and backyard chickens will exhibit the highest pathogen prevalence in wild birds, followed by chicken-only sites, feeder-only sites, and control sites. </w:t>
         </w:r>
       </w:moveFrom>
-      <w:moveFromRangeEnd w:id="608"/>
+      <w:moveFromRangeEnd w:id="609"/>
       <w:r>
         <w:t xml:space="preserve">If the presence of backyard poultry introduces an additional environmental reservoir for </w:t>
       </w:r>
-      <w:del w:id="610" w:author="Kelsey McCune" w:date="2026-03-24T09:21:00Z" w16du:dateUtc="2026-03-24T14:21:00Z">
-        <w:r>
-          <w:rPr>
-            <w:rPrChange w:id="611" w:author="Kelsey McCune" w:date="2026-03-24T09:21:00Z" w16du:dateUtc="2026-03-24T14:21:00Z">
+      <w:del w:id="611" w:author="Kelsey McCune" w:date="2026-03-24T09:21:00Z" w16du:dateUtc="2026-03-24T14:21:00Z">
+        <w:r>
+          <w:rPr>
+            <w:rPrChange w:id="612" w:author="Kelsey McCune" w:date="2026-03-24T09:21:00Z" w16du:dateUtc="2026-03-24T14:21:00Z">
               <w:rPr>
                 <w:i/>
                 <w:iCs/>
@@ -5106,10 +5115,10 @@
           <w:delText>S. enterica</w:delText>
         </w:r>
       </w:del>
-      <w:ins w:id="612" w:author="Kelsey McCune" w:date="2026-03-24T09:21:00Z" w16du:dateUtc="2026-03-24T14:21:00Z">
-        <w:r>
-          <w:rPr>
-            <w:rPrChange w:id="613" w:author="Kelsey McCune" w:date="2026-03-24T09:21:00Z" w16du:dateUtc="2026-03-24T14:21:00Z">
+      <w:ins w:id="613" w:author="Kelsey McCune" w:date="2026-03-24T09:21:00Z" w16du:dateUtc="2026-03-24T14:21:00Z">
+        <w:r>
+          <w:rPr>
+            <w:rPrChange w:id="614" w:author="Kelsey McCune" w:date="2026-03-24T09:21:00Z" w16du:dateUtc="2026-03-24T14:21:00Z">
               <w:rPr>
                 <w:i/>
                 <w:iCs/>
@@ -5134,38 +5143,38 @@
       <w:r>
         <w:t xml:space="preserve"> the greatest disease transmission risk.</w:t>
       </w:r>
-      <w:ins w:id="614" w:author="Kelsey McCune" w:date="2026-04-01T11:17:00Z" w16du:dateUtc="2026-04-01T16:17:00Z">
+      <w:ins w:id="615" w:author="Kelsey McCune" w:date="2026-04-01T11:17:00Z" w16du:dateUtc="2026-04-01T16:17:00Z">
         <w:r>
           <w:t xml:space="preserve"> </w:t>
         </w:r>
       </w:ins>
-      <w:moveToRangeStart w:id="615" w:author="Kelsey McCune" w:date="2026-04-01T11:17:00Z" w:name="move225934660"/>
-      <w:moveTo w:id="616" w:author="Kelsey McCune" w:date="2026-04-01T11:17:00Z" w16du:dateUtc="2026-04-01T16:17:00Z">
+      <w:moveToRangeStart w:id="616" w:author="Kelsey McCune" w:date="2026-04-01T11:17:00Z" w:name="move225934660"/>
+      <w:moveTo w:id="617" w:author="Kelsey McCune" w:date="2026-04-01T11:17:00Z" w16du:dateUtc="2026-04-01T16:17:00Z">
         <w:r>
           <w:t xml:space="preserve">We </w:t>
         </w:r>
       </w:moveTo>
-      <w:ins w:id="617" w:author="Kelsey McCune" w:date="2026-04-01T11:17:00Z" w16du:dateUtc="2026-04-01T16:17:00Z">
+      <w:ins w:id="618" w:author="Kelsey McCune" w:date="2026-04-01T11:17:00Z" w16du:dateUtc="2026-04-01T16:17:00Z">
         <w:r>
           <w:t xml:space="preserve">therefore </w:t>
         </w:r>
       </w:ins>
-      <w:moveTo w:id="618" w:author="Kelsey McCune" w:date="2026-04-01T11:17:00Z" w16du:dateUtc="2026-04-01T16:17:00Z">
+      <w:moveTo w:id="619" w:author="Kelsey McCune" w:date="2026-04-01T11:17:00Z" w16du:dateUtc="2026-04-01T16:17:00Z">
         <w:r>
           <w:t>predict that sites with both bird feeders and backyard chickens will exhibit the highest pathogen prevalence in wild birds, followed by chicken-only sites, feeder-only sites, and control sites.</w:t>
         </w:r>
       </w:moveTo>
-      <w:moveToRangeEnd w:id="615"/>
+      <w:moveToRangeEnd w:id="616"/>
     </w:p>
     <w:p>
       <w:pPr>
         <w:rPr>
-          <w:del w:id="619" w:author="Alex Fisher" w:date="2026-03-31T15:47:00Z" w16du:dateUtc="2026-03-31T20:47:00Z"/>
+          <w:del w:id="620" w:author="Alex Fisher" w:date="2026-03-31T15:47:00Z" w16du:dateUtc="2026-03-31T20:47:00Z"/>
           <w:b/>
           <w:bCs/>
         </w:rPr>
       </w:pPr>
-      <w:commentRangeStart w:id="620"/>
+      <w:commentRangeStart w:id="621"/>
       <w:r>
         <w:rPr>
           <w:b/>
@@ -5173,7 +5182,7 @@
         </w:rPr>
         <w:t xml:space="preserve">Aim 3: </w:t>
       </w:r>
-      <w:commentRangeEnd w:id="620"/>
+      <w:commentRangeEnd w:id="621"/>
       <w:r>
         <w:rPr>
           <w:rStyle w:val="CommentReference"/>
@@ -5182,9 +5191,9 @@
           <w:sz w:val="24"/>
           <w:szCs w:val="24"/>
         </w:rPr>
-        <w:commentReference w:id="620"/>
-      </w:r>
-      <w:ins w:id="621" w:author="Alex Fisher" w:date="2026-03-31T15:46:00Z" w16du:dateUtc="2026-03-31T20:46:00Z">
+        <w:commentReference w:id="621"/>
+      </w:r>
+      <w:ins w:id="622" w:author="Alex Fisher" w:date="2026-03-31T15:46:00Z" w16du:dateUtc="2026-03-31T20:46:00Z">
         <w:r>
           <w:rPr>
             <w:b/>
@@ -5193,7 +5202,7 @@
           <w:t xml:space="preserve">Quantify </w:t>
         </w:r>
       </w:ins>
-      <w:ins w:id="622" w:author="Alex Fisher" w:date="2026-03-31T15:47:00Z" w16du:dateUtc="2026-03-31T20:47:00Z">
+      <w:ins w:id="623" w:author="Alex Fisher" w:date="2026-03-31T15:47:00Z" w16du:dateUtc="2026-03-31T20:47:00Z">
         <w:r>
           <w:rPr>
             <w:b/>
@@ -5202,7 +5211,7 @@
           <w:t xml:space="preserve">How </w:t>
         </w:r>
       </w:ins>
-      <w:ins w:id="623" w:author="Alex Fisher" w:date="2026-03-31T15:47:00Z">
+      <w:ins w:id="624" w:author="Alex Fisher" w:date="2026-03-31T15:47:00Z">
         <w:r>
           <w:rPr>
             <w:b/>
@@ -5211,21 +5220,39 @@
           <w:t>Participants in Backyard Activities Perceive Disease Risk and Engage in Conservation Behavior</w:t>
         </w:r>
       </w:ins>
-      <w:ins w:id="624" w:author="Alex Fisher" w:date="2026-03-31T15:47:00Z" w16du:dateUtc="2026-03-31T20:47:00Z">
+      <w:ins w:id="625" w:author="Alex Fisher" w:date="2026-06-08T12:01:00Z" w16du:dateUtc="2026-06-08T17:01:00Z">
         <w:r>
           <w:rPr>
             <w:b/>
             <w:bCs/>
           </w:rPr>
-          <w:br/>
-        </w:r>
-      </w:ins>
-      <w:del w:id="625" w:author="Alex Fisher" w:date="2026-03-31T15:47:00Z" w16du:dateUtc="2026-03-31T20:47:00Z">
+          <w:t xml:space="preserve"> – to determine if </w:t>
+        </w:r>
+      </w:ins>
+      <w:ins w:id="626" w:author="Alex Fisher" w:date="2026-06-08T12:02:00Z" w16du:dateUtc="2026-06-08T17:02:00Z">
         <w:r>
           <w:rPr>
             <w:b/>
             <w:bCs/>
           </w:rPr>
+          <w:t xml:space="preserve">factors of participating in backyard activities contribute to an inclination to support other pro-conservation efforts </w:t>
+        </w:r>
+      </w:ins>
+      <w:ins w:id="627" w:author="Alex Fisher" w:date="2026-03-31T15:47:00Z" w16du:dateUtc="2026-03-31T20:47:00Z">
+        <w:r>
+          <w:rPr>
+            <w:b/>
+            <w:bCs/>
+          </w:rPr>
+          <w:br/>
+        </w:r>
+      </w:ins>
+      <w:del w:id="628" w:author="Alex Fisher" w:date="2026-03-31T15:47:00Z" w16du:dateUtc="2026-03-31T20:47:00Z">
+        <w:r>
+          <w:rPr>
+            <w:b/>
+            <w:bCs/>
+          </w:rPr>
           <w:delText>Human Risk Perception, Biosecurity Practices, and Pro-Conservation Attitudes</w:delText>
         </w:r>
       </w:del>
@@ -5235,18 +5262,18 @@
         <w:t>We</w:t>
       </w:r>
       <w:r>
-        <w:t xml:space="preserve"> will characterize disease risk perception, biosecurity practice engagement, willingness to adjust backyard behaviors, and place attachment among participants in bird feeding and backyard poultry keeping in central Alabama through participant surveys. </w:t>
-      </w:r>
-      <w:ins w:id="626" w:author="Alex Fisher" w:date="2026-03-31T15:48:00Z">
-        <w:r>
-          <w:t xml:space="preserve">If greater knowledge of zoonotic disease is associated with more proactive responses, then targeted outreach and </w:t>
-        </w:r>
-        <w:r>
-          <w:lastRenderedPageBreak/>
-          <w:t xml:space="preserve">education efforts will inform practical, relevant biosecurity recommendations for backyard wildlife participants. Additionally, if engagement in backyard wildlife activities is associated with stronger pro-conservation attitudes and behaviors, then these activities may represent </w:t>
-        </w:r>
-      </w:ins>
-      <w:ins w:id="627" w:author="Alex Fisher" w:date="2026-03-31T15:49:00Z" w16du:dateUtc="2026-03-31T20:49:00Z">
+        <w:t xml:space="preserve"> will characterize disease risk perception, biosecurity practice engagement, willingness to adjust backyard behaviors, and place attachment among participants in bird feeding and </w:t>
+      </w:r>
+      <w:r>
+        <w:lastRenderedPageBreak/>
+        <w:t xml:space="preserve">backyard poultry keeping in central Alabama through participant surveys. </w:t>
+      </w:r>
+      <w:ins w:id="629" w:author="Alex Fisher" w:date="2026-03-31T15:48:00Z">
+        <w:r>
+          <w:t xml:space="preserve">If greater knowledge of zoonotic disease is associated with more proactive responses, then targeted outreach and education efforts will inform practical, relevant biosecurity recommendations for backyard wildlife participants. Additionally, if engagement in backyard wildlife activities is associated with stronger pro-conservation attitudes and behaviors, then these activities may represent </w:t>
+        </w:r>
+      </w:ins>
+      <w:ins w:id="630" w:author="Alex Fisher" w:date="2026-03-31T15:49:00Z" w16du:dateUtc="2026-03-31T20:49:00Z">
         <w:r>
           <w:t xml:space="preserve">broader opportunities for </w:t>
         </w:r>
@@ -5254,17 +5281,17 @@
           <w:t>conservation</w:t>
         </w:r>
       </w:ins>
-      <w:ins w:id="628" w:author="Alex Fisher" w:date="2026-03-31T15:48:00Z">
+      <w:ins w:id="631" w:author="Alex Fisher" w:date="2026-03-31T15:48:00Z">
         <w:r>
           <w:t xml:space="preserve"> outreach and evidence-based promotion</w:t>
         </w:r>
       </w:ins>
-      <w:ins w:id="629" w:author="Alex Fisher" w:date="2026-03-31T15:49:00Z" w16du:dateUtc="2026-03-31T20:49:00Z">
+      <w:ins w:id="632" w:author="Alex Fisher" w:date="2026-03-31T15:49:00Z" w16du:dateUtc="2026-03-31T20:49:00Z">
         <w:r>
           <w:t>s</w:t>
         </w:r>
       </w:ins>
-      <w:ins w:id="630" w:author="Alex Fisher" w:date="2026-03-31T15:48:00Z">
+      <w:ins w:id="633" w:author="Alex Fisher" w:date="2026-03-31T15:48:00Z">
         <w:r>
           <w:t xml:space="preserve">. </w:t>
         </w:r>
@@ -5290,7 +5317,7 @@
       <w:r>
         <w:t xml:space="preserve"> evidence-based management guidelines. </w:t>
       </w:r>
-      <w:del w:id="631" w:author="Alex Fisher" w:date="2026-03-31T15:48:00Z" w16du:dateUtc="2026-03-31T20:48:00Z">
+      <w:del w:id="634" w:author="Alex Fisher" w:date="2026-03-31T15:48:00Z" w16du:dateUtc="2026-03-31T20:48:00Z">
         <w:r>
           <w:delText xml:space="preserve">If </w:delText>
         </w:r>
@@ -5318,18 +5345,18 @@
         <w:r>
           <w:delText xml:space="preserve"> the results of this study will inform practical, relevant biosecurity recommendations for bird feeding and poultry-keeping </w:delText>
         </w:r>
-        <w:commentRangeStart w:id="632"/>
+        <w:commentRangeStart w:id="635"/>
         <w:r>
           <w:delText>households</w:delText>
         </w:r>
-        <w:commentRangeEnd w:id="632"/>
+        <w:commentRangeEnd w:id="635"/>
         <w:r>
           <w:rPr>
             <w:rStyle w:val="CommentReference"/>
             <w:sz w:val="24"/>
             <w:szCs w:val="24"/>
           </w:rPr>
-          <w:commentReference w:id="632"/>
+          <w:commentReference w:id="635"/>
         </w:r>
         <w:r>
           <w:delText xml:space="preserve">. </w:delText>
@@ -5835,7 +5862,7 @@
       </w:r>
     </w:p>
   </w:comment>
-  <w:comment w:id="620" w:author="Kelsey McCune" w:date="2026-03-24T09:22:00Z" w:initials="KBM">
+  <w:comment w:id="621" w:author="Kelsey McCune" w:date="2026-03-24T09:22:00Z" w:initials="KBM">
     <w:p>
       <w:r>
         <w:rPr>
@@ -5852,7 +5879,7 @@
       </w:r>
     </w:p>
   </w:comment>
-  <w:comment w:id="632" w:author="Kelsey McCune" w:date="2026-03-24T09:25:00Z" w:initials="KBM">
+  <w:comment w:id="635" w:author="Kelsey McCune" w:date="2026-03-24T09:25:00Z" w:initials="KBM">
     <w:p>
       <w:r>
         <w:rPr>

--- a/Documents /MS Thesis Intro..docx
+++ b/Documents /MS Thesis Intro..docx
@@ -5258,6 +5258,11 @@
       </w:del>
     </w:p>
     <w:p>
+      <w:pPr>
+        <w:rPr>
+          <w:ins w:id="629" w:author="Alex Fisher" w:date="2026-06-18T14:12:00Z" w16du:dateUtc="2026-06-18T19:12:00Z"/>
+        </w:rPr>
+      </w:pPr>
       <w:r>
         <w:t>We</w:t>
       </w:r>
@@ -5268,12 +5273,12 @@
         <w:lastRenderedPageBreak/>
         <w:t xml:space="preserve">backyard poultry keeping in central Alabama through participant surveys. </w:t>
       </w:r>
-      <w:ins w:id="629" w:author="Alex Fisher" w:date="2026-03-31T15:48:00Z">
+      <w:ins w:id="630" w:author="Alex Fisher" w:date="2026-03-31T15:48:00Z">
         <w:r>
           <w:t xml:space="preserve">If greater knowledge of zoonotic disease is associated with more proactive responses, then targeted outreach and education efforts will inform practical, relevant biosecurity recommendations for backyard wildlife participants. Additionally, if engagement in backyard wildlife activities is associated with stronger pro-conservation attitudes and behaviors, then these activities may represent </w:t>
         </w:r>
       </w:ins>
-      <w:ins w:id="630" w:author="Alex Fisher" w:date="2026-03-31T15:49:00Z" w16du:dateUtc="2026-03-31T20:49:00Z">
+      <w:ins w:id="631" w:author="Alex Fisher" w:date="2026-03-31T15:49:00Z" w16du:dateUtc="2026-03-31T20:49:00Z">
         <w:r>
           <w:t xml:space="preserve">broader opportunities for </w:t>
         </w:r>
@@ -5281,17 +5286,17 @@
           <w:t>conservation</w:t>
         </w:r>
       </w:ins>
-      <w:ins w:id="631" w:author="Alex Fisher" w:date="2026-03-31T15:48:00Z">
+      <w:ins w:id="632" w:author="Alex Fisher" w:date="2026-03-31T15:48:00Z">
         <w:r>
           <w:t xml:space="preserve"> outreach and evidence-based promotion</w:t>
         </w:r>
       </w:ins>
-      <w:ins w:id="632" w:author="Alex Fisher" w:date="2026-03-31T15:49:00Z" w16du:dateUtc="2026-03-31T20:49:00Z">
+      <w:ins w:id="633" w:author="Alex Fisher" w:date="2026-03-31T15:49:00Z" w16du:dateUtc="2026-03-31T20:49:00Z">
         <w:r>
           <w:t>s</w:t>
         </w:r>
       </w:ins>
-      <w:ins w:id="633" w:author="Alex Fisher" w:date="2026-03-31T15:48:00Z">
+      <w:ins w:id="634" w:author="Alex Fisher" w:date="2026-03-31T15:48:00Z">
         <w:r>
           <w:t xml:space="preserve">. </w:t>
         </w:r>
@@ -5317,7 +5322,7 @@
       <w:r>
         <w:t xml:space="preserve"> evidence-based management guidelines. </w:t>
       </w:r>
-      <w:del w:id="634" w:author="Alex Fisher" w:date="2026-03-31T15:48:00Z" w16du:dateUtc="2026-03-31T20:48:00Z">
+      <w:del w:id="635" w:author="Alex Fisher" w:date="2026-03-31T15:48:00Z" w16du:dateUtc="2026-03-31T20:48:00Z">
         <w:r>
           <w:delText xml:space="preserve">If </w:delText>
         </w:r>
@@ -5345,24 +5350,72 @@
         <w:r>
           <w:delText xml:space="preserve"> the results of this study will inform practical, relevant biosecurity recommendations for bird feeding and poultry-keeping </w:delText>
         </w:r>
-        <w:commentRangeStart w:id="635"/>
+        <w:commentRangeStart w:id="636"/>
         <w:r>
           <w:delText>households</w:delText>
         </w:r>
-        <w:commentRangeEnd w:id="635"/>
+        <w:commentRangeEnd w:id="636"/>
         <w:r>
           <w:rPr>
             <w:rStyle w:val="CommentReference"/>
             <w:sz w:val="24"/>
             <w:szCs w:val="24"/>
           </w:rPr>
-          <w:commentReference w:id="635"/>
+          <w:commentReference w:id="636"/>
         </w:r>
         <w:r>
           <w:delText xml:space="preserve">. </w:delText>
         </w:r>
       </w:del>
     </w:p>
+    <w:p>
+      <w:pPr>
+        <w:rPr>
+          <w:ins w:id="637" w:author="Alex Fisher" w:date="2026-06-18T14:12:00Z" w16du:dateUtc="2026-06-18T19:12:00Z"/>
+        </w:rPr>
+      </w:pPr>
+    </w:p>
+    <w:p>
+      <w:pPr>
+        <w:rPr>
+          <w:ins w:id="638" w:author="Alex Fisher" w:date="2026-06-18T14:12:00Z" w16du:dateUtc="2026-06-18T19:12:00Z"/>
+        </w:rPr>
+      </w:pPr>
+      <w:ins w:id="639" w:author="Alex Fisher" w:date="2026-06-18T14:12:00Z" w16du:dateUtc="2026-06-18T19:12:00Z">
+        <w:r>
+          <w:br w:type="page"/>
+        </w:r>
+      </w:ins>
+    </w:p>
+    <w:p>
+      <w:pPr>
+        <w:rPr>
+          <w:ins w:id="640" w:author="Alex Fisher" w:date="2026-06-18T14:13:00Z" w16du:dateUtc="2026-06-18T19:13:00Z"/>
+          <w:b/>
+          <w:bCs/>
+        </w:rPr>
+      </w:pPr>
+      <w:ins w:id="641" w:author="Alex Fisher" w:date="2026-06-18T14:12:00Z" w16du:dateUtc="2026-06-18T19:12:00Z">
+        <w:r>
+          <w:rPr>
+            <w:b/>
+            <w:bCs/>
+          </w:rPr>
+          <w:lastRenderedPageBreak/>
+          <w:t>Methods:</w:t>
+        </w:r>
+      </w:ins>
+      <w:ins w:id="642" w:author="Alex Fisher" w:date="2026-06-18T14:13:00Z" w16du:dateUtc="2026-06-18T19:13:00Z">
+        <w:r>
+          <w:rPr>
+            <w:b/>
+            <w:bCs/>
+          </w:rPr>
+          <w:t xml:space="preserve"> </w:t>
+        </w:r>
+      </w:ins>
+    </w:p>
+    <w:p/>
     <w:sectPr>
       <w:pgSz w:w="12240" w:h="15840"/>
       <w:pgMar w:top="1440" w:right="1440" w:bottom="1440" w:left="1440" w:header="720" w:footer="720" w:gutter="0"/>
@@ -5879,7 +5932,7 @@
       </w:r>
     </w:p>
   </w:comment>
-  <w:comment w:id="635" w:author="Kelsey McCune" w:date="2026-03-24T09:25:00Z" w:initials="KBM">
+  <w:comment w:id="636" w:author="Kelsey McCune" w:date="2026-03-24T09:25:00Z" w:initials="KBM">
     <w:p>
       <w:r>
         <w:rPr>
@@ -5919,8 +5972,8 @@
   <w15:commentEx w15:paraId="58627F4F" w15:done="0"/>
   <w15:commentEx w15:paraId="0A445926" w15:done="0"/>
   <w15:commentEx w15:paraId="585E9004" w15:done="0"/>
-  <w15:commentEx w15:paraId="5D1158DD" w15:done="0"/>
-  <w15:commentEx w15:paraId="780EF008" w15:paraIdParent="5D1158DD" w15:done="0"/>
+  <w15:commentEx w15:paraId="5D1158DD" w15:done="1"/>
+  <w15:commentEx w15:paraId="780EF008" w15:paraIdParent="5D1158DD" w15:done="1"/>
   <w15:commentEx w15:paraId="7624117C" w15:done="1"/>
   <w15:commentEx w15:paraId="402D0F2C" w15:done="1"/>
   <w15:commentEx w15:paraId="5DBB9EB2" w15:done="0"/>

--- a/Documents /MS Thesis Intro..docx
+++ b/Documents /MS Thesis Intro..docx
@@ -1,6 +1,6 @@
 
 <file path=word/document.xml><?xml version="1.0" encoding="utf-8"?>
-<w:document xmlns:wpc="http://schemas.microsoft.com/office/word/2010/wordprocessingCanvas" xmlns:cx="http://schemas.microsoft.com/office/drawing/2014/chartex" xmlns:cx1="http://schemas.microsoft.com/office/drawing/2015/9/8/chartex" xmlns:cx2="http://schemas.microsoft.com/office/drawing/2015/10/21/chartex" xmlns:cx3="http://schemas.microsoft.com/office/drawing/2016/5/9/chartex" xmlns:cx4="http://schemas.microsoft.com/office/drawing/2016/5/10/chartex" xmlns:cx5="http://schemas.microsoft.com/office/drawing/2016/5/11/chartex" xmlns:cx6="http://schemas.microsoft.com/office/drawing/2016/5/12/chartex" xmlns:cx7="http://schemas.microsoft.com/office/drawing/2016/5/13/chartex" xmlns:cx8="http://schemas.microsoft.com/office/drawing/2016/5/14/chartex" xmlns:mc="http://schemas.openxmlformats.org/markup-compatibility/2006" xmlns:m="http://schemas.openxmlformats.org/officeDocument/2006/math" xmlns:aink="http://schemas.microsoft.com/office/drawing/2016/ink" xmlns:am3d="http://schemas.microsoft.com/office/drawing/2017/model3d" xmlns:oel="http://schemas.microsoft.com/office/2019/extlst" xmlns:r="http://schemas.openxmlformats.org/officeDocument/2006/relationships" xmlns:wp14="http://schemas.microsoft.com/office/word/2010/wordprocessingDrawing" xmlns:wp="http://schemas.openxmlformats.org/drawingml/2006/wordprocessingDrawing" xmlns:wpg="http://schemas.microsoft.com/office/word/2010/wordprocessingGroup" xmlns:wpi="http://schemas.microsoft.com/office/word/2010/wordprocessingInk" xmlns:wps="http://schemas.microsoft.com/office/word/2010/wordprocessingShape" xmlns:o="urn:schemas-microsoft-com:office:office" xmlns:v="urn:schemas-microsoft-com:vml" xmlns:w10="urn:schemas-microsoft-com:office:word" xmlns:w="http://schemas.openxmlformats.org/wordprocessingml/2006/main" xmlns:w14="http://schemas.microsoft.com/office/word/2010/wordml" xmlns:w15="http://schemas.microsoft.com/office/word/2012/wordml" xmlns:w16cex="http://schemas.microsoft.com/office/word/2018/wordml/cex" xmlns:w16cid="http://schemas.microsoft.com/office/word/2016/wordml/cid" xmlns:w16="http://schemas.microsoft.com/office/word/2018/wordml" xmlns:w16sdtdh="http://schemas.microsoft.com/office/word/2020/wordml/sdtdatahash" xmlns:w16sdtfl="http://schemas.microsoft.com/office/word/2024/wordml/sdtformatlock" xmlns:w16se="http://schemas.microsoft.com/office/word/2015/wordml/symex" xmlns:w16du="http://schemas.microsoft.com/office/word/2023/wordml/word16du" xmlns:wne="http://schemas.microsoft.com/office/word/2006/wordml" mc:Ignorable="w14 w15 w16se w16cid w16 w16cex w16sdtdh w16sdtfl w16du wp14">
+<w:document xmlns:wpc="http://schemas.microsoft.com/office/word/2010/wordprocessingCanvas" xmlns:cx="http://schemas.microsoft.com/office/drawing/2014/chartex" xmlns:cx1="http://schemas.microsoft.com/office/drawing/2015/9/8/chartex" xmlns:cx2="http://schemas.microsoft.com/office/drawing/2015/10/21/chartex" xmlns:cx3="http://schemas.microsoft.com/office/drawing/2016/5/9/chartex" xmlns:cx4="http://schemas.microsoft.com/office/drawing/2016/5/10/chartex" xmlns:cx5="http://schemas.microsoft.com/office/drawing/2016/5/11/chartex" xmlns:cx6="http://schemas.microsoft.com/office/drawing/2016/5/12/chartex" xmlns:cx7="http://schemas.microsoft.com/office/drawing/2016/5/13/chartex" xmlns:cx8="http://schemas.microsoft.com/office/drawing/2016/5/14/chartex" xmlns:mc="http://schemas.openxmlformats.org/markup-compatibility/2006" xmlns:aink="http://schemas.microsoft.com/office/drawing/2016/ink" xmlns:am3d="http://schemas.microsoft.com/office/drawing/2017/model3d" xmlns:o="urn:schemas-microsoft-com:office:office" xmlns:oel="http://schemas.microsoft.com/office/2019/extlst" xmlns:r="http://schemas.openxmlformats.org/officeDocument/2006/relationships" xmlns:m="http://schemas.openxmlformats.org/officeDocument/2006/math" xmlns:v="urn:schemas-microsoft-com:vml" xmlns:wp14="http://schemas.microsoft.com/office/word/2010/wordprocessingDrawing" xmlns:wp="http://schemas.openxmlformats.org/drawingml/2006/wordprocessingDrawing" xmlns:w10="urn:schemas-microsoft-com:office:word" xmlns:w="http://schemas.openxmlformats.org/wordprocessingml/2006/main" xmlns:w14="http://schemas.microsoft.com/office/word/2010/wordml" xmlns:w15="http://schemas.microsoft.com/office/word/2012/wordml" xmlns:w16cex="http://schemas.microsoft.com/office/word/2018/wordml/cex" xmlns:w16cid="http://schemas.microsoft.com/office/word/2016/wordml/cid" xmlns:w16="http://schemas.microsoft.com/office/word/2018/wordml" xmlns:w16du="http://schemas.microsoft.com/office/word/2023/wordml/word16du" xmlns:w16sdtdh="http://schemas.microsoft.com/office/word/2020/wordml/sdtdatahash" xmlns:w16sdtfl="http://schemas.microsoft.com/office/word/2024/wordml/sdtformatlock" xmlns:w16se="http://schemas.microsoft.com/office/word/2015/wordml/symex" xmlns:wpg="http://schemas.microsoft.com/office/word/2010/wordprocessingGroup" xmlns:wpi="http://schemas.microsoft.com/office/word/2010/wordprocessingInk" xmlns:wne="http://schemas.microsoft.com/office/word/2006/wordml" xmlns:wps="http://schemas.microsoft.com/office/word/2010/wordprocessingShape" mc:Ignorable="w14 w15 w16se w16cid w16 w16cex w16sdtdh w16sdtfl w16du wp14">
   <w:body>
     <w:p>
       <w:pPr>
@@ -48,10 +48,42 @@
         <w:t xml:space="preserve"> and humans grows increasingly necessary. </w:t>
       </w:r>
       <w:r>
-        <w:t xml:space="preserve">Birds are among the most well-studied and widespread taxa in the animal kingdom, filling critical roles in ecosystems worldwide through mechanisms such as insect control, pollination, seed dispersal and more. </w:t>
-      </w:r>
-      <w:r>
-        <w:t xml:space="preserve">While many bird species have adapted to a capacity to survive and even depend on human-modified landscapes, the ecological impacts of these co-adaptations, and how long-term proximity to humans, domestic animals, and shared resources influences pathogen dynamics in wild bird communities remain poorly understood </w:t>
+        <w:t>Birds are among the most well-studied and widespread taxa in the animal kingdom, filling critical roles in ecosystems worldwide through mechanisms such as insect control, pollination, seed dispersal and more</w:t>
+      </w:r>
+      <w:ins w:id="0" w:author="Kelsey McCune" w:date="2026-07-09T08:38:00Z" w16du:dateUtc="2026-07-09T13:38:00Z">
+        <w:r>
+          <w:t xml:space="preserve"> (Whelan et al., 2015)</w:t>
+        </w:r>
+      </w:ins>
+      <w:r>
+        <w:t xml:space="preserve">. </w:t>
+      </w:r>
+      <w:r>
+        <w:t xml:space="preserve">While many </w:t>
+      </w:r>
+      <w:proofErr w:type="gramStart"/>
+      <w:r>
+        <w:t>bird</w:t>
+      </w:r>
+      <w:proofErr w:type="gramEnd"/>
+      <w:r>
+        <w:t xml:space="preserve"> species have adapted</w:t>
+      </w:r>
+      <w:del w:id="1" w:author="Kelsey McCune" w:date="2026-07-09T08:39:00Z" w16du:dateUtc="2026-07-09T13:39:00Z">
+        <w:r>
+          <w:delText xml:space="preserve"> to</w:delText>
+        </w:r>
+      </w:del>
+      <w:r>
+        <w:t xml:space="preserve"> </w:t>
+      </w:r>
+      <w:del w:id="2" w:author="Kelsey McCune" w:date="2026-07-09T08:40:00Z" w16du:dateUtc="2026-07-09T13:40:00Z">
+        <w:r>
+          <w:delText xml:space="preserve">a capacity </w:delText>
+        </w:r>
+      </w:del>
+      <w:r>
+        <w:t xml:space="preserve">to survive and even depend on human-modified landscapes, the ecological impacts of these co-adaptations, and how long-term proximity to humans, domestic animals, and shared resources influences pathogen dynamics in wild bird communities remain poorly understood </w:t>
       </w:r>
       <w:r>
         <w:t>(Bradley and Altizer 2007</w:t>
@@ -80,7 +112,25 @@
           <w:sz w:val="13"/>
           <w:szCs w:val="13"/>
         </w:rPr>
-        <w:t xml:space="preserve">Hassell, James M., Michael Begon, Melissa J. Ward, and Eric M. Fèvre. “Urbanization and Disease Emergence: Dynamics at the Wildlife–Livestock–Human Interface.” </w:t>
+        <w:t xml:space="preserve">Hassell, James M., Michael </w:t>
+      </w:r>
+      <w:proofErr w:type="spellStart"/>
+      <w:r>
+        <w:rPr>
+          <w:color w:val="000000" w:themeColor="text1"/>
+          <w:sz w:val="13"/>
+          <w:szCs w:val="13"/>
+        </w:rPr>
+        <w:t>Begon</w:t>
+      </w:r>
+      <w:proofErr w:type="spellEnd"/>
+      <w:r>
+        <w:rPr>
+          <w:color w:val="000000" w:themeColor="text1"/>
+          <w:sz w:val="13"/>
+          <w:szCs w:val="13"/>
+        </w:rPr>
+        <w:t xml:space="preserve">, Melissa J. Ward, and Eric M. Fèvre. “Urbanization and Disease Emergence: Dynamics at the Wildlife–Livestock–Human Interface.” </w:t>
       </w:r>
       <w:r>
         <w:rPr>
@@ -122,6 +172,7 @@
     <w:p>
       <w:pPr>
         <w:rPr>
+          <w:ins w:id="3" w:author="Kelsey McCune" w:date="2026-07-09T08:39:00Z" w16du:dateUtc="2026-07-09T13:39:00Z"/>
           <w:color w:val="000000" w:themeColor="text1"/>
           <w:sz w:val="13"/>
           <w:szCs w:val="13"/>
@@ -175,6 +226,159 @@
     <w:p>
       <w:pPr>
         <w:rPr>
+          <w:rFonts w:cstheme="minorHAnsi"/>
+          <w:color w:val="000000" w:themeColor="text1"/>
+          <w:sz w:val="13"/>
+          <w:szCs w:val="13"/>
+        </w:rPr>
+      </w:pPr>
+      <w:ins w:id="4" w:author="Kelsey McCune" w:date="2026-07-09T08:39:00Z" w16du:dateUtc="2026-07-09T13:39:00Z">
+        <w:r>
+          <w:rPr>
+            <w:rFonts w:cstheme="minorHAnsi"/>
+            <w:color w:val="222222"/>
+            <w:sz w:val="13"/>
+            <w:szCs w:val="13"/>
+            <w:shd w:val="clear" w:color="auto" w:fill="FFFFFF"/>
+            <w:rPrChange w:id="5" w:author="Kelsey McCune" w:date="2026-07-09T08:39:00Z" w16du:dateUtc="2026-07-09T13:39:00Z">
+              <w:rPr>
+                <w:rFonts w:ascii="Arial" w:hAnsi="Arial" w:cs="Arial"/>
+                <w:color w:val="222222"/>
+                <w:sz w:val="20"/>
+                <w:szCs w:val="20"/>
+                <w:shd w:val="clear" w:color="auto" w:fill="FFFFFF"/>
+              </w:rPr>
+            </w:rPrChange>
+          </w:rPr>
+          <w:t xml:space="preserve">Whelan, Christopher J., </w:t>
+        </w:r>
+        <w:proofErr w:type="spellStart"/>
+        <w:r>
+          <w:rPr>
+            <w:rFonts w:cstheme="minorHAnsi"/>
+            <w:color w:val="222222"/>
+            <w:sz w:val="13"/>
+            <w:szCs w:val="13"/>
+            <w:shd w:val="clear" w:color="auto" w:fill="FFFFFF"/>
+            <w:rPrChange w:id="6" w:author="Kelsey McCune" w:date="2026-07-09T08:39:00Z" w16du:dateUtc="2026-07-09T13:39:00Z">
+              <w:rPr>
+                <w:rFonts w:ascii="Arial" w:hAnsi="Arial" w:cs="Arial"/>
+                <w:color w:val="222222"/>
+                <w:sz w:val="20"/>
+                <w:szCs w:val="20"/>
+                <w:shd w:val="clear" w:color="auto" w:fill="FFFFFF"/>
+              </w:rPr>
+            </w:rPrChange>
+          </w:rPr>
+          <w:t>Çağan</w:t>
+        </w:r>
+        <w:proofErr w:type="spellEnd"/>
+        <w:r>
+          <w:rPr>
+            <w:rFonts w:cstheme="minorHAnsi"/>
+            <w:color w:val="222222"/>
+            <w:sz w:val="13"/>
+            <w:szCs w:val="13"/>
+            <w:shd w:val="clear" w:color="auto" w:fill="FFFFFF"/>
+            <w:rPrChange w:id="7" w:author="Kelsey McCune" w:date="2026-07-09T08:39:00Z" w16du:dateUtc="2026-07-09T13:39:00Z">
+              <w:rPr>
+                <w:rFonts w:ascii="Arial" w:hAnsi="Arial" w:cs="Arial"/>
+                <w:color w:val="222222"/>
+                <w:sz w:val="20"/>
+                <w:szCs w:val="20"/>
+                <w:shd w:val="clear" w:color="auto" w:fill="FFFFFF"/>
+              </w:rPr>
+            </w:rPrChange>
+          </w:rPr>
+          <w:t xml:space="preserve"> H. </w:t>
+        </w:r>
+        <w:proofErr w:type="spellStart"/>
+        <w:r>
+          <w:rPr>
+            <w:rFonts w:cstheme="minorHAnsi"/>
+            <w:color w:val="222222"/>
+            <w:sz w:val="13"/>
+            <w:szCs w:val="13"/>
+            <w:shd w:val="clear" w:color="auto" w:fill="FFFFFF"/>
+            <w:rPrChange w:id="8" w:author="Kelsey McCune" w:date="2026-07-09T08:39:00Z" w16du:dateUtc="2026-07-09T13:39:00Z">
+              <w:rPr>
+                <w:rFonts w:ascii="Arial" w:hAnsi="Arial" w:cs="Arial"/>
+                <w:color w:val="222222"/>
+                <w:sz w:val="20"/>
+                <w:szCs w:val="20"/>
+                <w:shd w:val="clear" w:color="auto" w:fill="FFFFFF"/>
+              </w:rPr>
+            </w:rPrChange>
+          </w:rPr>
+          <w:t>Şekercioğlu</w:t>
+        </w:r>
+        <w:proofErr w:type="spellEnd"/>
+        <w:r>
+          <w:rPr>
+            <w:rFonts w:cstheme="minorHAnsi"/>
+            <w:color w:val="222222"/>
+            <w:sz w:val="13"/>
+            <w:szCs w:val="13"/>
+            <w:shd w:val="clear" w:color="auto" w:fill="FFFFFF"/>
+            <w:rPrChange w:id="9" w:author="Kelsey McCune" w:date="2026-07-09T08:39:00Z" w16du:dateUtc="2026-07-09T13:39:00Z">
+              <w:rPr>
+                <w:rFonts w:ascii="Arial" w:hAnsi="Arial" w:cs="Arial"/>
+                <w:color w:val="222222"/>
+                <w:sz w:val="20"/>
+                <w:szCs w:val="20"/>
+                <w:shd w:val="clear" w:color="auto" w:fill="FFFFFF"/>
+              </w:rPr>
+            </w:rPrChange>
+          </w:rPr>
+          <w:t>, and Daniel G. Wenny. "Why birds matter: from economic ornithology to ecosystem services." </w:t>
+        </w:r>
+        <w:r>
+          <w:rPr>
+            <w:rFonts w:cstheme="minorHAnsi"/>
+            <w:i/>
+            <w:iCs/>
+            <w:color w:val="222222"/>
+            <w:sz w:val="13"/>
+            <w:szCs w:val="13"/>
+            <w:shd w:val="clear" w:color="auto" w:fill="FFFFFF"/>
+            <w:rPrChange w:id="10" w:author="Kelsey McCune" w:date="2026-07-09T08:39:00Z" w16du:dateUtc="2026-07-09T13:39:00Z">
+              <w:rPr>
+                <w:rFonts w:ascii="Arial" w:hAnsi="Arial" w:cs="Arial"/>
+                <w:i/>
+                <w:iCs/>
+                <w:color w:val="222222"/>
+                <w:sz w:val="20"/>
+                <w:szCs w:val="20"/>
+                <w:shd w:val="clear" w:color="auto" w:fill="FFFFFF"/>
+              </w:rPr>
+            </w:rPrChange>
+          </w:rPr>
+          <w:t>Journal of Ornithology</w:t>
+        </w:r>
+        <w:r>
+          <w:rPr>
+            <w:rFonts w:cstheme="minorHAnsi"/>
+            <w:color w:val="222222"/>
+            <w:sz w:val="13"/>
+            <w:szCs w:val="13"/>
+            <w:shd w:val="clear" w:color="auto" w:fill="FFFFFF"/>
+            <w:rPrChange w:id="11" w:author="Kelsey McCune" w:date="2026-07-09T08:39:00Z" w16du:dateUtc="2026-07-09T13:39:00Z">
+              <w:rPr>
+                <w:rFonts w:ascii="Arial" w:hAnsi="Arial" w:cs="Arial"/>
+                <w:color w:val="222222"/>
+                <w:sz w:val="20"/>
+                <w:szCs w:val="20"/>
+                <w:shd w:val="clear" w:color="auto" w:fill="FFFFFF"/>
+              </w:rPr>
+            </w:rPrChange>
+          </w:rPr>
+          <w:t> 156.Suppl 1 (2015): 227-238.</w:t>
+        </w:r>
+      </w:ins>
+    </w:p>
+    <w:p>
+      <w:pPr>
+        <w:rPr>
           <w:color w:val="000000" w:themeColor="text1"/>
           <w:sz w:val="13"/>
           <w:szCs w:val="13"/>
@@ -234,13 +438,39 @@
     </w:p>
     <w:p>
       <w:r>
-        <w:t>This often creates opportunities for</w:t>
+        <w:t>Th</w:t>
+      </w:r>
+      <w:ins w:id="12" w:author="Kelsey McCune" w:date="2026-07-09T08:43:00Z" w16du:dateUtc="2026-07-09T13:43:00Z">
+        <w:r>
+          <w:t>e prevalence of these activities</w:t>
+        </w:r>
+      </w:ins>
+      <w:del w:id="13" w:author="Kelsey McCune" w:date="2026-07-09T08:43:00Z" w16du:dateUtc="2026-07-09T13:43:00Z">
+        <w:r>
+          <w:delText>is often</w:delText>
+        </w:r>
+      </w:del>
+      <w:r>
+        <w:t xml:space="preserve"> creates opportunities for</w:t>
       </w:r>
       <w:r>
         <w:t xml:space="preserve"> novel</w:t>
       </w:r>
       <w:r>
-        <w:t xml:space="preserve"> contact between wild bird species, chicken flocks, domestic pets and humans as well and can allow for bidirectional transmission </w:t>
+        <w:t xml:space="preserve"> contact between wild bird species, chicken flocks, domestic pets and humans</w:t>
+      </w:r>
+      <w:del w:id="14" w:author="Kelsey McCune" w:date="2026-07-09T08:44:00Z" w16du:dateUtc="2026-07-09T13:44:00Z">
+        <w:r>
+          <w:delText xml:space="preserve"> as well and can allow for</w:delText>
+        </w:r>
+      </w:del>
+      <w:ins w:id="15" w:author="Kelsey McCune" w:date="2026-07-09T08:44:00Z" w16du:dateUtc="2026-07-09T13:44:00Z">
+        <w:r>
+          <w:t>, potentially leading to</w:t>
+        </w:r>
+      </w:ins>
+      <w:r>
+        <w:t xml:space="preserve"> bidirectional transmission </w:t>
       </w:r>
       <w:r>
         <w:t xml:space="preserve">(spillover) </w:t>
@@ -345,7 +575,7 @@
       </w:r>
     </w:p>
     <w:p>
-      <w:commentRangeStart w:id="0"/>
+      <w:commentRangeStart w:id="16"/>
       <w:r>
         <w:t xml:space="preserve">Backyard poultry can further compound this risk, as chickens </w:t>
       </w:r>
@@ -388,14 +618,14 @@
       <w:r>
         <w:t xml:space="preserve"> amplify pathogen persistence in the environment </w:t>
       </w:r>
-      <w:commentRangeEnd w:id="0"/>
+      <w:commentRangeEnd w:id="16"/>
       <w:r>
         <w:rPr>
           <w:rStyle w:val="CommentReference"/>
           <w:sz w:val="24"/>
           <w:szCs w:val="24"/>
         </w:rPr>
-        <w:commentReference w:id="0"/>
+        <w:commentReference w:id="16"/>
       </w:r>
       <w:r>
         <w:t xml:space="preserve">and </w:t>
@@ -416,7 +646,11 @@
         <w:t>, as well as backyard poultry (CDC, 2025)</w:t>
       </w:r>
       <w:r>
-        <w:t>. The combined proximity of human dwellings, bird feeders, and chicken housing may render these interacting factors a concern for public and wildlife health.</w:t>
+        <w:t xml:space="preserve">. The combined proximity of human dwellings, bird feeders, and chicken housing may render these interacting </w:t>
+      </w:r>
+      <w:r>
+        <w:lastRenderedPageBreak/>
+        <w:t>factors a concern for public and wildlife health.</w:t>
       </w:r>
       <w:r>
         <w:t xml:space="preserve"> </w:t>
@@ -439,7 +673,6 @@
           <w:sz w:val="13"/>
           <w:szCs w:val="13"/>
         </w:rPr>
-        <w:lastRenderedPageBreak/>
         <w:t>Sources:</w:t>
       </w:r>
       <w:r>
@@ -484,7 +717,25 @@
           <w:sz w:val="13"/>
           <w:szCs w:val="13"/>
         </w:rPr>
-        <w:t xml:space="preserve">Becker, D. J., D. G. Streicker, and S. Altizer. 2015. Linking anthropogenic resources to wildlife-pathogen dynamics: a review and meta-analysis. </w:t>
+        <w:t xml:space="preserve">Becker, D. J., D. G. </w:t>
+      </w:r>
+      <w:proofErr w:type="spellStart"/>
+      <w:r>
+        <w:rPr>
+          <w:color w:val="000000" w:themeColor="text1"/>
+          <w:sz w:val="13"/>
+          <w:szCs w:val="13"/>
+        </w:rPr>
+        <w:t>Streicker</w:t>
+      </w:r>
+      <w:proofErr w:type="spellEnd"/>
+      <w:r>
+        <w:rPr>
+          <w:color w:val="000000" w:themeColor="text1"/>
+          <w:sz w:val="13"/>
+          <w:szCs w:val="13"/>
+        </w:rPr>
+        <w:t xml:space="preserve">, and S. Altizer. 2015. Linking anthropogenic resources to wildlife-pathogen dynamics: a review and meta-analysis. </w:t>
       </w:r>
       <w:r>
         <w:rPr>
@@ -583,7 +834,43 @@
           <w:sz w:val="13"/>
           <w:szCs w:val="13"/>
         </w:rPr>
-        <w:t xml:space="preserve">Jones, K. E., N. G. Patel, M. A. Levy, A. Storeygard, D. Balk, J. L. Gittleman, and P. Daszak. 2008. Global trends in emerging infectious diseases. </w:t>
+        <w:t xml:space="preserve">Jones, K. E., N. G. Patel, M. A. Levy, A. </w:t>
+      </w:r>
+      <w:proofErr w:type="spellStart"/>
+      <w:r>
+        <w:rPr>
+          <w:color w:val="000000" w:themeColor="text1"/>
+          <w:sz w:val="13"/>
+          <w:szCs w:val="13"/>
+        </w:rPr>
+        <w:t>Storeygard</w:t>
+      </w:r>
+      <w:proofErr w:type="spellEnd"/>
+      <w:r>
+        <w:rPr>
+          <w:color w:val="000000" w:themeColor="text1"/>
+          <w:sz w:val="13"/>
+          <w:szCs w:val="13"/>
+        </w:rPr>
+        <w:t xml:space="preserve">, D. Balk, J. L. Gittleman, and P. </w:t>
+      </w:r>
+      <w:proofErr w:type="spellStart"/>
+      <w:r>
+        <w:rPr>
+          <w:color w:val="000000" w:themeColor="text1"/>
+          <w:sz w:val="13"/>
+          <w:szCs w:val="13"/>
+        </w:rPr>
+        <w:t>Daszak</w:t>
+      </w:r>
+      <w:proofErr w:type="spellEnd"/>
+      <w:r>
+        <w:rPr>
+          <w:color w:val="000000" w:themeColor="text1"/>
+          <w:sz w:val="13"/>
+          <w:szCs w:val="13"/>
+        </w:rPr>
+        <w:t xml:space="preserve">. 2008. Global trends in emerging infectious diseases. </w:t>
       </w:r>
       <w:r>
         <w:rPr>
@@ -671,7 +958,43 @@
           <w:sz w:val="13"/>
           <w:szCs w:val="13"/>
         </w:rPr>
-        <w:t xml:space="preserve">Patel, K., Stapleton, G. S., Trevejo, R. T., Tellier, W. T., Higa, J., Adams, J. K., Hernandez, S. M., Sanchez, S., Nemeth, N. M., Debess, E. E., Rogers, K. H., Mete, A., Watson, K. D., Foss, L., Low, M. S. F., Gollarza, L., &amp; Nichols, M. (2023). Human Salmonellosis Outbreak Linked to </w:t>
+        <w:t xml:space="preserve">Patel, K., Stapleton, G. S., </w:t>
+      </w:r>
+      <w:proofErr w:type="spellStart"/>
+      <w:r>
+        <w:rPr>
+          <w:color w:val="000000" w:themeColor="text1"/>
+          <w:sz w:val="13"/>
+          <w:szCs w:val="13"/>
+        </w:rPr>
+        <w:t>Trevejo</w:t>
+      </w:r>
+      <w:proofErr w:type="spellEnd"/>
+      <w:r>
+        <w:rPr>
+          <w:color w:val="000000" w:themeColor="text1"/>
+          <w:sz w:val="13"/>
+          <w:szCs w:val="13"/>
+        </w:rPr>
+        <w:t xml:space="preserve">, R. T., Tellier, W. T., Higa, J., Adams, J. K., Hernandez, S. M., Sanchez, S., Nemeth, N. M., Debess, E. E., Rogers, K. H., Mete, A., Watson, K. D., Foss, L., Low, M. S. F., </w:t>
+      </w:r>
+      <w:proofErr w:type="spellStart"/>
+      <w:r>
+        <w:rPr>
+          <w:color w:val="000000" w:themeColor="text1"/>
+          <w:sz w:val="13"/>
+          <w:szCs w:val="13"/>
+        </w:rPr>
+        <w:t>Gollarza</w:t>
+      </w:r>
+      <w:proofErr w:type="spellEnd"/>
+      <w:r>
+        <w:rPr>
+          <w:color w:val="000000" w:themeColor="text1"/>
+          <w:sz w:val="13"/>
+          <w:szCs w:val="13"/>
+        </w:rPr>
+        <w:t xml:space="preserve">, L., &amp; Nichols, M. (2023). Human Salmonellosis Outbreak Linked to </w:t>
       </w:r>
       <w:r>
         <w:rPr>
@@ -797,7 +1120,23 @@
         <w:t>Salmonella</w:t>
       </w:r>
       <w:r>
-        <w:t xml:space="preserve"> outbreaks have increased in frequency over recent decades, with backyard poultry and wild birds among the most affected sources (Bajwa et al. 2025). Despite th</w:t>
+        <w:t xml:space="preserve"> outbreaks have increased in frequency over recent decades, with backyard poultry and wild birds among the most </w:t>
+      </w:r>
+      <w:del w:id="17" w:author="Kelsey McCune" w:date="2026-07-09T08:48:00Z" w16du:dateUtc="2026-07-09T13:48:00Z">
+        <w:r>
+          <w:delText xml:space="preserve">affected </w:delText>
+        </w:r>
+      </w:del>
+      <w:ins w:id="18" w:author="Kelsey McCune" w:date="2026-07-09T08:48:00Z" w16du:dateUtc="2026-07-09T13:48:00Z">
+        <w:r>
+          <w:t>frequent</w:t>
+        </w:r>
+        <w:r>
+          <w:t xml:space="preserve"> </w:t>
+        </w:r>
+      </w:ins>
+      <w:r>
+        <w:t>sources (Bajwa et al. 2025). Despite th</w:t>
       </w:r>
       <w:r>
         <w:t>is knowledge</w:t>
@@ -848,13 +1187,26 @@
         <w:t>Additionally,</w:t>
       </w:r>
       <w:r>
-        <w:t xml:space="preserve"> residential settings receive little outreach or oversight, and </w:t>
-      </w:r>
-      <w:r>
-        <w:t>current studies may</w:t>
-      </w:r>
-      <w:r>
-        <w:t xml:space="preserve"> suggest that targeted education and risk mitigation practices can </w:t>
+        <w:t xml:space="preserve"> residential settings receive little outreach or oversight, </w:t>
+      </w:r>
+      <w:del w:id="19" w:author="Kelsey McCune" w:date="2026-07-09T08:49:00Z" w16du:dateUtc="2026-07-09T13:49:00Z">
+        <w:r>
+          <w:delText xml:space="preserve">and </w:delText>
+        </w:r>
+        <w:r>
+          <w:delText>current studies may</w:delText>
+        </w:r>
+        <w:r>
+          <w:delText xml:space="preserve"> suggest that</w:delText>
+        </w:r>
+      </w:del>
+      <w:ins w:id="20" w:author="Kelsey McCune" w:date="2026-07-09T08:50:00Z" w16du:dateUtc="2026-07-09T13:50:00Z">
+        <w:r>
+          <w:t>even though</w:t>
+        </w:r>
+      </w:ins>
+      <w:r>
+        <w:t xml:space="preserve"> targeted education and risk mitigation practices can </w:t>
       </w:r>
       <w:r>
         <w:t>significantly</w:t>
@@ -899,6 +1251,7 @@
           <w:sz w:val="13"/>
           <w:szCs w:val="13"/>
         </w:rPr>
+        <w:lastRenderedPageBreak/>
         <w:t>Sources:</w:t>
       </w:r>
     </w:p>
@@ -973,7 +1326,6 @@
           <w:sz w:val="13"/>
           <w:szCs w:val="13"/>
         </w:rPr>
-        <w:lastRenderedPageBreak/>
         <w:t>2021 Salmonella Outbreak Linked to Wild Songbirds—Investigation Details | Salmonella Outbreak Linked to Wild Songbirds | CDC</w:t>
       </w:r>
       <w:r>
@@ -1384,13 +1736,25 @@
         <w:t>activities</w:t>
       </w:r>
       <w:r>
-        <w:t xml:space="preserve"> such as bird feeding and </w:t>
+        <w:t xml:space="preserve"> such </w:t>
+      </w:r>
+      <w:r>
+        <w:lastRenderedPageBreak/>
+        <w:t xml:space="preserve">as bird feeding and </w:t>
       </w:r>
       <w:r>
         <w:t>small-scale</w:t>
       </w:r>
       <w:r>
-        <w:t xml:space="preserve"> poultry. </w:t>
+        <w:t xml:space="preserve"> poultry</w:t>
+      </w:r>
+      <w:ins w:id="21" w:author="Kelsey McCune" w:date="2026-07-09T08:53:00Z" w16du:dateUtc="2026-07-09T13:53:00Z">
+        <w:r>
+          <w:t xml:space="preserve"> keeping</w:t>
+        </w:r>
+      </w:ins>
+      <w:r>
+        <w:t xml:space="preserve">. </w:t>
       </w:r>
       <w:r>
         <w:br/>
@@ -1417,15 +1781,39 @@
           <w:sz w:val="13"/>
           <w:szCs w:val="13"/>
         </w:rPr>
-        <w:t xml:space="preserve">Barbett, Lea, Edward Stupple, Michael Sweet, Malcolm Schofield, and Miles Richardson. “Measuring Actions for Nature—Development and Validation of a Pro-Nature </w:t>
-      </w:r>
-      <w:r>
-        <w:rPr>
-          <w:sz w:val="13"/>
-          <w:szCs w:val="13"/>
-        </w:rPr>
-        <w:lastRenderedPageBreak/>
-        <w:t xml:space="preserve">Conservation Behaviour Scale.” </w:t>
+        <w:t xml:space="preserve">Barbett, Lea, Edward </w:t>
+      </w:r>
+      <w:proofErr w:type="spellStart"/>
+      <w:r>
+        <w:rPr>
+          <w:sz w:val="13"/>
+          <w:szCs w:val="13"/>
+        </w:rPr>
+        <w:t>Stupple</w:t>
+      </w:r>
+      <w:proofErr w:type="spellEnd"/>
+      <w:r>
+        <w:rPr>
+          <w:sz w:val="13"/>
+          <w:szCs w:val="13"/>
+        </w:rPr>
+        <w:t xml:space="preserve">, Michael Sweet, Malcolm Schofield, and Miles Richardson. “Measuring Actions for Nature—Development and Validation of a Pro-Nature Conservation </w:t>
+      </w:r>
+      <w:proofErr w:type="spellStart"/>
+      <w:r>
+        <w:rPr>
+          <w:sz w:val="13"/>
+          <w:szCs w:val="13"/>
+        </w:rPr>
+        <w:t>Behaviour</w:t>
+      </w:r>
+      <w:proofErr w:type="spellEnd"/>
+      <w:r>
+        <w:rPr>
+          <w:sz w:val="13"/>
+          <w:szCs w:val="13"/>
+        </w:rPr>
+        <w:t xml:space="preserve"> Scale.” </w:t>
       </w:r>
       <w:r>
         <w:rPr>
@@ -1560,7 +1948,39 @@
           <w:szCs w:val="13"/>
         </w:rPr>
         <w:br/>
-        <w:t xml:space="preserve">Pocock, Michael J. O., Iain Hamlin, Jennifer Christelow, Holli‐Anne Passmore, and Miles Richardson. “The Benefits of Citizen Science and Nature‐noticing Activities for Well‐being, Nature Connectedness and Pro‐nature Conservation Behaviours.” </w:t>
+        <w:t xml:space="preserve">Pocock, Michael J. O., Iain Hamlin, Jennifer </w:t>
+      </w:r>
+      <w:proofErr w:type="spellStart"/>
+      <w:r>
+        <w:rPr>
+          <w:sz w:val="13"/>
+          <w:szCs w:val="13"/>
+        </w:rPr>
+        <w:t>Christelow</w:t>
+      </w:r>
+      <w:proofErr w:type="spellEnd"/>
+      <w:r>
+        <w:rPr>
+          <w:sz w:val="13"/>
+          <w:szCs w:val="13"/>
+        </w:rPr>
+        <w:t xml:space="preserve">, Holli‐Anne Passmore, and Miles Richardson. “The Benefits of Citizen Science and Nature‐noticing Activities for Well‐being, Nature Connectedness and Pro‐nature Conservation </w:t>
+      </w:r>
+      <w:proofErr w:type="spellStart"/>
+      <w:r>
+        <w:rPr>
+          <w:sz w:val="13"/>
+          <w:szCs w:val="13"/>
+        </w:rPr>
+        <w:t>Behaviours</w:t>
+      </w:r>
+      <w:proofErr w:type="spellEnd"/>
+      <w:r>
+        <w:rPr>
+          <w:sz w:val="13"/>
+          <w:szCs w:val="13"/>
+        </w:rPr>
+        <w:t xml:space="preserve">.” </w:t>
       </w:r>
       <w:r>
         <w:rPr>
@@ -1624,28 +2044,28 @@
           <w:szCs w:val="13"/>
         </w:rPr>
       </w:pPr>
-      <w:commentRangeStart w:id="1"/>
-      <w:commentRangeStart w:id="2"/>
+      <w:commentRangeStart w:id="22"/>
+      <w:commentRangeStart w:id="23"/>
       <w:r>
         <w:t xml:space="preserve">Most existing research </w:t>
       </w:r>
-      <w:commentRangeEnd w:id="1"/>
+      <w:commentRangeEnd w:id="22"/>
       <w:r>
         <w:rPr>
           <w:rStyle w:val="CommentReference"/>
           <w:sz w:val="24"/>
           <w:szCs w:val="24"/>
         </w:rPr>
-        <w:commentReference w:id="1"/>
-      </w:r>
-      <w:commentRangeEnd w:id="2"/>
+        <w:commentReference w:id="22"/>
+      </w:r>
+      <w:commentRangeEnd w:id="23"/>
       <w:r>
         <w:rPr>
           <w:rStyle w:val="CommentReference"/>
           <w:sz w:val="24"/>
           <w:szCs w:val="24"/>
         </w:rPr>
-        <w:commentReference w:id="2"/>
+        <w:commentReference w:id="23"/>
       </w:r>
       <w:r>
         <w:t>on backyard wildlife activities and disease risk</w:t>
@@ -1683,7 +2103,7 @@
       <w:r>
         <w:t xml:space="preserve"> that visit food sources more frequently may experience greater exposure to environmental pathogens. </w:t>
       </w:r>
-      <w:commentRangeStart w:id="3"/>
+      <w:commentRangeStart w:id="24"/>
       <w:r>
         <w:t xml:space="preserve">This gap </w:t>
       </w:r>
@@ -1691,7 +2111,15 @@
         <w:t xml:space="preserve">remains </w:t>
       </w:r>
       <w:r>
-        <w:t xml:space="preserve">relevant in the southeastern United States, where suburban sprawl continues to expand the human-wildlife interface, seasonal variation in temperature and humidity creates year-round conditions for environmental pathogen persistence, </w:t>
+        <w:t>relevant in the southeastern United States, where suburban sprawl continues to expand the human-wildlife interface, seasonal variation in temperature and humidity creates year-round conditions for environmental pathogen persistence</w:t>
+      </w:r>
+      <w:ins w:id="25" w:author="Kelsey McCune" w:date="2026-07-09T08:56:00Z" w16du:dateUtc="2026-07-09T13:56:00Z">
+        <w:r>
+          <w:t xml:space="preserve"> (CITE)</w:t>
+        </w:r>
+      </w:ins>
+      <w:r>
+        <w:t xml:space="preserve">, </w:t>
       </w:r>
       <w:r>
         <w:t xml:space="preserve">and large </w:t>
@@ -1709,10 +2137,33 @@
         <w:t>encourages</w:t>
       </w:r>
       <w:r>
-        <w:t xml:space="preserve"> small-scale animal keeping, </w:t>
-      </w:r>
-      <w:r>
-        <w:t>and wildlife watching participation</w:t>
+        <w:t xml:space="preserve"> small-scale animal keeping</w:t>
+      </w:r>
+      <w:ins w:id="26" w:author="Kelsey McCune" w:date="2026-07-09T08:57:00Z" w16du:dateUtc="2026-07-09T13:57:00Z">
+        <w:r>
+          <w:t>.</w:t>
+        </w:r>
+      </w:ins>
+      <w:del w:id="27" w:author="Kelsey McCune" w:date="2026-07-09T08:57:00Z" w16du:dateUtc="2026-07-09T13:57:00Z">
+        <w:r>
+          <w:delText>,</w:delText>
+        </w:r>
+      </w:del>
+      <w:r>
+        <w:t xml:space="preserve"> </w:t>
+      </w:r>
+      <w:ins w:id="28" w:author="Kelsey McCune" w:date="2026-07-09T08:57:00Z" w16du:dateUtc="2026-07-09T13:57:00Z">
+        <w:r>
+          <w:t>Moreover,</w:t>
+        </w:r>
+      </w:ins>
+      <w:del w:id="29" w:author="Kelsey McCune" w:date="2026-07-09T08:57:00Z" w16du:dateUtc="2026-07-09T13:57:00Z">
+        <w:r>
+          <w:delText>and</w:delText>
+        </w:r>
+      </w:del>
+      <w:r>
+        <w:t xml:space="preserve"> wildlife watching participation</w:t>
       </w:r>
       <w:r>
         <w:t>,</w:t>
@@ -1720,14 +2171,14 @@
       <w:r>
         <w:t xml:space="preserve"> including bird</w:t>
       </w:r>
-      <w:commentRangeEnd w:id="3"/>
+      <w:commentRangeEnd w:id="24"/>
       <w:r>
         <w:rPr>
           <w:rStyle w:val="CommentReference"/>
           <w:sz w:val="24"/>
           <w:szCs w:val="24"/>
         </w:rPr>
-        <w:commentReference w:id="3"/>
+        <w:commentReference w:id="24"/>
       </w:r>
       <w:r>
         <w:t xml:space="preserve"> feeding</w:t>
@@ -1736,7 +2187,44 @@
         <w:t xml:space="preserve">, </w:t>
       </w:r>
       <w:r>
-        <w:t>is among the highest of any region in the country, with the East South Central states reporting the highest residential wildlife watching rates nationally</w:t>
+        <w:t>is among the highest of any region in the country</w:t>
+      </w:r>
+      <w:ins w:id="30" w:author="Kelsey McCune" w:date="2026-07-09T08:57:00Z" w16du:dateUtc="2026-07-09T13:57:00Z">
+        <w:r>
+          <w:t>;</w:t>
+        </w:r>
+      </w:ins>
+      <w:del w:id="31" w:author="Kelsey McCune" w:date="2026-07-09T08:57:00Z" w16du:dateUtc="2026-07-09T13:57:00Z">
+        <w:r>
+          <w:delText>,</w:delText>
+        </w:r>
+      </w:del>
+      <w:r>
+        <w:t xml:space="preserve"> </w:t>
+      </w:r>
+      <w:del w:id="32" w:author="Kelsey McCune" w:date="2026-07-09T08:56:00Z" w16du:dateUtc="2026-07-09T13:56:00Z">
+        <w:r>
+          <w:delText xml:space="preserve">with </w:delText>
+        </w:r>
+      </w:del>
+      <w:r>
+        <w:t xml:space="preserve">the East South Central states </w:t>
+      </w:r>
+      <w:del w:id="33" w:author="Kelsey McCune" w:date="2026-07-09T08:57:00Z" w16du:dateUtc="2026-07-09T13:57:00Z">
+        <w:r>
+          <w:delText xml:space="preserve">reporting </w:delText>
+        </w:r>
+      </w:del>
+      <w:ins w:id="34" w:author="Kelsey McCune" w:date="2026-07-09T08:57:00Z" w16du:dateUtc="2026-07-09T13:57:00Z">
+        <w:r>
+          <w:t>have</w:t>
+        </w:r>
+        <w:r>
+          <w:t xml:space="preserve"> </w:t>
+        </w:r>
+      </w:ins>
+      <w:r>
+        <w:t>the highest residential wildlife watching rates nationally</w:t>
       </w:r>
       <w:r>
         <w:t xml:space="preserve"> (USFWS 2022). </w:t>
@@ -1768,18 +2256,18 @@
       <w:r>
         <w:t xml:space="preserve"> for developing evidence-based guidelines that allow people to enjoy the benefits of backyard activities while reducing risk to wild birds, domestic animals, and </w:t>
       </w:r>
-      <w:commentRangeStart w:id="4"/>
+      <w:commentRangeStart w:id="35"/>
       <w:r>
         <w:t>human health.</w:t>
       </w:r>
-      <w:commentRangeEnd w:id="4"/>
+      <w:commentRangeEnd w:id="35"/>
       <w:r>
         <w:rPr>
           <w:rStyle w:val="CommentReference"/>
           <w:sz w:val="24"/>
           <w:szCs w:val="24"/>
         </w:rPr>
-        <w:commentReference w:id="4"/>
+        <w:commentReference w:id="35"/>
       </w:r>
       <w:r>
         <w:br/>
@@ -1858,7 +2346,7 @@
           <w:bCs/>
         </w:rPr>
       </w:pPr>
-      <w:commentRangeStart w:id="5"/>
+      <w:commentRangeStart w:id="36"/>
       <w:r>
         <w:rPr>
           <w:b/>
@@ -1867,7 +2355,7 @@
         <w:lastRenderedPageBreak/>
         <w:t>Overarching Goals and Hypotheses</w:t>
       </w:r>
-      <w:commentRangeEnd w:id="5"/>
+      <w:commentRangeEnd w:id="36"/>
       <w:r>
         <w:rPr>
           <w:rStyle w:val="CommentReference"/>
@@ -1876,7 +2364,7 @@
           <w:sz w:val="24"/>
           <w:szCs w:val="24"/>
         </w:rPr>
-        <w:commentReference w:id="5"/>
+        <w:commentReference w:id="36"/>
       </w:r>
       <w:r>
         <w:rPr>
@@ -1888,7 +2376,23 @@
     </w:p>
     <w:p>
       <w:r>
-        <w:t xml:space="preserve">The overarching goal of this study is to </w:t>
+        <w:t xml:space="preserve">The overarching goal of this </w:t>
+      </w:r>
+      <w:del w:id="37" w:author="Kelsey McCune" w:date="2026-07-09T08:58:00Z" w16du:dateUtc="2026-07-09T13:58:00Z">
+        <w:r>
+          <w:delText xml:space="preserve">study </w:delText>
+        </w:r>
+      </w:del>
+      <w:ins w:id="38" w:author="Kelsey McCune" w:date="2026-07-09T08:58:00Z" w16du:dateUtc="2026-07-09T13:58:00Z">
+        <w:r>
+          <w:t>research</w:t>
+        </w:r>
+        <w:r>
+          <w:t xml:space="preserve"> </w:t>
+        </w:r>
+      </w:ins>
+      <w:r>
+        <w:t xml:space="preserve">is to </w:t>
       </w:r>
       <w:r>
         <w:t>quantify</w:t>
@@ -1923,14 +2427,40 @@
       <w:r>
         <w:t xml:space="preserve"> participant behavior remain poorly understood. </w:t>
       </w:r>
-      <w:r>
-        <w:t>T</w:t>
-      </w:r>
-      <w:r>
-        <w:t>he</w:t>
-      </w:r>
-      <w:r>
-        <w:t xml:space="preserve"> overarching goal of this study is to quantify the conditions pertaining to backyard activities that can increase disease risk in wild songbird communities</w:t>
+      <w:del w:id="39" w:author="Kelsey McCune" w:date="2026-07-09T09:00:00Z" w16du:dateUtc="2026-07-09T14:00:00Z">
+        <w:r>
+          <w:delText>T</w:delText>
+        </w:r>
+        <w:r>
+          <w:delText>he</w:delText>
+        </w:r>
+        <w:r>
+          <w:delText xml:space="preserve"> overarching goal of this study is to</w:delText>
+        </w:r>
+      </w:del>
+      <w:ins w:id="40" w:author="Kelsey McCune" w:date="2026-07-09T09:00:00Z" w16du:dateUtc="2026-07-09T14:00:00Z">
+        <w:r>
+          <w:t>In my master’s research I will address this gap by</w:t>
+        </w:r>
+      </w:ins>
+      <w:r>
+        <w:t xml:space="preserve"> quantify</w:t>
+      </w:r>
+      <w:ins w:id="41" w:author="Kelsey McCune" w:date="2026-07-09T09:00:00Z" w16du:dateUtc="2026-07-09T14:00:00Z">
+        <w:r>
+          <w:t>ing</w:t>
+        </w:r>
+      </w:ins>
+      <w:r>
+        <w:t xml:space="preserve"> the conditions pertaining to </w:t>
+      </w:r>
+      <w:ins w:id="42" w:author="Kelsey McCune" w:date="2026-07-09T09:00:00Z" w16du:dateUtc="2026-07-09T14:00:00Z">
+        <w:r>
+          <w:t xml:space="preserve">these </w:t>
+        </w:r>
+      </w:ins>
+      <w:r>
+        <w:t>backyard activities that can increase disease risk in wild songbird communities</w:t>
       </w:r>
       <w:r>
         <w:t xml:space="preserve"> leading to potential spillover into people</w:t>
@@ -1941,6 +2471,11 @@
       <w:r>
         <w:t>, to</w:t>
       </w:r>
+      <w:ins w:id="43" w:author="Kelsey McCune" w:date="2026-07-09T09:00:00Z" w16du:dateUtc="2026-07-09T14:00:00Z">
+        <w:r>
+          <w:t xml:space="preserve"> ultimately</w:t>
+        </w:r>
+      </w:ins>
       <w:r>
         <w:t xml:space="preserve"> inform conservation and public health outcomes.</w:t>
       </w:r>
@@ -1949,9 +2484,31 @@
       <w:r>
         <w:t xml:space="preserve"> </w:t>
       </w:r>
-      <w:r>
-        <w:t>This study addresses three specific aims:</w:t>
-      </w:r>
+      <w:ins w:id="44" w:author="Kelsey McCune" w:date="2026-07-09T09:02:00Z" w16du:dateUtc="2026-07-09T14:02:00Z">
+        <w:r>
+          <w:t xml:space="preserve">To accomplish this overarching goal, my master’s </w:t>
+        </w:r>
+      </w:ins>
+      <w:ins w:id="45" w:author="Kelsey McCune" w:date="2026-07-09T09:03:00Z" w16du:dateUtc="2026-07-09T14:03:00Z">
+        <w:r>
+          <w:t>thesis</w:t>
+        </w:r>
+      </w:ins>
+      <w:ins w:id="46" w:author="Kelsey McCune" w:date="2026-07-09T09:02:00Z" w16du:dateUtc="2026-07-09T14:02:00Z">
+        <w:r>
+          <w:t xml:space="preserve"> will consist of three </w:t>
+        </w:r>
+      </w:ins>
+      <w:ins w:id="47" w:author="Kelsey McCune" w:date="2026-07-09T09:03:00Z" w16du:dateUtc="2026-07-09T14:03:00Z">
+        <w:r>
+          <w:t xml:space="preserve">chapters testing the following specific aims and hypotheses: </w:t>
+        </w:r>
+      </w:ins>
+      <w:del w:id="48" w:author="Kelsey McCune" w:date="2026-07-09T09:03:00Z" w16du:dateUtc="2026-07-09T14:03:00Z">
+        <w:r>
+          <w:delText>This study addresses three specific aims:</w:delText>
+        </w:r>
+      </w:del>
     </w:p>
     <w:p>
       <w:pPr>
@@ -1960,12 +2517,30 @@
           <w:bCs/>
         </w:rPr>
       </w:pPr>
+      <w:ins w:id="49" w:author="Kelsey McCune" w:date="2026-07-09T09:03:00Z" w16du:dateUtc="2026-07-09T14:03:00Z">
+        <w:r>
+          <w:rPr>
+            <w:b/>
+            <w:bCs/>
+          </w:rPr>
+          <w:t>Chapter</w:t>
+        </w:r>
+      </w:ins>
+      <w:del w:id="50" w:author="Kelsey McCune" w:date="2026-07-09T09:03:00Z" w16du:dateUtc="2026-07-09T14:03:00Z">
+        <w:r>
+          <w:rPr>
+            <w:b/>
+            <w:bCs/>
+          </w:rPr>
+          <w:delText>Aim</w:delText>
+        </w:r>
+      </w:del>
       <w:r>
         <w:rPr>
           <w:b/>
           <w:bCs/>
         </w:rPr>
-        <w:t xml:space="preserve">Aim 1: </w:t>
+        <w:t xml:space="preserve"> 1: </w:t>
       </w:r>
       <w:r>
         <w:rPr>
@@ -2053,8 +2628,59 @@
       </w:r>
     </w:p>
     <w:p>
-      <w:r>
-        <w:t>We seek to test the relationship between the frequency that birds visit food sources and the probability of infection. If bird feeders artificially aggregate individuals and increase direct contact rates, then birds that visit feeders more frequently will sustain greater exposure to environmental pathogens deposited by other individuals, resulting in higher infection prevalence relative to less frequent feeder visitors. We therefore predict that wild birds with higher feeder visitation frequencies will have a higher probability of testing positive for pathogen infection.</w:t>
+      <w:ins w:id="51" w:author="Kelsey McCune" w:date="2026-07-09T09:03:00Z" w16du:dateUtc="2026-07-09T14:03:00Z">
+        <w:r>
+          <w:t>I</w:t>
+        </w:r>
+      </w:ins>
+      <w:del w:id="52" w:author="Kelsey McCune" w:date="2026-07-09T09:03:00Z" w16du:dateUtc="2026-07-09T14:03:00Z">
+        <w:r>
+          <w:delText>We</w:delText>
+        </w:r>
+      </w:del>
+      <w:r>
+        <w:t xml:space="preserve"> </w:t>
+      </w:r>
+      <w:ins w:id="53" w:author="Kelsey McCune" w:date="2026-07-09T09:03:00Z" w16du:dateUtc="2026-07-09T14:03:00Z">
+        <w:r>
+          <w:t>aim</w:t>
+        </w:r>
+      </w:ins>
+      <w:del w:id="54" w:author="Kelsey McCune" w:date="2026-07-09T09:03:00Z" w16du:dateUtc="2026-07-09T14:03:00Z">
+        <w:r>
+          <w:delText>seek</w:delText>
+        </w:r>
+      </w:del>
+      <w:r>
+        <w:t xml:space="preserve"> to test the relationship between the frequency that birds visit food sources and the probability of infection.</w:t>
+      </w:r>
+      <w:ins w:id="55" w:author="Kelsey McCune" w:date="2026-07-09T09:03:00Z" w16du:dateUtc="2026-07-09T14:03:00Z">
+        <w:r>
+          <w:t xml:space="preserve"> </w:t>
+        </w:r>
+        <w:r>
+          <w:rPr>
+            <w:i/>
+            <w:iCs/>
+          </w:rPr>
+          <w:t>Hypothesis -</w:t>
+        </w:r>
+      </w:ins>
+      <w:r>
+        <w:t xml:space="preserve"> If bird feeders artificially aggregate individuals and increase direct contact rates, then birds that visit feeders more frequently will sustain greater exposure to environmental pathogens deposited by other individuals, resulting in higher infection prevalence relative to less frequent feeder visitors. </w:t>
+      </w:r>
+      <w:ins w:id="56" w:author="Kelsey McCune" w:date="2026-07-09T09:04:00Z" w16du:dateUtc="2026-07-09T14:04:00Z">
+        <w:r>
+          <w:t>I</w:t>
+        </w:r>
+      </w:ins>
+      <w:del w:id="57" w:author="Kelsey McCune" w:date="2026-07-09T09:04:00Z" w16du:dateUtc="2026-07-09T14:04:00Z">
+        <w:r>
+          <w:delText>We</w:delText>
+        </w:r>
+      </w:del>
+      <w:r>
+        <w:t xml:space="preserve"> therefore predict that wild birds with higher feeder visitation frequencies will have a higher probability of testing positive for pathogen infection.</w:t>
       </w:r>
     </w:p>
     <w:p>
@@ -2064,12 +2690,30 @@
           <w:bCs/>
         </w:rPr>
       </w:pPr>
+      <w:ins w:id="58" w:author="Kelsey McCune" w:date="2026-07-09T09:04:00Z" w16du:dateUtc="2026-07-09T14:04:00Z">
+        <w:r>
+          <w:rPr>
+            <w:b/>
+            <w:bCs/>
+          </w:rPr>
+          <w:t>Chapter</w:t>
+        </w:r>
+      </w:ins>
+      <w:del w:id="59" w:author="Kelsey McCune" w:date="2026-07-09T09:04:00Z" w16du:dateUtc="2026-07-09T14:04:00Z">
+        <w:r>
+          <w:rPr>
+            <w:b/>
+            <w:bCs/>
+          </w:rPr>
+          <w:delText>Aim</w:delText>
+        </w:r>
+      </w:del>
       <w:r>
         <w:rPr>
           <w:b/>
           <w:bCs/>
         </w:rPr>
-        <w:t xml:space="preserve">Aim 2: </w:t>
+        <w:t xml:space="preserve"> 2: </w:t>
       </w:r>
       <w:r>
         <w:rPr>
@@ -2101,11 +2745,30 @@
       </w:r>
     </w:p>
     <w:p>
-      <w:r>
-        <w:t>We seek</w:t>
-      </w:r>
-      <w:r>
-        <w:t xml:space="preserve"> to compare pathogen prevalence in wild songbirds among sites representing four treatment types: bird feeder only, backyard chickens only, both feeders and chickens, and control sites with neither. If the presence of backyard poultry introduces an additional environmental reservoir for </w:t>
+      <w:del w:id="60" w:author="Kelsey McCune" w:date="2026-07-09T09:04:00Z" w16du:dateUtc="2026-07-09T14:04:00Z">
+        <w:r>
+          <w:delText>We seek</w:delText>
+        </w:r>
+      </w:del>
+      <w:ins w:id="61" w:author="Kelsey McCune" w:date="2026-07-09T09:04:00Z" w16du:dateUtc="2026-07-09T14:04:00Z">
+        <w:r>
+          <w:t>I aim</w:t>
+        </w:r>
+      </w:ins>
+      <w:r>
+        <w:t xml:space="preserve"> to compare pathogen prevalence in wild songbirds among sites representing four treatment types: bird feeder only, backyard chickens only, both feeders and chickens, and control sites with neither. </w:t>
+      </w:r>
+      <w:ins w:id="62" w:author="Kelsey McCune" w:date="2026-07-09T09:32:00Z" w16du:dateUtc="2026-07-09T14:32:00Z">
+        <w:r>
+          <w:rPr>
+            <w:i/>
+            <w:iCs/>
+          </w:rPr>
+          <w:t xml:space="preserve">Hypothesis - </w:t>
+        </w:r>
+      </w:ins>
+      <w:r>
+        <w:t xml:space="preserve">If the presence of backyard poultry introduces an additional environmental reservoir for </w:t>
       </w:r>
       <w:r>
         <w:t>pathogens</w:t>
@@ -2128,8 +2791,18 @@
       <w:r>
         <w:t xml:space="preserve"> </w:t>
       </w:r>
-      <w:r>
-        <w:t xml:space="preserve">We </w:t>
+      <w:ins w:id="63" w:author="Kelsey McCune" w:date="2026-07-09T09:32:00Z" w16du:dateUtc="2026-07-09T14:32:00Z">
+        <w:r>
+          <w:t>I</w:t>
+        </w:r>
+      </w:ins>
+      <w:del w:id="64" w:author="Kelsey McCune" w:date="2026-07-09T09:32:00Z" w16du:dateUtc="2026-07-09T14:32:00Z">
+        <w:r>
+          <w:delText>We</w:delText>
+        </w:r>
+      </w:del>
+      <w:r>
+        <w:t xml:space="preserve"> </w:t>
       </w:r>
       <w:r>
         <w:t xml:space="preserve">therefore </w:t>
@@ -2139,12 +2812,30 @@
       </w:r>
     </w:p>
     <w:p>
+      <w:ins w:id="65" w:author="Kelsey McCune" w:date="2026-07-09T09:32:00Z" w16du:dateUtc="2026-07-09T14:32:00Z">
+        <w:r>
+          <w:rPr>
+            <w:b/>
+            <w:bCs/>
+          </w:rPr>
+          <w:t>Chapter</w:t>
+        </w:r>
+      </w:ins>
+      <w:del w:id="66" w:author="Kelsey McCune" w:date="2026-07-09T09:32:00Z" w16du:dateUtc="2026-07-09T14:32:00Z">
+        <w:r>
+          <w:rPr>
+            <w:b/>
+            <w:bCs/>
+          </w:rPr>
+          <w:delText>Aim</w:delText>
+        </w:r>
+      </w:del>
       <w:r>
         <w:rPr>
           <w:b/>
           <w:bCs/>
         </w:rPr>
-        <w:t xml:space="preserve">Aim 3: </w:t>
+        <w:t xml:space="preserve"> 3: </w:t>
       </w:r>
       <w:r>
         <w:rPr>
@@ -2160,27 +2851,77 @@
         </w:rPr>
         <w:br/>
       </w:r>
-      <w:r>
-        <w:t>We</w:t>
-      </w:r>
-      <w:r>
-        <w:t xml:space="preserve"> will characterize disease risk perception, biosecurity practice engagement, willingness to adjust backyard behaviors, and place attachment among participants in bird feeding and backyard poultry keeping in central Alabama through participant surveys. </w:t>
-      </w:r>
-      <w:r>
-        <w:t xml:space="preserve">If greater knowledge </w:t>
+      <w:del w:id="67" w:author="Kelsey McCune" w:date="2026-07-09T09:33:00Z" w16du:dateUtc="2026-07-09T14:33:00Z">
+        <w:r>
+          <w:delText>We</w:delText>
+        </w:r>
+        <w:r>
+          <w:delText xml:space="preserve"> will</w:delText>
+        </w:r>
+      </w:del>
+      <w:ins w:id="68" w:author="Kelsey McCune" w:date="2026-07-09T09:33:00Z" w16du:dateUtc="2026-07-09T14:33:00Z">
+        <w:r>
+          <w:t>I aim to</w:t>
+        </w:r>
+      </w:ins>
+      <w:r>
+        <w:t xml:space="preserve"> characterize disease risk perception, biosecurity practice engagement, willingness to adjust backyard behaviors, and </w:t>
+      </w:r>
+      <w:commentRangeStart w:id="69"/>
+      <w:r>
+        <w:t>place attachment</w:t>
+      </w:r>
+      <w:commentRangeEnd w:id="69"/>
+      <w:r>
+        <w:rPr>
+          <w:rStyle w:val="CommentReference"/>
+        </w:rPr>
+        <w:commentReference w:id="69"/>
+      </w:r>
+      <w:r>
+        <w:t xml:space="preserve"> among participants in bird feeding and </w:t>
       </w:r>
       <w:r>
         <w:lastRenderedPageBreak/>
-        <w:t xml:space="preserve">of zoonotic disease is associated with more proactive responses, then targeted outreach and education efforts will inform practical, relevant biosecurity recommendations for backyard wildlife participants. Additionally, if engagement in backyard wildlife activities is associated with stronger pro-conservation attitudes and behaviors, then these activities may represent </w:t>
+        <w:t>backyard poultry keeping in central Alabama through participant surveys.</w:t>
+      </w:r>
+      <w:ins w:id="70" w:author="Kelsey McCune" w:date="2026-07-09T09:35:00Z" w16du:dateUtc="2026-07-09T14:35:00Z">
+        <w:r>
+          <w:t xml:space="preserve"> </w:t>
+        </w:r>
+        <w:r>
+          <w:rPr>
+            <w:i/>
+            <w:iCs/>
+          </w:rPr>
+          <w:t>Hypotheses -</w:t>
+        </w:r>
+      </w:ins>
+      <w:r>
+        <w:t xml:space="preserve"> </w:t>
+      </w:r>
+      <w:r>
+        <w:t xml:space="preserve">If greater knowledge of zoonotic disease is associated with more proactive responses, then targeted outreach and education efforts will inform practical, relevant biosecurity recommendations for backyard wildlife participants. Additionally, if engagement in backyard wildlife activities is associated with stronger pro-conservation attitudes and behaviors, then these activities may represent </w:t>
       </w:r>
       <w:r>
         <w:t xml:space="preserve">broader opportunities for </w:t>
       </w:r>
       <w:r>
-        <w:t>conservation outreach and evidence-based promotion</w:t>
+        <w:t xml:space="preserve">conservation outreach and </w:t>
+      </w:r>
+      <w:commentRangeStart w:id="71"/>
+      <w:r>
+        <w:t>evidence-based promotion</w:t>
       </w:r>
       <w:r>
         <w:t>s</w:t>
+      </w:r>
+      <w:commentRangeEnd w:id="71"/>
+      <w:r>
+        <w:rPr>
+          <w:rStyle w:val="CommentReference"/>
+        </w:rPr>
+        <w:commentReference w:id="71"/>
       </w:r>
       <w:r>
         <w:t xml:space="preserve">. </w:t>
@@ -2246,24 +2987,34 @@
       </w:r>
     </w:p>
     <w:p>
-      <w:r>
-        <w:t>We performed this study</w:t>
+      <w:ins w:id="72" w:author="Kelsey McCune" w:date="2026-07-09T09:39:00Z" w16du:dateUtc="2026-07-09T14:39:00Z">
+        <w:r>
+          <w:t>I</w:t>
+        </w:r>
+      </w:ins>
+      <w:del w:id="73" w:author="Kelsey McCune" w:date="2026-07-09T09:39:00Z" w16du:dateUtc="2026-07-09T14:39:00Z">
+        <w:r>
+          <w:delText>We</w:delText>
+        </w:r>
+      </w:del>
+      <w:r>
+        <w:t xml:space="preserve"> performed this study</w:t>
       </w:r>
       <w:r>
         <w:t xml:space="preserve"> along an urban-to-rural gradient in central Alabama across </w:t>
       </w:r>
-      <w:commentRangeStart w:id="6"/>
+      <w:commentRangeStart w:id="74"/>
       <w:r>
         <w:t xml:space="preserve">twelve </w:t>
       </w:r>
-      <w:commentRangeEnd w:id="6"/>
+      <w:commentRangeEnd w:id="74"/>
       <w:r>
         <w:rPr>
           <w:rStyle w:val="CommentReference"/>
           <w:sz w:val="24"/>
           <w:szCs w:val="24"/>
         </w:rPr>
-        <w:commentReference w:id="6"/>
+        <w:commentReference w:id="74"/>
       </w:r>
       <w:r>
         <w:t>sites categorized into four treatment types: control sites with no</w:t>
@@ -2284,122 +3035,169 @@
         <w:t>wild birds</w:t>
       </w:r>
       <w:r>
+        <w:t xml:space="preserve"> and </w:t>
+      </w:r>
+      <w:ins w:id="75" w:author="Kelsey McCune" w:date="2026-07-09T09:39:00Z" w16du:dateUtc="2026-07-09T14:39:00Z">
+        <w:r>
+          <w:t>have been</w:t>
+        </w:r>
+      </w:ins>
+      <w:del w:id="76" w:author="Kelsey McCune" w:date="2026-07-09T09:39:00Z" w16du:dateUtc="2026-07-09T14:39:00Z">
+        <w:r>
+          <w:delText>are</w:delText>
+        </w:r>
+      </w:del>
+      <w:r>
+        <w:t xml:space="preserve"> sampled monthly </w:t>
+      </w:r>
+      <w:r>
+        <w:t>since</w:t>
+      </w:r>
+      <w:r>
+        <w:t xml:space="preserve"> summer 202</w:t>
+      </w:r>
+      <w:r>
+        <w:t>4</w:t>
+      </w:r>
+      <w:r>
+        <w:t xml:space="preserve">. </w:t>
+      </w:r>
+      <w:r>
+        <w:t>Before adding a backyard site to my rotation</w:t>
+      </w:r>
+      <w:r>
+        <w:t xml:space="preserve">, I </w:t>
+      </w:r>
+      <w:r>
+        <w:t>provide</w:t>
+      </w:r>
+      <w:r>
+        <w:t xml:space="preserve"> a standardized entry questionnaire to homeowners to record site-level characteristics including feeder type and placement, poultry housing configuration, current cleaning practices, presence of pets, and vegetation characteristics.</w:t>
+      </w:r>
+    </w:p>
+    <w:p>
+      <w:r>
+        <w:t xml:space="preserve">I capture wild songbirds using mist nets deployed near feeders, chicken coops, or comparably active areas at control sites. Each captured bird is identified to species, sexed when possible, and measured for body mass, wing chord, tarsus length, and bill and skull dimensions to estimate body condition. </w:t>
+      </w:r>
+      <w:r>
+        <w:t xml:space="preserve">Time of capture and release is also recorded. </w:t>
+      </w:r>
+      <w:r>
+        <w:t>All individuals receive a sequentially numbered USGS aluminum leg band. A subset of common resident species</w:t>
+      </w:r>
+      <w:r>
         <w:t xml:space="preserve"> </w:t>
       </w:r>
       <w:r>
-        <w:t xml:space="preserve">and are sampled monthly </w:t>
-      </w:r>
-      <w:r>
-        <w:t>since</w:t>
-      </w:r>
+        <w:t xml:space="preserve">including Carolina Chickadee, Tufted Titmouse, Carolina Wren, Blue Jay, Downy Woodpecker, House Finch, and Northern Cardinal additionally </w:t>
+      </w:r>
+      <w:proofErr w:type="gramStart"/>
+      <w:r>
+        <w:t>receive</w:t>
+      </w:r>
+      <w:proofErr w:type="gramEnd"/>
       <w:r>
         <w:t xml:space="preserve"> </w:t>
       </w:r>
       <w:r>
-        <w:t>summer 202</w:t>
-      </w:r>
-      <w:r>
-        <w:t>4</w:t>
+        <w:t xml:space="preserve">passive integrated transponder (PIT) leg bands. Radio-frequency identification (RFID) antennas installed at feeders, inside coops, and on perches at control sites record date- and time-stamped detections of PIT-tagged individuals, allowing me to </w:t>
+      </w:r>
+      <w:r>
+        <w:t>characterize</w:t>
+      </w:r>
+      <w:r>
+        <w:t xml:space="preserve"> feeder visitation frequenc</w:t>
+      </w:r>
+      <w:r>
+        <w:t>ies</w:t>
+      </w:r>
+      <w:r>
+        <w:t xml:space="preserve"> </w:t>
+      </w:r>
+      <w:r>
+        <w:t>by individual</w:t>
+      </w:r>
+      <w:ins w:id="77" w:author="Kelsey McCune" w:date="2026-07-09T09:41:00Z" w16du:dateUtc="2026-07-09T14:41:00Z">
+        <w:r>
+          <w:t>s</w:t>
+        </w:r>
+      </w:ins>
+      <w:r>
+        <w:t xml:space="preserve"> </w:t>
+      </w:r>
+      <w:r>
+        <w:t>over time. Migratory and unlisted species do not receive PIT tags.</w:t>
+      </w:r>
+    </w:p>
+    <w:p>
+      <w:r>
+        <w:t>I collect fecal</w:t>
+      </w:r>
+      <w:r>
+        <w:t xml:space="preserve">, viral, and blood </w:t>
+      </w:r>
+      <w:r>
+        <w:t>samples from each captured bird via cloacal swa</w:t>
+      </w:r>
+      <w:r>
+        <w:t>bs, fecal</w:t>
+      </w:r>
+      <w:r>
+        <w:t xml:space="preserve"> droppings on clean surfaces</w:t>
+      </w:r>
+      <w:r>
+        <w:t xml:space="preserve">, tracheal swabs and </w:t>
+      </w:r>
+      <w:proofErr w:type="spellStart"/>
+      <w:r>
+        <w:t>Nobuto</w:t>
+      </w:r>
+      <w:proofErr w:type="spellEnd"/>
+      <w:r>
+        <w:t xml:space="preserve"> paper strips</w:t>
+      </w:r>
+      <w:r>
+        <w:t>. I also collect fecal samples from backyard chickens</w:t>
       </w:r>
       <w:r>
         <w:t xml:space="preserve">. </w:t>
       </w:r>
-      <w:r>
-        <w:t>Before adding a backyard site to my rotation</w:t>
-      </w:r>
-      <w:r>
-        <w:t xml:space="preserve">, I </w:t>
-      </w:r>
-      <w:r>
-        <w:t>provide</w:t>
+      <w:commentRangeStart w:id="78"/>
+      <w:r>
+        <w:t>S</w:t>
+      </w:r>
+      <w:r>
+        <w:t>oil and surface swabs from feeder and coop areas</w:t>
+      </w:r>
+      <w:r>
+        <w:t xml:space="preserve"> were collected by Luke Watters</w:t>
+      </w:r>
+      <w:r>
+        <w:t xml:space="preserve"> to characterize environmental pathogen reservoirs. </w:t>
+      </w:r>
+      <w:commentRangeEnd w:id="78"/>
+      <w:r>
+        <w:rPr>
+          <w:rStyle w:val="CommentReference"/>
+        </w:rPr>
+        <w:commentReference w:id="78"/>
+      </w:r>
+      <w:r>
+        <w:t>All samples are transported on ice and stored at -80°C until processing.</w:t>
       </w:r>
       <w:r>
         <w:t xml:space="preserve"> </w:t>
       </w:r>
-      <w:r>
-        <w:t>a standardized entry questionnaire to homeowners to record site-level characteristics including feeder type and placement, poultry housing configuration, current cleaning practices, presence of pets, and vegetation characteristics.</w:t>
-      </w:r>
-    </w:p>
-    <w:p>
-      <w:r>
-        <w:t xml:space="preserve">I capture wild songbirds using mist nets deployed near feeders, chicken coops, or comparably active areas at control sites. Each captured bird is identified to species, sexed when possible, and measured for body mass, wing chord, tarsus length, and bill and skull dimensions to estimate body condition. </w:t>
-      </w:r>
-      <w:r>
-        <w:t xml:space="preserve">Time of capture and release is also recorded. </w:t>
-      </w:r>
-      <w:r>
-        <w:t>All individuals receive a sequentially numbered USGS aluminum leg band. A subset of common resident species</w:t>
-      </w:r>
-      <w:r>
-        <w:t xml:space="preserve"> </w:t>
-      </w:r>
-      <w:r>
-        <w:t xml:space="preserve">including Carolina Chickadee, Tufted Titmouse, Carolina Wren, Blue Jay, Downy Woodpecker, House Finch, and Northern Cardinal additionally </w:t>
-      </w:r>
-      <w:r>
-        <w:t>receive</w:t>
-      </w:r>
-      <w:r>
-        <w:t xml:space="preserve"> </w:t>
-      </w:r>
-      <w:r>
-        <w:t xml:space="preserve">passive integrated transponder (PIT) leg bands. Radio-frequency identification (RFID) antennas installed at feeders, inside coops, and on perches at control sites record date- and time-stamped detections of PIT-tagged individuals, allowing me to </w:t>
-      </w:r>
-      <w:r>
-        <w:t>characterize</w:t>
-      </w:r>
-      <w:r>
-        <w:t xml:space="preserve"> feeder visitation frequenc</w:t>
-      </w:r>
-      <w:r>
-        <w:t>ies</w:t>
-      </w:r>
-      <w:r>
-        <w:t xml:space="preserve"> </w:t>
-      </w:r>
-      <w:r>
-        <w:t xml:space="preserve">by individual </w:t>
-      </w:r>
-      <w:r>
-        <w:t>over time. Migratory and unlisted species do not receive PIT tags.</w:t>
-      </w:r>
-    </w:p>
-    <w:p>
-      <w:r>
-        <w:t>I collect fecal</w:t>
-      </w:r>
-      <w:r>
-        <w:t xml:space="preserve">, viral, and blood </w:t>
-      </w:r>
-      <w:r>
-        <w:t>samples from each captured bird via cloacal swa</w:t>
-      </w:r>
-      <w:r>
-        <w:t>bs, fecal</w:t>
-      </w:r>
-      <w:r>
-        <w:t xml:space="preserve"> droppings on clean surfaces</w:t>
-      </w:r>
-      <w:r>
-        <w:t>, tracheal swabs and Nobuto paper strips</w:t>
-      </w:r>
-      <w:r>
-        <w:t>. I also collect fecal samples from backyard chickens</w:t>
-      </w:r>
-      <w:r>
-        <w:t>. S</w:t>
-      </w:r>
-      <w:r>
-        <w:t>oil and surface swabs from feeder and coop areas</w:t>
-      </w:r>
-      <w:r>
-        <w:t xml:space="preserve"> were collected by Luke Watters</w:t>
-      </w:r>
-      <w:r>
-        <w:t xml:space="preserve"> to characterize environmental pathogen reservoirs. All samples are transported on ice and stored at -80°C until processing.</w:t>
-      </w:r>
-      <w:r>
-        <w:t xml:space="preserve"> Point-count surveys were performed at each site by Grace Southerland to determine biodiversity among wild birds. </w:t>
+      <w:commentRangeStart w:id="79"/>
+      <w:r>
+        <w:t xml:space="preserve">Point-count surveys were performed at each site by Grace Southerland to determine biodiversity among wild birds. </w:t>
+      </w:r>
+      <w:commentRangeEnd w:id="79"/>
+      <w:r>
+        <w:rPr>
+          <w:rStyle w:val="CommentReference"/>
+        </w:rPr>
+        <w:commentReference w:id="79"/>
       </w:r>
     </w:p>
     <w:p>
@@ -2412,8 +3210,32 @@
       </w:r>
     </w:p>
     <w:p>
-      <w:r>
-        <w:t xml:space="preserve">Laboratory work is conducted at Auburn University in collaboration with the Thompson Bishop Sparks State Diagnostic Laboratory and the Departments of Poultry Science and Pathobiology. I enrich fecal samples in buffered peptone water, then transfer them to Rappaport-Vassiliadis broth selective for </w:t>
+      <w:pPr>
+        <w:rPr>
+          <w:ins w:id="80" w:author="Kelsey McCune" w:date="2026-07-09T09:45:00Z" w16du:dateUtc="2026-07-09T14:45:00Z"/>
+        </w:rPr>
+      </w:pPr>
+      <w:r>
+        <w:t xml:space="preserve">Laboratory work is conducted at Auburn University in collaboration with the Thompson Bishop Sparks State Diagnostic Laboratory and the Departments of Poultry Science and Pathobiology. </w:t>
+      </w:r>
+    </w:p>
+    <w:p>
+      <w:pPr>
+        <w:rPr>
+          <w:ins w:id="81" w:author="Kelsey McCune" w:date="2026-07-09T09:45:00Z" w16du:dateUtc="2026-07-09T14:45:00Z"/>
+        </w:rPr>
+      </w:pPr>
+      <w:ins w:id="82" w:author="Kelsey McCune" w:date="2026-07-09T09:45:00Z" w16du:dateUtc="2026-07-09T14:45:00Z">
+        <w:r>
+          <w:rPr>
+            <w:i/>
+            <w:iCs/>
+          </w:rPr>
+          <w:t xml:space="preserve">Bacterial culturing - </w:t>
+        </w:r>
+      </w:ins>
+      <w:r>
+        <w:t xml:space="preserve">I enrich fecal samples in buffered peptone water, then transfer them to Rappaport-Vassiliadis broth selective for </w:t>
       </w:r>
       <w:r>
         <w:rPr>
@@ -2445,17 +3267,63 @@
         <w:t>ed</w:t>
       </w:r>
       <w:r>
-        <w:t xml:space="preserve"> presumptive</w:t>
-      </w:r>
-      <w:r>
-        <w:t xml:space="preserve"> and unkown</w:t>
-      </w:r>
-      <w:r>
-        <w:t xml:space="preserve"> colonies using matrix-assisted laser desorption/ionization time-of-flight mass spectrometry </w:t>
+        <w:t xml:space="preserve"> </w:t>
       </w:r>
       <w:r>
         <w:lastRenderedPageBreak/>
-        <w:t>(MALDI-TOF MS). I will serotype</w:t>
+        <w:t>presumptive</w:t>
+      </w:r>
+      <w:r>
+        <w:t xml:space="preserve"> and unk</w:t>
+      </w:r>
+      <w:ins w:id="83" w:author="Kelsey McCune" w:date="2026-07-09T09:44:00Z" w16du:dateUtc="2026-07-09T14:44:00Z">
+        <w:r>
+          <w:t>n</w:t>
+        </w:r>
+      </w:ins>
+      <w:r>
+        <w:t>own</w:t>
+      </w:r>
+      <w:r>
+        <w:t xml:space="preserve"> colonies using matrix-assisted laser desorption/ionization time-of-flight mass spectrometry (MALDI-TOF MS). </w:t>
+      </w:r>
+    </w:p>
+    <w:p>
+      <w:pPr>
+        <w:rPr>
+          <w:ins w:id="84" w:author="Kelsey McCune" w:date="2026-07-09T09:47:00Z" w16du:dateUtc="2026-07-09T14:47:00Z"/>
+        </w:rPr>
+      </w:pPr>
+      <w:commentRangeStart w:id="85"/>
+      <w:ins w:id="86" w:author="Kelsey McCune" w:date="2026-07-09T09:45:00Z" w16du:dateUtc="2026-07-09T14:45:00Z">
+        <w:r>
+          <w:rPr>
+            <w:i/>
+            <w:iCs/>
+          </w:rPr>
+          <w:t xml:space="preserve">Salmonella typing </w:t>
+        </w:r>
+      </w:ins>
+      <w:commentRangeEnd w:id="85"/>
+      <w:ins w:id="87" w:author="Kelsey McCune" w:date="2026-07-09T09:46:00Z" w16du:dateUtc="2026-07-09T14:46:00Z">
+        <w:r>
+          <w:rPr>
+            <w:rStyle w:val="CommentReference"/>
+          </w:rPr>
+          <w:commentReference w:id="85"/>
+        </w:r>
+      </w:ins>
+      <w:ins w:id="88" w:author="Kelsey McCune" w:date="2026-07-09T09:45:00Z" w16du:dateUtc="2026-07-09T14:45:00Z">
+        <w:r>
+          <w:rPr>
+            <w:i/>
+            <w:iCs/>
+          </w:rPr>
+          <w:t xml:space="preserve">- </w:t>
+        </w:r>
+      </w:ins>
+      <w:r>
+        <w:t>I will serotype</w:t>
       </w:r>
       <w:r>
         <w:t>/WGS</w:t>
@@ -2463,18 +3331,18 @@
       <w:r>
         <w:t xml:space="preserve"> confirmed isolates using O and H antigen testing following the </w:t>
       </w:r>
-      <w:commentRangeStart w:id="7"/>
+      <w:commentRangeStart w:id="89"/>
       <w:r>
         <w:t>Kauffmann-White scheme</w:t>
       </w:r>
-      <w:commentRangeEnd w:id="7"/>
+      <w:commentRangeEnd w:id="89"/>
       <w:r>
         <w:rPr>
           <w:rStyle w:val="CommentReference"/>
           <w:sz w:val="24"/>
           <w:szCs w:val="24"/>
         </w:rPr>
-        <w:commentReference w:id="7"/>
+        <w:commentReference w:id="89"/>
       </w:r>
       <w:r>
         <w:t xml:space="preserve">, targeting serogroups B and D that include pathogenic serotypes such as Typhimurium and Enteritidis. Confirmed isolates are archived at -80°C for potential whole-genome sequencing to </w:t>
@@ -2493,99 +3361,251 @@
       </w:r>
     </w:p>
     <w:p>
-      <w:r>
-        <w:rPr>
+      <w:pPr>
+        <w:rPr>
+          <w:ins w:id="90" w:author="Kelsey McCune" w:date="2026-07-09T09:47:00Z" w16du:dateUtc="2026-07-09T14:47:00Z"/>
           <w:b/>
           <w:bCs/>
         </w:rPr>
-        <w:t>Participant Surveys</w:t>
-      </w:r>
-      <w:r>
-        <w:rPr>
+      </w:pPr>
+      <w:ins w:id="91" w:author="Kelsey McCune" w:date="2026-07-09T09:50:00Z" w16du:dateUtc="2026-07-09T14:50:00Z">
+        <w:r>
+          <w:rPr>
+            <w:b/>
+            <w:bCs/>
+          </w:rPr>
+          <w:t>Planned A</w:t>
+        </w:r>
+      </w:ins>
+      <w:ins w:id="92" w:author="Kelsey McCune" w:date="2026-07-09T09:47:00Z" w16du:dateUtc="2026-07-09T14:47:00Z">
+        <w:r>
+          <w:rPr>
+            <w:b/>
+            <w:bCs/>
+          </w:rPr>
+          <w:t>nalysis of Field Data</w:t>
+        </w:r>
+      </w:ins>
+    </w:p>
+    <w:p>
+      <w:pPr>
+        <w:rPr>
+          <w:ins w:id="93" w:author="Kelsey McCune" w:date="2026-07-09T09:47:00Z" w16du:dateUtc="2026-07-09T14:47:00Z"/>
           <w:b/>
           <w:bCs/>
-        </w:rPr>
-        <w:t xml:space="preserve"> </w:t>
-      </w:r>
-    </w:p>
-    <w:p>
-      <w:r>
-        <w:t xml:space="preserve">During the latter portion of the study timeline (2026–2027), I will administer voluntary surveys to participants at bird feeding and poultry-keeping sites to </w:t>
-      </w:r>
-      <w:r>
-        <w:t>quantify the</w:t>
-      </w:r>
-      <w:r>
-        <w:t xml:space="preserve"> </w:t>
-      </w:r>
-      <w:r>
-        <w:t>phycological and behavioral dynamics</w:t>
-      </w:r>
-      <w:r>
-        <w:t xml:space="preserve"> of </w:t>
-      </w:r>
-      <w:r>
-        <w:t>participants</w:t>
-      </w:r>
-      <w:r>
-        <w:t xml:space="preserve">. </w:t>
-      </w:r>
-      <w:r>
-        <w:t>These surveys will be administered based</w:t>
-      </w:r>
-      <w:r>
-        <w:t xml:space="preserve"> on validated instruments from peer-reviewed literature and </w:t>
-      </w:r>
-      <w:r>
-        <w:t>addresses</w:t>
-      </w:r>
-      <w:r>
-        <w:t xml:space="preserve"> five primary </w:t>
-      </w:r>
-      <w:r>
-        <w:t>topics</w:t>
-      </w:r>
-      <w:r>
-        <w:t>: disease knowledge and risk perception, feeder and coop maintenance and biosecurity practices, motivations for participating in backyard wildlife activities, pro-conservation attitudes and behaviors, and place attachment. I will also assess participant willingness to adopt evidence-based biosecurity recommendations and willingness to financially support bird conservation initiatives</w:t>
-      </w:r>
-      <w:r>
-        <w:t xml:space="preserve"> (by providing resources and asking hypothetical questions)</w:t>
-      </w:r>
-      <w:r>
-        <w:t>. Demographic information including age, gender, education, income, household composition, property size, and residential area will also be collected to characterize the participant population. All survey responses will be anonymous and voluntary. Survey data will be linked to site-level</w:t>
-      </w:r>
-      <w:r>
-        <w:t xml:space="preserve"> </w:t>
-      </w:r>
-      <w:r>
-        <w:t>data to evaluate the relationship between disease risk perception, biosecurity practice engagement, and actual infection rates at each site.</w:t>
-      </w:r>
-    </w:p>
-    <w:p>
-      <w:r>
-        <w:br w:type="page"/>
-      </w:r>
+          <w:i/>
+          <w:iCs/>
+        </w:rPr>
+      </w:pPr>
+      <w:ins w:id="94" w:author="Kelsey McCune" w:date="2026-07-09T09:47:00Z" w16du:dateUtc="2026-07-09T14:47:00Z">
+        <w:r>
+          <w:rPr>
+            <w:b/>
+            <w:bCs/>
+            <w:i/>
+            <w:iCs/>
+          </w:rPr>
+          <w:t>Chapter 1</w:t>
+        </w:r>
+      </w:ins>
     </w:p>
     <w:p>
       <w:pPr>
         <w:rPr>
           <w:b/>
           <w:bCs/>
+          <w:i/>
+          <w:iCs/>
+          <w:rPrChange w:id="95" w:author="Kelsey McCune" w:date="2026-07-09T09:47:00Z" w16du:dateUtc="2026-07-09T14:47:00Z">
+            <w:rPr/>
+          </w:rPrChange>
         </w:rPr>
       </w:pPr>
+      <w:ins w:id="96" w:author="Kelsey McCune" w:date="2026-07-09T09:47:00Z" w16du:dateUtc="2026-07-09T14:47:00Z">
+        <w:r>
+          <w:rPr>
+            <w:b/>
+            <w:bCs/>
+            <w:i/>
+            <w:iCs/>
+          </w:rPr>
+          <w:t>Chapter 2</w:t>
+        </w:r>
+      </w:ins>
+    </w:p>
+    <w:p>
       <w:r>
         <w:rPr>
           <w:b/>
           <w:bCs/>
         </w:rPr>
-        <w:lastRenderedPageBreak/>
-        <w:t>Analysis/</w:t>
+        <w:t>Participant Surveys</w:t>
       </w:r>
       <w:r>
         <w:rPr>
           <w:b/>
           <w:bCs/>
         </w:rPr>
+        <w:t xml:space="preserve"> </w:t>
+      </w:r>
+    </w:p>
+    <w:p>
+      <w:r>
+        <w:t xml:space="preserve">During the latter portion of the study timeline (2026–2027), I will administer voluntary surveys to participants at bird feeding and poultry-keeping sites to </w:t>
+      </w:r>
+      <w:r>
+        <w:t>quantify the</w:t>
+      </w:r>
+      <w:r>
+        <w:t xml:space="preserve"> </w:t>
+      </w:r>
+      <w:commentRangeStart w:id="97"/>
+      <w:r>
+        <w:t>phycological</w:t>
+      </w:r>
+      <w:commentRangeEnd w:id="97"/>
+      <w:r>
+        <w:rPr>
+          <w:rStyle w:val="CommentReference"/>
+        </w:rPr>
+        <w:commentReference w:id="97"/>
+      </w:r>
+      <w:r>
+        <w:t xml:space="preserve"> and behavioral dynamics</w:t>
+      </w:r>
+      <w:r>
+        <w:t xml:space="preserve"> of </w:t>
+      </w:r>
+      <w:r>
+        <w:t>participants</w:t>
+      </w:r>
+      <w:r>
+        <w:t xml:space="preserve">. </w:t>
+      </w:r>
+      <w:r>
+        <w:t>These surveys will be administered based</w:t>
+      </w:r>
+      <w:r>
+        <w:t xml:space="preserve"> on validated instruments from peer-reviewed literature and </w:t>
+      </w:r>
+      <w:r>
+        <w:t>addresses</w:t>
+      </w:r>
+      <w:r>
+        <w:t xml:space="preserve"> five primary </w:t>
+      </w:r>
+      <w:r>
+        <w:t>topics</w:t>
+      </w:r>
+      <w:r>
+        <w:t>: disease knowledge and risk perception, feeder and coop maintenance and biosecurity practices, motivations for participating in backyard wildlife activities, pro-conservation attitudes and behaviors, and place attachment. I will also assess participant willingness to adopt evidence-based biosecurity recommendations and willingness to financially support bird conservation initiatives</w:t>
+      </w:r>
+      <w:r>
+        <w:t xml:space="preserve"> (by providing resources and asking hypothetical questions)</w:t>
+      </w:r>
+      <w:r>
+        <w:t>. Demographic information including age, gender, education, income, household composition, property size, and residential area will also be collected to characterize the participant population. All survey responses will be anonymous and voluntary. Survey data will be linked to site-level</w:t>
+      </w:r>
+      <w:r>
+        <w:t xml:space="preserve"> </w:t>
+      </w:r>
+      <w:r>
+        <w:t>data to evaluate the relationship between disease risk perception, biosecurity practice engagement, and actual infection rates at each site.</w:t>
+      </w:r>
+    </w:p>
+    <w:p>
+      <w:pPr>
+        <w:rPr>
+          <w:ins w:id="98" w:author="Kelsey McCune" w:date="2026-07-09T09:51:00Z" w16du:dateUtc="2026-07-09T14:51:00Z"/>
+          <w:b/>
+          <w:bCs/>
+        </w:rPr>
+      </w:pPr>
+      <w:ins w:id="99" w:author="Kelsey McCune" w:date="2026-07-09T09:50:00Z" w16du:dateUtc="2026-07-09T14:50:00Z">
+        <w:r>
+          <w:rPr>
+            <w:b/>
+            <w:bCs/>
+          </w:rPr>
+          <w:t>Planned Analysis of Survey Data</w:t>
+        </w:r>
+      </w:ins>
+      <w:del w:id="100" w:author="Kelsey McCune" w:date="2026-07-09T09:50:00Z" w16du:dateUtc="2026-07-09T14:50:00Z">
+        <w:r>
+          <w:br w:type="page"/>
+        </w:r>
+      </w:del>
+    </w:p>
+    <w:p>
+      <w:pPr>
+        <w:rPr>
+          <w:i/>
+          <w:iCs/>
+          <w:rPrChange w:id="101" w:author="Kelsey McCune" w:date="2026-07-09T09:51:00Z" w16du:dateUtc="2026-07-09T14:51:00Z">
+            <w:rPr/>
+          </w:rPrChange>
+        </w:rPr>
+      </w:pPr>
+      <w:ins w:id="102" w:author="Kelsey McCune" w:date="2026-07-09T09:51:00Z" w16du:dateUtc="2026-07-09T14:51:00Z">
+        <w:r>
+          <w:rPr>
+            <w:b/>
+            <w:bCs/>
+            <w:i/>
+            <w:iCs/>
+          </w:rPr>
+          <w:t>Chapter 3</w:t>
+        </w:r>
+      </w:ins>
+    </w:p>
+    <w:p>
+      <w:pPr>
+        <w:rPr>
+          <w:ins w:id="103" w:author="Kelsey McCune" w:date="2026-07-09T09:51:00Z" w16du:dateUtc="2026-07-09T14:51:00Z"/>
+          <w:b/>
+          <w:bCs/>
+        </w:rPr>
+      </w:pPr>
+    </w:p>
+    <w:p>
+      <w:pPr>
+        <w:rPr>
+          <w:b/>
+          <w:bCs/>
+        </w:rPr>
+      </w:pPr>
+      <w:del w:id="104" w:author="Kelsey McCune" w:date="2026-07-09T09:50:00Z" w16du:dateUtc="2026-07-09T14:50:00Z">
+        <w:r>
+          <w:rPr>
+            <w:b/>
+            <w:bCs/>
+          </w:rPr>
+          <w:delText>Analysis/</w:delText>
+        </w:r>
+      </w:del>
+      <w:ins w:id="105" w:author="Kelsey McCune" w:date="2026-07-09T09:50:00Z" w16du:dateUtc="2026-07-09T14:50:00Z">
+        <w:r>
+          <w:rPr>
+            <w:b/>
+            <w:bCs/>
+          </w:rPr>
+          <w:t>Expecte</w:t>
+        </w:r>
+      </w:ins>
+      <w:ins w:id="106" w:author="Kelsey McCune" w:date="2026-07-09T09:51:00Z" w16du:dateUtc="2026-07-09T14:51:00Z">
+        <w:r>
+          <w:rPr>
+            <w:b/>
+            <w:bCs/>
+          </w:rPr>
+          <w:t xml:space="preserve">d </w:t>
+        </w:r>
+      </w:ins>
+      <w:r>
+        <w:rPr>
+          <w:b/>
+          <w:bCs/>
+        </w:rPr>
         <w:t>Results</w:t>
       </w:r>
     </w:p>
@@ -2606,23 +3626,34 @@
     </w:p>
     <w:p>
       <w:r>
+        <w:lastRenderedPageBreak/>
         <w:t xml:space="preserve">Survey Results </w:t>
       </w:r>
     </w:p>
     <w:p/>
     <w:p/>
     <w:p>
-      <w:r>
-        <w:br w:type="page"/>
-      </w:r>
-      <w:r>
-        <w:rPr>
-          <w:b/>
-          <w:bCs/>
-        </w:rPr>
-        <w:lastRenderedPageBreak/>
-        <w:t>Discussion</w:t>
-      </w:r>
+      <w:ins w:id="107" w:author="Kelsey McCune" w:date="2026-07-09T09:51:00Z" w16du:dateUtc="2026-07-09T14:51:00Z">
+        <w:r>
+          <w:rPr>
+            <w:b/>
+            <w:bCs/>
+          </w:rPr>
+          <w:t>Timeline</w:t>
+        </w:r>
+      </w:ins>
+      <w:del w:id="108" w:author="Kelsey McCune" w:date="2026-07-09T09:51:00Z" w16du:dateUtc="2026-07-09T14:51:00Z">
+        <w:r>
+          <w:br w:type="page"/>
+        </w:r>
+        <w:r>
+          <w:rPr>
+            <w:b/>
+            <w:bCs/>
+          </w:rPr>
+          <w:delText>Discussion</w:delText>
+        </w:r>
+      </w:del>
     </w:p>
     <w:p/>
     <w:sectPr>
@@ -2636,8 +3667,8 @@
 </file>
 
 <file path=word/comments.xml><?xml version="1.0" encoding="utf-8"?>
-<w:comments xmlns:wpc="http://schemas.microsoft.com/office/word/2010/wordprocessingCanvas" xmlns:cx="http://schemas.microsoft.com/office/drawing/2014/chartex" xmlns:cx1="http://schemas.microsoft.com/office/drawing/2015/9/8/chartex" xmlns:cx2="http://schemas.microsoft.com/office/drawing/2015/10/21/chartex" xmlns:cx3="http://schemas.microsoft.com/office/drawing/2016/5/9/chartex" xmlns:cx4="http://schemas.microsoft.com/office/drawing/2016/5/10/chartex" xmlns:cx5="http://schemas.microsoft.com/office/drawing/2016/5/11/chartex" xmlns:cx6="http://schemas.microsoft.com/office/drawing/2016/5/12/chartex" xmlns:cx7="http://schemas.microsoft.com/office/drawing/2016/5/13/chartex" xmlns:cx8="http://schemas.microsoft.com/office/drawing/2016/5/14/chartex" xmlns:mc="http://schemas.openxmlformats.org/markup-compatibility/2006" xmlns:m="http://schemas.openxmlformats.org/officeDocument/2006/math" xmlns:aink="http://schemas.microsoft.com/office/drawing/2016/ink" xmlns:am3d="http://schemas.microsoft.com/office/drawing/2017/model3d" xmlns:oel="http://schemas.microsoft.com/office/2019/extlst" xmlns:r="http://schemas.openxmlformats.org/officeDocument/2006/relationships" xmlns:wp14="http://schemas.microsoft.com/office/word/2010/wordprocessingDrawing" xmlns:wp="http://schemas.openxmlformats.org/drawingml/2006/wordprocessingDrawing" xmlns:wpg="http://schemas.microsoft.com/office/word/2010/wordprocessingGroup" xmlns:wpi="http://schemas.microsoft.com/office/word/2010/wordprocessingInk" xmlns:wps="http://schemas.microsoft.com/office/word/2010/wordprocessingShape" xmlns:o="urn:schemas-microsoft-com:office:office" xmlns:v="urn:schemas-microsoft-com:vml" xmlns:w10="urn:schemas-microsoft-com:office:word" xmlns:w="http://schemas.openxmlformats.org/wordprocessingml/2006/main" xmlns:w14="http://schemas.microsoft.com/office/word/2010/wordml" xmlns:w15="http://schemas.microsoft.com/office/word/2012/wordml" xmlns:w16cex="http://schemas.microsoft.com/office/word/2018/wordml/cex" xmlns:w16cid="http://schemas.microsoft.com/office/word/2016/wordml/cid" xmlns:w16="http://schemas.microsoft.com/office/word/2018/wordml" xmlns:w16sdtdh="http://schemas.microsoft.com/office/word/2020/wordml/sdtdatahash" xmlns:w16sdtfl="http://schemas.microsoft.com/office/word/2024/wordml/sdtformatlock" xmlns:w16se="http://schemas.microsoft.com/office/word/2015/wordml/symex" xmlns:w16du="http://schemas.microsoft.com/office/word/2023/wordml/word16du" xmlns:wne="http://schemas.microsoft.com/office/word/2006/wordml" mc:Ignorable="w14 w15 w16se w16cid w16 w16cex w16sdtdh w16sdtfl w16du wp14">
-  <w:comment w:id="0" w:author="Kelsey McCune" w:date="2026-04-01T09:59:00Z" w:initials="KBM">
+<w:comments xmlns:wpc="http://schemas.microsoft.com/office/word/2010/wordprocessingCanvas" xmlns:cx="http://schemas.microsoft.com/office/drawing/2014/chartex" xmlns:cx1="http://schemas.microsoft.com/office/drawing/2015/9/8/chartex" xmlns:cx2="http://schemas.microsoft.com/office/drawing/2015/10/21/chartex" xmlns:cx3="http://schemas.microsoft.com/office/drawing/2016/5/9/chartex" xmlns:cx4="http://schemas.microsoft.com/office/drawing/2016/5/10/chartex" xmlns:cx5="http://schemas.microsoft.com/office/drawing/2016/5/11/chartex" xmlns:cx6="http://schemas.microsoft.com/office/drawing/2016/5/12/chartex" xmlns:cx7="http://schemas.microsoft.com/office/drawing/2016/5/13/chartex" xmlns:cx8="http://schemas.microsoft.com/office/drawing/2016/5/14/chartex" xmlns:mc="http://schemas.openxmlformats.org/markup-compatibility/2006" xmlns:aink="http://schemas.microsoft.com/office/drawing/2016/ink" xmlns:am3d="http://schemas.microsoft.com/office/drawing/2017/model3d" xmlns:o="urn:schemas-microsoft-com:office:office" xmlns:oel="http://schemas.microsoft.com/office/2019/extlst" xmlns:r="http://schemas.openxmlformats.org/officeDocument/2006/relationships" xmlns:m="http://schemas.openxmlformats.org/officeDocument/2006/math" xmlns:v="urn:schemas-microsoft-com:vml" xmlns:wp14="http://schemas.microsoft.com/office/word/2010/wordprocessingDrawing" xmlns:wp="http://schemas.openxmlformats.org/drawingml/2006/wordprocessingDrawing" xmlns:w10="urn:schemas-microsoft-com:office:word" xmlns:w="http://schemas.openxmlformats.org/wordprocessingml/2006/main" xmlns:w14="http://schemas.microsoft.com/office/word/2010/wordml" xmlns:w15="http://schemas.microsoft.com/office/word/2012/wordml" xmlns:w16cex="http://schemas.microsoft.com/office/word/2018/wordml/cex" xmlns:w16cid="http://schemas.microsoft.com/office/word/2016/wordml/cid" xmlns:w16="http://schemas.microsoft.com/office/word/2018/wordml" xmlns:w16du="http://schemas.microsoft.com/office/word/2023/wordml/word16du" xmlns:w16sdtdh="http://schemas.microsoft.com/office/word/2020/wordml/sdtdatahash" xmlns:w16sdtfl="http://schemas.microsoft.com/office/word/2024/wordml/sdtformatlock" xmlns:w16se="http://schemas.microsoft.com/office/word/2015/wordml/symex" xmlns:wpg="http://schemas.microsoft.com/office/word/2010/wordprocessingGroup" xmlns:wpi="http://schemas.microsoft.com/office/word/2010/wordprocessingInk" xmlns:wne="http://schemas.microsoft.com/office/word/2006/wordml" xmlns:wps="http://schemas.microsoft.com/office/word/2010/wordprocessingShape" mc:Ignorable="w14 w15 w16se w16cid w16 w16cex w16sdtdh w16sdtfl w16du wp14">
+  <w:comment w:id="16" w:author="Kelsey McCune" w:date="2026-04-01T09:59:00Z" w:initials="KBM">
     <w:p>
       <w:r>
         <w:rPr>
@@ -2654,7 +3685,7 @@
       </w:r>
     </w:p>
   </w:comment>
-  <w:comment w:id="1" w:author="Kelsey McCune" w:date="2026-03-24T09:01:00Z" w:initials="KBM">
+  <w:comment w:id="22" w:author="Kelsey McCune" w:date="2026-03-24T09:01:00Z" w:initials="KBM">
     <w:p>
       <w:r>
         <w:rPr>
@@ -2671,7 +3702,7 @@
       </w:r>
     </w:p>
   </w:comment>
-  <w:comment w:id="2" w:author="Alex Fisher" w:date="2026-03-24T11:25:00Z" w:initials="AF">
+  <w:comment w:id="23" w:author="Alex Fisher" w:date="2026-03-24T11:25:00Z" w:initials="AF">
     <w:p>
       <w:r>
         <w:rPr>
@@ -2688,7 +3719,7 @@
       </w:r>
     </w:p>
   </w:comment>
-  <w:comment w:id="3" w:author="Kelsey McCune" w:date="2026-04-01T11:08:00Z" w:initials="KBM">
+  <w:comment w:id="24" w:author="Kelsey McCune" w:date="2026-04-01T11:08:00Z" w:initials="KBM">
     <w:p>
       <w:r>
         <w:rPr>
@@ -2705,7 +3736,7 @@
       </w:r>
     </w:p>
   </w:comment>
-  <w:comment w:id="4" w:author="Kelsey McCune" w:date="2026-03-24T09:02:00Z" w:initials="KBM">
+  <w:comment w:id="35" w:author="Kelsey McCune" w:date="2026-03-24T09:02:00Z" w:initials="KBM">
     <w:p>
       <w:r>
         <w:rPr>
@@ -2722,7 +3753,7 @@
       </w:r>
     </w:p>
   </w:comment>
-  <w:comment w:id="5" w:author="Alex Fisher" w:date="2026-07-02T12:21:00Z" w:initials="AF">
+  <w:comment w:id="36" w:author="Alex Fisher" w:date="2026-07-02T12:21:00Z" w:initials="AF">
     <w:p>
       <w:r>
         <w:rPr>
@@ -2739,7 +3770,7 @@
       </w:r>
     </w:p>
   </w:comment>
-  <w:comment w:id="6" w:author="Alex Fisher" w:date="2026-07-02T12:03:00Z" w:initials="AF">
+  <w:comment w:id="69" w:author="Kelsey McCune" w:date="2026-07-09T09:34:00Z" w:initials="KBM">
     <w:p>
       <w:r>
         <w:rPr>
@@ -2752,11 +3783,11 @@
           <w:sz w:val="20"/>
           <w:szCs w:val="20"/>
         </w:rPr>
-        <w:t xml:space="preserve">keeping this at 12 for now, can adjust after completing proposal </w:t>
+        <w:t>It occurs to me here that we also need some details in the intro paragraph about these human dimensions concepts.</w:t>
       </w:r>
     </w:p>
   </w:comment>
-  <w:comment w:id="7" w:author="Alex Fisher" w:date="2026-07-02T12:15:00Z" w:initials="AF">
+  <w:comment w:id="71" w:author="Kelsey McCune" w:date="2026-07-09T09:37:00Z" w:initials="KBM">
     <w:p>
       <w:r>
         <w:rPr>
@@ -2769,7 +3800,109 @@
           <w:sz w:val="20"/>
           <w:szCs w:val="20"/>
         </w:rPr>
+        <w:t>I'm not sure what you mean by evidence-based promotions.</w:t>
+      </w:r>
+    </w:p>
+  </w:comment>
+  <w:comment w:id="74" w:author="Alex Fisher" w:date="2026-07-02T12:03:00Z" w:initials="AF">
+    <w:p>
+      <w:r>
+        <w:rPr>
+          <w:rStyle w:val="CommentReference"/>
+        </w:rPr>
+        <w:annotationRef/>
+      </w:r>
+      <w:r>
+        <w:rPr>
+          <w:sz w:val="20"/>
+          <w:szCs w:val="20"/>
+        </w:rPr>
+        <w:t xml:space="preserve">keeping this at 12 for now, can adjust after completing proposal </w:t>
+      </w:r>
+    </w:p>
+  </w:comment>
+  <w:comment w:id="78" w:author="Kelsey McCune" w:date="2026-07-09T09:43:00Z" w:initials="KBM">
+    <w:p>
+      <w:r>
+        <w:rPr>
+          <w:rStyle w:val="CommentReference"/>
+        </w:rPr>
+        <w:annotationRef/>
+      </w:r>
+      <w:r>
+        <w:rPr>
+          <w:sz w:val="20"/>
+          <w:szCs w:val="20"/>
+        </w:rPr>
+        <w:t>Let's talk about whether we need to collect more of these.</w:t>
+      </w:r>
+    </w:p>
+  </w:comment>
+  <w:comment w:id="79" w:author="Kelsey McCune" w:date="2026-07-09T09:43:00Z" w:initials="KBM">
+    <w:p>
+      <w:r>
+        <w:rPr>
+          <w:rStyle w:val="CommentReference"/>
+        </w:rPr>
+        <w:annotationRef/>
+      </w:r>
+      <w:r>
+        <w:rPr>
+          <w:sz w:val="20"/>
+          <w:szCs w:val="20"/>
+        </w:rPr>
+        <w:t>Unless you have specific plans to incorporate these data into your hypotheses and analysis, then we don't need to mention this here.</w:t>
+      </w:r>
+    </w:p>
+  </w:comment>
+  <w:comment w:id="85" w:author="Kelsey McCune" w:date="2026-07-09T09:46:00Z" w:initials="KBM">
+    <w:p>
+      <w:r>
+        <w:rPr>
+          <w:rStyle w:val="CommentReference"/>
+        </w:rPr>
+        <w:annotationRef/>
+      </w:r>
+      <w:r>
+        <w:rPr>
+          <w:sz w:val="20"/>
+          <w:szCs w:val="20"/>
+        </w:rPr>
+        <w:t>And this section makes me realize we need at least one sentence in the intro about how some serotypes are more pathogenic to people/birds than others.</w:t>
+      </w:r>
+    </w:p>
+  </w:comment>
+  <w:comment w:id="89" w:author="Alex Fisher" w:date="2026-07-02T12:15:00Z" w:initials="AF">
+    <w:p>
+      <w:r>
+        <w:rPr>
+          <w:rStyle w:val="CommentReference"/>
+        </w:rPr>
+        <w:annotationRef/>
+      </w:r>
+      <w:r>
+        <w:rPr>
+          <w:sz w:val="20"/>
+          <w:szCs w:val="20"/>
+        </w:rPr>
         <w:t>classifies salmonella into serotypes based on surface antigens (O and H)</w:t>
+      </w:r>
+    </w:p>
+  </w:comment>
+  <w:comment w:id="97" w:author="Kelsey McCune" w:date="2026-07-09T09:49:00Z" w:initials="KBM">
+    <w:p>
+      <w:r>
+        <w:rPr>
+          <w:rStyle w:val="CommentReference"/>
+        </w:rPr>
+        <w:annotationRef/>
+      </w:r>
+      <w:r>
+        <w:rPr>
+          <w:sz w:val="20"/>
+          <w:szCs w:val="20"/>
+        </w:rPr>
+        <w:t>I suspect this is a typo?</w:t>
       </w:r>
     </w:p>
   </w:comment>
@@ -2777,46 +3910,64 @@
 </file>
 
 <file path=word/commentsExtended.xml><?xml version="1.0" encoding="utf-8"?>
-<w15:commentsEx xmlns:wpc="http://schemas.microsoft.com/office/word/2010/wordprocessingCanvas" xmlns:cx="http://schemas.microsoft.com/office/drawing/2014/chartex" xmlns:cx1="http://schemas.microsoft.com/office/drawing/2015/9/8/chartex" xmlns:cx2="http://schemas.microsoft.com/office/drawing/2015/10/21/chartex" xmlns:cx3="http://schemas.microsoft.com/office/drawing/2016/5/9/chartex" xmlns:cx4="http://schemas.microsoft.com/office/drawing/2016/5/10/chartex" xmlns:cx5="http://schemas.microsoft.com/office/drawing/2016/5/11/chartex" xmlns:cx6="http://schemas.microsoft.com/office/drawing/2016/5/12/chartex" xmlns:cx7="http://schemas.microsoft.com/office/drawing/2016/5/13/chartex" xmlns:cx8="http://schemas.microsoft.com/office/drawing/2016/5/14/chartex" xmlns:mc="http://schemas.openxmlformats.org/markup-compatibility/2006" xmlns:m="http://schemas.openxmlformats.org/officeDocument/2006/math" xmlns:aink="http://schemas.microsoft.com/office/drawing/2016/ink" xmlns:am3d="http://schemas.microsoft.com/office/drawing/2017/model3d" xmlns:oel="http://schemas.microsoft.com/office/2019/extlst" xmlns:r="http://schemas.openxmlformats.org/officeDocument/2006/relationships" xmlns:wp14="http://schemas.microsoft.com/office/word/2010/wordprocessingDrawing" xmlns:wp="http://schemas.openxmlformats.org/drawingml/2006/wordprocessingDrawing" xmlns:wpg="http://schemas.microsoft.com/office/word/2010/wordprocessingGroup" xmlns:wpi="http://schemas.microsoft.com/office/word/2010/wordprocessingInk" xmlns:wps="http://schemas.microsoft.com/office/word/2010/wordprocessingShape" xmlns:o="urn:schemas-microsoft-com:office:office" xmlns:v="urn:schemas-microsoft-com:vml" xmlns:w10="urn:schemas-microsoft-com:office:word" xmlns:w="http://schemas.openxmlformats.org/wordprocessingml/2006/main" xmlns:w14="http://schemas.microsoft.com/office/word/2010/wordml" xmlns:w15="http://schemas.microsoft.com/office/word/2012/wordml" xmlns:w16cex="http://schemas.microsoft.com/office/word/2018/wordml/cex" xmlns:w16cid="http://schemas.microsoft.com/office/word/2016/wordml/cid" xmlns:w16="http://schemas.microsoft.com/office/word/2018/wordml" xmlns:w16sdtdh="http://schemas.microsoft.com/office/word/2020/wordml/sdtdatahash" xmlns:w16sdtfl="http://schemas.microsoft.com/office/word/2024/wordml/sdtformatlock" xmlns:w16se="http://schemas.microsoft.com/office/word/2015/wordml/symex" xmlns:w16du="http://schemas.microsoft.com/office/word/2023/wordml/word16du" xmlns:wne="http://schemas.microsoft.com/office/word/2006/wordml" mc:Ignorable="w14 w15 w16se w16cid w16 w16cex w16sdtdh w16sdtfl w16du wp14">
+<w15:commentsEx xmlns:wpc="http://schemas.microsoft.com/office/word/2010/wordprocessingCanvas" xmlns:cx="http://schemas.microsoft.com/office/drawing/2014/chartex" xmlns:cx1="http://schemas.microsoft.com/office/drawing/2015/9/8/chartex" xmlns:cx2="http://schemas.microsoft.com/office/drawing/2015/10/21/chartex" xmlns:cx3="http://schemas.microsoft.com/office/drawing/2016/5/9/chartex" xmlns:cx4="http://schemas.microsoft.com/office/drawing/2016/5/10/chartex" xmlns:cx5="http://schemas.microsoft.com/office/drawing/2016/5/11/chartex" xmlns:cx6="http://schemas.microsoft.com/office/drawing/2016/5/12/chartex" xmlns:cx7="http://schemas.microsoft.com/office/drawing/2016/5/13/chartex" xmlns:cx8="http://schemas.microsoft.com/office/drawing/2016/5/14/chartex" xmlns:mc="http://schemas.openxmlformats.org/markup-compatibility/2006" xmlns:aink="http://schemas.microsoft.com/office/drawing/2016/ink" xmlns:am3d="http://schemas.microsoft.com/office/drawing/2017/model3d" xmlns:o="urn:schemas-microsoft-com:office:office" xmlns:oel="http://schemas.microsoft.com/office/2019/extlst" xmlns:r="http://schemas.openxmlformats.org/officeDocument/2006/relationships" xmlns:m="http://schemas.openxmlformats.org/officeDocument/2006/math" xmlns:v="urn:schemas-microsoft-com:vml" xmlns:wp14="http://schemas.microsoft.com/office/word/2010/wordprocessingDrawing" xmlns:wp="http://schemas.openxmlformats.org/drawingml/2006/wordprocessingDrawing" xmlns:w10="urn:schemas-microsoft-com:office:word" xmlns:w="http://schemas.openxmlformats.org/wordprocessingml/2006/main" xmlns:w14="http://schemas.microsoft.com/office/word/2010/wordml" xmlns:w15="http://schemas.microsoft.com/office/word/2012/wordml" xmlns:w16cex="http://schemas.microsoft.com/office/word/2018/wordml/cex" xmlns:w16cid="http://schemas.microsoft.com/office/word/2016/wordml/cid" xmlns:w16="http://schemas.microsoft.com/office/word/2018/wordml" xmlns:w16du="http://schemas.microsoft.com/office/word/2023/wordml/word16du" xmlns:w16sdtdh="http://schemas.microsoft.com/office/word/2020/wordml/sdtdatahash" xmlns:w16sdtfl="http://schemas.microsoft.com/office/word/2024/wordml/sdtformatlock" xmlns:w16se="http://schemas.microsoft.com/office/word/2015/wordml/symex" xmlns:wpg="http://schemas.microsoft.com/office/word/2010/wordprocessingGroup" xmlns:wpi="http://schemas.microsoft.com/office/word/2010/wordprocessingInk" xmlns:wne="http://schemas.microsoft.com/office/word/2006/wordml" xmlns:wps="http://schemas.microsoft.com/office/word/2010/wordprocessingShape" mc:Ignorable="w14 w15 w16se w16cid w16 w16cex w16sdtdh w16sdtfl w16du wp14">
   <w15:commentEx w15:paraId="75D20AD1" w15:done="0"/>
   <w15:commentEx w15:paraId="77C467A3" w15:done="0"/>
   <w15:commentEx w15:paraId="7915B3F3" w15:paraIdParent="77C467A3" w15:done="0"/>
   <w15:commentEx w15:paraId="0A445926" w15:done="0"/>
   <w15:commentEx w15:paraId="585E9004" w15:done="0"/>
   <w15:commentEx w15:paraId="48BC502D" w15:done="0"/>
+  <w15:commentEx w15:paraId="1C69D0F5" w15:done="0"/>
+  <w15:commentEx w15:paraId="6FAF4037" w15:done="0"/>
   <w15:commentEx w15:paraId="28E976BC" w15:done="0"/>
+  <w15:commentEx w15:paraId="15A9B723" w15:done="0"/>
+  <w15:commentEx w15:paraId="28C71C49" w15:done="0"/>
+  <w15:commentEx w15:paraId="2ACDB0C0" w15:done="0"/>
   <w15:commentEx w15:paraId="34CFDA37" w15:done="0"/>
+  <w15:commentEx w15:paraId="7EF3368B" w15:done="0"/>
 </w15:commentsEx>
 </file>
 
 <file path=word/commentsExtensible.xml><?xml version="1.0" encoding="utf-8"?>
-<w16cex:commentsExtensible xmlns:wpc="http://schemas.microsoft.com/office/word/2010/wordprocessingCanvas" xmlns:cx="http://schemas.microsoft.com/office/drawing/2014/chartex" xmlns:cx1="http://schemas.microsoft.com/office/drawing/2015/9/8/chartex" xmlns:cx2="http://schemas.microsoft.com/office/drawing/2015/10/21/chartex" xmlns:cx3="http://schemas.microsoft.com/office/drawing/2016/5/9/chartex" xmlns:cx4="http://schemas.microsoft.com/office/drawing/2016/5/10/chartex" xmlns:cx5="http://schemas.microsoft.com/office/drawing/2016/5/11/chartex" xmlns:cx6="http://schemas.microsoft.com/office/drawing/2016/5/12/chartex" xmlns:cx7="http://schemas.microsoft.com/office/drawing/2016/5/13/chartex" xmlns:cx8="http://schemas.microsoft.com/office/drawing/2016/5/14/chartex" xmlns:cr="http://schemas.microsoft.com/office/comments/2020/reactions" xmlns:mc="http://schemas.openxmlformats.org/markup-compatibility/2006" xmlns:m="http://schemas.openxmlformats.org/officeDocument/2006/math" xmlns:aink="http://schemas.microsoft.com/office/drawing/2016/ink" xmlns:am3d="http://schemas.microsoft.com/office/drawing/2017/model3d" xmlns:oel="http://schemas.microsoft.com/office/2019/extlst" xmlns:r="http://schemas.openxmlformats.org/officeDocument/2006/relationships" xmlns:wp14="http://schemas.microsoft.com/office/word/2010/wordprocessingDrawing" xmlns:wp="http://schemas.openxmlformats.org/drawingml/2006/wordprocessingDrawing" xmlns:wpg="http://schemas.microsoft.com/office/word/2010/wordprocessingGroup" xmlns:wpi="http://schemas.microsoft.com/office/word/2010/wordprocessingInk" xmlns:wps="http://schemas.microsoft.com/office/word/2010/wordprocessingShape" xmlns:o="urn:schemas-microsoft-com:office:office" xmlns:v="urn:schemas-microsoft-com:vml" xmlns:w10="urn:schemas-microsoft-com:office:word" xmlns:w="http://schemas.openxmlformats.org/wordprocessingml/2006/main" xmlns:w14="http://schemas.microsoft.com/office/word/2010/wordml" xmlns:w15="http://schemas.microsoft.com/office/word/2012/wordml" xmlns:w16cex="http://schemas.microsoft.com/office/word/2018/wordml/cex" xmlns:w16cid="http://schemas.microsoft.com/office/word/2016/wordml/cid" xmlns:w16="http://schemas.microsoft.com/office/word/2018/wordml" xmlns:w16sdtdh="http://schemas.microsoft.com/office/word/2020/wordml/sdtdatahash" xmlns:w16sdtfl="http://schemas.microsoft.com/office/word/2024/wordml/sdtformatlock" xmlns:w16se="http://schemas.microsoft.com/office/word/2015/wordml/symex" xmlns:w16du="http://schemas.microsoft.com/office/word/2023/wordml/word16du" xmlns:wne="http://schemas.microsoft.com/office/word/2006/wordml" mc:Ignorable="w14 w15 w16se w16cid w16 w16cex w16sdtdh w16sdtfl cr w16du wp14">
+<w16cex:commentsExtensible xmlns:wpc="http://schemas.microsoft.com/office/word/2010/wordprocessingCanvas" xmlns:cx="http://schemas.microsoft.com/office/drawing/2014/chartex" xmlns:cx1="http://schemas.microsoft.com/office/drawing/2015/9/8/chartex" xmlns:cx2="http://schemas.microsoft.com/office/drawing/2015/10/21/chartex" xmlns:cx3="http://schemas.microsoft.com/office/drawing/2016/5/9/chartex" xmlns:cx4="http://schemas.microsoft.com/office/drawing/2016/5/10/chartex" xmlns:cx5="http://schemas.microsoft.com/office/drawing/2016/5/11/chartex" xmlns:cx6="http://schemas.microsoft.com/office/drawing/2016/5/12/chartex" xmlns:cx7="http://schemas.microsoft.com/office/drawing/2016/5/13/chartex" xmlns:cx8="http://schemas.microsoft.com/office/drawing/2016/5/14/chartex" xmlns:cr="http://schemas.microsoft.com/office/comments/2020/reactions" xmlns:mc="http://schemas.openxmlformats.org/markup-compatibility/2006" xmlns:aink="http://schemas.microsoft.com/office/drawing/2016/ink" xmlns:am3d="http://schemas.microsoft.com/office/drawing/2017/model3d" xmlns:o="urn:schemas-microsoft-com:office:office" xmlns:oel="http://schemas.microsoft.com/office/2019/extlst" xmlns:r="http://schemas.openxmlformats.org/officeDocument/2006/relationships" xmlns:m="http://schemas.openxmlformats.org/officeDocument/2006/math" xmlns:v="urn:schemas-microsoft-com:vml" xmlns:wp14="http://schemas.microsoft.com/office/word/2010/wordprocessingDrawing" xmlns:wp="http://schemas.openxmlformats.org/drawingml/2006/wordprocessingDrawing" xmlns:w10="urn:schemas-microsoft-com:office:word" xmlns:w="http://schemas.openxmlformats.org/wordprocessingml/2006/main" xmlns:w14="http://schemas.microsoft.com/office/word/2010/wordml" xmlns:w15="http://schemas.microsoft.com/office/word/2012/wordml" xmlns:w16cex="http://schemas.microsoft.com/office/word/2018/wordml/cex" xmlns:w16cid="http://schemas.microsoft.com/office/word/2016/wordml/cid" xmlns:w16="http://schemas.microsoft.com/office/word/2018/wordml" xmlns:w16du="http://schemas.microsoft.com/office/word/2023/wordml/word16du" xmlns:w16sdtdh="http://schemas.microsoft.com/office/word/2020/wordml/sdtdatahash" xmlns:w16sdtfl="http://schemas.microsoft.com/office/word/2024/wordml/sdtformatlock" xmlns:w16se="http://schemas.microsoft.com/office/word/2015/wordml/symex" xmlns:wpg="http://schemas.microsoft.com/office/word/2010/wordprocessingGroup" xmlns:wpi="http://schemas.microsoft.com/office/word/2010/wordprocessingInk" xmlns:wne="http://schemas.microsoft.com/office/word/2006/wordml" xmlns:wps="http://schemas.microsoft.com/office/word/2010/wordprocessingShape" mc:Ignorable="w14 w15 w16se w16cid w16 w16cex w16sdtdh w16sdtfl cr w16du wp14">
   <w16cex:commentExtensible w16cex:durableId="181327B7" w16cex:dateUtc="2026-04-01T14:59:00Z"/>
   <w16cex:commentExtensible w16cex:durableId="5441F447" w16cex:dateUtc="2026-03-24T14:01:00Z"/>
   <w16cex:commentExtensible w16cex:durableId="2129AE12" w16cex:dateUtc="2026-03-24T16:25:00Z"/>
   <w16cex:commentExtensible w16cex:durableId="4643176E" w16cex:dateUtc="2026-04-01T16:08:00Z"/>
   <w16cex:commentExtensible w16cex:durableId="6D1D4A8C" w16cex:dateUtc="2026-03-24T14:02:00Z"/>
   <w16cex:commentExtensible w16cex:durableId="3854D19D" w16cex:dateUtc="2026-07-02T17:21:00Z"/>
+  <w16cex:commentExtensible w16cex:durableId="3F01E26B" w16cex:dateUtc="2026-07-09T14:34:00Z"/>
+  <w16cex:commentExtensible w16cex:durableId="2329566B" w16cex:dateUtc="2026-07-09T14:37:00Z"/>
   <w16cex:commentExtensible w16cex:durableId="7058214B" w16cex:dateUtc="2026-07-02T17:03:00Z"/>
+  <w16cex:commentExtensible w16cex:durableId="33F6B902" w16cex:dateUtc="2026-07-09T14:43:00Z"/>
+  <w16cex:commentExtensible w16cex:durableId="75FFF756" w16cex:dateUtc="2026-07-09T14:43:00Z"/>
+  <w16cex:commentExtensible w16cex:durableId="2639753B" w16cex:dateUtc="2026-07-09T14:46:00Z"/>
   <w16cex:commentExtensible w16cex:durableId="3119063E" w16cex:dateUtc="2026-07-02T17:15:00Z"/>
+  <w16cex:commentExtensible w16cex:durableId="71725E31" w16cex:dateUtc="2026-07-09T14:49:00Z"/>
 </w16cex:commentsExtensible>
 </file>
 
 <file path=word/commentsIds.xml><?xml version="1.0" encoding="utf-8"?>
-<w16cid:commentsIds xmlns:wpc="http://schemas.microsoft.com/office/word/2010/wordprocessingCanvas" xmlns:cx="http://schemas.microsoft.com/office/drawing/2014/chartex" xmlns:cx1="http://schemas.microsoft.com/office/drawing/2015/9/8/chartex" xmlns:cx2="http://schemas.microsoft.com/office/drawing/2015/10/21/chartex" xmlns:cx3="http://schemas.microsoft.com/office/drawing/2016/5/9/chartex" xmlns:cx4="http://schemas.microsoft.com/office/drawing/2016/5/10/chartex" xmlns:cx5="http://schemas.microsoft.com/office/drawing/2016/5/11/chartex" xmlns:cx6="http://schemas.microsoft.com/office/drawing/2016/5/12/chartex" xmlns:cx7="http://schemas.microsoft.com/office/drawing/2016/5/13/chartex" xmlns:cx8="http://schemas.microsoft.com/office/drawing/2016/5/14/chartex" xmlns:mc="http://schemas.openxmlformats.org/markup-compatibility/2006" xmlns:m="http://schemas.openxmlformats.org/officeDocument/2006/math" xmlns:aink="http://schemas.microsoft.com/office/drawing/2016/ink" xmlns:am3d="http://schemas.microsoft.com/office/drawing/2017/model3d" xmlns:oel="http://schemas.microsoft.com/office/2019/extlst" xmlns:r="http://schemas.openxmlformats.org/officeDocument/2006/relationships" xmlns:wp14="http://schemas.microsoft.com/office/word/2010/wordprocessingDrawing" xmlns:wp="http://schemas.openxmlformats.org/drawingml/2006/wordprocessingDrawing" xmlns:wpg="http://schemas.microsoft.com/office/word/2010/wordprocessingGroup" xmlns:wpi="http://schemas.microsoft.com/office/word/2010/wordprocessingInk" xmlns:wps="http://schemas.microsoft.com/office/word/2010/wordprocessingShape" xmlns:o="urn:schemas-microsoft-com:office:office" xmlns:v="urn:schemas-microsoft-com:vml" xmlns:w10="urn:schemas-microsoft-com:office:word" xmlns:w="http://schemas.openxmlformats.org/wordprocessingml/2006/main" xmlns:w14="http://schemas.microsoft.com/office/word/2010/wordml" xmlns:w15="http://schemas.microsoft.com/office/word/2012/wordml" xmlns:w16cex="http://schemas.microsoft.com/office/word/2018/wordml/cex" xmlns:w16cid="http://schemas.microsoft.com/office/word/2016/wordml/cid" xmlns:w16="http://schemas.microsoft.com/office/word/2018/wordml" xmlns:w16sdtdh="http://schemas.microsoft.com/office/word/2020/wordml/sdtdatahash" xmlns:w16sdtfl="http://schemas.microsoft.com/office/word/2024/wordml/sdtformatlock" xmlns:w16se="http://schemas.microsoft.com/office/word/2015/wordml/symex" xmlns:w16du="http://schemas.microsoft.com/office/word/2023/wordml/word16du" xmlns:wne="http://schemas.microsoft.com/office/word/2006/wordml" mc:Ignorable="w14 w15 w16se w16cid w16 w16cex w16sdtdh w16sdtfl w16du wp14">
+<w16cid:commentsIds xmlns:wpc="http://schemas.microsoft.com/office/word/2010/wordprocessingCanvas" xmlns:cx="http://schemas.microsoft.com/office/drawing/2014/chartex" xmlns:cx1="http://schemas.microsoft.com/office/drawing/2015/9/8/chartex" xmlns:cx2="http://schemas.microsoft.com/office/drawing/2015/10/21/chartex" xmlns:cx3="http://schemas.microsoft.com/office/drawing/2016/5/9/chartex" xmlns:cx4="http://schemas.microsoft.com/office/drawing/2016/5/10/chartex" xmlns:cx5="http://schemas.microsoft.com/office/drawing/2016/5/11/chartex" xmlns:cx6="http://schemas.microsoft.com/office/drawing/2016/5/12/chartex" xmlns:cx7="http://schemas.microsoft.com/office/drawing/2016/5/13/chartex" xmlns:cx8="http://schemas.microsoft.com/office/drawing/2016/5/14/chartex" xmlns:mc="http://schemas.openxmlformats.org/markup-compatibility/2006" xmlns:aink="http://schemas.microsoft.com/office/drawing/2016/ink" xmlns:am3d="http://schemas.microsoft.com/office/drawing/2017/model3d" xmlns:o="urn:schemas-microsoft-com:office:office" xmlns:oel="http://schemas.microsoft.com/office/2019/extlst" xmlns:r="http://schemas.openxmlformats.org/officeDocument/2006/relationships" xmlns:m="http://schemas.openxmlformats.org/officeDocument/2006/math" xmlns:v="urn:schemas-microsoft-com:vml" xmlns:wp14="http://schemas.microsoft.com/office/word/2010/wordprocessingDrawing" xmlns:wp="http://schemas.openxmlformats.org/drawingml/2006/wordprocessingDrawing" xmlns:w10="urn:schemas-microsoft-com:office:word" xmlns:w="http://schemas.openxmlformats.org/wordprocessingml/2006/main" xmlns:w14="http://schemas.microsoft.com/office/word/2010/wordml" xmlns:w15="http://schemas.microsoft.com/office/word/2012/wordml" xmlns:w16cex="http://schemas.microsoft.com/office/word/2018/wordml/cex" xmlns:w16cid="http://schemas.microsoft.com/office/word/2016/wordml/cid" xmlns:w16="http://schemas.microsoft.com/office/word/2018/wordml" xmlns:w16du="http://schemas.microsoft.com/office/word/2023/wordml/word16du" xmlns:w16sdtdh="http://schemas.microsoft.com/office/word/2020/wordml/sdtdatahash" xmlns:w16sdtfl="http://schemas.microsoft.com/office/word/2024/wordml/sdtformatlock" xmlns:w16se="http://schemas.microsoft.com/office/word/2015/wordml/symex" xmlns:wpg="http://schemas.microsoft.com/office/word/2010/wordprocessingGroup" xmlns:wpi="http://schemas.microsoft.com/office/word/2010/wordprocessingInk" xmlns:wne="http://schemas.microsoft.com/office/word/2006/wordml" xmlns:wps="http://schemas.microsoft.com/office/word/2010/wordprocessingShape" mc:Ignorable="w14 w15 w16se w16cid w16 w16cex w16sdtdh w16sdtfl w16du wp14">
   <w16cid:commentId w16cid:paraId="75D20AD1" w16cid:durableId="181327B7"/>
   <w16cid:commentId w16cid:paraId="77C467A3" w16cid:durableId="5441F447"/>
   <w16cid:commentId w16cid:paraId="7915B3F3" w16cid:durableId="2129AE12"/>
   <w16cid:commentId w16cid:paraId="0A445926" w16cid:durableId="4643176E"/>
   <w16cid:commentId w16cid:paraId="585E9004" w16cid:durableId="6D1D4A8C"/>
   <w16cid:commentId w16cid:paraId="48BC502D" w16cid:durableId="3854D19D"/>
+  <w16cid:commentId w16cid:paraId="1C69D0F5" w16cid:durableId="3F01E26B"/>
+  <w16cid:commentId w16cid:paraId="6FAF4037" w16cid:durableId="2329566B"/>
   <w16cid:commentId w16cid:paraId="28E976BC" w16cid:durableId="7058214B"/>
+  <w16cid:commentId w16cid:paraId="15A9B723" w16cid:durableId="33F6B902"/>
+  <w16cid:commentId w16cid:paraId="28C71C49" w16cid:durableId="75FFF756"/>
+  <w16cid:commentId w16cid:paraId="2ACDB0C0" w16cid:durableId="2639753B"/>
   <w16cid:commentId w16cid:paraId="34CFDA37" w16cid:durableId="3119063E"/>
+  <w16cid:commentId w16cid:paraId="7EF3368B" w16cid:durableId="71725E31"/>
 </w16cid:commentsIds>
 </file>
 
 <file path=word/endnotes.xml><?xml version="1.0" encoding="utf-8"?>
-<w:endnotes xmlns:wpc="http://schemas.microsoft.com/office/word/2010/wordprocessingCanvas" xmlns:cx="http://schemas.microsoft.com/office/drawing/2014/chartex" xmlns:cx1="http://schemas.microsoft.com/office/drawing/2015/9/8/chartex" xmlns:cx2="http://schemas.microsoft.com/office/drawing/2015/10/21/chartex" xmlns:cx3="http://schemas.microsoft.com/office/drawing/2016/5/9/chartex" xmlns:cx4="http://schemas.microsoft.com/office/drawing/2016/5/10/chartex" xmlns:cx5="http://schemas.microsoft.com/office/drawing/2016/5/11/chartex" xmlns:cx6="http://schemas.microsoft.com/office/drawing/2016/5/12/chartex" xmlns:cx7="http://schemas.microsoft.com/office/drawing/2016/5/13/chartex" xmlns:cx8="http://schemas.microsoft.com/office/drawing/2016/5/14/chartex" xmlns:mc="http://schemas.openxmlformats.org/markup-compatibility/2006" xmlns:m="http://schemas.openxmlformats.org/officeDocument/2006/math" xmlns:aink="http://schemas.microsoft.com/office/drawing/2016/ink" xmlns:am3d="http://schemas.microsoft.com/office/drawing/2017/model3d" xmlns:oel="http://schemas.microsoft.com/office/2019/extlst" xmlns:r="http://schemas.openxmlformats.org/officeDocument/2006/relationships" xmlns:wp14="http://schemas.microsoft.com/office/word/2010/wordprocessingDrawing" xmlns:wp="http://schemas.openxmlformats.org/drawingml/2006/wordprocessingDrawing" xmlns:wpg="http://schemas.microsoft.com/office/word/2010/wordprocessingGroup" xmlns:wpi="http://schemas.microsoft.com/office/word/2010/wordprocessingInk" xmlns:wps="http://schemas.microsoft.com/office/word/2010/wordprocessingShape" xmlns:o="urn:schemas-microsoft-com:office:office" xmlns:v="urn:schemas-microsoft-com:vml" xmlns:w10="urn:schemas-microsoft-com:office:word" xmlns:w="http://schemas.openxmlformats.org/wordprocessingml/2006/main" xmlns:w14="http://schemas.microsoft.com/office/word/2010/wordml" xmlns:w15="http://schemas.microsoft.com/office/word/2012/wordml" xmlns:w16cex="http://schemas.microsoft.com/office/word/2018/wordml/cex" xmlns:w16cid="http://schemas.microsoft.com/office/word/2016/wordml/cid" xmlns:w16="http://schemas.microsoft.com/office/word/2018/wordml" xmlns:w16sdtdh="http://schemas.microsoft.com/office/word/2020/wordml/sdtdatahash" xmlns:w16sdtfl="http://schemas.microsoft.com/office/word/2024/wordml/sdtformatlock" xmlns:w16se="http://schemas.microsoft.com/office/word/2015/wordml/symex" xmlns:w16du="http://schemas.microsoft.com/office/word/2023/wordml/word16du" xmlns:wne="http://schemas.microsoft.com/office/word/2006/wordml" mc:Ignorable="w14 w15 w16se w16cid w16 w16cex w16sdtdh w16sdtfl w16du wp14">
+<w:endnotes xmlns:wpc="http://schemas.microsoft.com/office/word/2010/wordprocessingCanvas" xmlns:cx="http://schemas.microsoft.com/office/drawing/2014/chartex" xmlns:cx1="http://schemas.microsoft.com/office/drawing/2015/9/8/chartex" xmlns:cx2="http://schemas.microsoft.com/office/drawing/2015/10/21/chartex" xmlns:cx3="http://schemas.microsoft.com/office/drawing/2016/5/9/chartex" xmlns:cx4="http://schemas.microsoft.com/office/drawing/2016/5/10/chartex" xmlns:cx5="http://schemas.microsoft.com/office/drawing/2016/5/11/chartex" xmlns:cx6="http://schemas.microsoft.com/office/drawing/2016/5/12/chartex" xmlns:cx7="http://schemas.microsoft.com/office/drawing/2016/5/13/chartex" xmlns:cx8="http://schemas.microsoft.com/office/drawing/2016/5/14/chartex" xmlns:mc="http://schemas.openxmlformats.org/markup-compatibility/2006" xmlns:aink="http://schemas.microsoft.com/office/drawing/2016/ink" xmlns:am3d="http://schemas.microsoft.com/office/drawing/2017/model3d" xmlns:o="urn:schemas-microsoft-com:office:office" xmlns:oel="http://schemas.microsoft.com/office/2019/extlst" xmlns:r="http://schemas.openxmlformats.org/officeDocument/2006/relationships" xmlns:m="http://schemas.openxmlformats.org/officeDocument/2006/math" xmlns:v="urn:schemas-microsoft-com:vml" xmlns:wp14="http://schemas.microsoft.com/office/word/2010/wordprocessingDrawing" xmlns:wp="http://schemas.openxmlformats.org/drawingml/2006/wordprocessingDrawing" xmlns:w10="urn:schemas-microsoft-com:office:word" xmlns:w="http://schemas.openxmlformats.org/wordprocessingml/2006/main" xmlns:w14="http://schemas.microsoft.com/office/word/2010/wordml" xmlns:w15="http://schemas.microsoft.com/office/word/2012/wordml" xmlns:w16cex="http://schemas.microsoft.com/office/word/2018/wordml/cex" xmlns:w16cid="http://schemas.microsoft.com/office/word/2016/wordml/cid" xmlns:w16="http://schemas.microsoft.com/office/word/2018/wordml" xmlns:w16du="http://schemas.microsoft.com/office/word/2023/wordml/word16du" xmlns:w16sdtdh="http://schemas.microsoft.com/office/word/2020/wordml/sdtdatahash" xmlns:w16sdtfl="http://schemas.microsoft.com/office/word/2024/wordml/sdtformatlock" xmlns:w16se="http://schemas.microsoft.com/office/word/2015/wordml/symex" xmlns:wpg="http://schemas.microsoft.com/office/word/2010/wordprocessingGroup" xmlns:wpi="http://schemas.microsoft.com/office/word/2010/wordprocessingInk" xmlns:wne="http://schemas.microsoft.com/office/word/2006/wordml" xmlns:wps="http://schemas.microsoft.com/office/word/2010/wordprocessingShape" mc:Ignorable="w14 w15 w16se w16cid w16 w16cex w16sdtdh w16sdtfl w16du wp14">
   <w:endnote w:type="separator" w:id="-1">
     <w:p>
       <w:pPr>
@@ -2841,7 +3992,7 @@
 </file>
 
 <file path=word/footnotes.xml><?xml version="1.0" encoding="utf-8"?>
-<w:footnotes xmlns:wpc="http://schemas.microsoft.com/office/word/2010/wordprocessingCanvas" xmlns:cx="http://schemas.microsoft.com/office/drawing/2014/chartex" xmlns:cx1="http://schemas.microsoft.com/office/drawing/2015/9/8/chartex" xmlns:cx2="http://schemas.microsoft.com/office/drawing/2015/10/21/chartex" xmlns:cx3="http://schemas.microsoft.com/office/drawing/2016/5/9/chartex" xmlns:cx4="http://schemas.microsoft.com/office/drawing/2016/5/10/chartex" xmlns:cx5="http://schemas.microsoft.com/office/drawing/2016/5/11/chartex" xmlns:cx6="http://schemas.microsoft.com/office/drawing/2016/5/12/chartex" xmlns:cx7="http://schemas.microsoft.com/office/drawing/2016/5/13/chartex" xmlns:cx8="http://schemas.microsoft.com/office/drawing/2016/5/14/chartex" xmlns:mc="http://schemas.openxmlformats.org/markup-compatibility/2006" xmlns:m="http://schemas.openxmlformats.org/officeDocument/2006/math" xmlns:aink="http://schemas.microsoft.com/office/drawing/2016/ink" xmlns:am3d="http://schemas.microsoft.com/office/drawing/2017/model3d" xmlns:oel="http://schemas.microsoft.com/office/2019/extlst" xmlns:r="http://schemas.openxmlformats.org/officeDocument/2006/relationships" xmlns:wp14="http://schemas.microsoft.com/office/word/2010/wordprocessingDrawing" xmlns:wp="http://schemas.openxmlformats.org/drawingml/2006/wordprocessingDrawing" xmlns:wpg="http://schemas.microsoft.com/office/word/2010/wordprocessingGroup" xmlns:wpi="http://schemas.microsoft.com/office/word/2010/wordprocessingInk" xmlns:wps="http://schemas.microsoft.com/office/word/2010/wordprocessingShape" xmlns:o="urn:schemas-microsoft-com:office:office" xmlns:v="urn:schemas-microsoft-com:vml" xmlns:w10="urn:schemas-microsoft-com:office:word" xmlns:w="http://schemas.openxmlformats.org/wordprocessingml/2006/main" xmlns:w14="http://schemas.microsoft.com/office/word/2010/wordml" xmlns:w15="http://schemas.microsoft.com/office/word/2012/wordml" xmlns:w16cex="http://schemas.microsoft.com/office/word/2018/wordml/cex" xmlns:w16cid="http://schemas.microsoft.com/office/word/2016/wordml/cid" xmlns:w16="http://schemas.microsoft.com/office/word/2018/wordml" xmlns:w16sdtdh="http://schemas.microsoft.com/office/word/2020/wordml/sdtdatahash" xmlns:w16sdtfl="http://schemas.microsoft.com/office/word/2024/wordml/sdtformatlock" xmlns:w16se="http://schemas.microsoft.com/office/word/2015/wordml/symex" xmlns:w16du="http://schemas.microsoft.com/office/word/2023/wordml/word16du" xmlns:wne="http://schemas.microsoft.com/office/word/2006/wordml" mc:Ignorable="w14 w15 w16se w16cid w16 w16cex w16sdtdh w16sdtfl w16du wp14">
+<w:footnotes xmlns:wpc="http://schemas.microsoft.com/office/word/2010/wordprocessingCanvas" xmlns:cx="http://schemas.microsoft.com/office/drawing/2014/chartex" xmlns:cx1="http://schemas.microsoft.com/office/drawing/2015/9/8/chartex" xmlns:cx2="http://schemas.microsoft.com/office/drawing/2015/10/21/chartex" xmlns:cx3="http://schemas.microsoft.com/office/drawing/2016/5/9/chartex" xmlns:cx4="http://schemas.microsoft.com/office/drawing/2016/5/10/chartex" xmlns:cx5="http://schemas.microsoft.com/office/drawing/2016/5/11/chartex" xmlns:cx6="http://schemas.microsoft.com/office/drawing/2016/5/12/chartex" xmlns:cx7="http://schemas.microsoft.com/office/drawing/2016/5/13/chartex" xmlns:cx8="http://schemas.microsoft.com/office/drawing/2016/5/14/chartex" xmlns:mc="http://schemas.openxmlformats.org/markup-compatibility/2006" xmlns:aink="http://schemas.microsoft.com/office/drawing/2016/ink" xmlns:am3d="http://schemas.microsoft.com/office/drawing/2017/model3d" xmlns:o="urn:schemas-microsoft-com:office:office" xmlns:oel="http://schemas.microsoft.com/office/2019/extlst" xmlns:r="http://schemas.openxmlformats.org/officeDocument/2006/relationships" xmlns:m="http://schemas.openxmlformats.org/officeDocument/2006/math" xmlns:v="urn:schemas-microsoft-com:vml" xmlns:wp14="http://schemas.microsoft.com/office/word/2010/wordprocessingDrawing" xmlns:wp="http://schemas.openxmlformats.org/drawingml/2006/wordprocessingDrawing" xmlns:w10="urn:schemas-microsoft-com:office:word" xmlns:w="http://schemas.openxmlformats.org/wordprocessingml/2006/main" xmlns:w14="http://schemas.microsoft.com/office/word/2010/wordml" xmlns:w15="http://schemas.microsoft.com/office/word/2012/wordml" xmlns:w16cex="http://schemas.microsoft.com/office/word/2018/wordml/cex" xmlns:w16cid="http://schemas.microsoft.com/office/word/2016/wordml/cid" xmlns:w16="http://schemas.microsoft.com/office/word/2018/wordml" xmlns:w16du="http://schemas.microsoft.com/office/word/2023/wordml/word16du" xmlns:w16sdtdh="http://schemas.microsoft.com/office/word/2020/wordml/sdtdatahash" xmlns:w16sdtfl="http://schemas.microsoft.com/office/word/2024/wordml/sdtformatlock" xmlns:w16se="http://schemas.microsoft.com/office/word/2015/wordml/symex" xmlns:wpg="http://schemas.microsoft.com/office/word/2010/wordprocessingGroup" xmlns:wpi="http://schemas.microsoft.com/office/word/2010/wordprocessingInk" xmlns:wne="http://schemas.microsoft.com/office/word/2006/wordml" xmlns:wps="http://schemas.microsoft.com/office/word/2010/wordprocessingShape" mc:Ignorable="w14 w15 w16se w16cid w16 w16cex w16sdtdh w16sdtfl w16du wp14">
   <w:footnote w:type="separator" w:id="-1">
     <w:p>
       <w:pPr>
@@ -2866,7 +4017,7 @@
 </file>
 
 <file path=word/numbering.xml><?xml version="1.0" encoding="utf-8"?>
-<w:numbering xmlns:wpc="http://schemas.microsoft.com/office/word/2010/wordprocessingCanvas" xmlns:cx="http://schemas.microsoft.com/office/drawing/2014/chartex" xmlns:cx1="http://schemas.microsoft.com/office/drawing/2015/9/8/chartex" xmlns:cx2="http://schemas.microsoft.com/office/drawing/2015/10/21/chartex" xmlns:cx3="http://schemas.microsoft.com/office/drawing/2016/5/9/chartex" xmlns:cx4="http://schemas.microsoft.com/office/drawing/2016/5/10/chartex" xmlns:cx5="http://schemas.microsoft.com/office/drawing/2016/5/11/chartex" xmlns:cx6="http://schemas.microsoft.com/office/drawing/2016/5/12/chartex" xmlns:cx7="http://schemas.microsoft.com/office/drawing/2016/5/13/chartex" xmlns:cx8="http://schemas.microsoft.com/office/drawing/2016/5/14/chartex" xmlns:mc="http://schemas.openxmlformats.org/markup-compatibility/2006" xmlns:m="http://schemas.openxmlformats.org/officeDocument/2006/math" xmlns:aink="http://schemas.microsoft.com/office/drawing/2016/ink" xmlns:am3d="http://schemas.microsoft.com/office/drawing/2017/model3d" xmlns:oel="http://schemas.microsoft.com/office/2019/extlst" xmlns:r="http://schemas.openxmlformats.org/officeDocument/2006/relationships" xmlns:wp14="http://schemas.microsoft.com/office/word/2010/wordprocessingDrawing" xmlns:wp="http://schemas.openxmlformats.org/drawingml/2006/wordprocessingDrawing" xmlns:wpg="http://schemas.microsoft.com/office/word/2010/wordprocessingGroup" xmlns:wpi="http://schemas.microsoft.com/office/word/2010/wordprocessingInk" xmlns:wps="http://schemas.microsoft.com/office/word/2010/wordprocessingShape" xmlns:o="urn:schemas-microsoft-com:office:office" xmlns:v="urn:schemas-microsoft-com:vml" xmlns:w10="urn:schemas-microsoft-com:office:word" xmlns:w="http://schemas.openxmlformats.org/wordprocessingml/2006/main" xmlns:w14="http://schemas.microsoft.com/office/word/2010/wordml" xmlns:w15="http://schemas.microsoft.com/office/word/2012/wordml" xmlns:w16cex="http://schemas.microsoft.com/office/word/2018/wordml/cex" xmlns:w16cid="http://schemas.microsoft.com/office/word/2016/wordml/cid" xmlns:w16="http://schemas.microsoft.com/office/word/2018/wordml" xmlns:w16sdtdh="http://schemas.microsoft.com/office/word/2020/wordml/sdtdatahash" xmlns:w16sdtfl="http://schemas.microsoft.com/office/word/2024/wordml/sdtformatlock" xmlns:w16se="http://schemas.microsoft.com/office/word/2015/wordml/symex" xmlns:w16du="http://schemas.microsoft.com/office/word/2023/wordml/word16du" xmlns:wne="http://schemas.microsoft.com/office/word/2006/wordml" mc:Ignorable="w14 w15 w16se w16cid w16 w16cex w16sdtdh w16sdtfl w16du wp14">
+<w:numbering xmlns:wpc="http://schemas.microsoft.com/office/word/2010/wordprocessingCanvas" xmlns:cx="http://schemas.microsoft.com/office/drawing/2014/chartex" xmlns:cx1="http://schemas.microsoft.com/office/drawing/2015/9/8/chartex" xmlns:cx2="http://schemas.microsoft.com/office/drawing/2015/10/21/chartex" xmlns:cx3="http://schemas.microsoft.com/office/drawing/2016/5/9/chartex" xmlns:cx4="http://schemas.microsoft.com/office/drawing/2016/5/10/chartex" xmlns:cx5="http://schemas.microsoft.com/office/drawing/2016/5/11/chartex" xmlns:cx6="http://schemas.microsoft.com/office/drawing/2016/5/12/chartex" xmlns:cx7="http://schemas.microsoft.com/office/drawing/2016/5/13/chartex" xmlns:cx8="http://schemas.microsoft.com/office/drawing/2016/5/14/chartex" xmlns:mc="http://schemas.openxmlformats.org/markup-compatibility/2006" xmlns:aink="http://schemas.microsoft.com/office/drawing/2016/ink" xmlns:am3d="http://schemas.microsoft.com/office/drawing/2017/model3d" xmlns:o="urn:schemas-microsoft-com:office:office" xmlns:oel="http://schemas.microsoft.com/office/2019/extlst" xmlns:r="http://schemas.openxmlformats.org/officeDocument/2006/relationships" xmlns:m="http://schemas.openxmlformats.org/officeDocument/2006/math" xmlns:v="urn:schemas-microsoft-com:vml" xmlns:wp14="http://schemas.microsoft.com/office/word/2010/wordprocessingDrawing" xmlns:wp="http://schemas.openxmlformats.org/drawingml/2006/wordprocessingDrawing" xmlns:w10="urn:schemas-microsoft-com:office:word" xmlns:w="http://schemas.openxmlformats.org/wordprocessingml/2006/main" xmlns:w14="http://schemas.microsoft.com/office/word/2010/wordml" xmlns:w15="http://schemas.microsoft.com/office/word/2012/wordml" xmlns:w16cex="http://schemas.microsoft.com/office/word/2018/wordml/cex" xmlns:w16cid="http://schemas.microsoft.com/office/word/2016/wordml/cid" xmlns:w16="http://schemas.microsoft.com/office/word/2018/wordml" xmlns:w16du="http://schemas.microsoft.com/office/word/2023/wordml/word16du" xmlns:w16sdtdh="http://schemas.microsoft.com/office/word/2020/wordml/sdtdatahash" xmlns:w16sdtfl="http://schemas.microsoft.com/office/word/2024/wordml/sdtformatlock" xmlns:w16se="http://schemas.microsoft.com/office/word/2015/wordml/symex" xmlns:wpg="http://schemas.microsoft.com/office/word/2010/wordprocessingGroup" xmlns:wpi="http://schemas.microsoft.com/office/word/2010/wordprocessingInk" xmlns:wne="http://schemas.microsoft.com/office/word/2006/wordml" xmlns:wps="http://schemas.microsoft.com/office/word/2010/wordprocessingShape" mc:Ignorable="w14 w15 w16se w16cid w16 w16cex w16sdtdh w16sdtfl w16du wp14">
   <w:abstractNum w:abstractNumId="0" w15:restartNumberingAfterBreak="0">
     <w:nsid w:val="0FE621CC"/>
     <w:multiLevelType w:val="hybridMultilevel"/>
@@ -2963,7 +4114,7 @@
 </file>
 
 <file path=word/people.xml><?xml version="1.0" encoding="utf-8"?>
-<w15:people xmlns:wpc="http://schemas.microsoft.com/office/word/2010/wordprocessingCanvas" xmlns:cx="http://schemas.microsoft.com/office/drawing/2014/chartex" xmlns:cx1="http://schemas.microsoft.com/office/drawing/2015/9/8/chartex" xmlns:cx2="http://schemas.microsoft.com/office/drawing/2015/10/21/chartex" xmlns:cx3="http://schemas.microsoft.com/office/drawing/2016/5/9/chartex" xmlns:cx4="http://schemas.microsoft.com/office/drawing/2016/5/10/chartex" xmlns:cx5="http://schemas.microsoft.com/office/drawing/2016/5/11/chartex" xmlns:cx6="http://schemas.microsoft.com/office/drawing/2016/5/12/chartex" xmlns:cx7="http://schemas.microsoft.com/office/drawing/2016/5/13/chartex" xmlns:cx8="http://schemas.microsoft.com/office/drawing/2016/5/14/chartex" xmlns:mc="http://schemas.openxmlformats.org/markup-compatibility/2006" xmlns:m="http://schemas.openxmlformats.org/officeDocument/2006/math" xmlns:aink="http://schemas.microsoft.com/office/drawing/2016/ink" xmlns:am3d="http://schemas.microsoft.com/office/drawing/2017/model3d" xmlns:oel="http://schemas.microsoft.com/office/2019/extlst" xmlns:r="http://schemas.openxmlformats.org/officeDocument/2006/relationships" xmlns:wp14="http://schemas.microsoft.com/office/word/2010/wordprocessingDrawing" xmlns:wp="http://schemas.openxmlformats.org/drawingml/2006/wordprocessingDrawing" xmlns:wpg="http://schemas.microsoft.com/office/word/2010/wordprocessingGroup" xmlns:wpi="http://schemas.microsoft.com/office/word/2010/wordprocessingInk" xmlns:wps="http://schemas.microsoft.com/office/word/2010/wordprocessingShape" xmlns:o="urn:schemas-microsoft-com:office:office" xmlns:v="urn:schemas-microsoft-com:vml" xmlns:w10="urn:schemas-microsoft-com:office:word" xmlns:w="http://schemas.openxmlformats.org/wordprocessingml/2006/main" xmlns:w14="http://schemas.microsoft.com/office/word/2010/wordml" xmlns:w15="http://schemas.microsoft.com/office/word/2012/wordml" xmlns:w16cex="http://schemas.microsoft.com/office/word/2018/wordml/cex" xmlns:w16cid="http://schemas.microsoft.com/office/word/2016/wordml/cid" xmlns:w16="http://schemas.microsoft.com/office/word/2018/wordml" xmlns:w16sdtdh="http://schemas.microsoft.com/office/word/2020/wordml/sdtdatahash" xmlns:w16sdtfl="http://schemas.microsoft.com/office/word/2024/wordml/sdtformatlock" xmlns:w16se="http://schemas.microsoft.com/office/word/2015/wordml/symex" xmlns:w16du="http://schemas.microsoft.com/office/word/2023/wordml/word16du" xmlns:wne="http://schemas.microsoft.com/office/word/2006/wordml" mc:Ignorable="w14 w15 w16se w16cid w16 w16cex w16sdtdh w16sdtfl w16du wp14">
+<w15:people xmlns:wpc="http://schemas.microsoft.com/office/word/2010/wordprocessingCanvas" xmlns:cx="http://schemas.microsoft.com/office/drawing/2014/chartex" xmlns:cx1="http://schemas.microsoft.com/office/drawing/2015/9/8/chartex" xmlns:cx2="http://schemas.microsoft.com/office/drawing/2015/10/21/chartex" xmlns:cx3="http://schemas.microsoft.com/office/drawing/2016/5/9/chartex" xmlns:cx4="http://schemas.microsoft.com/office/drawing/2016/5/10/chartex" xmlns:cx5="http://schemas.microsoft.com/office/drawing/2016/5/11/chartex" xmlns:cx6="http://schemas.microsoft.com/office/drawing/2016/5/12/chartex" xmlns:cx7="http://schemas.microsoft.com/office/drawing/2016/5/13/chartex" xmlns:cx8="http://schemas.microsoft.com/office/drawing/2016/5/14/chartex" xmlns:mc="http://schemas.openxmlformats.org/markup-compatibility/2006" xmlns:aink="http://schemas.microsoft.com/office/drawing/2016/ink" xmlns:am3d="http://schemas.microsoft.com/office/drawing/2017/model3d" xmlns:o="urn:schemas-microsoft-com:office:office" xmlns:oel="http://schemas.microsoft.com/office/2019/extlst" xmlns:r="http://schemas.openxmlformats.org/officeDocument/2006/relationships" xmlns:m="http://schemas.openxmlformats.org/officeDocument/2006/math" xmlns:v="urn:schemas-microsoft-com:vml" xmlns:wp14="http://schemas.microsoft.com/office/word/2010/wordprocessingDrawing" xmlns:wp="http://schemas.openxmlformats.org/drawingml/2006/wordprocessingDrawing" xmlns:w10="urn:schemas-microsoft-com:office:word" xmlns:w="http://schemas.openxmlformats.org/wordprocessingml/2006/main" xmlns:w14="http://schemas.microsoft.com/office/word/2010/wordml" xmlns:w15="http://schemas.microsoft.com/office/word/2012/wordml" xmlns:w16cex="http://schemas.microsoft.com/office/word/2018/wordml/cex" xmlns:w16cid="http://schemas.microsoft.com/office/word/2016/wordml/cid" xmlns:w16="http://schemas.microsoft.com/office/word/2018/wordml" xmlns:w16du="http://schemas.microsoft.com/office/word/2023/wordml/word16du" xmlns:w16sdtdh="http://schemas.microsoft.com/office/word/2020/wordml/sdtdatahash" xmlns:w16sdtfl="http://schemas.microsoft.com/office/word/2024/wordml/sdtformatlock" xmlns:w16se="http://schemas.microsoft.com/office/word/2015/wordml/symex" xmlns:wpg="http://schemas.microsoft.com/office/word/2010/wordprocessingGroup" xmlns:wpi="http://schemas.microsoft.com/office/word/2010/wordprocessingInk" xmlns:wne="http://schemas.microsoft.com/office/word/2006/wordml" xmlns:wps="http://schemas.microsoft.com/office/word/2010/wordprocessingShape" mc:Ignorable="w14 w15 w16se w16cid w16 w16cex w16sdtdh w16sdtfl w16du wp14">
   <w15:person w15:author="Kelsey McCune">
     <w15:presenceInfo w15:providerId="None" w15:userId="Kelsey McCune"/>
   </w15:person>
@@ -2974,7 +4125,7 @@
 </file>
 
 <file path=word/styles.xml><?xml version="1.0" encoding="utf-8"?>
-<w:styles xmlns:mc="http://schemas.openxmlformats.org/markup-compatibility/2006" xmlns:r="http://schemas.openxmlformats.org/officeDocument/2006/relationships" xmlns:w="http://schemas.openxmlformats.org/wordprocessingml/2006/main" xmlns:w14="http://schemas.microsoft.com/office/word/2010/wordml" xmlns:w15="http://schemas.microsoft.com/office/word/2012/wordml" xmlns:w16cex="http://schemas.microsoft.com/office/word/2018/wordml/cex" xmlns:w16cid="http://schemas.microsoft.com/office/word/2016/wordml/cid" xmlns:w16="http://schemas.microsoft.com/office/word/2018/wordml" xmlns:w16sdtdh="http://schemas.microsoft.com/office/word/2020/wordml/sdtdatahash" xmlns:w16sdtfl="http://schemas.microsoft.com/office/word/2024/wordml/sdtformatlock" xmlns:w16se="http://schemas.microsoft.com/office/word/2015/wordml/symex" xmlns:w16du="http://schemas.microsoft.com/office/word/2023/wordml/word16du" mc:Ignorable="w14 w15 w16se w16cid w16 w16cex w16sdtdh w16sdtfl w16du">
+<w:styles xmlns:mc="http://schemas.openxmlformats.org/markup-compatibility/2006" xmlns:r="http://schemas.openxmlformats.org/officeDocument/2006/relationships" xmlns:w="http://schemas.openxmlformats.org/wordprocessingml/2006/main" xmlns:w14="http://schemas.microsoft.com/office/word/2010/wordml" xmlns:w15="http://schemas.microsoft.com/office/word/2012/wordml" xmlns:w16cex="http://schemas.microsoft.com/office/word/2018/wordml/cex" xmlns:w16cid="http://schemas.microsoft.com/office/word/2016/wordml/cid" xmlns:w16="http://schemas.microsoft.com/office/word/2018/wordml" xmlns:w16du="http://schemas.microsoft.com/office/word/2023/wordml/word16du" xmlns:w16sdtdh="http://schemas.microsoft.com/office/word/2020/wordml/sdtdatahash" xmlns:w16sdtfl="http://schemas.microsoft.com/office/word/2024/wordml/sdtformatlock" xmlns:w16se="http://schemas.microsoft.com/office/word/2015/wordml/symex" mc:Ignorable="w14 w15 w16se w16cid w16 w16cex w16sdtdh w16sdtfl w16du">
   <w:docDefaults>
     <w:rPrDefault>
       <w:rPr>
@@ -3576,6 +4727,7 @@
   <w:style w:type="character" w:default="1" w:styleId="DefaultParagraphFont">
     <w:name w:val="Default Paragraph Font"/>
     <w:uiPriority w:val="1"/>
+    <w:semiHidden/>
     <w:unhideWhenUsed/>
   </w:style>
   <w:style w:type="table" w:default="1" w:styleId="TableNormal">
